--- a/Supplementary/文档/FA2SP HDM Edition说明文档.docx
+++ b/Supplementary/文档/FA2SP HDM Edition说明文档.docx
@@ -329,6 +329,24 @@
         <w:pStyle w:val="a9"/>
         <w:numPr>
           <w:ilvl w:val="0"/>
+          <w:numId w:val="11"/>
+        </w:numPr>
+        <w:rPr>
+          <w:rFonts w:ascii="Times New Roman" w:eastAsia="宋体" w:hAnsi="Times New Roman" w:cs="Times New Roman"/>
+        </w:rPr>
+      </w:pPr>
+      <w:r>
+        <w:rPr>
+          <w:rFonts w:ascii="Times New Roman" w:eastAsia="宋体" w:hAnsi="Times New Roman" w:cs="Times New Roman" w:hint="eastAsia"/>
+        </w:rPr>
+        <w:t>光照沙盒能正确显示高架桥和在桥梁上单位的亮度</w:t>
+      </w:r>
+    </w:p>
+    <w:p>
+      <w:pPr>
+        <w:pStyle w:val="a9"/>
+        <w:numPr>
+          <w:ilvl w:val="0"/>
           <w:numId w:val="10"/>
         </w:numPr>
         <w:rPr>
@@ -989,7 +1007,14 @@
         <w:rPr>
           <w:rFonts w:ascii="Times New Roman" w:eastAsia="宋体" w:hAnsi="Times New Roman" w:cs="Times New Roman" w:hint="eastAsia"/>
         </w:rPr>
-        <w:t>修复使用触发编辑器拖拽小点为步兵关联标签时，已关联标记没有依据步兵子单元格显示的</w:t>
+        <w:t>修复使用触发编辑器拖拽小点为步兵关联标签时，已关联标记没有依据步兵</w:t>
+      </w:r>
+      <w:r>
+        <w:rPr>
+          <w:rFonts w:ascii="Times New Roman" w:eastAsia="宋体" w:hAnsi="Times New Roman" w:cs="Times New Roman" w:hint="eastAsia"/>
+        </w:rPr>
+        <w:lastRenderedPageBreak/>
+        <w:t>子单元格显示的</w:t>
       </w:r>
       <w:r>
         <w:rPr>
@@ -1013,7 +1038,6 @@
         <w:rPr>
           <w:rFonts w:ascii="Times New Roman" w:eastAsia="宋体" w:hAnsi="Times New Roman" w:cs="Times New Roman" w:hint="eastAsia"/>
         </w:rPr>
-        <w:lastRenderedPageBreak/>
         <w:t>Lua</w:t>
       </w:r>
       <w:r>
@@ -1928,6 +1952,7 @@
         <w:rPr>
           <w:rFonts w:ascii="Times New Roman" w:eastAsia="宋体" w:hAnsi="Times New Roman" w:cs="Times New Roman" w:hint="eastAsia"/>
         </w:rPr>
+        <w:lastRenderedPageBreak/>
         <w:t>允许在多人地图中强制设置</w:t>
       </w:r>
       <w:r>
@@ -1964,14 +1989,7 @@
         <w:rPr>
           <w:rFonts w:ascii="Times New Roman" w:eastAsia="宋体" w:hAnsi="Times New Roman" w:cs="Times New Roman" w:hint="eastAsia"/>
         </w:rPr>
-        <w:t>，以符合</w:t>
-      </w:r>
-      <w:r>
-        <w:rPr>
-          <w:rFonts w:ascii="Times New Roman" w:eastAsia="宋体" w:hAnsi="Times New Roman" w:cs="Times New Roman" w:hint="eastAsia"/>
-        </w:rPr>
-        <w:lastRenderedPageBreak/>
-        <w:t>游戏表现。详见</w:t>
+        <w:t>，以符合游戏表现。详见</w:t>
       </w:r>
       <w:r>
         <w:rPr>
@@ -3009,6 +3027,7 @@
         <w:rPr>
           <w:rFonts w:ascii="Times New Roman" w:eastAsia="宋体" w:hAnsi="Times New Roman" w:cs="Times New Roman" w:hint="eastAsia"/>
         </w:rPr>
+        <w:lastRenderedPageBreak/>
         <w:t>支持切换是否更精确地计算深度关系，详见</w:t>
       </w:r>
       <w:r>
@@ -3033,7 +3052,6 @@
         <w:rPr>
           <w:rFonts w:ascii="Times New Roman" w:eastAsia="宋体" w:hAnsi="Times New Roman" w:cs="Times New Roman" w:hint="eastAsia"/>
         </w:rPr>
-        <w:lastRenderedPageBreak/>
         <w:t>修复物品浏览器多级分组单位选择错误的</w:t>
       </w:r>
       <w:r>
@@ -3891,6 +3909,7 @@
         <w:rPr>
           <w:rFonts w:ascii="Times New Roman" w:eastAsia="宋体" w:hAnsi="Times New Roman" w:cs="Times New Roman" w:hint="eastAsia"/>
         </w:rPr>
+        <w:lastRenderedPageBreak/>
         <w:t>可以正确显示驻军建筑的动画</w:t>
       </w:r>
     </w:p>
@@ -3909,7 +3928,6 @@
         <w:rPr>
           <w:rFonts w:ascii="Times New Roman" w:eastAsia="宋体" w:hAnsi="Times New Roman" w:cs="Times New Roman" w:hint="eastAsia"/>
         </w:rPr>
-        <w:lastRenderedPageBreak/>
         <w:t>可以正确显示生化反应炉的动画，计算初始乘员带来的发电量</w:t>
       </w:r>
     </w:p>
@@ -4818,6 +4836,7 @@
         <w:rPr>
           <w:rFonts w:ascii="Times New Roman" w:eastAsia="宋体" w:hAnsi="Times New Roman" w:cs="Times New Roman" w:hint="eastAsia"/>
         </w:rPr>
+        <w:lastRenderedPageBreak/>
         <w:t>优化更改地图大小工具的效率</w:t>
       </w:r>
     </w:p>
@@ -4836,7 +4855,6 @@
         <w:rPr>
           <w:rFonts w:ascii="Times New Roman" w:eastAsia="宋体" w:hAnsi="Times New Roman" w:cs="Times New Roman" w:hint="eastAsia"/>
         </w:rPr>
-        <w:lastRenderedPageBreak/>
         <w:t>对象查看器可以加载</w:t>
       </w:r>
       <w:r>
@@ -5770,6 +5788,7 @@
         <w:rPr>
           <w:rFonts w:ascii="Times New Roman" w:eastAsia="宋体" w:hAnsi="Times New Roman" w:cs="Times New Roman" w:hint="eastAsia"/>
         </w:rPr>
+        <w:lastRenderedPageBreak/>
         <w:t>新增禁止自动连接围墙选项，可以在摆放和擦除围墙时不自动修改连接</w:t>
       </w:r>
     </w:p>
@@ -5788,7 +5807,6 @@
         <w:rPr>
           <w:rFonts w:ascii="Times New Roman" w:eastAsia="宋体" w:hAnsi="Times New Roman" w:cs="Times New Roman" w:hint="eastAsia"/>
         </w:rPr>
-        <w:lastRenderedPageBreak/>
         <w:t>FAData.ini</w:t>
       </w:r>
       <w:r>
@@ -6947,6 +6965,7 @@
           <w:kern w:val="0"/>
           <w14:ligatures w14:val="none"/>
         </w:rPr>
+        <w:lastRenderedPageBreak/>
         <w:t>脚本编辑器的脚本序号从</w:t>
       </w:r>
       <w:r>
@@ -6985,7 +7004,6 @@
           <w:kern w:val="0"/>
           <w14:ligatures w14:val="none"/>
         </w:rPr>
-        <w:lastRenderedPageBreak/>
         <w:t>修复在地图边缘放置地形时崩溃的</w:t>
       </w:r>
       <w:r>
@@ -8076,6 +8094,7 @@
         <w:rPr>
           <w:rFonts w:ascii="Times New Roman" w:eastAsia="宋体" w:hAnsi="Times New Roman" w:cs="Times New Roman" w:hint="eastAsia"/>
         </w:rPr>
+        <w:lastRenderedPageBreak/>
         <w:t>修复自定义面积建筑的渲染遮挡问题</w:t>
       </w:r>
     </w:p>
@@ -8094,7 +8113,6 @@
         <w:rPr>
           <w:rFonts w:ascii="Times New Roman" w:eastAsia="宋体" w:hAnsi="Times New Roman" w:cs="Times New Roman" w:hint="eastAsia"/>
         </w:rPr>
-        <w:lastRenderedPageBreak/>
         <w:t>修复删除地图</w:t>
       </w:r>
       <w:r>
@@ -9009,6 +9027,7 @@
           <w:sz w:val="28"/>
           <w:szCs w:val="32"/>
         </w:rPr>
+        <w:lastRenderedPageBreak/>
         <w:t>1.3.4 (202</w:t>
       </w:r>
       <w:r>
@@ -9097,7 +9116,6 @@
         <w:rPr>
           <w:rFonts w:ascii="Times New Roman" w:eastAsia="宋体" w:hAnsi="Times New Roman" w:cs="Times New Roman" w:hint="eastAsia"/>
         </w:rPr>
-        <w:lastRenderedPageBreak/>
         <w:t>修复极少数情况下重新加载地图时的弹窗</w:t>
       </w:r>
     </w:p>
@@ -10102,6 +10120,7 @@
         <w:rPr>
           <w:rFonts w:ascii="Times New Roman" w:eastAsia="宋体" w:hAnsi="Times New Roman" w:cs="Times New Roman" w:hint="eastAsia"/>
         </w:rPr>
+        <w:lastRenderedPageBreak/>
         <w:t>修复未安装</w:t>
       </w:r>
       <w:r>
@@ -10156,7 +10175,6 @@
         <w:rPr>
           <w:rFonts w:ascii="Times New Roman" w:eastAsia="宋体" w:hAnsi="Times New Roman" w:cs="Times New Roman" w:hint="eastAsia"/>
         </w:rPr>
-        <w:lastRenderedPageBreak/>
         <w:t>若触发行为</w:t>
       </w:r>
       <w:r>
@@ -11191,6 +11209,7 @@
           <w:sz w:val="28"/>
           <w:szCs w:val="32"/>
         </w:rPr>
+        <w:lastRenderedPageBreak/>
         <w:t>1.</w:t>
       </w:r>
       <w:r>
@@ -11279,962 +11298,992 @@
         <w:rPr>
           <w:rFonts w:ascii="Times New Roman" w:eastAsia="宋体" w:hAnsi="Times New Roman" w:cs="Times New Roman" w:hint="eastAsia"/>
         </w:rPr>
+        <w:t>修复建筑存在加载物时，加载物品浏览器图标时会闪退的</w:t>
+      </w:r>
+      <w:r>
+        <w:rPr>
+          <w:rFonts w:ascii="Times New Roman" w:eastAsia="宋体" w:hAnsi="Times New Roman" w:cs="Times New Roman" w:hint="eastAsia"/>
+        </w:rPr>
+        <w:t>bug</w:t>
+      </w:r>
+    </w:p>
+    <w:p>
+      <w:pPr>
+        <w:pStyle w:val="a9"/>
+        <w:numPr>
+          <w:ilvl w:val="0"/>
+          <w:numId w:val="42"/>
+        </w:numPr>
+        <w:rPr>
+          <w:rFonts w:ascii="Times New Roman" w:eastAsia="宋体" w:hAnsi="Times New Roman" w:cs="Times New Roman"/>
+        </w:rPr>
+      </w:pPr>
+      <w:r>
+        <w:rPr>
+          <w:rFonts w:ascii="Times New Roman" w:eastAsia="宋体" w:hAnsi="Times New Roman" w:cs="Times New Roman" w:hint="eastAsia"/>
+        </w:rPr>
+        <w:t>可以自定义水面地形索引，详见</w:t>
+      </w:r>
+      <w:r>
+        <w:rPr>
+          <w:rFonts w:ascii="Times New Roman" w:eastAsia="宋体" w:hAnsi="Times New Roman" w:cs="Times New Roman" w:hint="eastAsia"/>
+        </w:rPr>
+        <w:t>BigWaterIndices</w:t>
+      </w:r>
+      <w:r>
+        <w:rPr>
+          <w:rFonts w:ascii="Times New Roman" w:eastAsia="宋体" w:hAnsi="Times New Roman" w:cs="Times New Roman" w:hint="eastAsia"/>
+        </w:rPr>
+        <w:t>与</w:t>
+      </w:r>
+      <w:r>
+        <w:rPr>
+          <w:rFonts w:ascii="Times New Roman" w:eastAsia="宋体" w:hAnsi="Times New Roman" w:cs="Times New Roman" w:hint="eastAsia"/>
+        </w:rPr>
+        <w:t>SmallWaterIndices</w:t>
+      </w:r>
+    </w:p>
+    <w:p>
+      <w:pPr>
+        <w:pStyle w:val="a9"/>
+        <w:numPr>
+          <w:ilvl w:val="0"/>
+          <w:numId w:val="42"/>
+        </w:numPr>
+        <w:rPr>
+          <w:rFonts w:ascii="Times New Roman" w:eastAsia="宋体" w:hAnsi="Times New Roman" w:cs="Times New Roman"/>
+        </w:rPr>
+      </w:pPr>
+      <w:r>
+        <w:rPr>
+          <w:rFonts w:ascii="Times New Roman" w:eastAsia="宋体" w:hAnsi="Times New Roman" w:cs="Times New Roman" w:hint="eastAsia"/>
+        </w:rPr>
+        <w:t>当特遣、脚本、标签发生改变时，自动刷新作战小队窗口对应下拉菜单</w:t>
+      </w:r>
+    </w:p>
+    <w:p>
+      <w:pPr>
+        <w:pStyle w:val="a9"/>
+        <w:numPr>
+          <w:ilvl w:val="0"/>
+          <w:numId w:val="42"/>
+        </w:numPr>
+        <w:rPr>
+          <w:rFonts w:ascii="Times New Roman" w:eastAsia="宋体" w:hAnsi="Times New Roman" w:cs="Times New Roman"/>
+        </w:rPr>
+      </w:pPr>
+      <w:r>
+        <w:rPr>
+          <w:rFonts w:ascii="Times New Roman" w:eastAsia="宋体" w:hAnsi="Times New Roman" w:cs="Times New Roman" w:hint="eastAsia"/>
+        </w:rPr>
+        <w:t>支持剪切地图</w:t>
+      </w:r>
+    </w:p>
+    <w:p>
+      <w:pPr>
+        <w:pStyle w:val="a9"/>
+        <w:numPr>
+          <w:ilvl w:val="0"/>
+          <w:numId w:val="42"/>
+        </w:numPr>
+        <w:rPr>
+          <w:rFonts w:ascii="Times New Roman" w:eastAsia="宋体" w:hAnsi="Times New Roman" w:cs="Times New Roman"/>
+        </w:rPr>
+      </w:pPr>
+      <w:r>
+        <w:rPr>
+          <w:rFonts w:ascii="Times New Roman" w:eastAsia="宋体" w:hAnsi="Times New Roman" w:cs="Times New Roman" w:hint="eastAsia"/>
+        </w:rPr>
+        <w:t>修复了摆放地形预览会破坏重做记录的</w:t>
+      </w:r>
+      <w:r>
+        <w:rPr>
+          <w:rFonts w:ascii="Times New Roman" w:eastAsia="宋体" w:hAnsi="Times New Roman" w:cs="Times New Roman" w:hint="eastAsia"/>
+        </w:rPr>
+        <w:t>bug</w:t>
+      </w:r>
+    </w:p>
+    <w:p>
+      <w:pPr>
+        <w:pStyle w:val="a9"/>
+        <w:numPr>
+          <w:ilvl w:val="0"/>
+          <w:numId w:val="42"/>
+        </w:numPr>
+        <w:rPr>
+          <w:rFonts w:ascii="Times New Roman" w:eastAsia="宋体" w:hAnsi="Times New Roman" w:cs="Times New Roman"/>
+        </w:rPr>
+      </w:pPr>
+      <w:r>
+        <w:rPr>
+          <w:rFonts w:ascii="Times New Roman" w:eastAsia="宋体" w:hAnsi="Times New Roman" w:cs="Times New Roman" w:hint="eastAsia"/>
+        </w:rPr>
+        <w:t>支持覆盖物</w:t>
+      </w:r>
+      <w:r>
+        <w:rPr>
+          <w:rFonts w:ascii="Times New Roman" w:eastAsia="宋体" w:hAnsi="Times New Roman" w:cs="Times New Roman" w:hint="eastAsia"/>
+        </w:rPr>
+        <w:t>CellAnim</w:t>
+      </w:r>
+      <w:r>
+        <w:rPr>
+          <w:rFonts w:ascii="Times New Roman" w:eastAsia="宋体" w:hAnsi="Times New Roman" w:cs="Times New Roman" w:hint="eastAsia"/>
+        </w:rPr>
+        <w:t>动画显示</w:t>
+      </w:r>
+    </w:p>
+    <w:p>
+      <w:pPr>
+        <w:pStyle w:val="a9"/>
+        <w:numPr>
+          <w:ilvl w:val="0"/>
+          <w:numId w:val="42"/>
+        </w:numPr>
+        <w:rPr>
+          <w:rFonts w:ascii="Times New Roman" w:eastAsia="宋体" w:hAnsi="Times New Roman" w:cs="Times New Roman"/>
+        </w:rPr>
+      </w:pPr>
+      <w:r>
+        <w:rPr>
+          <w:rFonts w:ascii="Times New Roman" w:eastAsia="宋体" w:hAnsi="Times New Roman" w:cs="Times New Roman" w:hint="eastAsia"/>
+        </w:rPr>
+        <w:t>支持随机地形摆放</w:t>
+      </w:r>
+      <w:r>
+        <w:rPr>
+          <w:rFonts w:ascii="Times New Roman" w:eastAsia="宋体" w:hAnsi="Times New Roman" w:cs="Times New Roman" w:hint="eastAsia"/>
+        </w:rPr>
+        <w:t>，详见</w:t>
+      </w:r>
+      <w:r>
+        <w:rPr>
+          <w:rFonts w:ascii="Times New Roman" w:eastAsia="宋体" w:hAnsi="Times New Roman" w:cs="Times New Roman" w:hint="eastAsia"/>
+        </w:rPr>
+        <w:t>PlaceRandomTileList</w:t>
+      </w:r>
+    </w:p>
+    <w:p>
+      <w:pPr>
+        <w:pStyle w:val="a9"/>
+        <w:numPr>
+          <w:ilvl w:val="0"/>
+          <w:numId w:val="42"/>
+        </w:numPr>
+        <w:rPr>
+          <w:rFonts w:ascii="Times New Roman" w:eastAsia="宋体" w:hAnsi="Times New Roman" w:cs="Times New Roman"/>
+        </w:rPr>
+      </w:pPr>
+      <w:r>
+        <w:rPr>
+          <w:rFonts w:ascii="Times New Roman" w:eastAsia="宋体" w:hAnsi="Times New Roman" w:cs="Times New Roman" w:hint="eastAsia"/>
+        </w:rPr>
+        <w:t>修复了物品浏览器中污染编号限制在</w:t>
+      </w:r>
+      <w:r>
+        <w:rPr>
+          <w:rFonts w:ascii="Times New Roman" w:eastAsia="宋体" w:hAnsi="Times New Roman" w:cs="Times New Roman" w:hint="eastAsia"/>
+        </w:rPr>
+        <w:t>100</w:t>
+      </w:r>
+      <w:r>
+        <w:rPr>
+          <w:rFonts w:ascii="Times New Roman" w:eastAsia="宋体" w:hAnsi="Times New Roman" w:cs="Times New Roman" w:hint="eastAsia"/>
+        </w:rPr>
+        <w:t>以内的</w:t>
+      </w:r>
+      <w:r>
+        <w:rPr>
+          <w:rFonts w:ascii="Times New Roman" w:eastAsia="宋体" w:hAnsi="Times New Roman" w:cs="Times New Roman" w:hint="eastAsia"/>
+        </w:rPr>
+        <w:t>bug</w:t>
+      </w:r>
+    </w:p>
+    <w:p>
+      <w:pPr>
+        <w:pStyle w:val="a9"/>
+        <w:numPr>
+          <w:ilvl w:val="0"/>
+          <w:numId w:val="42"/>
+        </w:numPr>
+        <w:rPr>
+          <w:rFonts w:ascii="Times New Roman" w:eastAsia="宋体" w:hAnsi="Times New Roman" w:cs="Times New Roman"/>
+        </w:rPr>
+      </w:pPr>
+      <w:r>
+        <w:rPr>
+          <w:rFonts w:ascii="Times New Roman" w:eastAsia="宋体" w:hAnsi="Times New Roman" w:cs="Times New Roman" w:hint="eastAsia"/>
+        </w:rPr>
+        <w:t>微调各游戏对象渲染位置，匹配游戏内效果</w:t>
+      </w:r>
+    </w:p>
+    <w:p>
+      <w:pPr>
+        <w:pStyle w:val="a9"/>
+        <w:numPr>
+          <w:ilvl w:val="0"/>
+          <w:numId w:val="42"/>
+        </w:numPr>
+        <w:rPr>
+          <w:rFonts w:ascii="Times New Roman" w:eastAsia="宋体" w:hAnsi="Times New Roman" w:cs="Times New Roman"/>
+        </w:rPr>
+      </w:pPr>
+      <w:r>
+        <w:rPr>
+          <w:rFonts w:ascii="Times New Roman" w:eastAsia="宋体" w:hAnsi="Times New Roman" w:cs="Times New Roman" w:hint="eastAsia"/>
+        </w:rPr>
+        <w:t>修复了单位“在桥梁上”为</w:t>
+      </w:r>
+      <w:r>
+        <w:rPr>
+          <w:rFonts w:ascii="Times New Roman" w:eastAsia="宋体" w:hAnsi="Times New Roman" w:cs="Times New Roman" w:hint="eastAsia"/>
+        </w:rPr>
+        <w:t>1</w:t>
+      </w:r>
+      <w:r>
+        <w:rPr>
+          <w:rFonts w:ascii="Times New Roman" w:eastAsia="宋体" w:hAnsi="Times New Roman" w:cs="Times New Roman" w:hint="eastAsia"/>
+        </w:rPr>
+        <w:t>时，在水上也会显示水中图像的</w:t>
+      </w:r>
+      <w:r>
+        <w:rPr>
+          <w:rFonts w:ascii="Times New Roman" w:eastAsia="宋体" w:hAnsi="Times New Roman" w:cs="Times New Roman" w:hint="eastAsia"/>
+        </w:rPr>
+        <w:t>bug</w:t>
+      </w:r>
+    </w:p>
+    <w:p>
+      <w:pPr>
+        <w:pStyle w:val="a9"/>
+        <w:numPr>
+          <w:ilvl w:val="0"/>
+          <w:numId w:val="42"/>
+        </w:numPr>
+        <w:rPr>
+          <w:rFonts w:ascii="Times New Roman" w:eastAsia="宋体" w:hAnsi="Times New Roman" w:cs="Times New Roman"/>
+        </w:rPr>
+      </w:pPr>
+      <w:r>
+        <w:rPr>
+          <w:rFonts w:ascii="Times New Roman" w:eastAsia="宋体" w:hAnsi="Times New Roman" w:cs="Times New Roman" w:hint="eastAsia"/>
+        </w:rPr>
+        <w:t>粘贴功能支持按</w:t>
+      </w:r>
+      <w:r>
+        <w:rPr>
+          <w:rFonts w:ascii="Times New Roman" w:eastAsia="宋体" w:hAnsi="Times New Roman" w:cs="Times New Roman" w:hint="eastAsia"/>
+        </w:rPr>
+        <w:t>ctrl</w:t>
+      </w:r>
+      <w:r>
+        <w:rPr>
+          <w:rFonts w:ascii="Times New Roman" w:eastAsia="宋体" w:hAnsi="Times New Roman" w:cs="Times New Roman" w:hint="eastAsia"/>
+        </w:rPr>
+        <w:t>进行填充</w:t>
+      </w:r>
+    </w:p>
+    <w:p>
+      <w:pPr>
+        <w:pStyle w:val="a9"/>
+        <w:numPr>
+          <w:ilvl w:val="0"/>
+          <w:numId w:val="42"/>
+        </w:numPr>
+        <w:rPr>
+          <w:rFonts w:ascii="Times New Roman" w:eastAsia="宋体" w:hAnsi="Times New Roman" w:cs="Times New Roman"/>
+        </w:rPr>
+      </w:pPr>
+      <w:r>
+        <w:rPr>
+          <w:rFonts w:ascii="Times New Roman" w:eastAsia="宋体" w:hAnsi="Times New Roman" w:cs="Times New Roman" w:hint="eastAsia"/>
+        </w:rPr>
+        <w:t>优化地形与阴影的覆盖关系，使渲染更接近游戏内效果</w:t>
+      </w:r>
+    </w:p>
+    <w:p>
+      <w:pPr>
+        <w:pStyle w:val="a9"/>
+        <w:numPr>
+          <w:ilvl w:val="0"/>
+          <w:numId w:val="42"/>
+        </w:numPr>
+        <w:rPr>
+          <w:rFonts w:ascii="Times New Roman" w:eastAsia="宋体" w:hAnsi="Times New Roman" w:cs="Times New Roman"/>
+        </w:rPr>
+      </w:pPr>
+      <w:r>
+        <w:rPr>
+          <w:rFonts w:ascii="Times New Roman" w:eastAsia="宋体" w:hAnsi="Times New Roman" w:cs="Times New Roman" w:hint="eastAsia"/>
+        </w:rPr>
+        <w:t>支持</w:t>
+      </w:r>
+      <w:r>
+        <w:rPr>
+          <w:rFonts w:ascii="Times New Roman" w:eastAsia="宋体" w:hAnsi="Times New Roman" w:cs="Times New Roman" w:hint="eastAsia"/>
+        </w:rPr>
+        <w:t>FireAngle</w:t>
+      </w:r>
+      <w:r>
+        <w:rPr>
+          <w:rFonts w:ascii="Times New Roman" w:eastAsia="宋体" w:hAnsi="Times New Roman" w:cs="Times New Roman" w:hint="eastAsia"/>
+        </w:rPr>
+        <w:t>显示</w:t>
+      </w:r>
+    </w:p>
+    <w:p>
+      <w:pPr>
+        <w:pStyle w:val="a9"/>
+        <w:numPr>
+          <w:ilvl w:val="0"/>
+          <w:numId w:val="42"/>
+        </w:numPr>
+        <w:rPr>
+          <w:rFonts w:ascii="Times New Roman" w:eastAsia="宋体" w:hAnsi="Times New Roman" w:cs="Times New Roman"/>
+        </w:rPr>
+      </w:pPr>
+      <w:r>
+        <w:rPr>
+          <w:rFonts w:ascii="Times New Roman" w:eastAsia="宋体" w:hAnsi="Times New Roman" w:cs="Times New Roman" w:hint="eastAsia"/>
+        </w:rPr>
+        <w:t>修复了当单位注册名以数字结尾时，可能与其他单位图像冲突的</w:t>
+      </w:r>
+      <w:r>
+        <w:rPr>
+          <w:rFonts w:ascii="Times New Roman" w:eastAsia="宋体" w:hAnsi="Times New Roman" w:cs="Times New Roman" w:hint="eastAsia"/>
+        </w:rPr>
+        <w:t>bug</w:t>
+      </w:r>
+    </w:p>
+    <w:p>
+      <w:pPr>
+        <w:pStyle w:val="a9"/>
+        <w:numPr>
+          <w:ilvl w:val="0"/>
+          <w:numId w:val="42"/>
+        </w:numPr>
+        <w:rPr>
+          <w:rFonts w:ascii="Times New Roman" w:eastAsia="宋体" w:hAnsi="Times New Roman" w:cs="Times New Roman"/>
+        </w:rPr>
+      </w:pPr>
+      <w:r>
+        <w:rPr>
+          <w:rFonts w:ascii="Times New Roman" w:eastAsia="宋体" w:hAnsi="Times New Roman" w:cs="Times New Roman" w:hint="eastAsia"/>
+        </w:rPr>
+        <w:t>修复了</w:t>
+      </w:r>
+      <w:r>
+        <w:rPr>
+          <w:rFonts w:ascii="Times New Roman" w:eastAsia="宋体" w:hAnsi="Times New Roman" w:cs="Times New Roman" w:hint="eastAsia"/>
+        </w:rPr>
+        <w:t>include</w:t>
+      </w:r>
+      <w:r>
+        <w:rPr>
+          <w:rFonts w:ascii="Times New Roman" w:eastAsia="宋体" w:hAnsi="Times New Roman" w:cs="Times New Roman" w:hint="eastAsia"/>
+        </w:rPr>
+        <w:t>的</w:t>
+      </w:r>
+      <w:r>
+        <w:rPr>
+          <w:rFonts w:ascii="Times New Roman" w:eastAsia="宋体" w:hAnsi="Times New Roman" w:cs="Times New Roman" w:hint="eastAsia"/>
+        </w:rPr>
+        <w:t>ini</w:t>
+      </w:r>
+      <w:r>
+        <w:rPr>
+          <w:rFonts w:ascii="Times New Roman" w:eastAsia="宋体" w:hAnsi="Times New Roman" w:cs="Times New Roman" w:hint="eastAsia"/>
+        </w:rPr>
+        <w:t>文件中的继承失效的问题</w:t>
+      </w:r>
+    </w:p>
+    <w:p>
+      <w:pPr>
+        <w:pStyle w:val="a9"/>
+        <w:numPr>
+          <w:ilvl w:val="0"/>
+          <w:numId w:val="42"/>
+        </w:numPr>
+        <w:rPr>
+          <w:rFonts w:ascii="Times New Roman" w:eastAsia="宋体" w:hAnsi="Times New Roman" w:cs="Times New Roman"/>
+        </w:rPr>
+      </w:pPr>
+      <w:r>
+        <w:rPr>
+          <w:rFonts w:ascii="Times New Roman" w:eastAsia="宋体" w:hAnsi="Times New Roman" w:cs="Times New Roman" w:hint="eastAsia"/>
+        </w:rPr>
+        <w:t>支持在</w:t>
+      </w:r>
+      <w:r>
+        <w:rPr>
+          <w:rFonts w:ascii="Times New Roman" w:eastAsia="宋体" w:hAnsi="Times New Roman" w:cs="Times New Roman" w:hint="eastAsia"/>
+        </w:rPr>
+        <w:t>Resources</w:t>
+      </w:r>
+      <w:r>
+        <w:rPr>
+          <w:rFonts w:ascii="Times New Roman" w:eastAsia="宋体" w:hAnsi="Times New Roman" w:cs="Times New Roman" w:hint="eastAsia"/>
+        </w:rPr>
+        <w:t>文件夹中加载额外的游戏资源文件</w:t>
+      </w:r>
+    </w:p>
+    <w:p>
+      <w:pPr>
+        <w:pStyle w:val="a9"/>
+        <w:numPr>
+          <w:ilvl w:val="0"/>
+          <w:numId w:val="42"/>
+        </w:numPr>
+        <w:rPr>
+          <w:rFonts w:ascii="Times New Roman" w:eastAsia="宋体" w:hAnsi="Times New Roman" w:cs="Times New Roman"/>
+        </w:rPr>
+      </w:pPr>
+      <w:r>
+        <w:rPr>
+          <w:rFonts w:ascii="Times New Roman" w:eastAsia="宋体" w:hAnsi="Times New Roman" w:cs="Times New Roman" w:hint="eastAsia"/>
+        </w:rPr>
+        <w:t>当编辑已经重叠的建筑时，不再弹出提示窗</w:t>
+      </w:r>
+    </w:p>
+    <w:p>
+      <w:pPr>
+        <w:pStyle w:val="a9"/>
+        <w:numPr>
+          <w:ilvl w:val="0"/>
+          <w:numId w:val="42"/>
+        </w:numPr>
+        <w:rPr>
+          <w:rFonts w:ascii="Times New Roman" w:eastAsia="宋体" w:hAnsi="Times New Roman" w:cs="Times New Roman"/>
+        </w:rPr>
+      </w:pPr>
+      <w:r>
+        <w:rPr>
+          <w:rFonts w:ascii="Times New Roman" w:eastAsia="宋体" w:hAnsi="Times New Roman" w:cs="Times New Roman" w:hint="eastAsia"/>
+        </w:rPr>
+        <w:t>使用随机地形填充地表时支持随机选取</w:t>
+      </w:r>
+    </w:p>
+    <w:p>
+      <w:pPr>
+        <w:pStyle w:val="a9"/>
+        <w:numPr>
+          <w:ilvl w:val="0"/>
+          <w:numId w:val="42"/>
+        </w:numPr>
+        <w:rPr>
+          <w:rFonts w:ascii="Times New Roman" w:eastAsia="宋体" w:hAnsi="Times New Roman" w:cs="Times New Roman"/>
+        </w:rPr>
+      </w:pPr>
+      <w:r>
+        <w:rPr>
+          <w:rFonts w:ascii="Times New Roman" w:eastAsia="宋体" w:hAnsi="Times New Roman" w:cs="Times New Roman" w:hint="eastAsia"/>
+        </w:rPr>
+        <w:t>地图渲染器支持将渲染图保存为</w:t>
+      </w:r>
+      <w:r>
+        <w:rPr>
+          <w:rFonts w:ascii="Times New Roman" w:eastAsia="宋体" w:hAnsi="Times New Roman" w:cs="Times New Roman" w:hint="eastAsia"/>
+        </w:rPr>
+        <w:t>jpg</w:t>
+      </w:r>
+      <w:r>
+        <w:rPr>
+          <w:rFonts w:ascii="Times New Roman" w:eastAsia="宋体" w:hAnsi="Times New Roman" w:cs="Times New Roman" w:hint="eastAsia"/>
+        </w:rPr>
+        <w:t>格式</w:t>
+      </w:r>
+    </w:p>
+    <w:p>
+      <w:pPr>
+        <w:pStyle w:val="a9"/>
+        <w:numPr>
+          <w:ilvl w:val="0"/>
+          <w:numId w:val="42"/>
+        </w:numPr>
+        <w:rPr>
+          <w:rFonts w:ascii="Times New Roman" w:eastAsia="宋体" w:hAnsi="Times New Roman" w:cs="Times New Roman"/>
+        </w:rPr>
+      </w:pPr>
+      <w:r>
+        <w:rPr>
+          <w:rFonts w:ascii="Times New Roman" w:eastAsia="宋体" w:hAnsi="Times New Roman" w:cs="Times New Roman" w:hint="eastAsia"/>
+        </w:rPr>
+        <w:t>正确显示</w:t>
+      </w:r>
+      <w:r>
+        <w:rPr>
+          <w:rFonts w:ascii="Times New Roman" w:eastAsia="宋体" w:hAnsi="Times New Roman" w:cs="Times New Roman" w:hint="eastAsia"/>
+        </w:rPr>
+        <w:t>Land=Rock</w:t>
+      </w:r>
+      <w:r>
+        <w:rPr>
+          <w:rFonts w:ascii="Times New Roman" w:eastAsia="宋体" w:hAnsi="Times New Roman" w:cs="Times New Roman" w:hint="eastAsia"/>
+        </w:rPr>
+        <w:t>覆盖物在游戏内的位置。心灵终结的</w:t>
+      </w:r>
+      <w:r>
+        <w:rPr>
+          <w:rFonts w:ascii="Times New Roman" w:eastAsia="宋体" w:hAnsi="Times New Roman" w:cs="Times New Roman" w:hint="eastAsia"/>
+        </w:rPr>
+        <w:t>“</w:t>
+      </w:r>
+      <w:r>
+        <w:rPr>
+          <w:rFonts w:ascii="Times New Roman" w:eastAsia="宋体" w:hAnsi="Times New Roman" w:cs="Times New Roman" w:hint="eastAsia"/>
+        </w:rPr>
+        <w:t>Block Base</w:t>
+      </w:r>
+      <w:r>
+        <w:rPr>
+          <w:rFonts w:ascii="Times New Roman" w:eastAsia="宋体" w:hAnsi="Times New Roman" w:cs="Times New Roman" w:hint="eastAsia"/>
+        </w:rPr>
+        <w:t>”、</w:t>
+      </w:r>
+      <w:r>
+        <w:rPr>
+          <w:rFonts w:ascii="Times New Roman" w:eastAsia="宋体" w:hAnsi="Times New Roman" w:cs="Times New Roman" w:hint="eastAsia"/>
+        </w:rPr>
+        <w:t>“</w:t>
+      </w:r>
+      <w:r>
+        <w:rPr>
+          <w:rFonts w:ascii="Times New Roman" w:eastAsia="宋体" w:hAnsi="Times New Roman" w:cs="Times New Roman" w:hint="eastAsia"/>
+        </w:rPr>
+        <w:t>Block Base and Movement</w:t>
+      </w:r>
+      <w:r>
+        <w:rPr>
+          <w:rFonts w:ascii="Times New Roman" w:eastAsia="宋体" w:hAnsi="Times New Roman" w:cs="Times New Roman" w:hint="eastAsia"/>
+        </w:rPr>
+        <w:t>”覆盖物为了兼容旧地编，进行了额外的偏移，在修复后反而会偏移。</w:t>
+      </w:r>
+      <w:r>
+        <w:rPr>
+          <w:rFonts w:ascii="Times New Roman" w:eastAsia="宋体" w:hAnsi="Times New Roman" w:cs="Times New Roman" w:hint="eastAsia"/>
+        </w:rPr>
+        <w:t>Tools</w:t>
+      </w:r>
+      <w:r>
+        <w:rPr>
+          <w:rFonts w:ascii="Times New Roman" w:eastAsia="宋体" w:hAnsi="Times New Roman" w:cs="Times New Roman" w:hint="eastAsia"/>
+        </w:rPr>
+        <w:t>/</w:t>
+      </w:r>
+      <w:r>
+        <w:rPr>
+          <w:rFonts w:ascii="Times New Roman" w:eastAsia="宋体" w:hAnsi="Times New Roman" w:cs="Times New Roman" w:hint="eastAsia"/>
+        </w:rPr>
+        <w:t>MentalOmega</w:t>
+      </w:r>
+      <w:r>
+        <w:rPr>
+          <w:rFonts w:ascii="Times New Roman" w:eastAsia="宋体" w:hAnsi="Times New Roman" w:cs="Times New Roman" w:hint="eastAsia"/>
+        </w:rPr>
+        <w:t>目录下提供了适配后的文件，将其放入心灵终结游戏目录下即可</w:t>
+      </w:r>
+    </w:p>
+    <w:p>
+      <w:pPr>
+        <w:pStyle w:val="a9"/>
+        <w:numPr>
+          <w:ilvl w:val="0"/>
+          <w:numId w:val="42"/>
+        </w:numPr>
+        <w:rPr>
+          <w:rFonts w:ascii="Times New Roman" w:eastAsia="宋体" w:hAnsi="Times New Roman" w:cs="Times New Roman"/>
+        </w:rPr>
+      </w:pPr>
+      <w:r>
+        <w:rPr>
+          <w:rFonts w:ascii="Times New Roman" w:eastAsia="宋体" w:hAnsi="Times New Roman" w:cs="Times New Roman" w:hint="eastAsia"/>
+        </w:rPr>
+        <w:t>全局搜索的地形选项可以搜索覆盖物了</w:t>
+      </w:r>
+    </w:p>
+    <w:p>
+      <w:pPr>
+        <w:pStyle w:val="a9"/>
+        <w:numPr>
+          <w:ilvl w:val="0"/>
+          <w:numId w:val="42"/>
+        </w:numPr>
+        <w:rPr>
+          <w:rFonts w:ascii="Times New Roman" w:eastAsia="宋体" w:hAnsi="Times New Roman" w:cs="Times New Roman"/>
+        </w:rPr>
+      </w:pPr>
+      <w:r>
+        <w:rPr>
+          <w:rFonts w:ascii="Times New Roman" w:eastAsia="宋体" w:hAnsi="Times New Roman" w:cs="Times New Roman" w:hint="eastAsia"/>
+        </w:rPr>
+        <w:t>双击地图注释改为打开编辑框，缩放注释功能改为按住</w:t>
+      </w:r>
+      <w:r>
+        <w:rPr>
+          <w:rFonts w:ascii="Times New Roman" w:eastAsia="宋体" w:hAnsi="Times New Roman" w:cs="Times New Roman" w:hint="eastAsia"/>
+        </w:rPr>
+        <w:t>ctrl</w:t>
+      </w:r>
+      <w:r>
+        <w:rPr>
+          <w:rFonts w:ascii="Times New Roman" w:eastAsia="宋体" w:hAnsi="Times New Roman" w:cs="Times New Roman" w:hint="eastAsia"/>
+        </w:rPr>
+        <w:t>双击</w:t>
+      </w:r>
+    </w:p>
+    <w:p>
+      <w:pPr>
+        <w:pStyle w:val="a9"/>
+        <w:numPr>
+          <w:ilvl w:val="0"/>
+          <w:numId w:val="42"/>
+        </w:numPr>
+        <w:rPr>
+          <w:rFonts w:ascii="Times New Roman" w:eastAsia="宋体" w:hAnsi="Times New Roman" w:cs="Times New Roman"/>
+        </w:rPr>
+      </w:pPr>
+      <w:r>
+        <w:rPr>
+          <w:rFonts w:ascii="Times New Roman" w:eastAsia="宋体" w:hAnsi="Times New Roman" w:cs="Times New Roman" w:hint="eastAsia"/>
+        </w:rPr>
+        <w:t>地图渲染器“使用数字渲染透明覆盖物”选项更改为“显示游戏内不可见对象”</w:t>
+      </w:r>
+    </w:p>
+    <w:p>
+      <w:pPr>
+        <w:pStyle w:val="a9"/>
+        <w:numPr>
+          <w:ilvl w:val="0"/>
+          <w:numId w:val="42"/>
+        </w:numPr>
+        <w:rPr>
+          <w:rFonts w:ascii="Times New Roman" w:eastAsia="宋体" w:hAnsi="Times New Roman" w:cs="Times New Roman"/>
+        </w:rPr>
+      </w:pPr>
+      <w:r>
+        <w:rPr>
+          <w:rFonts w:ascii="Times New Roman" w:eastAsia="宋体" w:hAnsi="Times New Roman" w:cs="Times New Roman" w:hint="eastAsia"/>
+        </w:rPr>
+        <w:t>修复当</w:t>
+      </w:r>
+      <w:r>
+        <w:rPr>
+          <w:rFonts w:ascii="Times New Roman" w:eastAsia="宋体" w:hAnsi="Times New Roman" w:cs="Times New Roman" w:hint="eastAsia"/>
+        </w:rPr>
+        <w:t>shp</w:t>
+      </w:r>
+      <w:r>
+        <w:rPr>
+          <w:rFonts w:ascii="Times New Roman" w:eastAsia="宋体" w:hAnsi="Times New Roman" w:cs="Times New Roman" w:hint="eastAsia"/>
+        </w:rPr>
+        <w:t>车辆单位的</w:t>
+      </w:r>
+      <w:r>
+        <w:rPr>
+          <w:rFonts w:ascii="Times New Roman" w:eastAsia="宋体" w:hAnsi="Times New Roman" w:cs="Times New Roman" w:hint="eastAsia"/>
+        </w:rPr>
+        <w:t>*tur.shp</w:t>
+      </w:r>
+      <w:r>
+        <w:rPr>
+          <w:rFonts w:ascii="Times New Roman" w:eastAsia="宋体" w:hAnsi="Times New Roman" w:cs="Times New Roman" w:hint="eastAsia"/>
+        </w:rPr>
+        <w:t>炮塔文件</w:t>
+      </w:r>
+      <w:r>
+        <w:rPr>
+          <w:rFonts w:ascii="Times New Roman" w:eastAsia="宋体" w:hAnsi="Times New Roman" w:cs="Times New Roman" w:hint="eastAsia"/>
+        </w:rPr>
+        <w:t>与本体大小不一致时的崩溃</w:t>
+      </w:r>
+    </w:p>
+    <w:p>
+      <w:pPr>
+        <w:pStyle w:val="a9"/>
+        <w:numPr>
+          <w:ilvl w:val="0"/>
+          <w:numId w:val="42"/>
+        </w:numPr>
+        <w:rPr>
+          <w:rFonts w:ascii="Times New Roman" w:eastAsia="宋体" w:hAnsi="Times New Roman" w:cs="Times New Roman"/>
+        </w:rPr>
+      </w:pPr>
+      <w:r>
+        <w:rPr>
+          <w:rFonts w:ascii="Times New Roman" w:eastAsia="宋体" w:hAnsi="Times New Roman" w:cs="Times New Roman" w:hint="eastAsia"/>
+        </w:rPr>
+        <w:t>修复当地图大于</w:t>
+      </w:r>
+      <w:r>
+        <w:rPr>
+          <w:rFonts w:ascii="Times New Roman" w:eastAsia="宋体" w:hAnsi="Times New Roman" w:cs="Times New Roman" w:hint="eastAsia"/>
+        </w:rPr>
+        <w:t>209*209</w:t>
+      </w:r>
+      <w:r>
+        <w:rPr>
+          <w:rFonts w:ascii="Times New Roman" w:eastAsia="宋体" w:hAnsi="Times New Roman" w:cs="Times New Roman" w:hint="eastAsia"/>
+        </w:rPr>
+        <w:t>时，编辑地形概率导致崩溃的</w:t>
+      </w:r>
+      <w:r>
+        <w:rPr>
+          <w:rFonts w:ascii="Times New Roman" w:eastAsia="宋体" w:hAnsi="Times New Roman" w:cs="Times New Roman" w:hint="eastAsia"/>
+        </w:rPr>
+        <w:t>bug</w:t>
+      </w:r>
+    </w:p>
+    <w:p>
+      <w:pPr>
+        <w:pStyle w:val="a9"/>
+        <w:numPr>
+          <w:ilvl w:val="0"/>
+          <w:numId w:val="42"/>
+        </w:numPr>
+        <w:rPr>
+          <w:rFonts w:ascii="Times New Roman" w:eastAsia="宋体" w:hAnsi="Times New Roman" w:cs="Times New Roman"/>
+        </w:rPr>
+      </w:pPr>
+      <w:r>
+        <w:rPr>
+          <w:rFonts w:ascii="Times New Roman" w:eastAsia="宋体" w:hAnsi="Times New Roman" w:cs="Times New Roman" w:hint="eastAsia"/>
+        </w:rPr>
+        <w:t>优化建筑渲染图层，减少建筑不正常遮挡的现象</w:t>
+      </w:r>
+    </w:p>
+    <w:p>
+      <w:pPr>
+        <w:pStyle w:val="a9"/>
+        <w:numPr>
+          <w:ilvl w:val="0"/>
+          <w:numId w:val="42"/>
+        </w:numPr>
+        <w:rPr>
+          <w:rFonts w:ascii="Times New Roman" w:eastAsia="宋体" w:hAnsi="Times New Roman" w:cs="Times New Roman"/>
+        </w:rPr>
+      </w:pPr>
+      <w:r>
+        <w:rPr>
+          <w:rFonts w:ascii="Times New Roman" w:eastAsia="宋体" w:hAnsi="Times New Roman" w:cs="Times New Roman" w:hint="eastAsia"/>
+        </w:rPr>
+        <w:t>修复当剪切板内没有有效信息时，粘贴会导致错误撤销的</w:t>
+      </w:r>
+      <w:r>
+        <w:rPr>
+          <w:rFonts w:ascii="Times New Roman" w:eastAsia="宋体" w:hAnsi="Times New Roman" w:cs="Times New Roman" w:hint="eastAsia"/>
+        </w:rPr>
+        <w:t>bug</w:t>
+      </w:r>
+    </w:p>
+    <w:p>
+      <w:pPr>
+        <w:pStyle w:val="a9"/>
+        <w:numPr>
+          <w:ilvl w:val="0"/>
+          <w:numId w:val="42"/>
+        </w:numPr>
+        <w:rPr>
+          <w:rFonts w:ascii="Times New Roman" w:eastAsia="宋体" w:hAnsi="Times New Roman" w:cs="Times New Roman"/>
+        </w:rPr>
+      </w:pPr>
+      <w:r>
+        <w:rPr>
+          <w:rFonts w:ascii="Times New Roman" w:eastAsia="宋体" w:hAnsi="Times New Roman" w:cs="Times New Roman" w:hint="eastAsia"/>
+        </w:rPr>
+        <w:t>移除</w:t>
+      </w:r>
+      <w:r>
+        <w:rPr>
+          <w:rFonts w:ascii="Times New Roman" w:eastAsia="宋体" w:hAnsi="Times New Roman" w:cs="Times New Roman" w:hint="eastAsia"/>
+        </w:rPr>
+        <w:t>ImageServer</w:t>
+      </w:r>
+    </w:p>
+    <w:p>
+      <w:pPr>
+        <w:pStyle w:val="a9"/>
+        <w:numPr>
+          <w:ilvl w:val="0"/>
+          <w:numId w:val="42"/>
+        </w:numPr>
+        <w:rPr>
+          <w:rFonts w:ascii="Times New Roman" w:eastAsia="宋体" w:hAnsi="Times New Roman" w:cs="Times New Roman"/>
+        </w:rPr>
+      </w:pPr>
+      <w:r>
+        <w:rPr>
+          <w:rFonts w:ascii="Times New Roman" w:eastAsia="宋体" w:hAnsi="Times New Roman" w:cs="Times New Roman" w:hint="eastAsia"/>
+        </w:rPr>
+        <w:t>在地图内触发的重新加载不会清空已加载的素材，减少重新加载后的卡顿</w:t>
+      </w:r>
+    </w:p>
+    <w:p>
+      <w:pPr>
+        <w:pStyle w:val="a9"/>
+        <w:numPr>
+          <w:ilvl w:val="0"/>
+          <w:numId w:val="42"/>
+        </w:numPr>
+        <w:rPr>
+          <w:rFonts w:ascii="Times New Roman" w:eastAsia="宋体" w:hAnsi="Times New Roman" w:cs="Times New Roman"/>
+        </w:rPr>
+      </w:pPr>
+      <w:r>
+        <w:rPr>
+          <w:rFonts w:ascii="Times New Roman" w:eastAsia="宋体" w:hAnsi="Times New Roman" w:cs="Times New Roman" w:hint="eastAsia"/>
+        </w:rPr>
+        <w:t>修复语言设置只支持</w:t>
+      </w:r>
+      <w:r>
+        <w:rPr>
+          <w:rFonts w:ascii="Times New Roman" w:eastAsia="宋体" w:hAnsi="Times New Roman" w:cs="Times New Roman" w:hint="eastAsia"/>
+        </w:rPr>
+        <w:t>English</w:t>
+      </w:r>
+      <w:r>
+        <w:rPr>
+          <w:rFonts w:ascii="Times New Roman" w:eastAsia="宋体" w:hAnsi="Times New Roman" w:cs="Times New Roman" w:hint="eastAsia"/>
+        </w:rPr>
+        <w:t>前缀的</w:t>
+      </w:r>
+      <w:r>
+        <w:rPr>
+          <w:rFonts w:ascii="Times New Roman" w:eastAsia="宋体" w:hAnsi="Times New Roman" w:cs="Times New Roman" w:hint="eastAsia"/>
+        </w:rPr>
+        <w:t>bug</w:t>
+      </w:r>
+    </w:p>
+    <w:p>
+      <w:pPr>
+        <w:pStyle w:val="a9"/>
+        <w:numPr>
+          <w:ilvl w:val="0"/>
+          <w:numId w:val="42"/>
+        </w:numPr>
+        <w:rPr>
+          <w:rFonts w:ascii="Times New Roman" w:eastAsia="宋体" w:hAnsi="Times New Roman" w:cs="Times New Roman"/>
+        </w:rPr>
+      </w:pPr>
+      <w:r>
+        <w:rPr>
+          <w:rFonts w:ascii="Times New Roman" w:eastAsia="宋体" w:hAnsi="Times New Roman" w:cs="Times New Roman" w:hint="eastAsia"/>
+        </w:rPr>
+        <w:t>支持翻译任意</w:t>
+      </w:r>
+      <w:r>
+        <w:rPr>
+          <w:rFonts w:ascii="Times New Roman" w:eastAsia="宋体" w:hAnsi="Times New Roman" w:cs="Times New Roman" w:hint="eastAsia"/>
+        </w:rPr>
+        <w:t>FA2</w:t>
+      </w:r>
+      <w:r>
+        <w:rPr>
+          <w:rFonts w:ascii="Times New Roman" w:eastAsia="宋体" w:hAnsi="Times New Roman" w:cs="Times New Roman" w:hint="eastAsia"/>
+        </w:rPr>
+        <w:t>原始窗口的文本，详见</w:t>
+      </w:r>
+      <w:r>
+        <w:rPr>
+          <w:rFonts w:ascii="Times New Roman" w:eastAsia="宋体" w:hAnsi="Times New Roman" w:cs="Times New Roman" w:hint="eastAsia"/>
+        </w:rPr>
+        <w:t>FADialog.ini</w:t>
+      </w:r>
+    </w:p>
+    <w:p>
+      <w:pPr>
+        <w:pStyle w:val="a9"/>
+        <w:numPr>
+          <w:ilvl w:val="0"/>
+          <w:numId w:val="42"/>
+        </w:numPr>
+        <w:rPr>
+          <w:rFonts w:ascii="Times New Roman" w:eastAsia="宋体" w:hAnsi="Times New Roman" w:cs="Times New Roman"/>
+        </w:rPr>
+      </w:pPr>
+      <w:r>
+        <w:rPr>
+          <w:rFonts w:ascii="Times New Roman" w:eastAsia="宋体" w:hAnsi="Times New Roman" w:cs="Times New Roman" w:hint="eastAsia"/>
+        </w:rPr>
+        <w:t>支持多语言切换，添加了英文版。所有可以在</w:t>
+      </w:r>
+      <w:r>
+        <w:rPr>
+          <w:rFonts w:ascii="Times New Roman" w:eastAsia="宋体" w:hAnsi="Times New Roman" w:cs="Times New Roman" w:hint="eastAsia"/>
+        </w:rPr>
+        <w:t>FA2</w:t>
+      </w:r>
+      <w:r>
+        <w:rPr>
+          <w:rFonts w:ascii="Times New Roman" w:eastAsia="宋体" w:hAnsi="Times New Roman" w:cs="Times New Roman" w:hint="eastAsia"/>
+        </w:rPr>
+        <w:t>内显示文本的</w:t>
+      </w:r>
+      <w:r>
+        <w:rPr>
+          <w:rFonts w:ascii="Times New Roman" w:eastAsia="宋体" w:hAnsi="Times New Roman" w:cs="Times New Roman" w:hint="eastAsia"/>
+        </w:rPr>
+        <w:t>INI</w:t>
+      </w:r>
+      <w:r>
+        <w:rPr>
+          <w:rFonts w:ascii="Times New Roman" w:eastAsia="宋体" w:hAnsi="Times New Roman" w:cs="Times New Roman" w:hint="eastAsia"/>
+        </w:rPr>
+        <w:t>小节</w:t>
+      </w:r>
+      <w:r>
+        <w:rPr>
+          <w:rFonts w:ascii="Times New Roman" w:eastAsia="宋体" w:hAnsi="Times New Roman" w:cs="Times New Roman" w:hint="eastAsia"/>
+        </w:rPr>
+        <w:t>和键</w:t>
+      </w:r>
+      <w:r>
+        <w:rPr>
+          <w:rFonts w:ascii="Times New Roman" w:eastAsia="宋体" w:hAnsi="Times New Roman" w:cs="Times New Roman" w:hint="eastAsia"/>
+        </w:rPr>
+        <w:t>，均可以通过“</w:t>
+      </w:r>
+      <w:r>
+        <w:rPr>
+          <w:rFonts w:ascii="Times New Roman" w:eastAsia="宋体" w:hAnsi="Times New Roman" w:cs="Times New Roman" w:hint="eastAsia"/>
+        </w:rPr>
+        <w:t>Language-</w:t>
+      </w:r>
+      <w:r>
+        <w:rPr>
+          <w:rFonts w:ascii="Times New Roman" w:eastAsia="宋体" w:hAnsi="Times New Roman" w:cs="Times New Roman" w:hint="eastAsia"/>
+        </w:rPr>
+        <w:t>”前缀支持多语言翻译，例如“</w:t>
+      </w:r>
+      <w:r>
+        <w:rPr>
+          <w:rFonts w:ascii="Times New Roman" w:eastAsia="宋体" w:hAnsi="Times New Roman" w:cs="Times New Roman" w:hint="eastAsia"/>
+        </w:rPr>
+        <w:t>[</w:t>
+      </w:r>
+      <w:r>
+        <w:rPr>
+          <w:rFonts w:ascii="Times New Roman" w:eastAsia="宋体" w:hAnsi="Times New Roman" w:cs="Times New Roman" w:hint="eastAsia"/>
+        </w:rPr>
+        <w:t>EventsRA2</w:t>
+      </w:r>
+      <w:r>
+        <w:rPr>
+          <w:rFonts w:ascii="Times New Roman" w:eastAsia="宋体" w:hAnsi="Times New Roman" w:cs="Times New Roman" w:hint="eastAsia"/>
+        </w:rPr>
+        <w:t>]</w:t>
+      </w:r>
+      <w:r>
+        <w:rPr>
+          <w:rFonts w:ascii="Times New Roman" w:eastAsia="宋体" w:hAnsi="Times New Roman" w:cs="Times New Roman" w:hint="eastAsia"/>
+        </w:rPr>
+        <w:t>”变</w:t>
+      </w:r>
+      <w:r>
+        <w:rPr>
+          <w:rFonts w:ascii="Times New Roman" w:eastAsia="宋体" w:hAnsi="Times New Roman" w:cs="Times New Roman" w:hint="eastAsia"/>
+        </w:rPr>
         <w:lastRenderedPageBreak/>
-        <w:t>修复建筑存在加载物时，加载物品浏览器图标时会闪退的</w:t>
-      </w:r>
-      <w:r>
-        <w:rPr>
-          <w:rFonts w:ascii="Times New Roman" w:eastAsia="宋体" w:hAnsi="Times New Roman" w:cs="Times New Roman" w:hint="eastAsia"/>
-        </w:rPr>
-        <w:t>bug</w:t>
-      </w:r>
-    </w:p>
-    <w:p>
-      <w:pPr>
-        <w:pStyle w:val="a9"/>
-        <w:numPr>
-          <w:ilvl w:val="0"/>
-          <w:numId w:val="42"/>
-        </w:numPr>
-        <w:rPr>
-          <w:rFonts w:ascii="Times New Roman" w:eastAsia="宋体" w:hAnsi="Times New Roman" w:cs="Times New Roman"/>
-        </w:rPr>
-      </w:pPr>
-      <w:r>
-        <w:rPr>
-          <w:rFonts w:ascii="Times New Roman" w:eastAsia="宋体" w:hAnsi="Times New Roman" w:cs="Times New Roman" w:hint="eastAsia"/>
-        </w:rPr>
-        <w:t>可以自定义水面地形索引，详见</w:t>
-      </w:r>
-      <w:r>
-        <w:rPr>
-          <w:rFonts w:ascii="Times New Roman" w:eastAsia="宋体" w:hAnsi="Times New Roman" w:cs="Times New Roman" w:hint="eastAsia"/>
-        </w:rPr>
-        <w:t>BigWaterIndices</w:t>
-      </w:r>
-      <w:r>
-        <w:rPr>
-          <w:rFonts w:ascii="Times New Roman" w:eastAsia="宋体" w:hAnsi="Times New Roman" w:cs="Times New Roman" w:hint="eastAsia"/>
-        </w:rPr>
-        <w:t>与</w:t>
-      </w:r>
-      <w:r>
-        <w:rPr>
-          <w:rFonts w:ascii="Times New Roman" w:eastAsia="宋体" w:hAnsi="Times New Roman" w:cs="Times New Roman" w:hint="eastAsia"/>
-        </w:rPr>
-        <w:t>SmallWaterIndices</w:t>
-      </w:r>
-    </w:p>
-    <w:p>
-      <w:pPr>
-        <w:pStyle w:val="a9"/>
-        <w:numPr>
-          <w:ilvl w:val="0"/>
-          <w:numId w:val="42"/>
-        </w:numPr>
-        <w:rPr>
-          <w:rFonts w:ascii="Times New Roman" w:eastAsia="宋体" w:hAnsi="Times New Roman" w:cs="Times New Roman"/>
-        </w:rPr>
-      </w:pPr>
-      <w:r>
-        <w:rPr>
-          <w:rFonts w:ascii="Times New Roman" w:eastAsia="宋体" w:hAnsi="Times New Roman" w:cs="Times New Roman" w:hint="eastAsia"/>
-        </w:rPr>
-        <w:t>当特遣、脚本、标签发生改变时，自动刷新作战小队窗口对应下拉菜单</w:t>
-      </w:r>
-    </w:p>
-    <w:p>
-      <w:pPr>
-        <w:pStyle w:val="a9"/>
-        <w:numPr>
-          <w:ilvl w:val="0"/>
-          <w:numId w:val="42"/>
-        </w:numPr>
-        <w:rPr>
-          <w:rFonts w:ascii="Times New Roman" w:eastAsia="宋体" w:hAnsi="Times New Roman" w:cs="Times New Roman"/>
-        </w:rPr>
-      </w:pPr>
-      <w:r>
-        <w:rPr>
-          <w:rFonts w:ascii="Times New Roman" w:eastAsia="宋体" w:hAnsi="Times New Roman" w:cs="Times New Roman" w:hint="eastAsia"/>
-        </w:rPr>
-        <w:t>支持剪切地图</w:t>
-      </w:r>
-    </w:p>
-    <w:p>
-      <w:pPr>
-        <w:pStyle w:val="a9"/>
-        <w:numPr>
-          <w:ilvl w:val="0"/>
-          <w:numId w:val="42"/>
-        </w:numPr>
-        <w:rPr>
-          <w:rFonts w:ascii="Times New Roman" w:eastAsia="宋体" w:hAnsi="Times New Roman" w:cs="Times New Roman"/>
-        </w:rPr>
-      </w:pPr>
-      <w:r>
-        <w:rPr>
-          <w:rFonts w:ascii="Times New Roman" w:eastAsia="宋体" w:hAnsi="Times New Roman" w:cs="Times New Roman" w:hint="eastAsia"/>
-        </w:rPr>
-        <w:t>修复了摆放地形预览会破坏重做记录的</w:t>
-      </w:r>
-      <w:r>
-        <w:rPr>
-          <w:rFonts w:ascii="Times New Roman" w:eastAsia="宋体" w:hAnsi="Times New Roman" w:cs="Times New Roman" w:hint="eastAsia"/>
-        </w:rPr>
-        <w:t>bug</w:t>
-      </w:r>
-    </w:p>
-    <w:p>
-      <w:pPr>
-        <w:pStyle w:val="a9"/>
-        <w:numPr>
-          <w:ilvl w:val="0"/>
-          <w:numId w:val="42"/>
-        </w:numPr>
-        <w:rPr>
-          <w:rFonts w:ascii="Times New Roman" w:eastAsia="宋体" w:hAnsi="Times New Roman" w:cs="Times New Roman"/>
-        </w:rPr>
-      </w:pPr>
-      <w:r>
-        <w:rPr>
-          <w:rFonts w:ascii="Times New Roman" w:eastAsia="宋体" w:hAnsi="Times New Roman" w:cs="Times New Roman" w:hint="eastAsia"/>
-        </w:rPr>
-        <w:t>支持覆盖物</w:t>
-      </w:r>
-      <w:r>
-        <w:rPr>
-          <w:rFonts w:ascii="Times New Roman" w:eastAsia="宋体" w:hAnsi="Times New Roman" w:cs="Times New Roman" w:hint="eastAsia"/>
-        </w:rPr>
-        <w:t>CellAnim</w:t>
-      </w:r>
-      <w:r>
-        <w:rPr>
-          <w:rFonts w:ascii="Times New Roman" w:eastAsia="宋体" w:hAnsi="Times New Roman" w:cs="Times New Roman" w:hint="eastAsia"/>
-        </w:rPr>
-        <w:t>动画显示</w:t>
-      </w:r>
-    </w:p>
-    <w:p>
-      <w:pPr>
-        <w:pStyle w:val="a9"/>
-        <w:numPr>
-          <w:ilvl w:val="0"/>
-          <w:numId w:val="42"/>
-        </w:numPr>
-        <w:rPr>
-          <w:rFonts w:ascii="Times New Roman" w:eastAsia="宋体" w:hAnsi="Times New Roman" w:cs="Times New Roman"/>
-        </w:rPr>
-      </w:pPr>
-      <w:r>
-        <w:rPr>
-          <w:rFonts w:ascii="Times New Roman" w:eastAsia="宋体" w:hAnsi="Times New Roman" w:cs="Times New Roman" w:hint="eastAsia"/>
-        </w:rPr>
-        <w:t>支持随机地形摆放</w:t>
-      </w:r>
-      <w:r>
-        <w:rPr>
-          <w:rFonts w:ascii="Times New Roman" w:eastAsia="宋体" w:hAnsi="Times New Roman" w:cs="Times New Roman" w:hint="eastAsia"/>
-        </w:rPr>
-        <w:t>，详见</w:t>
-      </w:r>
-      <w:r>
-        <w:rPr>
-          <w:rFonts w:ascii="Times New Roman" w:eastAsia="宋体" w:hAnsi="Times New Roman" w:cs="Times New Roman" w:hint="eastAsia"/>
-        </w:rPr>
-        <w:t>PlaceRandomTileList</w:t>
-      </w:r>
-    </w:p>
-    <w:p>
-      <w:pPr>
-        <w:pStyle w:val="a9"/>
-        <w:numPr>
-          <w:ilvl w:val="0"/>
-          <w:numId w:val="42"/>
-        </w:numPr>
-        <w:rPr>
-          <w:rFonts w:ascii="Times New Roman" w:eastAsia="宋体" w:hAnsi="Times New Roman" w:cs="Times New Roman"/>
-        </w:rPr>
-      </w:pPr>
-      <w:r>
-        <w:rPr>
-          <w:rFonts w:ascii="Times New Roman" w:eastAsia="宋体" w:hAnsi="Times New Roman" w:cs="Times New Roman" w:hint="eastAsia"/>
-        </w:rPr>
-        <w:t>修复了物品浏览器中污染编号限制在</w:t>
-      </w:r>
-      <w:r>
-        <w:rPr>
-          <w:rFonts w:ascii="Times New Roman" w:eastAsia="宋体" w:hAnsi="Times New Roman" w:cs="Times New Roman" w:hint="eastAsia"/>
-        </w:rPr>
-        <w:t>100</w:t>
-      </w:r>
-      <w:r>
-        <w:rPr>
-          <w:rFonts w:ascii="Times New Roman" w:eastAsia="宋体" w:hAnsi="Times New Roman" w:cs="Times New Roman" w:hint="eastAsia"/>
-        </w:rPr>
-        <w:t>以内的</w:t>
-      </w:r>
-      <w:r>
-        <w:rPr>
-          <w:rFonts w:ascii="Times New Roman" w:eastAsia="宋体" w:hAnsi="Times New Roman" w:cs="Times New Roman" w:hint="eastAsia"/>
-        </w:rPr>
-        <w:t>bug</w:t>
-      </w:r>
-    </w:p>
-    <w:p>
-      <w:pPr>
-        <w:pStyle w:val="a9"/>
-        <w:numPr>
-          <w:ilvl w:val="0"/>
-          <w:numId w:val="42"/>
-        </w:numPr>
-        <w:rPr>
-          <w:rFonts w:ascii="Times New Roman" w:eastAsia="宋体" w:hAnsi="Times New Roman" w:cs="Times New Roman"/>
-        </w:rPr>
-      </w:pPr>
-      <w:r>
-        <w:rPr>
-          <w:rFonts w:ascii="Times New Roman" w:eastAsia="宋体" w:hAnsi="Times New Roman" w:cs="Times New Roman" w:hint="eastAsia"/>
-        </w:rPr>
-        <w:t>微调各游戏对象渲染位置，匹配游戏内效果</w:t>
-      </w:r>
-    </w:p>
-    <w:p>
-      <w:pPr>
-        <w:pStyle w:val="a9"/>
-        <w:numPr>
-          <w:ilvl w:val="0"/>
-          <w:numId w:val="42"/>
-        </w:numPr>
-        <w:rPr>
-          <w:rFonts w:ascii="Times New Roman" w:eastAsia="宋体" w:hAnsi="Times New Roman" w:cs="Times New Roman"/>
-        </w:rPr>
-      </w:pPr>
-      <w:r>
-        <w:rPr>
-          <w:rFonts w:ascii="Times New Roman" w:eastAsia="宋体" w:hAnsi="Times New Roman" w:cs="Times New Roman" w:hint="eastAsia"/>
-        </w:rPr>
-        <w:t>修复了单位“在桥梁上”为</w:t>
-      </w:r>
-      <w:r>
-        <w:rPr>
-          <w:rFonts w:ascii="Times New Roman" w:eastAsia="宋体" w:hAnsi="Times New Roman" w:cs="Times New Roman" w:hint="eastAsia"/>
-        </w:rPr>
-        <w:t>1</w:t>
-      </w:r>
-      <w:r>
-        <w:rPr>
-          <w:rFonts w:ascii="Times New Roman" w:eastAsia="宋体" w:hAnsi="Times New Roman" w:cs="Times New Roman" w:hint="eastAsia"/>
-        </w:rPr>
-        <w:t>时，在水上也会显示水中图像的</w:t>
-      </w:r>
-      <w:r>
-        <w:rPr>
-          <w:rFonts w:ascii="Times New Roman" w:eastAsia="宋体" w:hAnsi="Times New Roman" w:cs="Times New Roman" w:hint="eastAsia"/>
-        </w:rPr>
-        <w:t>bug</w:t>
-      </w:r>
-    </w:p>
-    <w:p>
-      <w:pPr>
-        <w:pStyle w:val="a9"/>
-        <w:numPr>
-          <w:ilvl w:val="0"/>
-          <w:numId w:val="42"/>
-        </w:numPr>
-        <w:rPr>
-          <w:rFonts w:ascii="Times New Roman" w:eastAsia="宋体" w:hAnsi="Times New Roman" w:cs="Times New Roman"/>
-        </w:rPr>
-      </w:pPr>
-      <w:r>
-        <w:rPr>
-          <w:rFonts w:ascii="Times New Roman" w:eastAsia="宋体" w:hAnsi="Times New Roman" w:cs="Times New Roman" w:hint="eastAsia"/>
-        </w:rPr>
-        <w:t>粘贴功能支持按</w:t>
-      </w:r>
-      <w:r>
-        <w:rPr>
-          <w:rFonts w:ascii="Times New Roman" w:eastAsia="宋体" w:hAnsi="Times New Roman" w:cs="Times New Roman" w:hint="eastAsia"/>
-        </w:rPr>
-        <w:t>ctrl</w:t>
-      </w:r>
-      <w:r>
-        <w:rPr>
-          <w:rFonts w:ascii="Times New Roman" w:eastAsia="宋体" w:hAnsi="Times New Roman" w:cs="Times New Roman" w:hint="eastAsia"/>
-        </w:rPr>
-        <w:t>进行填充</w:t>
-      </w:r>
-    </w:p>
-    <w:p>
-      <w:pPr>
-        <w:pStyle w:val="a9"/>
-        <w:numPr>
-          <w:ilvl w:val="0"/>
-          <w:numId w:val="42"/>
-        </w:numPr>
-        <w:rPr>
-          <w:rFonts w:ascii="Times New Roman" w:eastAsia="宋体" w:hAnsi="Times New Roman" w:cs="Times New Roman"/>
-        </w:rPr>
-      </w:pPr>
-      <w:r>
-        <w:rPr>
-          <w:rFonts w:ascii="Times New Roman" w:eastAsia="宋体" w:hAnsi="Times New Roman" w:cs="Times New Roman" w:hint="eastAsia"/>
-        </w:rPr>
-        <w:t>优化地形与阴影的覆盖关系，使渲染更接近游戏内效果</w:t>
-      </w:r>
-    </w:p>
-    <w:p>
-      <w:pPr>
-        <w:pStyle w:val="a9"/>
-        <w:numPr>
-          <w:ilvl w:val="0"/>
-          <w:numId w:val="42"/>
-        </w:numPr>
-        <w:rPr>
-          <w:rFonts w:ascii="Times New Roman" w:eastAsia="宋体" w:hAnsi="Times New Roman" w:cs="Times New Roman"/>
-        </w:rPr>
-      </w:pPr>
-      <w:r>
-        <w:rPr>
-          <w:rFonts w:ascii="Times New Roman" w:eastAsia="宋体" w:hAnsi="Times New Roman" w:cs="Times New Roman" w:hint="eastAsia"/>
-        </w:rPr>
-        <w:t>支持</w:t>
-      </w:r>
-      <w:r>
-        <w:rPr>
-          <w:rFonts w:ascii="Times New Roman" w:eastAsia="宋体" w:hAnsi="Times New Roman" w:cs="Times New Roman" w:hint="eastAsia"/>
-        </w:rPr>
-        <w:t>FireAngle</w:t>
-      </w:r>
-      <w:r>
-        <w:rPr>
-          <w:rFonts w:ascii="Times New Roman" w:eastAsia="宋体" w:hAnsi="Times New Roman" w:cs="Times New Roman" w:hint="eastAsia"/>
-        </w:rPr>
-        <w:t>显示</w:t>
-      </w:r>
-    </w:p>
-    <w:p>
-      <w:pPr>
-        <w:pStyle w:val="a9"/>
-        <w:numPr>
-          <w:ilvl w:val="0"/>
-          <w:numId w:val="42"/>
-        </w:numPr>
-        <w:rPr>
-          <w:rFonts w:ascii="Times New Roman" w:eastAsia="宋体" w:hAnsi="Times New Roman" w:cs="Times New Roman"/>
-        </w:rPr>
-      </w:pPr>
-      <w:r>
-        <w:rPr>
-          <w:rFonts w:ascii="Times New Roman" w:eastAsia="宋体" w:hAnsi="Times New Roman" w:cs="Times New Roman" w:hint="eastAsia"/>
-        </w:rPr>
-        <w:t>修复了当单位注册名以数字结尾时，可能与其他单位图像冲突的</w:t>
-      </w:r>
-      <w:r>
-        <w:rPr>
-          <w:rFonts w:ascii="Times New Roman" w:eastAsia="宋体" w:hAnsi="Times New Roman" w:cs="Times New Roman" w:hint="eastAsia"/>
-        </w:rPr>
-        <w:t>bug</w:t>
-      </w:r>
-    </w:p>
-    <w:p>
-      <w:pPr>
-        <w:pStyle w:val="a9"/>
-        <w:numPr>
-          <w:ilvl w:val="0"/>
-          <w:numId w:val="42"/>
-        </w:numPr>
-        <w:rPr>
-          <w:rFonts w:ascii="Times New Roman" w:eastAsia="宋体" w:hAnsi="Times New Roman" w:cs="Times New Roman"/>
-        </w:rPr>
-      </w:pPr>
-      <w:r>
-        <w:rPr>
-          <w:rFonts w:ascii="Times New Roman" w:eastAsia="宋体" w:hAnsi="Times New Roman" w:cs="Times New Roman" w:hint="eastAsia"/>
-        </w:rPr>
-        <w:t>修复了</w:t>
-      </w:r>
-      <w:r>
-        <w:rPr>
-          <w:rFonts w:ascii="Times New Roman" w:eastAsia="宋体" w:hAnsi="Times New Roman" w:cs="Times New Roman" w:hint="eastAsia"/>
-        </w:rPr>
-        <w:t>include</w:t>
-      </w:r>
-      <w:r>
-        <w:rPr>
-          <w:rFonts w:ascii="Times New Roman" w:eastAsia="宋体" w:hAnsi="Times New Roman" w:cs="Times New Roman" w:hint="eastAsia"/>
-        </w:rPr>
-        <w:t>的</w:t>
-      </w:r>
-      <w:r>
-        <w:rPr>
-          <w:rFonts w:ascii="Times New Roman" w:eastAsia="宋体" w:hAnsi="Times New Roman" w:cs="Times New Roman" w:hint="eastAsia"/>
-        </w:rPr>
-        <w:t>ini</w:t>
-      </w:r>
-      <w:r>
-        <w:rPr>
-          <w:rFonts w:ascii="Times New Roman" w:eastAsia="宋体" w:hAnsi="Times New Roman" w:cs="Times New Roman" w:hint="eastAsia"/>
-        </w:rPr>
-        <w:t>文件中的继承失效的问题</w:t>
-      </w:r>
-    </w:p>
-    <w:p>
-      <w:pPr>
-        <w:pStyle w:val="a9"/>
-        <w:numPr>
-          <w:ilvl w:val="0"/>
-          <w:numId w:val="42"/>
-        </w:numPr>
-        <w:rPr>
-          <w:rFonts w:ascii="Times New Roman" w:eastAsia="宋体" w:hAnsi="Times New Roman" w:cs="Times New Roman"/>
-        </w:rPr>
-      </w:pPr>
-      <w:r>
-        <w:rPr>
-          <w:rFonts w:ascii="Times New Roman" w:eastAsia="宋体" w:hAnsi="Times New Roman" w:cs="Times New Roman" w:hint="eastAsia"/>
-        </w:rPr>
-        <w:t>支持在</w:t>
-      </w:r>
-      <w:r>
-        <w:rPr>
-          <w:rFonts w:ascii="Times New Roman" w:eastAsia="宋体" w:hAnsi="Times New Roman" w:cs="Times New Roman" w:hint="eastAsia"/>
-        </w:rPr>
-        <w:t>Resources</w:t>
-      </w:r>
-      <w:r>
-        <w:rPr>
-          <w:rFonts w:ascii="Times New Roman" w:eastAsia="宋体" w:hAnsi="Times New Roman" w:cs="Times New Roman" w:hint="eastAsia"/>
-        </w:rPr>
-        <w:t>文件夹中加载额外的游戏资源文件</w:t>
-      </w:r>
-    </w:p>
-    <w:p>
-      <w:pPr>
-        <w:pStyle w:val="a9"/>
-        <w:numPr>
-          <w:ilvl w:val="0"/>
-          <w:numId w:val="42"/>
-        </w:numPr>
-        <w:rPr>
-          <w:rFonts w:ascii="Times New Roman" w:eastAsia="宋体" w:hAnsi="Times New Roman" w:cs="Times New Roman"/>
-        </w:rPr>
-      </w:pPr>
-      <w:r>
-        <w:rPr>
-          <w:rFonts w:ascii="Times New Roman" w:eastAsia="宋体" w:hAnsi="Times New Roman" w:cs="Times New Roman" w:hint="eastAsia"/>
-        </w:rPr>
-        <w:t>当编辑已经重叠的建筑时，不再弹出提示窗</w:t>
-      </w:r>
-    </w:p>
-    <w:p>
-      <w:pPr>
-        <w:pStyle w:val="a9"/>
-        <w:numPr>
-          <w:ilvl w:val="0"/>
-          <w:numId w:val="42"/>
-        </w:numPr>
-        <w:rPr>
-          <w:rFonts w:ascii="Times New Roman" w:eastAsia="宋体" w:hAnsi="Times New Roman" w:cs="Times New Roman"/>
-        </w:rPr>
-      </w:pPr>
-      <w:r>
-        <w:rPr>
-          <w:rFonts w:ascii="Times New Roman" w:eastAsia="宋体" w:hAnsi="Times New Roman" w:cs="Times New Roman" w:hint="eastAsia"/>
-        </w:rPr>
-        <w:t>使用随机地形填充地表时支持随机选取</w:t>
-      </w:r>
-    </w:p>
-    <w:p>
-      <w:pPr>
-        <w:pStyle w:val="a9"/>
-        <w:numPr>
-          <w:ilvl w:val="0"/>
-          <w:numId w:val="42"/>
-        </w:numPr>
-        <w:rPr>
-          <w:rFonts w:ascii="Times New Roman" w:eastAsia="宋体" w:hAnsi="Times New Roman" w:cs="Times New Roman"/>
-        </w:rPr>
-      </w:pPr>
-      <w:r>
-        <w:rPr>
-          <w:rFonts w:ascii="Times New Roman" w:eastAsia="宋体" w:hAnsi="Times New Roman" w:cs="Times New Roman" w:hint="eastAsia"/>
-        </w:rPr>
-        <w:t>地图渲染器支持将渲染图保存为</w:t>
-      </w:r>
-      <w:r>
-        <w:rPr>
-          <w:rFonts w:ascii="Times New Roman" w:eastAsia="宋体" w:hAnsi="Times New Roman" w:cs="Times New Roman" w:hint="eastAsia"/>
-        </w:rPr>
-        <w:t>jpg</w:t>
-      </w:r>
-      <w:r>
-        <w:rPr>
-          <w:rFonts w:ascii="Times New Roman" w:eastAsia="宋体" w:hAnsi="Times New Roman" w:cs="Times New Roman" w:hint="eastAsia"/>
-        </w:rPr>
-        <w:t>格式</w:t>
-      </w:r>
-    </w:p>
-    <w:p>
-      <w:pPr>
-        <w:pStyle w:val="a9"/>
-        <w:numPr>
-          <w:ilvl w:val="0"/>
-          <w:numId w:val="42"/>
-        </w:numPr>
-        <w:rPr>
-          <w:rFonts w:ascii="Times New Roman" w:eastAsia="宋体" w:hAnsi="Times New Roman" w:cs="Times New Roman"/>
-        </w:rPr>
-      </w:pPr>
-      <w:r>
-        <w:rPr>
-          <w:rFonts w:ascii="Times New Roman" w:eastAsia="宋体" w:hAnsi="Times New Roman" w:cs="Times New Roman" w:hint="eastAsia"/>
-        </w:rPr>
-        <w:t>正确显示</w:t>
-      </w:r>
-      <w:r>
-        <w:rPr>
-          <w:rFonts w:ascii="Times New Roman" w:eastAsia="宋体" w:hAnsi="Times New Roman" w:cs="Times New Roman" w:hint="eastAsia"/>
-        </w:rPr>
-        <w:t>Land=Rock</w:t>
-      </w:r>
-      <w:r>
-        <w:rPr>
-          <w:rFonts w:ascii="Times New Roman" w:eastAsia="宋体" w:hAnsi="Times New Roman" w:cs="Times New Roman" w:hint="eastAsia"/>
-        </w:rPr>
-        <w:t>覆盖物在游戏内的位置。心灵终结的</w:t>
-      </w:r>
-      <w:r>
-        <w:rPr>
-          <w:rFonts w:ascii="Times New Roman" w:eastAsia="宋体" w:hAnsi="Times New Roman" w:cs="Times New Roman" w:hint="eastAsia"/>
-        </w:rPr>
-        <w:t>“</w:t>
-      </w:r>
-      <w:r>
-        <w:rPr>
-          <w:rFonts w:ascii="Times New Roman" w:eastAsia="宋体" w:hAnsi="Times New Roman" w:cs="Times New Roman" w:hint="eastAsia"/>
-        </w:rPr>
-        <w:t>Block Base</w:t>
-      </w:r>
-      <w:r>
-        <w:rPr>
-          <w:rFonts w:ascii="Times New Roman" w:eastAsia="宋体" w:hAnsi="Times New Roman" w:cs="Times New Roman" w:hint="eastAsia"/>
-        </w:rPr>
-        <w:t>”、</w:t>
-      </w:r>
-      <w:r>
-        <w:rPr>
-          <w:rFonts w:ascii="Times New Roman" w:eastAsia="宋体" w:hAnsi="Times New Roman" w:cs="Times New Roman" w:hint="eastAsia"/>
-        </w:rPr>
-        <w:t>“</w:t>
-      </w:r>
-      <w:r>
-        <w:rPr>
-          <w:rFonts w:ascii="Times New Roman" w:eastAsia="宋体" w:hAnsi="Times New Roman" w:cs="Times New Roman" w:hint="eastAsia"/>
-        </w:rPr>
-        <w:t>Block Base and Movement</w:t>
-      </w:r>
-      <w:r>
-        <w:rPr>
-          <w:rFonts w:ascii="Times New Roman" w:eastAsia="宋体" w:hAnsi="Times New Roman" w:cs="Times New Roman" w:hint="eastAsia"/>
-        </w:rPr>
-        <w:t>”覆盖物为了兼容旧地编，进行了额外的偏移，在修复后反而会偏移。</w:t>
-      </w:r>
-      <w:r>
-        <w:rPr>
-          <w:rFonts w:ascii="Times New Roman" w:eastAsia="宋体" w:hAnsi="Times New Roman" w:cs="Times New Roman" w:hint="eastAsia"/>
-        </w:rPr>
-        <w:t>Tools</w:t>
-      </w:r>
-      <w:r>
-        <w:rPr>
-          <w:rFonts w:ascii="Times New Roman" w:eastAsia="宋体" w:hAnsi="Times New Roman" w:cs="Times New Roman" w:hint="eastAsia"/>
-        </w:rPr>
-        <w:t>/</w:t>
-      </w:r>
-      <w:r>
-        <w:rPr>
-          <w:rFonts w:ascii="Times New Roman" w:eastAsia="宋体" w:hAnsi="Times New Roman" w:cs="Times New Roman" w:hint="eastAsia"/>
-        </w:rPr>
-        <w:t>MentalOmega</w:t>
-      </w:r>
-      <w:r>
-        <w:rPr>
-          <w:rFonts w:ascii="Times New Roman" w:eastAsia="宋体" w:hAnsi="Times New Roman" w:cs="Times New Roman" w:hint="eastAsia"/>
-        </w:rPr>
-        <w:t>目录下提供了适配后的文件，将其放入心灵终结游戏目录下即可</w:t>
-      </w:r>
-    </w:p>
-    <w:p>
-      <w:pPr>
-        <w:pStyle w:val="a9"/>
-        <w:numPr>
-          <w:ilvl w:val="0"/>
-          <w:numId w:val="42"/>
-        </w:numPr>
-        <w:rPr>
-          <w:rFonts w:ascii="Times New Roman" w:eastAsia="宋体" w:hAnsi="Times New Roman" w:cs="Times New Roman"/>
-        </w:rPr>
-      </w:pPr>
-      <w:r>
-        <w:rPr>
-          <w:rFonts w:ascii="Times New Roman" w:eastAsia="宋体" w:hAnsi="Times New Roman" w:cs="Times New Roman" w:hint="eastAsia"/>
-        </w:rPr>
-        <w:t>全局搜索的地形选项可以搜索覆盖物了</w:t>
-      </w:r>
-    </w:p>
-    <w:p>
-      <w:pPr>
-        <w:pStyle w:val="a9"/>
-        <w:numPr>
-          <w:ilvl w:val="0"/>
-          <w:numId w:val="42"/>
-        </w:numPr>
-        <w:rPr>
-          <w:rFonts w:ascii="Times New Roman" w:eastAsia="宋体" w:hAnsi="Times New Roman" w:cs="Times New Roman"/>
-        </w:rPr>
-      </w:pPr>
-      <w:r>
-        <w:rPr>
-          <w:rFonts w:ascii="Times New Roman" w:eastAsia="宋体" w:hAnsi="Times New Roman" w:cs="Times New Roman" w:hint="eastAsia"/>
-        </w:rPr>
-        <w:t>双击地图注释改为打开编辑框，缩放注释功能改为按住</w:t>
-      </w:r>
-      <w:r>
-        <w:rPr>
-          <w:rFonts w:ascii="Times New Roman" w:eastAsia="宋体" w:hAnsi="Times New Roman" w:cs="Times New Roman" w:hint="eastAsia"/>
-        </w:rPr>
-        <w:t>ctrl</w:t>
-      </w:r>
-      <w:r>
-        <w:rPr>
-          <w:rFonts w:ascii="Times New Roman" w:eastAsia="宋体" w:hAnsi="Times New Roman" w:cs="Times New Roman" w:hint="eastAsia"/>
-        </w:rPr>
-        <w:t>双击</w:t>
-      </w:r>
-    </w:p>
-    <w:p>
-      <w:pPr>
-        <w:pStyle w:val="a9"/>
-        <w:numPr>
-          <w:ilvl w:val="0"/>
-          <w:numId w:val="42"/>
-        </w:numPr>
-        <w:rPr>
-          <w:rFonts w:ascii="Times New Roman" w:eastAsia="宋体" w:hAnsi="Times New Roman" w:cs="Times New Roman"/>
-        </w:rPr>
-      </w:pPr>
-      <w:r>
-        <w:rPr>
-          <w:rFonts w:ascii="Times New Roman" w:eastAsia="宋体" w:hAnsi="Times New Roman" w:cs="Times New Roman" w:hint="eastAsia"/>
-        </w:rPr>
-        <w:t>地图渲染器“使用数字渲染透明覆盖物”选项更改为“显示游戏内不可见对象”</w:t>
-      </w:r>
-    </w:p>
-    <w:p>
-      <w:pPr>
-        <w:pStyle w:val="a9"/>
-        <w:numPr>
-          <w:ilvl w:val="0"/>
-          <w:numId w:val="42"/>
-        </w:numPr>
-        <w:rPr>
-          <w:rFonts w:ascii="Times New Roman" w:eastAsia="宋体" w:hAnsi="Times New Roman" w:cs="Times New Roman"/>
-        </w:rPr>
-      </w:pPr>
-      <w:r>
-        <w:rPr>
-          <w:rFonts w:ascii="Times New Roman" w:eastAsia="宋体" w:hAnsi="Times New Roman" w:cs="Times New Roman" w:hint="eastAsia"/>
-        </w:rPr>
-        <w:t>修复当</w:t>
-      </w:r>
-      <w:r>
-        <w:rPr>
-          <w:rFonts w:ascii="Times New Roman" w:eastAsia="宋体" w:hAnsi="Times New Roman" w:cs="Times New Roman" w:hint="eastAsia"/>
-        </w:rPr>
-        <w:t>shp</w:t>
-      </w:r>
-      <w:r>
-        <w:rPr>
-          <w:rFonts w:ascii="Times New Roman" w:eastAsia="宋体" w:hAnsi="Times New Roman" w:cs="Times New Roman" w:hint="eastAsia"/>
-        </w:rPr>
-        <w:t>车辆单位的</w:t>
-      </w:r>
-      <w:r>
-        <w:rPr>
-          <w:rFonts w:ascii="Times New Roman" w:eastAsia="宋体" w:hAnsi="Times New Roman" w:cs="Times New Roman" w:hint="eastAsia"/>
-        </w:rPr>
-        <w:t>*tur.shp</w:t>
-      </w:r>
-      <w:r>
-        <w:rPr>
-          <w:rFonts w:ascii="Times New Roman" w:eastAsia="宋体" w:hAnsi="Times New Roman" w:cs="Times New Roman" w:hint="eastAsia"/>
-        </w:rPr>
-        <w:t>炮塔文件</w:t>
-      </w:r>
-      <w:r>
-        <w:rPr>
-          <w:rFonts w:ascii="Times New Roman" w:eastAsia="宋体" w:hAnsi="Times New Roman" w:cs="Times New Roman" w:hint="eastAsia"/>
-        </w:rPr>
-        <w:t>与本体大小不一致时的崩溃</w:t>
-      </w:r>
-    </w:p>
-    <w:p>
-      <w:pPr>
-        <w:pStyle w:val="a9"/>
-        <w:numPr>
-          <w:ilvl w:val="0"/>
-          <w:numId w:val="42"/>
-        </w:numPr>
-        <w:rPr>
-          <w:rFonts w:ascii="Times New Roman" w:eastAsia="宋体" w:hAnsi="Times New Roman" w:cs="Times New Roman"/>
-        </w:rPr>
-      </w:pPr>
-      <w:r>
-        <w:rPr>
-          <w:rFonts w:ascii="Times New Roman" w:eastAsia="宋体" w:hAnsi="Times New Roman" w:cs="Times New Roman" w:hint="eastAsia"/>
-        </w:rPr>
-        <w:t>修复当地图大于</w:t>
-      </w:r>
-      <w:r>
-        <w:rPr>
-          <w:rFonts w:ascii="Times New Roman" w:eastAsia="宋体" w:hAnsi="Times New Roman" w:cs="Times New Roman" w:hint="eastAsia"/>
-        </w:rPr>
-        <w:t>209*209</w:t>
-      </w:r>
-      <w:r>
-        <w:rPr>
-          <w:rFonts w:ascii="Times New Roman" w:eastAsia="宋体" w:hAnsi="Times New Roman" w:cs="Times New Roman" w:hint="eastAsia"/>
-        </w:rPr>
-        <w:t>时，编辑地形概率导致崩溃的</w:t>
-      </w:r>
-      <w:r>
-        <w:rPr>
-          <w:rFonts w:ascii="Times New Roman" w:eastAsia="宋体" w:hAnsi="Times New Roman" w:cs="Times New Roman" w:hint="eastAsia"/>
-        </w:rPr>
-        <w:t>bug</w:t>
-      </w:r>
-    </w:p>
-    <w:p>
-      <w:pPr>
-        <w:pStyle w:val="a9"/>
-        <w:numPr>
-          <w:ilvl w:val="0"/>
-          <w:numId w:val="42"/>
-        </w:numPr>
-        <w:rPr>
-          <w:rFonts w:ascii="Times New Roman" w:eastAsia="宋体" w:hAnsi="Times New Roman" w:cs="Times New Roman"/>
-        </w:rPr>
-      </w:pPr>
-      <w:r>
-        <w:rPr>
-          <w:rFonts w:ascii="Times New Roman" w:eastAsia="宋体" w:hAnsi="Times New Roman" w:cs="Times New Roman" w:hint="eastAsia"/>
-        </w:rPr>
-        <w:t>优化建筑渲染图层，减少建筑不正常遮挡的现象</w:t>
-      </w:r>
-    </w:p>
-    <w:p>
-      <w:pPr>
-        <w:pStyle w:val="a9"/>
-        <w:numPr>
-          <w:ilvl w:val="0"/>
-          <w:numId w:val="42"/>
-        </w:numPr>
-        <w:rPr>
-          <w:rFonts w:ascii="Times New Roman" w:eastAsia="宋体" w:hAnsi="Times New Roman" w:cs="Times New Roman"/>
-        </w:rPr>
-      </w:pPr>
-      <w:r>
-        <w:rPr>
-          <w:rFonts w:ascii="Times New Roman" w:eastAsia="宋体" w:hAnsi="Times New Roman" w:cs="Times New Roman" w:hint="eastAsia"/>
-        </w:rPr>
-        <w:t>修复当剪切板内没有有效信息时，粘贴会导致错误撤销的</w:t>
-      </w:r>
-      <w:r>
-        <w:rPr>
-          <w:rFonts w:ascii="Times New Roman" w:eastAsia="宋体" w:hAnsi="Times New Roman" w:cs="Times New Roman" w:hint="eastAsia"/>
-        </w:rPr>
-        <w:t>bug</w:t>
-      </w:r>
-    </w:p>
-    <w:p>
-      <w:pPr>
-        <w:pStyle w:val="a9"/>
-        <w:numPr>
-          <w:ilvl w:val="0"/>
-          <w:numId w:val="42"/>
-        </w:numPr>
-        <w:rPr>
-          <w:rFonts w:ascii="Times New Roman" w:eastAsia="宋体" w:hAnsi="Times New Roman" w:cs="Times New Roman"/>
-        </w:rPr>
-      </w:pPr>
-      <w:r>
-        <w:rPr>
-          <w:rFonts w:ascii="Times New Roman" w:eastAsia="宋体" w:hAnsi="Times New Roman" w:cs="Times New Roman" w:hint="eastAsia"/>
-        </w:rPr>
-        <w:t>移除</w:t>
-      </w:r>
-      <w:r>
-        <w:rPr>
-          <w:rFonts w:ascii="Times New Roman" w:eastAsia="宋体" w:hAnsi="Times New Roman" w:cs="Times New Roman" w:hint="eastAsia"/>
-        </w:rPr>
-        <w:t>ImageServer</w:t>
-      </w:r>
-    </w:p>
-    <w:p>
-      <w:pPr>
-        <w:pStyle w:val="a9"/>
-        <w:numPr>
-          <w:ilvl w:val="0"/>
-          <w:numId w:val="42"/>
-        </w:numPr>
-        <w:rPr>
-          <w:rFonts w:ascii="Times New Roman" w:eastAsia="宋体" w:hAnsi="Times New Roman" w:cs="Times New Roman"/>
-        </w:rPr>
-      </w:pPr>
-      <w:r>
-        <w:rPr>
-          <w:rFonts w:ascii="Times New Roman" w:eastAsia="宋体" w:hAnsi="Times New Roman" w:cs="Times New Roman" w:hint="eastAsia"/>
-        </w:rPr>
-        <w:t>在地图内触发的重新加载不会清空已加载的素材，减少重新加载后的卡顿</w:t>
-      </w:r>
-    </w:p>
-    <w:p>
-      <w:pPr>
-        <w:pStyle w:val="a9"/>
-        <w:numPr>
-          <w:ilvl w:val="0"/>
-          <w:numId w:val="42"/>
-        </w:numPr>
-        <w:rPr>
-          <w:rFonts w:ascii="Times New Roman" w:eastAsia="宋体" w:hAnsi="Times New Roman" w:cs="Times New Roman"/>
-        </w:rPr>
-      </w:pPr>
-      <w:r>
-        <w:rPr>
-          <w:rFonts w:ascii="Times New Roman" w:eastAsia="宋体" w:hAnsi="Times New Roman" w:cs="Times New Roman" w:hint="eastAsia"/>
-        </w:rPr>
-        <w:t>修复语言设置只支持</w:t>
-      </w:r>
-      <w:r>
-        <w:rPr>
-          <w:rFonts w:ascii="Times New Roman" w:eastAsia="宋体" w:hAnsi="Times New Roman" w:cs="Times New Roman" w:hint="eastAsia"/>
-        </w:rPr>
-        <w:t>English</w:t>
-      </w:r>
-      <w:r>
-        <w:rPr>
-          <w:rFonts w:ascii="Times New Roman" w:eastAsia="宋体" w:hAnsi="Times New Roman" w:cs="Times New Roman" w:hint="eastAsia"/>
-        </w:rPr>
-        <w:t>前缀的</w:t>
-      </w:r>
-      <w:r>
-        <w:rPr>
-          <w:rFonts w:ascii="Times New Roman" w:eastAsia="宋体" w:hAnsi="Times New Roman" w:cs="Times New Roman" w:hint="eastAsia"/>
-        </w:rPr>
-        <w:t>bug</w:t>
-      </w:r>
-    </w:p>
-    <w:p>
-      <w:pPr>
-        <w:pStyle w:val="a9"/>
-        <w:numPr>
-          <w:ilvl w:val="0"/>
-          <w:numId w:val="42"/>
-        </w:numPr>
-        <w:rPr>
-          <w:rFonts w:ascii="Times New Roman" w:eastAsia="宋体" w:hAnsi="Times New Roman" w:cs="Times New Roman"/>
-        </w:rPr>
-      </w:pPr>
-      <w:r>
-        <w:rPr>
-          <w:rFonts w:ascii="Times New Roman" w:eastAsia="宋体" w:hAnsi="Times New Roman" w:cs="Times New Roman" w:hint="eastAsia"/>
-        </w:rPr>
-        <w:t>支持翻译任意</w:t>
-      </w:r>
-      <w:r>
-        <w:rPr>
-          <w:rFonts w:ascii="Times New Roman" w:eastAsia="宋体" w:hAnsi="Times New Roman" w:cs="Times New Roman" w:hint="eastAsia"/>
-        </w:rPr>
-        <w:t>FA2</w:t>
-      </w:r>
-      <w:r>
-        <w:rPr>
-          <w:rFonts w:ascii="Times New Roman" w:eastAsia="宋体" w:hAnsi="Times New Roman" w:cs="Times New Roman" w:hint="eastAsia"/>
-        </w:rPr>
-        <w:t>原始窗口的文本，详见</w:t>
-      </w:r>
-      <w:r>
-        <w:rPr>
-          <w:rFonts w:ascii="Times New Roman" w:eastAsia="宋体" w:hAnsi="Times New Roman" w:cs="Times New Roman" w:hint="eastAsia"/>
-        </w:rPr>
-        <w:t>FADialog.ini</w:t>
-      </w:r>
-    </w:p>
-    <w:p>
-      <w:pPr>
-        <w:pStyle w:val="a9"/>
-        <w:numPr>
-          <w:ilvl w:val="0"/>
-          <w:numId w:val="42"/>
-        </w:numPr>
-        <w:rPr>
-          <w:rFonts w:ascii="Times New Roman" w:eastAsia="宋体" w:hAnsi="Times New Roman" w:cs="Times New Roman"/>
-        </w:rPr>
-      </w:pPr>
-      <w:r>
-        <w:rPr>
-          <w:rFonts w:ascii="Times New Roman" w:eastAsia="宋体" w:hAnsi="Times New Roman" w:cs="Times New Roman" w:hint="eastAsia"/>
-        </w:rPr>
-        <w:t>支持多语言切换，添加了英文版。所有可以在</w:t>
-      </w:r>
-      <w:r>
-        <w:rPr>
-          <w:rFonts w:ascii="Times New Roman" w:eastAsia="宋体" w:hAnsi="Times New Roman" w:cs="Times New Roman" w:hint="eastAsia"/>
-        </w:rPr>
-        <w:t>FA2</w:t>
-      </w:r>
-      <w:r>
-        <w:rPr>
-          <w:rFonts w:ascii="Times New Roman" w:eastAsia="宋体" w:hAnsi="Times New Roman" w:cs="Times New Roman" w:hint="eastAsia"/>
-        </w:rPr>
-        <w:t>内显示文本的</w:t>
-      </w:r>
-      <w:r>
-        <w:rPr>
-          <w:rFonts w:ascii="Times New Roman" w:eastAsia="宋体" w:hAnsi="Times New Roman" w:cs="Times New Roman" w:hint="eastAsia"/>
-        </w:rPr>
-        <w:t>INI</w:t>
-      </w:r>
-      <w:r>
-        <w:rPr>
-          <w:rFonts w:ascii="Times New Roman" w:eastAsia="宋体" w:hAnsi="Times New Roman" w:cs="Times New Roman" w:hint="eastAsia"/>
-        </w:rPr>
-        <w:t>小节</w:t>
-      </w:r>
-      <w:r>
-        <w:rPr>
-          <w:rFonts w:ascii="Times New Roman" w:eastAsia="宋体" w:hAnsi="Times New Roman" w:cs="Times New Roman" w:hint="eastAsia"/>
-        </w:rPr>
-        <w:t>和键</w:t>
-      </w:r>
-      <w:r>
-        <w:rPr>
-          <w:rFonts w:ascii="Times New Roman" w:eastAsia="宋体" w:hAnsi="Times New Roman" w:cs="Times New Roman" w:hint="eastAsia"/>
-        </w:rPr>
-        <w:t>，均可以通过“</w:t>
-      </w:r>
-      <w:r>
-        <w:rPr>
-          <w:rFonts w:ascii="Times New Roman" w:eastAsia="宋体" w:hAnsi="Times New Roman" w:cs="Times New Roman" w:hint="eastAsia"/>
-        </w:rPr>
-        <w:t>Language-</w:t>
-      </w:r>
-      <w:r>
-        <w:rPr>
-          <w:rFonts w:ascii="Times New Roman" w:eastAsia="宋体" w:hAnsi="Times New Roman" w:cs="Times New Roman" w:hint="eastAsia"/>
-        </w:rPr>
-        <w:t>”前缀支持多语言翻译，例如“</w:t>
+        <w:t>为“</w:t>
       </w:r>
       <w:r>
         <w:rPr>
@@ -12246,7 +12295,7 @@
         <w:rPr>
           <w:rFonts w:ascii="Times New Roman" w:eastAsia="宋体" w:hAnsi="Times New Roman" w:cs="Times New Roman" w:hint="eastAsia"/>
         </w:rPr>
-        <w:t>EventsRA2</w:t>
+        <w:t>English-EventsRA2</w:t>
       </w:r>
       <w:r>
         <w:rPr>
@@ -12258,25 +12307,31 @@
         <w:rPr>
           <w:rFonts w:ascii="Times New Roman" w:eastAsia="宋体" w:hAnsi="Times New Roman" w:cs="Times New Roman" w:hint="eastAsia"/>
         </w:rPr>
+        <w:t>”</w:t>
+      </w:r>
+      <w:r>
+        <w:rPr>
+          <w:rFonts w:ascii="Times New Roman" w:eastAsia="宋体" w:hAnsi="Times New Roman" w:cs="Times New Roman" w:hint="eastAsia"/>
+        </w:rPr>
+        <w:t>，“</w:t>
+      </w:r>
+      <w:r>
+        <w:rPr>
+          <w:rFonts w:ascii="Times New Roman" w:eastAsia="宋体" w:hAnsi="Times New Roman" w:cs="Times New Roman" w:hint="eastAsia"/>
+        </w:rPr>
+        <w:t>Name=</w:t>
+      </w:r>
+      <w:r>
+        <w:rPr>
+          <w:rFonts w:ascii="Times New Roman" w:eastAsia="宋体" w:hAnsi="Times New Roman" w:cs="Times New Roman" w:hint="eastAsia"/>
+        </w:rPr>
         <w:t>”变为“</w:t>
       </w:r>
       <w:r>
         <w:rPr>
           <w:rFonts w:ascii="Times New Roman" w:eastAsia="宋体" w:hAnsi="Times New Roman" w:cs="Times New Roman" w:hint="eastAsia"/>
         </w:rPr>
-        <w:t>[</w:t>
-      </w:r>
-      <w:r>
-        <w:rPr>
-          <w:rFonts w:ascii="Times New Roman" w:eastAsia="宋体" w:hAnsi="Times New Roman" w:cs="Times New Roman" w:hint="eastAsia"/>
-        </w:rPr>
-        <w:t>English-EventsRA2</w:t>
-      </w:r>
-      <w:r>
-        <w:rPr>
-          <w:rFonts w:ascii="Times New Roman" w:eastAsia="宋体" w:hAnsi="Times New Roman" w:cs="Times New Roman" w:hint="eastAsia"/>
-        </w:rPr>
-        <w:t>]</w:t>
+        <w:t>Chinese-Name=</w:t>
       </w:r>
       <w:r>
         <w:rPr>
@@ -12294,50 +12349,13 @@
         <w:rPr>
           <w:rFonts w:ascii="Times New Roman" w:eastAsia="宋体" w:hAnsi="Times New Roman" w:cs="Times New Roman" w:hint="eastAsia"/>
         </w:rPr>
-        <w:t>Name=</w:t>
+        <w:t>fa2extra.csf</w:t>
       </w:r>
       <w:r>
         <w:rPr>
           <w:rFonts w:ascii="Times New Roman" w:eastAsia="宋体" w:hAnsi="Times New Roman" w:cs="Times New Roman" w:hint="eastAsia"/>
         </w:rPr>
         <w:t>”变为“</w:t>
-      </w:r>
-      <w:r>
-        <w:rPr>
-          <w:rFonts w:ascii="Times New Roman" w:eastAsia="宋体" w:hAnsi="Times New Roman" w:cs="Times New Roman" w:hint="eastAsia"/>
-        </w:rPr>
-        <w:t>Chinese-Name=</w:t>
-      </w:r>
-      <w:r>
-        <w:rPr>
-          <w:rFonts w:ascii="Times New Roman" w:eastAsia="宋体" w:hAnsi="Times New Roman" w:cs="Times New Roman" w:hint="eastAsia"/>
-        </w:rPr>
-        <w:t>”</w:t>
-      </w:r>
-      <w:r>
-        <w:rPr>
-          <w:rFonts w:ascii="Times New Roman" w:eastAsia="宋体" w:hAnsi="Times New Roman" w:cs="Times New Roman" w:hint="eastAsia"/>
-        </w:rPr>
-        <w:t>，“</w:t>
-      </w:r>
-      <w:r>
-        <w:rPr>
-          <w:rFonts w:ascii="Times New Roman" w:eastAsia="宋体" w:hAnsi="Times New Roman" w:cs="Times New Roman" w:hint="eastAsia"/>
-        </w:rPr>
-        <w:t>fa2extra.csf</w:t>
-      </w:r>
-      <w:r>
-        <w:rPr>
-          <w:rFonts w:ascii="Times New Roman" w:eastAsia="宋体" w:hAnsi="Times New Roman" w:cs="Times New Roman" w:hint="eastAsia"/>
-        </w:rPr>
-        <w:t>”</w:t>
-      </w:r>
-      <w:r>
-        <w:rPr>
-          <w:rFonts w:ascii="Times New Roman" w:eastAsia="宋体" w:hAnsi="Times New Roman" w:cs="Times New Roman" w:hint="eastAsia"/>
-        </w:rPr>
-        <w:lastRenderedPageBreak/>
-        <w:t>变为“</w:t>
       </w:r>
       <w:r>
         <w:rPr>
@@ -13452,6 +13470,7 @@
         <w:rPr>
           <w:rFonts w:ascii="Times New Roman" w:eastAsia="宋体" w:hAnsi="Times New Roman" w:cs="Times New Roman" w:hint="eastAsia"/>
         </w:rPr>
+        <w:lastRenderedPageBreak/>
         <w:t>修复暗色模式下部分按钮控件的文本不能换行的</w:t>
       </w:r>
       <w:r>
@@ -13476,7 +13495,6 @@
         <w:rPr>
           <w:rFonts w:ascii="Times New Roman" w:eastAsia="宋体" w:hAnsi="Times New Roman" w:cs="Times New Roman" w:hint="eastAsia"/>
         </w:rPr>
-        <w:lastRenderedPageBreak/>
         <w:t>支持</w:t>
       </w:r>
       <w:r>
@@ -14603,6 +14621,7 @@
         <w:rPr>
           <w:rFonts w:ascii="Times New Roman" w:eastAsia="宋体" w:hAnsi="Times New Roman" w:cs="Times New Roman" w:hint="eastAsia"/>
         </w:rPr>
+        <w:lastRenderedPageBreak/>
         <w:t>修复了地图检查器错误项过多时会挤在一起的</w:t>
       </w:r>
       <w:r>
@@ -14627,7 +14646,6 @@
         <w:rPr>
           <w:rFonts w:ascii="Times New Roman" w:eastAsia="宋体" w:hAnsi="Times New Roman" w:cs="Times New Roman" w:hint="eastAsia"/>
         </w:rPr>
-        <w:lastRenderedPageBreak/>
         <w:t>新增</w:t>
       </w:r>
       <w:r>
@@ -15666,6 +15684,7 @@
         <w:rPr>
           <w:rFonts w:ascii="Times New Roman" w:eastAsia="宋体" w:hAnsi="Times New Roman" w:cs="Times New Roman" w:hint="eastAsia"/>
         </w:rPr>
+        <w:lastRenderedPageBreak/>
         <w:t>增强绘制悬崖工具，可以在不同地图类型的</w:t>
       </w:r>
       <w:r>
@@ -15690,14 +15709,7 @@
         <w:rPr>
           <w:rFonts w:ascii="Times New Roman" w:eastAsia="宋体" w:hAnsi="Times New Roman" w:cs="Times New Roman" w:hint="eastAsia"/>
         </w:rPr>
-        <w:t>）中</w:t>
-      </w:r>
-      <w:r>
-        <w:rPr>
-          <w:rFonts w:ascii="Times New Roman" w:eastAsia="宋体" w:hAnsi="Times New Roman" w:cs="Times New Roman" w:hint="eastAsia"/>
-        </w:rPr>
-        <w:lastRenderedPageBreak/>
-        <w:t>填写</w:t>
+        <w:t>）中填写</w:t>
       </w:r>
       <w:r>
         <w:rPr>
@@ -16723,6 +16735,7 @@
         <w:rPr>
           <w:rFonts w:ascii="Times New Roman" w:eastAsia="宋体" w:hAnsi="Times New Roman" w:cs="Times New Roman" w:hint="eastAsia"/>
         </w:rPr>
+        <w:lastRenderedPageBreak/>
         <w:t>修复删除对象、格式刷使用大笔刷时，在地图边缘可能崩溃的</w:t>
       </w:r>
       <w:r>
@@ -16747,7 +16760,6 @@
         <w:rPr>
           <w:rFonts w:ascii="Times New Roman" w:eastAsia="宋体" w:hAnsi="Times New Roman" w:cs="Times New Roman" w:hint="eastAsia"/>
         </w:rPr>
-        <w:lastRenderedPageBreak/>
         <w:t>修复部分编辑器下拉菜单窗口无法输入超过菜单宽度的文字的</w:t>
       </w:r>
       <w:r>
@@ -17864,6 +17876,7 @@
         <w:rPr>
           <w:rFonts w:ascii="Times New Roman" w:eastAsia="宋体" w:hAnsi="Times New Roman" w:cs="Times New Roman" w:hint="eastAsia"/>
         </w:rPr>
+        <w:lastRenderedPageBreak/>
         <w:t>支持</w:t>
       </w:r>
       <w:r>
@@ -17906,7 +17919,6 @@
         <w:rPr>
           <w:rFonts w:ascii="Times New Roman" w:eastAsia="宋体" w:hAnsi="Times New Roman" w:cs="Times New Roman" w:hint="eastAsia"/>
         </w:rPr>
-        <w:lastRenderedPageBreak/>
         <w:t>中立驻军建筑在红血时才会显示破损图像</w:t>
       </w:r>
     </w:p>
@@ -18883,13 +18895,13 @@
         <w:rPr>
           <w:rFonts w:ascii="Times New Roman" w:eastAsia="宋体" w:hAnsi="Times New Roman" w:cs="Times New Roman" w:hint="eastAsia"/>
         </w:rPr>
+        <w:lastRenderedPageBreak/>
         <w:t>支持使用独立的进程存储游戏图像，以节约内存占用，详见</w:t>
       </w:r>
       <w:r>
         <w:rPr>
           <w:rFonts w:ascii="Times New Roman" w:eastAsia="宋体" w:hAnsi="Times New Roman" w:cs="Times New Roman" w:hint="eastAsia"/>
         </w:rPr>
-        <w:lastRenderedPageBreak/>
         <w:t>LoadImageDataFromServer</w:t>
       </w:r>
     </w:p>
@@ -19885,6 +19897,7 @@
         <w:rPr>
           <w:rFonts w:ascii="Times New Roman" w:eastAsia="宋体" w:hAnsi="Times New Roman" w:cs="Times New Roman" w:hint="eastAsia"/>
         </w:rPr>
+        <w:lastRenderedPageBreak/>
         <w:t>thumbnails</w:t>
       </w:r>
       <w:r>
@@ -19903,14 +19916,7 @@
         <w:rPr>
           <w:rFonts w:ascii="Times New Roman" w:eastAsia="宋体" w:hAnsi="Times New Roman" w:cs="Times New Roman" w:hint="eastAsia"/>
         </w:rPr>
-        <w:t>。注：心灵</w:t>
-      </w:r>
-      <w:r>
-        <w:rPr>
-          <w:rFonts w:ascii="Times New Roman" w:eastAsia="宋体" w:hAnsi="Times New Roman" w:cs="Times New Roman" w:hint="eastAsia"/>
-        </w:rPr>
-        <w:lastRenderedPageBreak/>
-        <w:t>终结</w:t>
+        <w:t>。注：心灵终结</w:t>
       </w:r>
       <w:r>
         <w:rPr>
@@ -20913,6 +20919,7 @@
         <w:rPr>
           <w:rFonts w:ascii="Times New Roman" w:eastAsia="宋体" w:hAnsi="Times New Roman" w:cs="Times New Roman" w:hint="eastAsia"/>
         </w:rPr>
+        <w:lastRenderedPageBreak/>
         <w:t>修复下拉菜单自动搜索部分情况下异常被禁用的</w:t>
       </w:r>
       <w:r>
@@ -20937,7 +20944,6 @@
         <w:rPr>
           <w:rFonts w:ascii="Times New Roman" w:eastAsia="宋体" w:hAnsi="Times New Roman" w:cs="Times New Roman" w:hint="eastAsia"/>
         </w:rPr>
-        <w:lastRenderedPageBreak/>
         <w:t>修复重新加载</w:t>
       </w:r>
       <w:r>
@@ -21880,6 +21886,7 @@
         <w:rPr>
           <w:rFonts w:ascii="Times New Roman" w:eastAsia="宋体" w:hAnsi="Times New Roman" w:cs="Times New Roman" w:hint="eastAsia"/>
         </w:rPr>
+        <w:lastRenderedPageBreak/>
         <w:t>修复了触发、小队等名称中数字部分超过</w:t>
       </w:r>
       <w:r>
@@ -21916,7 +21923,6 @@
         <w:rPr>
           <w:rFonts w:ascii="Times New Roman" w:eastAsia="宋体" w:hAnsi="Times New Roman" w:cs="Times New Roman" w:hint="eastAsia"/>
         </w:rPr>
-        <w:lastRenderedPageBreak/>
         <w:t>修复了触发、小队等名称中最后的数字超过</w:t>
       </w:r>
       <w:r>
@@ -22849,6 +22855,7 @@
         <w:rPr>
           <w:rFonts w:ascii="Times New Roman" w:eastAsia="宋体" w:hAnsi="Times New Roman" w:cs="Times New Roman" w:hint="eastAsia"/>
         </w:rPr>
+        <w:lastRenderedPageBreak/>
         <w:t>优化了</w:t>
       </w:r>
       <w:r>
@@ -22873,7 +22880,6 @@
         <w:rPr>
           <w:rFonts w:ascii="Times New Roman" w:eastAsia="宋体" w:hAnsi="Times New Roman" w:cs="Times New Roman" w:hint="eastAsia"/>
         </w:rPr>
-        <w:lastRenderedPageBreak/>
         <w:t>新增</w:t>
       </w:r>
       <w:r>
@@ -23910,7 +23916,14 @@
         <w:rPr>
           <w:rFonts w:ascii="Times New Roman" w:eastAsia="宋体" w:hAnsi="Times New Roman" w:cs="Times New Roman" w:hint="eastAsia"/>
         </w:rPr>
-        <w:t>禁用搜索功能以提升性能</w:t>
+        <w:t>禁用搜索</w:t>
+      </w:r>
+      <w:r>
+        <w:rPr>
+          <w:rFonts w:ascii="Times New Roman" w:eastAsia="宋体" w:hAnsi="Times New Roman" w:cs="Times New Roman" w:hint="eastAsia"/>
+        </w:rPr>
+        <w:lastRenderedPageBreak/>
+        <w:t>功能以提升性能</w:t>
       </w:r>
     </w:p>
     <w:p>
@@ -23928,7 +23941,6 @@
         <w:rPr>
           <w:rFonts w:ascii="Times New Roman" w:eastAsia="宋体" w:hAnsi="Times New Roman" w:cs="Times New Roman" w:hint="eastAsia"/>
         </w:rPr>
-        <w:lastRenderedPageBreak/>
         <w:t>基于地图</w:t>
       </w:r>
       <w:r>
@@ -25049,6 +25061,7 @@
           <w:sz w:val="28"/>
           <w:szCs w:val="32"/>
         </w:rPr>
+        <w:lastRenderedPageBreak/>
         <w:t>FA2SP HDM Edition</w:t>
       </w:r>
       <w:r>
@@ -25085,8 +25098,518 @@
           <w:sz w:val="28"/>
           <w:szCs w:val="32"/>
         </w:rPr>
+        <w:t>新增功能</w:t>
+      </w:r>
+    </w:p>
+    <w:p>
+      <w:pPr>
+        <w:ind w:firstLineChars="200" w:firstLine="440"/>
+        <w:rPr>
+          <w:rFonts w:ascii="Times New Roman" w:eastAsia="宋体" w:hAnsi="Times New Roman" w:cs="Times New Roman"/>
+        </w:rPr>
+      </w:pPr>
+      <w:r>
+        <w:rPr>
+          <w:rFonts w:ascii="Times New Roman" w:eastAsia="宋体" w:hAnsi="Times New Roman" w:cs="Times New Roman" w:hint="eastAsia"/>
+        </w:rPr>
+        <w:t>随机摆放对象：支持步兵、车辆、飞行器、建筑、污染、</w:t>
+      </w:r>
+      <w:r>
+        <w:rPr>
+          <w:rFonts w:ascii="Times New Roman" w:eastAsia="宋体" w:hAnsi="Times New Roman" w:cs="Times New Roman" w:hint="eastAsia"/>
+        </w:rPr>
+        <w:t>覆盖物</w:t>
+      </w:r>
+      <w:r>
+        <w:rPr>
+          <w:rFonts w:ascii="Times New Roman" w:eastAsia="宋体" w:hAnsi="Times New Roman" w:cs="Times New Roman" w:hint="eastAsia"/>
+        </w:rPr>
+        <w:t>的随机摆放，预设存储在</w:t>
+      </w:r>
+      <w:r>
+        <w:rPr>
+          <w:rFonts w:ascii="Times New Roman" w:eastAsia="宋体" w:hAnsi="Times New Roman" w:cs="Times New Roman" w:hint="eastAsia"/>
+        </w:rPr>
+        <w:t>FAData.ini</w:t>
+      </w:r>
+      <w:r>
+        <w:rPr>
+          <w:rFonts w:ascii="Times New Roman" w:eastAsia="宋体" w:hAnsi="Times New Roman" w:cs="Times New Roman" w:hint="eastAsia"/>
+        </w:rPr>
+        <w:t>中</w:t>
+      </w:r>
+    </w:p>
+    <w:p>
+      <w:pPr>
+        <w:ind w:firstLineChars="200" w:firstLine="440"/>
+        <w:rPr>
+          <w:rFonts w:ascii="Times New Roman" w:eastAsia="宋体" w:hAnsi="Times New Roman" w:cs="Times New Roman"/>
+        </w:rPr>
+      </w:pPr>
+      <w:r>
+        <w:rPr>
+          <w:rFonts w:ascii="Times New Roman" w:eastAsia="宋体" w:hAnsi="Times New Roman" w:cs="Times New Roman" w:hint="eastAsia"/>
+        </w:rPr>
+        <w:t>基地节点顺序显示与调整：在基地节点上方会显示它的建造顺序，同时在物品浏览器中提供了上移节点与下移节点功能</w:t>
+      </w:r>
+    </w:p>
+    <w:p>
+      <w:pPr>
+        <w:ind w:firstLineChars="200" w:firstLine="440"/>
+        <w:rPr>
+          <w:rFonts w:ascii="Times New Roman" w:eastAsia="宋体" w:hAnsi="Times New Roman" w:cs="Times New Roman"/>
+        </w:rPr>
+      </w:pPr>
+      <w:r>
+        <w:rPr>
+          <w:rFonts w:ascii="Times New Roman" w:eastAsia="宋体" w:hAnsi="Times New Roman" w:cs="Times New Roman" w:hint="eastAsia"/>
+        </w:rPr>
+        <w:t>属性查看：位于物品浏览器中，可以实时显示鼠标所指对象的各类属性</w:t>
+      </w:r>
+      <w:r>
+        <w:rPr>
+          <w:rFonts w:ascii="Times New Roman" w:eastAsia="宋体" w:hAnsi="Times New Roman" w:cs="Times New Roman" w:hint="eastAsia"/>
+        </w:rPr>
+        <w:t>，如单位属性、路径点关联的触发或小队、武器射程、地表类型等</w:t>
+      </w:r>
+    </w:p>
+    <w:p>
+      <w:pPr>
+        <w:ind w:firstLineChars="200" w:firstLine="440"/>
+        <w:rPr>
+          <w:rFonts w:ascii="Times New Roman" w:eastAsia="宋体" w:hAnsi="Times New Roman" w:cs="Times New Roman"/>
+        </w:rPr>
+      </w:pPr>
+      <w:r>
+        <w:rPr>
+          <w:rFonts w:ascii="Times New Roman" w:eastAsia="宋体" w:hAnsi="Times New Roman" w:cs="Times New Roman" w:hint="eastAsia"/>
+        </w:rPr>
+        <w:t>绘制连接地形：位于物品浏览器中，可以以地形块为单位，根据鼠标相对位置，自动绘制如悬崖、海岸、小路等连接地形。相较于</w:t>
+      </w:r>
+      <w:r>
+        <w:rPr>
+          <w:rFonts w:ascii="Times New Roman" w:eastAsia="宋体" w:hAnsi="Times New Roman" w:cs="Times New Roman" w:hint="eastAsia"/>
+        </w:rPr>
+        <w:t>WAE</w:t>
+      </w:r>
+      <w:r>
+        <w:rPr>
+          <w:rFonts w:ascii="Times New Roman" w:eastAsia="宋体" w:hAnsi="Times New Roman" w:cs="Times New Roman" w:hint="eastAsia"/>
+        </w:rPr>
+        <w:t>的同类功能，提供了更加精细的控制权</w:t>
+      </w:r>
+    </w:p>
+    <w:p>
+      <w:pPr>
+        <w:ind w:firstLineChars="200" w:firstLine="440"/>
+        <w:rPr>
+          <w:rFonts w:ascii="Times New Roman" w:eastAsia="宋体" w:hAnsi="Times New Roman" w:cs="Times New Roman"/>
+        </w:rPr>
+      </w:pPr>
+      <w:r>
+        <w:rPr>
+          <w:rFonts w:ascii="Times New Roman" w:eastAsia="宋体" w:hAnsi="Times New Roman" w:cs="Times New Roman" w:hint="eastAsia"/>
+        </w:rPr>
+        <w:t>重载地图：支持快捷重新打开当前地图，快捷键为</w:t>
+      </w:r>
+      <w:r>
+        <w:rPr>
+          <w:rFonts w:ascii="Times New Roman" w:eastAsia="宋体" w:hAnsi="Times New Roman" w:cs="Times New Roman" w:hint="eastAsia"/>
+        </w:rPr>
+        <w:t>Ctrl+Shift+O</w:t>
+      </w:r>
+    </w:p>
+    <w:p>
+      <w:pPr>
+        <w:ind w:firstLineChars="200" w:firstLine="440"/>
+        <w:rPr>
+          <w:rFonts w:ascii="Times New Roman" w:eastAsia="宋体" w:hAnsi="Times New Roman" w:cs="Times New Roman"/>
+        </w:rPr>
+      </w:pPr>
+      <w:r>
+        <w:rPr>
+          <w:rFonts w:ascii="Times New Roman" w:eastAsia="宋体" w:hAnsi="Times New Roman" w:cs="Times New Roman" w:hint="eastAsia"/>
+        </w:rPr>
+        <w:t>重新加载游戏目录：当检测到打开的地图文件位于另一个尤复游戏文件夹下时，会提示是否重新加载对应目录的游戏资源</w:t>
+      </w:r>
+    </w:p>
+    <w:p>
+      <w:pPr>
+        <w:ind w:firstLineChars="200" w:firstLine="440"/>
+        <w:rPr>
+          <w:rFonts w:ascii="Times New Roman" w:eastAsia="宋体" w:hAnsi="Times New Roman" w:cs="Times New Roman"/>
+        </w:rPr>
+      </w:pPr>
+      <w:r>
+        <w:rPr>
+          <w:rFonts w:ascii="Times New Roman" w:eastAsia="宋体" w:hAnsi="Times New Roman" w:cs="Times New Roman" w:hint="eastAsia"/>
+        </w:rPr>
+        <w:t>CSF</w:t>
+      </w:r>
+      <w:r>
+        <w:rPr>
+          <w:rFonts w:ascii="Times New Roman" w:eastAsia="宋体" w:hAnsi="Times New Roman" w:cs="Times New Roman" w:hint="eastAsia"/>
+        </w:rPr>
+        <w:t>浏览器：可以浏览、搜索当前加载的全部</w:t>
+      </w:r>
+      <w:r>
+        <w:rPr>
+          <w:rFonts w:ascii="Times New Roman" w:eastAsia="宋体" w:hAnsi="Times New Roman" w:cs="Times New Roman" w:hint="eastAsia"/>
+        </w:rPr>
+        <w:t>CSF</w:t>
+      </w:r>
+      <w:r>
+        <w:rPr>
+          <w:rFonts w:ascii="Times New Roman" w:eastAsia="宋体" w:hAnsi="Times New Roman" w:cs="Times New Roman" w:hint="eastAsia"/>
+        </w:rPr>
+        <w:t>文本，也可以立即重新加载</w:t>
+      </w:r>
+      <w:r>
+        <w:rPr>
+          <w:rFonts w:ascii="Times New Roman" w:eastAsia="宋体" w:hAnsi="Times New Roman" w:cs="Times New Roman" w:hint="eastAsia"/>
+        </w:rPr>
+        <w:t>CSF</w:t>
+      </w:r>
+      <w:r>
+        <w:rPr>
+          <w:rFonts w:ascii="Times New Roman" w:eastAsia="宋体" w:hAnsi="Times New Roman" w:cs="Times New Roman" w:hint="eastAsia"/>
+        </w:rPr>
+        <w:t>文件，还可以快捷为触发事件的对应参数选择文本标签</w:t>
+      </w:r>
+    </w:p>
+    <w:p>
+      <w:pPr>
+        <w:ind w:firstLineChars="200" w:firstLine="440"/>
+        <w:rPr>
+          <w:rFonts w:ascii="Times New Roman" w:eastAsia="宋体" w:hAnsi="Times New Roman" w:cs="Times New Roman"/>
+        </w:rPr>
+      </w:pPr>
+      <w:r>
+        <w:rPr>
+          <w:rFonts w:ascii="Times New Roman" w:eastAsia="宋体" w:hAnsi="Times New Roman" w:cs="Times New Roman" w:hint="eastAsia"/>
+        </w:rPr>
+        <w:t>LLF</w:t>
+      </w:r>
+      <w:r>
+        <w:rPr>
+          <w:rFonts w:ascii="Times New Roman" w:eastAsia="宋体" w:hAnsi="Times New Roman" w:cs="Times New Roman" w:hint="eastAsia"/>
+        </w:rPr>
+        <w:t>与</w:t>
+      </w:r>
+      <w:r>
+        <w:rPr>
+          <w:rFonts w:ascii="Times New Roman" w:eastAsia="宋体" w:hAnsi="Times New Roman" w:cs="Times New Roman" w:hint="eastAsia"/>
+        </w:rPr>
+        <w:t>ECS</w:t>
+      </w:r>
+      <w:r>
+        <w:rPr>
+          <w:rFonts w:ascii="Times New Roman" w:eastAsia="宋体" w:hAnsi="Times New Roman" w:cs="Times New Roman" w:hint="eastAsia"/>
+        </w:rPr>
+        <w:t>格式：支持</w:t>
+      </w:r>
+      <w:r>
+        <w:rPr>
+          <w:rFonts w:ascii="Times New Roman" w:eastAsia="宋体" w:hAnsi="Times New Roman" w:cs="Times New Roman" w:hint="eastAsia"/>
+        </w:rPr>
+        <w:t>LLF</w:t>
+      </w:r>
+      <w:r>
+        <w:rPr>
+          <w:rFonts w:ascii="Times New Roman" w:eastAsia="宋体" w:hAnsi="Times New Roman" w:cs="Times New Roman" w:hint="eastAsia"/>
+        </w:rPr>
+        <w:t>与</w:t>
+      </w:r>
+      <w:r>
+        <w:rPr>
+          <w:rFonts w:ascii="Times New Roman" w:eastAsia="宋体" w:hAnsi="Times New Roman" w:cs="Times New Roman" w:hint="eastAsia"/>
+        </w:rPr>
+        <w:t>ECS</w:t>
+      </w:r>
+      <w:r>
+        <w:rPr>
+          <w:rFonts w:ascii="Times New Roman" w:eastAsia="宋体" w:hAnsi="Times New Roman" w:cs="Times New Roman" w:hint="eastAsia"/>
+        </w:rPr>
+        <w:t>格式的</w:t>
+      </w:r>
+      <w:r>
+        <w:rPr>
+          <w:rFonts w:ascii="Times New Roman" w:eastAsia="宋体" w:hAnsi="Times New Roman" w:cs="Times New Roman" w:hint="eastAsia"/>
+        </w:rPr>
+        <w:t>字符串表</w:t>
+      </w:r>
+      <w:r>
+        <w:rPr>
+          <w:rFonts w:ascii="Times New Roman" w:eastAsia="宋体" w:hAnsi="Times New Roman" w:cs="Times New Roman" w:hint="eastAsia"/>
+        </w:rPr>
+        <w:t>（</w:t>
+      </w:r>
+      <w:r>
+        <w:rPr>
+          <w:rFonts w:ascii="Times New Roman" w:eastAsia="宋体" w:hAnsi="Times New Roman" w:cs="Times New Roman" w:hint="eastAsia"/>
+        </w:rPr>
+        <w:t>Stringtable</w:t>
+      </w:r>
+      <w:r>
+        <w:rPr>
+          <w:rFonts w:ascii="Times New Roman" w:eastAsia="宋体" w:hAnsi="Times New Roman" w:cs="Times New Roman" w:hint="eastAsia"/>
+        </w:rPr>
+        <w:t>）文件读取</w:t>
+      </w:r>
+    </w:p>
+    <w:p>
+      <w:pPr>
+        <w:ind w:firstLineChars="200" w:firstLine="440"/>
+        <w:rPr>
+          <w:rFonts w:ascii="Times New Roman" w:eastAsia="宋体" w:hAnsi="Times New Roman" w:cs="Times New Roman"/>
+        </w:rPr>
+      </w:pPr>
+      <w:r>
+        <w:rPr>
+          <w:rFonts w:ascii="Times New Roman" w:eastAsia="宋体" w:hAnsi="Times New Roman" w:cs="Times New Roman" w:hint="eastAsia"/>
+        </w:rPr>
+        <w:t>下拉菜单内搜索：触发、作战小队、特遣部队、动作脚本、</w:t>
+      </w:r>
+      <w:r>
+        <w:rPr>
+          <w:rFonts w:ascii="Times New Roman" w:eastAsia="宋体" w:hAnsi="Times New Roman" w:cs="Times New Roman" w:hint="eastAsia"/>
+        </w:rPr>
+        <w:t>AI</w:t>
+      </w:r>
+      <w:r>
+        <w:rPr>
+          <w:rFonts w:ascii="Times New Roman" w:eastAsia="宋体" w:hAnsi="Times New Roman" w:cs="Times New Roman" w:hint="eastAsia"/>
+        </w:rPr>
+        <w:t>编辑器的下拉菜单均支持直接输入文本，搜索对应标签</w:t>
+      </w:r>
+      <w:r>
+        <w:rPr>
+          <w:rFonts w:ascii="Times New Roman" w:eastAsia="宋体" w:hAnsi="Times New Roman" w:cs="Times New Roman" w:hint="eastAsia"/>
+        </w:rPr>
+        <w:t>支持使用通配符</w:t>
+      </w:r>
+      <w:r>
+        <w:rPr>
+          <w:rFonts w:ascii="Times New Roman" w:eastAsia="宋体" w:hAnsi="Times New Roman" w:cs="Times New Roman" w:hint="eastAsia"/>
+        </w:rPr>
+        <w:t>*</w:t>
+      </w:r>
+      <w:r>
+        <w:rPr>
+          <w:rFonts w:ascii="Times New Roman" w:eastAsia="宋体" w:hAnsi="Times New Roman" w:cs="Times New Roman" w:hint="eastAsia"/>
+        </w:rPr>
+        <w:t>与</w:t>
+      </w:r>
+      <w:r>
+        <w:rPr>
+          <w:rFonts w:ascii="Times New Roman" w:eastAsia="宋体" w:hAnsi="Times New Roman" w:cs="Times New Roman" w:hint="eastAsia"/>
+        </w:rPr>
+        <w:t>|</w:t>
+      </w:r>
+    </w:p>
+    <w:p>
+      <w:pPr>
+        <w:ind w:firstLineChars="200" w:firstLine="440"/>
+        <w:rPr>
+          <w:rFonts w:ascii="Times New Roman" w:eastAsia="宋体" w:hAnsi="Times New Roman" w:cs="Times New Roman"/>
+        </w:rPr>
+      </w:pPr>
+      <w:r>
+        <w:rPr>
+          <w:rFonts w:ascii="Times New Roman" w:eastAsia="宋体" w:hAnsi="Times New Roman" w:cs="Times New Roman" w:hint="eastAsia"/>
+        </w:rPr>
+        <w:t>查找引用：触发、作战小队、特遣部队、动作脚本编辑器新增“查找引用”按键，可以查找引用了当前对象的对象</w:t>
+      </w:r>
+    </w:p>
+    <w:p>
+      <w:pPr>
+        <w:ind w:firstLineChars="200" w:firstLine="440"/>
+        <w:rPr>
+          <w:rFonts w:ascii="Times New Roman" w:eastAsia="宋体" w:hAnsi="Times New Roman" w:cs="Times New Roman"/>
+        </w:rPr>
+      </w:pPr>
+      <w:r>
+        <w:rPr>
+          <w:rFonts w:ascii="Times New Roman" w:eastAsia="宋体" w:hAnsi="Times New Roman" w:cs="Times New Roman" w:hint="eastAsia"/>
+        </w:rPr>
+        <w:t>自动计算</w:t>
+      </w:r>
+      <w:r>
+        <w:rPr>
+          <w:rFonts w:ascii="Times New Roman" w:eastAsia="宋体" w:hAnsi="Times New Roman" w:cs="Times New Roman" w:hint="eastAsia"/>
+        </w:rPr>
+        <w:t>LAT</w:t>
+      </w:r>
+      <w:r>
+        <w:rPr>
+          <w:rFonts w:ascii="Times New Roman" w:eastAsia="宋体" w:hAnsi="Times New Roman" w:cs="Times New Roman" w:hint="eastAsia"/>
+        </w:rPr>
+        <w:t>：位于</w:t>
+      </w:r>
+      <w:r>
+        <w:rPr>
+          <w:rFonts w:ascii="Times New Roman" w:eastAsia="宋体" w:hAnsi="Times New Roman" w:cs="Times New Roman" w:hint="eastAsia"/>
+        </w:rPr>
+        <w:t>菜单栏</w:t>
+      </w:r>
+      <w:r>
+        <w:rPr>
+          <w:rFonts w:ascii="Times New Roman" w:eastAsia="宋体" w:hAnsi="Times New Roman" w:cs="Times New Roman" w:hint="eastAsia"/>
+        </w:rPr>
+        <w:t>-</w:t>
+      </w:r>
+      <w:r>
+        <w:rPr>
+          <w:rFonts w:ascii="Times New Roman" w:eastAsia="宋体" w:hAnsi="Times New Roman" w:cs="Times New Roman" w:hint="eastAsia"/>
+        </w:rPr>
+        <w:t>地图工具中，会按照游戏引擎逻辑重绘全图的</w:t>
+      </w:r>
+      <w:r>
+        <w:rPr>
+          <w:rFonts w:ascii="Times New Roman" w:eastAsia="宋体" w:hAnsi="Times New Roman" w:cs="Times New Roman" w:hint="eastAsia"/>
+        </w:rPr>
+        <w:t>LAT</w:t>
+      </w:r>
+    </w:p>
+    <w:p>
+      <w:pPr>
+        <w:ind w:firstLineChars="200" w:firstLine="440"/>
+        <w:rPr>
+          <w:rFonts w:ascii="Times New Roman" w:eastAsia="宋体" w:hAnsi="Times New Roman" w:cs="Times New Roman"/>
+        </w:rPr>
+      </w:pPr>
+      <w:r>
+        <w:rPr>
+          <w:rFonts w:ascii="Times New Roman" w:eastAsia="宋体" w:hAnsi="Times New Roman" w:cs="Times New Roman" w:hint="eastAsia"/>
+        </w:rPr>
+        <w:t>重绘水面：位于</w:t>
+      </w:r>
+      <w:r>
+        <w:rPr>
+          <w:rFonts w:ascii="Times New Roman" w:eastAsia="宋体" w:hAnsi="Times New Roman" w:cs="Times New Roman" w:hint="eastAsia"/>
+        </w:rPr>
+        <w:t>菜单栏</w:t>
+      </w:r>
+      <w:r>
+        <w:rPr>
+          <w:rFonts w:ascii="Times New Roman" w:eastAsia="宋体" w:hAnsi="Times New Roman" w:cs="Times New Roman" w:hint="eastAsia"/>
+        </w:rPr>
+        <w:t>-</w:t>
+      </w:r>
+      <w:r>
+        <w:rPr>
+          <w:rFonts w:ascii="Times New Roman" w:eastAsia="宋体" w:hAnsi="Times New Roman" w:cs="Times New Roman" w:hint="eastAsia"/>
+        </w:rPr>
+        <w:t>地图工具中，会重新生成全图水面，消除不完整的水面</w:t>
+      </w:r>
+    </w:p>
+    <w:p>
+      <w:pPr>
+        <w:ind w:firstLineChars="200" w:firstLine="440"/>
+        <w:rPr>
+          <w:rFonts w:ascii="Times New Roman" w:eastAsia="宋体" w:hAnsi="Times New Roman" w:cs="Times New Roman"/>
+        </w:rPr>
+      </w:pPr>
+      <w:r>
+        <w:rPr>
+          <w:rFonts w:ascii="Times New Roman" w:eastAsia="宋体" w:hAnsi="Times New Roman" w:cs="Times New Roman" w:hint="eastAsia"/>
+        </w:rPr>
+        <w:t>军衔显示：可以显示地图上单位的经验等级</w:t>
+      </w:r>
+    </w:p>
+    <w:p>
+      <w:pPr>
+        <w:ind w:firstLineChars="200" w:firstLine="440"/>
+        <w:rPr>
+          <w:rFonts w:ascii="Times New Roman" w:eastAsia="宋体" w:hAnsi="Times New Roman" w:cs="Times New Roman"/>
+        </w:rPr>
+      </w:pPr>
+      <w:r>
+        <w:rPr>
+          <w:rFonts w:ascii="Times New Roman" w:eastAsia="宋体" w:hAnsi="Times New Roman" w:cs="Times New Roman" w:hint="eastAsia"/>
+        </w:rPr>
+        <w:t>不可通行单元显示：位于菜单栏</w:t>
+      </w:r>
+      <w:r>
+        <w:rPr>
+          <w:rFonts w:ascii="Times New Roman" w:eastAsia="宋体" w:hAnsi="Times New Roman" w:cs="Times New Roman" w:hint="eastAsia"/>
+        </w:rPr>
+        <w:t>-</w:t>
+      </w:r>
+      <w:r>
+        <w:rPr>
+          <w:rFonts w:ascii="Times New Roman" w:eastAsia="宋体" w:hAnsi="Times New Roman" w:cs="Times New Roman" w:hint="eastAsia"/>
+        </w:rPr>
+        <w:t>图层中，可以显示所有单位都无法到达的单元格</w:t>
+      </w:r>
+    </w:p>
+    <w:p>
+      <w:pPr>
+        <w:ind w:firstLineChars="200" w:firstLine="440"/>
+        <w:rPr>
+          <w:rFonts w:ascii="Times New Roman" w:eastAsia="宋体" w:hAnsi="Times New Roman" w:cs="Times New Roman"/>
+        </w:rPr>
+      </w:pPr>
+      <w:r>
+        <w:rPr>
+          <w:rFonts w:ascii="Times New Roman" w:eastAsia="宋体" w:hAnsi="Times New Roman" w:cs="Times New Roman" w:hint="eastAsia"/>
+        </w:rPr>
+        <w:t>建筑、步兵、车辆、飞行器、基地节点、单元标记筛选：位于菜单栏</w:t>
+      </w:r>
+      <w:r>
+        <w:rPr>
+          <w:rFonts w:ascii="Times New Roman" w:eastAsia="宋体" w:hAnsi="Times New Roman" w:cs="Times New Roman" w:hint="eastAsia"/>
+        </w:rPr>
+        <w:t>-</w:t>
+      </w:r>
+      <w:r>
+        <w:rPr>
+          <w:rFonts w:ascii="Times New Roman" w:eastAsia="宋体" w:hAnsi="Times New Roman" w:cs="Times New Roman" w:hint="eastAsia"/>
+        </w:rPr>
+        <w:t>图层中，可以设置多种条件，仅显示符合条件的对象</w:t>
+      </w:r>
+    </w:p>
+    <w:p>
+      <w:pPr>
+        <w:ind w:firstLineChars="200" w:firstLine="440"/>
+        <w:rPr>
+          <w:rFonts w:ascii="Times New Roman" w:eastAsia="宋体" w:hAnsi="Times New Roman" w:cs="Times New Roman"/>
+        </w:rPr>
+      </w:pPr>
+      <w:r>
+        <w:rPr>
+          <w:rFonts w:ascii="Times New Roman" w:eastAsia="宋体" w:hAnsi="Times New Roman" w:cs="Times New Roman" w:hint="eastAsia"/>
+        </w:rPr>
+        <w:t>标签列表：位于地形浏览器的菜单栏中，支持查阅触发与关联对象</w:t>
+      </w:r>
+    </w:p>
+    <w:p>
+      <w:pPr>
+        <w:ind w:firstLineChars="200" w:firstLine="440"/>
+        <w:rPr>
+          <w:rFonts w:ascii="Times New Roman" w:eastAsia="宋体" w:hAnsi="Times New Roman" w:cs="Times New Roman"/>
+        </w:rPr>
+      </w:pPr>
+      <w:r>
+        <w:rPr>
+          <w:rFonts w:ascii="Times New Roman" w:eastAsia="宋体" w:hAnsi="Times New Roman" w:cs="Times New Roman" w:hint="eastAsia"/>
+        </w:rPr>
+        <w:t>小队列表：位于地形浏览器的菜单栏中</w:t>
+      </w:r>
+    </w:p>
+    <w:p>
+      <w:pPr>
+        <w:ind w:firstLineChars="200" w:firstLine="440"/>
+        <w:rPr>
+          <w:rFonts w:ascii="Times New Roman" w:eastAsia="宋体" w:hAnsi="Times New Roman" w:cs="Times New Roman"/>
+        </w:rPr>
+      </w:pPr>
+      <w:r>
+        <w:rPr>
+          <w:rFonts w:ascii="Times New Roman" w:eastAsia="宋体" w:hAnsi="Times New Roman" w:cs="Times New Roman" w:hint="eastAsia"/>
+        </w:rPr>
         <w:lastRenderedPageBreak/>
-        <w:t>新增功能</w:t>
+        <w:t>特遣列表：位于地形浏览器的菜单栏中</w:t>
       </w:r>
     </w:p>
     <w:p>
@@ -25100,517 +25623,6 @@
         <w:rPr>
           <w:rFonts w:ascii="Times New Roman" w:eastAsia="宋体" w:hAnsi="Times New Roman" w:cs="Times New Roman" w:hint="eastAsia"/>
         </w:rPr>
-        <w:t>随机摆放对象：支持步兵、车辆、飞行器、建筑、污染、</w:t>
-      </w:r>
-      <w:r>
-        <w:rPr>
-          <w:rFonts w:ascii="Times New Roman" w:eastAsia="宋体" w:hAnsi="Times New Roman" w:cs="Times New Roman" w:hint="eastAsia"/>
-        </w:rPr>
-        <w:t>覆盖物</w:t>
-      </w:r>
-      <w:r>
-        <w:rPr>
-          <w:rFonts w:ascii="Times New Roman" w:eastAsia="宋体" w:hAnsi="Times New Roman" w:cs="Times New Roman" w:hint="eastAsia"/>
-        </w:rPr>
-        <w:t>的随机摆放，预设存储在</w:t>
-      </w:r>
-      <w:r>
-        <w:rPr>
-          <w:rFonts w:ascii="Times New Roman" w:eastAsia="宋体" w:hAnsi="Times New Roman" w:cs="Times New Roman" w:hint="eastAsia"/>
-        </w:rPr>
-        <w:t>FAData.ini</w:t>
-      </w:r>
-      <w:r>
-        <w:rPr>
-          <w:rFonts w:ascii="Times New Roman" w:eastAsia="宋体" w:hAnsi="Times New Roman" w:cs="Times New Roman" w:hint="eastAsia"/>
-        </w:rPr>
-        <w:t>中</w:t>
-      </w:r>
-    </w:p>
-    <w:p>
-      <w:pPr>
-        <w:ind w:firstLineChars="200" w:firstLine="440"/>
-        <w:rPr>
-          <w:rFonts w:ascii="Times New Roman" w:eastAsia="宋体" w:hAnsi="Times New Roman" w:cs="Times New Roman"/>
-        </w:rPr>
-      </w:pPr>
-      <w:r>
-        <w:rPr>
-          <w:rFonts w:ascii="Times New Roman" w:eastAsia="宋体" w:hAnsi="Times New Roman" w:cs="Times New Roman" w:hint="eastAsia"/>
-        </w:rPr>
-        <w:t>基地节点顺序显示与调整：在基地节点上方会显示它的建造顺序，同时在物品浏览器中提供了上移节点与下移节点功能</w:t>
-      </w:r>
-    </w:p>
-    <w:p>
-      <w:pPr>
-        <w:ind w:firstLineChars="200" w:firstLine="440"/>
-        <w:rPr>
-          <w:rFonts w:ascii="Times New Roman" w:eastAsia="宋体" w:hAnsi="Times New Roman" w:cs="Times New Roman"/>
-        </w:rPr>
-      </w:pPr>
-      <w:r>
-        <w:rPr>
-          <w:rFonts w:ascii="Times New Roman" w:eastAsia="宋体" w:hAnsi="Times New Roman" w:cs="Times New Roman" w:hint="eastAsia"/>
-        </w:rPr>
-        <w:t>属性查看：位于物品浏览器中，可以实时显示鼠标所指对象的各类属性</w:t>
-      </w:r>
-      <w:r>
-        <w:rPr>
-          <w:rFonts w:ascii="Times New Roman" w:eastAsia="宋体" w:hAnsi="Times New Roman" w:cs="Times New Roman" w:hint="eastAsia"/>
-        </w:rPr>
-        <w:t>，如单位属性、路径点关联的触发或小队、武器射程、地表类型等</w:t>
-      </w:r>
-    </w:p>
-    <w:p>
-      <w:pPr>
-        <w:ind w:firstLineChars="200" w:firstLine="440"/>
-        <w:rPr>
-          <w:rFonts w:ascii="Times New Roman" w:eastAsia="宋体" w:hAnsi="Times New Roman" w:cs="Times New Roman"/>
-        </w:rPr>
-      </w:pPr>
-      <w:r>
-        <w:rPr>
-          <w:rFonts w:ascii="Times New Roman" w:eastAsia="宋体" w:hAnsi="Times New Roman" w:cs="Times New Roman" w:hint="eastAsia"/>
-        </w:rPr>
-        <w:t>绘制连接地形：位于物品浏览器中，可以以地形块为单位，根据鼠标相对位置，自动绘制如悬崖、海岸、小路等连接地形。相较于</w:t>
-      </w:r>
-      <w:r>
-        <w:rPr>
-          <w:rFonts w:ascii="Times New Roman" w:eastAsia="宋体" w:hAnsi="Times New Roman" w:cs="Times New Roman" w:hint="eastAsia"/>
-        </w:rPr>
-        <w:t>WAE</w:t>
-      </w:r>
-      <w:r>
-        <w:rPr>
-          <w:rFonts w:ascii="Times New Roman" w:eastAsia="宋体" w:hAnsi="Times New Roman" w:cs="Times New Roman" w:hint="eastAsia"/>
-        </w:rPr>
-        <w:t>的同类功能，提供了更加精细的控制权</w:t>
-      </w:r>
-    </w:p>
-    <w:p>
-      <w:pPr>
-        <w:ind w:firstLineChars="200" w:firstLine="440"/>
-        <w:rPr>
-          <w:rFonts w:ascii="Times New Roman" w:eastAsia="宋体" w:hAnsi="Times New Roman" w:cs="Times New Roman"/>
-        </w:rPr>
-      </w:pPr>
-      <w:r>
-        <w:rPr>
-          <w:rFonts w:ascii="Times New Roman" w:eastAsia="宋体" w:hAnsi="Times New Roman" w:cs="Times New Roman" w:hint="eastAsia"/>
-        </w:rPr>
-        <w:t>重载地图：支持快捷重新打开当前地图，快捷键为</w:t>
-      </w:r>
-      <w:r>
-        <w:rPr>
-          <w:rFonts w:ascii="Times New Roman" w:eastAsia="宋体" w:hAnsi="Times New Roman" w:cs="Times New Roman" w:hint="eastAsia"/>
-        </w:rPr>
-        <w:t>Ctrl+Shift+O</w:t>
-      </w:r>
-    </w:p>
-    <w:p>
-      <w:pPr>
-        <w:ind w:firstLineChars="200" w:firstLine="440"/>
-        <w:rPr>
-          <w:rFonts w:ascii="Times New Roman" w:eastAsia="宋体" w:hAnsi="Times New Roman" w:cs="Times New Roman"/>
-        </w:rPr>
-      </w:pPr>
-      <w:r>
-        <w:rPr>
-          <w:rFonts w:ascii="Times New Roman" w:eastAsia="宋体" w:hAnsi="Times New Roman" w:cs="Times New Roman" w:hint="eastAsia"/>
-        </w:rPr>
-        <w:t>重新加载游戏目录：当检测到打开的地图文件位于另一个尤复游戏文件夹下时，会提示是否重新加载对应目录的游戏资源</w:t>
-      </w:r>
-    </w:p>
-    <w:p>
-      <w:pPr>
-        <w:ind w:firstLineChars="200" w:firstLine="440"/>
-        <w:rPr>
-          <w:rFonts w:ascii="Times New Roman" w:eastAsia="宋体" w:hAnsi="Times New Roman" w:cs="Times New Roman"/>
-        </w:rPr>
-      </w:pPr>
-      <w:r>
-        <w:rPr>
-          <w:rFonts w:ascii="Times New Roman" w:eastAsia="宋体" w:hAnsi="Times New Roman" w:cs="Times New Roman" w:hint="eastAsia"/>
-        </w:rPr>
-        <w:t>CSF</w:t>
-      </w:r>
-      <w:r>
-        <w:rPr>
-          <w:rFonts w:ascii="Times New Roman" w:eastAsia="宋体" w:hAnsi="Times New Roman" w:cs="Times New Roman" w:hint="eastAsia"/>
-        </w:rPr>
-        <w:t>浏览器：可以浏览、搜索当前加载的全部</w:t>
-      </w:r>
-      <w:r>
-        <w:rPr>
-          <w:rFonts w:ascii="Times New Roman" w:eastAsia="宋体" w:hAnsi="Times New Roman" w:cs="Times New Roman" w:hint="eastAsia"/>
-        </w:rPr>
-        <w:t>CSF</w:t>
-      </w:r>
-      <w:r>
-        <w:rPr>
-          <w:rFonts w:ascii="Times New Roman" w:eastAsia="宋体" w:hAnsi="Times New Roman" w:cs="Times New Roman" w:hint="eastAsia"/>
-        </w:rPr>
-        <w:t>文本，也可以立即重新加载</w:t>
-      </w:r>
-      <w:r>
-        <w:rPr>
-          <w:rFonts w:ascii="Times New Roman" w:eastAsia="宋体" w:hAnsi="Times New Roman" w:cs="Times New Roman" w:hint="eastAsia"/>
-        </w:rPr>
-        <w:t>CSF</w:t>
-      </w:r>
-      <w:r>
-        <w:rPr>
-          <w:rFonts w:ascii="Times New Roman" w:eastAsia="宋体" w:hAnsi="Times New Roman" w:cs="Times New Roman" w:hint="eastAsia"/>
-        </w:rPr>
-        <w:t>文件，还可以快捷为触发事件的对应参数选择文本标签</w:t>
-      </w:r>
-    </w:p>
-    <w:p>
-      <w:pPr>
-        <w:ind w:firstLineChars="200" w:firstLine="440"/>
-        <w:rPr>
-          <w:rFonts w:ascii="Times New Roman" w:eastAsia="宋体" w:hAnsi="Times New Roman" w:cs="Times New Roman"/>
-        </w:rPr>
-      </w:pPr>
-      <w:r>
-        <w:rPr>
-          <w:rFonts w:ascii="Times New Roman" w:eastAsia="宋体" w:hAnsi="Times New Roman" w:cs="Times New Roman" w:hint="eastAsia"/>
-        </w:rPr>
-        <w:t>LLF</w:t>
-      </w:r>
-      <w:r>
-        <w:rPr>
-          <w:rFonts w:ascii="Times New Roman" w:eastAsia="宋体" w:hAnsi="Times New Roman" w:cs="Times New Roman" w:hint="eastAsia"/>
-        </w:rPr>
-        <w:t>与</w:t>
-      </w:r>
-      <w:r>
-        <w:rPr>
-          <w:rFonts w:ascii="Times New Roman" w:eastAsia="宋体" w:hAnsi="Times New Roman" w:cs="Times New Roman" w:hint="eastAsia"/>
-        </w:rPr>
-        <w:t>ECS</w:t>
-      </w:r>
-      <w:r>
-        <w:rPr>
-          <w:rFonts w:ascii="Times New Roman" w:eastAsia="宋体" w:hAnsi="Times New Roman" w:cs="Times New Roman" w:hint="eastAsia"/>
-        </w:rPr>
-        <w:t>格式：支持</w:t>
-      </w:r>
-      <w:r>
-        <w:rPr>
-          <w:rFonts w:ascii="Times New Roman" w:eastAsia="宋体" w:hAnsi="Times New Roman" w:cs="Times New Roman" w:hint="eastAsia"/>
-        </w:rPr>
-        <w:t>LLF</w:t>
-      </w:r>
-      <w:r>
-        <w:rPr>
-          <w:rFonts w:ascii="Times New Roman" w:eastAsia="宋体" w:hAnsi="Times New Roman" w:cs="Times New Roman" w:hint="eastAsia"/>
-        </w:rPr>
-        <w:t>与</w:t>
-      </w:r>
-      <w:r>
-        <w:rPr>
-          <w:rFonts w:ascii="Times New Roman" w:eastAsia="宋体" w:hAnsi="Times New Roman" w:cs="Times New Roman" w:hint="eastAsia"/>
-        </w:rPr>
-        <w:t>ECS</w:t>
-      </w:r>
-      <w:r>
-        <w:rPr>
-          <w:rFonts w:ascii="Times New Roman" w:eastAsia="宋体" w:hAnsi="Times New Roman" w:cs="Times New Roman" w:hint="eastAsia"/>
-        </w:rPr>
-        <w:t>格式的</w:t>
-      </w:r>
-      <w:r>
-        <w:rPr>
-          <w:rFonts w:ascii="Times New Roman" w:eastAsia="宋体" w:hAnsi="Times New Roman" w:cs="Times New Roman" w:hint="eastAsia"/>
-        </w:rPr>
-        <w:t>字符串表</w:t>
-      </w:r>
-      <w:r>
-        <w:rPr>
-          <w:rFonts w:ascii="Times New Roman" w:eastAsia="宋体" w:hAnsi="Times New Roman" w:cs="Times New Roman" w:hint="eastAsia"/>
-        </w:rPr>
-        <w:t>（</w:t>
-      </w:r>
-      <w:r>
-        <w:rPr>
-          <w:rFonts w:ascii="Times New Roman" w:eastAsia="宋体" w:hAnsi="Times New Roman" w:cs="Times New Roman" w:hint="eastAsia"/>
-        </w:rPr>
-        <w:t>Stringtable</w:t>
-      </w:r>
-      <w:r>
-        <w:rPr>
-          <w:rFonts w:ascii="Times New Roman" w:eastAsia="宋体" w:hAnsi="Times New Roman" w:cs="Times New Roman" w:hint="eastAsia"/>
-        </w:rPr>
-        <w:t>）文件读取</w:t>
-      </w:r>
-    </w:p>
-    <w:p>
-      <w:pPr>
-        <w:ind w:firstLineChars="200" w:firstLine="440"/>
-        <w:rPr>
-          <w:rFonts w:ascii="Times New Roman" w:eastAsia="宋体" w:hAnsi="Times New Roman" w:cs="Times New Roman"/>
-        </w:rPr>
-      </w:pPr>
-      <w:r>
-        <w:rPr>
-          <w:rFonts w:ascii="Times New Roman" w:eastAsia="宋体" w:hAnsi="Times New Roman" w:cs="Times New Roman" w:hint="eastAsia"/>
-        </w:rPr>
-        <w:t>下拉菜单内搜索：触发、作战小队、特遣部队、动作脚本、</w:t>
-      </w:r>
-      <w:r>
-        <w:rPr>
-          <w:rFonts w:ascii="Times New Roman" w:eastAsia="宋体" w:hAnsi="Times New Roman" w:cs="Times New Roman" w:hint="eastAsia"/>
-        </w:rPr>
-        <w:t>AI</w:t>
-      </w:r>
-      <w:r>
-        <w:rPr>
-          <w:rFonts w:ascii="Times New Roman" w:eastAsia="宋体" w:hAnsi="Times New Roman" w:cs="Times New Roman" w:hint="eastAsia"/>
-        </w:rPr>
-        <w:t>编辑器的下拉菜单均支持直接输入文本，搜索对应标签</w:t>
-      </w:r>
-      <w:r>
-        <w:rPr>
-          <w:rFonts w:ascii="Times New Roman" w:eastAsia="宋体" w:hAnsi="Times New Roman" w:cs="Times New Roman" w:hint="eastAsia"/>
-        </w:rPr>
-        <w:t>支持使用通配符</w:t>
-      </w:r>
-      <w:r>
-        <w:rPr>
-          <w:rFonts w:ascii="Times New Roman" w:eastAsia="宋体" w:hAnsi="Times New Roman" w:cs="Times New Roman" w:hint="eastAsia"/>
-        </w:rPr>
-        <w:t>*</w:t>
-      </w:r>
-      <w:r>
-        <w:rPr>
-          <w:rFonts w:ascii="Times New Roman" w:eastAsia="宋体" w:hAnsi="Times New Roman" w:cs="Times New Roman" w:hint="eastAsia"/>
-        </w:rPr>
-        <w:t>与</w:t>
-      </w:r>
-      <w:r>
-        <w:rPr>
-          <w:rFonts w:ascii="Times New Roman" w:eastAsia="宋体" w:hAnsi="Times New Roman" w:cs="Times New Roman" w:hint="eastAsia"/>
-        </w:rPr>
-        <w:t>|</w:t>
-      </w:r>
-    </w:p>
-    <w:p>
-      <w:pPr>
-        <w:ind w:firstLineChars="200" w:firstLine="440"/>
-        <w:rPr>
-          <w:rFonts w:ascii="Times New Roman" w:eastAsia="宋体" w:hAnsi="Times New Roman" w:cs="Times New Roman"/>
-        </w:rPr>
-      </w:pPr>
-      <w:r>
-        <w:rPr>
-          <w:rFonts w:ascii="Times New Roman" w:eastAsia="宋体" w:hAnsi="Times New Roman" w:cs="Times New Roman" w:hint="eastAsia"/>
-        </w:rPr>
-        <w:t>查找引用：触发、作战小队、特遣部队、动作脚本编辑器新增“查找引用”按键，可以查找引用了当前对象的对象</w:t>
-      </w:r>
-    </w:p>
-    <w:p>
-      <w:pPr>
-        <w:ind w:firstLineChars="200" w:firstLine="440"/>
-        <w:rPr>
-          <w:rFonts w:ascii="Times New Roman" w:eastAsia="宋体" w:hAnsi="Times New Roman" w:cs="Times New Roman"/>
-        </w:rPr>
-      </w:pPr>
-      <w:r>
-        <w:rPr>
-          <w:rFonts w:ascii="Times New Roman" w:eastAsia="宋体" w:hAnsi="Times New Roman" w:cs="Times New Roman" w:hint="eastAsia"/>
-        </w:rPr>
-        <w:t>自动计算</w:t>
-      </w:r>
-      <w:r>
-        <w:rPr>
-          <w:rFonts w:ascii="Times New Roman" w:eastAsia="宋体" w:hAnsi="Times New Roman" w:cs="Times New Roman" w:hint="eastAsia"/>
-        </w:rPr>
-        <w:t>LAT</w:t>
-      </w:r>
-      <w:r>
-        <w:rPr>
-          <w:rFonts w:ascii="Times New Roman" w:eastAsia="宋体" w:hAnsi="Times New Roman" w:cs="Times New Roman" w:hint="eastAsia"/>
-        </w:rPr>
-        <w:t>：位于</w:t>
-      </w:r>
-      <w:r>
-        <w:rPr>
-          <w:rFonts w:ascii="Times New Roman" w:eastAsia="宋体" w:hAnsi="Times New Roman" w:cs="Times New Roman" w:hint="eastAsia"/>
-        </w:rPr>
-        <w:t>菜单栏</w:t>
-      </w:r>
-      <w:r>
-        <w:rPr>
-          <w:rFonts w:ascii="Times New Roman" w:eastAsia="宋体" w:hAnsi="Times New Roman" w:cs="Times New Roman" w:hint="eastAsia"/>
-        </w:rPr>
-        <w:t>-</w:t>
-      </w:r>
-      <w:r>
-        <w:rPr>
-          <w:rFonts w:ascii="Times New Roman" w:eastAsia="宋体" w:hAnsi="Times New Roman" w:cs="Times New Roman" w:hint="eastAsia"/>
-        </w:rPr>
-        <w:t>地图工具中，会按照游戏引擎逻辑重绘全图的</w:t>
-      </w:r>
-      <w:r>
-        <w:rPr>
-          <w:rFonts w:ascii="Times New Roman" w:eastAsia="宋体" w:hAnsi="Times New Roman" w:cs="Times New Roman" w:hint="eastAsia"/>
-        </w:rPr>
-        <w:t>LAT</w:t>
-      </w:r>
-    </w:p>
-    <w:p>
-      <w:pPr>
-        <w:ind w:firstLineChars="200" w:firstLine="440"/>
-        <w:rPr>
-          <w:rFonts w:ascii="Times New Roman" w:eastAsia="宋体" w:hAnsi="Times New Roman" w:cs="Times New Roman"/>
-        </w:rPr>
-      </w:pPr>
-      <w:r>
-        <w:rPr>
-          <w:rFonts w:ascii="Times New Roman" w:eastAsia="宋体" w:hAnsi="Times New Roman" w:cs="Times New Roman" w:hint="eastAsia"/>
-        </w:rPr>
-        <w:t>重绘水面：位于</w:t>
-      </w:r>
-      <w:r>
-        <w:rPr>
-          <w:rFonts w:ascii="Times New Roman" w:eastAsia="宋体" w:hAnsi="Times New Roman" w:cs="Times New Roman" w:hint="eastAsia"/>
-        </w:rPr>
-        <w:t>菜单栏</w:t>
-      </w:r>
-      <w:r>
-        <w:rPr>
-          <w:rFonts w:ascii="Times New Roman" w:eastAsia="宋体" w:hAnsi="Times New Roman" w:cs="Times New Roman" w:hint="eastAsia"/>
-        </w:rPr>
-        <w:t>-</w:t>
-      </w:r>
-      <w:r>
-        <w:rPr>
-          <w:rFonts w:ascii="Times New Roman" w:eastAsia="宋体" w:hAnsi="Times New Roman" w:cs="Times New Roman" w:hint="eastAsia"/>
-        </w:rPr>
-        <w:t>地图工具中，会重新生成全图水面，消除不完整的水面</w:t>
-      </w:r>
-    </w:p>
-    <w:p>
-      <w:pPr>
-        <w:ind w:firstLineChars="200" w:firstLine="440"/>
-        <w:rPr>
-          <w:rFonts w:ascii="Times New Roman" w:eastAsia="宋体" w:hAnsi="Times New Roman" w:cs="Times New Roman"/>
-        </w:rPr>
-      </w:pPr>
-      <w:r>
-        <w:rPr>
-          <w:rFonts w:ascii="Times New Roman" w:eastAsia="宋体" w:hAnsi="Times New Roman" w:cs="Times New Roman" w:hint="eastAsia"/>
-        </w:rPr>
-        <w:t>军衔显示：可以显示地图上单位的经验等级</w:t>
-      </w:r>
-    </w:p>
-    <w:p>
-      <w:pPr>
-        <w:ind w:firstLineChars="200" w:firstLine="440"/>
-        <w:rPr>
-          <w:rFonts w:ascii="Times New Roman" w:eastAsia="宋体" w:hAnsi="Times New Roman" w:cs="Times New Roman"/>
-        </w:rPr>
-      </w:pPr>
-      <w:r>
-        <w:rPr>
-          <w:rFonts w:ascii="Times New Roman" w:eastAsia="宋体" w:hAnsi="Times New Roman" w:cs="Times New Roman" w:hint="eastAsia"/>
-        </w:rPr>
-        <w:t>不可通行单元显示：位于菜单栏</w:t>
-      </w:r>
-      <w:r>
-        <w:rPr>
-          <w:rFonts w:ascii="Times New Roman" w:eastAsia="宋体" w:hAnsi="Times New Roman" w:cs="Times New Roman" w:hint="eastAsia"/>
-        </w:rPr>
-        <w:t>-</w:t>
-      </w:r>
-      <w:r>
-        <w:rPr>
-          <w:rFonts w:ascii="Times New Roman" w:eastAsia="宋体" w:hAnsi="Times New Roman" w:cs="Times New Roman" w:hint="eastAsia"/>
-        </w:rPr>
-        <w:t>图层中，可以显示所有单位都无法到达的单元格</w:t>
-      </w:r>
-    </w:p>
-    <w:p>
-      <w:pPr>
-        <w:ind w:firstLineChars="200" w:firstLine="440"/>
-        <w:rPr>
-          <w:rFonts w:ascii="Times New Roman" w:eastAsia="宋体" w:hAnsi="Times New Roman" w:cs="Times New Roman"/>
-        </w:rPr>
-      </w:pPr>
-      <w:r>
-        <w:rPr>
-          <w:rFonts w:ascii="Times New Roman" w:eastAsia="宋体" w:hAnsi="Times New Roman" w:cs="Times New Roman" w:hint="eastAsia"/>
-        </w:rPr>
-        <w:t>建筑、步兵、车辆、飞行器、基地节点、单元标记筛选：位于菜单栏</w:t>
-      </w:r>
-      <w:r>
-        <w:rPr>
-          <w:rFonts w:ascii="Times New Roman" w:eastAsia="宋体" w:hAnsi="Times New Roman" w:cs="Times New Roman" w:hint="eastAsia"/>
-        </w:rPr>
-        <w:t>-</w:t>
-      </w:r>
-      <w:r>
-        <w:rPr>
-          <w:rFonts w:ascii="Times New Roman" w:eastAsia="宋体" w:hAnsi="Times New Roman" w:cs="Times New Roman" w:hint="eastAsia"/>
-        </w:rPr>
-        <w:t>图层中，可以设置多种条件，仅显示符合条件的对象</w:t>
-      </w:r>
-    </w:p>
-    <w:p>
-      <w:pPr>
-        <w:ind w:firstLineChars="200" w:firstLine="440"/>
-        <w:rPr>
-          <w:rFonts w:ascii="Times New Roman" w:eastAsia="宋体" w:hAnsi="Times New Roman" w:cs="Times New Roman"/>
-        </w:rPr>
-      </w:pPr>
-      <w:r>
-        <w:rPr>
-          <w:rFonts w:ascii="Times New Roman" w:eastAsia="宋体" w:hAnsi="Times New Roman" w:cs="Times New Roman" w:hint="eastAsia"/>
-        </w:rPr>
-        <w:t>标签列表：位于地形浏览器的菜单栏中，支持查阅触发与关联对象</w:t>
-      </w:r>
-    </w:p>
-    <w:p>
-      <w:pPr>
-        <w:ind w:firstLineChars="200" w:firstLine="440"/>
-        <w:rPr>
-          <w:rFonts w:ascii="Times New Roman" w:eastAsia="宋体" w:hAnsi="Times New Roman" w:cs="Times New Roman"/>
-        </w:rPr>
-      </w:pPr>
-      <w:r>
-        <w:rPr>
-          <w:rFonts w:ascii="Times New Roman" w:eastAsia="宋体" w:hAnsi="Times New Roman" w:cs="Times New Roman" w:hint="eastAsia"/>
-        </w:rPr>
-        <w:t>小队列表：位于地形浏览器的菜单栏中</w:t>
-      </w:r>
-    </w:p>
-    <w:p>
-      <w:pPr>
-        <w:ind w:firstLineChars="200" w:firstLine="440"/>
-        <w:rPr>
-          <w:rFonts w:ascii="Times New Roman" w:eastAsia="宋体" w:hAnsi="Times New Roman" w:cs="Times New Roman"/>
-        </w:rPr>
-      </w:pPr>
-      <w:r>
-        <w:rPr>
-          <w:rFonts w:ascii="Times New Roman" w:eastAsia="宋体" w:hAnsi="Times New Roman" w:cs="Times New Roman" w:hint="eastAsia"/>
-        </w:rPr>
-        <w:t>特遣列表：位于地形浏览器的菜单栏中</w:t>
-      </w:r>
-    </w:p>
-    <w:p>
-      <w:pPr>
-        <w:ind w:firstLineChars="200" w:firstLine="440"/>
-        <w:rPr>
-          <w:rFonts w:ascii="Times New Roman" w:eastAsia="宋体" w:hAnsi="Times New Roman" w:cs="Times New Roman"/>
-        </w:rPr>
-      </w:pPr>
-      <w:r>
-        <w:rPr>
-          <w:rFonts w:ascii="Times New Roman" w:eastAsia="宋体" w:hAnsi="Times New Roman" w:cs="Times New Roman" w:hint="eastAsia"/>
-        </w:rPr>
-        <w:lastRenderedPageBreak/>
         <w:t>脚本列表：位于地形浏览器的菜单栏中</w:t>
       </w:r>
     </w:p>
@@ -26133,7 +26145,14 @@
         <w:rPr>
           <w:rFonts w:ascii="Times New Roman" w:eastAsia="宋体" w:hAnsi="Times New Roman" w:cs="Times New Roman" w:hint="eastAsia"/>
         </w:rPr>
-        <w:t>，将触发设置、事件设置、行为设置集中显示在同一页面下，同时以列表状态显示事件与行为，可以显示当前事件或行为的全部参数列表</w:t>
+        <w:t>，将触发设置、事件设置、行为设置集中显示在同一页面下，同时以列表状态显示事件与行为，可以显示当前事件或行</w:t>
+      </w:r>
+      <w:r>
+        <w:rPr>
+          <w:rFonts w:ascii="Times New Roman" w:eastAsia="宋体" w:hAnsi="Times New Roman" w:cs="Times New Roman" w:hint="eastAsia"/>
+        </w:rPr>
+        <w:lastRenderedPageBreak/>
+        <w:t>为的全部参数列表</w:t>
       </w:r>
     </w:p>
     <w:p>
@@ -26147,20 +26166,556 @@
         <w:rPr>
           <w:rFonts w:ascii="Times New Roman" w:eastAsia="宋体" w:hAnsi="Times New Roman" w:cs="Times New Roman" w:hint="eastAsia"/>
         </w:rPr>
+        <w:t>动作脚本：完全重写的编辑器，拥有更加高效的</w:t>
+      </w:r>
+      <w:r>
+        <w:rPr>
+          <w:rFonts w:ascii="Times New Roman" w:eastAsia="宋体" w:hAnsi="Times New Roman" w:cs="Times New Roman" w:hint="eastAsia"/>
+        </w:rPr>
+        <w:t>UI</w:t>
+      </w:r>
+      <w:r>
+        <w:rPr>
+          <w:rFonts w:ascii="Times New Roman" w:eastAsia="宋体" w:hAnsi="Times New Roman" w:cs="Times New Roman" w:hint="eastAsia"/>
+        </w:rPr>
+        <w:t>界面，同时对于额外参数的支持更加全面</w:t>
+      </w:r>
+    </w:p>
+    <w:p>
+      <w:pPr>
+        <w:ind w:firstLineChars="200" w:firstLine="440"/>
+        <w:rPr>
+          <w:rFonts w:ascii="Times New Roman" w:eastAsia="宋体" w:hAnsi="Times New Roman" w:cs="Times New Roman"/>
+        </w:rPr>
+      </w:pPr>
+      <w:r>
+        <w:rPr>
+          <w:rFonts w:ascii="Times New Roman" w:eastAsia="宋体" w:hAnsi="Times New Roman" w:cs="Times New Roman" w:hint="eastAsia"/>
+        </w:rPr>
+        <w:t>特遣部队：完全重写的编辑器</w:t>
+      </w:r>
+    </w:p>
+    <w:p>
+      <w:pPr>
+        <w:ind w:firstLineChars="200" w:firstLine="440"/>
+        <w:rPr>
+          <w:rFonts w:ascii="Times New Roman" w:eastAsia="宋体" w:hAnsi="Times New Roman" w:cs="Times New Roman"/>
+        </w:rPr>
+      </w:pPr>
+      <w:r>
+        <w:rPr>
+          <w:rFonts w:ascii="Times New Roman" w:eastAsia="宋体" w:hAnsi="Times New Roman" w:cs="Times New Roman" w:hint="eastAsia"/>
+        </w:rPr>
+        <w:t>作战小队：完全重写的编辑器，可以通过滚轮直接切换所属方、特遣、脚本等内容，而无需重复获得焦点</w:t>
+      </w:r>
+      <w:r>
+        <w:rPr>
+          <w:rFonts w:ascii="Times New Roman" w:eastAsia="宋体" w:hAnsi="Times New Roman" w:cs="Times New Roman" w:hint="eastAsia"/>
+        </w:rPr>
+        <w:t>-</w:t>
+      </w:r>
+      <w:r>
+        <w:rPr>
+          <w:rFonts w:ascii="Times New Roman" w:eastAsia="宋体" w:hAnsi="Times New Roman" w:cs="Times New Roman" w:hint="eastAsia"/>
+        </w:rPr>
+        <w:t>失去焦点的复杂操作</w:t>
+      </w:r>
+    </w:p>
+    <w:p>
+      <w:pPr>
+        <w:ind w:firstLineChars="200" w:firstLine="440"/>
+        <w:rPr>
+          <w:rFonts w:ascii="Times New Roman" w:eastAsia="宋体" w:hAnsi="Times New Roman" w:cs="Times New Roman"/>
+        </w:rPr>
+      </w:pPr>
+      <w:r>
+        <w:rPr>
+          <w:rFonts w:ascii="Times New Roman" w:eastAsia="宋体" w:hAnsi="Times New Roman" w:cs="Times New Roman" w:hint="eastAsia"/>
+        </w:rPr>
+        <w:t>AI</w:t>
+      </w:r>
+      <w:r>
+        <w:rPr>
+          <w:rFonts w:ascii="Times New Roman" w:eastAsia="宋体" w:hAnsi="Times New Roman" w:cs="Times New Roman" w:hint="eastAsia"/>
+        </w:rPr>
+        <w:t>触发编辑器：完全重写的编辑器，调整了</w:t>
+      </w:r>
+      <w:r>
+        <w:rPr>
+          <w:rFonts w:ascii="Times New Roman" w:eastAsia="宋体" w:hAnsi="Times New Roman" w:cs="Times New Roman" w:hint="eastAsia"/>
+        </w:rPr>
+        <w:t>UI</w:t>
+      </w:r>
+      <w:r>
+        <w:rPr>
+          <w:rFonts w:ascii="Times New Roman" w:eastAsia="宋体" w:hAnsi="Times New Roman" w:cs="Times New Roman" w:hint="eastAsia"/>
+        </w:rPr>
+        <w:t>界面，大幅减少了卡顿</w:t>
+      </w:r>
+    </w:p>
+    <w:p>
+      <w:pPr>
+        <w:ind w:firstLineChars="200" w:firstLine="440"/>
+        <w:rPr>
+          <w:rFonts w:ascii="Times New Roman" w:eastAsia="宋体" w:hAnsi="Times New Roman" w:cs="Times New Roman"/>
+        </w:rPr>
+      </w:pPr>
+      <w:r>
+        <w:rPr>
+          <w:rFonts w:ascii="Times New Roman" w:eastAsia="宋体" w:hAnsi="Times New Roman" w:cs="Times New Roman" w:hint="eastAsia"/>
+        </w:rPr>
+        <w:t>单人任务设置：新增了部分全局设置选项</w:t>
+      </w:r>
+    </w:p>
+    <w:p>
+      <w:pPr>
+        <w:ind w:firstLineChars="200" w:firstLine="440"/>
+        <w:rPr>
+          <w:rFonts w:ascii="Times New Roman" w:eastAsia="宋体" w:hAnsi="Times New Roman" w:cs="Times New Roman"/>
+        </w:rPr>
+      </w:pPr>
+      <w:r>
+        <w:rPr>
+          <w:rFonts w:ascii="Times New Roman" w:eastAsia="宋体" w:hAnsi="Times New Roman" w:cs="Times New Roman" w:hint="eastAsia"/>
+        </w:rPr>
+        <w:t>INI</w:t>
+      </w:r>
+      <w:r>
+        <w:rPr>
+          <w:rFonts w:ascii="Times New Roman" w:eastAsia="宋体" w:hAnsi="Times New Roman" w:cs="Times New Roman" w:hint="eastAsia"/>
+        </w:rPr>
+        <w:t>编辑器：完全重写的编辑器，使用列表显示</w:t>
+      </w:r>
+      <w:r>
+        <w:rPr>
+          <w:rFonts w:ascii="Times New Roman" w:eastAsia="宋体" w:hAnsi="Times New Roman" w:cs="Times New Roman" w:hint="eastAsia"/>
+        </w:rPr>
+        <w:t>INI</w:t>
+      </w:r>
+      <w:r>
+        <w:rPr>
+          <w:rFonts w:ascii="Times New Roman" w:eastAsia="宋体" w:hAnsi="Times New Roman" w:cs="Times New Roman" w:hint="eastAsia"/>
+        </w:rPr>
+        <w:t>小节，一个文本编辑框显示小节内的全部内容，可以直接进行任意编辑，如同使用文本编辑器一样。新增了“从文本导入”按钮，可以直接粘贴一段</w:t>
+      </w:r>
+      <w:r>
+        <w:rPr>
+          <w:rFonts w:ascii="Times New Roman" w:eastAsia="宋体" w:hAnsi="Times New Roman" w:cs="Times New Roman" w:hint="eastAsia"/>
+        </w:rPr>
+        <w:t>INI</w:t>
+      </w:r>
+      <w:r>
+        <w:rPr>
+          <w:rFonts w:ascii="Times New Roman" w:eastAsia="宋体" w:hAnsi="Times New Roman" w:cs="Times New Roman" w:hint="eastAsia"/>
+        </w:rPr>
+        <w:t>文本进行导入。</w:t>
+      </w:r>
+      <w:r>
+        <w:rPr>
+          <w:rFonts w:ascii="Times New Roman" w:eastAsia="宋体" w:hAnsi="Times New Roman" w:cs="Times New Roman" w:hint="eastAsia"/>
+        </w:rPr>
+        <w:t>INI</w:t>
+      </w:r>
+      <w:r>
+        <w:rPr>
+          <w:rFonts w:ascii="Times New Roman" w:eastAsia="宋体" w:hAnsi="Times New Roman" w:cs="Times New Roman" w:hint="eastAsia"/>
+        </w:rPr>
+        <w:t>编辑器支持缩放大小和最大化</w:t>
+      </w:r>
+      <w:r>
+        <w:rPr>
+          <w:rFonts w:ascii="Times New Roman" w:eastAsia="宋体" w:hAnsi="Times New Roman" w:cs="Times New Roman" w:hint="eastAsia"/>
+        </w:rPr>
+        <w:t>。支持编辑地图对象的小节，改动会即刻生效</w:t>
+      </w:r>
+    </w:p>
+    <w:p>
+      <w:pPr>
+        <w:ind w:firstLineChars="200" w:firstLine="440"/>
+        <w:rPr>
+          <w:rFonts w:ascii="Times New Roman" w:eastAsia="宋体" w:hAnsi="Times New Roman" w:cs="Times New Roman"/>
+        </w:rPr>
+      </w:pPr>
+      <w:r>
+        <w:rPr>
+          <w:rFonts w:ascii="Times New Roman" w:eastAsia="宋体" w:hAnsi="Times New Roman" w:cs="Times New Roman" w:hint="eastAsia"/>
+        </w:rPr>
+        <w:t>LAT</w:t>
+      </w:r>
+      <w:r>
+        <w:rPr>
+          <w:rFonts w:ascii="Times New Roman" w:eastAsia="宋体" w:hAnsi="Times New Roman" w:cs="Times New Roman" w:hint="eastAsia"/>
+        </w:rPr>
+        <w:t>系统：重写了</w:t>
+      </w:r>
+      <w:r>
+        <w:rPr>
+          <w:rFonts w:ascii="Times New Roman" w:eastAsia="宋体" w:hAnsi="Times New Roman" w:cs="Times New Roman" w:hint="eastAsia"/>
+        </w:rPr>
+        <w:t>LAT</w:t>
+      </w:r>
+      <w:r>
+        <w:rPr>
+          <w:rFonts w:ascii="Times New Roman" w:eastAsia="宋体" w:hAnsi="Times New Roman" w:cs="Times New Roman" w:hint="eastAsia"/>
+        </w:rPr>
+        <w:t>逻辑，在支持原版</w:t>
+      </w:r>
+      <w:r>
+        <w:rPr>
+          <w:rFonts w:ascii="Times New Roman" w:eastAsia="宋体" w:hAnsi="Times New Roman" w:cs="Times New Roman" w:hint="eastAsia"/>
+        </w:rPr>
+        <w:t>LAT</w:t>
+      </w:r>
+      <w:r>
+        <w:rPr>
+          <w:rFonts w:ascii="Times New Roman" w:eastAsia="宋体" w:hAnsi="Times New Roman" w:cs="Times New Roman" w:hint="eastAsia"/>
+        </w:rPr>
+        <w:t>地形，让他们与游戏引擎内一致（如水泥地会自动与公路硬连接）的同时，支持在</w:t>
+      </w:r>
+      <w:r>
+        <w:rPr>
+          <w:rFonts w:ascii="Times New Roman" w:eastAsia="宋体" w:hAnsi="Times New Roman" w:cs="Times New Roman" w:hint="eastAsia"/>
+        </w:rPr>
+        <w:t>FAData</w:t>
+      </w:r>
+      <w:r>
+        <w:rPr>
+          <w:rFonts w:ascii="Times New Roman" w:eastAsia="宋体" w:hAnsi="Times New Roman" w:cs="Times New Roman" w:hint="eastAsia"/>
+        </w:rPr>
+        <w:t>中自定义新的</w:t>
+      </w:r>
+      <w:r>
+        <w:rPr>
+          <w:rFonts w:ascii="Times New Roman" w:eastAsia="宋体" w:hAnsi="Times New Roman" w:cs="Times New Roman" w:hint="eastAsia"/>
+        </w:rPr>
+        <w:t>LAT</w:t>
+      </w:r>
+      <w:r>
+        <w:rPr>
+          <w:rFonts w:ascii="Times New Roman" w:eastAsia="宋体" w:hAnsi="Times New Roman" w:cs="Times New Roman" w:hint="eastAsia"/>
+        </w:rPr>
+        <w:t>，可以实现自动为</w:t>
+      </w:r>
+      <w:r>
+        <w:rPr>
+          <w:rFonts w:ascii="Times New Roman" w:eastAsia="宋体" w:hAnsi="Times New Roman" w:cs="Times New Roman" w:hint="eastAsia"/>
+        </w:rPr>
+        <w:t>TX</w:t>
+      </w:r>
+      <w:r>
+        <w:rPr>
+          <w:rFonts w:ascii="Times New Roman" w:eastAsia="宋体" w:hAnsi="Times New Roman" w:cs="Times New Roman" w:hint="eastAsia"/>
+        </w:rPr>
+        <w:t>的新增</w:t>
+      </w:r>
+      <w:r>
+        <w:rPr>
+          <w:rFonts w:ascii="Times New Roman" w:eastAsia="宋体" w:hAnsi="Times New Roman" w:cs="Times New Roman" w:hint="eastAsia"/>
+        </w:rPr>
+        <w:t>LAT</w:t>
+      </w:r>
+      <w:r>
+        <w:rPr>
+          <w:rFonts w:ascii="Times New Roman" w:eastAsia="宋体" w:hAnsi="Times New Roman" w:cs="Times New Roman" w:hint="eastAsia"/>
+        </w:rPr>
+        <w:t>地形进行计算</w:t>
+      </w:r>
+    </w:p>
+    <w:p>
+      <w:pPr>
+        <w:ind w:firstLineChars="200" w:firstLine="440"/>
+        <w:rPr>
+          <w:rFonts w:ascii="Times New Roman" w:eastAsia="宋体" w:hAnsi="Times New Roman" w:cs="Times New Roman"/>
+        </w:rPr>
+      </w:pPr>
+      <w:r>
+        <w:rPr>
+          <w:rFonts w:ascii="Times New Roman" w:eastAsia="宋体" w:hAnsi="Times New Roman" w:cs="Times New Roman" w:hint="eastAsia"/>
+        </w:rPr>
+        <w:t>工具脚本：新增多个函数，提供了读取指定</w:t>
+      </w:r>
+      <w:r>
+        <w:rPr>
+          <w:rFonts w:ascii="Times New Roman" w:eastAsia="宋体" w:hAnsi="Times New Roman" w:cs="Times New Roman" w:hint="eastAsia"/>
+        </w:rPr>
+        <w:t>INI</w:t>
+      </w:r>
+      <w:r>
+        <w:rPr>
+          <w:rFonts w:ascii="Times New Roman" w:eastAsia="宋体" w:hAnsi="Times New Roman" w:cs="Times New Roman" w:hint="eastAsia"/>
+        </w:rPr>
+        <w:t>、对地形进行操作、获取地形信息等功能，详见“</w:t>
+      </w:r>
+      <w:r>
+        <w:rPr>
+          <w:rFonts w:ascii="Times New Roman" w:eastAsia="宋体" w:hAnsi="Times New Roman" w:cs="Times New Roman" w:hint="eastAsia"/>
+        </w:rPr>
+        <w:t>工具脚本词典</w:t>
+      </w:r>
+      <w:r>
+        <w:rPr>
+          <w:rFonts w:ascii="Times New Roman" w:eastAsia="宋体" w:hAnsi="Times New Roman" w:cs="Times New Roman" w:hint="eastAsia"/>
+        </w:rPr>
+        <w:t>.docx</w:t>
+      </w:r>
+      <w:r>
+        <w:rPr>
+          <w:rFonts w:ascii="Times New Roman" w:eastAsia="宋体" w:hAnsi="Times New Roman" w:cs="Times New Roman" w:hint="eastAsia"/>
+        </w:rPr>
+        <w:t>”</w:t>
+      </w:r>
+    </w:p>
+    <w:p>
+      <w:pPr>
+        <w:ind w:firstLineChars="200" w:firstLine="440"/>
+        <w:rPr>
+          <w:rFonts w:ascii="Times New Roman" w:eastAsia="宋体" w:hAnsi="Times New Roman" w:cs="Times New Roman"/>
+        </w:rPr>
+      </w:pPr>
+      <w:r>
+        <w:rPr>
+          <w:rFonts w:ascii="Times New Roman" w:eastAsia="宋体" w:hAnsi="Times New Roman" w:cs="Times New Roman" w:hint="eastAsia"/>
+        </w:rPr>
+        <w:t>小地图：将小地图窗口变为</w:t>
+      </w:r>
+      <w:r>
+        <w:rPr>
+          <w:rFonts w:ascii="Times New Roman" w:eastAsia="宋体" w:hAnsi="Times New Roman" w:cs="Times New Roman" w:hint="eastAsia"/>
+        </w:rPr>
+        <w:t>FA2</w:t>
+      </w:r>
+      <w:r>
+        <w:rPr>
+          <w:rFonts w:ascii="Times New Roman" w:eastAsia="宋体" w:hAnsi="Times New Roman" w:cs="Times New Roman" w:hint="eastAsia"/>
+        </w:rPr>
+        <w:t>的子窗口，不会在</w:t>
+      </w:r>
+      <w:r>
+        <w:rPr>
+          <w:rFonts w:ascii="Times New Roman" w:eastAsia="宋体" w:hAnsi="Times New Roman" w:cs="Times New Roman" w:hint="eastAsia"/>
+        </w:rPr>
+        <w:t>Windows</w:t>
+      </w:r>
+      <w:r>
+        <w:rPr>
+          <w:rFonts w:ascii="Times New Roman" w:eastAsia="宋体" w:hAnsi="Times New Roman" w:cs="Times New Roman" w:hint="eastAsia"/>
+        </w:rPr>
+        <w:t>菜单栏中显示为独立的窗口，删掉了它的最小化与最大化按钮</w:t>
+      </w:r>
+    </w:p>
+    <w:p>
+      <w:pPr>
+        <w:ind w:firstLineChars="200" w:firstLine="440"/>
+        <w:rPr>
+          <w:rFonts w:ascii="Times New Roman" w:eastAsia="宋体" w:hAnsi="Times New Roman" w:cs="Times New Roman"/>
+        </w:rPr>
+      </w:pPr>
+      <w:r>
+        <w:rPr>
+          <w:rFonts w:ascii="Times New Roman" w:eastAsia="宋体" w:hAnsi="Times New Roman" w:cs="Times New Roman" w:hint="eastAsia"/>
+        </w:rPr>
+        <w:t>地图边界：在地图上边界显示一条细线，指示游戏内实际可以到达的顶部区域</w:t>
+      </w:r>
+    </w:p>
+    <w:p>
+      <w:pPr>
+        <w:ind w:firstLineChars="200" w:firstLine="440"/>
+        <w:rPr>
+          <w:rFonts w:ascii="Times New Roman" w:eastAsia="宋体" w:hAnsi="Times New Roman" w:cs="Times New Roman"/>
+        </w:rPr>
+      </w:pPr>
+      <w:r>
+        <w:rPr>
+          <w:rFonts w:ascii="Times New Roman" w:eastAsia="宋体" w:hAnsi="Times New Roman" w:cs="Times New Roman" w:hint="eastAsia"/>
+        </w:rPr>
+        <w:t>显示建筑轮廓：当在图层中隐藏建筑时，建筑</w:t>
+      </w:r>
+      <w:r>
+        <w:rPr>
+          <w:rFonts w:ascii="Times New Roman" w:eastAsia="宋体" w:hAnsi="Times New Roman" w:cs="Times New Roman" w:hint="eastAsia"/>
+        </w:rPr>
+        <w:t>轮廓</w:t>
+      </w:r>
+      <w:r>
+        <w:rPr>
+          <w:rFonts w:ascii="Times New Roman" w:eastAsia="宋体" w:hAnsi="Times New Roman" w:cs="Times New Roman" w:hint="eastAsia"/>
+        </w:rPr>
+        <w:t>不会被隐藏</w:t>
+      </w:r>
+    </w:p>
+    <w:p>
+      <w:pPr>
+        <w:ind w:firstLineChars="200" w:firstLine="440"/>
+        <w:rPr>
+          <w:rFonts w:ascii="Times New Roman" w:eastAsia="宋体" w:hAnsi="Times New Roman" w:cs="Times New Roman"/>
+        </w:rPr>
+      </w:pPr>
+      <w:r>
+        <w:rPr>
+          <w:rFonts w:ascii="Times New Roman" w:eastAsia="宋体" w:hAnsi="Times New Roman" w:cs="Times New Roman" w:hint="eastAsia"/>
+        </w:rPr>
+        <w:t>粘贴选项：位于菜单栏中，可以选择粘贴的指定类型，注意除</w:t>
+      </w:r>
+      <w:r>
+        <w:rPr>
+          <w:rFonts w:ascii="Times New Roman" w:eastAsia="宋体" w:hAnsi="Times New Roman" w:cs="Times New Roman" w:hint="eastAsia"/>
+        </w:rPr>
+        <w:t>覆盖物</w:t>
+      </w:r>
+      <w:r>
+        <w:rPr>
+          <w:rFonts w:ascii="Times New Roman" w:eastAsia="宋体" w:hAnsi="Times New Roman" w:cs="Times New Roman" w:hint="eastAsia"/>
+        </w:rPr>
+        <w:t>和地形之外的选项，不能跨编辑器粘贴，也不支持撤销</w:t>
+      </w:r>
+    </w:p>
+    <w:p>
+      <w:pPr>
+        <w:ind w:firstLineChars="200" w:firstLine="440"/>
+        <w:rPr>
+          <w:rFonts w:ascii="Times New Roman" w:eastAsia="宋体" w:hAnsi="Times New Roman" w:cs="Times New Roman"/>
+        </w:rPr>
+      </w:pPr>
+      <w:r>
+        <w:rPr>
+          <w:rFonts w:ascii="Times New Roman" w:eastAsia="宋体" w:hAnsi="Times New Roman" w:cs="Times New Roman" w:hint="eastAsia"/>
+        </w:rPr>
+        <w:t>平面显示：将“使用悬崖模式自动升高地形”按钮替换为了平面显示按钮，同时开启平面显示时，会在视图左上角进行文本提示</w:t>
+      </w:r>
+    </w:p>
+    <w:p>
+      <w:pPr>
+        <w:ind w:firstLineChars="200" w:firstLine="440"/>
+        <w:rPr>
+          <w:rFonts w:ascii="Times New Roman" w:eastAsia="宋体" w:hAnsi="Times New Roman" w:cs="Times New Roman"/>
+        </w:rPr>
+      </w:pPr>
+      <w:r>
+        <w:rPr>
+          <w:rFonts w:ascii="Times New Roman" w:eastAsia="宋体" w:hAnsi="Times New Roman" w:cs="Times New Roman" w:hint="eastAsia"/>
+        </w:rPr>
+        <w:t>触发列表：位于地形浏览器的菜单栏中。现在触发列表支持查找上级触发与下级触发</w:t>
+      </w:r>
+    </w:p>
+    <w:p>
+      <w:pPr>
+        <w:ind w:firstLineChars="200" w:firstLine="440"/>
+        <w:rPr>
+          <w:rFonts w:ascii="Times New Roman" w:eastAsia="宋体" w:hAnsi="Times New Roman" w:cs="Times New Roman"/>
+        </w:rPr>
+      </w:pPr>
+      <w:r>
+        <w:rPr>
+          <w:rFonts w:ascii="Times New Roman" w:eastAsia="宋体" w:hAnsi="Times New Roman" w:cs="Times New Roman" w:hint="eastAsia"/>
+        </w:rPr>
+        <w:t>笔刷大小：支持在</w:t>
+      </w:r>
+      <w:r>
+        <w:rPr>
+          <w:rFonts w:ascii="Times New Roman" w:eastAsia="宋体" w:hAnsi="Times New Roman" w:cs="Times New Roman" w:hint="eastAsia"/>
+        </w:rPr>
+        <w:t>FAData</w:t>
+      </w:r>
+      <w:r>
+        <w:rPr>
+          <w:rFonts w:ascii="Times New Roman" w:eastAsia="宋体" w:hAnsi="Times New Roman" w:cs="Times New Roman" w:hint="eastAsia"/>
+        </w:rPr>
+        <w:t>中自定义笔刷大小</w:t>
+      </w:r>
+    </w:p>
+    <w:p>
+      <w:pPr>
+        <w:ind w:firstLineChars="200" w:firstLine="440"/>
+        <w:rPr>
+          <w:rFonts w:ascii="Times New Roman" w:eastAsia="宋体" w:hAnsi="Times New Roman" w:cs="Times New Roman"/>
+        </w:rPr>
+      </w:pPr>
+      <w:r>
+        <w:rPr>
+          <w:rFonts w:ascii="Times New Roman" w:eastAsia="宋体" w:hAnsi="Times New Roman" w:cs="Times New Roman" w:hint="eastAsia"/>
+        </w:rPr>
+        <w:t>BMP</w:t>
+      </w:r>
+      <w:r>
+        <w:rPr>
+          <w:rFonts w:ascii="Times New Roman" w:eastAsia="宋体" w:hAnsi="Times New Roman" w:cs="Times New Roman" w:hint="eastAsia"/>
+        </w:rPr>
+        <w:t>导入地图：支持生成最大</w:t>
+      </w:r>
+      <w:r>
+        <w:rPr>
+          <w:rFonts w:ascii="Times New Roman" w:eastAsia="宋体" w:hAnsi="Times New Roman" w:cs="Times New Roman" w:hint="eastAsia"/>
+        </w:rPr>
+        <w:t>255*255</w:t>
+      </w:r>
+      <w:r>
+        <w:rPr>
+          <w:rFonts w:ascii="Times New Roman" w:eastAsia="宋体" w:hAnsi="Times New Roman" w:cs="Times New Roman" w:hint="eastAsia"/>
+        </w:rPr>
+        <w:t>的地图，长</w:t>
+      </w:r>
+      <w:r>
+        <w:rPr>
+          <w:rFonts w:ascii="Times New Roman" w:eastAsia="宋体" w:hAnsi="Times New Roman" w:cs="Times New Roman" w:hint="eastAsia"/>
+        </w:rPr>
+        <w:t>+</w:t>
+      </w:r>
+      <w:r>
+        <w:rPr>
+          <w:rFonts w:ascii="Times New Roman" w:eastAsia="宋体" w:hAnsi="Times New Roman" w:cs="Times New Roman" w:hint="eastAsia"/>
+        </w:rPr>
+        <w:t>宽大于</w:t>
+      </w:r>
+      <w:r>
+        <w:rPr>
+          <w:rFonts w:ascii="Times New Roman" w:eastAsia="宋体" w:hAnsi="Times New Roman" w:cs="Times New Roman" w:hint="eastAsia"/>
+        </w:rPr>
+        <w:t>511</w:t>
+      </w:r>
+      <w:r>
+        <w:rPr>
+          <w:rFonts w:ascii="Times New Roman" w:eastAsia="宋体" w:hAnsi="Times New Roman" w:cs="Times New Roman" w:hint="eastAsia"/>
+        </w:rPr>
+        <w:t>后才会对图片进行缩放。不会自动生成海岸</w:t>
+      </w:r>
+    </w:p>
+    <w:p>
+      <w:pPr>
+        <w:ind w:firstLineChars="200" w:firstLine="440"/>
+        <w:rPr>
+          <w:rFonts w:ascii="Times New Roman" w:eastAsia="宋体" w:hAnsi="Times New Roman" w:cs="Times New Roman"/>
+        </w:rPr>
+      </w:pPr>
+      <w:r>
+        <w:rPr>
+          <w:rFonts w:ascii="Times New Roman" w:eastAsia="宋体" w:hAnsi="Times New Roman" w:cs="Times New Roman" w:hint="eastAsia"/>
+        </w:rPr>
+        <w:t>步兵子单元格：可以正常显示</w:t>
+      </w:r>
+      <w:r>
+        <w:rPr>
+          <w:rFonts w:ascii="Times New Roman" w:eastAsia="宋体" w:hAnsi="Times New Roman" w:cs="Times New Roman" w:hint="eastAsia"/>
+        </w:rPr>
+        <w:t>4</w:t>
+      </w:r>
+      <w:r>
+        <w:rPr>
+          <w:rFonts w:ascii="Times New Roman" w:eastAsia="宋体" w:hAnsi="Times New Roman" w:cs="Times New Roman" w:hint="eastAsia"/>
+        </w:rPr>
+        <w:t>号位（游戏中单元格中下位置）的步兵，同时允</w:t>
+      </w:r>
+      <w:r>
+        <w:rPr>
+          <w:rFonts w:ascii="Times New Roman" w:eastAsia="宋体" w:hAnsi="Times New Roman" w:cs="Times New Roman" w:hint="eastAsia"/>
+        </w:rPr>
         <w:lastRenderedPageBreak/>
-        <w:t>动作脚本：完全重写的编辑器，拥有更加高效的</w:t>
-      </w:r>
-      <w:r>
-        <w:rPr>
-          <w:rFonts w:ascii="Times New Roman" w:eastAsia="宋体" w:hAnsi="Times New Roman" w:cs="Times New Roman" w:hint="eastAsia"/>
-        </w:rPr>
-        <w:t>UI</w:t>
-      </w:r>
-      <w:r>
-        <w:rPr>
-          <w:rFonts w:ascii="Times New Roman" w:eastAsia="宋体" w:hAnsi="Times New Roman" w:cs="Times New Roman" w:hint="eastAsia"/>
-        </w:rPr>
-        <w:t>界面，同时对于额外参数的支持更加全面</w:t>
+        <w:t>许对步兵进行子单元格编辑，如指定步兵放置的位置，或者拖拽步兵的位置</w:t>
+      </w:r>
+      <w:r>
+        <w:rPr>
+          <w:rFonts w:ascii="Times New Roman" w:eastAsia="宋体" w:hAnsi="Times New Roman" w:cs="Times New Roman" w:hint="eastAsia"/>
+        </w:rPr>
+        <w:t>，将步兵放置在地形对象上时，会考虑可用的子单元格</w:t>
       </w:r>
     </w:p>
     <w:p>
@@ -26174,7 +26729,13 @@
         <w:rPr>
           <w:rFonts w:ascii="Times New Roman" w:eastAsia="宋体" w:hAnsi="Times New Roman" w:cs="Times New Roman" w:hint="eastAsia"/>
         </w:rPr>
-        <w:t>特遣部队：完全重写的编辑器</w:t>
+        <w:t>建筑放置：优化了建筑数量较多时放置、拖动、修改建筑属性的性能问题。现在无法直接放置重叠的建筑，若将建筑拖动到重叠位置，会弹出对话框确认</w:t>
+      </w:r>
+      <w:r>
+        <w:rPr>
+          <w:rFonts w:ascii="Times New Roman" w:eastAsia="宋体" w:hAnsi="Times New Roman" w:cs="Times New Roman" w:hint="eastAsia"/>
+        </w:rPr>
+        <w:t>。若建筑有加载物，会自动计算加载物数量</w:t>
       </w:r>
     </w:p>
     <w:p>
@@ -26188,19 +26749,43 @@
         <w:rPr>
           <w:rFonts w:ascii="Times New Roman" w:eastAsia="宋体" w:hAnsi="Times New Roman" w:cs="Times New Roman" w:hint="eastAsia"/>
         </w:rPr>
-        <w:t>作战小队：完全重写的编辑器，可以通过滚轮直接切换所属方、特遣、脚本等内容，而无需重复获得焦点</w:t>
-      </w:r>
-      <w:r>
-        <w:rPr>
-          <w:rFonts w:ascii="Times New Roman" w:eastAsia="宋体" w:hAnsi="Times New Roman" w:cs="Times New Roman" w:hint="eastAsia"/>
-        </w:rPr>
-        <w:t>-</w:t>
-      </w:r>
-      <w:r>
-        <w:rPr>
-          <w:rFonts w:ascii="Times New Roman" w:eastAsia="宋体" w:hAnsi="Times New Roman" w:cs="Times New Roman" w:hint="eastAsia"/>
-        </w:rPr>
-        <w:t>失去焦点的复杂操作</w:t>
+        <w:t>自动斜坡：重写了抬升、降低、平坦地表的对应函数。现在生成的斜坡更加不容易出现</w:t>
+      </w:r>
+      <w:r>
+        <w:rPr>
+          <w:rFonts w:ascii="Times New Roman" w:eastAsia="宋体" w:hAnsi="Times New Roman" w:cs="Times New Roman" w:hint="eastAsia"/>
+        </w:rPr>
+        <w:t>bug</w:t>
+      </w:r>
+      <w:r>
+        <w:rPr>
+          <w:rFonts w:ascii="Times New Roman" w:eastAsia="宋体" w:hAnsi="Times New Roman" w:cs="Times New Roman" w:hint="eastAsia"/>
+        </w:rPr>
+        <w:t>，平坦悬崖内地形不会溢出，支持按住</w:t>
+      </w:r>
+      <w:r>
+        <w:rPr>
+          <w:rFonts w:ascii="Times New Roman" w:eastAsia="宋体" w:hAnsi="Times New Roman" w:cs="Times New Roman" w:hint="eastAsia"/>
+        </w:rPr>
+        <w:t>Shift</w:t>
+      </w:r>
+      <w:r>
+        <w:rPr>
+          <w:rFonts w:ascii="Times New Roman" w:eastAsia="宋体" w:hAnsi="Times New Roman" w:cs="Times New Roman" w:hint="eastAsia"/>
+        </w:rPr>
+        <w:t>进行陡峭抬升，生成跨越两格高度的斜坡，支持按住</w:t>
+      </w:r>
+      <w:r>
+        <w:rPr>
+          <w:rFonts w:ascii="Times New Roman" w:eastAsia="宋体" w:hAnsi="Times New Roman" w:cs="Times New Roman" w:hint="eastAsia"/>
+        </w:rPr>
+        <w:t>Shift+Ctrl</w:t>
+      </w:r>
+      <w:r>
+        <w:rPr>
+          <w:rFonts w:ascii="Times New Roman" w:eastAsia="宋体" w:hAnsi="Times New Roman" w:cs="Times New Roman" w:hint="eastAsia"/>
+        </w:rPr>
+        <w:t>忽视不可抬升地形，强制生成斜坡</w:t>
       </w:r>
     </w:p>
     <w:p>
@@ -26214,25 +26799,43 @@
         <w:rPr>
           <w:rFonts w:ascii="Times New Roman" w:eastAsia="宋体" w:hAnsi="Times New Roman" w:cs="Times New Roman" w:hint="eastAsia"/>
         </w:rPr>
-        <w:t>AI</w:t>
-      </w:r>
-      <w:r>
-        <w:rPr>
-          <w:rFonts w:ascii="Times New Roman" w:eastAsia="宋体" w:hAnsi="Times New Roman" w:cs="Times New Roman" w:hint="eastAsia"/>
-        </w:rPr>
-        <w:t>触发编辑器：完全重写的编辑器，调整了</w:t>
-      </w:r>
-      <w:r>
-        <w:rPr>
-          <w:rFonts w:ascii="Times New Roman" w:eastAsia="宋体" w:hAnsi="Times New Roman" w:cs="Times New Roman" w:hint="eastAsia"/>
-        </w:rPr>
-        <w:t>UI</w:t>
-      </w:r>
-      <w:r>
-        <w:rPr>
-          <w:rFonts w:ascii="Times New Roman" w:eastAsia="宋体" w:hAnsi="Times New Roman" w:cs="Times New Roman" w:hint="eastAsia"/>
-        </w:rPr>
-        <w:t>界面，大幅减少了卡顿</w:t>
+        <w:t>连续放置地形、</w:t>
+      </w:r>
+      <w:r>
+        <w:rPr>
+          <w:rFonts w:ascii="Times New Roman" w:eastAsia="宋体" w:hAnsi="Times New Roman" w:cs="Times New Roman" w:hint="eastAsia"/>
+        </w:rPr>
+        <w:t>覆盖物</w:t>
+      </w:r>
+      <w:r>
+        <w:rPr>
+          <w:rFonts w:ascii="Times New Roman" w:eastAsia="宋体" w:hAnsi="Times New Roman" w:cs="Times New Roman" w:hint="eastAsia"/>
+        </w:rPr>
+        <w:t>：按住鼠标左键连续放置地形、</w:t>
+      </w:r>
+      <w:r>
+        <w:rPr>
+          <w:rFonts w:ascii="Times New Roman" w:eastAsia="宋体" w:hAnsi="Times New Roman" w:cs="Times New Roman" w:hint="eastAsia"/>
+        </w:rPr>
+        <w:t>覆盖物</w:t>
+      </w:r>
+      <w:r>
+        <w:rPr>
+          <w:rFonts w:ascii="Times New Roman" w:eastAsia="宋体" w:hAnsi="Times New Roman" w:cs="Times New Roman" w:hint="eastAsia"/>
+        </w:rPr>
+        <w:t>、擦除</w:t>
+      </w:r>
+      <w:r>
+        <w:rPr>
+          <w:rFonts w:ascii="Times New Roman" w:eastAsia="宋体" w:hAnsi="Times New Roman" w:cs="Times New Roman" w:hint="eastAsia"/>
+        </w:rPr>
+        <w:t>覆盖物</w:t>
+      </w:r>
+      <w:r>
+        <w:rPr>
+          <w:rFonts w:ascii="Times New Roman" w:eastAsia="宋体" w:hAnsi="Times New Roman" w:cs="Times New Roman" w:hint="eastAsia"/>
+        </w:rPr>
+        <w:t>后，此次连续更改仅占用一次历史记录，进行一次撤销即可全部撤销</w:t>
       </w:r>
     </w:p>
     <w:p>
@@ -26246,7 +26849,55 @@
         <w:rPr>
           <w:rFonts w:ascii="Times New Roman" w:eastAsia="宋体" w:hAnsi="Times New Roman" w:cs="Times New Roman" w:hint="eastAsia"/>
         </w:rPr>
-        <w:t>单人任务设置：新增了部分全局设置选项</w:t>
+        <w:t>填充模式：按住</w:t>
+      </w:r>
+      <w:r>
+        <w:rPr>
+          <w:rFonts w:ascii="Times New Roman" w:eastAsia="宋体" w:hAnsi="Times New Roman" w:cs="Times New Roman" w:hint="eastAsia"/>
+        </w:rPr>
+        <w:t>Ctrl</w:t>
+      </w:r>
+      <w:r>
+        <w:rPr>
+          <w:rFonts w:ascii="Times New Roman" w:eastAsia="宋体" w:hAnsi="Times New Roman" w:cs="Times New Roman" w:hint="eastAsia"/>
+        </w:rPr>
+        <w:t>填充摆放地形时，会将地形与该地形的</w:t>
+      </w:r>
+      <w:r>
+        <w:rPr>
+          <w:rFonts w:ascii="Times New Roman" w:eastAsia="宋体" w:hAnsi="Times New Roman" w:cs="Times New Roman" w:hint="eastAsia"/>
+        </w:rPr>
+        <w:t>LAT</w:t>
+      </w:r>
+      <w:r>
+        <w:rPr>
+          <w:rFonts w:ascii="Times New Roman" w:eastAsia="宋体" w:hAnsi="Times New Roman" w:cs="Times New Roman" w:hint="eastAsia"/>
+        </w:rPr>
+        <w:t>视为同一组</w:t>
+      </w:r>
+      <w:r>
+        <w:rPr>
+          <w:rFonts w:ascii="Times New Roman" w:eastAsia="宋体" w:hAnsi="Times New Roman" w:cs="Times New Roman" w:hint="eastAsia"/>
+        </w:rPr>
+        <w:t>，将所有水面视为同类地形，</w:t>
+      </w:r>
+      <w:r>
+        <w:rPr>
+          <w:rFonts w:ascii="Times New Roman" w:eastAsia="宋体" w:hAnsi="Times New Roman" w:cs="Times New Roman" w:hint="eastAsia"/>
+        </w:rPr>
+        <w:t>若有单元格</w:t>
+      </w:r>
+      <w:r>
+        <w:rPr>
+          <w:rFonts w:ascii="Times New Roman" w:eastAsia="宋体" w:hAnsi="Times New Roman" w:cs="Times New Roman" w:hint="eastAsia"/>
+        </w:rPr>
+        <w:t>被隐藏</w:t>
+      </w:r>
+      <w:r>
+        <w:rPr>
+          <w:rFonts w:ascii="Times New Roman" w:eastAsia="宋体" w:hAnsi="Times New Roman" w:cs="Times New Roman" w:hint="eastAsia"/>
+        </w:rPr>
+        <w:t>，则跳过；若开启多选模式，则对多选范围内的地形生效</w:t>
       </w:r>
     </w:p>
     <w:p>
@@ -26260,987 +26911,348 @@
         <w:rPr>
           <w:rFonts w:ascii="Times New Roman" w:eastAsia="宋体" w:hAnsi="Times New Roman" w:cs="Times New Roman" w:hint="eastAsia"/>
         </w:rPr>
+        <w:t>资源加载：支持读取游戏目录下的</w:t>
+      </w:r>
+      <w:r>
+        <w:rPr>
+          <w:rFonts w:ascii="Times New Roman" w:eastAsia="宋体" w:hAnsi="Times New Roman" w:cs="Times New Roman" w:hint="eastAsia"/>
+        </w:rPr>
+        <w:t>shp</w:t>
+      </w:r>
+      <w:r>
+        <w:rPr>
+          <w:rFonts w:ascii="Times New Roman" w:eastAsia="宋体" w:hAnsi="Times New Roman" w:cs="Times New Roman" w:hint="eastAsia"/>
+        </w:rPr>
+        <w:t>文件，围墙</w:t>
+      </w:r>
+      <w:r>
+        <w:rPr>
+          <w:rFonts w:ascii="Times New Roman" w:eastAsia="宋体" w:hAnsi="Times New Roman" w:cs="Times New Roman" w:hint="eastAsia"/>
+        </w:rPr>
+        <w:t>覆盖物</w:t>
+      </w:r>
+      <w:r>
+        <w:rPr>
+          <w:rFonts w:ascii="Times New Roman" w:eastAsia="宋体" w:hAnsi="Times New Roman" w:cs="Times New Roman" w:hint="eastAsia"/>
+        </w:rPr>
+        <w:t>的显示会尊重</w:t>
+      </w:r>
+      <w:r>
+        <w:rPr>
+          <w:rFonts w:ascii="Times New Roman" w:eastAsia="宋体" w:hAnsi="Times New Roman" w:cs="Times New Roman" w:hint="eastAsia"/>
+        </w:rPr>
+        <w:t>NewTheater</w:t>
+      </w:r>
+      <w:r>
+        <w:rPr>
+          <w:rFonts w:ascii="Times New Roman" w:eastAsia="宋体" w:hAnsi="Times New Roman" w:cs="Times New Roman" w:hint="eastAsia"/>
+        </w:rPr>
+        <w:t>设置</w:t>
+      </w:r>
+    </w:p>
+    <w:p>
+      <w:pPr>
+        <w:ind w:firstLineChars="200" w:firstLine="440"/>
+        <w:rPr>
+          <w:rFonts w:ascii="Times New Roman" w:eastAsia="宋体" w:hAnsi="Times New Roman" w:cs="Times New Roman"/>
+        </w:rPr>
+      </w:pPr>
+      <w:r>
+        <w:rPr>
+          <w:rFonts w:ascii="Times New Roman" w:eastAsia="宋体" w:hAnsi="Times New Roman" w:cs="Times New Roman" w:hint="eastAsia"/>
+        </w:rPr>
+        <w:t>遭遇战地图的新缩略图风格：提供了一种接近于原版地图缩略图的风格</w:t>
+      </w:r>
+    </w:p>
+    <w:p>
+      <w:pPr>
+        <w:ind w:firstLineChars="200" w:firstLine="440"/>
+        <w:rPr>
+          <w:rFonts w:ascii="Times New Roman" w:eastAsia="宋体" w:hAnsi="Times New Roman" w:cs="Times New Roman"/>
+        </w:rPr>
+      </w:pPr>
+      <w:r>
+        <w:rPr>
+          <w:rFonts w:ascii="Times New Roman" w:eastAsia="宋体" w:hAnsi="Times New Roman" w:cs="Times New Roman" w:hint="eastAsia"/>
+        </w:rPr>
+        <w:t>文件默认编码提示：在第一行添加了中文注释，对于多数自带编码推断的文本编辑器（包括记事本），会自动将地图文件以</w:t>
+      </w:r>
+      <w:r>
+        <w:rPr>
+          <w:rFonts w:ascii="Times New Roman" w:eastAsia="宋体" w:hAnsi="Times New Roman" w:cs="Times New Roman" w:hint="eastAsia"/>
+        </w:rPr>
+        <w:t>ANSI/GBK</w:t>
+      </w:r>
+      <w:r>
+        <w:rPr>
+          <w:rFonts w:ascii="Times New Roman" w:eastAsia="宋体" w:hAnsi="Times New Roman" w:cs="Times New Roman" w:hint="eastAsia"/>
+        </w:rPr>
+        <w:t>格式打开</w:t>
+      </w:r>
+    </w:p>
+    <w:p>
+      <w:pPr>
+        <w:ind w:firstLineChars="200" w:firstLine="440"/>
+        <w:rPr>
+          <w:rFonts w:ascii="Times New Roman" w:eastAsia="宋体" w:hAnsi="Times New Roman" w:cs="Times New Roman"/>
+        </w:rPr>
+      </w:pPr>
+      <w:r>
+        <w:rPr>
+          <w:rFonts w:ascii="Times New Roman" w:eastAsia="宋体" w:hAnsi="Times New Roman" w:cs="Times New Roman" w:hint="eastAsia"/>
+        </w:rPr>
+        <w:t>重新设置目录：启动时，若发现当前游戏目录资源不完整，会自动提示重新选择目录</w:t>
+      </w:r>
+    </w:p>
+    <w:p>
+      <w:pPr>
+        <w:ind w:firstLineChars="200" w:firstLine="440"/>
+        <w:rPr>
+          <w:rFonts w:ascii="Times New Roman" w:eastAsia="宋体" w:hAnsi="Times New Roman" w:cs="Times New Roman"/>
+        </w:rPr>
+      </w:pPr>
+      <w:r>
+        <w:rPr>
+          <w:rFonts w:ascii="Times New Roman" w:eastAsia="宋体" w:hAnsi="Times New Roman" w:cs="Times New Roman" w:hint="eastAsia"/>
+        </w:rPr>
+        <w:t>选择游戏目录：</w:t>
+      </w:r>
+      <w:r>
+        <w:rPr>
+          <w:rFonts w:ascii="Times New Roman" w:eastAsia="宋体" w:hAnsi="Times New Roman" w:cs="Times New Roman" w:hint="eastAsia"/>
+        </w:rPr>
+        <w:t>选择游戏目录对话框不会限定文件名称，可以选择</w:t>
+      </w:r>
+      <w:r>
+        <w:rPr>
+          <w:rFonts w:ascii="Times New Roman" w:eastAsia="宋体" w:hAnsi="Times New Roman" w:cs="Times New Roman" w:hint="eastAsia"/>
+        </w:rPr>
+        <w:t>.mix</w:t>
+      </w:r>
+      <w:r>
+        <w:rPr>
+          <w:rFonts w:ascii="Times New Roman" w:eastAsia="宋体" w:hAnsi="Times New Roman" w:cs="Times New Roman" w:hint="eastAsia"/>
+        </w:rPr>
+        <w:t>文件或</w:t>
+      </w:r>
+      <w:r>
+        <w:rPr>
+          <w:rFonts w:ascii="Times New Roman" w:eastAsia="宋体" w:hAnsi="Times New Roman" w:cs="Times New Roman" w:hint="eastAsia"/>
+        </w:rPr>
+        <w:t>.exe</w:t>
+      </w:r>
+      <w:r>
+        <w:rPr>
+          <w:rFonts w:ascii="Times New Roman" w:eastAsia="宋体" w:hAnsi="Times New Roman" w:cs="Times New Roman" w:hint="eastAsia"/>
+        </w:rPr>
+        <w:t>文件（实际上，只需要目录设置正确，选择目录内的任意文件均可）</w:t>
+      </w:r>
+    </w:p>
+    <w:p>
+      <w:pPr>
+        <w:ind w:firstLineChars="200" w:firstLine="440"/>
+        <w:rPr>
+          <w:rFonts w:ascii="Times New Roman" w:eastAsia="宋体" w:hAnsi="Times New Roman" w:cs="Times New Roman"/>
+        </w:rPr>
+      </w:pPr>
+      <w:r>
+        <w:rPr>
+          <w:rFonts w:ascii="Times New Roman" w:eastAsia="宋体" w:hAnsi="Times New Roman" w:cs="Times New Roman" w:hint="eastAsia"/>
+        </w:rPr>
+        <w:t>文件对话框风格：选择游戏目录、打开地图、保存地图使用的文件对话框，会使用</w:t>
+      </w:r>
+      <w:r>
+        <w:rPr>
+          <w:rFonts w:ascii="Times New Roman" w:eastAsia="宋体" w:hAnsi="Times New Roman" w:cs="Times New Roman" w:hint="eastAsia"/>
+        </w:rPr>
+        <w:t>WIN7</w:t>
+      </w:r>
+      <w:r>
+        <w:rPr>
+          <w:rFonts w:ascii="Times New Roman" w:eastAsia="宋体" w:hAnsi="Times New Roman" w:cs="Times New Roman" w:hint="eastAsia"/>
+        </w:rPr>
+        <w:t>风格</w:t>
+      </w:r>
+    </w:p>
+    <w:p>
+      <w:pPr>
+        <w:ind w:firstLineChars="200" w:firstLine="440"/>
+        <w:rPr>
+          <w:rFonts w:ascii="Times New Roman" w:eastAsia="宋体" w:hAnsi="Times New Roman" w:cs="Times New Roman"/>
+        </w:rPr>
+      </w:pPr>
+      <w:r>
+        <w:rPr>
+          <w:rFonts w:ascii="Times New Roman" w:eastAsia="宋体" w:hAnsi="Times New Roman" w:cs="Times New Roman" w:hint="eastAsia"/>
+        </w:rPr>
+        <w:t>自动设置拓展名：</w:t>
+      </w:r>
+      <w:r>
+        <w:rPr>
+          <w:rFonts w:ascii="Times New Roman" w:eastAsia="宋体" w:hAnsi="Times New Roman" w:cs="Times New Roman" w:hint="eastAsia"/>
+        </w:rPr>
+        <w:t>在保存地图时，会根据</w:t>
+      </w:r>
+      <w:r>
+        <w:rPr>
+          <w:rFonts w:ascii="Times New Roman" w:eastAsia="宋体" w:hAnsi="Times New Roman" w:cs="Times New Roman" w:hint="eastAsia"/>
+        </w:rPr>
+        <w:t>地图类型在文件对话框中选择默认的拓展名</w:t>
+      </w:r>
+    </w:p>
+    <w:p>
+      <w:pPr>
+        <w:ind w:firstLineChars="200" w:firstLine="440"/>
+        <w:rPr>
+          <w:rFonts w:ascii="Times New Roman" w:eastAsia="宋体" w:hAnsi="Times New Roman" w:cs="Times New Roman"/>
+        </w:rPr>
+      </w:pPr>
+      <w:r>
+        <w:rPr>
+          <w:rFonts w:ascii="Times New Roman" w:eastAsia="宋体" w:hAnsi="Times New Roman" w:cs="Times New Roman" w:hint="eastAsia"/>
+        </w:rPr>
+        <w:t>FAData</w:t>
+      </w:r>
+      <w:r>
+        <w:rPr>
+          <w:rFonts w:ascii="Times New Roman" w:eastAsia="宋体" w:hAnsi="Times New Roman" w:cs="Times New Roman" w:hint="eastAsia"/>
+        </w:rPr>
+        <w:t>拆分：支持对</w:t>
+      </w:r>
+      <w:r>
+        <w:rPr>
+          <w:rFonts w:ascii="Times New Roman" w:eastAsia="宋体" w:hAnsi="Times New Roman" w:cs="Times New Roman" w:hint="eastAsia"/>
+        </w:rPr>
+        <w:t>FAData</w:t>
+      </w:r>
+      <w:r>
+        <w:rPr>
+          <w:rFonts w:ascii="Times New Roman" w:eastAsia="宋体" w:hAnsi="Times New Roman" w:cs="Times New Roman" w:hint="eastAsia"/>
+        </w:rPr>
+        <w:t>进行拆分</w:t>
+      </w:r>
+    </w:p>
+    <w:p>
+      <w:pPr>
+        <w:ind w:firstLineChars="200" w:firstLine="440"/>
+        <w:rPr>
+          <w:rFonts w:ascii="Times New Roman" w:eastAsia="宋体" w:hAnsi="Times New Roman" w:cs="Times New Roman"/>
+        </w:rPr>
+      </w:pPr>
+      <w:r>
+        <w:rPr>
+          <w:rFonts w:ascii="Times New Roman" w:eastAsia="宋体" w:hAnsi="Times New Roman" w:cs="Times New Roman" w:hint="eastAsia"/>
+        </w:rPr>
+        <w:t>鼠标描边：支持</w:t>
+      </w:r>
+      <w:r>
+        <w:rPr>
+          <w:rFonts w:ascii="Times New Roman" w:eastAsia="宋体" w:hAnsi="Times New Roman" w:cs="Times New Roman" w:hint="eastAsia"/>
+        </w:rPr>
+        <w:t>FA2 2.0</w:t>
+      </w:r>
+      <w:r>
+        <w:rPr>
+          <w:rFonts w:ascii="Times New Roman" w:eastAsia="宋体" w:hAnsi="Times New Roman" w:cs="Times New Roman" w:hint="eastAsia"/>
+        </w:rPr>
+        <w:t>同款的依据当前高度改变鼠标描边颜色</w:t>
+      </w:r>
+    </w:p>
+    <w:p>
+      <w:pPr>
+        <w:ind w:firstLineChars="200" w:firstLine="440"/>
+        <w:rPr>
+          <w:rFonts w:ascii="Times New Roman" w:eastAsia="宋体" w:hAnsi="Times New Roman" w:cs="Times New Roman"/>
+        </w:rPr>
+      </w:pPr>
+      <w:r>
+        <w:rPr>
+          <w:rFonts w:ascii="Times New Roman" w:eastAsia="宋体" w:hAnsi="Times New Roman" w:cs="Times New Roman" w:hint="eastAsia"/>
+        </w:rPr>
+        <w:t>拖动界面指针：使用了</w:t>
+      </w:r>
+      <w:r>
+        <w:rPr>
+          <w:rFonts w:ascii="Times New Roman" w:eastAsia="宋体" w:hAnsi="Times New Roman" w:cs="Times New Roman" w:hint="eastAsia"/>
+        </w:rPr>
+        <w:t>FA2 2.0</w:t>
+      </w:r>
+      <w:r>
+        <w:rPr>
+          <w:rFonts w:ascii="Times New Roman" w:eastAsia="宋体" w:hAnsi="Times New Roman" w:cs="Times New Roman" w:hint="eastAsia"/>
+        </w:rPr>
+        <w:t>同款的按住右键拖动地图画面时显示的鼠标指针</w:t>
+      </w:r>
+    </w:p>
+    <w:p>
+      <w:pPr>
+        <w:ind w:firstLineChars="200" w:firstLine="440"/>
+        <w:rPr>
+          <w:rFonts w:ascii="Times New Roman" w:eastAsia="宋体" w:hAnsi="Times New Roman" w:cs="Times New Roman"/>
+        </w:rPr>
+      </w:pPr>
+      <w:r>
+        <w:rPr>
+          <w:rFonts w:ascii="Times New Roman" w:eastAsia="宋体" w:hAnsi="Times New Roman" w:cs="Times New Roman" w:hint="eastAsia"/>
+        </w:rPr>
+        <w:t>崩溃保存：崩溃时，将带当前时间后缀的地图文件保存在</w:t>
+      </w:r>
+      <w:r>
+        <w:rPr>
+          <w:rFonts w:ascii="Times New Roman" w:eastAsia="宋体" w:hAnsi="Times New Roman" w:cs="Times New Roman" w:hint="eastAsia"/>
+        </w:rPr>
+        <w:t>CrashBackups</w:t>
+      </w:r>
+      <w:r>
+        <w:rPr>
+          <w:rFonts w:ascii="Times New Roman" w:eastAsia="宋体" w:hAnsi="Times New Roman" w:cs="Times New Roman" w:hint="eastAsia"/>
+        </w:rPr>
+        <w:t>目录中，同时将必要的日志文件自动复制到</w:t>
+      </w:r>
+      <w:r>
+        <w:rPr>
+          <w:rFonts w:ascii="Times New Roman" w:eastAsia="宋体" w:hAnsi="Times New Roman" w:cs="Times New Roman" w:hint="eastAsia"/>
+        </w:rPr>
+        <w:t>debug</w:t>
+      </w:r>
+      <w:r>
+        <w:rPr>
+          <w:rFonts w:ascii="Times New Roman" w:eastAsia="宋体" w:hAnsi="Times New Roman" w:cs="Times New Roman" w:hint="eastAsia"/>
+        </w:rPr>
+        <w:t>目录</w:t>
+      </w:r>
+      <w:r>
+        <w:rPr>
+          <w:rFonts w:ascii="Times New Roman" w:eastAsia="宋体" w:hAnsi="Times New Roman" w:cs="Times New Roman" w:hint="eastAsia"/>
+        </w:rPr>
+        <w:t>下</w:t>
+      </w:r>
+    </w:p>
+    <w:p>
+      <w:pPr>
+        <w:ind w:firstLineChars="200" w:firstLine="440"/>
+        <w:rPr>
+          <w:rFonts w:ascii="Times New Roman" w:eastAsia="宋体" w:hAnsi="Times New Roman" w:cs="Times New Roman"/>
+        </w:rPr>
+      </w:pPr>
+      <w:r>
+        <w:rPr>
+          <w:rFonts w:ascii="Times New Roman" w:eastAsia="宋体" w:hAnsi="Times New Roman" w:cs="Times New Roman" w:hint="eastAsia"/>
+        </w:rPr>
+        <w:lastRenderedPageBreak/>
+        <w:t>地图检查器：增加了对循环触发链、重复特遣成员、错误基地节点格式、</w:t>
+      </w:r>
+      <w:r>
+        <w:rPr>
+          <w:rFonts w:ascii="Times New Roman" w:eastAsia="宋体" w:hAnsi="Times New Roman" w:cs="Times New Roman" w:hint="eastAsia"/>
+        </w:rPr>
         <w:t>INI</w:t>
       </w:r>
       <w:r>
         <w:rPr>
           <w:rFonts w:ascii="Times New Roman" w:eastAsia="宋体" w:hAnsi="Times New Roman" w:cs="Times New Roman" w:hint="eastAsia"/>
         </w:rPr>
-        <w:t>编辑器：完全重写的编辑器，使用列表显示</w:t>
-      </w:r>
-      <w:r>
-        <w:rPr>
-          <w:rFonts w:ascii="Times New Roman" w:eastAsia="宋体" w:hAnsi="Times New Roman" w:cs="Times New Roman" w:hint="eastAsia"/>
-        </w:rPr>
-        <w:t>INI</w:t>
-      </w:r>
-      <w:r>
-        <w:rPr>
-          <w:rFonts w:ascii="Times New Roman" w:eastAsia="宋体" w:hAnsi="Times New Roman" w:cs="Times New Roman" w:hint="eastAsia"/>
-        </w:rPr>
-        <w:t>小节，一个文本编辑框显示小节内的全部内容，可以直接进行任意编辑，如同使用文本编辑器一样。新增了“从文本导入”按钮，可以直接粘贴一段</w:t>
-      </w:r>
-      <w:r>
-        <w:rPr>
-          <w:rFonts w:ascii="Times New Roman" w:eastAsia="宋体" w:hAnsi="Times New Roman" w:cs="Times New Roman" w:hint="eastAsia"/>
-        </w:rPr>
-        <w:t>INI</w:t>
-      </w:r>
-      <w:r>
-        <w:rPr>
-          <w:rFonts w:ascii="Times New Roman" w:eastAsia="宋体" w:hAnsi="Times New Roman" w:cs="Times New Roman" w:hint="eastAsia"/>
-        </w:rPr>
-        <w:t>文本进行导入。</w:t>
-      </w:r>
-      <w:r>
-        <w:rPr>
-          <w:rFonts w:ascii="Times New Roman" w:eastAsia="宋体" w:hAnsi="Times New Roman" w:cs="Times New Roman" w:hint="eastAsia"/>
-        </w:rPr>
-        <w:t>INI</w:t>
-      </w:r>
-      <w:r>
-        <w:rPr>
-          <w:rFonts w:ascii="Times New Roman" w:eastAsia="宋体" w:hAnsi="Times New Roman" w:cs="Times New Roman" w:hint="eastAsia"/>
-        </w:rPr>
-        <w:t>编辑器支持缩放大小和最大化</w:t>
-      </w:r>
-      <w:r>
-        <w:rPr>
-          <w:rFonts w:ascii="Times New Roman" w:eastAsia="宋体" w:hAnsi="Times New Roman" w:cs="Times New Roman" w:hint="eastAsia"/>
-        </w:rPr>
-        <w:t>。支持编辑地图对象的小节，改动会即刻生效</w:t>
-      </w:r>
-    </w:p>
-    <w:p>
-      <w:pPr>
-        <w:ind w:firstLineChars="200" w:firstLine="440"/>
-        <w:rPr>
-          <w:rFonts w:ascii="Times New Roman" w:eastAsia="宋体" w:hAnsi="Times New Roman" w:cs="Times New Roman"/>
-        </w:rPr>
-      </w:pPr>
-      <w:r>
-        <w:rPr>
-          <w:rFonts w:ascii="Times New Roman" w:eastAsia="宋体" w:hAnsi="Times New Roman" w:cs="Times New Roman" w:hint="eastAsia"/>
-        </w:rPr>
-        <w:t>LAT</w:t>
-      </w:r>
-      <w:r>
-        <w:rPr>
-          <w:rFonts w:ascii="Times New Roman" w:eastAsia="宋体" w:hAnsi="Times New Roman" w:cs="Times New Roman" w:hint="eastAsia"/>
-        </w:rPr>
-        <w:t>系统：重写了</w:t>
-      </w:r>
-      <w:r>
-        <w:rPr>
-          <w:rFonts w:ascii="Times New Roman" w:eastAsia="宋体" w:hAnsi="Times New Roman" w:cs="Times New Roman" w:hint="eastAsia"/>
-        </w:rPr>
-        <w:t>LAT</w:t>
-      </w:r>
-      <w:r>
-        <w:rPr>
-          <w:rFonts w:ascii="Times New Roman" w:eastAsia="宋体" w:hAnsi="Times New Roman" w:cs="Times New Roman" w:hint="eastAsia"/>
-        </w:rPr>
-        <w:t>逻辑，在支持原版</w:t>
-      </w:r>
-      <w:r>
-        <w:rPr>
-          <w:rFonts w:ascii="Times New Roman" w:eastAsia="宋体" w:hAnsi="Times New Roman" w:cs="Times New Roman" w:hint="eastAsia"/>
-        </w:rPr>
-        <w:t>LAT</w:t>
-      </w:r>
-      <w:r>
-        <w:rPr>
-          <w:rFonts w:ascii="Times New Roman" w:eastAsia="宋体" w:hAnsi="Times New Roman" w:cs="Times New Roman" w:hint="eastAsia"/>
-        </w:rPr>
-        <w:t>地形，让他们与游戏引擎内一致（如水泥地会自动与公路硬连接）的同时，支持在</w:t>
-      </w:r>
-      <w:r>
-        <w:rPr>
-          <w:rFonts w:ascii="Times New Roman" w:eastAsia="宋体" w:hAnsi="Times New Roman" w:cs="Times New Roman" w:hint="eastAsia"/>
-        </w:rPr>
-        <w:t>FAData</w:t>
-      </w:r>
-      <w:r>
-        <w:rPr>
-          <w:rFonts w:ascii="Times New Roman" w:eastAsia="宋体" w:hAnsi="Times New Roman" w:cs="Times New Roman" w:hint="eastAsia"/>
-        </w:rPr>
-        <w:t>中自定义新的</w:t>
-      </w:r>
-      <w:r>
-        <w:rPr>
-          <w:rFonts w:ascii="Times New Roman" w:eastAsia="宋体" w:hAnsi="Times New Roman" w:cs="Times New Roman" w:hint="eastAsia"/>
-        </w:rPr>
-        <w:t>LAT</w:t>
-      </w:r>
-      <w:r>
-        <w:rPr>
-          <w:rFonts w:ascii="Times New Roman" w:eastAsia="宋体" w:hAnsi="Times New Roman" w:cs="Times New Roman" w:hint="eastAsia"/>
-        </w:rPr>
-        <w:t>，可以实现自动为</w:t>
-      </w:r>
-      <w:r>
-        <w:rPr>
-          <w:rFonts w:ascii="Times New Roman" w:eastAsia="宋体" w:hAnsi="Times New Roman" w:cs="Times New Roman" w:hint="eastAsia"/>
-        </w:rPr>
-        <w:t>TX</w:t>
-      </w:r>
-      <w:r>
-        <w:rPr>
-          <w:rFonts w:ascii="Times New Roman" w:eastAsia="宋体" w:hAnsi="Times New Roman" w:cs="Times New Roman" w:hint="eastAsia"/>
-        </w:rPr>
-        <w:t>的新增</w:t>
-      </w:r>
-      <w:r>
-        <w:rPr>
-          <w:rFonts w:ascii="Times New Roman" w:eastAsia="宋体" w:hAnsi="Times New Roman" w:cs="Times New Roman" w:hint="eastAsia"/>
-        </w:rPr>
-        <w:t>LAT</w:t>
-      </w:r>
-      <w:r>
-        <w:rPr>
-          <w:rFonts w:ascii="Times New Roman" w:eastAsia="宋体" w:hAnsi="Times New Roman" w:cs="Times New Roman" w:hint="eastAsia"/>
-        </w:rPr>
-        <w:t>地形进行计算</w:t>
-      </w:r>
-    </w:p>
-    <w:p>
-      <w:pPr>
-        <w:ind w:firstLineChars="200" w:firstLine="440"/>
-        <w:rPr>
-          <w:rFonts w:ascii="Times New Roman" w:eastAsia="宋体" w:hAnsi="Times New Roman" w:cs="Times New Roman"/>
-        </w:rPr>
-      </w:pPr>
-      <w:r>
-        <w:rPr>
-          <w:rFonts w:ascii="Times New Roman" w:eastAsia="宋体" w:hAnsi="Times New Roman" w:cs="Times New Roman" w:hint="eastAsia"/>
-        </w:rPr>
-        <w:t>工具脚本：新增多个函数，提供了读取指定</w:t>
-      </w:r>
-      <w:r>
-        <w:rPr>
-          <w:rFonts w:ascii="Times New Roman" w:eastAsia="宋体" w:hAnsi="Times New Roman" w:cs="Times New Roman" w:hint="eastAsia"/>
-        </w:rPr>
-        <w:t>INI</w:t>
-      </w:r>
-      <w:r>
-        <w:rPr>
-          <w:rFonts w:ascii="Times New Roman" w:eastAsia="宋体" w:hAnsi="Times New Roman" w:cs="Times New Roman" w:hint="eastAsia"/>
-        </w:rPr>
-        <w:t>、对地形进行操作、获取地形信息等功能，详见“</w:t>
-      </w:r>
-      <w:r>
-        <w:rPr>
-          <w:rFonts w:ascii="Times New Roman" w:eastAsia="宋体" w:hAnsi="Times New Roman" w:cs="Times New Roman" w:hint="eastAsia"/>
-        </w:rPr>
-        <w:t>工具脚本词典</w:t>
-      </w:r>
-      <w:r>
-        <w:rPr>
-          <w:rFonts w:ascii="Times New Roman" w:eastAsia="宋体" w:hAnsi="Times New Roman" w:cs="Times New Roman" w:hint="eastAsia"/>
-        </w:rPr>
-        <w:t>.docx</w:t>
-      </w:r>
-      <w:r>
-        <w:rPr>
-          <w:rFonts w:ascii="Times New Roman" w:eastAsia="宋体" w:hAnsi="Times New Roman" w:cs="Times New Roman" w:hint="eastAsia"/>
-        </w:rPr>
-        <w:t>”</w:t>
-      </w:r>
-    </w:p>
-    <w:p>
-      <w:pPr>
-        <w:ind w:firstLineChars="200" w:firstLine="440"/>
-        <w:rPr>
-          <w:rFonts w:ascii="Times New Roman" w:eastAsia="宋体" w:hAnsi="Times New Roman" w:cs="Times New Roman"/>
-        </w:rPr>
-      </w:pPr>
-      <w:r>
-        <w:rPr>
-          <w:rFonts w:ascii="Times New Roman" w:eastAsia="宋体" w:hAnsi="Times New Roman" w:cs="Times New Roman" w:hint="eastAsia"/>
-        </w:rPr>
-        <w:t>小地图：将小地图窗口变为</w:t>
-      </w:r>
-      <w:r>
-        <w:rPr>
-          <w:rFonts w:ascii="Times New Roman" w:eastAsia="宋体" w:hAnsi="Times New Roman" w:cs="Times New Roman" w:hint="eastAsia"/>
-        </w:rPr>
-        <w:t>FA2</w:t>
-      </w:r>
-      <w:r>
-        <w:rPr>
-          <w:rFonts w:ascii="Times New Roman" w:eastAsia="宋体" w:hAnsi="Times New Roman" w:cs="Times New Roman" w:hint="eastAsia"/>
-        </w:rPr>
-        <w:t>的子窗口，不会在</w:t>
-      </w:r>
-      <w:r>
-        <w:rPr>
-          <w:rFonts w:ascii="Times New Roman" w:eastAsia="宋体" w:hAnsi="Times New Roman" w:cs="Times New Roman" w:hint="eastAsia"/>
-        </w:rPr>
-        <w:t>Windows</w:t>
-      </w:r>
-      <w:r>
-        <w:rPr>
-          <w:rFonts w:ascii="Times New Roman" w:eastAsia="宋体" w:hAnsi="Times New Roman" w:cs="Times New Roman" w:hint="eastAsia"/>
-        </w:rPr>
-        <w:t>菜单栏中显示为独立的窗口，删掉了它的最小化与最大化按钮</w:t>
-      </w:r>
-    </w:p>
-    <w:p>
-      <w:pPr>
-        <w:ind w:firstLineChars="200" w:firstLine="440"/>
-        <w:rPr>
-          <w:rFonts w:ascii="Times New Roman" w:eastAsia="宋体" w:hAnsi="Times New Roman" w:cs="Times New Roman"/>
-        </w:rPr>
-      </w:pPr>
-      <w:r>
-        <w:rPr>
-          <w:rFonts w:ascii="Times New Roman" w:eastAsia="宋体" w:hAnsi="Times New Roman" w:cs="Times New Roman" w:hint="eastAsia"/>
-        </w:rPr>
-        <w:t>地图边界：在地图上边界显示一条细线，指示游戏内实际可以到达的顶部区域</w:t>
-      </w:r>
-    </w:p>
-    <w:p>
-      <w:pPr>
-        <w:ind w:firstLineChars="200" w:firstLine="440"/>
-        <w:rPr>
-          <w:rFonts w:ascii="Times New Roman" w:eastAsia="宋体" w:hAnsi="Times New Roman" w:cs="Times New Roman"/>
-        </w:rPr>
-      </w:pPr>
-      <w:r>
-        <w:rPr>
-          <w:rFonts w:ascii="Times New Roman" w:eastAsia="宋体" w:hAnsi="Times New Roman" w:cs="Times New Roman" w:hint="eastAsia"/>
-        </w:rPr>
-        <w:t>显示建筑轮廓：当在图层中隐藏建筑时，建筑</w:t>
-      </w:r>
-      <w:r>
-        <w:rPr>
-          <w:rFonts w:ascii="Times New Roman" w:eastAsia="宋体" w:hAnsi="Times New Roman" w:cs="Times New Roman" w:hint="eastAsia"/>
-        </w:rPr>
-        <w:t>轮廓</w:t>
-      </w:r>
-      <w:r>
-        <w:rPr>
-          <w:rFonts w:ascii="Times New Roman" w:eastAsia="宋体" w:hAnsi="Times New Roman" w:cs="Times New Roman" w:hint="eastAsia"/>
-        </w:rPr>
-        <w:t>不会被隐藏</w:t>
-      </w:r>
-    </w:p>
-    <w:p>
-      <w:pPr>
-        <w:ind w:firstLineChars="200" w:firstLine="440"/>
-        <w:rPr>
-          <w:rFonts w:ascii="Times New Roman" w:eastAsia="宋体" w:hAnsi="Times New Roman" w:cs="Times New Roman"/>
-        </w:rPr>
-      </w:pPr>
-      <w:r>
-        <w:rPr>
-          <w:rFonts w:ascii="Times New Roman" w:eastAsia="宋体" w:hAnsi="Times New Roman" w:cs="Times New Roman" w:hint="eastAsia"/>
-        </w:rPr>
-        <w:t>粘贴选项：位于菜单栏中，可以选择粘贴的指定类型，注意除</w:t>
-      </w:r>
-      <w:r>
-        <w:rPr>
-          <w:rFonts w:ascii="Times New Roman" w:eastAsia="宋体" w:hAnsi="Times New Roman" w:cs="Times New Roman" w:hint="eastAsia"/>
-        </w:rPr>
-        <w:t>覆盖物</w:t>
-      </w:r>
-      <w:r>
-        <w:rPr>
-          <w:rFonts w:ascii="Times New Roman" w:eastAsia="宋体" w:hAnsi="Times New Roman" w:cs="Times New Roman" w:hint="eastAsia"/>
-        </w:rPr>
-        <w:t>和地形之外的选项，不能跨编辑器粘贴，也不支持撤销</w:t>
-      </w:r>
-    </w:p>
-    <w:p>
-      <w:pPr>
-        <w:ind w:firstLineChars="200" w:firstLine="440"/>
-        <w:rPr>
-          <w:rFonts w:ascii="Times New Roman" w:eastAsia="宋体" w:hAnsi="Times New Roman" w:cs="Times New Roman"/>
-        </w:rPr>
-      </w:pPr>
-      <w:r>
-        <w:rPr>
-          <w:rFonts w:ascii="Times New Roman" w:eastAsia="宋体" w:hAnsi="Times New Roman" w:cs="Times New Roman" w:hint="eastAsia"/>
-        </w:rPr>
-        <w:t>平面显示：将“使用悬崖模式自动升高地形”按钮替换为了平面显示按钮，同时开启平面显示时，会在视图左上角进行文本提示</w:t>
-      </w:r>
-    </w:p>
-    <w:p>
-      <w:pPr>
-        <w:ind w:firstLineChars="200" w:firstLine="440"/>
-        <w:rPr>
-          <w:rFonts w:ascii="Times New Roman" w:eastAsia="宋体" w:hAnsi="Times New Roman" w:cs="Times New Roman"/>
-        </w:rPr>
-      </w:pPr>
-      <w:r>
-        <w:rPr>
-          <w:rFonts w:ascii="Times New Roman" w:eastAsia="宋体" w:hAnsi="Times New Roman" w:cs="Times New Roman" w:hint="eastAsia"/>
-        </w:rPr>
-        <w:t>触发列表：位于地形浏览器的菜单栏中。现在触发列表支持查找上级触发与下级触发</w:t>
-      </w:r>
-    </w:p>
-    <w:p>
-      <w:pPr>
-        <w:ind w:firstLineChars="200" w:firstLine="440"/>
-        <w:rPr>
-          <w:rFonts w:ascii="Times New Roman" w:eastAsia="宋体" w:hAnsi="Times New Roman" w:cs="Times New Roman"/>
-        </w:rPr>
-      </w:pPr>
-      <w:r>
-        <w:rPr>
-          <w:rFonts w:ascii="Times New Roman" w:eastAsia="宋体" w:hAnsi="Times New Roman" w:cs="Times New Roman" w:hint="eastAsia"/>
-        </w:rPr>
-        <w:t>笔刷大小：支持在</w:t>
-      </w:r>
-      <w:r>
-        <w:rPr>
-          <w:rFonts w:ascii="Times New Roman" w:eastAsia="宋体" w:hAnsi="Times New Roman" w:cs="Times New Roman" w:hint="eastAsia"/>
-        </w:rPr>
-        <w:t>FAData</w:t>
-      </w:r>
-      <w:r>
-        <w:rPr>
-          <w:rFonts w:ascii="Times New Roman" w:eastAsia="宋体" w:hAnsi="Times New Roman" w:cs="Times New Roman" w:hint="eastAsia"/>
-        </w:rPr>
-        <w:t>中自定义笔刷大小</w:t>
-      </w:r>
-    </w:p>
-    <w:p>
-      <w:pPr>
-        <w:ind w:firstLineChars="200" w:firstLine="440"/>
-        <w:rPr>
-          <w:rFonts w:ascii="Times New Roman" w:eastAsia="宋体" w:hAnsi="Times New Roman" w:cs="Times New Roman"/>
-        </w:rPr>
-      </w:pPr>
-      <w:r>
-        <w:rPr>
-          <w:rFonts w:ascii="Times New Roman" w:eastAsia="宋体" w:hAnsi="Times New Roman" w:cs="Times New Roman" w:hint="eastAsia"/>
-        </w:rPr>
-        <w:t>BMP</w:t>
-      </w:r>
-      <w:r>
-        <w:rPr>
-          <w:rFonts w:ascii="Times New Roman" w:eastAsia="宋体" w:hAnsi="Times New Roman" w:cs="Times New Roman" w:hint="eastAsia"/>
-        </w:rPr>
-        <w:t>导入地图：支持生成最大</w:t>
-      </w:r>
-      <w:r>
-        <w:rPr>
-          <w:rFonts w:ascii="Times New Roman" w:eastAsia="宋体" w:hAnsi="Times New Roman" w:cs="Times New Roman" w:hint="eastAsia"/>
-        </w:rPr>
-        <w:t>255*255</w:t>
-      </w:r>
-      <w:r>
-        <w:rPr>
-          <w:rFonts w:ascii="Times New Roman" w:eastAsia="宋体" w:hAnsi="Times New Roman" w:cs="Times New Roman" w:hint="eastAsia"/>
-        </w:rPr>
-        <w:t>的地图，长</w:t>
-      </w:r>
-      <w:r>
-        <w:rPr>
-          <w:rFonts w:ascii="Times New Roman" w:eastAsia="宋体" w:hAnsi="Times New Roman" w:cs="Times New Roman" w:hint="eastAsia"/>
-        </w:rPr>
-        <w:t>+</w:t>
-      </w:r>
-      <w:r>
-        <w:rPr>
-          <w:rFonts w:ascii="Times New Roman" w:eastAsia="宋体" w:hAnsi="Times New Roman" w:cs="Times New Roman" w:hint="eastAsia"/>
-        </w:rPr>
-        <w:t>宽大于</w:t>
-      </w:r>
-      <w:r>
-        <w:rPr>
-          <w:rFonts w:ascii="Times New Roman" w:eastAsia="宋体" w:hAnsi="Times New Roman" w:cs="Times New Roman" w:hint="eastAsia"/>
-        </w:rPr>
-        <w:t>511</w:t>
-      </w:r>
-      <w:r>
-        <w:rPr>
-          <w:rFonts w:ascii="Times New Roman" w:eastAsia="宋体" w:hAnsi="Times New Roman" w:cs="Times New Roman" w:hint="eastAsia"/>
-        </w:rPr>
-        <w:t>后才会对图片进行缩放。不会自动生成海岸</w:t>
-      </w:r>
-    </w:p>
-    <w:p>
-      <w:pPr>
-        <w:ind w:firstLineChars="200" w:firstLine="440"/>
-        <w:rPr>
-          <w:rFonts w:ascii="Times New Roman" w:eastAsia="宋体" w:hAnsi="Times New Roman" w:cs="Times New Roman"/>
-        </w:rPr>
-      </w:pPr>
-      <w:r>
-        <w:rPr>
-          <w:rFonts w:ascii="Times New Roman" w:eastAsia="宋体" w:hAnsi="Times New Roman" w:cs="Times New Roman" w:hint="eastAsia"/>
-        </w:rPr>
-        <w:t>步兵子单元格：可以正常显示</w:t>
-      </w:r>
-      <w:r>
-        <w:rPr>
-          <w:rFonts w:ascii="Times New Roman" w:eastAsia="宋体" w:hAnsi="Times New Roman" w:cs="Times New Roman" w:hint="eastAsia"/>
-        </w:rPr>
-        <w:t>4</w:t>
-      </w:r>
-      <w:r>
-        <w:rPr>
-          <w:rFonts w:ascii="Times New Roman" w:eastAsia="宋体" w:hAnsi="Times New Roman" w:cs="Times New Roman" w:hint="eastAsia"/>
-        </w:rPr>
-        <w:t>号位（游戏中单元格中下位置）的步兵，同时允许对步兵进行子单元格编辑，如指定步兵放置的位置，或者拖拽步兵的位置</w:t>
-      </w:r>
-      <w:r>
-        <w:rPr>
-          <w:rFonts w:ascii="Times New Roman" w:eastAsia="宋体" w:hAnsi="Times New Roman" w:cs="Times New Roman" w:hint="eastAsia"/>
-        </w:rPr>
-        <w:t>，将步兵</w:t>
-      </w:r>
-      <w:r>
-        <w:rPr>
-          <w:rFonts w:ascii="Times New Roman" w:eastAsia="宋体" w:hAnsi="Times New Roman" w:cs="Times New Roman" w:hint="eastAsia"/>
-        </w:rPr>
-        <w:lastRenderedPageBreak/>
-        <w:t>放置在地形对象上时，会考虑可用的子单元格</w:t>
-      </w:r>
-    </w:p>
-    <w:p>
-      <w:pPr>
-        <w:ind w:firstLineChars="200" w:firstLine="440"/>
-        <w:rPr>
-          <w:rFonts w:ascii="Times New Roman" w:eastAsia="宋体" w:hAnsi="Times New Roman" w:cs="Times New Roman"/>
-        </w:rPr>
-      </w:pPr>
-      <w:r>
-        <w:rPr>
-          <w:rFonts w:ascii="Times New Roman" w:eastAsia="宋体" w:hAnsi="Times New Roman" w:cs="Times New Roman" w:hint="eastAsia"/>
-        </w:rPr>
-        <w:t>建筑放置：优化了建筑数量较多时放置、拖动、修改建筑属性的性能问题。现在无法直接放置重叠的建筑，若将建筑拖动到重叠位置，会弹出对话框确认</w:t>
-      </w:r>
-      <w:r>
-        <w:rPr>
-          <w:rFonts w:ascii="Times New Roman" w:eastAsia="宋体" w:hAnsi="Times New Roman" w:cs="Times New Roman" w:hint="eastAsia"/>
-        </w:rPr>
-        <w:t>。若建筑有加载物，会自动计算加载物数量</w:t>
-      </w:r>
-    </w:p>
-    <w:p>
-      <w:pPr>
-        <w:ind w:firstLineChars="200" w:firstLine="440"/>
-        <w:rPr>
-          <w:rFonts w:ascii="Times New Roman" w:eastAsia="宋体" w:hAnsi="Times New Roman" w:cs="Times New Roman"/>
-        </w:rPr>
-      </w:pPr>
-      <w:r>
-        <w:rPr>
-          <w:rFonts w:ascii="Times New Roman" w:eastAsia="宋体" w:hAnsi="Times New Roman" w:cs="Times New Roman" w:hint="eastAsia"/>
-        </w:rPr>
-        <w:t>自动斜坡：重写了抬升、降低、平坦地表的对应函数。现在生成的斜坡更加不容易出现</w:t>
-      </w:r>
-      <w:r>
-        <w:rPr>
-          <w:rFonts w:ascii="Times New Roman" w:eastAsia="宋体" w:hAnsi="Times New Roman" w:cs="Times New Roman" w:hint="eastAsia"/>
-        </w:rPr>
-        <w:t>bug</w:t>
-      </w:r>
-      <w:r>
-        <w:rPr>
-          <w:rFonts w:ascii="Times New Roman" w:eastAsia="宋体" w:hAnsi="Times New Roman" w:cs="Times New Roman" w:hint="eastAsia"/>
-        </w:rPr>
-        <w:t>，平坦悬崖内地形不会溢出，支持按住</w:t>
-      </w:r>
-      <w:r>
-        <w:rPr>
-          <w:rFonts w:ascii="Times New Roman" w:eastAsia="宋体" w:hAnsi="Times New Roman" w:cs="Times New Roman" w:hint="eastAsia"/>
-        </w:rPr>
-        <w:t>Shift</w:t>
-      </w:r>
-      <w:r>
-        <w:rPr>
-          <w:rFonts w:ascii="Times New Roman" w:eastAsia="宋体" w:hAnsi="Times New Roman" w:cs="Times New Roman" w:hint="eastAsia"/>
-        </w:rPr>
-        <w:t>进行陡峭抬升，生成跨越两格高度的斜坡，支持按住</w:t>
-      </w:r>
-      <w:r>
-        <w:rPr>
-          <w:rFonts w:ascii="Times New Roman" w:eastAsia="宋体" w:hAnsi="Times New Roman" w:cs="Times New Roman" w:hint="eastAsia"/>
-        </w:rPr>
-        <w:t>Shift+Ctrl</w:t>
-      </w:r>
-      <w:r>
-        <w:rPr>
-          <w:rFonts w:ascii="Times New Roman" w:eastAsia="宋体" w:hAnsi="Times New Roman" w:cs="Times New Roman" w:hint="eastAsia"/>
-        </w:rPr>
-        <w:t>忽视不可抬升地形，强制生成斜坡</w:t>
-      </w:r>
-    </w:p>
-    <w:p>
-      <w:pPr>
-        <w:ind w:firstLineChars="200" w:firstLine="440"/>
-        <w:rPr>
-          <w:rFonts w:ascii="Times New Roman" w:eastAsia="宋体" w:hAnsi="Times New Roman" w:cs="Times New Roman"/>
-        </w:rPr>
-      </w:pPr>
-      <w:r>
-        <w:rPr>
-          <w:rFonts w:ascii="Times New Roman" w:eastAsia="宋体" w:hAnsi="Times New Roman" w:cs="Times New Roman" w:hint="eastAsia"/>
-        </w:rPr>
-        <w:t>连续放置地形、</w:t>
-      </w:r>
-      <w:r>
-        <w:rPr>
-          <w:rFonts w:ascii="Times New Roman" w:eastAsia="宋体" w:hAnsi="Times New Roman" w:cs="Times New Roman" w:hint="eastAsia"/>
-        </w:rPr>
-        <w:t>覆盖物</w:t>
-      </w:r>
-      <w:r>
-        <w:rPr>
-          <w:rFonts w:ascii="Times New Roman" w:eastAsia="宋体" w:hAnsi="Times New Roman" w:cs="Times New Roman" w:hint="eastAsia"/>
-        </w:rPr>
-        <w:t>：按住鼠标左键连续放置地形、</w:t>
-      </w:r>
-      <w:r>
-        <w:rPr>
-          <w:rFonts w:ascii="Times New Roman" w:eastAsia="宋体" w:hAnsi="Times New Roman" w:cs="Times New Roman" w:hint="eastAsia"/>
-        </w:rPr>
-        <w:t>覆盖物</w:t>
-      </w:r>
-      <w:r>
-        <w:rPr>
-          <w:rFonts w:ascii="Times New Roman" w:eastAsia="宋体" w:hAnsi="Times New Roman" w:cs="Times New Roman" w:hint="eastAsia"/>
-        </w:rPr>
-        <w:t>、擦除</w:t>
-      </w:r>
-      <w:r>
-        <w:rPr>
-          <w:rFonts w:ascii="Times New Roman" w:eastAsia="宋体" w:hAnsi="Times New Roman" w:cs="Times New Roman" w:hint="eastAsia"/>
-        </w:rPr>
-        <w:t>覆盖物</w:t>
-      </w:r>
-      <w:r>
-        <w:rPr>
-          <w:rFonts w:ascii="Times New Roman" w:eastAsia="宋体" w:hAnsi="Times New Roman" w:cs="Times New Roman" w:hint="eastAsia"/>
-        </w:rPr>
-        <w:t>后，此次连续更改仅占用一次历史记录，进行一次撤销即可全部撤销</w:t>
-      </w:r>
-    </w:p>
-    <w:p>
-      <w:pPr>
-        <w:ind w:firstLineChars="200" w:firstLine="440"/>
-        <w:rPr>
-          <w:rFonts w:ascii="Times New Roman" w:eastAsia="宋体" w:hAnsi="Times New Roman" w:cs="Times New Roman"/>
-        </w:rPr>
-      </w:pPr>
-      <w:r>
-        <w:rPr>
-          <w:rFonts w:ascii="Times New Roman" w:eastAsia="宋体" w:hAnsi="Times New Roman" w:cs="Times New Roman" w:hint="eastAsia"/>
-        </w:rPr>
-        <w:t>填充模式：按住</w:t>
-      </w:r>
-      <w:r>
-        <w:rPr>
-          <w:rFonts w:ascii="Times New Roman" w:eastAsia="宋体" w:hAnsi="Times New Roman" w:cs="Times New Roman" w:hint="eastAsia"/>
-        </w:rPr>
-        <w:t>Ctrl</w:t>
-      </w:r>
-      <w:r>
-        <w:rPr>
-          <w:rFonts w:ascii="Times New Roman" w:eastAsia="宋体" w:hAnsi="Times New Roman" w:cs="Times New Roman" w:hint="eastAsia"/>
-        </w:rPr>
-        <w:t>填充摆放地形时，会将地形与该地形的</w:t>
-      </w:r>
-      <w:r>
-        <w:rPr>
-          <w:rFonts w:ascii="Times New Roman" w:eastAsia="宋体" w:hAnsi="Times New Roman" w:cs="Times New Roman" w:hint="eastAsia"/>
-        </w:rPr>
-        <w:t>LAT</w:t>
-      </w:r>
-      <w:r>
-        <w:rPr>
-          <w:rFonts w:ascii="Times New Roman" w:eastAsia="宋体" w:hAnsi="Times New Roman" w:cs="Times New Roman" w:hint="eastAsia"/>
-        </w:rPr>
-        <w:t>视为同一组</w:t>
-      </w:r>
-      <w:r>
-        <w:rPr>
-          <w:rFonts w:ascii="Times New Roman" w:eastAsia="宋体" w:hAnsi="Times New Roman" w:cs="Times New Roman" w:hint="eastAsia"/>
-        </w:rPr>
-        <w:t>，将所有水面视为同类地形，</w:t>
-      </w:r>
-      <w:r>
-        <w:rPr>
-          <w:rFonts w:ascii="Times New Roman" w:eastAsia="宋体" w:hAnsi="Times New Roman" w:cs="Times New Roman" w:hint="eastAsia"/>
-        </w:rPr>
-        <w:t>若有单元格</w:t>
-      </w:r>
-      <w:r>
-        <w:rPr>
-          <w:rFonts w:ascii="Times New Roman" w:eastAsia="宋体" w:hAnsi="Times New Roman" w:cs="Times New Roman" w:hint="eastAsia"/>
-        </w:rPr>
-        <w:t>被隐藏</w:t>
-      </w:r>
-      <w:r>
-        <w:rPr>
-          <w:rFonts w:ascii="Times New Roman" w:eastAsia="宋体" w:hAnsi="Times New Roman" w:cs="Times New Roman" w:hint="eastAsia"/>
-        </w:rPr>
-        <w:t>，则跳过；若开启多选模式，则对多选范围内的地形生效</w:t>
-      </w:r>
-    </w:p>
-    <w:p>
-      <w:pPr>
-        <w:ind w:firstLineChars="200" w:firstLine="440"/>
-        <w:rPr>
-          <w:rFonts w:ascii="Times New Roman" w:eastAsia="宋体" w:hAnsi="Times New Roman" w:cs="Times New Roman"/>
-        </w:rPr>
-      </w:pPr>
-      <w:r>
-        <w:rPr>
-          <w:rFonts w:ascii="Times New Roman" w:eastAsia="宋体" w:hAnsi="Times New Roman" w:cs="Times New Roman" w:hint="eastAsia"/>
-        </w:rPr>
-        <w:t>资源加载：支持读取游戏目录下的</w:t>
-      </w:r>
-      <w:r>
-        <w:rPr>
-          <w:rFonts w:ascii="Times New Roman" w:eastAsia="宋体" w:hAnsi="Times New Roman" w:cs="Times New Roman" w:hint="eastAsia"/>
-        </w:rPr>
-        <w:t>shp</w:t>
-      </w:r>
-      <w:r>
-        <w:rPr>
-          <w:rFonts w:ascii="Times New Roman" w:eastAsia="宋体" w:hAnsi="Times New Roman" w:cs="Times New Roman" w:hint="eastAsia"/>
-        </w:rPr>
-        <w:t>文件，围墙</w:t>
-      </w:r>
-      <w:r>
-        <w:rPr>
-          <w:rFonts w:ascii="Times New Roman" w:eastAsia="宋体" w:hAnsi="Times New Roman" w:cs="Times New Roman" w:hint="eastAsia"/>
-        </w:rPr>
-        <w:t>覆盖物</w:t>
-      </w:r>
-      <w:r>
-        <w:rPr>
-          <w:rFonts w:ascii="Times New Roman" w:eastAsia="宋体" w:hAnsi="Times New Roman" w:cs="Times New Roman" w:hint="eastAsia"/>
-        </w:rPr>
-        <w:t>的显示会尊重</w:t>
-      </w:r>
-      <w:r>
-        <w:rPr>
-          <w:rFonts w:ascii="Times New Roman" w:eastAsia="宋体" w:hAnsi="Times New Roman" w:cs="Times New Roman" w:hint="eastAsia"/>
-        </w:rPr>
-        <w:t>NewTheater</w:t>
-      </w:r>
-      <w:r>
-        <w:rPr>
-          <w:rFonts w:ascii="Times New Roman" w:eastAsia="宋体" w:hAnsi="Times New Roman" w:cs="Times New Roman" w:hint="eastAsia"/>
-        </w:rPr>
-        <w:t>设置</w:t>
-      </w:r>
-    </w:p>
-    <w:p>
-      <w:pPr>
-        <w:ind w:firstLineChars="200" w:firstLine="440"/>
-        <w:rPr>
-          <w:rFonts w:ascii="Times New Roman" w:eastAsia="宋体" w:hAnsi="Times New Roman" w:cs="Times New Roman"/>
-        </w:rPr>
-      </w:pPr>
-      <w:r>
-        <w:rPr>
-          <w:rFonts w:ascii="Times New Roman" w:eastAsia="宋体" w:hAnsi="Times New Roman" w:cs="Times New Roman" w:hint="eastAsia"/>
-        </w:rPr>
-        <w:t>遭遇战地图的新缩略图风格：提供了一种接近于原版地图缩略图的风格</w:t>
-      </w:r>
-    </w:p>
-    <w:p>
-      <w:pPr>
-        <w:ind w:firstLineChars="200" w:firstLine="440"/>
-        <w:rPr>
-          <w:rFonts w:ascii="Times New Roman" w:eastAsia="宋体" w:hAnsi="Times New Roman" w:cs="Times New Roman"/>
-        </w:rPr>
-      </w:pPr>
-      <w:r>
-        <w:rPr>
-          <w:rFonts w:ascii="Times New Roman" w:eastAsia="宋体" w:hAnsi="Times New Roman" w:cs="Times New Roman" w:hint="eastAsia"/>
-        </w:rPr>
-        <w:t>文件默认编码提示：在第一行添加了中文注释，对于多数自带编码推断的文本编辑器（包括记事本），会自动将地图文件以</w:t>
-      </w:r>
-      <w:r>
-        <w:rPr>
-          <w:rFonts w:ascii="Times New Roman" w:eastAsia="宋体" w:hAnsi="Times New Roman" w:cs="Times New Roman" w:hint="eastAsia"/>
-        </w:rPr>
-        <w:t>ANSI/GBK</w:t>
-      </w:r>
-      <w:r>
-        <w:rPr>
-          <w:rFonts w:ascii="Times New Roman" w:eastAsia="宋体" w:hAnsi="Times New Roman" w:cs="Times New Roman" w:hint="eastAsia"/>
-        </w:rPr>
-        <w:t>格式打开</w:t>
-      </w:r>
-    </w:p>
-    <w:p>
-      <w:pPr>
-        <w:ind w:firstLineChars="200" w:firstLine="440"/>
-        <w:rPr>
-          <w:rFonts w:ascii="Times New Roman" w:eastAsia="宋体" w:hAnsi="Times New Roman" w:cs="Times New Roman"/>
-        </w:rPr>
-      </w:pPr>
-      <w:r>
-        <w:rPr>
-          <w:rFonts w:ascii="Times New Roman" w:eastAsia="宋体" w:hAnsi="Times New Roman" w:cs="Times New Roman" w:hint="eastAsia"/>
-        </w:rPr>
-        <w:t>重新设置目录：启动时，若发现当前游戏目录资源不完整，会自动提示重新选择目录</w:t>
-      </w:r>
-    </w:p>
-    <w:p>
-      <w:pPr>
-        <w:ind w:firstLineChars="200" w:firstLine="440"/>
-        <w:rPr>
-          <w:rFonts w:ascii="Times New Roman" w:eastAsia="宋体" w:hAnsi="Times New Roman" w:cs="Times New Roman"/>
-        </w:rPr>
-      </w:pPr>
-      <w:r>
-        <w:rPr>
-          <w:rFonts w:ascii="Times New Roman" w:eastAsia="宋体" w:hAnsi="Times New Roman" w:cs="Times New Roman" w:hint="eastAsia"/>
-        </w:rPr>
-        <w:t>选择游戏目录：</w:t>
-      </w:r>
-      <w:r>
-        <w:rPr>
-          <w:rFonts w:ascii="Times New Roman" w:eastAsia="宋体" w:hAnsi="Times New Roman" w:cs="Times New Roman" w:hint="eastAsia"/>
-        </w:rPr>
-        <w:t>选择游戏目录对话框不会限定文件名称，可以选择</w:t>
-      </w:r>
-      <w:r>
-        <w:rPr>
-          <w:rFonts w:ascii="Times New Roman" w:eastAsia="宋体" w:hAnsi="Times New Roman" w:cs="Times New Roman" w:hint="eastAsia"/>
-        </w:rPr>
-        <w:t>.mix</w:t>
-      </w:r>
-      <w:r>
-        <w:rPr>
-          <w:rFonts w:ascii="Times New Roman" w:eastAsia="宋体" w:hAnsi="Times New Roman" w:cs="Times New Roman" w:hint="eastAsia"/>
-        </w:rPr>
-        <w:t>文件或</w:t>
-      </w:r>
-      <w:r>
-        <w:rPr>
-          <w:rFonts w:ascii="Times New Roman" w:eastAsia="宋体" w:hAnsi="Times New Roman" w:cs="Times New Roman" w:hint="eastAsia"/>
-        </w:rPr>
-        <w:t>.exe</w:t>
-      </w:r>
-      <w:r>
-        <w:rPr>
-          <w:rFonts w:ascii="Times New Roman" w:eastAsia="宋体" w:hAnsi="Times New Roman" w:cs="Times New Roman" w:hint="eastAsia"/>
-        </w:rPr>
-        <w:t>文件（实际上，只需要目录设置正确，选择目录内的任意文件均可）</w:t>
-      </w:r>
-    </w:p>
-    <w:p>
-      <w:pPr>
-        <w:ind w:firstLineChars="200" w:firstLine="440"/>
-        <w:rPr>
-          <w:rFonts w:ascii="Times New Roman" w:eastAsia="宋体" w:hAnsi="Times New Roman" w:cs="Times New Roman"/>
-        </w:rPr>
-      </w:pPr>
-      <w:r>
-        <w:rPr>
-          <w:rFonts w:ascii="Times New Roman" w:eastAsia="宋体" w:hAnsi="Times New Roman" w:cs="Times New Roman" w:hint="eastAsia"/>
-        </w:rPr>
-        <w:t>文件对话框风格：选择游戏目录、打开地图、保存地图使用的文件对话框，会使用</w:t>
-      </w:r>
-      <w:r>
-        <w:rPr>
-          <w:rFonts w:ascii="Times New Roman" w:eastAsia="宋体" w:hAnsi="Times New Roman" w:cs="Times New Roman" w:hint="eastAsia"/>
-        </w:rPr>
-        <w:t>WIN7</w:t>
-      </w:r>
-      <w:r>
-        <w:rPr>
-          <w:rFonts w:ascii="Times New Roman" w:eastAsia="宋体" w:hAnsi="Times New Roman" w:cs="Times New Roman" w:hint="eastAsia"/>
-        </w:rPr>
-        <w:t>风格</w:t>
-      </w:r>
-    </w:p>
-    <w:p>
-      <w:pPr>
-        <w:ind w:firstLineChars="200" w:firstLine="440"/>
-        <w:rPr>
-          <w:rFonts w:ascii="Times New Roman" w:eastAsia="宋体" w:hAnsi="Times New Roman" w:cs="Times New Roman"/>
-        </w:rPr>
-      </w:pPr>
-      <w:r>
-        <w:rPr>
-          <w:rFonts w:ascii="Times New Roman" w:eastAsia="宋体" w:hAnsi="Times New Roman" w:cs="Times New Roman" w:hint="eastAsia"/>
-        </w:rPr>
-        <w:t>自动设置拓展名：</w:t>
-      </w:r>
-      <w:r>
-        <w:rPr>
-          <w:rFonts w:ascii="Times New Roman" w:eastAsia="宋体" w:hAnsi="Times New Roman" w:cs="Times New Roman" w:hint="eastAsia"/>
-        </w:rPr>
-        <w:t>在保存地图时，会根据</w:t>
-      </w:r>
-      <w:r>
-        <w:rPr>
-          <w:rFonts w:ascii="Times New Roman" w:eastAsia="宋体" w:hAnsi="Times New Roman" w:cs="Times New Roman" w:hint="eastAsia"/>
-        </w:rPr>
-        <w:t>地图类型在文件对话框中选择默认的拓展名</w:t>
-      </w:r>
-    </w:p>
-    <w:p>
-      <w:pPr>
-        <w:ind w:firstLineChars="200" w:firstLine="440"/>
-        <w:rPr>
-          <w:rFonts w:ascii="Times New Roman" w:eastAsia="宋体" w:hAnsi="Times New Roman" w:cs="Times New Roman"/>
-        </w:rPr>
-      </w:pPr>
-      <w:r>
-        <w:rPr>
-          <w:rFonts w:ascii="Times New Roman" w:eastAsia="宋体" w:hAnsi="Times New Roman" w:cs="Times New Roman" w:hint="eastAsia"/>
-        </w:rPr>
-        <w:t>FAData</w:t>
-      </w:r>
-      <w:r>
-        <w:rPr>
-          <w:rFonts w:ascii="Times New Roman" w:eastAsia="宋体" w:hAnsi="Times New Roman" w:cs="Times New Roman" w:hint="eastAsia"/>
-        </w:rPr>
-        <w:t>拆分：支持对</w:t>
-      </w:r>
-      <w:r>
-        <w:rPr>
-          <w:rFonts w:ascii="Times New Roman" w:eastAsia="宋体" w:hAnsi="Times New Roman" w:cs="Times New Roman" w:hint="eastAsia"/>
-        </w:rPr>
-        <w:t>FAData</w:t>
-      </w:r>
-      <w:r>
-        <w:rPr>
-          <w:rFonts w:ascii="Times New Roman" w:eastAsia="宋体" w:hAnsi="Times New Roman" w:cs="Times New Roman" w:hint="eastAsia"/>
-        </w:rPr>
-        <w:t>进行拆分</w:t>
-      </w:r>
-    </w:p>
-    <w:p>
-      <w:pPr>
-        <w:ind w:firstLineChars="200" w:firstLine="440"/>
-        <w:rPr>
-          <w:rFonts w:ascii="Times New Roman" w:eastAsia="宋体" w:hAnsi="Times New Roman" w:cs="Times New Roman"/>
-        </w:rPr>
-      </w:pPr>
-      <w:r>
-        <w:rPr>
-          <w:rFonts w:ascii="Times New Roman" w:eastAsia="宋体" w:hAnsi="Times New Roman" w:cs="Times New Roman" w:hint="eastAsia"/>
-        </w:rPr>
-        <w:t>鼠标描边：支持</w:t>
-      </w:r>
-      <w:r>
-        <w:rPr>
-          <w:rFonts w:ascii="Times New Roman" w:eastAsia="宋体" w:hAnsi="Times New Roman" w:cs="Times New Roman" w:hint="eastAsia"/>
-        </w:rPr>
-        <w:t>FA2 2.0</w:t>
-      </w:r>
-      <w:r>
-        <w:rPr>
-          <w:rFonts w:ascii="Times New Roman" w:eastAsia="宋体" w:hAnsi="Times New Roman" w:cs="Times New Roman" w:hint="eastAsia"/>
-        </w:rPr>
-        <w:t>同款的依据当前高度改变鼠标描边颜色</w:t>
-      </w:r>
-    </w:p>
-    <w:p>
-      <w:pPr>
-        <w:ind w:firstLineChars="200" w:firstLine="440"/>
-        <w:rPr>
-          <w:rFonts w:ascii="Times New Roman" w:eastAsia="宋体" w:hAnsi="Times New Roman" w:cs="Times New Roman"/>
-        </w:rPr>
-      </w:pPr>
-      <w:r>
-        <w:rPr>
-          <w:rFonts w:ascii="Times New Roman" w:eastAsia="宋体" w:hAnsi="Times New Roman" w:cs="Times New Roman" w:hint="eastAsia"/>
-        </w:rPr>
-        <w:t>拖动界面指针：使用了</w:t>
-      </w:r>
-      <w:r>
-        <w:rPr>
-          <w:rFonts w:ascii="Times New Roman" w:eastAsia="宋体" w:hAnsi="Times New Roman" w:cs="Times New Roman" w:hint="eastAsia"/>
-        </w:rPr>
-        <w:t>FA2 2.0</w:t>
-      </w:r>
-      <w:r>
-        <w:rPr>
-          <w:rFonts w:ascii="Times New Roman" w:eastAsia="宋体" w:hAnsi="Times New Roman" w:cs="Times New Roman" w:hint="eastAsia"/>
-        </w:rPr>
-        <w:t>同款的按住右键拖动地图画面时显示的鼠标指针</w:t>
-      </w:r>
-    </w:p>
-    <w:p>
-      <w:pPr>
-        <w:ind w:firstLineChars="200" w:firstLine="440"/>
-        <w:rPr>
-          <w:rFonts w:ascii="Times New Roman" w:eastAsia="宋体" w:hAnsi="Times New Roman" w:cs="Times New Roman"/>
-        </w:rPr>
-      </w:pPr>
-      <w:r>
-        <w:rPr>
-          <w:rFonts w:ascii="Times New Roman" w:eastAsia="宋体" w:hAnsi="Times New Roman" w:cs="Times New Roman" w:hint="eastAsia"/>
-        </w:rPr>
-        <w:t>崩溃保存：崩溃时，将带当前时间后缀的地图文件保存在</w:t>
-      </w:r>
-      <w:r>
-        <w:rPr>
-          <w:rFonts w:ascii="Times New Roman" w:eastAsia="宋体" w:hAnsi="Times New Roman" w:cs="Times New Roman" w:hint="eastAsia"/>
-        </w:rPr>
-        <w:t>CrashBackups</w:t>
-      </w:r>
-      <w:r>
-        <w:rPr>
-          <w:rFonts w:ascii="Times New Roman" w:eastAsia="宋体" w:hAnsi="Times New Roman" w:cs="Times New Roman" w:hint="eastAsia"/>
-        </w:rPr>
-        <w:t>目录中，同时将必要的日志文件自动复制到</w:t>
-      </w:r>
-      <w:r>
-        <w:rPr>
-          <w:rFonts w:ascii="Times New Roman" w:eastAsia="宋体" w:hAnsi="Times New Roman" w:cs="Times New Roman" w:hint="eastAsia"/>
-        </w:rPr>
-        <w:t>debug</w:t>
-      </w:r>
-      <w:r>
-        <w:rPr>
-          <w:rFonts w:ascii="Times New Roman" w:eastAsia="宋体" w:hAnsi="Times New Roman" w:cs="Times New Roman" w:hint="eastAsia"/>
-        </w:rPr>
-        <w:t>目录</w:t>
-      </w:r>
-      <w:r>
-        <w:rPr>
-          <w:rFonts w:ascii="Times New Roman" w:eastAsia="宋体" w:hAnsi="Times New Roman" w:cs="Times New Roman" w:hint="eastAsia"/>
-        </w:rPr>
-        <w:t>下</w:t>
-      </w:r>
-    </w:p>
-    <w:p>
-      <w:pPr>
-        <w:ind w:firstLineChars="200" w:firstLine="440"/>
-        <w:rPr>
-          <w:rFonts w:ascii="Times New Roman" w:eastAsia="宋体" w:hAnsi="Times New Roman" w:cs="Times New Roman"/>
-        </w:rPr>
-      </w:pPr>
-      <w:r>
-        <w:rPr>
-          <w:rFonts w:ascii="Times New Roman" w:eastAsia="宋体" w:hAnsi="Times New Roman" w:cs="Times New Roman" w:hint="eastAsia"/>
-        </w:rPr>
-        <w:t>地图检查器：增加了对循环触发链、重复特遣成员、错误基地节点格式、</w:t>
-      </w:r>
-      <w:r>
-        <w:rPr>
-          <w:rFonts w:ascii="Times New Roman" w:eastAsia="宋体" w:hAnsi="Times New Roman" w:cs="Times New Roman" w:hint="eastAsia"/>
-        </w:rPr>
-        <w:t>INI</w:t>
-      </w:r>
-      <w:r>
-        <w:rPr>
-          <w:rFonts w:ascii="Times New Roman" w:eastAsia="宋体" w:hAnsi="Times New Roman" w:cs="Times New Roman" w:hint="eastAsia"/>
-        </w:rPr>
-        <w:t>过</w:t>
-      </w:r>
-      <w:r>
-        <w:rPr>
-          <w:rFonts w:ascii="Times New Roman" w:eastAsia="宋体" w:hAnsi="Times New Roman" w:cs="Times New Roman" w:hint="eastAsia"/>
-        </w:rPr>
-        <w:lastRenderedPageBreak/>
-        <w:t>长、触发空小队参数的检查</w:t>
+        <w:t>过长、触发空小队参数的检查</w:t>
       </w:r>
     </w:p>
     <w:p>

--- a/Supplementary/文档/FA2SP HDM Edition说明文档.docx
+++ b/Supplementary/文档/FA2SP HDM Edition说明文档.docx
@@ -347,6 +347,30 @@
         <w:pStyle w:val="a9"/>
         <w:numPr>
           <w:ilvl w:val="0"/>
+          <w:numId w:val="11"/>
+        </w:numPr>
+        <w:rPr>
+          <w:rFonts w:ascii="Times New Roman" w:eastAsia="宋体" w:hAnsi="Times New Roman" w:cs="Times New Roman"/>
+        </w:rPr>
+      </w:pPr>
+      <w:r>
+        <w:rPr>
+          <w:rFonts w:ascii="Times New Roman" w:eastAsia="宋体" w:hAnsi="Times New Roman" w:cs="Times New Roman" w:hint="eastAsia"/>
+        </w:rPr>
+        <w:t>修复下拉菜单部分情况下自动搜索时的</w:t>
+      </w:r>
+      <w:r>
+        <w:rPr>
+          <w:rFonts w:ascii="Times New Roman" w:eastAsia="宋体" w:hAnsi="Times New Roman" w:cs="Times New Roman" w:hint="eastAsia"/>
+        </w:rPr>
+        <w:t>bug</w:t>
+      </w:r>
+    </w:p>
+    <w:p>
+      <w:pPr>
+        <w:pStyle w:val="a9"/>
+        <w:numPr>
+          <w:ilvl w:val="0"/>
           <w:numId w:val="10"/>
         </w:numPr>
         <w:rPr>
@@ -1007,14 +1031,8 @@
         <w:rPr>
           <w:rFonts w:ascii="Times New Roman" w:eastAsia="宋体" w:hAnsi="Times New Roman" w:cs="Times New Roman" w:hint="eastAsia"/>
         </w:rPr>
-        <w:t>修复使用触发编辑器拖拽小点为步兵关联标签时，已关联标记没有依据步兵</w:t>
-      </w:r>
-      <w:r>
-        <w:rPr>
-          <w:rFonts w:ascii="Times New Roman" w:eastAsia="宋体" w:hAnsi="Times New Roman" w:cs="Times New Roman" w:hint="eastAsia"/>
-        </w:rPr>
         <w:lastRenderedPageBreak/>
-        <w:t>子单元格显示的</w:t>
+        <w:t>修复使用触发编辑器拖拽小点为步兵关联标签时，已关联标记没有依据步兵子单元格显示的</w:t>
       </w:r>
       <w:r>
         <w:rPr>
@@ -1916,6 +1934,7 @@
         <w:rPr>
           <w:rFonts w:ascii="Times New Roman" w:eastAsia="宋体" w:hAnsi="Times New Roman" w:cs="Times New Roman" w:hint="eastAsia"/>
         </w:rPr>
+        <w:lastRenderedPageBreak/>
         <w:t>修复高</w:t>
       </w:r>
       <w:r>
@@ -1952,7 +1971,6 @@
         <w:rPr>
           <w:rFonts w:ascii="Times New Roman" w:eastAsia="宋体" w:hAnsi="Times New Roman" w:cs="Times New Roman" w:hint="eastAsia"/>
         </w:rPr>
-        <w:lastRenderedPageBreak/>
         <w:t>允许在多人地图中强制设置</w:t>
       </w:r>
       <w:r>
@@ -2991,6 +3009,7 @@
         <w:rPr>
           <w:rFonts w:ascii="Times New Roman" w:eastAsia="宋体" w:hAnsi="Times New Roman" w:cs="Times New Roman" w:hint="eastAsia"/>
         </w:rPr>
+        <w:lastRenderedPageBreak/>
         <w:t>支持</w:t>
       </w:r>
       <w:r>
@@ -3027,7 +3046,6 @@
         <w:rPr>
           <w:rFonts w:ascii="Times New Roman" w:eastAsia="宋体" w:hAnsi="Times New Roman" w:cs="Times New Roman" w:hint="eastAsia"/>
         </w:rPr>
-        <w:lastRenderedPageBreak/>
         <w:t>支持切换是否更精确地计算深度关系，详见</w:t>
       </w:r>
       <w:r>
@@ -3873,6 +3891,7 @@
         <w:rPr>
           <w:rFonts w:ascii="Times New Roman" w:eastAsia="宋体" w:hAnsi="Times New Roman" w:cs="Times New Roman" w:hint="eastAsia"/>
         </w:rPr>
+        <w:lastRenderedPageBreak/>
         <w:t>修复单位与建筑重叠时，单位</w:t>
       </w:r>
       <w:r>
@@ -3909,7 +3928,6 @@
         <w:rPr>
           <w:rFonts w:ascii="Times New Roman" w:eastAsia="宋体" w:hAnsi="Times New Roman" w:cs="Times New Roman" w:hint="eastAsia"/>
         </w:rPr>
-        <w:lastRenderedPageBreak/>
         <w:t>可以正确显示驻军建筑的动画</w:t>
       </w:r>
     </w:p>
@@ -4818,7 +4836,14 @@
         <w:rPr>
           <w:rFonts w:ascii="Times New Roman" w:eastAsia="宋体" w:hAnsi="Times New Roman" w:cs="Times New Roman" w:hint="eastAsia"/>
         </w:rPr>
-        <w:t>，支持撤销重做</w:t>
+        <w:t>，支持撤</w:t>
+      </w:r>
+      <w:r>
+        <w:rPr>
+          <w:rFonts w:ascii="Times New Roman" w:eastAsia="宋体" w:hAnsi="Times New Roman" w:cs="Times New Roman" w:hint="eastAsia"/>
+        </w:rPr>
+        <w:lastRenderedPageBreak/>
+        <w:t>销重做</w:t>
       </w:r>
     </w:p>
     <w:p>
@@ -4836,7 +4861,6 @@
         <w:rPr>
           <w:rFonts w:ascii="Times New Roman" w:eastAsia="宋体" w:hAnsi="Times New Roman" w:cs="Times New Roman" w:hint="eastAsia"/>
         </w:rPr>
-        <w:lastRenderedPageBreak/>
         <w:t>优化更改地图大小工具的效率</w:t>
       </w:r>
     </w:p>
@@ -5764,6 +5788,7 @@
         <w:rPr>
           <w:rFonts w:ascii="Times New Roman" w:eastAsia="宋体" w:hAnsi="Times New Roman" w:cs="Times New Roman" w:hint="eastAsia"/>
         </w:rPr>
+        <w:lastRenderedPageBreak/>
         <w:t>修复当建筑多个动画互相无限循环时导致崩溃的</w:t>
       </w:r>
       <w:r>
@@ -5788,7 +5813,6 @@
         <w:rPr>
           <w:rFonts w:ascii="Times New Roman" w:eastAsia="宋体" w:hAnsi="Times New Roman" w:cs="Times New Roman" w:hint="eastAsia"/>
         </w:rPr>
-        <w:lastRenderedPageBreak/>
         <w:t>新增禁止自动连接围墙选项，可以在摆放和擦除围墙时不自动修改连接</w:t>
       </w:r>
     </w:p>
@@ -6943,6 +6967,7 @@
           <w:kern w:val="0"/>
           <w14:ligatures w14:val="none"/>
         </w:rPr>
+        <w:lastRenderedPageBreak/>
         <w:t>当放置覆盖物进行预览时，不会改变扫过区域的矿石价值</w:t>
       </w:r>
     </w:p>
@@ -6965,7 +6990,6 @@
           <w:kern w:val="0"/>
           <w14:ligatures w14:val="none"/>
         </w:rPr>
-        <w:lastRenderedPageBreak/>
         <w:t>脚本编辑器的脚本序号从</w:t>
       </w:r>
       <w:r>
@@ -8036,6 +8060,7 @@
           <w:sz w:val="28"/>
           <w:szCs w:val="32"/>
         </w:rPr>
+        <w:lastRenderedPageBreak/>
         <w:t>1.3.5 (2026.0</w:t>
       </w:r>
       <w:r>
@@ -8094,907 +8119,907 @@
         <w:rPr>
           <w:rFonts w:ascii="Times New Roman" w:eastAsia="宋体" w:hAnsi="Times New Roman" w:cs="Times New Roman" w:hint="eastAsia"/>
         </w:rPr>
+        <w:t>修复自定义面积建筑的渲染遮挡问题</w:t>
+      </w:r>
+    </w:p>
+    <w:p>
+      <w:pPr>
+        <w:pStyle w:val="a9"/>
+        <w:numPr>
+          <w:ilvl w:val="0"/>
+          <w:numId w:val="43"/>
+        </w:numPr>
+        <w:rPr>
+          <w:rFonts w:ascii="Times New Roman" w:eastAsia="宋体" w:hAnsi="Times New Roman" w:cs="Times New Roman"/>
+        </w:rPr>
+      </w:pPr>
+      <w:r>
+        <w:rPr>
+          <w:rFonts w:ascii="Times New Roman" w:eastAsia="宋体" w:hAnsi="Times New Roman" w:cs="Times New Roman" w:hint="eastAsia"/>
+        </w:rPr>
+        <w:t>修复删除地图</w:t>
+      </w:r>
+      <w:r>
+        <w:rPr>
+          <w:rFonts w:ascii="Times New Roman" w:eastAsia="宋体" w:hAnsi="Times New Roman" w:cs="Times New Roman" w:hint="eastAsia"/>
+        </w:rPr>
+        <w:t>include</w:t>
+      </w:r>
+      <w:r>
+        <w:rPr>
+          <w:rFonts w:ascii="Times New Roman" w:eastAsia="宋体" w:hAnsi="Times New Roman" w:cs="Times New Roman" w:hint="eastAsia"/>
+        </w:rPr>
+        <w:t>小节后不能正确保存部分</w:t>
+      </w:r>
+      <w:r>
+        <w:rPr>
+          <w:rFonts w:ascii="Times New Roman" w:eastAsia="宋体" w:hAnsi="Times New Roman" w:cs="Times New Roman" w:hint="eastAsia"/>
+        </w:rPr>
+        <w:t>ini</w:t>
+      </w:r>
+      <w:r>
+        <w:rPr>
+          <w:rFonts w:ascii="Times New Roman" w:eastAsia="宋体" w:hAnsi="Times New Roman" w:cs="Times New Roman" w:hint="eastAsia"/>
+        </w:rPr>
+        <w:t>小节的</w:t>
+      </w:r>
+      <w:r>
+        <w:rPr>
+          <w:rFonts w:ascii="Times New Roman" w:eastAsia="宋体" w:hAnsi="Times New Roman" w:cs="Times New Roman" w:hint="eastAsia"/>
+        </w:rPr>
+        <w:t>bug</w:t>
+      </w:r>
+      <w:r>
+        <w:rPr>
+          <w:rFonts w:ascii="Times New Roman" w:eastAsia="宋体" w:hAnsi="Times New Roman" w:cs="Times New Roman" w:hint="eastAsia"/>
+        </w:rPr>
+        <w:t>。</w:t>
+      </w:r>
+      <w:r>
+        <w:rPr>
+          <w:rFonts w:ascii="Times New Roman" w:eastAsia="宋体" w:hAnsi="Times New Roman" w:cs="Times New Roman" w:hint="eastAsia"/>
+        </w:rPr>
+        <w:t>注意，地图</w:t>
+      </w:r>
+      <w:r>
+        <w:rPr>
+          <w:rFonts w:ascii="Times New Roman" w:eastAsia="宋体" w:hAnsi="Times New Roman" w:cs="Times New Roman" w:hint="eastAsia"/>
+        </w:rPr>
+        <w:t>include</w:t>
+      </w:r>
+      <w:r>
+        <w:rPr>
+          <w:rFonts w:ascii="Times New Roman" w:eastAsia="宋体" w:hAnsi="Times New Roman" w:cs="Times New Roman" w:hint="eastAsia"/>
+        </w:rPr>
+        <w:t>支持仍属于实验性功能，不建议使用</w:t>
+      </w:r>
+      <w:r>
+        <w:rPr>
+          <w:rFonts w:ascii="Times New Roman" w:eastAsia="宋体" w:hAnsi="Times New Roman" w:cs="Times New Roman" w:hint="eastAsia"/>
+        </w:rPr>
+        <w:t>；由于技术限制，保存时并不能固定已有的</w:t>
+      </w:r>
+      <w:r>
+        <w:rPr>
+          <w:rFonts w:ascii="Times New Roman" w:eastAsia="宋体" w:hAnsi="Times New Roman" w:cs="Times New Roman" w:hint="eastAsia"/>
+        </w:rPr>
+        <w:t>include</w:t>
+      </w:r>
+      <w:r>
+        <w:rPr>
+          <w:rFonts w:ascii="Times New Roman" w:eastAsia="宋体" w:hAnsi="Times New Roman" w:cs="Times New Roman" w:hint="eastAsia"/>
+        </w:rPr>
+        <w:t>顺序</w:t>
+      </w:r>
+    </w:p>
+    <w:p>
+      <w:pPr>
+        <w:pStyle w:val="a9"/>
+        <w:numPr>
+          <w:ilvl w:val="0"/>
+          <w:numId w:val="43"/>
+        </w:numPr>
+        <w:rPr>
+          <w:rFonts w:ascii="Times New Roman" w:eastAsia="宋体" w:hAnsi="Times New Roman" w:cs="Times New Roman"/>
+        </w:rPr>
+      </w:pPr>
+      <w:r>
+        <w:rPr>
+          <w:rFonts w:ascii="Times New Roman" w:eastAsia="宋体" w:hAnsi="Times New Roman" w:cs="Times New Roman" w:hint="eastAsia"/>
+        </w:rPr>
+        <w:t>小队变更时会即时刷新触发编辑器对应菜单</w:t>
+      </w:r>
+    </w:p>
+    <w:p>
+      <w:pPr>
+        <w:pStyle w:val="a9"/>
+        <w:numPr>
+          <w:ilvl w:val="0"/>
+          <w:numId w:val="43"/>
+        </w:numPr>
+        <w:rPr>
+          <w:rFonts w:ascii="Times New Roman" w:eastAsia="宋体" w:hAnsi="Times New Roman" w:cs="Times New Roman"/>
+        </w:rPr>
+      </w:pPr>
+      <w:r>
+        <w:rPr>
+          <w:rFonts w:ascii="Times New Roman" w:eastAsia="宋体" w:hAnsi="Times New Roman" w:cs="Times New Roman" w:hint="eastAsia"/>
+        </w:rPr>
+        <w:t>新增选项</w:t>
+      </w:r>
+      <w:r>
+        <w:rPr>
+          <w:rFonts w:ascii="Times New Roman" w:eastAsia="宋体" w:hAnsi="Times New Roman" w:cs="Times New Roman" w:hint="eastAsia"/>
+        </w:rPr>
+        <w:t>SaveMap.KeepComments</w:t>
+      </w:r>
+      <w:r>
+        <w:rPr>
+          <w:rFonts w:ascii="Times New Roman" w:eastAsia="宋体" w:hAnsi="Times New Roman" w:cs="Times New Roman" w:hint="eastAsia"/>
+        </w:rPr>
+        <w:t>，在保存地图时可以保留注释</w:t>
+      </w:r>
+      <w:r>
+        <w:rPr>
+          <w:rFonts w:ascii="Times New Roman" w:eastAsia="宋体" w:hAnsi="Times New Roman" w:cs="Times New Roman" w:hint="eastAsia"/>
+        </w:rPr>
+        <w:t>，</w:t>
+      </w:r>
+      <w:r>
+        <w:rPr>
+          <w:rFonts w:ascii="Times New Roman" w:eastAsia="宋体" w:hAnsi="Times New Roman" w:cs="Times New Roman" w:hint="eastAsia"/>
+        </w:rPr>
+        <w:t>ini</w:t>
+      </w:r>
+      <w:r>
+        <w:rPr>
+          <w:rFonts w:ascii="Times New Roman" w:eastAsia="宋体" w:hAnsi="Times New Roman" w:cs="Times New Roman" w:hint="eastAsia"/>
+        </w:rPr>
+        <w:t>编辑器中可以保留并显示注释</w:t>
+      </w:r>
+    </w:p>
+    <w:p>
+      <w:pPr>
+        <w:pStyle w:val="a9"/>
+        <w:numPr>
+          <w:ilvl w:val="0"/>
+          <w:numId w:val="43"/>
+        </w:numPr>
+        <w:rPr>
+          <w:rFonts w:ascii="Times New Roman" w:eastAsia="宋体" w:hAnsi="Times New Roman" w:cs="Times New Roman"/>
+        </w:rPr>
+      </w:pPr>
+      <w:r>
+        <w:rPr>
+          <w:rFonts w:ascii="Times New Roman" w:eastAsia="宋体" w:hAnsi="Times New Roman" w:cs="Times New Roman" w:hint="eastAsia"/>
+        </w:rPr>
+        <w:t>在触发编辑器中为无标签的重复类型添加说明文本</w:t>
+      </w:r>
+    </w:p>
+    <w:p>
+      <w:pPr>
+        <w:pStyle w:val="a9"/>
+        <w:numPr>
+          <w:ilvl w:val="0"/>
+          <w:numId w:val="43"/>
+        </w:numPr>
+        <w:rPr>
+          <w:rFonts w:ascii="Times New Roman" w:eastAsia="宋体" w:hAnsi="Times New Roman" w:cs="Times New Roman"/>
+        </w:rPr>
+      </w:pPr>
+      <w:r>
+        <w:rPr>
+          <w:rFonts w:ascii="Times New Roman" w:eastAsia="宋体" w:hAnsi="Times New Roman" w:cs="Times New Roman" w:hint="eastAsia"/>
+        </w:rPr>
+        <w:t>新增加载</w:t>
+      </w:r>
+      <w:r>
+        <w:rPr>
+          <w:rFonts w:ascii="Times New Roman" w:eastAsia="宋体" w:hAnsi="Times New Roman" w:cs="Times New Roman" w:hint="eastAsia"/>
+        </w:rPr>
+        <w:t>/</w:t>
+      </w:r>
+      <w:r>
+        <w:rPr>
+          <w:rFonts w:ascii="Times New Roman" w:eastAsia="宋体" w:hAnsi="Times New Roman" w:cs="Times New Roman" w:hint="eastAsia"/>
+        </w:rPr>
+        <w:t>保存文件的</w:t>
+      </w:r>
+      <w:r>
+        <w:rPr>
+          <w:rFonts w:ascii="Times New Roman" w:eastAsia="宋体" w:hAnsi="Times New Roman" w:cs="Times New Roman" w:hint="eastAsia"/>
+        </w:rPr>
+        <w:t>lua</w:t>
+      </w:r>
+      <w:r>
+        <w:rPr>
+          <w:rFonts w:ascii="Times New Roman" w:eastAsia="宋体" w:hAnsi="Times New Roman" w:cs="Times New Roman" w:hint="eastAsia"/>
+        </w:rPr>
+        <w:t>脚本函数</w:t>
+      </w:r>
+    </w:p>
+    <w:p>
+      <w:pPr>
+        <w:pStyle w:val="a9"/>
+        <w:numPr>
+          <w:ilvl w:val="0"/>
+          <w:numId w:val="43"/>
+        </w:numPr>
+        <w:rPr>
+          <w:rFonts w:ascii="Times New Roman" w:eastAsia="宋体" w:hAnsi="Times New Roman" w:cs="Times New Roman"/>
+        </w:rPr>
+      </w:pPr>
+      <w:r>
+        <w:rPr>
+          <w:rFonts w:ascii="Times New Roman" w:eastAsia="宋体" w:hAnsi="Times New Roman" w:cs="Times New Roman" w:hint="eastAsia"/>
+        </w:rPr>
+        <w:t>修复部分</w:t>
+      </w:r>
+      <w:r>
+        <w:rPr>
+          <w:rFonts w:ascii="Times New Roman" w:eastAsia="宋体" w:hAnsi="Times New Roman" w:cs="Times New Roman" w:hint="eastAsia"/>
+        </w:rPr>
+        <w:t>lua</w:t>
+      </w:r>
+      <w:r>
+        <w:rPr>
+          <w:rFonts w:ascii="Times New Roman" w:eastAsia="宋体" w:hAnsi="Times New Roman" w:cs="Times New Roman" w:hint="eastAsia"/>
+        </w:rPr>
+        <w:t>脚本的</w:t>
+      </w:r>
+      <w:r>
+        <w:rPr>
+          <w:rFonts w:ascii="Times New Roman" w:eastAsia="宋体" w:hAnsi="Times New Roman" w:cs="Times New Roman" w:hint="eastAsia"/>
+        </w:rPr>
+        <w:t>bug</w:t>
+      </w:r>
+    </w:p>
+    <w:p>
+      <w:pPr>
+        <w:pStyle w:val="a9"/>
+        <w:numPr>
+          <w:ilvl w:val="0"/>
+          <w:numId w:val="43"/>
+        </w:numPr>
+        <w:rPr>
+          <w:rFonts w:ascii="Times New Roman" w:eastAsia="宋体" w:hAnsi="Times New Roman" w:cs="Times New Roman"/>
+        </w:rPr>
+      </w:pPr>
+      <w:r>
+        <w:rPr>
+          <w:rFonts w:ascii="Times New Roman" w:eastAsia="宋体" w:hAnsi="Times New Roman" w:cs="Times New Roman" w:hint="eastAsia"/>
+        </w:rPr>
+        <w:t>围墙覆盖物支持</w:t>
+      </w:r>
+      <w:r>
+        <w:rPr>
+          <w:rFonts w:ascii="Times New Roman" w:eastAsia="宋体" w:hAnsi="Times New Roman" w:cs="Times New Roman" w:hint="eastAsia"/>
+        </w:rPr>
+        <w:t>根据最近的建筑</w:t>
+      </w:r>
+      <w:r>
+        <w:rPr>
+          <w:rFonts w:ascii="Times New Roman" w:eastAsia="宋体" w:hAnsi="Times New Roman" w:cs="Times New Roman" w:hint="eastAsia"/>
+        </w:rPr>
+        <w:t>显示所属色</w:t>
+      </w:r>
+      <w:r>
+        <w:rPr>
+          <w:rFonts w:ascii="Times New Roman" w:eastAsia="宋体" w:hAnsi="Times New Roman" w:cs="Times New Roman" w:hint="eastAsia"/>
+        </w:rPr>
+        <w:t>（并不能完全还原游戏）</w:t>
+      </w:r>
+      <w:r>
+        <w:rPr>
+          <w:rFonts w:ascii="Times New Roman" w:eastAsia="宋体" w:hAnsi="Times New Roman" w:cs="Times New Roman" w:hint="eastAsia"/>
+        </w:rPr>
+        <w:t>，详见</w:t>
+      </w:r>
+      <w:r>
+        <w:rPr>
+          <w:rFonts w:ascii="Times New Roman" w:eastAsia="宋体" w:hAnsi="Times New Roman" w:cs="Times New Roman" w:hint="eastAsia"/>
+        </w:rPr>
+        <w:t>InGameDisplay.RemapableOverlay</w:t>
+      </w:r>
+    </w:p>
+    <w:p>
+      <w:pPr>
+        <w:pStyle w:val="a9"/>
+        <w:numPr>
+          <w:ilvl w:val="0"/>
+          <w:numId w:val="43"/>
+        </w:numPr>
+        <w:rPr>
+          <w:rFonts w:ascii="Times New Roman" w:eastAsia="宋体" w:hAnsi="Times New Roman" w:cs="Times New Roman"/>
+        </w:rPr>
+      </w:pPr>
+      <w:r>
+        <w:rPr>
+          <w:rFonts w:ascii="Times New Roman" w:eastAsia="宋体" w:hAnsi="Times New Roman" w:cs="Times New Roman" w:hint="eastAsia"/>
+        </w:rPr>
+        <w:t>恢复心灵终结中被错误隐藏的部分地形组</w:t>
+      </w:r>
+    </w:p>
+    <w:p>
+      <w:pPr>
+        <w:pStyle w:val="a9"/>
+        <w:numPr>
+          <w:ilvl w:val="0"/>
+          <w:numId w:val="43"/>
+        </w:numPr>
+        <w:rPr>
+          <w:rFonts w:ascii="Times New Roman" w:eastAsia="宋体" w:hAnsi="Times New Roman" w:cs="Times New Roman"/>
+        </w:rPr>
+      </w:pPr>
+      <w:r>
+        <w:rPr>
+          <w:rFonts w:ascii="Times New Roman" w:eastAsia="宋体" w:hAnsi="Times New Roman" w:cs="Times New Roman" w:hint="eastAsia"/>
+        </w:rPr>
+        <w:t>支持直接向建筑上放置加载物</w:t>
+      </w:r>
+      <w:r>
+        <w:rPr>
+          <w:rFonts w:ascii="Times New Roman" w:eastAsia="宋体" w:hAnsi="Times New Roman" w:cs="Times New Roman" w:hint="eastAsia"/>
+        </w:rPr>
+        <w:t>，详见</w:t>
+      </w:r>
+      <w:r>
+        <w:rPr>
+          <w:rFonts w:ascii="Times New Roman" w:eastAsia="宋体" w:hAnsi="Times New Roman" w:cs="Times New Roman" w:hint="eastAsia"/>
+        </w:rPr>
+        <w:t>PlaceStructure.PlaceUpgrade</w:t>
+      </w:r>
+    </w:p>
+    <w:p>
+      <w:pPr>
+        <w:pStyle w:val="a9"/>
+        <w:numPr>
+          <w:ilvl w:val="0"/>
+          <w:numId w:val="43"/>
+        </w:numPr>
+        <w:rPr>
+          <w:rFonts w:ascii="Times New Roman" w:eastAsia="宋体" w:hAnsi="Times New Roman" w:cs="Times New Roman"/>
+        </w:rPr>
+      </w:pPr>
+      <w:r>
+        <w:rPr>
+          <w:rFonts w:ascii="Times New Roman" w:eastAsia="宋体" w:hAnsi="Times New Roman" w:cs="Times New Roman" w:hint="eastAsia"/>
+        </w:rPr>
+        <w:t>触发编辑器支持</w:t>
+      </w:r>
+      <w:r>
+        <w:rPr>
+          <w:rFonts w:ascii="Times New Roman" w:eastAsia="宋体" w:hAnsi="Times New Roman" w:cs="Times New Roman" w:hint="eastAsia"/>
+        </w:rPr>
+        <w:t>多</w:t>
+      </w:r>
+      <w:r>
+        <w:rPr>
+          <w:rFonts w:ascii="Times New Roman" w:eastAsia="宋体" w:hAnsi="Times New Roman" w:cs="Times New Roman" w:hint="eastAsia"/>
+        </w:rPr>
+        <w:t>开</w:t>
+      </w:r>
+      <w:r>
+        <w:rPr>
+          <w:rFonts w:ascii="Times New Roman" w:eastAsia="宋体" w:hAnsi="Times New Roman" w:cs="Times New Roman" w:hint="eastAsia"/>
+        </w:rPr>
+        <w:t>，支持通过拖拽触发编辑器上的绿点设置参数</w:t>
+      </w:r>
+      <w:r>
+        <w:rPr>
+          <w:rFonts w:ascii="Times New Roman" w:eastAsia="宋体" w:hAnsi="Times New Roman" w:cs="Times New Roman" w:hint="eastAsia"/>
+        </w:rPr>
+        <w:t>，单击绿点可以为地图上的单位设置标签</w:t>
+      </w:r>
+    </w:p>
+    <w:p>
+      <w:pPr>
+        <w:pStyle w:val="a9"/>
+        <w:numPr>
+          <w:ilvl w:val="0"/>
+          <w:numId w:val="43"/>
+        </w:numPr>
+        <w:rPr>
+          <w:rFonts w:ascii="Times New Roman" w:eastAsia="宋体" w:hAnsi="Times New Roman" w:cs="Times New Roman"/>
+        </w:rPr>
+      </w:pPr>
+      <w:r>
+        <w:rPr>
+          <w:rFonts w:ascii="Times New Roman" w:eastAsia="宋体" w:hAnsi="Times New Roman" w:cs="Times New Roman" w:hint="eastAsia"/>
+        </w:rPr>
+        <w:t>作战小队、特遣部队、动作脚本编辑器支持通过拖拽</w:t>
+      </w:r>
+      <w:r>
+        <w:rPr>
+          <w:rFonts w:ascii="Times New Roman" w:eastAsia="宋体" w:hAnsi="Times New Roman" w:cs="Times New Roman" w:hint="eastAsia"/>
+        </w:rPr>
+        <w:t>绿点</w:t>
+      </w:r>
+      <w:r>
+        <w:rPr>
+          <w:rFonts w:ascii="Times New Roman" w:eastAsia="宋体" w:hAnsi="Times New Roman" w:cs="Times New Roman" w:hint="eastAsia"/>
+        </w:rPr>
+        <w:t>设置参数</w:t>
+      </w:r>
+    </w:p>
+    <w:p>
+      <w:pPr>
+        <w:pStyle w:val="a9"/>
+        <w:numPr>
+          <w:ilvl w:val="0"/>
+          <w:numId w:val="43"/>
+        </w:numPr>
+        <w:rPr>
+          <w:rFonts w:ascii="Times New Roman" w:eastAsia="宋体" w:hAnsi="Times New Roman" w:cs="Times New Roman"/>
+        </w:rPr>
+      </w:pPr>
+      <w:r>
+        <w:rPr>
+          <w:rFonts w:ascii="Times New Roman" w:eastAsia="宋体" w:hAnsi="Times New Roman" w:cs="Times New Roman" w:hint="eastAsia"/>
+        </w:rPr>
+        <w:t>修复当地形浏览器位于覆盖物视图时，切换框架模式会导致视图切换至地形的</w:t>
+      </w:r>
+      <w:r>
+        <w:rPr>
+          <w:rFonts w:ascii="Times New Roman" w:eastAsia="宋体" w:hAnsi="Times New Roman" w:cs="Times New Roman" w:hint="eastAsia"/>
+        </w:rPr>
+        <w:t>bug</w:t>
+      </w:r>
+    </w:p>
+    <w:p>
+      <w:pPr>
+        <w:pStyle w:val="a9"/>
+        <w:numPr>
+          <w:ilvl w:val="0"/>
+          <w:numId w:val="43"/>
+        </w:numPr>
+        <w:rPr>
+          <w:rFonts w:ascii="Times New Roman" w:eastAsia="宋体" w:hAnsi="Times New Roman" w:cs="Times New Roman"/>
+        </w:rPr>
+      </w:pPr>
+      <w:r>
+        <w:rPr>
+          <w:rFonts w:ascii="Times New Roman" w:eastAsia="宋体" w:hAnsi="Times New Roman" w:cs="Times New Roman" w:hint="eastAsia"/>
+        </w:rPr>
+        <w:t>优化高架桥阴影渲染</w:t>
+      </w:r>
+    </w:p>
+    <w:p>
+      <w:pPr>
+        <w:pStyle w:val="a9"/>
+        <w:numPr>
+          <w:ilvl w:val="0"/>
+          <w:numId w:val="43"/>
+        </w:numPr>
+        <w:rPr>
+          <w:rFonts w:ascii="Times New Roman" w:eastAsia="宋体" w:hAnsi="Times New Roman" w:cs="Times New Roman"/>
+        </w:rPr>
+      </w:pPr>
+      <w:r>
+        <w:rPr>
+          <w:rFonts w:ascii="Times New Roman" w:eastAsia="宋体" w:hAnsi="Times New Roman" w:cs="Times New Roman" w:hint="eastAsia"/>
+        </w:rPr>
+        <w:t>使用格式刷时会显示被修改的属性</w:t>
+      </w:r>
+    </w:p>
+    <w:p>
+      <w:pPr>
+        <w:pStyle w:val="a9"/>
+        <w:numPr>
+          <w:ilvl w:val="0"/>
+          <w:numId w:val="43"/>
+        </w:numPr>
+        <w:rPr>
+          <w:rFonts w:ascii="Times New Roman" w:eastAsia="宋体" w:hAnsi="Times New Roman" w:cs="Times New Roman"/>
+        </w:rPr>
+      </w:pPr>
+      <w:r>
+        <w:rPr>
+          <w:rFonts w:ascii="Times New Roman" w:eastAsia="宋体" w:hAnsi="Times New Roman" w:cs="Times New Roman" w:hint="eastAsia"/>
+        </w:rPr>
+        <w:t>优化单元标记和路径点的渲染效率</w:t>
+      </w:r>
+    </w:p>
+    <w:p>
+      <w:pPr>
+        <w:pStyle w:val="a9"/>
+        <w:numPr>
+          <w:ilvl w:val="0"/>
+          <w:numId w:val="43"/>
+        </w:numPr>
+        <w:rPr>
+          <w:rFonts w:ascii="Times New Roman" w:eastAsia="宋体" w:hAnsi="Times New Roman" w:cs="Times New Roman"/>
+        </w:rPr>
+      </w:pPr>
+      <w:r>
+        <w:rPr>
+          <w:rFonts w:ascii="Times New Roman" w:eastAsia="宋体" w:hAnsi="Times New Roman" w:cs="Times New Roman" w:hint="eastAsia"/>
+        </w:rPr>
+        <w:t>支持车辆单位的额外炮塔和额外炮管</w:t>
+      </w:r>
+    </w:p>
+    <w:p>
+      <w:pPr>
+        <w:pStyle w:val="a9"/>
+        <w:numPr>
+          <w:ilvl w:val="0"/>
+          <w:numId w:val="43"/>
+        </w:numPr>
+        <w:rPr>
+          <w:rFonts w:ascii="Times New Roman" w:eastAsia="宋体" w:hAnsi="Times New Roman" w:cs="Times New Roman"/>
+        </w:rPr>
+      </w:pPr>
+      <w:r>
+        <w:rPr>
+          <w:rFonts w:ascii="Times New Roman" w:eastAsia="宋体" w:hAnsi="Times New Roman" w:cs="Times New Roman"/>
+        </w:rPr>
+        <w:t>I</w:t>
+      </w:r>
+      <w:r>
+        <w:rPr>
+          <w:rFonts w:ascii="Times New Roman" w:eastAsia="宋体" w:hAnsi="Times New Roman" w:cs="Times New Roman" w:hint="eastAsia"/>
+        </w:rPr>
+        <w:t>ni</w:t>
+      </w:r>
+      <w:r>
+        <w:rPr>
+          <w:rFonts w:ascii="Times New Roman" w:eastAsia="宋体" w:hAnsi="Times New Roman" w:cs="Times New Roman" w:hint="eastAsia"/>
+        </w:rPr>
+        <w:t>编辑器和</w:t>
+      </w:r>
+      <w:r>
+        <w:rPr>
+          <w:rFonts w:ascii="Times New Roman" w:eastAsia="宋体" w:hAnsi="Times New Roman" w:cs="Times New Roman" w:hint="eastAsia"/>
+        </w:rPr>
+        <w:t>lua</w:t>
+      </w:r>
+      <w:r>
+        <w:rPr>
+          <w:rFonts w:ascii="Times New Roman" w:eastAsia="宋体" w:hAnsi="Times New Roman" w:cs="Times New Roman" w:hint="eastAsia"/>
+        </w:rPr>
+        <w:t>脚本输入窗口引入</w:t>
+      </w:r>
+      <w:r>
+        <w:rPr>
+          <w:rFonts w:ascii="Times New Roman" w:eastAsia="宋体" w:hAnsi="Times New Roman" w:cs="Times New Roman" w:hint="eastAsia"/>
+        </w:rPr>
+        <w:t>Scintilla</w:t>
+      </w:r>
+      <w:r>
+        <w:rPr>
+          <w:rFonts w:ascii="Times New Roman" w:eastAsia="宋体" w:hAnsi="Times New Roman" w:cs="Times New Roman" w:hint="eastAsia"/>
+        </w:rPr>
+        <w:t>引擎（</w:t>
+      </w:r>
+      <w:r>
+        <w:rPr>
+          <w:rFonts w:ascii="Times New Roman" w:eastAsia="宋体" w:hAnsi="Times New Roman" w:cs="Times New Roman" w:hint="eastAsia"/>
+        </w:rPr>
+        <w:t>notepad++</w:t>
+      </w:r>
+      <w:r>
+        <w:rPr>
+          <w:rFonts w:ascii="Times New Roman" w:eastAsia="宋体" w:hAnsi="Times New Roman" w:cs="Times New Roman" w:hint="eastAsia"/>
+        </w:rPr>
+        <w:t>同款），支持语法高亮</w:t>
+      </w:r>
+      <w:r>
+        <w:rPr>
+          <w:rFonts w:ascii="Times New Roman" w:eastAsia="宋体" w:hAnsi="Times New Roman" w:cs="Times New Roman" w:hint="eastAsia"/>
+        </w:rPr>
+        <w:t>、行数显示、矩形选择等特性</w:t>
+      </w:r>
+    </w:p>
+    <w:p>
+      <w:pPr>
+        <w:pStyle w:val="a9"/>
+        <w:numPr>
+          <w:ilvl w:val="0"/>
+          <w:numId w:val="43"/>
+        </w:numPr>
+        <w:rPr>
+          <w:rFonts w:ascii="Times New Roman" w:eastAsia="宋体" w:hAnsi="Times New Roman" w:cs="Times New Roman"/>
+        </w:rPr>
+      </w:pPr>
+      <w:r>
+        <w:rPr>
+          <w:rFonts w:ascii="Times New Roman" w:eastAsia="宋体" w:hAnsi="Times New Roman" w:cs="Times New Roman" w:hint="eastAsia"/>
+        </w:rPr>
+        <w:t>修复触发资源重载后，自定义地形组崩溃的</w:t>
+      </w:r>
+      <w:r>
+        <w:rPr>
+          <w:rFonts w:ascii="Times New Roman" w:eastAsia="宋体" w:hAnsi="Times New Roman" w:cs="Times New Roman" w:hint="eastAsia"/>
+        </w:rPr>
+        <w:t>bug</w:t>
+      </w:r>
+    </w:p>
+    <w:p>
+      <w:pPr>
+        <w:pStyle w:val="a9"/>
+        <w:numPr>
+          <w:ilvl w:val="0"/>
+          <w:numId w:val="43"/>
+        </w:numPr>
+        <w:rPr>
+          <w:rFonts w:ascii="Times New Roman" w:eastAsia="宋体" w:hAnsi="Times New Roman" w:cs="Times New Roman"/>
+        </w:rPr>
+      </w:pPr>
+      <w:r>
+        <w:rPr>
+          <w:rFonts w:ascii="Times New Roman" w:eastAsia="宋体" w:hAnsi="Times New Roman" w:cs="Times New Roman" w:hint="eastAsia"/>
+        </w:rPr>
+        <w:t>触发编辑器的行为列表支持多选，新增“上移”“下移”与“拆分”按钮，可以将选中的行为上下移动或拆分出新触发</w:t>
+      </w:r>
+    </w:p>
+    <w:p>
+      <w:pPr>
+        <w:pStyle w:val="a9"/>
+        <w:numPr>
+          <w:ilvl w:val="0"/>
+          <w:numId w:val="43"/>
+        </w:numPr>
+        <w:rPr>
+          <w:rFonts w:ascii="Times New Roman" w:eastAsia="宋体" w:hAnsi="Times New Roman" w:cs="Times New Roman"/>
+        </w:rPr>
+      </w:pPr>
+      <w:r>
+        <w:rPr>
+          <w:rFonts w:ascii="Times New Roman" w:eastAsia="宋体" w:hAnsi="Times New Roman" w:cs="Times New Roman" w:hint="eastAsia"/>
+        </w:rPr>
+        <w:t>支持通过按住</w:t>
+      </w:r>
+      <w:r>
+        <w:rPr>
+          <w:rFonts w:ascii="Times New Roman" w:eastAsia="宋体" w:hAnsi="Times New Roman" w:cs="Times New Roman" w:hint="eastAsia"/>
+        </w:rPr>
+        <w:t>alt</w:t>
+      </w:r>
+      <w:r>
+        <w:rPr>
+          <w:rFonts w:ascii="Times New Roman" w:eastAsia="宋体" w:hAnsi="Times New Roman" w:cs="Times New Roman" w:hint="eastAsia"/>
+        </w:rPr>
+        <w:t>键直线放置单元标记</w:t>
+      </w:r>
+    </w:p>
+    <w:p>
+      <w:pPr>
+        <w:pStyle w:val="a9"/>
+        <w:numPr>
+          <w:ilvl w:val="0"/>
+          <w:numId w:val="43"/>
+        </w:numPr>
+        <w:rPr>
+          <w:rFonts w:ascii="Times New Roman" w:eastAsia="宋体" w:hAnsi="Times New Roman" w:cs="Times New Roman"/>
+        </w:rPr>
+      </w:pPr>
+      <w:r>
+        <w:rPr>
+          <w:rFonts w:ascii="Times New Roman" w:eastAsia="宋体" w:hAnsi="Times New Roman" w:cs="Times New Roman" w:hint="eastAsia"/>
+        </w:rPr>
+        <w:t>支持通过设置附加命令行参数直接打开地图，格式为</w:t>
+      </w:r>
+      <w:r>
+        <w:rPr>
+          <w:rFonts w:ascii="Times New Roman" w:eastAsia="宋体" w:hAnsi="Times New Roman" w:cs="Times New Roman" w:hint="eastAsia"/>
+        </w:rPr>
+        <w:t xml:space="preserve">-o </w:t>
+      </w:r>
+      <w:r>
+        <w:rPr>
+          <w:rFonts w:ascii="Times New Roman" w:eastAsia="宋体" w:hAnsi="Times New Roman" w:cs="Times New Roman"/>
+        </w:rPr>
+        <w:t>“</w:t>
+      </w:r>
+      <w:r>
+        <w:rPr>
+          <w:rFonts w:ascii="Times New Roman" w:eastAsia="宋体" w:hAnsi="Times New Roman" w:cs="Times New Roman" w:hint="eastAsia"/>
+        </w:rPr>
+        <w:t>地图路径</w:t>
+      </w:r>
+      <w:r>
+        <w:rPr>
+          <w:rFonts w:ascii="Times New Roman" w:eastAsia="宋体" w:hAnsi="Times New Roman" w:cs="Times New Roman"/>
+        </w:rPr>
+        <w:t>”</w:t>
+      </w:r>
+      <w:r>
+        <w:rPr>
+          <w:rFonts w:ascii="Times New Roman" w:eastAsia="宋体" w:hAnsi="Times New Roman" w:cs="Times New Roman" w:hint="eastAsia"/>
+        </w:rPr>
+        <w:t>或</w:t>
+      </w:r>
+      <w:r>
+        <w:rPr>
+          <w:rFonts w:ascii="Times New Roman" w:eastAsia="宋体" w:hAnsi="Times New Roman" w:cs="Times New Roman" w:hint="eastAsia"/>
+        </w:rPr>
+        <w:t xml:space="preserve">--open </w:t>
+      </w:r>
+      <w:r>
+        <w:rPr>
+          <w:rFonts w:ascii="Times New Roman" w:eastAsia="宋体" w:hAnsi="Times New Roman" w:cs="Times New Roman"/>
+        </w:rPr>
+        <w:t>“</w:t>
+      </w:r>
+      <w:r>
+        <w:rPr>
+          <w:rFonts w:ascii="Times New Roman" w:eastAsia="宋体" w:hAnsi="Times New Roman" w:cs="Times New Roman" w:hint="eastAsia"/>
+        </w:rPr>
+        <w:t>地图路径</w:t>
+      </w:r>
+      <w:r>
+        <w:rPr>
+          <w:rFonts w:ascii="Times New Roman" w:eastAsia="宋体" w:hAnsi="Times New Roman" w:cs="Times New Roman"/>
+        </w:rPr>
+        <w:t>”</w:t>
+      </w:r>
+      <w:r>
+        <w:rPr>
+          <w:rFonts w:ascii="Times New Roman" w:eastAsia="宋体" w:hAnsi="Times New Roman" w:cs="Times New Roman" w:hint="eastAsia"/>
+        </w:rPr>
+        <w:t>，命令行参数可以填写在</w:t>
+      </w:r>
+      <w:r>
+        <w:rPr>
+          <w:rFonts w:ascii="Times New Roman" w:eastAsia="宋体" w:hAnsi="Times New Roman" w:cs="Times New Roman" w:hint="eastAsia"/>
+        </w:rPr>
+        <w:t>FA2spLaunch.exe</w:t>
+      </w:r>
+      <w:r>
+        <w:rPr>
+          <w:rFonts w:ascii="Times New Roman" w:eastAsia="宋体" w:hAnsi="Times New Roman" w:cs="Times New Roman" w:hint="eastAsia"/>
+        </w:rPr>
+        <w:t>后方，或者</w:t>
+      </w:r>
+      <w:r>
+        <w:rPr>
+          <w:rFonts w:ascii="Times New Roman" w:eastAsia="宋体" w:hAnsi="Times New Roman" w:cs="Times New Roman" w:hint="eastAsia"/>
+        </w:rPr>
+        <w:t>RunFA2sp.bat</w:t>
+      </w:r>
+      <w:r>
+        <w:rPr>
+          <w:rFonts w:ascii="Times New Roman" w:eastAsia="宋体" w:hAnsi="Times New Roman" w:cs="Times New Roman" w:hint="eastAsia"/>
+        </w:rPr>
+        <w:t>内</w:t>
+      </w:r>
+    </w:p>
+    <w:p>
+      <w:pPr>
+        <w:pStyle w:val="a9"/>
+        <w:numPr>
+          <w:ilvl w:val="0"/>
+          <w:numId w:val="43"/>
+        </w:numPr>
+        <w:rPr>
+          <w:rFonts w:ascii="Times New Roman" w:eastAsia="宋体" w:hAnsi="Times New Roman" w:cs="Times New Roman"/>
+        </w:rPr>
+      </w:pPr>
+      <w:r>
+        <w:rPr>
+          <w:rFonts w:ascii="Times New Roman" w:eastAsia="宋体" w:hAnsi="Times New Roman" w:cs="Times New Roman" w:hint="eastAsia"/>
+        </w:rPr>
+        <w:t>修复当使用放置于地图行为时，对应的标签被删除后仍能摆放单元标记的</w:t>
+      </w:r>
+      <w:r>
+        <w:rPr>
+          <w:rFonts w:ascii="Times New Roman" w:eastAsia="宋体" w:hAnsi="Times New Roman" w:cs="Times New Roman" w:hint="eastAsia"/>
+        </w:rPr>
+        <w:t>bug</w:t>
+      </w:r>
+    </w:p>
+    <w:p>
+      <w:pPr>
+        <w:pStyle w:val="a9"/>
+        <w:numPr>
+          <w:ilvl w:val="0"/>
+          <w:numId w:val="43"/>
+        </w:numPr>
+        <w:rPr>
+          <w:rFonts w:ascii="Times New Roman" w:eastAsia="宋体" w:hAnsi="Times New Roman" w:cs="Times New Roman"/>
+        </w:rPr>
+      </w:pPr>
+      <w:r>
+        <w:rPr>
+          <w:rFonts w:ascii="Times New Roman" w:eastAsia="宋体" w:hAnsi="Times New Roman" w:cs="Times New Roman" w:hint="eastAsia"/>
+        </w:rPr>
+        <w:t>TheaterInfo</w:t>
+      </w:r>
+      <w:r>
+        <w:rPr>
+          <w:rFonts w:ascii="Times New Roman" w:eastAsia="宋体" w:hAnsi="Times New Roman" w:cs="Times New Roman" w:hint="eastAsia"/>
+        </w:rPr>
+        <w:t>内的自定义斜坡类型支持指定地形组下的特定地形块</w:t>
+      </w:r>
+    </w:p>
+    <w:p>
+      <w:pPr>
+        <w:pStyle w:val="a9"/>
+        <w:numPr>
+          <w:ilvl w:val="0"/>
+          <w:numId w:val="43"/>
+        </w:numPr>
+        <w:rPr>
+          <w:rFonts w:ascii="Times New Roman" w:eastAsia="宋体" w:hAnsi="Times New Roman" w:cs="Times New Roman"/>
+        </w:rPr>
+      </w:pPr>
+      <w:r>
+        <w:rPr>
+          <w:rFonts w:ascii="Times New Roman" w:eastAsia="宋体" w:hAnsi="Times New Roman" w:cs="Times New Roman" w:hint="eastAsia"/>
+        </w:rPr>
+        <w:t>支持为无图像单位显示缺省图像，详见</w:t>
+      </w:r>
+      <w:r>
+        <w:rPr>
+          <w:rFonts w:ascii="Times New Roman" w:eastAsia="宋体" w:hAnsi="Times New Roman" w:cs="Times New Roman" w:hint="eastAsia"/>
+        </w:rPr>
+        <w:t>UseDefaultUnitImage</w:t>
+      </w:r>
+    </w:p>
+    <w:p>
+      <w:pPr>
+        <w:pStyle w:val="a9"/>
+        <w:numPr>
+          <w:ilvl w:val="0"/>
+          <w:numId w:val="43"/>
+        </w:numPr>
+        <w:rPr>
+          <w:rFonts w:ascii="Times New Roman" w:eastAsia="宋体" w:hAnsi="Times New Roman" w:cs="Times New Roman"/>
+        </w:rPr>
+      </w:pPr>
+      <w:r>
+        <w:rPr>
+          <w:rFonts w:ascii="Times New Roman" w:eastAsia="宋体" w:hAnsi="Times New Roman" w:cs="Times New Roman" w:hint="eastAsia"/>
+        </w:rPr>
+        <w:t>支持</w:t>
+      </w:r>
+      <w:r>
+        <w:rPr>
+          <w:rFonts w:ascii="Times New Roman" w:eastAsia="宋体" w:hAnsi="Times New Roman" w:cs="Times New Roman" w:hint="eastAsia"/>
+        </w:rPr>
+        <w:t>ares</w:t>
+      </w:r>
+      <w:r>
+        <w:rPr>
+          <w:rFonts w:ascii="Times New Roman" w:eastAsia="宋体" w:hAnsi="Times New Roman" w:cs="Times New Roman" w:hint="eastAsia"/>
+        </w:rPr>
+        <w:t>的自定义军衔</w:t>
+      </w:r>
+    </w:p>
+    <w:p>
+      <w:pPr>
+        <w:pStyle w:val="a9"/>
+        <w:numPr>
+          <w:ilvl w:val="0"/>
+          <w:numId w:val="43"/>
+        </w:numPr>
+        <w:rPr>
+          <w:rFonts w:ascii="Times New Roman" w:eastAsia="宋体" w:hAnsi="Times New Roman" w:cs="Times New Roman"/>
+        </w:rPr>
+      </w:pPr>
+      <w:r>
+        <w:rPr>
+          <w:rFonts w:ascii="Times New Roman" w:eastAsia="宋体" w:hAnsi="Times New Roman" w:cs="Times New Roman" w:hint="eastAsia"/>
+        </w:rPr>
+        <w:t>对无图像地形对象和污染显示文本</w:t>
+      </w:r>
+    </w:p>
+    <w:p>
+      <w:pPr>
+        <w:pStyle w:val="a9"/>
+        <w:numPr>
+          <w:ilvl w:val="0"/>
+          <w:numId w:val="43"/>
+        </w:numPr>
+        <w:rPr>
+          <w:rFonts w:ascii="Times New Roman" w:eastAsia="宋体" w:hAnsi="Times New Roman" w:cs="Times New Roman"/>
+        </w:rPr>
+      </w:pPr>
+      <w:r>
+        <w:rPr>
+          <w:rFonts w:ascii="Times New Roman" w:eastAsia="宋体" w:hAnsi="Times New Roman" w:cs="Times New Roman" w:hint="eastAsia"/>
+        </w:rPr>
         <w:lastRenderedPageBreak/>
-        <w:t>修复自定义面积建筑的渲染遮挡问题</w:t>
-      </w:r>
-    </w:p>
-    <w:p>
-      <w:pPr>
-        <w:pStyle w:val="a9"/>
-        <w:numPr>
-          <w:ilvl w:val="0"/>
-          <w:numId w:val="43"/>
-        </w:numPr>
-        <w:rPr>
-          <w:rFonts w:ascii="Times New Roman" w:eastAsia="宋体" w:hAnsi="Times New Roman" w:cs="Times New Roman"/>
-        </w:rPr>
-      </w:pPr>
-      <w:r>
-        <w:rPr>
-          <w:rFonts w:ascii="Times New Roman" w:eastAsia="宋体" w:hAnsi="Times New Roman" w:cs="Times New Roman" w:hint="eastAsia"/>
-        </w:rPr>
-        <w:t>修复删除地图</w:t>
-      </w:r>
-      <w:r>
-        <w:rPr>
-          <w:rFonts w:ascii="Times New Roman" w:eastAsia="宋体" w:hAnsi="Times New Roman" w:cs="Times New Roman" w:hint="eastAsia"/>
-        </w:rPr>
-        <w:t>include</w:t>
-      </w:r>
-      <w:r>
-        <w:rPr>
-          <w:rFonts w:ascii="Times New Roman" w:eastAsia="宋体" w:hAnsi="Times New Roman" w:cs="Times New Roman" w:hint="eastAsia"/>
-        </w:rPr>
-        <w:t>小节后不能正确保存部分</w:t>
-      </w:r>
-      <w:r>
-        <w:rPr>
-          <w:rFonts w:ascii="Times New Roman" w:eastAsia="宋体" w:hAnsi="Times New Roman" w:cs="Times New Roman" w:hint="eastAsia"/>
-        </w:rPr>
-        <w:t>ini</w:t>
-      </w:r>
-      <w:r>
-        <w:rPr>
-          <w:rFonts w:ascii="Times New Roman" w:eastAsia="宋体" w:hAnsi="Times New Roman" w:cs="Times New Roman" w:hint="eastAsia"/>
-        </w:rPr>
-        <w:t>小节的</w:t>
-      </w:r>
-      <w:r>
-        <w:rPr>
-          <w:rFonts w:ascii="Times New Roman" w:eastAsia="宋体" w:hAnsi="Times New Roman" w:cs="Times New Roman" w:hint="eastAsia"/>
-        </w:rPr>
-        <w:t>bug</w:t>
-      </w:r>
-      <w:r>
-        <w:rPr>
-          <w:rFonts w:ascii="Times New Roman" w:eastAsia="宋体" w:hAnsi="Times New Roman" w:cs="Times New Roman" w:hint="eastAsia"/>
-        </w:rPr>
-        <w:t>。</w:t>
-      </w:r>
-      <w:r>
-        <w:rPr>
-          <w:rFonts w:ascii="Times New Roman" w:eastAsia="宋体" w:hAnsi="Times New Roman" w:cs="Times New Roman" w:hint="eastAsia"/>
-        </w:rPr>
-        <w:t>注意，地图</w:t>
-      </w:r>
-      <w:r>
-        <w:rPr>
-          <w:rFonts w:ascii="Times New Roman" w:eastAsia="宋体" w:hAnsi="Times New Roman" w:cs="Times New Roman" w:hint="eastAsia"/>
-        </w:rPr>
-        <w:t>include</w:t>
-      </w:r>
-      <w:r>
-        <w:rPr>
-          <w:rFonts w:ascii="Times New Roman" w:eastAsia="宋体" w:hAnsi="Times New Roman" w:cs="Times New Roman" w:hint="eastAsia"/>
-        </w:rPr>
-        <w:t>支持仍属于实验性功能，不建议使用</w:t>
-      </w:r>
-      <w:r>
-        <w:rPr>
-          <w:rFonts w:ascii="Times New Roman" w:eastAsia="宋体" w:hAnsi="Times New Roman" w:cs="Times New Roman" w:hint="eastAsia"/>
-        </w:rPr>
-        <w:t>；由于技术限制，保存时并不能固定已有的</w:t>
-      </w:r>
-      <w:r>
-        <w:rPr>
-          <w:rFonts w:ascii="Times New Roman" w:eastAsia="宋体" w:hAnsi="Times New Roman" w:cs="Times New Roman" w:hint="eastAsia"/>
-        </w:rPr>
-        <w:t>include</w:t>
-      </w:r>
-      <w:r>
-        <w:rPr>
-          <w:rFonts w:ascii="Times New Roman" w:eastAsia="宋体" w:hAnsi="Times New Roman" w:cs="Times New Roman" w:hint="eastAsia"/>
-        </w:rPr>
-        <w:t>顺序</w:t>
-      </w:r>
-    </w:p>
-    <w:p>
-      <w:pPr>
-        <w:pStyle w:val="a9"/>
-        <w:numPr>
-          <w:ilvl w:val="0"/>
-          <w:numId w:val="43"/>
-        </w:numPr>
-        <w:rPr>
-          <w:rFonts w:ascii="Times New Roman" w:eastAsia="宋体" w:hAnsi="Times New Roman" w:cs="Times New Roman"/>
-        </w:rPr>
-      </w:pPr>
-      <w:r>
-        <w:rPr>
-          <w:rFonts w:ascii="Times New Roman" w:eastAsia="宋体" w:hAnsi="Times New Roman" w:cs="Times New Roman" w:hint="eastAsia"/>
-        </w:rPr>
-        <w:t>小队变更时会即时刷新触发编辑器对应菜单</w:t>
-      </w:r>
-    </w:p>
-    <w:p>
-      <w:pPr>
-        <w:pStyle w:val="a9"/>
-        <w:numPr>
-          <w:ilvl w:val="0"/>
-          <w:numId w:val="43"/>
-        </w:numPr>
-        <w:rPr>
-          <w:rFonts w:ascii="Times New Roman" w:eastAsia="宋体" w:hAnsi="Times New Roman" w:cs="Times New Roman"/>
-        </w:rPr>
-      </w:pPr>
-      <w:r>
-        <w:rPr>
-          <w:rFonts w:ascii="Times New Roman" w:eastAsia="宋体" w:hAnsi="Times New Roman" w:cs="Times New Roman" w:hint="eastAsia"/>
-        </w:rPr>
-        <w:t>新增选项</w:t>
-      </w:r>
-      <w:r>
-        <w:rPr>
-          <w:rFonts w:ascii="Times New Roman" w:eastAsia="宋体" w:hAnsi="Times New Roman" w:cs="Times New Roman" w:hint="eastAsia"/>
-        </w:rPr>
-        <w:t>SaveMap.KeepComments</w:t>
-      </w:r>
-      <w:r>
-        <w:rPr>
-          <w:rFonts w:ascii="Times New Roman" w:eastAsia="宋体" w:hAnsi="Times New Roman" w:cs="Times New Roman" w:hint="eastAsia"/>
-        </w:rPr>
-        <w:t>，在保存地图时可以保留注释</w:t>
-      </w:r>
-      <w:r>
-        <w:rPr>
-          <w:rFonts w:ascii="Times New Roman" w:eastAsia="宋体" w:hAnsi="Times New Roman" w:cs="Times New Roman" w:hint="eastAsia"/>
-        </w:rPr>
-        <w:t>，</w:t>
-      </w:r>
-      <w:r>
-        <w:rPr>
-          <w:rFonts w:ascii="Times New Roman" w:eastAsia="宋体" w:hAnsi="Times New Roman" w:cs="Times New Roman" w:hint="eastAsia"/>
-        </w:rPr>
-        <w:t>ini</w:t>
-      </w:r>
-      <w:r>
-        <w:rPr>
-          <w:rFonts w:ascii="Times New Roman" w:eastAsia="宋体" w:hAnsi="Times New Roman" w:cs="Times New Roman" w:hint="eastAsia"/>
-        </w:rPr>
-        <w:t>编辑器中可以保留并显示注释</w:t>
-      </w:r>
-    </w:p>
-    <w:p>
-      <w:pPr>
-        <w:pStyle w:val="a9"/>
-        <w:numPr>
-          <w:ilvl w:val="0"/>
-          <w:numId w:val="43"/>
-        </w:numPr>
-        <w:rPr>
-          <w:rFonts w:ascii="Times New Roman" w:eastAsia="宋体" w:hAnsi="Times New Roman" w:cs="Times New Roman"/>
-        </w:rPr>
-      </w:pPr>
-      <w:r>
-        <w:rPr>
-          <w:rFonts w:ascii="Times New Roman" w:eastAsia="宋体" w:hAnsi="Times New Roman" w:cs="Times New Roman" w:hint="eastAsia"/>
-        </w:rPr>
-        <w:t>在触发编辑器中为无标签的重复类型添加说明文本</w:t>
-      </w:r>
-    </w:p>
-    <w:p>
-      <w:pPr>
-        <w:pStyle w:val="a9"/>
-        <w:numPr>
-          <w:ilvl w:val="0"/>
-          <w:numId w:val="43"/>
-        </w:numPr>
-        <w:rPr>
-          <w:rFonts w:ascii="Times New Roman" w:eastAsia="宋体" w:hAnsi="Times New Roman" w:cs="Times New Roman"/>
-        </w:rPr>
-      </w:pPr>
-      <w:r>
-        <w:rPr>
-          <w:rFonts w:ascii="Times New Roman" w:eastAsia="宋体" w:hAnsi="Times New Roman" w:cs="Times New Roman" w:hint="eastAsia"/>
-        </w:rPr>
-        <w:t>新增加载</w:t>
-      </w:r>
-      <w:r>
-        <w:rPr>
-          <w:rFonts w:ascii="Times New Roman" w:eastAsia="宋体" w:hAnsi="Times New Roman" w:cs="Times New Roman" w:hint="eastAsia"/>
-        </w:rPr>
-        <w:t>/</w:t>
-      </w:r>
-      <w:r>
-        <w:rPr>
-          <w:rFonts w:ascii="Times New Roman" w:eastAsia="宋体" w:hAnsi="Times New Roman" w:cs="Times New Roman" w:hint="eastAsia"/>
-        </w:rPr>
-        <w:t>保存文件的</w:t>
-      </w:r>
-      <w:r>
-        <w:rPr>
-          <w:rFonts w:ascii="Times New Roman" w:eastAsia="宋体" w:hAnsi="Times New Roman" w:cs="Times New Roman" w:hint="eastAsia"/>
-        </w:rPr>
-        <w:t>lua</w:t>
-      </w:r>
-      <w:r>
-        <w:rPr>
-          <w:rFonts w:ascii="Times New Roman" w:eastAsia="宋体" w:hAnsi="Times New Roman" w:cs="Times New Roman" w:hint="eastAsia"/>
-        </w:rPr>
-        <w:t>脚本函数</w:t>
-      </w:r>
-    </w:p>
-    <w:p>
-      <w:pPr>
-        <w:pStyle w:val="a9"/>
-        <w:numPr>
-          <w:ilvl w:val="0"/>
-          <w:numId w:val="43"/>
-        </w:numPr>
-        <w:rPr>
-          <w:rFonts w:ascii="Times New Roman" w:eastAsia="宋体" w:hAnsi="Times New Roman" w:cs="Times New Roman"/>
-        </w:rPr>
-      </w:pPr>
-      <w:r>
-        <w:rPr>
-          <w:rFonts w:ascii="Times New Roman" w:eastAsia="宋体" w:hAnsi="Times New Roman" w:cs="Times New Roman" w:hint="eastAsia"/>
-        </w:rPr>
-        <w:t>修复部分</w:t>
-      </w:r>
-      <w:r>
-        <w:rPr>
-          <w:rFonts w:ascii="Times New Roman" w:eastAsia="宋体" w:hAnsi="Times New Roman" w:cs="Times New Roman" w:hint="eastAsia"/>
-        </w:rPr>
-        <w:t>lua</w:t>
-      </w:r>
-      <w:r>
-        <w:rPr>
-          <w:rFonts w:ascii="Times New Roman" w:eastAsia="宋体" w:hAnsi="Times New Roman" w:cs="Times New Roman" w:hint="eastAsia"/>
-        </w:rPr>
-        <w:t>脚本的</w:t>
-      </w:r>
-      <w:r>
-        <w:rPr>
-          <w:rFonts w:ascii="Times New Roman" w:eastAsia="宋体" w:hAnsi="Times New Roman" w:cs="Times New Roman" w:hint="eastAsia"/>
-        </w:rPr>
-        <w:t>bug</w:t>
-      </w:r>
-    </w:p>
-    <w:p>
-      <w:pPr>
-        <w:pStyle w:val="a9"/>
-        <w:numPr>
-          <w:ilvl w:val="0"/>
-          <w:numId w:val="43"/>
-        </w:numPr>
-        <w:rPr>
-          <w:rFonts w:ascii="Times New Roman" w:eastAsia="宋体" w:hAnsi="Times New Roman" w:cs="Times New Roman"/>
-        </w:rPr>
-      </w:pPr>
-      <w:r>
-        <w:rPr>
-          <w:rFonts w:ascii="Times New Roman" w:eastAsia="宋体" w:hAnsi="Times New Roman" w:cs="Times New Roman" w:hint="eastAsia"/>
-        </w:rPr>
-        <w:t>围墙覆盖物支持</w:t>
-      </w:r>
-      <w:r>
-        <w:rPr>
-          <w:rFonts w:ascii="Times New Roman" w:eastAsia="宋体" w:hAnsi="Times New Roman" w:cs="Times New Roman" w:hint="eastAsia"/>
-        </w:rPr>
-        <w:t>根据最近的建筑</w:t>
-      </w:r>
-      <w:r>
-        <w:rPr>
-          <w:rFonts w:ascii="Times New Roman" w:eastAsia="宋体" w:hAnsi="Times New Roman" w:cs="Times New Roman" w:hint="eastAsia"/>
-        </w:rPr>
-        <w:t>显示所属色</w:t>
-      </w:r>
-      <w:r>
-        <w:rPr>
-          <w:rFonts w:ascii="Times New Roman" w:eastAsia="宋体" w:hAnsi="Times New Roman" w:cs="Times New Roman" w:hint="eastAsia"/>
-        </w:rPr>
-        <w:t>（并不能完全还原游戏）</w:t>
-      </w:r>
-      <w:r>
-        <w:rPr>
-          <w:rFonts w:ascii="Times New Roman" w:eastAsia="宋体" w:hAnsi="Times New Roman" w:cs="Times New Roman" w:hint="eastAsia"/>
-        </w:rPr>
-        <w:t>，详见</w:t>
-      </w:r>
-      <w:r>
-        <w:rPr>
-          <w:rFonts w:ascii="Times New Roman" w:eastAsia="宋体" w:hAnsi="Times New Roman" w:cs="Times New Roman" w:hint="eastAsia"/>
-        </w:rPr>
-        <w:t>InGameDisplay.RemapableOverlay</w:t>
-      </w:r>
-    </w:p>
-    <w:p>
-      <w:pPr>
-        <w:pStyle w:val="a9"/>
-        <w:numPr>
-          <w:ilvl w:val="0"/>
-          <w:numId w:val="43"/>
-        </w:numPr>
-        <w:rPr>
-          <w:rFonts w:ascii="Times New Roman" w:eastAsia="宋体" w:hAnsi="Times New Roman" w:cs="Times New Roman"/>
-        </w:rPr>
-      </w:pPr>
-      <w:r>
-        <w:rPr>
-          <w:rFonts w:ascii="Times New Roman" w:eastAsia="宋体" w:hAnsi="Times New Roman" w:cs="Times New Roman" w:hint="eastAsia"/>
-        </w:rPr>
-        <w:t>恢复心灵终结中被错误隐藏的部分地形组</w:t>
-      </w:r>
-    </w:p>
-    <w:p>
-      <w:pPr>
-        <w:pStyle w:val="a9"/>
-        <w:numPr>
-          <w:ilvl w:val="0"/>
-          <w:numId w:val="43"/>
-        </w:numPr>
-        <w:rPr>
-          <w:rFonts w:ascii="Times New Roman" w:eastAsia="宋体" w:hAnsi="Times New Roman" w:cs="Times New Roman"/>
-        </w:rPr>
-      </w:pPr>
-      <w:r>
-        <w:rPr>
-          <w:rFonts w:ascii="Times New Roman" w:eastAsia="宋体" w:hAnsi="Times New Roman" w:cs="Times New Roman" w:hint="eastAsia"/>
-        </w:rPr>
-        <w:t>支持直接向建筑上放置加载物</w:t>
-      </w:r>
-      <w:r>
-        <w:rPr>
-          <w:rFonts w:ascii="Times New Roman" w:eastAsia="宋体" w:hAnsi="Times New Roman" w:cs="Times New Roman" w:hint="eastAsia"/>
-        </w:rPr>
-        <w:t>，详见</w:t>
-      </w:r>
-      <w:r>
-        <w:rPr>
-          <w:rFonts w:ascii="Times New Roman" w:eastAsia="宋体" w:hAnsi="Times New Roman" w:cs="Times New Roman" w:hint="eastAsia"/>
-        </w:rPr>
-        <w:t>PlaceStructure.PlaceUpgrade</w:t>
-      </w:r>
-    </w:p>
-    <w:p>
-      <w:pPr>
-        <w:pStyle w:val="a9"/>
-        <w:numPr>
-          <w:ilvl w:val="0"/>
-          <w:numId w:val="43"/>
-        </w:numPr>
-        <w:rPr>
-          <w:rFonts w:ascii="Times New Roman" w:eastAsia="宋体" w:hAnsi="Times New Roman" w:cs="Times New Roman"/>
-        </w:rPr>
-      </w:pPr>
-      <w:r>
-        <w:rPr>
-          <w:rFonts w:ascii="Times New Roman" w:eastAsia="宋体" w:hAnsi="Times New Roman" w:cs="Times New Roman" w:hint="eastAsia"/>
-        </w:rPr>
-        <w:t>触发编辑器支持</w:t>
-      </w:r>
-      <w:r>
-        <w:rPr>
-          <w:rFonts w:ascii="Times New Roman" w:eastAsia="宋体" w:hAnsi="Times New Roman" w:cs="Times New Roman" w:hint="eastAsia"/>
-        </w:rPr>
-        <w:t>多</w:t>
-      </w:r>
-      <w:r>
-        <w:rPr>
-          <w:rFonts w:ascii="Times New Roman" w:eastAsia="宋体" w:hAnsi="Times New Roman" w:cs="Times New Roman" w:hint="eastAsia"/>
-        </w:rPr>
-        <w:t>开</w:t>
-      </w:r>
-      <w:r>
-        <w:rPr>
-          <w:rFonts w:ascii="Times New Roman" w:eastAsia="宋体" w:hAnsi="Times New Roman" w:cs="Times New Roman" w:hint="eastAsia"/>
-        </w:rPr>
-        <w:t>，支持通过拖拽触发编辑器上的绿点设置参数</w:t>
-      </w:r>
-      <w:r>
-        <w:rPr>
-          <w:rFonts w:ascii="Times New Roman" w:eastAsia="宋体" w:hAnsi="Times New Roman" w:cs="Times New Roman" w:hint="eastAsia"/>
-        </w:rPr>
-        <w:t>，单击绿点可以为地图上的单位设置标签</w:t>
-      </w:r>
-    </w:p>
-    <w:p>
-      <w:pPr>
-        <w:pStyle w:val="a9"/>
-        <w:numPr>
-          <w:ilvl w:val="0"/>
-          <w:numId w:val="43"/>
-        </w:numPr>
-        <w:rPr>
-          <w:rFonts w:ascii="Times New Roman" w:eastAsia="宋体" w:hAnsi="Times New Roman" w:cs="Times New Roman"/>
-        </w:rPr>
-      </w:pPr>
-      <w:r>
-        <w:rPr>
-          <w:rFonts w:ascii="Times New Roman" w:eastAsia="宋体" w:hAnsi="Times New Roman" w:cs="Times New Roman" w:hint="eastAsia"/>
-        </w:rPr>
-        <w:t>作战小队、特遣部队、动作脚本编辑器支持通过拖拽</w:t>
-      </w:r>
-      <w:r>
-        <w:rPr>
-          <w:rFonts w:ascii="Times New Roman" w:eastAsia="宋体" w:hAnsi="Times New Roman" w:cs="Times New Roman" w:hint="eastAsia"/>
-        </w:rPr>
-        <w:t>绿点</w:t>
-      </w:r>
-      <w:r>
-        <w:rPr>
-          <w:rFonts w:ascii="Times New Roman" w:eastAsia="宋体" w:hAnsi="Times New Roman" w:cs="Times New Roman" w:hint="eastAsia"/>
-        </w:rPr>
-        <w:t>设置参数</w:t>
-      </w:r>
-    </w:p>
-    <w:p>
-      <w:pPr>
-        <w:pStyle w:val="a9"/>
-        <w:numPr>
-          <w:ilvl w:val="0"/>
-          <w:numId w:val="43"/>
-        </w:numPr>
-        <w:rPr>
-          <w:rFonts w:ascii="Times New Roman" w:eastAsia="宋体" w:hAnsi="Times New Roman" w:cs="Times New Roman"/>
-        </w:rPr>
-      </w:pPr>
-      <w:r>
-        <w:rPr>
-          <w:rFonts w:ascii="Times New Roman" w:eastAsia="宋体" w:hAnsi="Times New Roman" w:cs="Times New Roman" w:hint="eastAsia"/>
-        </w:rPr>
-        <w:t>修复当地形浏览器位于覆盖物视图时，切换框架模式会导致视图切换至地形的</w:t>
-      </w:r>
-      <w:r>
-        <w:rPr>
-          <w:rFonts w:ascii="Times New Roman" w:eastAsia="宋体" w:hAnsi="Times New Roman" w:cs="Times New Roman" w:hint="eastAsia"/>
-        </w:rPr>
-        <w:t>bug</w:t>
-      </w:r>
-    </w:p>
-    <w:p>
-      <w:pPr>
-        <w:pStyle w:val="a9"/>
-        <w:numPr>
-          <w:ilvl w:val="0"/>
-          <w:numId w:val="43"/>
-        </w:numPr>
-        <w:rPr>
-          <w:rFonts w:ascii="Times New Roman" w:eastAsia="宋体" w:hAnsi="Times New Roman" w:cs="Times New Roman"/>
-        </w:rPr>
-      </w:pPr>
-      <w:r>
-        <w:rPr>
-          <w:rFonts w:ascii="Times New Roman" w:eastAsia="宋体" w:hAnsi="Times New Roman" w:cs="Times New Roman" w:hint="eastAsia"/>
-        </w:rPr>
-        <w:t>优化高架桥阴影渲染</w:t>
-      </w:r>
-    </w:p>
-    <w:p>
-      <w:pPr>
-        <w:pStyle w:val="a9"/>
-        <w:numPr>
-          <w:ilvl w:val="0"/>
-          <w:numId w:val="43"/>
-        </w:numPr>
-        <w:rPr>
-          <w:rFonts w:ascii="Times New Roman" w:eastAsia="宋体" w:hAnsi="Times New Roman" w:cs="Times New Roman"/>
-        </w:rPr>
-      </w:pPr>
-      <w:r>
-        <w:rPr>
-          <w:rFonts w:ascii="Times New Roman" w:eastAsia="宋体" w:hAnsi="Times New Roman" w:cs="Times New Roman" w:hint="eastAsia"/>
-        </w:rPr>
-        <w:t>使用格式刷时会显示被修改的属性</w:t>
-      </w:r>
-    </w:p>
-    <w:p>
-      <w:pPr>
-        <w:pStyle w:val="a9"/>
-        <w:numPr>
-          <w:ilvl w:val="0"/>
-          <w:numId w:val="43"/>
-        </w:numPr>
-        <w:rPr>
-          <w:rFonts w:ascii="Times New Roman" w:eastAsia="宋体" w:hAnsi="Times New Roman" w:cs="Times New Roman"/>
-        </w:rPr>
-      </w:pPr>
-      <w:r>
-        <w:rPr>
-          <w:rFonts w:ascii="Times New Roman" w:eastAsia="宋体" w:hAnsi="Times New Roman" w:cs="Times New Roman" w:hint="eastAsia"/>
-        </w:rPr>
-        <w:t>优化单元标记和路径点的渲染效率</w:t>
-      </w:r>
-    </w:p>
-    <w:p>
-      <w:pPr>
-        <w:pStyle w:val="a9"/>
-        <w:numPr>
-          <w:ilvl w:val="0"/>
-          <w:numId w:val="43"/>
-        </w:numPr>
-        <w:rPr>
-          <w:rFonts w:ascii="Times New Roman" w:eastAsia="宋体" w:hAnsi="Times New Roman" w:cs="Times New Roman"/>
-        </w:rPr>
-      </w:pPr>
-      <w:r>
-        <w:rPr>
-          <w:rFonts w:ascii="Times New Roman" w:eastAsia="宋体" w:hAnsi="Times New Roman" w:cs="Times New Roman" w:hint="eastAsia"/>
-        </w:rPr>
-        <w:t>支持车辆单位的额外炮塔和额外炮管</w:t>
-      </w:r>
-    </w:p>
-    <w:p>
-      <w:pPr>
-        <w:pStyle w:val="a9"/>
-        <w:numPr>
-          <w:ilvl w:val="0"/>
-          <w:numId w:val="43"/>
-        </w:numPr>
-        <w:rPr>
-          <w:rFonts w:ascii="Times New Roman" w:eastAsia="宋体" w:hAnsi="Times New Roman" w:cs="Times New Roman"/>
-        </w:rPr>
-      </w:pPr>
-      <w:r>
-        <w:rPr>
-          <w:rFonts w:ascii="Times New Roman" w:eastAsia="宋体" w:hAnsi="Times New Roman" w:cs="Times New Roman"/>
-        </w:rPr>
-        <w:t>I</w:t>
-      </w:r>
-      <w:r>
-        <w:rPr>
-          <w:rFonts w:ascii="Times New Roman" w:eastAsia="宋体" w:hAnsi="Times New Roman" w:cs="Times New Roman" w:hint="eastAsia"/>
-        </w:rPr>
-        <w:t>ni</w:t>
-      </w:r>
-      <w:r>
-        <w:rPr>
-          <w:rFonts w:ascii="Times New Roman" w:eastAsia="宋体" w:hAnsi="Times New Roman" w:cs="Times New Roman" w:hint="eastAsia"/>
-        </w:rPr>
-        <w:t>编辑器和</w:t>
-      </w:r>
-      <w:r>
-        <w:rPr>
-          <w:rFonts w:ascii="Times New Roman" w:eastAsia="宋体" w:hAnsi="Times New Roman" w:cs="Times New Roman" w:hint="eastAsia"/>
-        </w:rPr>
-        <w:t>lua</w:t>
-      </w:r>
-      <w:r>
-        <w:rPr>
-          <w:rFonts w:ascii="Times New Roman" w:eastAsia="宋体" w:hAnsi="Times New Roman" w:cs="Times New Roman" w:hint="eastAsia"/>
-        </w:rPr>
-        <w:t>脚本输入窗口引入</w:t>
-      </w:r>
-      <w:r>
-        <w:rPr>
-          <w:rFonts w:ascii="Times New Roman" w:eastAsia="宋体" w:hAnsi="Times New Roman" w:cs="Times New Roman" w:hint="eastAsia"/>
-        </w:rPr>
-        <w:t>Scintilla</w:t>
-      </w:r>
-      <w:r>
-        <w:rPr>
-          <w:rFonts w:ascii="Times New Roman" w:eastAsia="宋体" w:hAnsi="Times New Roman" w:cs="Times New Roman" w:hint="eastAsia"/>
-        </w:rPr>
-        <w:t>引擎（</w:t>
-      </w:r>
-      <w:r>
-        <w:rPr>
-          <w:rFonts w:ascii="Times New Roman" w:eastAsia="宋体" w:hAnsi="Times New Roman" w:cs="Times New Roman" w:hint="eastAsia"/>
-        </w:rPr>
-        <w:t>notepad++</w:t>
-      </w:r>
-      <w:r>
-        <w:rPr>
-          <w:rFonts w:ascii="Times New Roman" w:eastAsia="宋体" w:hAnsi="Times New Roman" w:cs="Times New Roman" w:hint="eastAsia"/>
-        </w:rPr>
-        <w:t>同款），支持语法高亮</w:t>
-      </w:r>
-      <w:r>
-        <w:rPr>
-          <w:rFonts w:ascii="Times New Roman" w:eastAsia="宋体" w:hAnsi="Times New Roman" w:cs="Times New Roman" w:hint="eastAsia"/>
-        </w:rPr>
-        <w:t>、行数显示、矩形选择等特性</w:t>
-      </w:r>
-    </w:p>
-    <w:p>
-      <w:pPr>
-        <w:pStyle w:val="a9"/>
-        <w:numPr>
-          <w:ilvl w:val="0"/>
-          <w:numId w:val="43"/>
-        </w:numPr>
-        <w:rPr>
-          <w:rFonts w:ascii="Times New Roman" w:eastAsia="宋体" w:hAnsi="Times New Roman" w:cs="Times New Roman"/>
-        </w:rPr>
-      </w:pPr>
-      <w:r>
-        <w:rPr>
-          <w:rFonts w:ascii="Times New Roman" w:eastAsia="宋体" w:hAnsi="Times New Roman" w:cs="Times New Roman" w:hint="eastAsia"/>
-        </w:rPr>
-        <w:t>修复触发资源重载后，自定义地形组崩溃的</w:t>
-      </w:r>
-      <w:r>
-        <w:rPr>
-          <w:rFonts w:ascii="Times New Roman" w:eastAsia="宋体" w:hAnsi="Times New Roman" w:cs="Times New Roman" w:hint="eastAsia"/>
-        </w:rPr>
-        <w:t>bug</w:t>
-      </w:r>
-    </w:p>
-    <w:p>
-      <w:pPr>
-        <w:pStyle w:val="a9"/>
-        <w:numPr>
-          <w:ilvl w:val="0"/>
-          <w:numId w:val="43"/>
-        </w:numPr>
-        <w:rPr>
-          <w:rFonts w:ascii="Times New Roman" w:eastAsia="宋体" w:hAnsi="Times New Roman" w:cs="Times New Roman"/>
-        </w:rPr>
-      </w:pPr>
-      <w:r>
-        <w:rPr>
-          <w:rFonts w:ascii="Times New Roman" w:eastAsia="宋体" w:hAnsi="Times New Roman" w:cs="Times New Roman" w:hint="eastAsia"/>
-        </w:rPr>
-        <w:t>触发编辑器的行为列表支持多选，新增“上移”“下移”与“拆分”按钮，可以将选中的行为上下移动或拆分出新触发</w:t>
-      </w:r>
-    </w:p>
-    <w:p>
-      <w:pPr>
-        <w:pStyle w:val="a9"/>
-        <w:numPr>
-          <w:ilvl w:val="0"/>
-          <w:numId w:val="43"/>
-        </w:numPr>
-        <w:rPr>
-          <w:rFonts w:ascii="Times New Roman" w:eastAsia="宋体" w:hAnsi="Times New Roman" w:cs="Times New Roman"/>
-        </w:rPr>
-      </w:pPr>
-      <w:r>
-        <w:rPr>
-          <w:rFonts w:ascii="Times New Roman" w:eastAsia="宋体" w:hAnsi="Times New Roman" w:cs="Times New Roman" w:hint="eastAsia"/>
-        </w:rPr>
-        <w:t>支持通过按住</w:t>
-      </w:r>
-      <w:r>
-        <w:rPr>
-          <w:rFonts w:ascii="Times New Roman" w:eastAsia="宋体" w:hAnsi="Times New Roman" w:cs="Times New Roman" w:hint="eastAsia"/>
-        </w:rPr>
-        <w:t>alt</w:t>
-      </w:r>
-      <w:r>
-        <w:rPr>
-          <w:rFonts w:ascii="Times New Roman" w:eastAsia="宋体" w:hAnsi="Times New Roman" w:cs="Times New Roman" w:hint="eastAsia"/>
-        </w:rPr>
-        <w:t>键直线放置单元标记</w:t>
-      </w:r>
-    </w:p>
-    <w:p>
-      <w:pPr>
-        <w:pStyle w:val="a9"/>
-        <w:numPr>
-          <w:ilvl w:val="0"/>
-          <w:numId w:val="43"/>
-        </w:numPr>
-        <w:rPr>
-          <w:rFonts w:ascii="Times New Roman" w:eastAsia="宋体" w:hAnsi="Times New Roman" w:cs="Times New Roman"/>
-        </w:rPr>
-      </w:pPr>
-      <w:r>
-        <w:rPr>
-          <w:rFonts w:ascii="Times New Roman" w:eastAsia="宋体" w:hAnsi="Times New Roman" w:cs="Times New Roman" w:hint="eastAsia"/>
-        </w:rPr>
-        <w:t>支持通过设置附加命令行参数直接打开地图，格式为</w:t>
-      </w:r>
-      <w:r>
-        <w:rPr>
-          <w:rFonts w:ascii="Times New Roman" w:eastAsia="宋体" w:hAnsi="Times New Roman" w:cs="Times New Roman" w:hint="eastAsia"/>
-        </w:rPr>
-        <w:t xml:space="preserve">-o </w:t>
-      </w:r>
-      <w:r>
-        <w:rPr>
-          <w:rFonts w:ascii="Times New Roman" w:eastAsia="宋体" w:hAnsi="Times New Roman" w:cs="Times New Roman"/>
-        </w:rPr>
-        <w:t>“</w:t>
-      </w:r>
-      <w:r>
-        <w:rPr>
-          <w:rFonts w:ascii="Times New Roman" w:eastAsia="宋体" w:hAnsi="Times New Roman" w:cs="Times New Roman" w:hint="eastAsia"/>
-        </w:rPr>
-        <w:t>地图路径</w:t>
-      </w:r>
-      <w:r>
-        <w:rPr>
-          <w:rFonts w:ascii="Times New Roman" w:eastAsia="宋体" w:hAnsi="Times New Roman" w:cs="Times New Roman"/>
-        </w:rPr>
-        <w:t>”</w:t>
-      </w:r>
-      <w:r>
-        <w:rPr>
-          <w:rFonts w:ascii="Times New Roman" w:eastAsia="宋体" w:hAnsi="Times New Roman" w:cs="Times New Roman" w:hint="eastAsia"/>
-        </w:rPr>
-        <w:t>或</w:t>
-      </w:r>
-      <w:r>
-        <w:rPr>
-          <w:rFonts w:ascii="Times New Roman" w:eastAsia="宋体" w:hAnsi="Times New Roman" w:cs="Times New Roman" w:hint="eastAsia"/>
-        </w:rPr>
-        <w:t xml:space="preserve">--open </w:t>
-      </w:r>
-      <w:r>
-        <w:rPr>
-          <w:rFonts w:ascii="Times New Roman" w:eastAsia="宋体" w:hAnsi="Times New Roman" w:cs="Times New Roman"/>
-        </w:rPr>
-        <w:t>“</w:t>
-      </w:r>
-      <w:r>
-        <w:rPr>
-          <w:rFonts w:ascii="Times New Roman" w:eastAsia="宋体" w:hAnsi="Times New Roman" w:cs="Times New Roman" w:hint="eastAsia"/>
-        </w:rPr>
-        <w:t>地图路径</w:t>
-      </w:r>
-      <w:r>
-        <w:rPr>
-          <w:rFonts w:ascii="Times New Roman" w:eastAsia="宋体" w:hAnsi="Times New Roman" w:cs="Times New Roman"/>
-        </w:rPr>
-        <w:t>”</w:t>
-      </w:r>
-      <w:r>
-        <w:rPr>
-          <w:rFonts w:ascii="Times New Roman" w:eastAsia="宋体" w:hAnsi="Times New Roman" w:cs="Times New Roman" w:hint="eastAsia"/>
-        </w:rPr>
-        <w:t>，命令行参数可以填写在</w:t>
-      </w:r>
-      <w:r>
-        <w:rPr>
-          <w:rFonts w:ascii="Times New Roman" w:eastAsia="宋体" w:hAnsi="Times New Roman" w:cs="Times New Roman" w:hint="eastAsia"/>
-        </w:rPr>
-        <w:t>FA2spLaunch.exe</w:t>
-      </w:r>
-      <w:r>
-        <w:rPr>
-          <w:rFonts w:ascii="Times New Roman" w:eastAsia="宋体" w:hAnsi="Times New Roman" w:cs="Times New Roman" w:hint="eastAsia"/>
-        </w:rPr>
-        <w:t>后方，或者</w:t>
-      </w:r>
-      <w:r>
-        <w:rPr>
-          <w:rFonts w:ascii="Times New Roman" w:eastAsia="宋体" w:hAnsi="Times New Roman" w:cs="Times New Roman" w:hint="eastAsia"/>
-        </w:rPr>
-        <w:t>RunFA2sp.bat</w:t>
-      </w:r>
-      <w:r>
-        <w:rPr>
-          <w:rFonts w:ascii="Times New Roman" w:eastAsia="宋体" w:hAnsi="Times New Roman" w:cs="Times New Roman" w:hint="eastAsia"/>
-        </w:rPr>
-        <w:t>内</w:t>
-      </w:r>
-    </w:p>
-    <w:p>
-      <w:pPr>
-        <w:pStyle w:val="a9"/>
-        <w:numPr>
-          <w:ilvl w:val="0"/>
-          <w:numId w:val="43"/>
-        </w:numPr>
-        <w:rPr>
-          <w:rFonts w:ascii="Times New Roman" w:eastAsia="宋体" w:hAnsi="Times New Roman" w:cs="Times New Roman"/>
-        </w:rPr>
-      </w:pPr>
-      <w:r>
-        <w:rPr>
-          <w:rFonts w:ascii="Times New Roman" w:eastAsia="宋体" w:hAnsi="Times New Roman" w:cs="Times New Roman" w:hint="eastAsia"/>
-        </w:rPr>
-        <w:t>修复当使用放置于地图行为时，对应的标签被删除后仍能摆放单元标记的</w:t>
-      </w:r>
-      <w:r>
-        <w:rPr>
-          <w:rFonts w:ascii="Times New Roman" w:eastAsia="宋体" w:hAnsi="Times New Roman" w:cs="Times New Roman" w:hint="eastAsia"/>
-        </w:rPr>
-        <w:t>bug</w:t>
-      </w:r>
-    </w:p>
-    <w:p>
-      <w:pPr>
-        <w:pStyle w:val="a9"/>
-        <w:numPr>
-          <w:ilvl w:val="0"/>
-          <w:numId w:val="43"/>
-        </w:numPr>
-        <w:rPr>
-          <w:rFonts w:ascii="Times New Roman" w:eastAsia="宋体" w:hAnsi="Times New Roman" w:cs="Times New Roman"/>
-        </w:rPr>
-      </w:pPr>
-      <w:r>
-        <w:rPr>
-          <w:rFonts w:ascii="Times New Roman" w:eastAsia="宋体" w:hAnsi="Times New Roman" w:cs="Times New Roman" w:hint="eastAsia"/>
-        </w:rPr>
-        <w:t>TheaterInfo</w:t>
-      </w:r>
-      <w:r>
-        <w:rPr>
-          <w:rFonts w:ascii="Times New Roman" w:eastAsia="宋体" w:hAnsi="Times New Roman" w:cs="Times New Roman" w:hint="eastAsia"/>
-        </w:rPr>
-        <w:t>内的自定义斜坡类型支持指定地形组下的特定地形块</w:t>
-      </w:r>
-    </w:p>
-    <w:p>
-      <w:pPr>
-        <w:pStyle w:val="a9"/>
-        <w:numPr>
-          <w:ilvl w:val="0"/>
-          <w:numId w:val="43"/>
-        </w:numPr>
-        <w:rPr>
-          <w:rFonts w:ascii="Times New Roman" w:eastAsia="宋体" w:hAnsi="Times New Roman" w:cs="Times New Roman"/>
-        </w:rPr>
-      </w:pPr>
-      <w:r>
-        <w:rPr>
-          <w:rFonts w:ascii="Times New Roman" w:eastAsia="宋体" w:hAnsi="Times New Roman" w:cs="Times New Roman" w:hint="eastAsia"/>
-        </w:rPr>
-        <w:t>支持为无图像单位显示缺省图像，详见</w:t>
-      </w:r>
-      <w:r>
-        <w:rPr>
-          <w:rFonts w:ascii="Times New Roman" w:eastAsia="宋体" w:hAnsi="Times New Roman" w:cs="Times New Roman" w:hint="eastAsia"/>
-        </w:rPr>
-        <w:t>UseDefaultUnitImage</w:t>
-      </w:r>
-    </w:p>
-    <w:p>
-      <w:pPr>
-        <w:pStyle w:val="a9"/>
-        <w:numPr>
-          <w:ilvl w:val="0"/>
-          <w:numId w:val="43"/>
-        </w:numPr>
-        <w:rPr>
-          <w:rFonts w:ascii="Times New Roman" w:eastAsia="宋体" w:hAnsi="Times New Roman" w:cs="Times New Roman"/>
-        </w:rPr>
-      </w:pPr>
-      <w:r>
-        <w:rPr>
-          <w:rFonts w:ascii="Times New Roman" w:eastAsia="宋体" w:hAnsi="Times New Roman" w:cs="Times New Roman" w:hint="eastAsia"/>
-        </w:rPr>
-        <w:t>支持</w:t>
-      </w:r>
-      <w:r>
-        <w:rPr>
-          <w:rFonts w:ascii="Times New Roman" w:eastAsia="宋体" w:hAnsi="Times New Roman" w:cs="Times New Roman" w:hint="eastAsia"/>
-        </w:rPr>
-        <w:t>ares</w:t>
-      </w:r>
-      <w:r>
-        <w:rPr>
-          <w:rFonts w:ascii="Times New Roman" w:eastAsia="宋体" w:hAnsi="Times New Roman" w:cs="Times New Roman" w:hint="eastAsia"/>
-        </w:rPr>
-        <w:t>的自定义军衔</w:t>
-      </w:r>
-    </w:p>
-    <w:p>
-      <w:pPr>
-        <w:pStyle w:val="a9"/>
-        <w:numPr>
-          <w:ilvl w:val="0"/>
-          <w:numId w:val="43"/>
-        </w:numPr>
-        <w:rPr>
-          <w:rFonts w:ascii="Times New Roman" w:eastAsia="宋体" w:hAnsi="Times New Roman" w:cs="Times New Roman"/>
-        </w:rPr>
-      </w:pPr>
-      <w:r>
-        <w:rPr>
-          <w:rFonts w:ascii="Times New Roman" w:eastAsia="宋体" w:hAnsi="Times New Roman" w:cs="Times New Roman" w:hint="eastAsia"/>
-        </w:rPr>
-        <w:t>对无图像地形对象和污染显示文本</w:t>
-      </w:r>
-    </w:p>
-    <w:p>
-      <w:pPr>
-        <w:pStyle w:val="a9"/>
-        <w:numPr>
-          <w:ilvl w:val="0"/>
-          <w:numId w:val="43"/>
-        </w:numPr>
-        <w:rPr>
-          <w:rFonts w:ascii="Times New Roman" w:eastAsia="宋体" w:hAnsi="Times New Roman" w:cs="Times New Roman"/>
-        </w:rPr>
-      </w:pPr>
-      <w:r>
-        <w:rPr>
-          <w:rFonts w:ascii="Times New Roman" w:eastAsia="宋体" w:hAnsi="Times New Roman" w:cs="Times New Roman" w:hint="eastAsia"/>
-        </w:rPr>
         <w:t>修复擦除覆盖物时，若围墙仅剩一格，无法正确调整连接关系的</w:t>
       </w:r>
       <w:r>
@@ -9027,7 +9052,6 @@
           <w:sz w:val="28"/>
           <w:szCs w:val="32"/>
         </w:rPr>
-        <w:lastRenderedPageBreak/>
         <w:t>1.3.4 (202</w:t>
       </w:r>
       <w:r>
@@ -10096,6 +10120,7 @@
         <w:rPr>
           <w:rFonts w:ascii="Times New Roman" w:eastAsia="宋体" w:hAnsi="Times New Roman" w:cs="Times New Roman" w:hint="eastAsia"/>
         </w:rPr>
+        <w:lastRenderedPageBreak/>
         <w:t>TurretShadow</w:t>
       </w:r>
       <w:r>
@@ -10120,7 +10145,6 @@
         <w:rPr>
           <w:rFonts w:ascii="Times New Roman" w:eastAsia="宋体" w:hAnsi="Times New Roman" w:cs="Times New Roman" w:hint="eastAsia"/>
         </w:rPr>
-        <w:lastRenderedPageBreak/>
         <w:t>修复未安装</w:t>
       </w:r>
       <w:r>
@@ -11183,6 +11207,7 @@
         <w:rPr>
           <w:rFonts w:ascii="Times New Roman" w:eastAsia="宋体" w:hAnsi="Times New Roman" w:cs="Times New Roman" w:hint="eastAsia"/>
         </w:rPr>
+        <w:lastRenderedPageBreak/>
         <w:t>仅当基地节点与相同建筑重叠时，才会在关闭建筑轮廓的情况下显示轮廓</w:t>
       </w:r>
     </w:p>
@@ -11209,7 +11234,6 @@
           <w:sz w:val="28"/>
           <w:szCs w:val="32"/>
         </w:rPr>
-        <w:lastRenderedPageBreak/>
         <w:t>1.</w:t>
       </w:r>
       <w:r>
@@ -12234,7 +12258,14 @@
         <w:rPr>
           <w:rFonts w:ascii="Times New Roman" w:eastAsia="宋体" w:hAnsi="Times New Roman" w:cs="Times New Roman" w:hint="eastAsia"/>
         </w:rPr>
-        <w:t>和键</w:t>
+        <w:t>和</w:t>
+      </w:r>
+      <w:r>
+        <w:rPr>
+          <w:rFonts w:ascii="Times New Roman" w:eastAsia="宋体" w:hAnsi="Times New Roman" w:cs="Times New Roman" w:hint="eastAsia"/>
+        </w:rPr>
+        <w:lastRenderedPageBreak/>
+        <w:t>键</w:t>
       </w:r>
       <w:r>
         <w:rPr>
@@ -12276,14 +12307,7 @@
         <w:rPr>
           <w:rFonts w:ascii="Times New Roman" w:eastAsia="宋体" w:hAnsi="Times New Roman" w:cs="Times New Roman" w:hint="eastAsia"/>
         </w:rPr>
-        <w:t>”变</w:t>
-      </w:r>
-      <w:r>
-        <w:rPr>
-          <w:rFonts w:ascii="Times New Roman" w:eastAsia="宋体" w:hAnsi="Times New Roman" w:cs="Times New Roman" w:hint="eastAsia"/>
-        </w:rPr>
-        <w:lastRenderedPageBreak/>
-        <w:t>为“</w:t>
+        <w:t>”变为“</w:t>
       </w:r>
       <w:r>
         <w:rPr>
@@ -13428,6 +13452,7 @@
         <w:rPr>
           <w:rFonts w:ascii="Times New Roman" w:eastAsia="宋体" w:hAnsi="Times New Roman" w:cs="Times New Roman" w:hint="eastAsia"/>
         </w:rPr>
+        <w:lastRenderedPageBreak/>
         <w:t>修补主程序，支持最高</w:t>
       </w:r>
       <w:r>
@@ -13470,7 +13495,6 @@
         <w:rPr>
           <w:rFonts w:ascii="Times New Roman" w:eastAsia="宋体" w:hAnsi="Times New Roman" w:cs="Times New Roman" w:hint="eastAsia"/>
         </w:rPr>
-        <w:lastRenderedPageBreak/>
         <w:t>修复暗色模式下部分按钮控件的文本不能换行的</w:t>
       </w:r>
       <w:r>
@@ -14597,6 +14621,7 @@
         <w:rPr>
           <w:rFonts w:ascii="Times New Roman" w:eastAsia="宋体" w:hAnsi="Times New Roman" w:cs="Times New Roman" w:hint="eastAsia"/>
         </w:rPr>
+        <w:lastRenderedPageBreak/>
         <w:t>修复物品浏览器的标签文本错误换行的</w:t>
       </w:r>
       <w:r>
@@ -14621,7 +14646,6 @@
         <w:rPr>
           <w:rFonts w:ascii="Times New Roman" w:eastAsia="宋体" w:hAnsi="Times New Roman" w:cs="Times New Roman" w:hint="eastAsia"/>
         </w:rPr>
-        <w:lastRenderedPageBreak/>
         <w:t>修复了地图检查器错误项过多时会挤在一起的</w:t>
       </w:r>
       <w:r>
@@ -15648,6 +15672,7 @@
         <w:rPr>
           <w:rFonts w:ascii="Times New Roman" w:eastAsia="宋体" w:hAnsi="Times New Roman" w:cs="Times New Roman" w:hint="eastAsia"/>
         </w:rPr>
+        <w:lastRenderedPageBreak/>
         <w:t>修复了新城市下使用绘制悬崖后部工具时，按</w:t>
       </w:r>
       <w:r>
@@ -15684,7 +15709,6 @@
         <w:rPr>
           <w:rFonts w:ascii="Times New Roman" w:eastAsia="宋体" w:hAnsi="Times New Roman" w:cs="Times New Roman" w:hint="eastAsia"/>
         </w:rPr>
-        <w:lastRenderedPageBreak/>
         <w:t>增强绘制悬崖工具，可以在不同地图类型的</w:t>
       </w:r>
       <w:r>
@@ -16711,6 +16735,7 @@
         <w:rPr>
           <w:rFonts w:ascii="Times New Roman" w:eastAsia="宋体" w:hAnsi="Times New Roman" w:cs="Times New Roman" w:hint="eastAsia"/>
         </w:rPr>
+        <w:lastRenderedPageBreak/>
         <w:t>修复建筑部分位于地图外时，建筑本体可能不能显示的</w:t>
       </w:r>
       <w:r>
@@ -16735,7 +16760,6 @@
         <w:rPr>
           <w:rFonts w:ascii="Times New Roman" w:eastAsia="宋体" w:hAnsi="Times New Roman" w:cs="Times New Roman" w:hint="eastAsia"/>
         </w:rPr>
-        <w:lastRenderedPageBreak/>
         <w:t>修复删除对象、格式刷使用大笔刷时，在地图边缘可能崩溃的</w:t>
       </w:r>
       <w:r>
@@ -17858,6 +17882,7 @@
         <w:rPr>
           <w:rFonts w:ascii="Times New Roman" w:eastAsia="宋体" w:hAnsi="Times New Roman" w:cs="Times New Roman" w:hint="eastAsia"/>
         </w:rPr>
+        <w:lastRenderedPageBreak/>
         <w:t>绘制连接地形支持铁路</w:t>
       </w:r>
     </w:p>
@@ -17876,7 +17901,6 @@
         <w:rPr>
           <w:rFonts w:ascii="Times New Roman" w:eastAsia="宋体" w:hAnsi="Times New Roman" w:cs="Times New Roman" w:hint="eastAsia"/>
         </w:rPr>
-        <w:lastRenderedPageBreak/>
         <w:t>支持</w:t>
       </w:r>
       <w:r>
@@ -18877,6 +18901,7 @@
         <w:rPr>
           <w:rFonts w:ascii="Times New Roman" w:eastAsia="宋体" w:hAnsi="Times New Roman" w:cs="Times New Roman" w:hint="eastAsia"/>
         </w:rPr>
+        <w:lastRenderedPageBreak/>
         <w:t>优化绘制连接地形的性能与内存占用</w:t>
       </w:r>
     </w:p>
@@ -18895,7 +18920,6 @@
         <w:rPr>
           <w:rFonts w:ascii="Times New Roman" w:eastAsia="宋体" w:hAnsi="Times New Roman" w:cs="Times New Roman" w:hint="eastAsia"/>
         </w:rPr>
-        <w:lastRenderedPageBreak/>
         <w:t>支持使用独立的进程存储游戏图像，以节约内存占用，详见</w:t>
       </w:r>
       <w:r>
@@ -19873,6 +19897,7 @@
         <w:rPr>
           <w:rFonts w:ascii="Times New Roman" w:eastAsia="宋体" w:hAnsi="Times New Roman" w:cs="Times New Roman" w:hint="eastAsia"/>
         </w:rPr>
+        <w:lastRenderedPageBreak/>
         <w:t>物品浏览器支持查看预览图</w:t>
       </w:r>
       <w:r>
@@ -19897,7 +19922,6 @@
         <w:rPr>
           <w:rFonts w:ascii="Times New Roman" w:eastAsia="宋体" w:hAnsi="Times New Roman" w:cs="Times New Roman" w:hint="eastAsia"/>
         </w:rPr>
-        <w:lastRenderedPageBreak/>
         <w:t>thumbnails</w:t>
       </w:r>
       <w:r>
@@ -20895,6 +20919,7 @@
         <w:rPr>
           <w:rFonts w:ascii="Times New Roman" w:eastAsia="宋体" w:hAnsi="Times New Roman" w:cs="Times New Roman" w:hint="eastAsia"/>
         </w:rPr>
+        <w:lastRenderedPageBreak/>
         <w:t>修复下拉菜单部分情况下选择失效的</w:t>
       </w:r>
       <w:r>
@@ -20919,7 +20944,6 @@
         <w:rPr>
           <w:rFonts w:ascii="Times New Roman" w:eastAsia="宋体" w:hAnsi="Times New Roman" w:cs="Times New Roman" w:hint="eastAsia"/>
         </w:rPr>
-        <w:lastRenderedPageBreak/>
         <w:t>修复下拉菜单自动搜索部分情况下异常被禁用的</w:t>
       </w:r>
       <w:r>
@@ -21862,6 +21886,7 @@
         <w:rPr>
           <w:rFonts w:ascii="Times New Roman" w:eastAsia="宋体" w:hAnsi="Times New Roman" w:cs="Times New Roman" w:hint="eastAsia"/>
         </w:rPr>
+        <w:lastRenderedPageBreak/>
         <w:t>修复了光照沙盒开启时，内存占用异常增高的</w:t>
       </w:r>
       <w:r>
@@ -21886,7 +21911,6 @@
         <w:rPr>
           <w:rFonts w:ascii="Times New Roman" w:eastAsia="宋体" w:hAnsi="Times New Roman" w:cs="Times New Roman" w:hint="eastAsia"/>
         </w:rPr>
-        <w:lastRenderedPageBreak/>
         <w:t>修复了触发、小队等名称中数字部分超过</w:t>
       </w:r>
       <w:r>
@@ -22837,6 +22861,7 @@
           <w:sz w:val="28"/>
           <w:szCs w:val="32"/>
         </w:rPr>
+        <w:lastRenderedPageBreak/>
         <w:t>1.0.5 (2025.02.24)</w:t>
       </w:r>
     </w:p>
@@ -22855,7 +22880,6 @@
         <w:rPr>
           <w:rFonts w:ascii="Times New Roman" w:eastAsia="宋体" w:hAnsi="Times New Roman" w:cs="Times New Roman" w:hint="eastAsia"/>
         </w:rPr>
-        <w:lastRenderedPageBreak/>
         <w:t>优化了</w:t>
       </w:r>
       <w:r>
@@ -23856,6 +23880,7 @@
         <w:rPr>
           <w:rFonts w:ascii="Times New Roman" w:eastAsia="宋体" w:hAnsi="Times New Roman" w:cs="Times New Roman" w:hint="eastAsia"/>
         </w:rPr>
+        <w:lastRenderedPageBreak/>
         <w:t>LAT</w:t>
       </w:r>
       <w:r>
@@ -23916,14 +23941,7 @@
         <w:rPr>
           <w:rFonts w:ascii="Times New Roman" w:eastAsia="宋体" w:hAnsi="Times New Roman" w:cs="Times New Roman" w:hint="eastAsia"/>
         </w:rPr>
-        <w:t>禁用搜索</w:t>
-      </w:r>
-      <w:r>
-        <w:rPr>
-          <w:rFonts w:ascii="Times New Roman" w:eastAsia="宋体" w:hAnsi="Times New Roman" w:cs="Times New Roman" w:hint="eastAsia"/>
-        </w:rPr>
-        <w:lastRenderedPageBreak/>
-        <w:t>功能以提升性能</w:t>
+        <w:t>禁用搜索功能以提升性能</w:t>
       </w:r>
     </w:p>
     <w:p>
@@ -25017,7 +25035,14 @@
         <w:rPr>
           <w:rFonts w:ascii="Times New Roman" w:eastAsia="宋体" w:hAnsi="Times New Roman" w:cs="Times New Roman" w:hint="eastAsia"/>
         </w:rPr>
-        <w:t>，用于路径点与数字互转，详见</w:t>
+        <w:t>，用于路径点</w:t>
+      </w:r>
+      <w:r>
+        <w:rPr>
+          <w:rFonts w:ascii="Times New Roman" w:eastAsia="宋体" w:hAnsi="Times New Roman" w:cs="Times New Roman" w:hint="eastAsia"/>
+        </w:rPr>
+        <w:lastRenderedPageBreak/>
+        <w:t>与数字互转，详见</w:t>
       </w:r>
       <w:r>
         <w:rPr>
@@ -25061,7 +25086,6 @@
           <w:sz w:val="28"/>
           <w:szCs w:val="32"/>
         </w:rPr>
-        <w:lastRenderedPageBreak/>
         <w:t>FA2SP HDM Edition</w:t>
       </w:r>
       <w:r>
@@ -25594,6 +25618,7 @@
         <w:rPr>
           <w:rFonts w:ascii="Times New Roman" w:eastAsia="宋体" w:hAnsi="Times New Roman" w:cs="Times New Roman" w:hint="eastAsia"/>
         </w:rPr>
+        <w:lastRenderedPageBreak/>
         <w:t>小队列表：位于地形浏览器的菜单栏中</w:t>
       </w:r>
     </w:p>
@@ -25608,7 +25633,6 @@
         <w:rPr>
           <w:rFonts w:ascii="Times New Roman" w:eastAsia="宋体" w:hAnsi="Times New Roman" w:cs="Times New Roman" w:hint="eastAsia"/>
         </w:rPr>
-        <w:lastRenderedPageBreak/>
         <w:t>特遣列表：位于地形浏览器的菜单栏中</w:t>
       </w:r>
     </w:p>
@@ -26145,14 +26169,14 @@
         <w:rPr>
           <w:rFonts w:ascii="Times New Roman" w:eastAsia="宋体" w:hAnsi="Times New Roman" w:cs="Times New Roman" w:hint="eastAsia"/>
         </w:rPr>
-        <w:t>，将触发设置、事件设置、行为设置集中显示在同一页面下，同时以列表状态显示事件与行为，可以显示当前事件或行</w:t>
+        <w:t>，将触发设置、事件设置、行为设</w:t>
       </w:r>
       <w:r>
         <w:rPr>
           <w:rFonts w:ascii="Times New Roman" w:eastAsia="宋体" w:hAnsi="Times New Roman" w:cs="Times New Roman" w:hint="eastAsia"/>
         </w:rPr>
         <w:lastRenderedPageBreak/>
-        <w:t>为的全部参数列表</w:t>
+        <w:t>置集中显示在同一页面下，同时以列表状态显示事件与行为，可以显示当前事件或行为的全部参数列表</w:t>
       </w:r>
     </w:p>
     <w:p>
@@ -26690,6 +26714,7 @@
         <w:rPr>
           <w:rFonts w:ascii="Times New Roman" w:eastAsia="宋体" w:hAnsi="Times New Roman" w:cs="Times New Roman" w:hint="eastAsia"/>
         </w:rPr>
+        <w:lastRenderedPageBreak/>
         <w:t>步兵子单元格：可以正常显示</w:t>
       </w:r>
       <w:r>
@@ -26702,14 +26727,7 @@
         <w:rPr>
           <w:rFonts w:ascii="Times New Roman" w:eastAsia="宋体" w:hAnsi="Times New Roman" w:cs="Times New Roman" w:hint="eastAsia"/>
         </w:rPr>
-        <w:t>号位（游戏中单元格中下位置）的步兵，同时允</w:t>
-      </w:r>
-      <w:r>
-        <w:rPr>
-          <w:rFonts w:ascii="Times New Roman" w:eastAsia="宋体" w:hAnsi="Times New Roman" w:cs="Times New Roman" w:hint="eastAsia"/>
-        </w:rPr>
-        <w:lastRenderedPageBreak/>
-        <w:t>许对步兵进行子单元格编辑，如指定步兵放置的位置，或者拖拽步兵的位置</w:t>
+        <w:t>号位（游戏中单元格中下位置）的步兵，同时允许对步兵进行子单元格编辑，如指定步兵放置的位置，或者拖拽步兵的位置</w:t>
       </w:r>
       <w:r>
         <w:rPr>

--- a/Supplementary/文档/FA2SP HDM Edition说明文档.docx
+++ b/Supplementary/文档/FA2SP HDM Edition说明文档.docx
@@ -466,6 +466,54 @@
         <w:pStyle w:val="a9"/>
         <w:numPr>
           <w:ilvl w:val="0"/>
+          <w:numId w:val="11"/>
+        </w:numPr>
+        <w:rPr>
+          <w:rFonts w:ascii="Times New Roman" w:eastAsia="宋体" w:hAnsi="Times New Roman" w:cs="Times New Roman"/>
+        </w:rPr>
+      </w:pPr>
+      <w:r>
+        <w:rPr>
+          <w:rFonts w:ascii="Times New Roman" w:eastAsia="宋体" w:hAnsi="Times New Roman" w:cs="Times New Roman" w:hint="eastAsia"/>
+        </w:rPr>
+        <w:t>修复建筑选项窗口</w:t>
+      </w:r>
+      <w:r>
+        <w:rPr>
+          <w:rFonts w:ascii="Times New Roman" w:eastAsia="宋体" w:hAnsi="Times New Roman" w:cs="Times New Roman" w:hint="eastAsia"/>
+        </w:rPr>
+        <w:t>-&gt;</w:t>
+      </w:r>
+      <w:r>
+        <w:rPr>
+          <w:rFonts w:ascii="Times New Roman" w:eastAsia="宋体" w:hAnsi="Times New Roman" w:cs="Times New Roman" w:hint="eastAsia"/>
+        </w:rPr>
+        <w:t>组件没有</w:t>
+      </w:r>
+      <w:r>
+        <w:rPr>
+          <w:rFonts w:ascii="Times New Roman" w:eastAsia="宋体" w:hAnsi="Times New Roman" w:cs="Times New Roman" w:hint="eastAsia"/>
+        </w:rPr>
+        <w:t>"None"</w:t>
+      </w:r>
+      <w:r>
+        <w:rPr>
+          <w:rFonts w:ascii="Times New Roman" w:eastAsia="宋体" w:hAnsi="Times New Roman" w:cs="Times New Roman" w:hint="eastAsia"/>
+        </w:rPr>
+        <w:t>选项的</w:t>
+      </w:r>
+      <w:r>
+        <w:rPr>
+          <w:rFonts w:ascii="Times New Roman" w:eastAsia="宋体" w:hAnsi="Times New Roman" w:cs="Times New Roman" w:hint="eastAsia"/>
+        </w:rPr>
+        <w:t>bug</w:t>
+      </w:r>
+    </w:p>
+    <w:p>
+      <w:pPr>
+        <w:pStyle w:val="a9"/>
+        <w:numPr>
+          <w:ilvl w:val="0"/>
           <w:numId w:val="10"/>
         </w:numPr>
         <w:rPr>
@@ -1024,6 +1072,7 @@
         <w:rPr>
           <w:rFonts w:ascii="Times New Roman" w:eastAsia="宋体" w:hAnsi="Times New Roman" w:cs="Times New Roman" w:hint="eastAsia"/>
         </w:rPr>
+        <w:lastRenderedPageBreak/>
         <w:t>新增</w:t>
       </w:r>
       <w:r>
@@ -1066,7 +1115,6 @@
         <w:rPr>
           <w:rFonts w:ascii="Times New Roman" w:eastAsia="宋体" w:hAnsi="Times New Roman" w:cs="Times New Roman" w:hint="eastAsia"/>
         </w:rPr>
-        <w:lastRenderedPageBreak/>
         <w:t>修复改变地图大小后建筑灯光没有刷新的</w:t>
       </w:r>
       <w:r>
@@ -1915,7 +1963,14 @@
         <w:rPr>
           <w:rFonts w:ascii="Times New Roman" w:eastAsia="宋体" w:hAnsi="Times New Roman" w:cs="Times New Roman" w:hint="eastAsia"/>
         </w:rPr>
-        <w:t>感知时，使地图视图默认匹配系统缩放比例</w:t>
+        <w:t>感知时，使地图视图默认匹配系</w:t>
+      </w:r>
+      <w:r>
+        <w:rPr>
+          <w:rFonts w:ascii="Times New Roman" w:eastAsia="宋体" w:hAnsi="Times New Roman" w:cs="Times New Roman" w:hint="eastAsia"/>
+        </w:rPr>
+        <w:lastRenderedPageBreak/>
+        <w:t>统缩放比例</w:t>
       </w:r>
       <w:r>
         <w:rPr>
@@ -1945,7 +2000,6 @@
         <w:rPr>
           <w:rFonts w:ascii="Times New Roman" w:eastAsia="宋体" w:hAnsi="Times New Roman" w:cs="Times New Roman" w:hint="eastAsia"/>
         </w:rPr>
-        <w:lastRenderedPageBreak/>
         <w:t>增加</w:t>
       </w:r>
       <w:r>
@@ -3014,6 +3068,7 @@
         <w:rPr>
           <w:rFonts w:ascii="Times New Roman" w:eastAsia="宋体" w:hAnsi="Times New Roman" w:cs="Times New Roman" w:hint="eastAsia"/>
         </w:rPr>
+        <w:lastRenderedPageBreak/>
         <w:t>范围查看支持查看指示者与抑制者范围</w:t>
       </w:r>
     </w:p>
@@ -3032,7 +3087,6 @@
         <w:rPr>
           <w:rFonts w:ascii="Times New Roman" w:eastAsia="宋体" w:hAnsi="Times New Roman" w:cs="Times New Roman" w:hint="eastAsia"/>
         </w:rPr>
-        <w:lastRenderedPageBreak/>
         <w:t>若地图类型对应后缀的地形对象或污染文件不存在，会加载</w:t>
       </w:r>
       <w:r>
@@ -3872,6 +3926,7 @@
         <w:rPr>
           <w:rFonts w:ascii="Times New Roman" w:eastAsia="宋体" w:hAnsi="Times New Roman" w:cs="Times New Roman" w:hint="eastAsia"/>
         </w:rPr>
+        <w:lastRenderedPageBreak/>
         <w:t>修复当副屏在主屏幕左侧或上侧时的显示</w:t>
       </w:r>
       <w:r>
@@ -3896,7 +3951,6 @@
         <w:rPr>
           <w:rFonts w:ascii="Times New Roman" w:eastAsia="宋体" w:hAnsi="Times New Roman" w:cs="Times New Roman" w:hint="eastAsia"/>
         </w:rPr>
-        <w:lastRenderedPageBreak/>
         <w:t>自定义</w:t>
       </w:r>
       <w:r>
@@ -4835,6 +4889,7 @@
         <w:rPr>
           <w:rFonts w:ascii="Times New Roman" w:eastAsia="宋体" w:hAnsi="Times New Roman" w:cs="Times New Roman" w:hint="eastAsia"/>
         </w:rPr>
+        <w:lastRenderedPageBreak/>
         <w:t>修复绘制连接地形绘制悬崖时悬崖补角高度不正确的</w:t>
       </w:r>
       <w:r>
@@ -4859,7 +4914,6 @@
         <w:rPr>
           <w:rFonts w:ascii="Times New Roman" w:eastAsia="宋体" w:hAnsi="Times New Roman" w:cs="Times New Roman" w:hint="eastAsia"/>
         </w:rPr>
-        <w:lastRenderedPageBreak/>
         <w:t>优化效率和稳定性</w:t>
       </w:r>
     </w:p>
@@ -5778,6 +5832,7 @@
         <w:rPr>
           <w:rFonts w:ascii="Times New Roman" w:eastAsia="宋体" w:hAnsi="Times New Roman" w:cs="Times New Roman" w:hint="eastAsia"/>
         </w:rPr>
+        <w:lastRenderedPageBreak/>
         <w:t>重置工具栏，添加更多按钮，使用了</w:t>
       </w:r>
       <w:r>
@@ -5817,7 +5872,6 @@
         <w:rPr>
           <w:rFonts w:ascii="Times New Roman" w:eastAsia="宋体" w:hAnsi="Times New Roman" w:cs="Times New Roman" w:hint="eastAsia"/>
         </w:rPr>
-        <w:lastRenderedPageBreak/>
         <w:t>小地图支持缩放</w:t>
       </w:r>
     </w:p>
@@ -6936,6 +6990,7 @@
           <w:kern w:val="0"/>
           <w14:ligatures w14:val="none"/>
         </w:rPr>
+        <w:lastRenderedPageBreak/>
         <w:t>优化灯光建筑算法</w:t>
       </w:r>
     </w:p>
@@ -6958,7 +7013,6 @@
           <w:kern w:val="0"/>
           <w14:ligatures w14:val="none"/>
         </w:rPr>
-        <w:lastRenderedPageBreak/>
         <w:t>修复部分建筑炮管无法加载的</w:t>
       </w:r>
       <w:r>
@@ -8057,6 +8111,7 @@
         <w:rPr>
           <w:rFonts w:ascii="Times New Roman" w:eastAsia="宋体" w:hAnsi="Times New Roman" w:cs="Times New Roman" w:hint="eastAsia"/>
         </w:rPr>
+        <w:lastRenderedPageBreak/>
         <w:t>触发编辑器的</w:t>
       </w:r>
       <w:r>
@@ -8099,7 +8154,6 @@
         <w:rPr>
           <w:rFonts w:ascii="Times New Roman" w:eastAsia="宋体" w:hAnsi="Times New Roman" w:cs="Times New Roman" w:hint="eastAsia"/>
         </w:rPr>
-        <w:lastRenderedPageBreak/>
         <w:t>触发编辑器的事件列表支持多选</w:t>
       </w:r>
     </w:p>
@@ -9036,6 +9090,7 @@
         <w:rPr>
           <w:rFonts w:ascii="Times New Roman" w:eastAsia="宋体" w:hAnsi="Times New Roman" w:cs="Times New Roman" w:hint="eastAsia"/>
         </w:rPr>
+        <w:lastRenderedPageBreak/>
         <w:t>支持为无图像单位显示缺省图像，详见</w:t>
       </w:r>
       <w:r>
@@ -9060,7 +9115,6 @@
         <w:rPr>
           <w:rFonts w:ascii="Times New Roman" w:eastAsia="宋体" w:hAnsi="Times New Roman" w:cs="Times New Roman" w:hint="eastAsia"/>
         </w:rPr>
-        <w:lastRenderedPageBreak/>
         <w:t>支持</w:t>
       </w:r>
       <w:r>
@@ -10137,6 +10191,7 @@
         <w:rPr>
           <w:rFonts w:ascii="Times New Roman" w:eastAsia="宋体" w:hAnsi="Times New Roman" w:cs="Times New Roman" w:hint="eastAsia"/>
         </w:rPr>
+        <w:lastRenderedPageBreak/>
         <w:t>InGameDisplay.Shadow.OnGround</w:t>
       </w:r>
     </w:p>
@@ -10155,7 +10210,6 @@
         <w:rPr>
           <w:rFonts w:ascii="Times New Roman" w:eastAsia="宋体" w:hAnsi="Times New Roman" w:cs="Times New Roman" w:hint="eastAsia"/>
         </w:rPr>
-        <w:lastRenderedPageBreak/>
         <w:t>JumpJet</w:t>
       </w:r>
       <w:r>
@@ -11230,6 +11284,7 @@
         <w:rPr>
           <w:rFonts w:ascii="Times New Roman" w:eastAsia="宋体" w:hAnsi="Times New Roman" w:cs="Times New Roman" w:hint="eastAsia"/>
         </w:rPr>
+        <w:lastRenderedPageBreak/>
         <w:t>修复了部分情况下无法加载建筑火焰的</w:t>
       </w:r>
       <w:r>
@@ -11254,7 +11309,6 @@
         <w:rPr>
           <w:rFonts w:ascii="Times New Roman" w:eastAsia="宋体" w:hAnsi="Times New Roman" w:cs="Times New Roman" w:hint="eastAsia"/>
         </w:rPr>
-        <w:lastRenderedPageBreak/>
         <w:t>微调了地图渲染器的边缘坐标</w:t>
       </w:r>
     </w:p>
@@ -12245,6 +12299,7 @@
         <w:rPr>
           <w:rFonts w:ascii="Times New Roman" w:eastAsia="宋体" w:hAnsi="Times New Roman" w:cs="Times New Roman" w:hint="eastAsia"/>
         </w:rPr>
+        <w:lastRenderedPageBreak/>
         <w:t>修复语言设置只支持</w:t>
       </w:r>
       <w:r>
@@ -12281,7 +12336,6 @@
         <w:rPr>
           <w:rFonts w:ascii="Times New Roman" w:eastAsia="宋体" w:hAnsi="Times New Roman" w:cs="Times New Roman" w:hint="eastAsia"/>
         </w:rPr>
-        <w:lastRenderedPageBreak/>
         <w:t>支持翻译任意</w:t>
       </w:r>
       <w:r>
@@ -13445,6 +13499,7 @@
         <w:rPr>
           <w:rFonts w:ascii="Times New Roman" w:eastAsia="宋体" w:hAnsi="Times New Roman" w:cs="Times New Roman" w:hint="eastAsia"/>
         </w:rPr>
+        <w:lastRenderedPageBreak/>
         <w:t>修复抬升</w:t>
       </w:r>
       <w:r>
@@ -13493,7 +13548,6 @@
         <w:rPr>
           <w:rFonts w:ascii="Times New Roman" w:eastAsia="宋体" w:hAnsi="Times New Roman" w:cs="Times New Roman" w:hint="eastAsia"/>
         </w:rPr>
-        <w:lastRenderedPageBreak/>
         <w:t>支持破损建筑的火焰效果显示</w:t>
       </w:r>
     </w:p>
@@ -14620,6 +14674,7 @@
         <w:rPr>
           <w:rFonts w:ascii="Times New Roman" w:eastAsia="宋体" w:hAnsi="Times New Roman" w:cs="Times New Roman" w:hint="eastAsia"/>
         </w:rPr>
+        <w:lastRenderedPageBreak/>
         <w:t>新增</w:t>
       </w:r>
       <w:r>
@@ -14686,7 +14741,6 @@
         <w:rPr>
           <w:rFonts w:ascii="Times New Roman" w:eastAsia="宋体" w:hAnsi="Times New Roman" w:cs="Times New Roman" w:hint="eastAsia"/>
         </w:rPr>
-        <w:lastRenderedPageBreak/>
         <w:t>作战小队编辑器新增跳转按钮，可以跳转至对应的特遣部队、脚本、标签（实际为寻找对应触发）</w:t>
       </w:r>
     </w:p>
@@ -15641,6 +15695,7 @@
         <w:rPr>
           <w:rFonts w:ascii="Times New Roman" w:eastAsia="宋体" w:hAnsi="Times New Roman" w:cs="Times New Roman" w:hint="eastAsia"/>
         </w:rPr>
+        <w:lastRenderedPageBreak/>
         <w:t>优化</w:t>
       </w:r>
       <w:r>
@@ -15671,7 +15726,6 @@
         <w:rPr>
           <w:rFonts w:ascii="Times New Roman" w:eastAsia="宋体" w:hAnsi="Times New Roman" w:cs="Times New Roman" w:hint="eastAsia"/>
         </w:rPr>
-        <w:lastRenderedPageBreak/>
         <w:t>修复调整地图大小后隧道位置错误的</w:t>
       </w:r>
       <w:r>
@@ -16734,6 +16788,7 @@
         <w:rPr>
           <w:rFonts w:ascii="Times New Roman" w:eastAsia="宋体" w:hAnsi="Times New Roman" w:cs="Times New Roman" w:hint="eastAsia"/>
         </w:rPr>
+        <w:lastRenderedPageBreak/>
         <w:t>修复改变地图大小时基地节点、污染可能错位的</w:t>
       </w:r>
       <w:r>
@@ -16758,7 +16813,6 @@
         <w:rPr>
           <w:rFonts w:ascii="Times New Roman" w:eastAsia="宋体" w:hAnsi="Times New Roman" w:cs="Times New Roman" w:hint="eastAsia"/>
         </w:rPr>
-        <w:lastRenderedPageBreak/>
         <w:t>修复在摆放过建筑后改变地图大小时弹框的</w:t>
       </w:r>
       <w:r>
@@ -17863,6 +17917,7 @@
         <w:rPr>
           <w:rFonts w:ascii="Times New Roman" w:eastAsia="宋体" w:hAnsi="Times New Roman" w:cs="Times New Roman" w:hint="eastAsia"/>
         </w:rPr>
+        <w:lastRenderedPageBreak/>
         <w:t>支持自定义</w:t>
       </w:r>
       <w:r>
@@ -17899,7 +17954,6 @@
         <w:rPr>
           <w:rFonts w:ascii="Times New Roman" w:eastAsia="宋体" w:hAnsi="Times New Roman" w:cs="Times New Roman" w:hint="eastAsia"/>
         </w:rPr>
-        <w:lastRenderedPageBreak/>
         <w:t>支持建筑动画的</w:t>
       </w:r>
       <w:r>
@@ -18906,6 +18960,7 @@
         <w:rPr>
           <w:rFonts w:ascii="Times New Roman" w:eastAsia="宋体" w:hAnsi="Times New Roman" w:cs="Times New Roman" w:hint="eastAsia"/>
         </w:rPr>
+        <w:lastRenderedPageBreak/>
         <w:t>修复地形浏览器显示</w:t>
       </w:r>
       <w:r>
@@ -18942,7 +18997,6 @@
         <w:rPr>
           <w:rFonts w:ascii="Times New Roman" w:eastAsia="宋体" w:hAnsi="Times New Roman" w:cs="Times New Roman" w:hint="eastAsia"/>
         </w:rPr>
-        <w:lastRenderedPageBreak/>
         <w:t>优化地形浏览器渲染，减少部分地形的黑边</w:t>
       </w:r>
     </w:p>
@@ -19896,7 +19950,14 @@
         <w:rPr>
           <w:rFonts w:ascii="Times New Roman" w:eastAsia="宋体" w:hAnsi="Times New Roman" w:cs="Times New Roman" w:hint="eastAsia"/>
         </w:rPr>
-        <w:t>变量间计算</w:t>
+        <w:t>变量间计</w:t>
+      </w:r>
+      <w:r>
+        <w:rPr>
+          <w:rFonts w:ascii="Times New Roman" w:eastAsia="宋体" w:hAnsi="Times New Roman" w:cs="Times New Roman" w:hint="eastAsia"/>
+        </w:rPr>
+        <w:lastRenderedPageBreak/>
+        <w:t>算</w:t>
       </w:r>
       <w:r>
         <w:rPr>
@@ -19944,7 +20005,6 @@
         <w:rPr>
           <w:rFonts w:ascii="Times New Roman" w:eastAsia="宋体" w:hAnsi="Times New Roman" w:cs="Times New Roman" w:hint="eastAsia"/>
         </w:rPr>
-        <w:lastRenderedPageBreak/>
         <w:t>粘贴选项新增“粘贴区域描边”，可以控制是否显示描边</w:t>
       </w:r>
     </w:p>
@@ -20942,7 +21002,14 @@
         <w:rPr>
           <w:rFonts w:ascii="Times New Roman" w:eastAsia="宋体" w:hAnsi="Times New Roman" w:cs="Times New Roman" w:hint="eastAsia"/>
         </w:rPr>
-        <w:t>，固定在栈上分配内存，可以在提升稳定性的同时避免过大的内存开销</w:t>
+        <w:t>，固定在栈上分</w:t>
+      </w:r>
+      <w:r>
+        <w:rPr>
+          <w:rFonts w:ascii="Times New Roman" w:eastAsia="宋体" w:hAnsi="Times New Roman" w:cs="Times New Roman" w:hint="eastAsia"/>
+        </w:rPr>
+        <w:lastRenderedPageBreak/>
+        <w:t>配内存，可以在提升稳定性的同时避免过大的内存开销</w:t>
       </w:r>
     </w:p>
     <w:p>
@@ -20960,7 +21027,6 @@
         <w:rPr>
           <w:rFonts w:ascii="Times New Roman" w:eastAsia="宋体" w:hAnsi="Times New Roman" w:cs="Times New Roman" w:hint="eastAsia"/>
         </w:rPr>
-        <w:lastRenderedPageBreak/>
         <w:t>CSF</w:t>
       </w:r>
       <w:r>
@@ -21879,6 +21945,7 @@
         <w:rPr>
           <w:rFonts w:ascii="Times New Roman" w:eastAsia="宋体" w:hAnsi="Times New Roman" w:cs="Times New Roman" w:hint="eastAsia"/>
         </w:rPr>
+        <w:lastRenderedPageBreak/>
         <w:t>创建新地图</w:t>
       </w:r>
       <w:r>
@@ -21909,7 +21976,6 @@
         <w:rPr>
           <w:rFonts w:ascii="Times New Roman" w:eastAsia="宋体" w:hAnsi="Times New Roman" w:cs="Times New Roman" w:hint="eastAsia"/>
         </w:rPr>
-        <w:lastRenderedPageBreak/>
         <w:t>修复了当建筑位置位于地图外时崩溃的</w:t>
       </w:r>
       <w:r>
@@ -22882,7 +22948,14 @@
         <w:rPr>
           <w:rFonts w:ascii="Times New Roman" w:eastAsia="宋体" w:hAnsi="Times New Roman" w:cs="Times New Roman" w:hint="eastAsia"/>
         </w:rPr>
-        <w:t>在放置地形、生成海岸、抬升地表、粘贴地形时</w:t>
+        <w:t>在放置地形、生成海岸、抬升地表、粘贴地</w:t>
+      </w:r>
+      <w:r>
+        <w:rPr>
+          <w:rFonts w:ascii="Times New Roman" w:eastAsia="宋体" w:hAnsi="Times New Roman" w:cs="Times New Roman" w:hint="eastAsia"/>
+        </w:rPr>
+        <w:lastRenderedPageBreak/>
+        <w:t>形时</w:t>
       </w:r>
       <w:r>
         <w:rPr>
@@ -22912,7 +22985,6 @@
         <w:rPr>
           <w:rFonts w:ascii="Times New Roman" w:eastAsia="宋体" w:hAnsi="Times New Roman" w:cs="Times New Roman" w:hint="eastAsia"/>
         </w:rPr>
-        <w:lastRenderedPageBreak/>
         <w:t>修复由地形自定义色盘导致的部分地形显示</w:t>
       </w:r>
       <w:r>
@@ -23939,6 +24011,7 @@
           <w:sz w:val="28"/>
           <w:szCs w:val="32"/>
         </w:rPr>
+        <w:lastRenderedPageBreak/>
         <w:t>1.0.3 (2025.02.08)</w:t>
       </w:r>
     </w:p>
@@ -23957,7 +24030,6 @@
         <w:rPr>
           <w:rFonts w:ascii="Times New Roman" w:eastAsia="宋体" w:hAnsi="Times New Roman" w:cs="Times New Roman" w:hint="eastAsia"/>
         </w:rPr>
-        <w:lastRenderedPageBreak/>
         <w:t>修复了在开启自动海岸的情况下，放置地形会导致笔刷边缘区域进行不必要的</w:t>
       </w:r>
       <w:r>
@@ -25016,6 +25088,7 @@
         <w:rPr>
           <w:rFonts w:ascii="Times New Roman" w:eastAsia="宋体" w:hAnsi="Times New Roman" w:cs="Times New Roman" w:hint="eastAsia"/>
         </w:rPr>
+        <w:lastRenderedPageBreak/>
         <w:t>true</w:t>
       </w:r>
       <w:r>
@@ -25094,7 +25167,6 @@
         <w:rPr>
           <w:rFonts w:ascii="Times New Roman" w:eastAsia="宋体" w:hAnsi="Times New Roman" w:cs="Times New Roman" w:hint="eastAsia"/>
         </w:rPr>
-        <w:lastRenderedPageBreak/>
         <w:t>新增两项工具脚本函数：</w:t>
       </w:r>
       <w:r>
@@ -25667,7 +25739,14 @@
         <w:rPr>
           <w:rFonts w:ascii="Times New Roman" w:eastAsia="宋体" w:hAnsi="Times New Roman" w:cs="Times New Roman" w:hint="eastAsia"/>
         </w:rPr>
-        <w:t>图层中，可以设置多种条件，仅显示符合条件的对象</w:t>
+        <w:t>图层中，可</w:t>
+      </w:r>
+      <w:r>
+        <w:rPr>
+          <w:rFonts w:ascii="Times New Roman" w:eastAsia="宋体" w:hAnsi="Times New Roman" w:cs="Times New Roman" w:hint="eastAsia"/>
+        </w:rPr>
+        <w:lastRenderedPageBreak/>
+        <w:t>以设置多种条件，仅显示符合条件的对象</w:t>
       </w:r>
     </w:p>
     <w:p>
@@ -25695,7 +25774,6 @@
         <w:rPr>
           <w:rFonts w:ascii="Times New Roman" w:eastAsia="宋体" w:hAnsi="Times New Roman" w:cs="Times New Roman" w:hint="eastAsia"/>
         </w:rPr>
-        <w:lastRenderedPageBreak/>
         <w:t>小队列表：位于地形浏览器的菜单栏中</w:t>
       </w:r>
     </w:p>
@@ -26220,7 +26298,14 @@
         <w:rPr>
           <w:rFonts w:ascii="Times New Roman" w:eastAsia="宋体" w:hAnsi="Times New Roman" w:cs="Times New Roman" w:hint="eastAsia"/>
         </w:rPr>
-        <w:t>取消选择：右键取消物品浏览器的选择项时，不会回到最上方，而是回到当前项的父节点</w:t>
+        <w:t>取消选择：右键取消物品浏览器的选择项时，不会回到最上方，而是回到当前项</w:t>
+      </w:r>
+      <w:r>
+        <w:rPr>
+          <w:rFonts w:ascii="Times New Roman" w:eastAsia="宋体" w:hAnsi="Times New Roman" w:cs="Times New Roman" w:hint="eastAsia"/>
+        </w:rPr>
+        <w:lastRenderedPageBreak/>
+        <w:t>的父节点</w:t>
       </w:r>
     </w:p>
     <w:p>
@@ -26246,14 +26331,532 @@
         <w:rPr>
           <w:rFonts w:ascii="Times New Roman" w:eastAsia="宋体" w:hAnsi="Times New Roman" w:cs="Times New Roman" w:hint="eastAsia"/>
         </w:rPr>
-        <w:t>，将触发设置、事件设置、行为设</w:t>
-      </w:r>
+        <w:t>，将触发设置、事件设置、行为设置集中显示在同一页面下，同时以列表状态显示事件与行为，可以显示当前事件或行为的全部参数列表</w:t>
+      </w:r>
+    </w:p>
+    <w:p>
+      <w:pPr>
+        <w:ind w:firstLineChars="200" w:firstLine="440"/>
+        <w:rPr>
+          <w:rFonts w:ascii="Times New Roman" w:eastAsia="宋体" w:hAnsi="Times New Roman" w:cs="Times New Roman"/>
+        </w:rPr>
+      </w:pPr>
+      <w:r>
+        <w:rPr>
+          <w:rFonts w:ascii="Times New Roman" w:eastAsia="宋体" w:hAnsi="Times New Roman" w:cs="Times New Roman" w:hint="eastAsia"/>
+        </w:rPr>
+        <w:t>动作脚本：完全重写的编辑器，拥有更加高效的</w:t>
+      </w:r>
+      <w:r>
+        <w:rPr>
+          <w:rFonts w:ascii="Times New Roman" w:eastAsia="宋体" w:hAnsi="Times New Roman" w:cs="Times New Roman" w:hint="eastAsia"/>
+        </w:rPr>
+        <w:t>UI</w:t>
+      </w:r>
+      <w:r>
+        <w:rPr>
+          <w:rFonts w:ascii="Times New Roman" w:eastAsia="宋体" w:hAnsi="Times New Roman" w:cs="Times New Roman" w:hint="eastAsia"/>
+        </w:rPr>
+        <w:t>界面，同时对于额外参数的支持更加全面</w:t>
+      </w:r>
+    </w:p>
+    <w:p>
+      <w:pPr>
+        <w:ind w:firstLineChars="200" w:firstLine="440"/>
+        <w:rPr>
+          <w:rFonts w:ascii="Times New Roman" w:eastAsia="宋体" w:hAnsi="Times New Roman" w:cs="Times New Roman"/>
+        </w:rPr>
+      </w:pPr>
+      <w:r>
+        <w:rPr>
+          <w:rFonts w:ascii="Times New Roman" w:eastAsia="宋体" w:hAnsi="Times New Roman" w:cs="Times New Roman" w:hint="eastAsia"/>
+        </w:rPr>
+        <w:t>特遣部队：完全重写的编辑器</w:t>
+      </w:r>
+    </w:p>
+    <w:p>
+      <w:pPr>
+        <w:ind w:firstLineChars="200" w:firstLine="440"/>
+        <w:rPr>
+          <w:rFonts w:ascii="Times New Roman" w:eastAsia="宋体" w:hAnsi="Times New Roman" w:cs="Times New Roman"/>
+        </w:rPr>
+      </w:pPr>
+      <w:r>
+        <w:rPr>
+          <w:rFonts w:ascii="Times New Roman" w:eastAsia="宋体" w:hAnsi="Times New Roman" w:cs="Times New Roman" w:hint="eastAsia"/>
+        </w:rPr>
+        <w:t>作战小队：完全重写的编辑器，可以通过滚轮直接切换所属方、特遣、脚本等内容，而无需重复获得焦点</w:t>
+      </w:r>
+      <w:r>
+        <w:rPr>
+          <w:rFonts w:ascii="Times New Roman" w:eastAsia="宋体" w:hAnsi="Times New Roman" w:cs="Times New Roman" w:hint="eastAsia"/>
+        </w:rPr>
+        <w:t>-</w:t>
+      </w:r>
+      <w:r>
+        <w:rPr>
+          <w:rFonts w:ascii="Times New Roman" w:eastAsia="宋体" w:hAnsi="Times New Roman" w:cs="Times New Roman" w:hint="eastAsia"/>
+        </w:rPr>
+        <w:t>失去焦点的复杂操作</w:t>
+      </w:r>
+    </w:p>
+    <w:p>
+      <w:pPr>
+        <w:ind w:firstLineChars="200" w:firstLine="440"/>
+        <w:rPr>
+          <w:rFonts w:ascii="Times New Roman" w:eastAsia="宋体" w:hAnsi="Times New Roman" w:cs="Times New Roman"/>
+        </w:rPr>
+      </w:pPr>
+      <w:r>
+        <w:rPr>
+          <w:rFonts w:ascii="Times New Roman" w:eastAsia="宋体" w:hAnsi="Times New Roman" w:cs="Times New Roman" w:hint="eastAsia"/>
+        </w:rPr>
+        <w:t>AI</w:t>
+      </w:r>
+      <w:r>
+        <w:rPr>
+          <w:rFonts w:ascii="Times New Roman" w:eastAsia="宋体" w:hAnsi="Times New Roman" w:cs="Times New Roman" w:hint="eastAsia"/>
+        </w:rPr>
+        <w:t>触发编辑器：完全重写的编辑器，调整了</w:t>
+      </w:r>
+      <w:r>
+        <w:rPr>
+          <w:rFonts w:ascii="Times New Roman" w:eastAsia="宋体" w:hAnsi="Times New Roman" w:cs="Times New Roman" w:hint="eastAsia"/>
+        </w:rPr>
+        <w:t>UI</w:t>
+      </w:r>
+      <w:r>
+        <w:rPr>
+          <w:rFonts w:ascii="Times New Roman" w:eastAsia="宋体" w:hAnsi="Times New Roman" w:cs="Times New Roman" w:hint="eastAsia"/>
+        </w:rPr>
+        <w:t>界面，大幅减少了卡顿</w:t>
+      </w:r>
+    </w:p>
+    <w:p>
+      <w:pPr>
+        <w:ind w:firstLineChars="200" w:firstLine="440"/>
+        <w:rPr>
+          <w:rFonts w:ascii="Times New Roman" w:eastAsia="宋体" w:hAnsi="Times New Roman" w:cs="Times New Roman"/>
+        </w:rPr>
+      </w:pPr>
+      <w:r>
+        <w:rPr>
+          <w:rFonts w:ascii="Times New Roman" w:eastAsia="宋体" w:hAnsi="Times New Roman" w:cs="Times New Roman" w:hint="eastAsia"/>
+        </w:rPr>
+        <w:t>单人任务设置：新增了部分全局设置选项</w:t>
+      </w:r>
+    </w:p>
+    <w:p>
+      <w:pPr>
+        <w:ind w:firstLineChars="200" w:firstLine="440"/>
+        <w:rPr>
+          <w:rFonts w:ascii="Times New Roman" w:eastAsia="宋体" w:hAnsi="Times New Roman" w:cs="Times New Roman"/>
+        </w:rPr>
+      </w:pPr>
+      <w:r>
+        <w:rPr>
+          <w:rFonts w:ascii="Times New Roman" w:eastAsia="宋体" w:hAnsi="Times New Roman" w:cs="Times New Roman" w:hint="eastAsia"/>
+        </w:rPr>
+        <w:t>INI</w:t>
+      </w:r>
+      <w:r>
+        <w:rPr>
+          <w:rFonts w:ascii="Times New Roman" w:eastAsia="宋体" w:hAnsi="Times New Roman" w:cs="Times New Roman" w:hint="eastAsia"/>
+        </w:rPr>
+        <w:t>编辑器：完全重写的编辑器，使用列表显示</w:t>
+      </w:r>
+      <w:r>
+        <w:rPr>
+          <w:rFonts w:ascii="Times New Roman" w:eastAsia="宋体" w:hAnsi="Times New Roman" w:cs="Times New Roman" w:hint="eastAsia"/>
+        </w:rPr>
+        <w:t>INI</w:t>
+      </w:r>
+      <w:r>
+        <w:rPr>
+          <w:rFonts w:ascii="Times New Roman" w:eastAsia="宋体" w:hAnsi="Times New Roman" w:cs="Times New Roman" w:hint="eastAsia"/>
+        </w:rPr>
+        <w:t>小节，一个文本编辑框显示小节内的全部内容，可以直接进行任意编辑，如同使用文本编辑器一样。新增了“从文本导入”按钮，可以直接粘贴一段</w:t>
+      </w:r>
+      <w:r>
+        <w:rPr>
+          <w:rFonts w:ascii="Times New Roman" w:eastAsia="宋体" w:hAnsi="Times New Roman" w:cs="Times New Roman" w:hint="eastAsia"/>
+        </w:rPr>
+        <w:t>INI</w:t>
+      </w:r>
+      <w:r>
+        <w:rPr>
+          <w:rFonts w:ascii="Times New Roman" w:eastAsia="宋体" w:hAnsi="Times New Roman" w:cs="Times New Roman" w:hint="eastAsia"/>
+        </w:rPr>
+        <w:t>文本进行导入。</w:t>
+      </w:r>
+      <w:r>
+        <w:rPr>
+          <w:rFonts w:ascii="Times New Roman" w:eastAsia="宋体" w:hAnsi="Times New Roman" w:cs="Times New Roman" w:hint="eastAsia"/>
+        </w:rPr>
+        <w:t>INI</w:t>
+      </w:r>
+      <w:r>
+        <w:rPr>
+          <w:rFonts w:ascii="Times New Roman" w:eastAsia="宋体" w:hAnsi="Times New Roman" w:cs="Times New Roman" w:hint="eastAsia"/>
+        </w:rPr>
+        <w:t>编辑器支持缩放大小和最大化</w:t>
+      </w:r>
+      <w:r>
+        <w:rPr>
+          <w:rFonts w:ascii="Times New Roman" w:eastAsia="宋体" w:hAnsi="Times New Roman" w:cs="Times New Roman" w:hint="eastAsia"/>
+        </w:rPr>
+        <w:t>。支持编辑地图对象的小节，改动会即刻生效</w:t>
+      </w:r>
+    </w:p>
+    <w:p>
+      <w:pPr>
+        <w:ind w:firstLineChars="200" w:firstLine="440"/>
+        <w:rPr>
+          <w:rFonts w:ascii="Times New Roman" w:eastAsia="宋体" w:hAnsi="Times New Roman" w:cs="Times New Roman"/>
+        </w:rPr>
+      </w:pPr>
+      <w:r>
+        <w:rPr>
+          <w:rFonts w:ascii="Times New Roman" w:eastAsia="宋体" w:hAnsi="Times New Roman" w:cs="Times New Roman" w:hint="eastAsia"/>
+        </w:rPr>
+        <w:t>LAT</w:t>
+      </w:r>
+      <w:r>
+        <w:rPr>
+          <w:rFonts w:ascii="Times New Roman" w:eastAsia="宋体" w:hAnsi="Times New Roman" w:cs="Times New Roman" w:hint="eastAsia"/>
+        </w:rPr>
+        <w:t>系统：重写了</w:t>
+      </w:r>
+      <w:r>
+        <w:rPr>
+          <w:rFonts w:ascii="Times New Roman" w:eastAsia="宋体" w:hAnsi="Times New Roman" w:cs="Times New Roman" w:hint="eastAsia"/>
+        </w:rPr>
+        <w:t>LAT</w:t>
+      </w:r>
+      <w:r>
+        <w:rPr>
+          <w:rFonts w:ascii="Times New Roman" w:eastAsia="宋体" w:hAnsi="Times New Roman" w:cs="Times New Roman" w:hint="eastAsia"/>
+        </w:rPr>
+        <w:t>逻辑，在支持原版</w:t>
+      </w:r>
+      <w:r>
+        <w:rPr>
+          <w:rFonts w:ascii="Times New Roman" w:eastAsia="宋体" w:hAnsi="Times New Roman" w:cs="Times New Roman" w:hint="eastAsia"/>
+        </w:rPr>
+        <w:t>LAT</w:t>
+      </w:r>
+      <w:r>
+        <w:rPr>
+          <w:rFonts w:ascii="Times New Roman" w:eastAsia="宋体" w:hAnsi="Times New Roman" w:cs="Times New Roman" w:hint="eastAsia"/>
+        </w:rPr>
+        <w:t>地形，让他们与游戏引擎内一致（如水泥地会自动与公路硬连接）的同时，支持在</w:t>
+      </w:r>
+      <w:r>
+        <w:rPr>
+          <w:rFonts w:ascii="Times New Roman" w:eastAsia="宋体" w:hAnsi="Times New Roman" w:cs="Times New Roman" w:hint="eastAsia"/>
+        </w:rPr>
+        <w:t>FAData</w:t>
+      </w:r>
+      <w:r>
+        <w:rPr>
+          <w:rFonts w:ascii="Times New Roman" w:eastAsia="宋体" w:hAnsi="Times New Roman" w:cs="Times New Roman" w:hint="eastAsia"/>
+        </w:rPr>
+        <w:t>中自定义新的</w:t>
+      </w:r>
+      <w:r>
+        <w:rPr>
+          <w:rFonts w:ascii="Times New Roman" w:eastAsia="宋体" w:hAnsi="Times New Roman" w:cs="Times New Roman" w:hint="eastAsia"/>
+        </w:rPr>
+        <w:t>LAT</w:t>
+      </w:r>
+      <w:r>
+        <w:rPr>
+          <w:rFonts w:ascii="Times New Roman" w:eastAsia="宋体" w:hAnsi="Times New Roman" w:cs="Times New Roman" w:hint="eastAsia"/>
+        </w:rPr>
+        <w:t>，可以实现自动为</w:t>
+      </w:r>
+      <w:r>
+        <w:rPr>
+          <w:rFonts w:ascii="Times New Roman" w:eastAsia="宋体" w:hAnsi="Times New Roman" w:cs="Times New Roman" w:hint="eastAsia"/>
+        </w:rPr>
+        <w:t>TX</w:t>
+      </w:r>
+      <w:r>
+        <w:rPr>
+          <w:rFonts w:ascii="Times New Roman" w:eastAsia="宋体" w:hAnsi="Times New Roman" w:cs="Times New Roman" w:hint="eastAsia"/>
+        </w:rPr>
+        <w:t>的新增</w:t>
+      </w:r>
+      <w:r>
+        <w:rPr>
+          <w:rFonts w:ascii="Times New Roman" w:eastAsia="宋体" w:hAnsi="Times New Roman" w:cs="Times New Roman" w:hint="eastAsia"/>
+        </w:rPr>
+        <w:t>LAT</w:t>
+      </w:r>
+      <w:r>
+        <w:rPr>
+          <w:rFonts w:ascii="Times New Roman" w:eastAsia="宋体" w:hAnsi="Times New Roman" w:cs="Times New Roman" w:hint="eastAsia"/>
+        </w:rPr>
+        <w:t>地形进行计算</w:t>
+      </w:r>
+    </w:p>
+    <w:p>
+      <w:pPr>
+        <w:ind w:firstLineChars="200" w:firstLine="440"/>
+        <w:rPr>
+          <w:rFonts w:ascii="Times New Roman" w:eastAsia="宋体" w:hAnsi="Times New Roman" w:cs="Times New Roman"/>
+        </w:rPr>
+      </w:pPr>
+      <w:r>
+        <w:rPr>
+          <w:rFonts w:ascii="Times New Roman" w:eastAsia="宋体" w:hAnsi="Times New Roman" w:cs="Times New Roman" w:hint="eastAsia"/>
+        </w:rPr>
+        <w:t>工具脚本：新增多个函数，提供了读取指定</w:t>
+      </w:r>
+      <w:r>
+        <w:rPr>
+          <w:rFonts w:ascii="Times New Roman" w:eastAsia="宋体" w:hAnsi="Times New Roman" w:cs="Times New Roman" w:hint="eastAsia"/>
+        </w:rPr>
+        <w:t>INI</w:t>
+      </w:r>
+      <w:r>
+        <w:rPr>
+          <w:rFonts w:ascii="Times New Roman" w:eastAsia="宋体" w:hAnsi="Times New Roman" w:cs="Times New Roman" w:hint="eastAsia"/>
+        </w:rPr>
+        <w:t>、对地形进行操作、获取地形信息等功能，详见“</w:t>
+      </w:r>
+      <w:r>
+        <w:rPr>
+          <w:rFonts w:ascii="Times New Roman" w:eastAsia="宋体" w:hAnsi="Times New Roman" w:cs="Times New Roman" w:hint="eastAsia"/>
+        </w:rPr>
+        <w:t>工具脚本词典</w:t>
+      </w:r>
+      <w:r>
+        <w:rPr>
+          <w:rFonts w:ascii="Times New Roman" w:eastAsia="宋体" w:hAnsi="Times New Roman" w:cs="Times New Roman" w:hint="eastAsia"/>
+        </w:rPr>
+        <w:t>.docx</w:t>
+      </w:r>
+      <w:r>
+        <w:rPr>
+          <w:rFonts w:ascii="Times New Roman" w:eastAsia="宋体" w:hAnsi="Times New Roman" w:cs="Times New Roman" w:hint="eastAsia"/>
+        </w:rPr>
+        <w:t>”</w:t>
+      </w:r>
+    </w:p>
+    <w:p>
+      <w:pPr>
+        <w:ind w:firstLineChars="200" w:firstLine="440"/>
+        <w:rPr>
+          <w:rFonts w:ascii="Times New Roman" w:eastAsia="宋体" w:hAnsi="Times New Roman" w:cs="Times New Roman"/>
+        </w:rPr>
+      </w:pPr>
+      <w:r>
+        <w:rPr>
+          <w:rFonts w:ascii="Times New Roman" w:eastAsia="宋体" w:hAnsi="Times New Roman" w:cs="Times New Roman" w:hint="eastAsia"/>
+        </w:rPr>
+        <w:t>小地图：将小地图窗口变为</w:t>
+      </w:r>
+      <w:r>
+        <w:rPr>
+          <w:rFonts w:ascii="Times New Roman" w:eastAsia="宋体" w:hAnsi="Times New Roman" w:cs="Times New Roman" w:hint="eastAsia"/>
+        </w:rPr>
+        <w:t>FA2</w:t>
+      </w:r>
+      <w:r>
+        <w:rPr>
+          <w:rFonts w:ascii="Times New Roman" w:eastAsia="宋体" w:hAnsi="Times New Roman" w:cs="Times New Roman" w:hint="eastAsia"/>
+        </w:rPr>
+        <w:t>的子窗口，不会在</w:t>
+      </w:r>
+      <w:r>
+        <w:rPr>
+          <w:rFonts w:ascii="Times New Roman" w:eastAsia="宋体" w:hAnsi="Times New Roman" w:cs="Times New Roman" w:hint="eastAsia"/>
+        </w:rPr>
+        <w:t>Windows</w:t>
+      </w:r>
+      <w:r>
+        <w:rPr>
+          <w:rFonts w:ascii="Times New Roman" w:eastAsia="宋体" w:hAnsi="Times New Roman" w:cs="Times New Roman" w:hint="eastAsia"/>
+        </w:rPr>
+        <w:t>菜单栏中显示为独立的窗口，删掉了它的最小化与最大化按钮</w:t>
+      </w:r>
+    </w:p>
+    <w:p>
+      <w:pPr>
+        <w:ind w:firstLineChars="200" w:firstLine="440"/>
+        <w:rPr>
+          <w:rFonts w:ascii="Times New Roman" w:eastAsia="宋体" w:hAnsi="Times New Roman" w:cs="Times New Roman"/>
+        </w:rPr>
+      </w:pPr>
+      <w:r>
+        <w:rPr>
+          <w:rFonts w:ascii="Times New Roman" w:eastAsia="宋体" w:hAnsi="Times New Roman" w:cs="Times New Roman" w:hint="eastAsia"/>
+        </w:rPr>
+        <w:t>地图边界：在地图上边界显示一条细线，指示游戏内实际可以到达的顶部区域</w:t>
+      </w:r>
+    </w:p>
+    <w:p>
+      <w:pPr>
+        <w:ind w:firstLineChars="200" w:firstLine="440"/>
+        <w:rPr>
+          <w:rFonts w:ascii="Times New Roman" w:eastAsia="宋体" w:hAnsi="Times New Roman" w:cs="Times New Roman"/>
+        </w:rPr>
+      </w:pPr>
+      <w:r>
+        <w:rPr>
+          <w:rFonts w:ascii="Times New Roman" w:eastAsia="宋体" w:hAnsi="Times New Roman" w:cs="Times New Roman" w:hint="eastAsia"/>
+        </w:rPr>
+        <w:t>显示建筑轮廓：当在图层中隐藏建筑时，建筑</w:t>
+      </w:r>
+      <w:r>
+        <w:rPr>
+          <w:rFonts w:ascii="Times New Roman" w:eastAsia="宋体" w:hAnsi="Times New Roman" w:cs="Times New Roman" w:hint="eastAsia"/>
+        </w:rPr>
+        <w:t>轮廓</w:t>
+      </w:r>
+      <w:r>
+        <w:rPr>
+          <w:rFonts w:ascii="Times New Roman" w:eastAsia="宋体" w:hAnsi="Times New Roman" w:cs="Times New Roman" w:hint="eastAsia"/>
+        </w:rPr>
+        <w:t>不会被隐藏</w:t>
+      </w:r>
+    </w:p>
+    <w:p>
+      <w:pPr>
+        <w:ind w:firstLineChars="200" w:firstLine="440"/>
+        <w:rPr>
+          <w:rFonts w:ascii="Times New Roman" w:eastAsia="宋体" w:hAnsi="Times New Roman" w:cs="Times New Roman"/>
+        </w:rPr>
+      </w:pPr>
+      <w:r>
+        <w:rPr>
+          <w:rFonts w:ascii="Times New Roman" w:eastAsia="宋体" w:hAnsi="Times New Roman" w:cs="Times New Roman" w:hint="eastAsia"/>
+        </w:rPr>
+        <w:t>粘贴选项：位于菜单栏中，可以选择粘贴的指定类型，注意除</w:t>
+      </w:r>
+      <w:r>
+        <w:rPr>
+          <w:rFonts w:ascii="Times New Roman" w:eastAsia="宋体" w:hAnsi="Times New Roman" w:cs="Times New Roman" w:hint="eastAsia"/>
+        </w:rPr>
+        <w:t>覆盖物</w:t>
+      </w:r>
+      <w:r>
+        <w:rPr>
+          <w:rFonts w:ascii="Times New Roman" w:eastAsia="宋体" w:hAnsi="Times New Roman" w:cs="Times New Roman" w:hint="eastAsia"/>
+        </w:rPr>
+        <w:t>和地形之外的选项，不能跨编辑器粘贴，也不支持撤销</w:t>
+      </w:r>
+    </w:p>
+    <w:p>
+      <w:pPr>
+        <w:ind w:firstLineChars="200" w:firstLine="440"/>
+        <w:rPr>
+          <w:rFonts w:ascii="Times New Roman" w:eastAsia="宋体" w:hAnsi="Times New Roman" w:cs="Times New Roman"/>
+        </w:rPr>
+      </w:pPr>
+      <w:r>
+        <w:rPr>
+          <w:rFonts w:ascii="Times New Roman" w:eastAsia="宋体" w:hAnsi="Times New Roman" w:cs="Times New Roman" w:hint="eastAsia"/>
+        </w:rPr>
+        <w:t>平面显示：将“使用悬崖模式自动升高地形”按钮替换为了平面显示按钮，同时开启平面显示时，会在视图左上角进行文本提示</w:t>
+      </w:r>
+    </w:p>
+    <w:p>
+      <w:pPr>
+        <w:ind w:firstLineChars="200" w:firstLine="440"/>
+        <w:rPr>
+          <w:rFonts w:ascii="Times New Roman" w:eastAsia="宋体" w:hAnsi="Times New Roman" w:cs="Times New Roman"/>
+        </w:rPr>
+      </w:pPr>
+      <w:r>
+        <w:rPr>
+          <w:rFonts w:ascii="Times New Roman" w:eastAsia="宋体" w:hAnsi="Times New Roman" w:cs="Times New Roman" w:hint="eastAsia"/>
+        </w:rPr>
+        <w:t>触发列表：位于地形浏览器的菜单栏中。现在触发列表支持查找上级触发与下级触发</w:t>
+      </w:r>
+    </w:p>
+    <w:p>
+      <w:pPr>
+        <w:ind w:firstLineChars="200" w:firstLine="440"/>
+        <w:rPr>
+          <w:rFonts w:ascii="Times New Roman" w:eastAsia="宋体" w:hAnsi="Times New Roman" w:cs="Times New Roman"/>
+        </w:rPr>
+      </w:pPr>
+      <w:r>
+        <w:rPr>
+          <w:rFonts w:ascii="Times New Roman" w:eastAsia="宋体" w:hAnsi="Times New Roman" w:cs="Times New Roman" w:hint="eastAsia"/>
+        </w:rPr>
+        <w:t>笔刷大小：支持在</w:t>
+      </w:r>
+      <w:r>
+        <w:rPr>
+          <w:rFonts w:ascii="Times New Roman" w:eastAsia="宋体" w:hAnsi="Times New Roman" w:cs="Times New Roman" w:hint="eastAsia"/>
+        </w:rPr>
+        <w:t>FAData</w:t>
+      </w:r>
+      <w:r>
+        <w:rPr>
+          <w:rFonts w:ascii="Times New Roman" w:eastAsia="宋体" w:hAnsi="Times New Roman" w:cs="Times New Roman" w:hint="eastAsia"/>
+        </w:rPr>
+        <w:t>中自定义笔刷大小</w:t>
+      </w:r>
+    </w:p>
+    <w:p>
+      <w:pPr>
+        <w:ind w:firstLineChars="200" w:firstLine="440"/>
+        <w:rPr>
+          <w:rFonts w:ascii="Times New Roman" w:eastAsia="宋体" w:hAnsi="Times New Roman" w:cs="Times New Roman"/>
+        </w:rPr>
+      </w:pPr>
       <w:r>
         <w:rPr>
           <w:rFonts w:ascii="Times New Roman" w:eastAsia="宋体" w:hAnsi="Times New Roman" w:cs="Times New Roman" w:hint="eastAsia"/>
         </w:rPr>
         <w:lastRenderedPageBreak/>
-        <w:t>置集中显示在同一页面下，同时以列表状态显示事件与行为，可以显示当前事件或行为的全部参数列表</w:t>
+        <w:t>BMP</w:t>
+      </w:r>
+      <w:r>
+        <w:rPr>
+          <w:rFonts w:ascii="Times New Roman" w:eastAsia="宋体" w:hAnsi="Times New Roman" w:cs="Times New Roman" w:hint="eastAsia"/>
+        </w:rPr>
+        <w:t>导入地图：支持生成最大</w:t>
+      </w:r>
+      <w:r>
+        <w:rPr>
+          <w:rFonts w:ascii="Times New Roman" w:eastAsia="宋体" w:hAnsi="Times New Roman" w:cs="Times New Roman" w:hint="eastAsia"/>
+        </w:rPr>
+        <w:t>255*255</w:t>
+      </w:r>
+      <w:r>
+        <w:rPr>
+          <w:rFonts w:ascii="Times New Roman" w:eastAsia="宋体" w:hAnsi="Times New Roman" w:cs="Times New Roman" w:hint="eastAsia"/>
+        </w:rPr>
+        <w:t>的地图，长</w:t>
+      </w:r>
+      <w:r>
+        <w:rPr>
+          <w:rFonts w:ascii="Times New Roman" w:eastAsia="宋体" w:hAnsi="Times New Roman" w:cs="Times New Roman" w:hint="eastAsia"/>
+        </w:rPr>
+        <w:t>+</w:t>
+      </w:r>
+      <w:r>
+        <w:rPr>
+          <w:rFonts w:ascii="Times New Roman" w:eastAsia="宋体" w:hAnsi="Times New Roman" w:cs="Times New Roman" w:hint="eastAsia"/>
+        </w:rPr>
+        <w:t>宽大于</w:t>
+      </w:r>
+      <w:r>
+        <w:rPr>
+          <w:rFonts w:ascii="Times New Roman" w:eastAsia="宋体" w:hAnsi="Times New Roman" w:cs="Times New Roman" w:hint="eastAsia"/>
+        </w:rPr>
+        <w:t>511</w:t>
+      </w:r>
+      <w:r>
+        <w:rPr>
+          <w:rFonts w:ascii="Times New Roman" w:eastAsia="宋体" w:hAnsi="Times New Roman" w:cs="Times New Roman" w:hint="eastAsia"/>
+        </w:rPr>
+        <w:t>后才会对图片进行缩放。不会自动生成海岸</w:t>
       </w:r>
     </w:p>
     <w:p>
@@ -26267,19 +26870,25 @@
         <w:rPr>
           <w:rFonts w:ascii="Times New Roman" w:eastAsia="宋体" w:hAnsi="Times New Roman" w:cs="Times New Roman" w:hint="eastAsia"/>
         </w:rPr>
-        <w:t>动作脚本：完全重写的编辑器，拥有更加高效的</w:t>
-      </w:r>
-      <w:r>
-        <w:rPr>
-          <w:rFonts w:ascii="Times New Roman" w:eastAsia="宋体" w:hAnsi="Times New Roman" w:cs="Times New Roman" w:hint="eastAsia"/>
-        </w:rPr>
-        <w:t>UI</w:t>
-      </w:r>
-      <w:r>
-        <w:rPr>
-          <w:rFonts w:ascii="Times New Roman" w:eastAsia="宋体" w:hAnsi="Times New Roman" w:cs="Times New Roman" w:hint="eastAsia"/>
-        </w:rPr>
-        <w:t>界面，同时对于额外参数的支持更加全面</w:t>
+        <w:t>步兵子单元格：可以正常显示</w:t>
+      </w:r>
+      <w:r>
+        <w:rPr>
+          <w:rFonts w:ascii="Times New Roman" w:eastAsia="宋体" w:hAnsi="Times New Roman" w:cs="Times New Roman" w:hint="eastAsia"/>
+        </w:rPr>
+        <w:t>4</w:t>
+      </w:r>
+      <w:r>
+        <w:rPr>
+          <w:rFonts w:ascii="Times New Roman" w:eastAsia="宋体" w:hAnsi="Times New Roman" w:cs="Times New Roman" w:hint="eastAsia"/>
+        </w:rPr>
+        <w:t>号位（游戏中单元格中下位置）的步兵，同时允许对步兵进行子单元格编辑，如指定步兵放置的位置，或者拖拽步兵的位置</w:t>
+      </w:r>
+      <w:r>
+        <w:rPr>
+          <w:rFonts w:ascii="Times New Roman" w:eastAsia="宋体" w:hAnsi="Times New Roman" w:cs="Times New Roman" w:hint="eastAsia"/>
+        </w:rPr>
+        <w:t>，将步兵放置在地形对象上时，会考虑可用的子单元格</w:t>
       </w:r>
     </w:p>
     <w:p>
@@ -26293,7 +26902,13 @@
         <w:rPr>
           <w:rFonts w:ascii="Times New Roman" w:eastAsia="宋体" w:hAnsi="Times New Roman" w:cs="Times New Roman" w:hint="eastAsia"/>
         </w:rPr>
-        <w:t>特遣部队：完全重写的编辑器</w:t>
+        <w:t>建筑放置：优化了建筑数量较多时放置、拖动、修改建筑属性的性能问题。现在无法直接放置重叠的建筑，若将建筑拖动到重叠位置，会弹出对话框确认</w:t>
+      </w:r>
+      <w:r>
+        <w:rPr>
+          <w:rFonts w:ascii="Times New Roman" w:eastAsia="宋体" w:hAnsi="Times New Roman" w:cs="Times New Roman" w:hint="eastAsia"/>
+        </w:rPr>
+        <w:t>。若建筑有加载物，会自动计算加载物数量</w:t>
       </w:r>
     </w:p>
     <w:p>
@@ -26307,19 +26922,43 @@
         <w:rPr>
           <w:rFonts w:ascii="Times New Roman" w:eastAsia="宋体" w:hAnsi="Times New Roman" w:cs="Times New Roman" w:hint="eastAsia"/>
         </w:rPr>
-        <w:t>作战小队：完全重写的编辑器，可以通过滚轮直接切换所属方、特遣、脚本等内容，而无需重复获得焦点</w:t>
-      </w:r>
-      <w:r>
-        <w:rPr>
-          <w:rFonts w:ascii="Times New Roman" w:eastAsia="宋体" w:hAnsi="Times New Roman" w:cs="Times New Roman" w:hint="eastAsia"/>
-        </w:rPr>
-        <w:t>-</w:t>
-      </w:r>
-      <w:r>
-        <w:rPr>
-          <w:rFonts w:ascii="Times New Roman" w:eastAsia="宋体" w:hAnsi="Times New Roman" w:cs="Times New Roman" w:hint="eastAsia"/>
-        </w:rPr>
-        <w:t>失去焦点的复杂操作</w:t>
+        <w:t>自动斜坡：重写了抬升、降低、平坦地表的对应函数。现在生成的斜坡更加不容易出现</w:t>
+      </w:r>
+      <w:r>
+        <w:rPr>
+          <w:rFonts w:ascii="Times New Roman" w:eastAsia="宋体" w:hAnsi="Times New Roman" w:cs="Times New Roman" w:hint="eastAsia"/>
+        </w:rPr>
+        <w:t>bug</w:t>
+      </w:r>
+      <w:r>
+        <w:rPr>
+          <w:rFonts w:ascii="Times New Roman" w:eastAsia="宋体" w:hAnsi="Times New Roman" w:cs="Times New Roman" w:hint="eastAsia"/>
+        </w:rPr>
+        <w:t>，平坦悬崖内地形不会溢出，支持按住</w:t>
+      </w:r>
+      <w:r>
+        <w:rPr>
+          <w:rFonts w:ascii="Times New Roman" w:eastAsia="宋体" w:hAnsi="Times New Roman" w:cs="Times New Roman" w:hint="eastAsia"/>
+        </w:rPr>
+        <w:t>Shift</w:t>
+      </w:r>
+      <w:r>
+        <w:rPr>
+          <w:rFonts w:ascii="Times New Roman" w:eastAsia="宋体" w:hAnsi="Times New Roman" w:cs="Times New Roman" w:hint="eastAsia"/>
+        </w:rPr>
+        <w:t>进行陡峭抬升，生成跨越两格高度的斜坡，支持按住</w:t>
+      </w:r>
+      <w:r>
+        <w:rPr>
+          <w:rFonts w:ascii="Times New Roman" w:eastAsia="宋体" w:hAnsi="Times New Roman" w:cs="Times New Roman" w:hint="eastAsia"/>
+        </w:rPr>
+        <w:t>Shift+Ctrl</w:t>
+      </w:r>
+      <w:r>
+        <w:rPr>
+          <w:rFonts w:ascii="Times New Roman" w:eastAsia="宋体" w:hAnsi="Times New Roman" w:cs="Times New Roman" w:hint="eastAsia"/>
+        </w:rPr>
+        <w:t>忽视不可抬升地形，强制生成斜坡</w:t>
       </w:r>
     </w:p>
     <w:p>
@@ -26333,25 +26972,43 @@
         <w:rPr>
           <w:rFonts w:ascii="Times New Roman" w:eastAsia="宋体" w:hAnsi="Times New Roman" w:cs="Times New Roman" w:hint="eastAsia"/>
         </w:rPr>
-        <w:t>AI</w:t>
-      </w:r>
-      <w:r>
-        <w:rPr>
-          <w:rFonts w:ascii="Times New Roman" w:eastAsia="宋体" w:hAnsi="Times New Roman" w:cs="Times New Roman" w:hint="eastAsia"/>
-        </w:rPr>
-        <w:t>触发编辑器：完全重写的编辑器，调整了</w:t>
-      </w:r>
-      <w:r>
-        <w:rPr>
-          <w:rFonts w:ascii="Times New Roman" w:eastAsia="宋体" w:hAnsi="Times New Roman" w:cs="Times New Roman" w:hint="eastAsia"/>
-        </w:rPr>
-        <w:t>UI</w:t>
-      </w:r>
-      <w:r>
-        <w:rPr>
-          <w:rFonts w:ascii="Times New Roman" w:eastAsia="宋体" w:hAnsi="Times New Roman" w:cs="Times New Roman" w:hint="eastAsia"/>
-        </w:rPr>
-        <w:t>界面，大幅减少了卡顿</w:t>
+        <w:t>连续放置地形、</w:t>
+      </w:r>
+      <w:r>
+        <w:rPr>
+          <w:rFonts w:ascii="Times New Roman" w:eastAsia="宋体" w:hAnsi="Times New Roman" w:cs="Times New Roman" w:hint="eastAsia"/>
+        </w:rPr>
+        <w:t>覆盖物</w:t>
+      </w:r>
+      <w:r>
+        <w:rPr>
+          <w:rFonts w:ascii="Times New Roman" w:eastAsia="宋体" w:hAnsi="Times New Roman" w:cs="Times New Roman" w:hint="eastAsia"/>
+        </w:rPr>
+        <w:t>：按住鼠标左键连续放置地形、</w:t>
+      </w:r>
+      <w:r>
+        <w:rPr>
+          <w:rFonts w:ascii="Times New Roman" w:eastAsia="宋体" w:hAnsi="Times New Roman" w:cs="Times New Roman" w:hint="eastAsia"/>
+        </w:rPr>
+        <w:t>覆盖物</w:t>
+      </w:r>
+      <w:r>
+        <w:rPr>
+          <w:rFonts w:ascii="Times New Roman" w:eastAsia="宋体" w:hAnsi="Times New Roman" w:cs="Times New Roman" w:hint="eastAsia"/>
+        </w:rPr>
+        <w:t>、擦除</w:t>
+      </w:r>
+      <w:r>
+        <w:rPr>
+          <w:rFonts w:ascii="Times New Roman" w:eastAsia="宋体" w:hAnsi="Times New Roman" w:cs="Times New Roman" w:hint="eastAsia"/>
+        </w:rPr>
+        <w:t>覆盖物</w:t>
+      </w:r>
+      <w:r>
+        <w:rPr>
+          <w:rFonts w:ascii="Times New Roman" w:eastAsia="宋体" w:hAnsi="Times New Roman" w:cs="Times New Roman" w:hint="eastAsia"/>
+        </w:rPr>
+        <w:t>后，此次连续更改仅占用一次历史记录，进行一次撤销即可全部撤销</w:t>
       </w:r>
     </w:p>
     <w:p>
@@ -26365,7 +27022,55 @@
         <w:rPr>
           <w:rFonts w:ascii="Times New Roman" w:eastAsia="宋体" w:hAnsi="Times New Roman" w:cs="Times New Roman" w:hint="eastAsia"/>
         </w:rPr>
-        <w:t>单人任务设置：新增了部分全局设置选项</w:t>
+        <w:t>填充模式：按住</w:t>
+      </w:r>
+      <w:r>
+        <w:rPr>
+          <w:rFonts w:ascii="Times New Roman" w:eastAsia="宋体" w:hAnsi="Times New Roman" w:cs="Times New Roman" w:hint="eastAsia"/>
+        </w:rPr>
+        <w:t>Ctrl</w:t>
+      </w:r>
+      <w:r>
+        <w:rPr>
+          <w:rFonts w:ascii="Times New Roman" w:eastAsia="宋体" w:hAnsi="Times New Roman" w:cs="Times New Roman" w:hint="eastAsia"/>
+        </w:rPr>
+        <w:t>填充摆放地形时，会将地形与该地形的</w:t>
+      </w:r>
+      <w:r>
+        <w:rPr>
+          <w:rFonts w:ascii="Times New Roman" w:eastAsia="宋体" w:hAnsi="Times New Roman" w:cs="Times New Roman" w:hint="eastAsia"/>
+        </w:rPr>
+        <w:t>LAT</w:t>
+      </w:r>
+      <w:r>
+        <w:rPr>
+          <w:rFonts w:ascii="Times New Roman" w:eastAsia="宋体" w:hAnsi="Times New Roman" w:cs="Times New Roman" w:hint="eastAsia"/>
+        </w:rPr>
+        <w:t>视为同一组</w:t>
+      </w:r>
+      <w:r>
+        <w:rPr>
+          <w:rFonts w:ascii="Times New Roman" w:eastAsia="宋体" w:hAnsi="Times New Roman" w:cs="Times New Roman" w:hint="eastAsia"/>
+        </w:rPr>
+        <w:t>，将所有水面视为同类地形，</w:t>
+      </w:r>
+      <w:r>
+        <w:rPr>
+          <w:rFonts w:ascii="Times New Roman" w:eastAsia="宋体" w:hAnsi="Times New Roman" w:cs="Times New Roman" w:hint="eastAsia"/>
+        </w:rPr>
+        <w:t>若有单元格</w:t>
+      </w:r>
+      <w:r>
+        <w:rPr>
+          <w:rFonts w:ascii="Times New Roman" w:eastAsia="宋体" w:hAnsi="Times New Roman" w:cs="Times New Roman" w:hint="eastAsia"/>
+        </w:rPr>
+        <w:t>被隐藏</w:t>
+      </w:r>
+      <w:r>
+        <w:rPr>
+          <w:rFonts w:ascii="Times New Roman" w:eastAsia="宋体" w:hAnsi="Times New Roman" w:cs="Times New Roman" w:hint="eastAsia"/>
+        </w:rPr>
+        <w:t>，则跳过；若开启多选模式，则对多选范围内的地形生效</w:t>
       </w:r>
     </w:p>
     <w:p>
@@ -26379,55 +27084,43 @@
         <w:rPr>
           <w:rFonts w:ascii="Times New Roman" w:eastAsia="宋体" w:hAnsi="Times New Roman" w:cs="Times New Roman" w:hint="eastAsia"/>
         </w:rPr>
-        <w:t>INI</w:t>
-      </w:r>
-      <w:r>
-        <w:rPr>
-          <w:rFonts w:ascii="Times New Roman" w:eastAsia="宋体" w:hAnsi="Times New Roman" w:cs="Times New Roman" w:hint="eastAsia"/>
-        </w:rPr>
-        <w:t>编辑器：完全重写的编辑器，使用列表显示</w:t>
-      </w:r>
-      <w:r>
-        <w:rPr>
-          <w:rFonts w:ascii="Times New Roman" w:eastAsia="宋体" w:hAnsi="Times New Roman" w:cs="Times New Roman" w:hint="eastAsia"/>
-        </w:rPr>
-        <w:t>INI</w:t>
-      </w:r>
-      <w:r>
-        <w:rPr>
-          <w:rFonts w:ascii="Times New Roman" w:eastAsia="宋体" w:hAnsi="Times New Roman" w:cs="Times New Roman" w:hint="eastAsia"/>
-        </w:rPr>
-        <w:t>小节，一个文本编辑框显示小节内的全部内容，可以直接进行任意编辑，如同使用文本编辑器一样。新增了“从文本导入”按钮，可以直接粘贴一段</w:t>
-      </w:r>
-      <w:r>
-        <w:rPr>
-          <w:rFonts w:ascii="Times New Roman" w:eastAsia="宋体" w:hAnsi="Times New Roman" w:cs="Times New Roman" w:hint="eastAsia"/>
-        </w:rPr>
-        <w:t>INI</w:t>
-      </w:r>
-      <w:r>
-        <w:rPr>
-          <w:rFonts w:ascii="Times New Roman" w:eastAsia="宋体" w:hAnsi="Times New Roman" w:cs="Times New Roman" w:hint="eastAsia"/>
-        </w:rPr>
-        <w:t>文本进行导入。</w:t>
-      </w:r>
-      <w:r>
-        <w:rPr>
-          <w:rFonts w:ascii="Times New Roman" w:eastAsia="宋体" w:hAnsi="Times New Roman" w:cs="Times New Roman" w:hint="eastAsia"/>
-        </w:rPr>
-        <w:t>INI</w:t>
-      </w:r>
-      <w:r>
-        <w:rPr>
-          <w:rFonts w:ascii="Times New Roman" w:eastAsia="宋体" w:hAnsi="Times New Roman" w:cs="Times New Roman" w:hint="eastAsia"/>
-        </w:rPr>
-        <w:t>编辑器支持缩放大小和最大化</w:t>
-      </w:r>
-      <w:r>
-        <w:rPr>
-          <w:rFonts w:ascii="Times New Roman" w:eastAsia="宋体" w:hAnsi="Times New Roman" w:cs="Times New Roman" w:hint="eastAsia"/>
-        </w:rPr>
-        <w:t>。支持编辑地图对象的小节，改动会即刻生效</w:t>
+        <w:t>资源加载：支持读取游戏目录下的</w:t>
+      </w:r>
+      <w:r>
+        <w:rPr>
+          <w:rFonts w:ascii="Times New Roman" w:eastAsia="宋体" w:hAnsi="Times New Roman" w:cs="Times New Roman" w:hint="eastAsia"/>
+        </w:rPr>
+        <w:t>shp</w:t>
+      </w:r>
+      <w:r>
+        <w:rPr>
+          <w:rFonts w:ascii="Times New Roman" w:eastAsia="宋体" w:hAnsi="Times New Roman" w:cs="Times New Roman" w:hint="eastAsia"/>
+        </w:rPr>
+        <w:t>文件，围墙</w:t>
+      </w:r>
+      <w:r>
+        <w:rPr>
+          <w:rFonts w:ascii="Times New Roman" w:eastAsia="宋体" w:hAnsi="Times New Roman" w:cs="Times New Roman" w:hint="eastAsia"/>
+        </w:rPr>
+        <w:t>覆盖物</w:t>
+      </w:r>
+      <w:r>
+        <w:rPr>
+          <w:rFonts w:ascii="Times New Roman" w:eastAsia="宋体" w:hAnsi="Times New Roman" w:cs="Times New Roman" w:hint="eastAsia"/>
+        </w:rPr>
+        <w:t>的显示会尊重</w:t>
+      </w:r>
+      <w:r>
+        <w:rPr>
+          <w:rFonts w:ascii="Times New Roman" w:eastAsia="宋体" w:hAnsi="Times New Roman" w:cs="Times New Roman" w:hint="eastAsia"/>
+        </w:rPr>
+        <w:t>NewTheater</w:t>
+      </w:r>
+      <w:r>
+        <w:rPr>
+          <w:rFonts w:ascii="Times New Roman" w:eastAsia="宋体" w:hAnsi="Times New Roman" w:cs="Times New Roman" w:hint="eastAsia"/>
+        </w:rPr>
+        <w:t>设置</w:t>
       </w:r>
     </w:p>
     <w:p>
@@ -26441,38 +27134,152 @@
         <w:rPr>
           <w:rFonts w:ascii="Times New Roman" w:eastAsia="宋体" w:hAnsi="Times New Roman" w:cs="Times New Roman" w:hint="eastAsia"/>
         </w:rPr>
-        <w:t>LAT</w:t>
-      </w:r>
-      <w:r>
-        <w:rPr>
-          <w:rFonts w:ascii="Times New Roman" w:eastAsia="宋体" w:hAnsi="Times New Roman" w:cs="Times New Roman" w:hint="eastAsia"/>
-        </w:rPr>
-        <w:t>系统：重写了</w:t>
-      </w:r>
-      <w:r>
-        <w:rPr>
-          <w:rFonts w:ascii="Times New Roman" w:eastAsia="宋体" w:hAnsi="Times New Roman" w:cs="Times New Roman" w:hint="eastAsia"/>
-        </w:rPr>
-        <w:t>LAT</w:t>
-      </w:r>
-      <w:r>
-        <w:rPr>
-          <w:rFonts w:ascii="Times New Roman" w:eastAsia="宋体" w:hAnsi="Times New Roman" w:cs="Times New Roman" w:hint="eastAsia"/>
-        </w:rPr>
-        <w:t>逻辑，在支持原版</w:t>
-      </w:r>
-      <w:r>
-        <w:rPr>
-          <w:rFonts w:ascii="Times New Roman" w:eastAsia="宋体" w:hAnsi="Times New Roman" w:cs="Times New Roman" w:hint="eastAsia"/>
-        </w:rPr>
-        <w:t>LAT</w:t>
-      </w:r>
-      <w:r>
-        <w:rPr>
-          <w:rFonts w:ascii="Times New Roman" w:eastAsia="宋体" w:hAnsi="Times New Roman" w:cs="Times New Roman" w:hint="eastAsia"/>
-        </w:rPr>
-        <w:t>地形，让他们与游戏引擎内一致（如水泥地会自动与公路硬连接）的同时，支持在</w:t>
-      </w:r>
+        <w:t>遭遇战地图的新缩略图风格：提供了一种接近于原版地图缩略图的风格</w:t>
+      </w:r>
+    </w:p>
+    <w:p>
+      <w:pPr>
+        <w:ind w:firstLineChars="200" w:firstLine="440"/>
+        <w:rPr>
+          <w:rFonts w:ascii="Times New Roman" w:eastAsia="宋体" w:hAnsi="Times New Roman" w:cs="Times New Roman"/>
+        </w:rPr>
+      </w:pPr>
+      <w:r>
+        <w:rPr>
+          <w:rFonts w:ascii="Times New Roman" w:eastAsia="宋体" w:hAnsi="Times New Roman" w:cs="Times New Roman" w:hint="eastAsia"/>
+        </w:rPr>
+        <w:t>文件默认编码提示：在第一行添加了中文注释，对于多数自带编码推断的文本编辑器（包括记事本），会自动将地图文件以</w:t>
+      </w:r>
+      <w:r>
+        <w:rPr>
+          <w:rFonts w:ascii="Times New Roman" w:eastAsia="宋体" w:hAnsi="Times New Roman" w:cs="Times New Roman" w:hint="eastAsia"/>
+        </w:rPr>
+        <w:t>ANSI/GBK</w:t>
+      </w:r>
+      <w:r>
+        <w:rPr>
+          <w:rFonts w:ascii="Times New Roman" w:eastAsia="宋体" w:hAnsi="Times New Roman" w:cs="Times New Roman" w:hint="eastAsia"/>
+        </w:rPr>
+        <w:t>格式打开</w:t>
+      </w:r>
+    </w:p>
+    <w:p>
+      <w:pPr>
+        <w:ind w:firstLineChars="200" w:firstLine="440"/>
+        <w:rPr>
+          <w:rFonts w:ascii="Times New Roman" w:eastAsia="宋体" w:hAnsi="Times New Roman" w:cs="Times New Roman"/>
+        </w:rPr>
+      </w:pPr>
+      <w:r>
+        <w:rPr>
+          <w:rFonts w:ascii="Times New Roman" w:eastAsia="宋体" w:hAnsi="Times New Roman" w:cs="Times New Roman" w:hint="eastAsia"/>
+        </w:rPr>
+        <w:t>重新设置目录：启动时，若发现当前游戏目录资源不完整，会自动提示重新选择目录</w:t>
+      </w:r>
+    </w:p>
+    <w:p>
+      <w:pPr>
+        <w:ind w:firstLineChars="200" w:firstLine="440"/>
+        <w:rPr>
+          <w:rFonts w:ascii="Times New Roman" w:eastAsia="宋体" w:hAnsi="Times New Roman" w:cs="Times New Roman"/>
+        </w:rPr>
+      </w:pPr>
+      <w:r>
+        <w:rPr>
+          <w:rFonts w:ascii="Times New Roman" w:eastAsia="宋体" w:hAnsi="Times New Roman" w:cs="Times New Roman" w:hint="eastAsia"/>
+        </w:rPr>
+        <w:t>选择游戏目录：</w:t>
+      </w:r>
+      <w:r>
+        <w:rPr>
+          <w:rFonts w:ascii="Times New Roman" w:eastAsia="宋体" w:hAnsi="Times New Roman" w:cs="Times New Roman" w:hint="eastAsia"/>
+        </w:rPr>
+        <w:t>选择游戏目录对话框不会限定文件名称，可以选择</w:t>
+      </w:r>
+      <w:r>
+        <w:rPr>
+          <w:rFonts w:ascii="Times New Roman" w:eastAsia="宋体" w:hAnsi="Times New Roman" w:cs="Times New Roman" w:hint="eastAsia"/>
+        </w:rPr>
+        <w:t>.mix</w:t>
+      </w:r>
+      <w:r>
+        <w:rPr>
+          <w:rFonts w:ascii="Times New Roman" w:eastAsia="宋体" w:hAnsi="Times New Roman" w:cs="Times New Roman" w:hint="eastAsia"/>
+        </w:rPr>
+        <w:t>文件或</w:t>
+      </w:r>
+      <w:r>
+        <w:rPr>
+          <w:rFonts w:ascii="Times New Roman" w:eastAsia="宋体" w:hAnsi="Times New Roman" w:cs="Times New Roman" w:hint="eastAsia"/>
+        </w:rPr>
+        <w:t>.exe</w:t>
+      </w:r>
+      <w:r>
+        <w:rPr>
+          <w:rFonts w:ascii="Times New Roman" w:eastAsia="宋体" w:hAnsi="Times New Roman" w:cs="Times New Roman" w:hint="eastAsia"/>
+        </w:rPr>
+        <w:t>文件（实际上，只需要目录设置正确，选择目录内的任意文件均可）</w:t>
+      </w:r>
+    </w:p>
+    <w:p>
+      <w:pPr>
+        <w:ind w:firstLineChars="200" w:firstLine="440"/>
+        <w:rPr>
+          <w:rFonts w:ascii="Times New Roman" w:eastAsia="宋体" w:hAnsi="Times New Roman" w:cs="Times New Roman"/>
+        </w:rPr>
+      </w:pPr>
+      <w:r>
+        <w:rPr>
+          <w:rFonts w:ascii="Times New Roman" w:eastAsia="宋体" w:hAnsi="Times New Roman" w:cs="Times New Roman" w:hint="eastAsia"/>
+        </w:rPr>
+        <w:t>文件对话框风格：选择游戏目录、打开地图、保存地图使用的文件对话框，会使用</w:t>
+      </w:r>
+      <w:r>
+        <w:rPr>
+          <w:rFonts w:ascii="Times New Roman" w:eastAsia="宋体" w:hAnsi="Times New Roman" w:cs="Times New Roman" w:hint="eastAsia"/>
+        </w:rPr>
+        <w:t>WIN7</w:t>
+      </w:r>
+      <w:r>
+        <w:rPr>
+          <w:rFonts w:ascii="Times New Roman" w:eastAsia="宋体" w:hAnsi="Times New Roman" w:cs="Times New Roman" w:hint="eastAsia"/>
+        </w:rPr>
+        <w:t>风格</w:t>
+      </w:r>
+    </w:p>
+    <w:p>
+      <w:pPr>
+        <w:ind w:firstLineChars="200" w:firstLine="440"/>
+        <w:rPr>
+          <w:rFonts w:ascii="Times New Roman" w:eastAsia="宋体" w:hAnsi="Times New Roman" w:cs="Times New Roman"/>
+        </w:rPr>
+      </w:pPr>
+      <w:r>
+        <w:rPr>
+          <w:rFonts w:ascii="Times New Roman" w:eastAsia="宋体" w:hAnsi="Times New Roman" w:cs="Times New Roman" w:hint="eastAsia"/>
+        </w:rPr>
+        <w:t>自动设置拓展名：</w:t>
+      </w:r>
+      <w:r>
+        <w:rPr>
+          <w:rFonts w:ascii="Times New Roman" w:eastAsia="宋体" w:hAnsi="Times New Roman" w:cs="Times New Roman" w:hint="eastAsia"/>
+        </w:rPr>
+        <w:t>在保存地图时，会根据</w:t>
+      </w:r>
+      <w:r>
+        <w:rPr>
+          <w:rFonts w:ascii="Times New Roman" w:eastAsia="宋体" w:hAnsi="Times New Roman" w:cs="Times New Roman" w:hint="eastAsia"/>
+        </w:rPr>
+        <w:t>地图类型在文件对话框中选择默认的拓展名</w:t>
+      </w:r>
+    </w:p>
+    <w:p>
+      <w:pPr>
+        <w:ind w:firstLineChars="200" w:firstLine="440"/>
+        <w:rPr>
+          <w:rFonts w:ascii="Times New Roman" w:eastAsia="宋体" w:hAnsi="Times New Roman" w:cs="Times New Roman"/>
+        </w:rPr>
+      </w:pPr>
       <w:r>
         <w:rPr>
           <w:rFonts w:ascii="Times New Roman" w:eastAsia="宋体" w:hAnsi="Times New Roman" w:cs="Times New Roman" w:hint="eastAsia"/>
@@ -26483,43 +27290,19 @@
         <w:rPr>
           <w:rFonts w:ascii="Times New Roman" w:eastAsia="宋体" w:hAnsi="Times New Roman" w:cs="Times New Roman" w:hint="eastAsia"/>
         </w:rPr>
-        <w:t>中自定义新的</w:t>
-      </w:r>
-      <w:r>
-        <w:rPr>
-          <w:rFonts w:ascii="Times New Roman" w:eastAsia="宋体" w:hAnsi="Times New Roman" w:cs="Times New Roman" w:hint="eastAsia"/>
-        </w:rPr>
-        <w:t>LAT</w:t>
-      </w:r>
-      <w:r>
-        <w:rPr>
-          <w:rFonts w:ascii="Times New Roman" w:eastAsia="宋体" w:hAnsi="Times New Roman" w:cs="Times New Roman" w:hint="eastAsia"/>
-        </w:rPr>
-        <w:t>，可以实现自动为</w:t>
-      </w:r>
-      <w:r>
-        <w:rPr>
-          <w:rFonts w:ascii="Times New Roman" w:eastAsia="宋体" w:hAnsi="Times New Roman" w:cs="Times New Roman" w:hint="eastAsia"/>
-        </w:rPr>
-        <w:t>TX</w:t>
-      </w:r>
-      <w:r>
-        <w:rPr>
-          <w:rFonts w:ascii="Times New Roman" w:eastAsia="宋体" w:hAnsi="Times New Roman" w:cs="Times New Roman" w:hint="eastAsia"/>
-        </w:rPr>
-        <w:t>的新增</w:t>
-      </w:r>
-      <w:r>
-        <w:rPr>
-          <w:rFonts w:ascii="Times New Roman" w:eastAsia="宋体" w:hAnsi="Times New Roman" w:cs="Times New Roman" w:hint="eastAsia"/>
-        </w:rPr>
-        <w:t>LAT</w:t>
-      </w:r>
-      <w:r>
-        <w:rPr>
-          <w:rFonts w:ascii="Times New Roman" w:eastAsia="宋体" w:hAnsi="Times New Roman" w:cs="Times New Roman" w:hint="eastAsia"/>
-        </w:rPr>
-        <w:t>地形进行计算</w:t>
+        <w:t>拆分：支持对</w:t>
+      </w:r>
+      <w:r>
+        <w:rPr>
+          <w:rFonts w:ascii="Times New Roman" w:eastAsia="宋体" w:hAnsi="Times New Roman" w:cs="Times New Roman" w:hint="eastAsia"/>
+        </w:rPr>
+        <w:t>FAData</w:t>
+      </w:r>
+      <w:r>
+        <w:rPr>
+          <w:rFonts w:ascii="Times New Roman" w:eastAsia="宋体" w:hAnsi="Times New Roman" w:cs="Times New Roman" w:hint="eastAsia"/>
+        </w:rPr>
+        <w:t>进行拆分</w:t>
       </w:r>
     </w:p>
     <w:p>
@@ -26533,37 +27316,19 @@
         <w:rPr>
           <w:rFonts w:ascii="Times New Roman" w:eastAsia="宋体" w:hAnsi="Times New Roman" w:cs="Times New Roman" w:hint="eastAsia"/>
         </w:rPr>
-        <w:t>工具脚本：新增多个函数，提供了读取指定</w:t>
-      </w:r>
-      <w:r>
-        <w:rPr>
-          <w:rFonts w:ascii="Times New Roman" w:eastAsia="宋体" w:hAnsi="Times New Roman" w:cs="Times New Roman" w:hint="eastAsia"/>
-        </w:rPr>
-        <w:t>INI</w:t>
-      </w:r>
-      <w:r>
-        <w:rPr>
-          <w:rFonts w:ascii="Times New Roman" w:eastAsia="宋体" w:hAnsi="Times New Roman" w:cs="Times New Roman" w:hint="eastAsia"/>
-        </w:rPr>
-        <w:t>、对地形进行操作、获取地形信息等功能，详见“</w:t>
-      </w:r>
-      <w:r>
-        <w:rPr>
-          <w:rFonts w:ascii="Times New Roman" w:eastAsia="宋体" w:hAnsi="Times New Roman" w:cs="Times New Roman" w:hint="eastAsia"/>
-        </w:rPr>
-        <w:t>工具脚本词典</w:t>
-      </w:r>
-      <w:r>
-        <w:rPr>
-          <w:rFonts w:ascii="Times New Roman" w:eastAsia="宋体" w:hAnsi="Times New Roman" w:cs="Times New Roman" w:hint="eastAsia"/>
-        </w:rPr>
-        <w:t>.docx</w:t>
-      </w:r>
-      <w:r>
-        <w:rPr>
-          <w:rFonts w:ascii="Times New Roman" w:eastAsia="宋体" w:hAnsi="Times New Roman" w:cs="Times New Roman" w:hint="eastAsia"/>
-        </w:rPr>
-        <w:t>”</w:t>
+        <w:t>鼠标描边：支持</w:t>
+      </w:r>
+      <w:r>
+        <w:rPr>
+          <w:rFonts w:ascii="Times New Roman" w:eastAsia="宋体" w:hAnsi="Times New Roman" w:cs="Times New Roman" w:hint="eastAsia"/>
+        </w:rPr>
+        <w:t>FA2 2.0</w:t>
+      </w:r>
+      <w:r>
+        <w:rPr>
+          <w:rFonts w:ascii="Times New Roman" w:eastAsia="宋体" w:hAnsi="Times New Roman" w:cs="Times New Roman" w:hint="eastAsia"/>
+        </w:rPr>
+        <w:t>同款的依据当前高度改变鼠标描边颜色</w:t>
       </w:r>
     </w:p>
     <w:p>
@@ -26577,31 +27342,19 @@
         <w:rPr>
           <w:rFonts w:ascii="Times New Roman" w:eastAsia="宋体" w:hAnsi="Times New Roman" w:cs="Times New Roman" w:hint="eastAsia"/>
         </w:rPr>
-        <w:t>小地图：将小地图窗口变为</w:t>
-      </w:r>
-      <w:r>
-        <w:rPr>
-          <w:rFonts w:ascii="Times New Roman" w:eastAsia="宋体" w:hAnsi="Times New Roman" w:cs="Times New Roman" w:hint="eastAsia"/>
-        </w:rPr>
-        <w:t>FA2</w:t>
-      </w:r>
-      <w:r>
-        <w:rPr>
-          <w:rFonts w:ascii="Times New Roman" w:eastAsia="宋体" w:hAnsi="Times New Roman" w:cs="Times New Roman" w:hint="eastAsia"/>
-        </w:rPr>
-        <w:t>的子窗口，不会在</w:t>
-      </w:r>
-      <w:r>
-        <w:rPr>
-          <w:rFonts w:ascii="Times New Roman" w:eastAsia="宋体" w:hAnsi="Times New Roman" w:cs="Times New Roman" w:hint="eastAsia"/>
-        </w:rPr>
-        <w:t>Windows</w:t>
-      </w:r>
-      <w:r>
-        <w:rPr>
-          <w:rFonts w:ascii="Times New Roman" w:eastAsia="宋体" w:hAnsi="Times New Roman" w:cs="Times New Roman" w:hint="eastAsia"/>
-        </w:rPr>
-        <w:t>菜单栏中显示为独立的窗口，删掉了它的最小化与最大化按钮</w:t>
+        <w:t>拖动界面指针：使用了</w:t>
+      </w:r>
+      <w:r>
+        <w:rPr>
+          <w:rFonts w:ascii="Times New Roman" w:eastAsia="宋体" w:hAnsi="Times New Roman" w:cs="Times New Roman" w:hint="eastAsia"/>
+        </w:rPr>
+        <w:t>FA2 2.0</w:t>
+      </w:r>
+      <w:r>
+        <w:rPr>
+          <w:rFonts w:ascii="Times New Roman" w:eastAsia="宋体" w:hAnsi="Times New Roman" w:cs="Times New Roman" w:hint="eastAsia"/>
+        </w:rPr>
+        <w:t>同款的按住右键拖动地图画面时显示的鼠标指针</w:t>
       </w:r>
     </w:p>
     <w:p>
@@ -26615,7 +27368,38 @@
         <w:rPr>
           <w:rFonts w:ascii="Times New Roman" w:eastAsia="宋体" w:hAnsi="Times New Roman" w:cs="Times New Roman" w:hint="eastAsia"/>
         </w:rPr>
-        <w:t>地图边界：在地图上边界显示一条细线，指示游戏内实际可以到达的顶部区域</w:t>
+        <w:lastRenderedPageBreak/>
+        <w:t>崩溃保存：崩溃时，将带当前时间后缀的地图文件保存在</w:t>
+      </w:r>
+      <w:r>
+        <w:rPr>
+          <w:rFonts w:ascii="Times New Roman" w:eastAsia="宋体" w:hAnsi="Times New Roman" w:cs="Times New Roman" w:hint="eastAsia"/>
+        </w:rPr>
+        <w:t>CrashBackups</w:t>
+      </w:r>
+      <w:r>
+        <w:rPr>
+          <w:rFonts w:ascii="Times New Roman" w:eastAsia="宋体" w:hAnsi="Times New Roman" w:cs="Times New Roman" w:hint="eastAsia"/>
+        </w:rPr>
+        <w:t>目录中，同时将必要的日志文件自动复制到</w:t>
+      </w:r>
+      <w:r>
+        <w:rPr>
+          <w:rFonts w:ascii="Times New Roman" w:eastAsia="宋体" w:hAnsi="Times New Roman" w:cs="Times New Roman" w:hint="eastAsia"/>
+        </w:rPr>
+        <w:t>debug</w:t>
+      </w:r>
+      <w:r>
+        <w:rPr>
+          <w:rFonts w:ascii="Times New Roman" w:eastAsia="宋体" w:hAnsi="Times New Roman" w:cs="Times New Roman" w:hint="eastAsia"/>
+        </w:rPr>
+        <w:t>目录</w:t>
+      </w:r>
+      <w:r>
+        <w:rPr>
+          <w:rFonts w:ascii="Times New Roman" w:eastAsia="宋体" w:hAnsi="Times New Roman" w:cs="Times New Roman" w:hint="eastAsia"/>
+        </w:rPr>
+        <w:t>下</w:t>
       </w:r>
     </w:p>
     <w:p>
@@ -26629,712 +27413,6 @@
         <w:rPr>
           <w:rFonts w:ascii="Times New Roman" w:eastAsia="宋体" w:hAnsi="Times New Roman" w:cs="Times New Roman" w:hint="eastAsia"/>
         </w:rPr>
-        <w:t>显示建筑轮廓：当在图层中隐藏建筑时，建筑</w:t>
-      </w:r>
-      <w:r>
-        <w:rPr>
-          <w:rFonts w:ascii="Times New Roman" w:eastAsia="宋体" w:hAnsi="Times New Roman" w:cs="Times New Roman" w:hint="eastAsia"/>
-        </w:rPr>
-        <w:t>轮廓</w:t>
-      </w:r>
-      <w:r>
-        <w:rPr>
-          <w:rFonts w:ascii="Times New Roman" w:eastAsia="宋体" w:hAnsi="Times New Roman" w:cs="Times New Roman" w:hint="eastAsia"/>
-        </w:rPr>
-        <w:t>不会被隐藏</w:t>
-      </w:r>
-    </w:p>
-    <w:p>
-      <w:pPr>
-        <w:ind w:firstLineChars="200" w:firstLine="440"/>
-        <w:rPr>
-          <w:rFonts w:ascii="Times New Roman" w:eastAsia="宋体" w:hAnsi="Times New Roman" w:cs="Times New Roman"/>
-        </w:rPr>
-      </w:pPr>
-      <w:r>
-        <w:rPr>
-          <w:rFonts w:ascii="Times New Roman" w:eastAsia="宋体" w:hAnsi="Times New Roman" w:cs="Times New Roman" w:hint="eastAsia"/>
-        </w:rPr>
-        <w:t>粘贴选项：位于菜单栏中，可以选择粘贴的指定类型，注意除</w:t>
-      </w:r>
-      <w:r>
-        <w:rPr>
-          <w:rFonts w:ascii="Times New Roman" w:eastAsia="宋体" w:hAnsi="Times New Roman" w:cs="Times New Roman" w:hint="eastAsia"/>
-        </w:rPr>
-        <w:t>覆盖物</w:t>
-      </w:r>
-      <w:r>
-        <w:rPr>
-          <w:rFonts w:ascii="Times New Roman" w:eastAsia="宋体" w:hAnsi="Times New Roman" w:cs="Times New Roman" w:hint="eastAsia"/>
-        </w:rPr>
-        <w:t>和地形之外的选项，不能跨编辑器粘贴，也不支持撤销</w:t>
-      </w:r>
-    </w:p>
-    <w:p>
-      <w:pPr>
-        <w:ind w:firstLineChars="200" w:firstLine="440"/>
-        <w:rPr>
-          <w:rFonts w:ascii="Times New Roman" w:eastAsia="宋体" w:hAnsi="Times New Roman" w:cs="Times New Roman"/>
-        </w:rPr>
-      </w:pPr>
-      <w:r>
-        <w:rPr>
-          <w:rFonts w:ascii="Times New Roman" w:eastAsia="宋体" w:hAnsi="Times New Roman" w:cs="Times New Roman" w:hint="eastAsia"/>
-        </w:rPr>
-        <w:t>平面显示：将“使用悬崖模式自动升高地形”按钮替换为了平面显示按钮，同时开启平面显示时，会在视图左上角进行文本提示</w:t>
-      </w:r>
-    </w:p>
-    <w:p>
-      <w:pPr>
-        <w:ind w:firstLineChars="200" w:firstLine="440"/>
-        <w:rPr>
-          <w:rFonts w:ascii="Times New Roman" w:eastAsia="宋体" w:hAnsi="Times New Roman" w:cs="Times New Roman"/>
-        </w:rPr>
-      </w:pPr>
-      <w:r>
-        <w:rPr>
-          <w:rFonts w:ascii="Times New Roman" w:eastAsia="宋体" w:hAnsi="Times New Roman" w:cs="Times New Roman" w:hint="eastAsia"/>
-        </w:rPr>
-        <w:t>触发列表：位于地形浏览器的菜单栏中。现在触发列表支持查找上级触发与下级触发</w:t>
-      </w:r>
-    </w:p>
-    <w:p>
-      <w:pPr>
-        <w:ind w:firstLineChars="200" w:firstLine="440"/>
-        <w:rPr>
-          <w:rFonts w:ascii="Times New Roman" w:eastAsia="宋体" w:hAnsi="Times New Roman" w:cs="Times New Roman"/>
-        </w:rPr>
-      </w:pPr>
-      <w:r>
-        <w:rPr>
-          <w:rFonts w:ascii="Times New Roman" w:eastAsia="宋体" w:hAnsi="Times New Roman" w:cs="Times New Roman" w:hint="eastAsia"/>
-        </w:rPr>
-        <w:t>笔刷大小：支持在</w:t>
-      </w:r>
-      <w:r>
-        <w:rPr>
-          <w:rFonts w:ascii="Times New Roman" w:eastAsia="宋体" w:hAnsi="Times New Roman" w:cs="Times New Roman" w:hint="eastAsia"/>
-        </w:rPr>
-        <w:t>FAData</w:t>
-      </w:r>
-      <w:r>
-        <w:rPr>
-          <w:rFonts w:ascii="Times New Roman" w:eastAsia="宋体" w:hAnsi="Times New Roman" w:cs="Times New Roman" w:hint="eastAsia"/>
-        </w:rPr>
-        <w:t>中自定义笔刷大小</w:t>
-      </w:r>
-    </w:p>
-    <w:p>
-      <w:pPr>
-        <w:ind w:firstLineChars="200" w:firstLine="440"/>
-        <w:rPr>
-          <w:rFonts w:ascii="Times New Roman" w:eastAsia="宋体" w:hAnsi="Times New Roman" w:cs="Times New Roman"/>
-        </w:rPr>
-      </w:pPr>
-      <w:r>
-        <w:rPr>
-          <w:rFonts w:ascii="Times New Roman" w:eastAsia="宋体" w:hAnsi="Times New Roman" w:cs="Times New Roman" w:hint="eastAsia"/>
-        </w:rPr>
-        <w:t>BMP</w:t>
-      </w:r>
-      <w:r>
-        <w:rPr>
-          <w:rFonts w:ascii="Times New Roman" w:eastAsia="宋体" w:hAnsi="Times New Roman" w:cs="Times New Roman" w:hint="eastAsia"/>
-        </w:rPr>
-        <w:t>导入地图：支持生成最大</w:t>
-      </w:r>
-      <w:r>
-        <w:rPr>
-          <w:rFonts w:ascii="Times New Roman" w:eastAsia="宋体" w:hAnsi="Times New Roman" w:cs="Times New Roman" w:hint="eastAsia"/>
-        </w:rPr>
-        <w:t>255*255</w:t>
-      </w:r>
-      <w:r>
-        <w:rPr>
-          <w:rFonts w:ascii="Times New Roman" w:eastAsia="宋体" w:hAnsi="Times New Roman" w:cs="Times New Roman" w:hint="eastAsia"/>
-        </w:rPr>
-        <w:t>的地图，长</w:t>
-      </w:r>
-      <w:r>
-        <w:rPr>
-          <w:rFonts w:ascii="Times New Roman" w:eastAsia="宋体" w:hAnsi="Times New Roman" w:cs="Times New Roman" w:hint="eastAsia"/>
-        </w:rPr>
-        <w:t>+</w:t>
-      </w:r>
-      <w:r>
-        <w:rPr>
-          <w:rFonts w:ascii="Times New Roman" w:eastAsia="宋体" w:hAnsi="Times New Roman" w:cs="Times New Roman" w:hint="eastAsia"/>
-        </w:rPr>
-        <w:t>宽大于</w:t>
-      </w:r>
-      <w:r>
-        <w:rPr>
-          <w:rFonts w:ascii="Times New Roman" w:eastAsia="宋体" w:hAnsi="Times New Roman" w:cs="Times New Roman" w:hint="eastAsia"/>
-        </w:rPr>
-        <w:t>511</w:t>
-      </w:r>
-      <w:r>
-        <w:rPr>
-          <w:rFonts w:ascii="Times New Roman" w:eastAsia="宋体" w:hAnsi="Times New Roman" w:cs="Times New Roman" w:hint="eastAsia"/>
-        </w:rPr>
-        <w:t>后才会对图片进行缩放。不会自动生成海岸</w:t>
-      </w:r>
-    </w:p>
-    <w:p>
-      <w:pPr>
-        <w:ind w:firstLineChars="200" w:firstLine="440"/>
-        <w:rPr>
-          <w:rFonts w:ascii="Times New Roman" w:eastAsia="宋体" w:hAnsi="Times New Roman" w:cs="Times New Roman"/>
-        </w:rPr>
-      </w:pPr>
-      <w:r>
-        <w:rPr>
-          <w:rFonts w:ascii="Times New Roman" w:eastAsia="宋体" w:hAnsi="Times New Roman" w:cs="Times New Roman" w:hint="eastAsia"/>
-        </w:rPr>
-        <w:lastRenderedPageBreak/>
-        <w:t>步兵子单元格：可以正常显示</w:t>
-      </w:r>
-      <w:r>
-        <w:rPr>
-          <w:rFonts w:ascii="Times New Roman" w:eastAsia="宋体" w:hAnsi="Times New Roman" w:cs="Times New Roman" w:hint="eastAsia"/>
-        </w:rPr>
-        <w:t>4</w:t>
-      </w:r>
-      <w:r>
-        <w:rPr>
-          <w:rFonts w:ascii="Times New Roman" w:eastAsia="宋体" w:hAnsi="Times New Roman" w:cs="Times New Roman" w:hint="eastAsia"/>
-        </w:rPr>
-        <w:t>号位（游戏中单元格中下位置）的步兵，同时允许对步兵进行子单元格编辑，如指定步兵放置的位置，或者拖拽步兵的位置</w:t>
-      </w:r>
-      <w:r>
-        <w:rPr>
-          <w:rFonts w:ascii="Times New Roman" w:eastAsia="宋体" w:hAnsi="Times New Roman" w:cs="Times New Roman" w:hint="eastAsia"/>
-        </w:rPr>
-        <w:t>，将步兵放置在地形对象上时，会考虑可用的子单元格</w:t>
-      </w:r>
-    </w:p>
-    <w:p>
-      <w:pPr>
-        <w:ind w:firstLineChars="200" w:firstLine="440"/>
-        <w:rPr>
-          <w:rFonts w:ascii="Times New Roman" w:eastAsia="宋体" w:hAnsi="Times New Roman" w:cs="Times New Roman"/>
-        </w:rPr>
-      </w:pPr>
-      <w:r>
-        <w:rPr>
-          <w:rFonts w:ascii="Times New Roman" w:eastAsia="宋体" w:hAnsi="Times New Roman" w:cs="Times New Roman" w:hint="eastAsia"/>
-        </w:rPr>
-        <w:t>建筑放置：优化了建筑数量较多时放置、拖动、修改建筑属性的性能问题。现在无法直接放置重叠的建筑，若将建筑拖动到重叠位置，会弹出对话框确认</w:t>
-      </w:r>
-      <w:r>
-        <w:rPr>
-          <w:rFonts w:ascii="Times New Roman" w:eastAsia="宋体" w:hAnsi="Times New Roman" w:cs="Times New Roman" w:hint="eastAsia"/>
-        </w:rPr>
-        <w:t>。若建筑有加载物，会自动计算加载物数量</w:t>
-      </w:r>
-    </w:p>
-    <w:p>
-      <w:pPr>
-        <w:ind w:firstLineChars="200" w:firstLine="440"/>
-        <w:rPr>
-          <w:rFonts w:ascii="Times New Roman" w:eastAsia="宋体" w:hAnsi="Times New Roman" w:cs="Times New Roman"/>
-        </w:rPr>
-      </w:pPr>
-      <w:r>
-        <w:rPr>
-          <w:rFonts w:ascii="Times New Roman" w:eastAsia="宋体" w:hAnsi="Times New Roman" w:cs="Times New Roman" w:hint="eastAsia"/>
-        </w:rPr>
-        <w:t>自动斜坡：重写了抬升、降低、平坦地表的对应函数。现在生成的斜坡更加不容易出现</w:t>
-      </w:r>
-      <w:r>
-        <w:rPr>
-          <w:rFonts w:ascii="Times New Roman" w:eastAsia="宋体" w:hAnsi="Times New Roman" w:cs="Times New Roman" w:hint="eastAsia"/>
-        </w:rPr>
-        <w:t>bug</w:t>
-      </w:r>
-      <w:r>
-        <w:rPr>
-          <w:rFonts w:ascii="Times New Roman" w:eastAsia="宋体" w:hAnsi="Times New Roman" w:cs="Times New Roman" w:hint="eastAsia"/>
-        </w:rPr>
-        <w:t>，平坦悬崖内地形不会溢出，支持按住</w:t>
-      </w:r>
-      <w:r>
-        <w:rPr>
-          <w:rFonts w:ascii="Times New Roman" w:eastAsia="宋体" w:hAnsi="Times New Roman" w:cs="Times New Roman" w:hint="eastAsia"/>
-        </w:rPr>
-        <w:t>Shift</w:t>
-      </w:r>
-      <w:r>
-        <w:rPr>
-          <w:rFonts w:ascii="Times New Roman" w:eastAsia="宋体" w:hAnsi="Times New Roman" w:cs="Times New Roman" w:hint="eastAsia"/>
-        </w:rPr>
-        <w:t>进行陡峭抬升，生成跨越两格高度的斜坡，支持按住</w:t>
-      </w:r>
-      <w:r>
-        <w:rPr>
-          <w:rFonts w:ascii="Times New Roman" w:eastAsia="宋体" w:hAnsi="Times New Roman" w:cs="Times New Roman" w:hint="eastAsia"/>
-        </w:rPr>
-        <w:t>Shift+Ctrl</w:t>
-      </w:r>
-      <w:r>
-        <w:rPr>
-          <w:rFonts w:ascii="Times New Roman" w:eastAsia="宋体" w:hAnsi="Times New Roman" w:cs="Times New Roman" w:hint="eastAsia"/>
-        </w:rPr>
-        <w:t>忽视不可抬升地形，强制生成斜坡</w:t>
-      </w:r>
-    </w:p>
-    <w:p>
-      <w:pPr>
-        <w:ind w:firstLineChars="200" w:firstLine="440"/>
-        <w:rPr>
-          <w:rFonts w:ascii="Times New Roman" w:eastAsia="宋体" w:hAnsi="Times New Roman" w:cs="Times New Roman"/>
-        </w:rPr>
-      </w:pPr>
-      <w:r>
-        <w:rPr>
-          <w:rFonts w:ascii="Times New Roman" w:eastAsia="宋体" w:hAnsi="Times New Roman" w:cs="Times New Roman" w:hint="eastAsia"/>
-        </w:rPr>
-        <w:t>连续放置地形、</w:t>
-      </w:r>
-      <w:r>
-        <w:rPr>
-          <w:rFonts w:ascii="Times New Roman" w:eastAsia="宋体" w:hAnsi="Times New Roman" w:cs="Times New Roman" w:hint="eastAsia"/>
-        </w:rPr>
-        <w:t>覆盖物</w:t>
-      </w:r>
-      <w:r>
-        <w:rPr>
-          <w:rFonts w:ascii="Times New Roman" w:eastAsia="宋体" w:hAnsi="Times New Roman" w:cs="Times New Roman" w:hint="eastAsia"/>
-        </w:rPr>
-        <w:t>：按住鼠标左键连续放置地形、</w:t>
-      </w:r>
-      <w:r>
-        <w:rPr>
-          <w:rFonts w:ascii="Times New Roman" w:eastAsia="宋体" w:hAnsi="Times New Roman" w:cs="Times New Roman" w:hint="eastAsia"/>
-        </w:rPr>
-        <w:t>覆盖物</w:t>
-      </w:r>
-      <w:r>
-        <w:rPr>
-          <w:rFonts w:ascii="Times New Roman" w:eastAsia="宋体" w:hAnsi="Times New Roman" w:cs="Times New Roman" w:hint="eastAsia"/>
-        </w:rPr>
-        <w:t>、擦除</w:t>
-      </w:r>
-      <w:r>
-        <w:rPr>
-          <w:rFonts w:ascii="Times New Roman" w:eastAsia="宋体" w:hAnsi="Times New Roman" w:cs="Times New Roman" w:hint="eastAsia"/>
-        </w:rPr>
-        <w:t>覆盖物</w:t>
-      </w:r>
-      <w:r>
-        <w:rPr>
-          <w:rFonts w:ascii="Times New Roman" w:eastAsia="宋体" w:hAnsi="Times New Roman" w:cs="Times New Roman" w:hint="eastAsia"/>
-        </w:rPr>
-        <w:t>后，此次连续更改仅占用一次历史记录，进行一次撤销即可全部撤销</w:t>
-      </w:r>
-    </w:p>
-    <w:p>
-      <w:pPr>
-        <w:ind w:firstLineChars="200" w:firstLine="440"/>
-        <w:rPr>
-          <w:rFonts w:ascii="Times New Roman" w:eastAsia="宋体" w:hAnsi="Times New Roman" w:cs="Times New Roman"/>
-        </w:rPr>
-      </w:pPr>
-      <w:r>
-        <w:rPr>
-          <w:rFonts w:ascii="Times New Roman" w:eastAsia="宋体" w:hAnsi="Times New Roman" w:cs="Times New Roman" w:hint="eastAsia"/>
-        </w:rPr>
-        <w:t>填充模式：按住</w:t>
-      </w:r>
-      <w:r>
-        <w:rPr>
-          <w:rFonts w:ascii="Times New Roman" w:eastAsia="宋体" w:hAnsi="Times New Roman" w:cs="Times New Roman" w:hint="eastAsia"/>
-        </w:rPr>
-        <w:t>Ctrl</w:t>
-      </w:r>
-      <w:r>
-        <w:rPr>
-          <w:rFonts w:ascii="Times New Roman" w:eastAsia="宋体" w:hAnsi="Times New Roman" w:cs="Times New Roman" w:hint="eastAsia"/>
-        </w:rPr>
-        <w:t>填充摆放地形时，会将地形与该地形的</w:t>
-      </w:r>
-      <w:r>
-        <w:rPr>
-          <w:rFonts w:ascii="Times New Roman" w:eastAsia="宋体" w:hAnsi="Times New Roman" w:cs="Times New Roman" w:hint="eastAsia"/>
-        </w:rPr>
-        <w:t>LAT</w:t>
-      </w:r>
-      <w:r>
-        <w:rPr>
-          <w:rFonts w:ascii="Times New Roman" w:eastAsia="宋体" w:hAnsi="Times New Roman" w:cs="Times New Roman" w:hint="eastAsia"/>
-        </w:rPr>
-        <w:t>视为同一组</w:t>
-      </w:r>
-      <w:r>
-        <w:rPr>
-          <w:rFonts w:ascii="Times New Roman" w:eastAsia="宋体" w:hAnsi="Times New Roman" w:cs="Times New Roman" w:hint="eastAsia"/>
-        </w:rPr>
-        <w:t>，将所有水面视为同类地形，</w:t>
-      </w:r>
-      <w:r>
-        <w:rPr>
-          <w:rFonts w:ascii="Times New Roman" w:eastAsia="宋体" w:hAnsi="Times New Roman" w:cs="Times New Roman" w:hint="eastAsia"/>
-        </w:rPr>
-        <w:t>若有单元格</w:t>
-      </w:r>
-      <w:r>
-        <w:rPr>
-          <w:rFonts w:ascii="Times New Roman" w:eastAsia="宋体" w:hAnsi="Times New Roman" w:cs="Times New Roman" w:hint="eastAsia"/>
-        </w:rPr>
-        <w:t>被隐藏</w:t>
-      </w:r>
-      <w:r>
-        <w:rPr>
-          <w:rFonts w:ascii="Times New Roman" w:eastAsia="宋体" w:hAnsi="Times New Roman" w:cs="Times New Roman" w:hint="eastAsia"/>
-        </w:rPr>
-        <w:t>，则跳过；若开启多选模式，则对多选范围内的地形生效</w:t>
-      </w:r>
-    </w:p>
-    <w:p>
-      <w:pPr>
-        <w:ind w:firstLineChars="200" w:firstLine="440"/>
-        <w:rPr>
-          <w:rFonts w:ascii="Times New Roman" w:eastAsia="宋体" w:hAnsi="Times New Roman" w:cs="Times New Roman"/>
-        </w:rPr>
-      </w:pPr>
-      <w:r>
-        <w:rPr>
-          <w:rFonts w:ascii="Times New Roman" w:eastAsia="宋体" w:hAnsi="Times New Roman" w:cs="Times New Roman" w:hint="eastAsia"/>
-        </w:rPr>
-        <w:t>资源加载：支持读取游戏目录下的</w:t>
-      </w:r>
-      <w:r>
-        <w:rPr>
-          <w:rFonts w:ascii="Times New Roman" w:eastAsia="宋体" w:hAnsi="Times New Roman" w:cs="Times New Roman" w:hint="eastAsia"/>
-        </w:rPr>
-        <w:t>shp</w:t>
-      </w:r>
-      <w:r>
-        <w:rPr>
-          <w:rFonts w:ascii="Times New Roman" w:eastAsia="宋体" w:hAnsi="Times New Roman" w:cs="Times New Roman" w:hint="eastAsia"/>
-        </w:rPr>
-        <w:t>文件，围墙</w:t>
-      </w:r>
-      <w:r>
-        <w:rPr>
-          <w:rFonts w:ascii="Times New Roman" w:eastAsia="宋体" w:hAnsi="Times New Roman" w:cs="Times New Roman" w:hint="eastAsia"/>
-        </w:rPr>
-        <w:t>覆盖物</w:t>
-      </w:r>
-      <w:r>
-        <w:rPr>
-          <w:rFonts w:ascii="Times New Roman" w:eastAsia="宋体" w:hAnsi="Times New Roman" w:cs="Times New Roman" w:hint="eastAsia"/>
-        </w:rPr>
-        <w:t>的显示会尊重</w:t>
-      </w:r>
-      <w:r>
-        <w:rPr>
-          <w:rFonts w:ascii="Times New Roman" w:eastAsia="宋体" w:hAnsi="Times New Roman" w:cs="Times New Roman" w:hint="eastAsia"/>
-        </w:rPr>
-        <w:t>NewTheater</w:t>
-      </w:r>
-      <w:r>
-        <w:rPr>
-          <w:rFonts w:ascii="Times New Roman" w:eastAsia="宋体" w:hAnsi="Times New Roman" w:cs="Times New Roman" w:hint="eastAsia"/>
-        </w:rPr>
-        <w:t>设置</w:t>
-      </w:r>
-    </w:p>
-    <w:p>
-      <w:pPr>
-        <w:ind w:firstLineChars="200" w:firstLine="440"/>
-        <w:rPr>
-          <w:rFonts w:ascii="Times New Roman" w:eastAsia="宋体" w:hAnsi="Times New Roman" w:cs="Times New Roman"/>
-        </w:rPr>
-      </w:pPr>
-      <w:r>
-        <w:rPr>
-          <w:rFonts w:ascii="Times New Roman" w:eastAsia="宋体" w:hAnsi="Times New Roman" w:cs="Times New Roman" w:hint="eastAsia"/>
-        </w:rPr>
-        <w:t>遭遇战地图的新缩略图风格：提供了一种接近于原版地图缩略图的风格</w:t>
-      </w:r>
-    </w:p>
-    <w:p>
-      <w:pPr>
-        <w:ind w:firstLineChars="200" w:firstLine="440"/>
-        <w:rPr>
-          <w:rFonts w:ascii="Times New Roman" w:eastAsia="宋体" w:hAnsi="Times New Roman" w:cs="Times New Roman"/>
-        </w:rPr>
-      </w:pPr>
-      <w:r>
-        <w:rPr>
-          <w:rFonts w:ascii="Times New Roman" w:eastAsia="宋体" w:hAnsi="Times New Roman" w:cs="Times New Roman" w:hint="eastAsia"/>
-        </w:rPr>
-        <w:t>文件默认编码提示：在第一行添加了中文注释，对于多数自带编码推断的文本编辑器（包括记事本），会自动将地图文件以</w:t>
-      </w:r>
-      <w:r>
-        <w:rPr>
-          <w:rFonts w:ascii="Times New Roman" w:eastAsia="宋体" w:hAnsi="Times New Roman" w:cs="Times New Roman" w:hint="eastAsia"/>
-        </w:rPr>
-        <w:t>ANSI/GBK</w:t>
-      </w:r>
-      <w:r>
-        <w:rPr>
-          <w:rFonts w:ascii="Times New Roman" w:eastAsia="宋体" w:hAnsi="Times New Roman" w:cs="Times New Roman" w:hint="eastAsia"/>
-        </w:rPr>
-        <w:t>格式打开</w:t>
-      </w:r>
-    </w:p>
-    <w:p>
-      <w:pPr>
-        <w:ind w:firstLineChars="200" w:firstLine="440"/>
-        <w:rPr>
-          <w:rFonts w:ascii="Times New Roman" w:eastAsia="宋体" w:hAnsi="Times New Roman" w:cs="Times New Roman"/>
-        </w:rPr>
-      </w:pPr>
-      <w:r>
-        <w:rPr>
-          <w:rFonts w:ascii="Times New Roman" w:eastAsia="宋体" w:hAnsi="Times New Roman" w:cs="Times New Roman" w:hint="eastAsia"/>
-        </w:rPr>
-        <w:t>重新设置目录：启动时，若发现当前游戏目录资源不完整，会自动提示重新选择目录</w:t>
-      </w:r>
-    </w:p>
-    <w:p>
-      <w:pPr>
-        <w:ind w:firstLineChars="200" w:firstLine="440"/>
-        <w:rPr>
-          <w:rFonts w:ascii="Times New Roman" w:eastAsia="宋体" w:hAnsi="Times New Roman" w:cs="Times New Roman"/>
-        </w:rPr>
-      </w:pPr>
-      <w:r>
-        <w:rPr>
-          <w:rFonts w:ascii="Times New Roman" w:eastAsia="宋体" w:hAnsi="Times New Roman" w:cs="Times New Roman" w:hint="eastAsia"/>
-        </w:rPr>
-        <w:t>选择游戏目录：</w:t>
-      </w:r>
-      <w:r>
-        <w:rPr>
-          <w:rFonts w:ascii="Times New Roman" w:eastAsia="宋体" w:hAnsi="Times New Roman" w:cs="Times New Roman" w:hint="eastAsia"/>
-        </w:rPr>
-        <w:t>选择游戏目录对话框不会限定文件名称，可以选择</w:t>
-      </w:r>
-      <w:r>
-        <w:rPr>
-          <w:rFonts w:ascii="Times New Roman" w:eastAsia="宋体" w:hAnsi="Times New Roman" w:cs="Times New Roman" w:hint="eastAsia"/>
-        </w:rPr>
-        <w:t>.mix</w:t>
-      </w:r>
-      <w:r>
-        <w:rPr>
-          <w:rFonts w:ascii="Times New Roman" w:eastAsia="宋体" w:hAnsi="Times New Roman" w:cs="Times New Roman" w:hint="eastAsia"/>
-        </w:rPr>
-        <w:t>文件或</w:t>
-      </w:r>
-      <w:r>
-        <w:rPr>
-          <w:rFonts w:ascii="Times New Roman" w:eastAsia="宋体" w:hAnsi="Times New Roman" w:cs="Times New Roman" w:hint="eastAsia"/>
-        </w:rPr>
-        <w:t>.exe</w:t>
-      </w:r>
-      <w:r>
-        <w:rPr>
-          <w:rFonts w:ascii="Times New Roman" w:eastAsia="宋体" w:hAnsi="Times New Roman" w:cs="Times New Roman" w:hint="eastAsia"/>
-        </w:rPr>
-        <w:t>文件（实际上，只需要目录设置正确，选择目录内的任意文件均可）</w:t>
-      </w:r>
-    </w:p>
-    <w:p>
-      <w:pPr>
-        <w:ind w:firstLineChars="200" w:firstLine="440"/>
-        <w:rPr>
-          <w:rFonts w:ascii="Times New Roman" w:eastAsia="宋体" w:hAnsi="Times New Roman" w:cs="Times New Roman"/>
-        </w:rPr>
-      </w:pPr>
-      <w:r>
-        <w:rPr>
-          <w:rFonts w:ascii="Times New Roman" w:eastAsia="宋体" w:hAnsi="Times New Roman" w:cs="Times New Roman" w:hint="eastAsia"/>
-        </w:rPr>
-        <w:t>文件对话框风格：选择游戏目录、打开地图、保存地图使用的文件对话框，会使用</w:t>
-      </w:r>
-      <w:r>
-        <w:rPr>
-          <w:rFonts w:ascii="Times New Roman" w:eastAsia="宋体" w:hAnsi="Times New Roman" w:cs="Times New Roman" w:hint="eastAsia"/>
-        </w:rPr>
-        <w:t>WIN7</w:t>
-      </w:r>
-      <w:r>
-        <w:rPr>
-          <w:rFonts w:ascii="Times New Roman" w:eastAsia="宋体" w:hAnsi="Times New Roman" w:cs="Times New Roman" w:hint="eastAsia"/>
-        </w:rPr>
-        <w:t>风格</w:t>
-      </w:r>
-    </w:p>
-    <w:p>
-      <w:pPr>
-        <w:ind w:firstLineChars="200" w:firstLine="440"/>
-        <w:rPr>
-          <w:rFonts w:ascii="Times New Roman" w:eastAsia="宋体" w:hAnsi="Times New Roman" w:cs="Times New Roman"/>
-        </w:rPr>
-      </w:pPr>
-      <w:r>
-        <w:rPr>
-          <w:rFonts w:ascii="Times New Roman" w:eastAsia="宋体" w:hAnsi="Times New Roman" w:cs="Times New Roman" w:hint="eastAsia"/>
-        </w:rPr>
-        <w:t>自动设置拓展名：</w:t>
-      </w:r>
-      <w:r>
-        <w:rPr>
-          <w:rFonts w:ascii="Times New Roman" w:eastAsia="宋体" w:hAnsi="Times New Roman" w:cs="Times New Roman" w:hint="eastAsia"/>
-        </w:rPr>
-        <w:t>在保存地图时，会根据</w:t>
-      </w:r>
-      <w:r>
-        <w:rPr>
-          <w:rFonts w:ascii="Times New Roman" w:eastAsia="宋体" w:hAnsi="Times New Roman" w:cs="Times New Roman" w:hint="eastAsia"/>
-        </w:rPr>
-        <w:t>地图类型在文件对话框中选择默认的拓展名</w:t>
-      </w:r>
-    </w:p>
-    <w:p>
-      <w:pPr>
-        <w:ind w:firstLineChars="200" w:firstLine="440"/>
-        <w:rPr>
-          <w:rFonts w:ascii="Times New Roman" w:eastAsia="宋体" w:hAnsi="Times New Roman" w:cs="Times New Roman"/>
-        </w:rPr>
-      </w:pPr>
-      <w:r>
-        <w:rPr>
-          <w:rFonts w:ascii="Times New Roman" w:eastAsia="宋体" w:hAnsi="Times New Roman" w:cs="Times New Roman" w:hint="eastAsia"/>
-        </w:rPr>
-        <w:t>FAData</w:t>
-      </w:r>
-      <w:r>
-        <w:rPr>
-          <w:rFonts w:ascii="Times New Roman" w:eastAsia="宋体" w:hAnsi="Times New Roman" w:cs="Times New Roman" w:hint="eastAsia"/>
-        </w:rPr>
-        <w:t>拆分：支持对</w:t>
-      </w:r>
-      <w:r>
-        <w:rPr>
-          <w:rFonts w:ascii="Times New Roman" w:eastAsia="宋体" w:hAnsi="Times New Roman" w:cs="Times New Roman" w:hint="eastAsia"/>
-        </w:rPr>
-        <w:t>FAData</w:t>
-      </w:r>
-      <w:r>
-        <w:rPr>
-          <w:rFonts w:ascii="Times New Roman" w:eastAsia="宋体" w:hAnsi="Times New Roman" w:cs="Times New Roman" w:hint="eastAsia"/>
-        </w:rPr>
-        <w:t>进行拆分</w:t>
-      </w:r>
-    </w:p>
-    <w:p>
-      <w:pPr>
-        <w:ind w:firstLineChars="200" w:firstLine="440"/>
-        <w:rPr>
-          <w:rFonts w:ascii="Times New Roman" w:eastAsia="宋体" w:hAnsi="Times New Roman" w:cs="Times New Roman"/>
-        </w:rPr>
-      </w:pPr>
-      <w:r>
-        <w:rPr>
-          <w:rFonts w:ascii="Times New Roman" w:eastAsia="宋体" w:hAnsi="Times New Roman" w:cs="Times New Roman" w:hint="eastAsia"/>
-        </w:rPr>
-        <w:t>鼠标描边：支持</w:t>
-      </w:r>
-      <w:r>
-        <w:rPr>
-          <w:rFonts w:ascii="Times New Roman" w:eastAsia="宋体" w:hAnsi="Times New Roman" w:cs="Times New Roman" w:hint="eastAsia"/>
-        </w:rPr>
-        <w:t>FA2 2.0</w:t>
-      </w:r>
-      <w:r>
-        <w:rPr>
-          <w:rFonts w:ascii="Times New Roman" w:eastAsia="宋体" w:hAnsi="Times New Roman" w:cs="Times New Roman" w:hint="eastAsia"/>
-        </w:rPr>
-        <w:t>同款的依据当前高度改变鼠标描边颜色</w:t>
-      </w:r>
-    </w:p>
-    <w:p>
-      <w:pPr>
-        <w:ind w:firstLineChars="200" w:firstLine="440"/>
-        <w:rPr>
-          <w:rFonts w:ascii="Times New Roman" w:eastAsia="宋体" w:hAnsi="Times New Roman" w:cs="Times New Roman"/>
-        </w:rPr>
-      </w:pPr>
-      <w:r>
-        <w:rPr>
-          <w:rFonts w:ascii="Times New Roman" w:eastAsia="宋体" w:hAnsi="Times New Roman" w:cs="Times New Roman" w:hint="eastAsia"/>
-        </w:rPr>
-        <w:t>拖动界面指针：使用了</w:t>
-      </w:r>
-      <w:r>
-        <w:rPr>
-          <w:rFonts w:ascii="Times New Roman" w:eastAsia="宋体" w:hAnsi="Times New Roman" w:cs="Times New Roman" w:hint="eastAsia"/>
-        </w:rPr>
-        <w:t>FA2 2.0</w:t>
-      </w:r>
-      <w:r>
-        <w:rPr>
-          <w:rFonts w:ascii="Times New Roman" w:eastAsia="宋体" w:hAnsi="Times New Roman" w:cs="Times New Roman" w:hint="eastAsia"/>
-        </w:rPr>
-        <w:t>同款的按住右键拖动地图画面时显示的鼠标指针</w:t>
-      </w:r>
-    </w:p>
-    <w:p>
-      <w:pPr>
-        <w:ind w:firstLineChars="200" w:firstLine="440"/>
-        <w:rPr>
-          <w:rFonts w:ascii="Times New Roman" w:eastAsia="宋体" w:hAnsi="Times New Roman" w:cs="Times New Roman"/>
-        </w:rPr>
-      </w:pPr>
-      <w:r>
-        <w:rPr>
-          <w:rFonts w:ascii="Times New Roman" w:eastAsia="宋体" w:hAnsi="Times New Roman" w:cs="Times New Roman" w:hint="eastAsia"/>
-        </w:rPr>
-        <w:t>崩溃保存：崩溃时，将带当前时间后缀的地图文件保存在</w:t>
-      </w:r>
-      <w:r>
-        <w:rPr>
-          <w:rFonts w:ascii="Times New Roman" w:eastAsia="宋体" w:hAnsi="Times New Roman" w:cs="Times New Roman" w:hint="eastAsia"/>
-        </w:rPr>
-        <w:t>CrashBackups</w:t>
-      </w:r>
-      <w:r>
-        <w:rPr>
-          <w:rFonts w:ascii="Times New Roman" w:eastAsia="宋体" w:hAnsi="Times New Roman" w:cs="Times New Roman" w:hint="eastAsia"/>
-        </w:rPr>
-        <w:t>目录中，同时将必要的日志文件自动复制到</w:t>
-      </w:r>
-      <w:r>
-        <w:rPr>
-          <w:rFonts w:ascii="Times New Roman" w:eastAsia="宋体" w:hAnsi="Times New Roman" w:cs="Times New Roman" w:hint="eastAsia"/>
-        </w:rPr>
-        <w:t>debug</w:t>
-      </w:r>
-      <w:r>
-        <w:rPr>
-          <w:rFonts w:ascii="Times New Roman" w:eastAsia="宋体" w:hAnsi="Times New Roman" w:cs="Times New Roman" w:hint="eastAsia"/>
-        </w:rPr>
-        <w:t>目录</w:t>
-      </w:r>
-      <w:r>
-        <w:rPr>
-          <w:rFonts w:ascii="Times New Roman" w:eastAsia="宋体" w:hAnsi="Times New Roman" w:cs="Times New Roman" w:hint="eastAsia"/>
-        </w:rPr>
-        <w:t>下</w:t>
-      </w:r>
-    </w:p>
-    <w:p>
-      <w:pPr>
-        <w:ind w:firstLineChars="200" w:firstLine="440"/>
-        <w:rPr>
-          <w:rFonts w:ascii="Times New Roman" w:eastAsia="宋体" w:hAnsi="Times New Roman" w:cs="Times New Roman"/>
-        </w:rPr>
-      </w:pPr>
-      <w:r>
-        <w:rPr>
-          <w:rFonts w:ascii="Times New Roman" w:eastAsia="宋体" w:hAnsi="Times New Roman" w:cs="Times New Roman" w:hint="eastAsia"/>
-        </w:rPr>
-        <w:lastRenderedPageBreak/>
         <w:t>地图检查器：增加了对循环触发链、重复特遣成员、错误基地节点格式、</w:t>
       </w:r>
       <w:r>
@@ -28069,6 +28147,7 @@
         <w:rPr>
           <w:rFonts w:ascii="Times New Roman" w:eastAsia="宋体" w:hAnsi="Times New Roman" w:cs="Times New Roman" w:hint="eastAsia"/>
         </w:rPr>
+        <w:lastRenderedPageBreak/>
         <w:t xml:space="preserve">ObjectBrowser.Foundation= BOOLEAN ; </w:t>
       </w:r>
       <w:r>
@@ -28109,14 +28188,856 @@
         <w:rPr>
           <w:rFonts w:ascii="Times New Roman" w:eastAsia="宋体" w:hAnsi="Times New Roman" w:cs="Times New Roman" w:hint="eastAsia"/>
         </w:rPr>
+        <w:t xml:space="preserve">ObjectBrowser.Ore.ExtraSupport=BOOLEAN ; </w:t>
+      </w:r>
+      <w:r>
+        <w:rPr>
+          <w:rFonts w:ascii="Times New Roman" w:eastAsia="宋体" w:hAnsi="Times New Roman" w:cs="Times New Roman" w:hint="eastAsia"/>
+        </w:rPr>
+        <w:t>是否在“金矿和水晶”中支持额外矿石类型的摆放</w:t>
+      </w:r>
+    </w:p>
+    <w:p>
+      <w:pPr>
+        <w:ind w:firstLineChars="200" w:firstLine="440"/>
+        <w:rPr>
+          <w:rFonts w:ascii="Times New Roman" w:eastAsia="宋体" w:hAnsi="Times New Roman" w:cs="Times New Roman"/>
+        </w:rPr>
+      </w:pPr>
+      <w:r>
+        <w:rPr>
+          <w:rFonts w:ascii="Times New Roman" w:eastAsia="宋体" w:hAnsi="Times New Roman" w:cs="Times New Roman" w:hint="eastAsia"/>
+        </w:rPr>
+        <w:t>GridObjectViewer.LoadForceSides</w:t>
+      </w:r>
+      <w:r>
+        <w:rPr>
+          <w:rFonts w:ascii="Times New Roman" w:eastAsia="宋体" w:hAnsi="Times New Roman" w:cs="Times New Roman" w:hint="eastAsia"/>
+        </w:rPr>
+        <w:t>=</w:t>
+      </w:r>
+      <w:r>
+        <w:rPr>
+          <w:rFonts w:ascii="Times New Roman" w:eastAsia="宋体" w:hAnsi="Times New Roman" w:cs="Times New Roman" w:hint="eastAsia"/>
+        </w:rPr>
+        <w:t xml:space="preserve">BOOLEAN ; </w:t>
+      </w:r>
+      <w:r>
+        <w:rPr>
+          <w:rFonts w:ascii="Times New Roman" w:eastAsia="宋体" w:hAnsi="Times New Roman" w:cs="Times New Roman" w:hint="eastAsia"/>
+        </w:rPr>
+        <w:t>根据单位</w:t>
+      </w:r>
+      <w:r>
+        <w:rPr>
+          <w:rFonts w:ascii="Times New Roman" w:eastAsia="宋体" w:hAnsi="Times New Roman" w:cs="Times New Roman" w:hint="eastAsia"/>
+        </w:rPr>
+        <w:t>rules</w:t>
+      </w:r>
+      <w:r>
+        <w:rPr>
+          <w:rFonts w:ascii="Times New Roman" w:eastAsia="宋体" w:hAnsi="Times New Roman" w:cs="Times New Roman" w:hint="eastAsia"/>
+        </w:rPr>
+        <w:t>中的</w:t>
+      </w:r>
+      <w:r>
+        <w:rPr>
+          <w:rFonts w:ascii="Times New Roman" w:eastAsia="宋体" w:hAnsi="Times New Roman" w:cs="Times New Roman" w:hint="eastAsia"/>
+        </w:rPr>
+        <w:t>EditorCategory</w:t>
+      </w:r>
+      <w:r>
+        <w:rPr>
+          <w:rFonts w:ascii="Times New Roman" w:eastAsia="宋体" w:hAnsi="Times New Roman" w:cs="Times New Roman" w:hint="eastAsia"/>
+        </w:rPr>
+        <w:t>在对象查看器中分类</w:t>
+      </w:r>
+    </w:p>
+    <w:p>
+      <w:pPr>
+        <w:ind w:firstLineChars="200" w:firstLine="440"/>
+        <w:rPr>
+          <w:rFonts w:ascii="Times New Roman" w:eastAsia="宋体" w:hAnsi="Times New Roman" w:cs="Times New Roman"/>
+        </w:rPr>
+      </w:pPr>
+      <w:r>
+        <w:rPr>
+          <w:rFonts w:ascii="Times New Roman" w:eastAsia="宋体" w:hAnsi="Times New Roman" w:cs="Times New Roman" w:hint="eastAsia"/>
+        </w:rPr>
+        <w:t>GridObjectViewer.LoadForceSides</w:t>
+      </w:r>
+      <w:r>
+        <w:rPr>
+          <w:rFonts w:ascii="Times New Roman" w:eastAsia="宋体" w:hAnsi="Times New Roman" w:cs="Times New Roman" w:hint="eastAsia"/>
+        </w:rPr>
+        <w:t>=</w:t>
+      </w:r>
+      <w:r>
+        <w:rPr>
+          <w:rFonts w:ascii="Times New Roman" w:eastAsia="宋体" w:hAnsi="Times New Roman" w:cs="Times New Roman" w:hint="eastAsia"/>
+        </w:rPr>
+        <w:t xml:space="preserve">BOOLEAN ; </w:t>
+      </w:r>
+      <w:r>
+        <w:rPr>
+          <w:rFonts w:ascii="Times New Roman" w:eastAsia="宋体" w:hAnsi="Times New Roman" w:cs="Times New Roman" w:hint="eastAsia"/>
+        </w:rPr>
+        <w:t>根据单位的</w:t>
+      </w:r>
+      <w:r>
+        <w:rPr>
+          <w:rFonts w:ascii="Times New Roman" w:eastAsia="宋体" w:hAnsi="Times New Roman" w:cs="Times New Roman" w:hint="eastAsia"/>
+        </w:rPr>
+        <w:t>ForceSides</w:t>
+      </w:r>
+      <w:r>
+        <w:rPr>
+          <w:rFonts w:ascii="Times New Roman" w:eastAsia="宋体" w:hAnsi="Times New Roman" w:cs="Times New Roman" w:hint="eastAsia"/>
+        </w:rPr>
+        <w:t>在对象查看器中分类</w:t>
+      </w:r>
+    </w:p>
+    <w:p>
+      <w:pPr>
+        <w:ind w:firstLineChars="200" w:firstLine="440"/>
+        <w:rPr>
+          <w:rFonts w:ascii="Times New Roman" w:eastAsia="宋体" w:hAnsi="Times New Roman" w:cs="Times New Roman"/>
+        </w:rPr>
+      </w:pPr>
+      <w:r>
+        <w:rPr>
+          <w:rFonts w:ascii="Times New Roman" w:eastAsia="宋体" w:hAnsi="Times New Roman" w:cs="Times New Roman" w:hint="eastAsia"/>
+        </w:rPr>
+        <w:t>GridObjectViewer.</w:t>
+      </w:r>
+      <w:r>
+        <w:rPr>
+          <w:rFonts w:ascii="Times New Roman" w:eastAsia="宋体" w:hAnsi="Times New Roman" w:cs="Times New Roman" w:hint="eastAsia"/>
+        </w:rPr>
+        <w:t>LoadObjectBrowserCategory</w:t>
+      </w:r>
+      <w:r>
+        <w:rPr>
+          <w:rFonts w:ascii="Times New Roman" w:eastAsia="宋体" w:hAnsi="Times New Roman" w:cs="Times New Roman" w:hint="eastAsia"/>
+        </w:rPr>
+        <w:t>=</w:t>
+      </w:r>
+      <w:r>
+        <w:rPr>
+          <w:rFonts w:ascii="Times New Roman" w:eastAsia="宋体" w:hAnsi="Times New Roman" w:cs="Times New Roman" w:hint="eastAsia"/>
+        </w:rPr>
+        <w:t>BOOLEAN ;</w:t>
+      </w:r>
+      <w:r>
+        <w:rPr>
+          <w:rFonts w:ascii="Times New Roman" w:eastAsia="宋体" w:hAnsi="Times New Roman" w:cs="Times New Roman" w:hint="eastAsia"/>
+        </w:rPr>
+        <w:t xml:space="preserve"> </w:t>
+      </w:r>
+      <w:r>
+        <w:rPr>
+          <w:rFonts w:ascii="Times New Roman" w:eastAsia="宋体" w:hAnsi="Times New Roman" w:cs="Times New Roman" w:hint="eastAsia"/>
+        </w:rPr>
+        <w:t>根据污染</w:t>
+      </w:r>
+      <w:r>
+        <w:rPr>
+          <w:rFonts w:ascii="Times New Roman" w:eastAsia="宋体" w:hAnsi="Times New Roman" w:cs="Times New Roman" w:hint="eastAsia"/>
+        </w:rPr>
+        <w:t>/</w:t>
+      </w:r>
+      <w:r>
+        <w:rPr>
+          <w:rFonts w:ascii="Times New Roman" w:eastAsia="宋体" w:hAnsi="Times New Roman" w:cs="Times New Roman" w:hint="eastAsia"/>
+        </w:rPr>
+        <w:t>地形对象</w:t>
+      </w:r>
+      <w:r>
+        <w:rPr>
+          <w:rFonts w:ascii="Times New Roman" w:eastAsia="宋体" w:hAnsi="Times New Roman" w:cs="Times New Roman" w:hint="eastAsia"/>
+        </w:rPr>
+        <w:t>/</w:t>
+      </w:r>
+      <w:r>
+        <w:rPr>
+          <w:rFonts w:ascii="Times New Roman" w:eastAsia="宋体" w:hAnsi="Times New Roman" w:cs="Times New Roman" w:hint="eastAsia"/>
+        </w:rPr>
+        <w:t>覆盖物在物品浏览器中的分组在对象查看器中分类</w:t>
+      </w:r>
+    </w:p>
+    <w:p>
+      <w:pPr>
+        <w:ind w:firstLineChars="200" w:firstLine="440"/>
+        <w:rPr>
+          <w:rFonts w:ascii="Times New Roman" w:eastAsia="宋体" w:hAnsi="Times New Roman" w:cs="Times New Roman"/>
+        </w:rPr>
+      </w:pPr>
+      <w:r>
+        <w:rPr>
+          <w:rFonts w:ascii="Times New Roman" w:eastAsia="宋体" w:hAnsi="Times New Roman" w:cs="Times New Roman"/>
+        </w:rPr>
+        <w:t>LoadLunarWater</w:t>
+      </w:r>
+      <w:r>
+        <w:rPr>
+          <w:rFonts w:ascii="Times New Roman" w:eastAsia="宋体" w:hAnsi="Times New Roman" w:cs="Times New Roman"/>
+        </w:rPr>
+        <w:t>=</w:t>
+      </w:r>
+      <w:r>
+        <w:rPr>
+          <w:rFonts w:ascii="Times New Roman" w:eastAsia="宋体" w:hAnsi="Times New Roman" w:cs="Times New Roman"/>
+        </w:rPr>
+        <w:t xml:space="preserve">BOOLEAN ; </w:t>
+      </w:r>
+      <w:r>
+        <w:rPr>
+          <w:rFonts w:ascii="Times New Roman" w:eastAsia="宋体" w:hAnsi="Times New Roman" w:cs="Times New Roman"/>
+        </w:rPr>
+        <w:t>是否在月球地图的地表菜单显示水面</w:t>
+      </w:r>
+    </w:p>
+    <w:p>
+      <w:pPr>
+        <w:ind w:firstLineChars="200" w:firstLine="440"/>
+        <w:rPr>
+          <w:rFonts w:ascii="Times New Roman" w:eastAsia="宋体" w:hAnsi="Times New Roman" w:cs="Times New Roman"/>
+        </w:rPr>
+      </w:pPr>
+      <w:r>
+        <w:rPr>
+          <w:rFonts w:ascii="Times New Roman" w:eastAsia="宋体" w:hAnsi="Times New Roman" w:cs="Times New Roman"/>
+        </w:rPr>
+        <w:t>LoadCivilianStringtable</w:t>
+      </w:r>
+      <w:r>
+        <w:rPr>
+          <w:rFonts w:ascii="Times New Roman" w:eastAsia="宋体" w:hAnsi="Times New Roman" w:cs="Times New Roman"/>
+        </w:rPr>
+        <w:t>=</w:t>
+      </w:r>
+      <w:r>
+        <w:rPr>
+          <w:rFonts w:ascii="Times New Roman" w:eastAsia="宋体" w:hAnsi="Times New Roman" w:cs="Times New Roman"/>
+        </w:rPr>
+        <w:t xml:space="preserve">BOOLEAN ; </w:t>
+      </w:r>
+      <w:r>
+        <w:rPr>
+          <w:rFonts w:ascii="Times New Roman" w:eastAsia="宋体" w:hAnsi="Times New Roman" w:cs="Times New Roman"/>
+        </w:rPr>
+        <w:t>是否加载对平民单位</w:t>
+      </w:r>
+      <w:r>
+        <w:rPr>
+          <w:rFonts w:ascii="Times New Roman" w:eastAsia="宋体" w:hAnsi="Times New Roman" w:cs="Times New Roman"/>
+        </w:rPr>
+        <w:t>/</w:t>
+      </w:r>
+      <w:r>
+        <w:rPr>
+          <w:rFonts w:ascii="Times New Roman" w:eastAsia="宋体" w:hAnsi="Times New Roman" w:cs="Times New Roman"/>
+        </w:rPr>
+        <w:t>建筑的特殊翻译</w:t>
+      </w:r>
+      <w:r>
+        <w:rPr>
+          <w:rFonts w:ascii="Times New Roman" w:eastAsia="宋体" w:hAnsi="Times New Roman" w:cs="Times New Roman"/>
+        </w:rPr>
+        <w:t xml:space="preserve"> (fa2civilian.csf)</w:t>
+      </w:r>
+    </w:p>
+    <w:p>
+      <w:pPr>
+        <w:ind w:firstLineChars="200" w:firstLine="440"/>
+        <w:rPr>
+          <w:rFonts w:ascii="Times New Roman" w:eastAsia="宋体" w:hAnsi="Times New Roman" w:cs="Times New Roman"/>
+        </w:rPr>
+      </w:pPr>
+      <w:r>
+        <w:rPr>
+          <w:rFonts w:ascii="Times New Roman" w:eastAsia="宋体" w:hAnsi="Times New Roman" w:cs="Times New Roman"/>
+        </w:rPr>
+        <w:t>ReloadGameFromMapFolder</w:t>
+      </w:r>
+      <w:r>
+        <w:rPr>
+          <w:rFonts w:ascii="Times New Roman" w:eastAsia="宋体" w:hAnsi="Times New Roman" w:cs="Times New Roman"/>
+        </w:rPr>
+        <w:t>=</w:t>
+      </w:r>
+      <w:r>
+        <w:rPr>
+          <w:rFonts w:ascii="Times New Roman" w:eastAsia="宋体" w:hAnsi="Times New Roman" w:cs="Times New Roman"/>
+        </w:rPr>
+        <w:t xml:space="preserve">BOOLEAN ; </w:t>
+      </w:r>
+      <w:r>
+        <w:rPr>
+          <w:rFonts w:ascii="Times New Roman" w:eastAsia="宋体" w:hAnsi="Times New Roman" w:cs="Times New Roman"/>
+        </w:rPr>
+        <w:t>是否从地图文件夹重新读取所有文件</w:t>
+      </w:r>
+      <w:r>
+        <w:rPr>
+          <w:rFonts w:ascii="Times New Roman" w:eastAsia="宋体" w:hAnsi="Times New Roman" w:cs="Times New Roman"/>
+        </w:rPr>
+        <w:t xml:space="preserve">, </w:t>
+      </w:r>
+      <w:r>
+        <w:rPr>
+          <w:rFonts w:ascii="Times New Roman" w:eastAsia="宋体" w:hAnsi="Times New Roman" w:cs="Times New Roman"/>
+        </w:rPr>
+        <w:t>而不需要重新设置</w:t>
+      </w:r>
+      <w:r>
+        <w:rPr>
+          <w:rFonts w:ascii="Times New Roman" w:eastAsia="宋体" w:hAnsi="Times New Roman" w:cs="Times New Roman"/>
+        </w:rPr>
+        <w:t xml:space="preserve"> FinalAlert.ini, </w:t>
+      </w:r>
+      <w:r>
+        <w:rPr>
+          <w:rFonts w:ascii="Times New Roman" w:eastAsia="宋体" w:hAnsi="Times New Roman" w:cs="Times New Roman"/>
+        </w:rPr>
+        <w:t>默认为</w:t>
+      </w:r>
+      <w:r>
+        <w:rPr>
+          <w:rFonts w:ascii="Times New Roman" w:eastAsia="宋体" w:hAnsi="Times New Roman" w:cs="Times New Roman"/>
+        </w:rPr>
+        <w:t xml:space="preserve"> false</w:t>
+      </w:r>
+    </w:p>
+    <w:p>
+      <w:pPr>
+        <w:ind w:firstLineChars="200" w:firstLine="440"/>
+        <w:rPr>
+          <w:rFonts w:ascii="Times New Roman" w:eastAsia="宋体" w:hAnsi="Times New Roman" w:cs="Times New Roman"/>
+        </w:rPr>
+      </w:pPr>
+      <w:r>
+        <w:rPr>
+          <w:rFonts w:ascii="Times New Roman" w:eastAsia="宋体" w:hAnsi="Times New Roman" w:cs="Times New Roman" w:hint="eastAsia"/>
+        </w:rPr>
+        <w:t>ReloadIniWhenOpeningMap</w:t>
+      </w:r>
+      <w:r>
+        <w:rPr>
+          <w:rFonts w:ascii="Times New Roman" w:eastAsia="宋体" w:hAnsi="Times New Roman" w:cs="Times New Roman" w:hint="eastAsia"/>
+        </w:rPr>
+        <w:t>=</w:t>
+      </w:r>
+      <w:r>
+        <w:rPr>
+          <w:rFonts w:ascii="Times New Roman" w:eastAsia="宋体" w:hAnsi="Times New Roman" w:cs="Times New Roman" w:hint="eastAsia"/>
+        </w:rPr>
+        <w:t xml:space="preserve">BOOLEAN ; </w:t>
+      </w:r>
+      <w:r>
+        <w:rPr>
+          <w:rFonts w:ascii="Times New Roman" w:eastAsia="宋体" w:hAnsi="Times New Roman" w:cs="Times New Roman" w:hint="eastAsia"/>
+        </w:rPr>
+        <w:t>是否在</w:t>
+      </w:r>
+      <w:r>
+        <w:rPr>
+          <w:rFonts w:ascii="Times New Roman" w:eastAsia="宋体" w:hAnsi="Times New Roman" w:cs="Times New Roman" w:hint="eastAsia"/>
+        </w:rPr>
+        <w:t>打开地图时重新加载游戏</w:t>
+      </w:r>
+      <w:r>
+        <w:rPr>
+          <w:rFonts w:ascii="Times New Roman" w:eastAsia="宋体" w:hAnsi="Times New Roman" w:cs="Times New Roman" w:hint="eastAsia"/>
+        </w:rPr>
+        <w:t xml:space="preserve">ini, </w:t>
+      </w:r>
+      <w:r>
+        <w:rPr>
+          <w:rFonts w:ascii="Times New Roman" w:eastAsia="宋体" w:hAnsi="Times New Roman" w:cs="Times New Roman" w:hint="eastAsia"/>
+        </w:rPr>
+        <w:t>默认为</w:t>
+      </w:r>
+      <w:r>
+        <w:rPr>
+          <w:rFonts w:ascii="Times New Roman" w:eastAsia="宋体" w:hAnsi="Times New Roman" w:cs="Times New Roman" w:hint="eastAsia"/>
+        </w:rPr>
+        <w:t xml:space="preserve"> false</w:t>
+      </w:r>
+    </w:p>
+    <w:p>
+      <w:pPr>
+        <w:ind w:firstLineChars="200" w:firstLine="440"/>
+        <w:rPr>
+          <w:rFonts w:ascii="Times New Roman" w:eastAsia="宋体" w:hAnsi="Times New Roman" w:cs="Times New Roman"/>
+        </w:rPr>
+      </w:pPr>
+      <w:r>
+        <w:rPr>
+          <w:rFonts w:ascii="Times New Roman" w:eastAsia="宋体" w:hAnsi="Times New Roman" w:cs="Times New Roman" w:hint="eastAsia"/>
+        </w:rPr>
+        <w:t xml:space="preserve">LoadGameFromMapFolder.OnInit=BOOLEAN ; </w:t>
+      </w:r>
+      <w:r>
+        <w:rPr>
+          <w:rFonts w:ascii="Times New Roman" w:eastAsia="宋体" w:hAnsi="Times New Roman" w:cs="Times New Roman" w:hint="eastAsia"/>
+        </w:rPr>
+        <w:t>双击打开地图文件时，从地图目录加载资源文件</w:t>
+      </w:r>
+      <w:r>
+        <w:rPr>
+          <w:rFonts w:ascii="Times New Roman" w:eastAsia="宋体" w:hAnsi="Times New Roman" w:cs="Times New Roman" w:hint="eastAsia"/>
+        </w:rPr>
+        <w:t xml:space="preserve">, </w:t>
+      </w:r>
+      <w:r>
+        <w:rPr>
+          <w:rFonts w:ascii="Times New Roman" w:eastAsia="宋体" w:hAnsi="Times New Roman" w:cs="Times New Roman" w:hint="eastAsia"/>
+        </w:rPr>
+        <w:t>默认为</w:t>
+      </w:r>
+      <w:r>
+        <w:rPr>
+          <w:rFonts w:ascii="Times New Roman" w:eastAsia="宋体" w:hAnsi="Times New Roman" w:cs="Times New Roman" w:hint="eastAsia"/>
+        </w:rPr>
+        <w:t xml:space="preserve"> false</w:t>
+      </w:r>
+    </w:p>
+    <w:p>
+      <w:pPr>
+        <w:ind w:firstLineChars="200" w:firstLine="440"/>
+        <w:rPr>
+          <w:rFonts w:ascii="Times New Roman" w:eastAsia="宋体" w:hAnsi="Times New Roman" w:cs="Times New Roman"/>
+        </w:rPr>
+      </w:pPr>
+      <w:r>
+        <w:rPr>
+          <w:rFonts w:ascii="Times New Roman" w:eastAsia="宋体" w:hAnsi="Times New Roman" w:cs="Times New Roman" w:hint="eastAsia"/>
+        </w:rPr>
+        <w:t xml:space="preserve">AllowInherits=BOOLEAN ; </w:t>
+      </w:r>
+      <w:r>
+        <w:rPr>
+          <w:rFonts w:ascii="Times New Roman" w:eastAsia="宋体" w:hAnsi="Times New Roman" w:cs="Times New Roman" w:hint="eastAsia"/>
+        </w:rPr>
+        <w:t>读取</w:t>
+      </w:r>
+      <w:r>
+        <w:rPr>
+          <w:rFonts w:ascii="Times New Roman" w:eastAsia="宋体" w:hAnsi="Times New Roman" w:cs="Times New Roman" w:hint="eastAsia"/>
+        </w:rPr>
+        <w:t xml:space="preserve"> []:[] </w:t>
+      </w:r>
+      <w:r>
+        <w:rPr>
+          <w:rFonts w:ascii="Times New Roman" w:eastAsia="宋体" w:hAnsi="Times New Roman" w:cs="Times New Roman" w:hint="eastAsia"/>
+        </w:rPr>
+        <w:t>继承</w:t>
+      </w:r>
+      <w:r>
+        <w:rPr>
+          <w:rFonts w:ascii="Times New Roman" w:eastAsia="宋体" w:hAnsi="Times New Roman" w:cs="Times New Roman" w:hint="eastAsia"/>
+        </w:rPr>
+        <w:t>(</w:t>
+      </w:r>
+      <w:r>
+        <w:rPr>
+          <w:rFonts w:ascii="Times New Roman" w:eastAsia="宋体" w:hAnsi="Times New Roman" w:cs="Times New Roman" w:hint="eastAsia"/>
+        </w:rPr>
+        <w:t>不推荐</w:t>
+      </w:r>
+      <w:r>
+        <w:rPr>
+          <w:rFonts w:ascii="Times New Roman" w:eastAsia="宋体" w:hAnsi="Times New Roman" w:cs="Times New Roman" w:hint="eastAsia"/>
+        </w:rPr>
+        <w:t>)</w:t>
+      </w:r>
+    </w:p>
+    <w:p>
+      <w:pPr>
+        <w:ind w:firstLineChars="200" w:firstLine="440"/>
+        <w:rPr>
+          <w:rFonts w:ascii="Times New Roman" w:eastAsia="宋体" w:hAnsi="Times New Roman" w:cs="Times New Roman"/>
+        </w:rPr>
+      </w:pPr>
+      <w:r>
+        <w:rPr>
+          <w:rFonts w:ascii="Times New Roman" w:eastAsia="宋体" w:hAnsi="Times New Roman" w:cs="Times New Roman" w:hint="eastAsia"/>
+        </w:rPr>
+        <w:t>IncludeType=BOOLEAN ; include</w:t>
+      </w:r>
+      <w:r>
+        <w:rPr>
+          <w:rFonts w:ascii="Times New Roman" w:eastAsia="宋体" w:hAnsi="Times New Roman" w:cs="Times New Roman" w:hint="eastAsia"/>
+        </w:rPr>
+        <w:t>小节的名称</w:t>
+      </w:r>
+      <w:r>
+        <w:rPr>
+          <w:rFonts w:ascii="Times New Roman" w:eastAsia="宋体" w:hAnsi="Times New Roman" w:cs="Times New Roman" w:hint="eastAsia"/>
+        </w:rPr>
+        <w:t xml:space="preserve"> (yes = $Include(Phobos), no = #include(Ares))</w:t>
+      </w:r>
+    </w:p>
+    <w:p>
+      <w:pPr>
+        <w:ind w:firstLineChars="200" w:firstLine="440"/>
+        <w:rPr>
+          <w:rFonts w:ascii="Times New Roman" w:eastAsia="宋体" w:hAnsi="Times New Roman" w:cs="Times New Roman"/>
+        </w:rPr>
+      </w:pPr>
+      <w:r>
+        <w:rPr>
+          <w:rFonts w:ascii="Times New Roman" w:eastAsia="宋体" w:hAnsi="Times New Roman" w:cs="Times New Roman" w:hint="eastAsia"/>
+        </w:rPr>
+        <w:t>InheritType</w:t>
+      </w:r>
+      <w:r>
+        <w:rPr>
+          <w:rFonts w:ascii="Times New Roman" w:eastAsia="宋体" w:hAnsi="Times New Roman" w:cs="Times New Roman" w:hint="eastAsia"/>
+        </w:rPr>
+        <w:t>=</w:t>
+      </w:r>
+      <w:r>
+        <w:rPr>
+          <w:rFonts w:ascii="Times New Roman" w:eastAsia="宋体" w:hAnsi="Times New Roman" w:cs="Times New Roman" w:hint="eastAsia"/>
+        </w:rPr>
+        <w:t>BOOLEAN ; inherit</w:t>
+      </w:r>
+      <w:r>
+        <w:rPr>
+          <w:rFonts w:ascii="Times New Roman" w:eastAsia="宋体" w:hAnsi="Times New Roman" w:cs="Times New Roman" w:hint="eastAsia"/>
+        </w:rPr>
+        <w:t>的方式</w:t>
+      </w:r>
+      <w:r>
+        <w:rPr>
+          <w:rFonts w:ascii="Times New Roman" w:eastAsia="宋体" w:hAnsi="Times New Roman" w:cs="Times New Roman" w:hint="eastAsia"/>
+        </w:rPr>
+        <w:t xml:space="preserve"> (yes = $Inherit(Phobos), no = []:[](Ares))</w:t>
+      </w:r>
+    </w:p>
+    <w:p>
+      <w:pPr>
+        <w:ind w:firstLineChars="200" w:firstLine="440"/>
+        <w:rPr>
+          <w:rFonts w:ascii="Times New Roman" w:eastAsia="宋体" w:hAnsi="Times New Roman" w:cs="Times New Roman"/>
+        </w:rPr>
+      </w:pPr>
+      <w:r>
+        <w:rPr>
+          <w:rFonts w:ascii="Times New Roman" w:eastAsia="宋体" w:hAnsi="Times New Roman" w:cs="Times New Roman"/>
+        </w:rPr>
+        <w:t>TutorialTexts.Viewer</w:t>
+      </w:r>
+      <w:r>
+        <w:rPr>
+          <w:rFonts w:ascii="Times New Roman" w:eastAsia="宋体" w:hAnsi="Times New Roman" w:cs="Times New Roman"/>
+        </w:rPr>
+        <w:t>=</w:t>
+      </w:r>
+      <w:r>
+        <w:rPr>
+          <w:rFonts w:ascii="Times New Roman" w:eastAsia="宋体" w:hAnsi="Times New Roman" w:cs="Times New Roman"/>
+        </w:rPr>
+        <w:t xml:space="preserve">BOOLEAN ; </w:t>
+      </w:r>
+      <w:r>
+        <w:rPr>
+          <w:rFonts w:ascii="Times New Roman" w:eastAsia="宋体" w:hAnsi="Times New Roman" w:cs="Times New Roman"/>
+        </w:rPr>
+        <w:t>启用此功能后</w:t>
+      </w:r>
+      <w:r>
+        <w:rPr>
+          <w:rFonts w:ascii="Times New Roman" w:eastAsia="宋体" w:hAnsi="Times New Roman" w:cs="Times New Roman"/>
+        </w:rPr>
+        <w:t xml:space="preserve">, </w:t>
+      </w:r>
+      <w:r>
+        <w:rPr>
+          <w:rFonts w:ascii="Times New Roman" w:eastAsia="宋体" w:hAnsi="Times New Roman" w:cs="Times New Roman"/>
+        </w:rPr>
+        <w:t>当触发参数为</w:t>
+      </w:r>
+      <w:r>
+        <w:rPr>
+          <w:rFonts w:ascii="Times New Roman" w:eastAsia="宋体" w:hAnsi="Times New Roman" w:cs="Times New Roman"/>
+        </w:rPr>
+        <w:t>CSF</w:t>
+      </w:r>
+      <w:r>
+        <w:rPr>
+          <w:rFonts w:ascii="Times New Roman" w:eastAsia="宋体" w:hAnsi="Times New Roman" w:cs="Times New Roman"/>
+        </w:rPr>
+        <w:t>文本时</w:t>
+      </w:r>
+      <w:r>
+        <w:rPr>
+          <w:rFonts w:ascii="Times New Roman" w:eastAsia="宋体" w:hAnsi="Times New Roman" w:cs="Times New Roman"/>
+        </w:rPr>
+        <w:t xml:space="preserve">, </w:t>
+      </w:r>
+      <w:r>
+        <w:rPr>
+          <w:rFonts w:ascii="Times New Roman" w:eastAsia="宋体" w:hAnsi="Times New Roman" w:cs="Times New Roman"/>
+        </w:rPr>
+        <w:t>点击下拉菜单会弹出</w:t>
+      </w:r>
+      <w:r>
+        <w:rPr>
+          <w:rFonts w:ascii="Times New Roman" w:eastAsia="宋体" w:hAnsi="Times New Roman" w:cs="Times New Roman"/>
+        </w:rPr>
+        <w:t>CSF</w:t>
+      </w:r>
+      <w:r>
+        <w:rPr>
+          <w:rFonts w:ascii="Times New Roman" w:eastAsia="宋体" w:hAnsi="Times New Roman" w:cs="Times New Roman"/>
+        </w:rPr>
+        <w:t>浏览器</w:t>
+      </w:r>
+    </w:p>
+    <w:p>
+      <w:pPr>
+        <w:ind w:firstLineChars="200" w:firstLine="440"/>
+        <w:rPr>
+          <w:rFonts w:ascii="Times New Roman" w:eastAsia="宋体" w:hAnsi="Times New Roman" w:cs="Times New Roman"/>
+        </w:rPr>
+      </w:pPr>
+      <w:r>
+        <w:rPr>
+          <w:rFonts w:ascii="Times New Roman" w:eastAsia="宋体" w:hAnsi="Times New Roman" w:cs="Times New Roman"/>
+        </w:rPr>
+        <w:t>CloneWithOrderedID</w:t>
+      </w:r>
+      <w:r>
+        <w:rPr>
+          <w:rFonts w:ascii="Times New Roman" w:eastAsia="宋体" w:hAnsi="Times New Roman" w:cs="Times New Roman"/>
+        </w:rPr>
+        <w:t>=</w:t>
+      </w:r>
+      <w:r>
+        <w:rPr>
+          <w:rFonts w:ascii="Times New Roman" w:eastAsia="宋体" w:hAnsi="Times New Roman" w:cs="Times New Roman"/>
+        </w:rPr>
+        <w:t xml:space="preserve">BOOLEAN ; </w:t>
+      </w:r>
+      <w:r>
+        <w:rPr>
+          <w:rFonts w:ascii="Times New Roman" w:eastAsia="宋体" w:hAnsi="Times New Roman" w:cs="Times New Roman"/>
+        </w:rPr>
+        <w:t>启用此功能后</w:t>
+      </w:r>
+      <w:r>
+        <w:rPr>
+          <w:rFonts w:ascii="Times New Roman" w:eastAsia="宋体" w:hAnsi="Times New Roman" w:cs="Times New Roman"/>
+        </w:rPr>
+        <w:t xml:space="preserve">, </w:t>
+      </w:r>
+      <w:r>
+        <w:rPr>
+          <w:rFonts w:ascii="Times New Roman" w:eastAsia="宋体" w:hAnsi="Times New Roman" w:cs="Times New Roman"/>
+        </w:rPr>
+        <w:t>复制触发、小队、特遣、脚本、</w:t>
+      </w:r>
+      <w:r>
+        <w:rPr>
+          <w:rFonts w:ascii="Times New Roman" w:eastAsia="宋体" w:hAnsi="Times New Roman" w:cs="Times New Roman"/>
+        </w:rPr>
+        <w:t>AI</w:t>
+      </w:r>
+      <w:r>
+        <w:rPr>
+          <w:rFonts w:ascii="Times New Roman" w:eastAsia="宋体" w:hAnsi="Times New Roman" w:cs="Times New Roman"/>
+        </w:rPr>
+        <w:t>触发时，都会在名称最后新增递增编号，而不是</w:t>
+      </w:r>
+      <w:r>
+        <w:rPr>
+          <w:rFonts w:ascii="Times New Roman" w:eastAsia="宋体" w:hAnsi="Times New Roman" w:cs="Times New Roman"/>
+        </w:rPr>
+        <w:t>Clone</w:t>
+      </w:r>
+    </w:p>
+    <w:p>
+      <w:pPr>
+        <w:ind w:firstLineChars="200" w:firstLine="440"/>
+        <w:rPr>
+          <w:rFonts w:ascii="Times New Roman" w:eastAsia="宋体" w:hAnsi="Times New Roman" w:cs="Times New Roman"/>
+        </w:rPr>
+      </w:pPr>
+      <w:r>
+        <w:rPr>
+          <w:rFonts w:ascii="Times New Roman" w:eastAsia="宋体" w:hAnsi="Times New Roman" w:cs="Times New Roman" w:hint="eastAsia"/>
+        </w:rPr>
+        <w:t xml:space="preserve">UseSequentialIndexing=BOOLEAN ; </w:t>
+      </w:r>
+      <w:r>
+        <w:rPr>
+          <w:rFonts w:ascii="Times New Roman" w:eastAsia="宋体" w:hAnsi="Times New Roman" w:cs="Times New Roman" w:hint="eastAsia"/>
+        </w:rPr>
+        <w:t>启用此功能后</w:t>
+      </w:r>
+      <w:r>
+        <w:rPr>
+          <w:rFonts w:ascii="Times New Roman" w:eastAsia="宋体" w:hAnsi="Times New Roman" w:cs="Times New Roman" w:hint="eastAsia"/>
+        </w:rPr>
+        <w:t xml:space="preserve">, </w:t>
+      </w:r>
+      <w:r>
+        <w:rPr>
+          <w:rFonts w:ascii="Times New Roman" w:eastAsia="宋体" w:hAnsi="Times New Roman" w:cs="Times New Roman" w:hint="eastAsia"/>
+        </w:rPr>
+        <w:t>创建触发、小队、特遣、脚本、</w:t>
+      </w:r>
+      <w:r>
+        <w:rPr>
+          <w:rFonts w:ascii="Times New Roman" w:eastAsia="宋体" w:hAnsi="Times New Roman" w:cs="Times New Roman" w:hint="eastAsia"/>
+        </w:rPr>
+        <w:t>AI</w:t>
+      </w:r>
+      <w:r>
+        <w:rPr>
+          <w:rFonts w:ascii="Times New Roman" w:eastAsia="宋体" w:hAnsi="Times New Roman" w:cs="Times New Roman" w:hint="eastAsia"/>
+        </w:rPr>
+        <w:t>触发时，会在当前最大</w:t>
+      </w:r>
+      <w:r>
+        <w:rPr>
+          <w:rFonts w:ascii="Times New Roman" w:eastAsia="宋体" w:hAnsi="Times New Roman" w:cs="Times New Roman" w:hint="eastAsia"/>
+        </w:rPr>
+        <w:t>ID</w:t>
+      </w:r>
+      <w:r>
+        <w:rPr>
+          <w:rFonts w:ascii="Times New Roman" w:eastAsia="宋体" w:hAnsi="Times New Roman" w:cs="Times New Roman" w:hint="eastAsia"/>
+        </w:rPr>
+        <w:t>后递增，而不是寻找第一个可用</w:t>
+      </w:r>
+      <w:r>
+        <w:rPr>
+          <w:rFonts w:ascii="Times New Roman" w:eastAsia="宋体" w:hAnsi="Times New Roman" w:cs="Times New Roman" w:hint="eastAsia"/>
+        </w:rPr>
+        <w:t>ID</w:t>
+      </w:r>
+    </w:p>
+    <w:p>
+      <w:pPr>
+        <w:ind w:firstLineChars="200" w:firstLine="440"/>
+        <w:rPr>
+          <w:rFonts w:ascii="Times New Roman" w:eastAsia="宋体" w:hAnsi="Times New Roman" w:cs="Times New Roman"/>
+        </w:rPr>
+      </w:pPr>
+      <w:r>
+        <w:rPr>
+          <w:rFonts w:ascii="Times New Roman" w:eastAsia="宋体" w:hAnsi="Times New Roman" w:cs="Times New Roman" w:hint="eastAsia"/>
+        </w:rPr>
+        <w:t>UseSeparateIndexing</w:t>
+      </w:r>
+      <w:r>
+        <w:rPr>
+          <w:rFonts w:ascii="Times New Roman" w:eastAsia="宋体" w:hAnsi="Times New Roman" w:cs="Times New Roman" w:hint="eastAsia"/>
+        </w:rPr>
+        <w:t xml:space="preserve">=BOOLEAN ; </w:t>
+      </w:r>
+      <w:r>
+        <w:rPr>
+          <w:rFonts w:ascii="Times New Roman" w:eastAsia="宋体" w:hAnsi="Times New Roman" w:cs="Times New Roman" w:hint="eastAsia"/>
+        </w:rPr>
+        <w:t>启用此功能后</w:t>
+      </w:r>
+      <w:r>
+        <w:rPr>
+          <w:rFonts w:ascii="Times New Roman" w:eastAsia="宋体" w:hAnsi="Times New Roman" w:cs="Times New Roman" w:hint="eastAsia"/>
+        </w:rPr>
+        <w:t xml:space="preserve">, </w:t>
+      </w:r>
+      <w:r>
+        <w:rPr>
+          <w:rFonts w:ascii="Times New Roman" w:eastAsia="宋体" w:hAnsi="Times New Roman" w:cs="Times New Roman" w:hint="eastAsia"/>
+        </w:rPr>
+        <w:t>创建触发、小队、特遣、脚本、</w:t>
+      </w:r>
+      <w:r>
+        <w:rPr>
+          <w:rFonts w:ascii="Times New Roman" w:eastAsia="宋体" w:hAnsi="Times New Roman" w:cs="Times New Roman" w:hint="eastAsia"/>
+        </w:rPr>
+        <w:t>AI</w:t>
+      </w:r>
+      <w:r>
+        <w:rPr>
+          <w:rFonts w:ascii="Times New Roman" w:eastAsia="宋体" w:hAnsi="Times New Roman" w:cs="Times New Roman" w:hint="eastAsia"/>
+        </w:rPr>
+        <w:t>触发时，</w:t>
+      </w:r>
+      <w:r>
+        <w:rPr>
+          <w:rFonts w:ascii="Times New Roman" w:eastAsia="宋体" w:hAnsi="Times New Roman" w:cs="Times New Roman" w:hint="eastAsia"/>
+        </w:rPr>
+        <w:t>会分配独立的后缀（如触发后缀为</w:t>
+      </w:r>
+      <w:r>
+        <w:rPr>
+          <w:rFonts w:ascii="Times New Roman" w:eastAsia="宋体" w:hAnsi="Times New Roman" w:cs="Times New Roman" w:hint="eastAsia"/>
+        </w:rPr>
+        <w:t>-TR</w:t>
+      </w:r>
+      <w:r>
+        <w:rPr>
+          <w:rFonts w:ascii="Times New Roman" w:eastAsia="宋体" w:hAnsi="Times New Roman" w:cs="Times New Roman" w:hint="eastAsia"/>
+        </w:rPr>
+        <w:t>）</w:t>
+      </w:r>
+    </w:p>
+    <w:p>
+      <w:pPr>
+        <w:ind w:firstLineChars="200" w:firstLine="440"/>
+        <w:rPr>
+          <w:rFonts w:ascii="Times New Roman" w:eastAsia="宋体" w:hAnsi="Times New Roman" w:cs="Times New Roman"/>
+        </w:rPr>
+      </w:pPr>
+      <w:r>
+        <w:rPr>
+          <w:rFonts w:ascii="Times New Roman" w:eastAsia="宋体" w:hAnsi="Times New Roman" w:cs="Times New Roman" w:hint="eastAsia"/>
+        </w:rPr>
         <w:lastRenderedPageBreak/>
-        <w:t xml:space="preserve">ObjectBrowser.Ore.ExtraSupport=BOOLEAN ; </w:t>
-      </w:r>
-      <w:r>
-        <w:rPr>
-          <w:rFonts w:ascii="Times New Roman" w:eastAsia="宋体" w:hAnsi="Times New Roman" w:cs="Times New Roman" w:hint="eastAsia"/>
-        </w:rPr>
-        <w:t>是否在“金矿和水晶”中支持额外矿石类型的摆放</w:t>
+        <w:t>DisplayTriggerEnableInfo=</w:t>
+      </w:r>
+      <w:r>
+        <w:rPr>
+          <w:rFonts w:ascii="Times New Roman" w:eastAsia="宋体" w:hAnsi="Times New Roman" w:cs="Times New Roman" w:hint="eastAsia"/>
+        </w:rPr>
+        <w:t>BOOLEAN ;</w:t>
+      </w:r>
+      <w:r>
+        <w:rPr>
+          <w:rFonts w:ascii="Times New Roman" w:eastAsia="宋体" w:hAnsi="Times New Roman" w:cs="Times New Roman" w:hint="eastAsia"/>
+        </w:rPr>
+        <w:t xml:space="preserve"> </w:t>
+      </w:r>
+      <w:r>
+        <w:rPr>
+          <w:rFonts w:ascii="Times New Roman" w:eastAsia="宋体" w:hAnsi="Times New Roman" w:cs="Times New Roman" w:hint="eastAsia"/>
+        </w:rPr>
+        <w:t>在触发编辑器下拉菜单显示触发的禁止状态</w:t>
+      </w:r>
+      <w:r>
+        <w:rPr>
+          <w:rFonts w:ascii="Times New Roman" w:eastAsia="宋体" w:hAnsi="Times New Roman" w:cs="Times New Roman" w:hint="eastAsia"/>
+        </w:rPr>
+        <w:t xml:space="preserve">, </w:t>
+      </w:r>
+      <w:r>
+        <w:rPr>
+          <w:rFonts w:ascii="Times New Roman" w:eastAsia="宋体" w:hAnsi="Times New Roman" w:cs="Times New Roman" w:hint="eastAsia"/>
+        </w:rPr>
+        <w:t>默认为</w:t>
+      </w:r>
+      <w:r>
+        <w:rPr>
+          <w:rFonts w:ascii="Times New Roman" w:eastAsia="宋体" w:hAnsi="Times New Roman" w:cs="Times New Roman" w:hint="eastAsia"/>
+        </w:rPr>
+        <w:t xml:space="preserve"> true</w:t>
       </w:r>
     </w:p>
     <w:p>
@@ -28130,7 +29051,33 @@
         <w:rPr>
           <w:rFonts w:ascii="Times New Roman" w:eastAsia="宋体" w:hAnsi="Times New Roman" w:cs="Times New Roman" w:hint="eastAsia"/>
         </w:rPr>
-        <w:t>GridObjectViewer.LoadForceSides</w:t>
+        <w:t>AttachedTriggerIsSelfCheck=</w:t>
+      </w:r>
+      <w:r>
+        <w:rPr>
+          <w:rFonts w:ascii="Times New Roman" w:eastAsia="宋体" w:hAnsi="Times New Roman" w:cs="Times New Roman" w:hint="eastAsia"/>
+        </w:rPr>
+        <w:t>BOOLEAN ;</w:t>
+      </w:r>
+      <w:r>
+        <w:rPr>
+          <w:rFonts w:ascii="Times New Roman" w:eastAsia="宋体" w:hAnsi="Times New Roman" w:cs="Times New Roman" w:hint="eastAsia"/>
+        </w:rPr>
+        <w:t>检查下级触发是否是自身</w:t>
+      </w:r>
+    </w:p>
+    <w:p>
+      <w:pPr>
+        <w:ind w:firstLineChars="200" w:firstLine="440"/>
+        <w:rPr>
+          <w:rFonts w:ascii="Times New Roman" w:eastAsia="宋体" w:hAnsi="Times New Roman" w:cs="Times New Roman"/>
+        </w:rPr>
+      </w:pPr>
+      <w:r>
+        <w:rPr>
+          <w:rFonts w:ascii="Times New Roman" w:eastAsia="宋体" w:hAnsi="Times New Roman" w:cs="Times New Roman" w:hint="eastAsia"/>
+        </w:rPr>
+        <w:t>SortByLabelName</w:t>
       </w:r>
       <w:r>
         <w:rPr>
@@ -28148,31 +29095,31 @@
         <w:rPr>
           <w:rFonts w:ascii="Times New Roman" w:eastAsia="宋体" w:hAnsi="Times New Roman" w:cs="Times New Roman" w:hint="eastAsia"/>
         </w:rPr>
-        <w:t>根据单位</w:t>
-      </w:r>
-      <w:r>
-        <w:rPr>
-          <w:rFonts w:ascii="Times New Roman" w:eastAsia="宋体" w:hAnsi="Times New Roman" w:cs="Times New Roman" w:hint="eastAsia"/>
-        </w:rPr>
-        <w:t>rules</w:t>
-      </w:r>
-      <w:r>
-        <w:rPr>
-          <w:rFonts w:ascii="Times New Roman" w:eastAsia="宋体" w:hAnsi="Times New Roman" w:cs="Times New Roman" w:hint="eastAsia"/>
-        </w:rPr>
-        <w:t>中的</w:t>
-      </w:r>
-      <w:r>
-        <w:rPr>
-          <w:rFonts w:ascii="Times New Roman" w:eastAsia="宋体" w:hAnsi="Times New Roman" w:cs="Times New Roman" w:hint="eastAsia"/>
-        </w:rPr>
-        <w:t>EditorCategory</w:t>
-      </w:r>
-      <w:r>
-        <w:rPr>
-          <w:rFonts w:ascii="Times New Roman" w:eastAsia="宋体" w:hAnsi="Times New Roman" w:cs="Times New Roman" w:hint="eastAsia"/>
-        </w:rPr>
-        <w:t>在对象查看器中分类</w:t>
+        <w:t>在触发编辑器、小队、特遣部队、动作脚本、地形生成器中</w:t>
+      </w:r>
+      <w:r>
+        <w:rPr>
+          <w:rFonts w:ascii="Times New Roman" w:eastAsia="宋体" w:hAnsi="Times New Roman" w:cs="Times New Roman" w:hint="eastAsia"/>
+        </w:rPr>
+        <w:t xml:space="preserve">, </w:t>
+      </w:r>
+      <w:r>
+        <w:rPr>
+          <w:rFonts w:ascii="Times New Roman" w:eastAsia="宋体" w:hAnsi="Times New Roman" w:cs="Times New Roman" w:hint="eastAsia"/>
+        </w:rPr>
+        <w:t>是否依据名称而不是</w:t>
+      </w:r>
+      <w:r>
+        <w:rPr>
+          <w:rFonts w:ascii="Times New Roman" w:eastAsia="宋体" w:hAnsi="Times New Roman" w:cs="Times New Roman" w:hint="eastAsia"/>
+        </w:rPr>
+        <w:t>ID</w:t>
+      </w:r>
+      <w:r>
+        <w:rPr>
+          <w:rFonts w:ascii="Times New Roman" w:eastAsia="宋体" w:hAnsi="Times New Roman" w:cs="Times New Roman" w:hint="eastAsia"/>
+        </w:rPr>
+        <w:t>进行排序</w:t>
       </w:r>
     </w:p>
     <w:p>
@@ -28186,37 +29133,717 @@
         <w:rPr>
           <w:rFonts w:ascii="Times New Roman" w:eastAsia="宋体" w:hAnsi="Times New Roman" w:cs="Times New Roman" w:hint="eastAsia"/>
         </w:rPr>
-        <w:t>GridObjectViewer.LoadForceSides</w:t>
-      </w:r>
-      <w:r>
-        <w:rPr>
-          <w:rFonts w:ascii="Times New Roman" w:eastAsia="宋体" w:hAnsi="Times New Roman" w:cs="Times New Roman" w:hint="eastAsia"/>
+        <w:t xml:space="preserve">SortByLabelName.Team=BOOLEAN ; </w:t>
+      </w:r>
+      <w:r>
+        <w:rPr>
+          <w:rFonts w:ascii="Times New Roman" w:eastAsia="宋体" w:hAnsi="Times New Roman" w:cs="Times New Roman" w:hint="eastAsia"/>
+        </w:rPr>
+        <w:t>在排序小队时</w:t>
+      </w:r>
+      <w:r>
+        <w:rPr>
+          <w:rFonts w:ascii="Times New Roman" w:eastAsia="宋体" w:hAnsi="Times New Roman" w:cs="Times New Roman" w:hint="eastAsia"/>
+        </w:rPr>
+        <w:t xml:space="preserve">, </w:t>
+      </w:r>
+      <w:r>
+        <w:rPr>
+          <w:rFonts w:ascii="Times New Roman" w:eastAsia="宋体" w:hAnsi="Times New Roman" w:cs="Times New Roman" w:hint="eastAsia"/>
+        </w:rPr>
+        <w:t>是否依据名称而不是</w:t>
+      </w:r>
+      <w:r>
+        <w:rPr>
+          <w:rFonts w:ascii="Times New Roman" w:eastAsia="宋体" w:hAnsi="Times New Roman" w:cs="Times New Roman" w:hint="eastAsia"/>
+        </w:rPr>
+        <w:t>ID</w:t>
+      </w:r>
+      <w:r>
+        <w:rPr>
+          <w:rFonts w:ascii="Times New Roman" w:eastAsia="宋体" w:hAnsi="Times New Roman" w:cs="Times New Roman" w:hint="eastAsia"/>
+        </w:rPr>
+        <w:t>进行排序</w:t>
+      </w:r>
+      <w:r>
+        <w:rPr>
+          <w:rFonts w:ascii="Times New Roman" w:eastAsia="宋体" w:hAnsi="Times New Roman" w:cs="Times New Roman" w:hint="eastAsia"/>
+        </w:rPr>
+        <w:t xml:space="preserve">, </w:t>
+      </w:r>
+      <w:r>
+        <w:rPr>
+          <w:rFonts w:ascii="Times New Roman" w:eastAsia="宋体" w:hAnsi="Times New Roman" w:cs="Times New Roman" w:hint="eastAsia"/>
+        </w:rPr>
+        <w:t>覆盖</w:t>
+      </w:r>
+      <w:r>
+        <w:rPr>
+          <w:rFonts w:ascii="Times New Roman" w:eastAsia="宋体" w:hAnsi="Times New Roman" w:cs="Times New Roman" w:hint="eastAsia"/>
+        </w:rPr>
+        <w:t xml:space="preserve"> SortByLabelName </w:t>
+      </w:r>
+      <w:r>
+        <w:rPr>
+          <w:rFonts w:ascii="Times New Roman" w:eastAsia="宋体" w:hAnsi="Times New Roman" w:cs="Times New Roman" w:hint="eastAsia"/>
+        </w:rPr>
+        <w:t>设置</w:t>
+      </w:r>
+    </w:p>
+    <w:p>
+      <w:pPr>
+        <w:ind w:firstLineChars="200" w:firstLine="440"/>
+        <w:rPr>
+          <w:rFonts w:ascii="Times New Roman" w:eastAsia="宋体" w:hAnsi="Times New Roman" w:cs="Times New Roman"/>
+        </w:rPr>
+      </w:pPr>
+      <w:r>
+        <w:rPr>
+          <w:rFonts w:ascii="Times New Roman" w:eastAsia="宋体" w:hAnsi="Times New Roman" w:cs="Times New Roman" w:hint="eastAsia"/>
+        </w:rPr>
+        <w:t xml:space="preserve">SortByLabelName.Script=BOOLEAN ; </w:t>
+      </w:r>
+      <w:r>
+        <w:rPr>
+          <w:rFonts w:ascii="Times New Roman" w:eastAsia="宋体" w:hAnsi="Times New Roman" w:cs="Times New Roman" w:hint="eastAsia"/>
+        </w:rPr>
+        <w:t>在排序脚本时</w:t>
+      </w:r>
+      <w:r>
+        <w:rPr>
+          <w:rFonts w:ascii="Times New Roman" w:eastAsia="宋体" w:hAnsi="Times New Roman" w:cs="Times New Roman" w:hint="eastAsia"/>
+        </w:rPr>
+        <w:t xml:space="preserve">, </w:t>
+      </w:r>
+      <w:r>
+        <w:rPr>
+          <w:rFonts w:ascii="Times New Roman" w:eastAsia="宋体" w:hAnsi="Times New Roman" w:cs="Times New Roman" w:hint="eastAsia"/>
+        </w:rPr>
+        <w:t>是否依据名称而不是</w:t>
+      </w:r>
+      <w:r>
+        <w:rPr>
+          <w:rFonts w:ascii="Times New Roman" w:eastAsia="宋体" w:hAnsi="Times New Roman" w:cs="Times New Roman" w:hint="eastAsia"/>
+        </w:rPr>
+        <w:t>ID</w:t>
+      </w:r>
+      <w:r>
+        <w:rPr>
+          <w:rFonts w:ascii="Times New Roman" w:eastAsia="宋体" w:hAnsi="Times New Roman" w:cs="Times New Roman" w:hint="eastAsia"/>
+        </w:rPr>
+        <w:t>进行排序</w:t>
+      </w:r>
+      <w:r>
+        <w:rPr>
+          <w:rFonts w:ascii="Times New Roman" w:eastAsia="宋体" w:hAnsi="Times New Roman" w:cs="Times New Roman" w:hint="eastAsia"/>
+        </w:rPr>
+        <w:t xml:space="preserve">, </w:t>
+      </w:r>
+      <w:r>
+        <w:rPr>
+          <w:rFonts w:ascii="Times New Roman" w:eastAsia="宋体" w:hAnsi="Times New Roman" w:cs="Times New Roman" w:hint="eastAsia"/>
+        </w:rPr>
+        <w:t>覆盖</w:t>
+      </w:r>
+      <w:r>
+        <w:rPr>
+          <w:rFonts w:ascii="Times New Roman" w:eastAsia="宋体" w:hAnsi="Times New Roman" w:cs="Times New Roman" w:hint="eastAsia"/>
+        </w:rPr>
+        <w:t xml:space="preserve"> SortByLabelName </w:t>
+      </w:r>
+      <w:r>
+        <w:rPr>
+          <w:rFonts w:ascii="Times New Roman" w:eastAsia="宋体" w:hAnsi="Times New Roman" w:cs="Times New Roman" w:hint="eastAsia"/>
+        </w:rPr>
+        <w:t>设置</w:t>
+      </w:r>
+    </w:p>
+    <w:p>
+      <w:pPr>
+        <w:ind w:firstLineChars="200" w:firstLine="440"/>
+        <w:rPr>
+          <w:rFonts w:ascii="Times New Roman" w:eastAsia="宋体" w:hAnsi="Times New Roman" w:cs="Times New Roman"/>
+        </w:rPr>
+      </w:pPr>
+      <w:r>
+        <w:rPr>
+          <w:rFonts w:ascii="Times New Roman" w:eastAsia="宋体" w:hAnsi="Times New Roman" w:cs="Times New Roman" w:hint="eastAsia"/>
+        </w:rPr>
+        <w:t>SortByLabelName.Trigger=BOOLEAN ;</w:t>
+      </w:r>
+      <w:r>
+        <w:rPr>
+          <w:rFonts w:ascii="Times New Roman" w:eastAsia="宋体" w:hAnsi="Times New Roman" w:cs="Times New Roman" w:hint="eastAsia"/>
+        </w:rPr>
+        <w:t xml:space="preserve"> </w:t>
+      </w:r>
+      <w:r>
+        <w:rPr>
+          <w:rFonts w:ascii="Times New Roman" w:eastAsia="宋体" w:hAnsi="Times New Roman" w:cs="Times New Roman" w:hint="eastAsia"/>
+        </w:rPr>
+        <w:t>在排序触发时</w:t>
+      </w:r>
+      <w:r>
+        <w:rPr>
+          <w:rFonts w:ascii="Times New Roman" w:eastAsia="宋体" w:hAnsi="Times New Roman" w:cs="Times New Roman" w:hint="eastAsia"/>
+        </w:rPr>
+        <w:t xml:space="preserve">, </w:t>
+      </w:r>
+      <w:r>
+        <w:rPr>
+          <w:rFonts w:ascii="Times New Roman" w:eastAsia="宋体" w:hAnsi="Times New Roman" w:cs="Times New Roman" w:hint="eastAsia"/>
+        </w:rPr>
+        <w:t>是否依据名称而不是</w:t>
+      </w:r>
+      <w:r>
+        <w:rPr>
+          <w:rFonts w:ascii="Times New Roman" w:eastAsia="宋体" w:hAnsi="Times New Roman" w:cs="Times New Roman" w:hint="eastAsia"/>
+        </w:rPr>
+        <w:t>ID</w:t>
+      </w:r>
+      <w:r>
+        <w:rPr>
+          <w:rFonts w:ascii="Times New Roman" w:eastAsia="宋体" w:hAnsi="Times New Roman" w:cs="Times New Roman" w:hint="eastAsia"/>
+        </w:rPr>
+        <w:t>进行排序</w:t>
+      </w:r>
+      <w:r>
+        <w:rPr>
+          <w:rFonts w:ascii="Times New Roman" w:eastAsia="宋体" w:hAnsi="Times New Roman" w:cs="Times New Roman" w:hint="eastAsia"/>
+        </w:rPr>
+        <w:t xml:space="preserve">, </w:t>
+      </w:r>
+      <w:r>
+        <w:rPr>
+          <w:rFonts w:ascii="Times New Roman" w:eastAsia="宋体" w:hAnsi="Times New Roman" w:cs="Times New Roman" w:hint="eastAsia"/>
+        </w:rPr>
+        <w:t>覆盖</w:t>
+      </w:r>
+      <w:r>
+        <w:rPr>
+          <w:rFonts w:ascii="Times New Roman" w:eastAsia="宋体" w:hAnsi="Times New Roman" w:cs="Times New Roman" w:hint="eastAsia"/>
+        </w:rPr>
+        <w:t xml:space="preserve"> SortByLabelName </w:t>
+      </w:r>
+      <w:r>
+        <w:rPr>
+          <w:rFonts w:ascii="Times New Roman" w:eastAsia="宋体" w:hAnsi="Times New Roman" w:cs="Times New Roman" w:hint="eastAsia"/>
+        </w:rPr>
+        <w:t>设置</w:t>
+      </w:r>
+    </w:p>
+    <w:p>
+      <w:pPr>
+        <w:ind w:firstLineChars="200" w:firstLine="440"/>
+        <w:rPr>
+          <w:rFonts w:ascii="Times New Roman" w:eastAsia="宋体" w:hAnsi="Times New Roman" w:cs="Times New Roman"/>
+        </w:rPr>
+      </w:pPr>
+      <w:r>
+        <w:rPr>
+          <w:rFonts w:ascii="Times New Roman" w:eastAsia="宋体" w:hAnsi="Times New Roman" w:cs="Times New Roman" w:hint="eastAsia"/>
+        </w:rPr>
+        <w:t>SortByLabelName.AITrigger=BOOLEAN ;</w:t>
+      </w:r>
+      <w:r>
+        <w:rPr>
+          <w:rFonts w:ascii="Times New Roman" w:eastAsia="宋体" w:hAnsi="Times New Roman" w:cs="Times New Roman" w:hint="eastAsia"/>
+        </w:rPr>
+        <w:t xml:space="preserve"> </w:t>
+      </w:r>
+      <w:r>
+        <w:rPr>
+          <w:rFonts w:ascii="Times New Roman" w:eastAsia="宋体" w:hAnsi="Times New Roman" w:cs="Times New Roman" w:hint="eastAsia"/>
+        </w:rPr>
+        <w:t>在排序</w:t>
+      </w:r>
+      <w:r>
+        <w:rPr>
+          <w:rFonts w:ascii="Times New Roman" w:eastAsia="宋体" w:hAnsi="Times New Roman" w:cs="Times New Roman" w:hint="eastAsia"/>
+        </w:rPr>
+        <w:t>AI</w:t>
+      </w:r>
+      <w:r>
+        <w:rPr>
+          <w:rFonts w:ascii="Times New Roman" w:eastAsia="宋体" w:hAnsi="Times New Roman" w:cs="Times New Roman" w:hint="eastAsia"/>
+        </w:rPr>
+        <w:t>触发时</w:t>
+      </w:r>
+      <w:r>
+        <w:rPr>
+          <w:rFonts w:ascii="Times New Roman" w:eastAsia="宋体" w:hAnsi="Times New Roman" w:cs="Times New Roman" w:hint="eastAsia"/>
+        </w:rPr>
+        <w:t xml:space="preserve">, </w:t>
+      </w:r>
+      <w:r>
+        <w:rPr>
+          <w:rFonts w:ascii="Times New Roman" w:eastAsia="宋体" w:hAnsi="Times New Roman" w:cs="Times New Roman" w:hint="eastAsia"/>
+        </w:rPr>
+        <w:t>是否依据名称而不是</w:t>
+      </w:r>
+      <w:r>
+        <w:rPr>
+          <w:rFonts w:ascii="Times New Roman" w:eastAsia="宋体" w:hAnsi="Times New Roman" w:cs="Times New Roman" w:hint="eastAsia"/>
+        </w:rPr>
+        <w:t>ID</w:t>
+      </w:r>
+      <w:r>
+        <w:rPr>
+          <w:rFonts w:ascii="Times New Roman" w:eastAsia="宋体" w:hAnsi="Times New Roman" w:cs="Times New Roman" w:hint="eastAsia"/>
+        </w:rPr>
+        <w:t>进行排序</w:t>
+      </w:r>
+      <w:r>
+        <w:rPr>
+          <w:rFonts w:ascii="Times New Roman" w:eastAsia="宋体" w:hAnsi="Times New Roman" w:cs="Times New Roman" w:hint="eastAsia"/>
+        </w:rPr>
+        <w:t xml:space="preserve">, </w:t>
+      </w:r>
+      <w:r>
+        <w:rPr>
+          <w:rFonts w:ascii="Times New Roman" w:eastAsia="宋体" w:hAnsi="Times New Roman" w:cs="Times New Roman" w:hint="eastAsia"/>
+        </w:rPr>
+        <w:t>覆盖</w:t>
+      </w:r>
+      <w:r>
+        <w:rPr>
+          <w:rFonts w:ascii="Times New Roman" w:eastAsia="宋体" w:hAnsi="Times New Roman" w:cs="Times New Roman" w:hint="eastAsia"/>
+        </w:rPr>
+        <w:t xml:space="preserve"> SortByLabelName </w:t>
+      </w:r>
+      <w:r>
+        <w:rPr>
+          <w:rFonts w:ascii="Times New Roman" w:eastAsia="宋体" w:hAnsi="Times New Roman" w:cs="Times New Roman" w:hint="eastAsia"/>
+        </w:rPr>
+        <w:t>设置</w:t>
+      </w:r>
+    </w:p>
+    <w:p>
+      <w:pPr>
+        <w:ind w:firstLineChars="200" w:firstLine="440"/>
+        <w:rPr>
+          <w:rFonts w:ascii="Times New Roman" w:eastAsia="宋体" w:hAnsi="Times New Roman" w:cs="Times New Roman"/>
+        </w:rPr>
+      </w:pPr>
+      <w:r>
+        <w:rPr>
+          <w:rFonts w:ascii="Times New Roman" w:eastAsia="宋体" w:hAnsi="Times New Roman" w:cs="Times New Roman" w:hint="eastAsia"/>
+        </w:rPr>
+        <w:t>SortByLabelName.Taskforce=BOOLEAN ;</w:t>
+      </w:r>
+      <w:r>
+        <w:rPr>
+          <w:rFonts w:ascii="Times New Roman" w:eastAsia="宋体" w:hAnsi="Times New Roman" w:cs="Times New Roman" w:hint="eastAsia"/>
+        </w:rPr>
+        <w:t>在排序特遣部队时</w:t>
+      </w:r>
+      <w:r>
+        <w:rPr>
+          <w:rFonts w:ascii="Times New Roman" w:eastAsia="宋体" w:hAnsi="Times New Roman" w:cs="Times New Roman" w:hint="eastAsia"/>
+        </w:rPr>
+        <w:t xml:space="preserve">, </w:t>
+      </w:r>
+      <w:r>
+        <w:rPr>
+          <w:rFonts w:ascii="Times New Roman" w:eastAsia="宋体" w:hAnsi="Times New Roman" w:cs="Times New Roman" w:hint="eastAsia"/>
+        </w:rPr>
+        <w:t>是否依据名称而不是</w:t>
+      </w:r>
+      <w:r>
+        <w:rPr>
+          <w:rFonts w:ascii="Times New Roman" w:eastAsia="宋体" w:hAnsi="Times New Roman" w:cs="Times New Roman" w:hint="eastAsia"/>
+        </w:rPr>
+        <w:t>ID</w:t>
+      </w:r>
+      <w:r>
+        <w:rPr>
+          <w:rFonts w:ascii="Times New Roman" w:eastAsia="宋体" w:hAnsi="Times New Roman" w:cs="Times New Roman" w:hint="eastAsia"/>
+        </w:rPr>
+        <w:t>进行排序</w:t>
+      </w:r>
+      <w:r>
+        <w:rPr>
+          <w:rFonts w:ascii="Times New Roman" w:eastAsia="宋体" w:hAnsi="Times New Roman" w:cs="Times New Roman" w:hint="eastAsia"/>
+        </w:rPr>
+        <w:t xml:space="preserve">, </w:t>
+      </w:r>
+      <w:r>
+        <w:rPr>
+          <w:rFonts w:ascii="Times New Roman" w:eastAsia="宋体" w:hAnsi="Times New Roman" w:cs="Times New Roman" w:hint="eastAsia"/>
+        </w:rPr>
+        <w:t>覆盖</w:t>
+      </w:r>
+      <w:r>
+        <w:rPr>
+          <w:rFonts w:ascii="Times New Roman" w:eastAsia="宋体" w:hAnsi="Times New Roman" w:cs="Times New Roman" w:hint="eastAsia"/>
+        </w:rPr>
+        <w:t xml:space="preserve"> SortByLabelName </w:t>
+      </w:r>
+      <w:r>
+        <w:rPr>
+          <w:rFonts w:ascii="Times New Roman" w:eastAsia="宋体" w:hAnsi="Times New Roman" w:cs="Times New Roman" w:hint="eastAsia"/>
+        </w:rPr>
+        <w:t>设置</w:t>
+      </w:r>
+    </w:p>
+    <w:p>
+      <w:pPr>
+        <w:ind w:firstLineChars="200" w:firstLine="440"/>
+        <w:rPr>
+          <w:rFonts w:ascii="Times New Roman" w:eastAsia="宋体" w:hAnsi="Times New Roman" w:cs="Times New Roman"/>
+        </w:rPr>
+      </w:pPr>
+      <w:r>
+        <w:rPr>
+          <w:rFonts w:ascii="Times New Roman" w:eastAsia="宋体" w:hAnsi="Times New Roman" w:cs="Times New Roman" w:hint="eastAsia"/>
+        </w:rPr>
+        <w:t>SortByLabelName.</w:t>
+      </w:r>
+      <w:r>
+        <w:rPr>
+          <w:rFonts w:ascii="Times New Roman" w:eastAsia="宋体" w:hAnsi="Times New Roman" w:cs="Times New Roman" w:hint="eastAsia"/>
+        </w:rPr>
+        <w:t>Tag</w:t>
+      </w:r>
+      <w:r>
+        <w:rPr>
+          <w:rFonts w:ascii="Times New Roman" w:eastAsia="宋体" w:hAnsi="Times New Roman" w:cs="Times New Roman" w:hint="eastAsia"/>
+        </w:rPr>
+        <w:t>=BOOLEAN ;</w:t>
+      </w:r>
+      <w:r>
+        <w:rPr>
+          <w:rFonts w:ascii="Times New Roman" w:eastAsia="宋体" w:hAnsi="Times New Roman" w:cs="Times New Roman" w:hint="eastAsia"/>
+        </w:rPr>
+        <w:t>在排序</w:t>
+      </w:r>
+      <w:r>
+        <w:rPr>
+          <w:rFonts w:ascii="Times New Roman" w:eastAsia="宋体" w:hAnsi="Times New Roman" w:cs="Times New Roman" w:hint="eastAsia"/>
+        </w:rPr>
+        <w:t>标签</w:t>
+      </w:r>
+      <w:r>
+        <w:rPr>
+          <w:rFonts w:ascii="Times New Roman" w:eastAsia="宋体" w:hAnsi="Times New Roman" w:cs="Times New Roman" w:hint="eastAsia"/>
+        </w:rPr>
+        <w:t>时</w:t>
+      </w:r>
+      <w:r>
+        <w:rPr>
+          <w:rFonts w:ascii="Times New Roman" w:eastAsia="宋体" w:hAnsi="Times New Roman" w:cs="Times New Roman" w:hint="eastAsia"/>
+        </w:rPr>
+        <w:t xml:space="preserve">, </w:t>
+      </w:r>
+      <w:r>
+        <w:rPr>
+          <w:rFonts w:ascii="Times New Roman" w:eastAsia="宋体" w:hAnsi="Times New Roman" w:cs="Times New Roman" w:hint="eastAsia"/>
+        </w:rPr>
+        <w:t>是否依据名称而不是</w:t>
+      </w:r>
+      <w:r>
+        <w:rPr>
+          <w:rFonts w:ascii="Times New Roman" w:eastAsia="宋体" w:hAnsi="Times New Roman" w:cs="Times New Roman" w:hint="eastAsia"/>
+        </w:rPr>
+        <w:t>ID</w:t>
+      </w:r>
+      <w:r>
+        <w:rPr>
+          <w:rFonts w:ascii="Times New Roman" w:eastAsia="宋体" w:hAnsi="Times New Roman" w:cs="Times New Roman" w:hint="eastAsia"/>
+        </w:rPr>
+        <w:t>进行排序</w:t>
+      </w:r>
+      <w:r>
+        <w:rPr>
+          <w:rFonts w:ascii="Times New Roman" w:eastAsia="宋体" w:hAnsi="Times New Roman" w:cs="Times New Roman" w:hint="eastAsia"/>
+        </w:rPr>
+        <w:t xml:space="preserve">, </w:t>
+      </w:r>
+      <w:r>
+        <w:rPr>
+          <w:rFonts w:ascii="Times New Roman" w:eastAsia="宋体" w:hAnsi="Times New Roman" w:cs="Times New Roman" w:hint="eastAsia"/>
+        </w:rPr>
+        <w:t>覆盖</w:t>
+      </w:r>
+      <w:r>
+        <w:rPr>
+          <w:rFonts w:ascii="Times New Roman" w:eastAsia="宋体" w:hAnsi="Times New Roman" w:cs="Times New Roman" w:hint="eastAsia"/>
+        </w:rPr>
+        <w:t xml:space="preserve"> SortByLabelName </w:t>
+      </w:r>
+      <w:r>
+        <w:rPr>
+          <w:rFonts w:ascii="Times New Roman" w:eastAsia="宋体" w:hAnsi="Times New Roman" w:cs="Times New Roman" w:hint="eastAsia"/>
+        </w:rPr>
+        <w:t>设置</w:t>
+      </w:r>
+    </w:p>
+    <w:p>
+      <w:pPr>
+        <w:ind w:firstLineChars="200" w:firstLine="440"/>
+        <w:rPr>
+          <w:rFonts w:ascii="Times New Roman" w:eastAsia="宋体" w:hAnsi="Times New Roman" w:cs="Times New Roman"/>
+        </w:rPr>
+      </w:pPr>
+      <w:r>
+        <w:rPr>
+          <w:rFonts w:ascii="Times New Roman" w:eastAsia="宋体" w:hAnsi="Times New Roman" w:cs="Times New Roman" w:hint="eastAsia"/>
+        </w:rPr>
+        <w:t xml:space="preserve">SearchCombobox.Disabled=BOOLEAN ; </w:t>
+      </w:r>
+      <w:r>
+        <w:rPr>
+          <w:rFonts w:ascii="Times New Roman" w:eastAsia="宋体" w:hAnsi="Times New Roman" w:cs="Times New Roman" w:hint="eastAsia"/>
+        </w:rPr>
+        <w:t>是否禁止下拉菜单的自动搜索，若禁止，需要按</w:t>
+      </w:r>
+      <w:r>
+        <w:rPr>
+          <w:rFonts w:ascii="Times New Roman" w:eastAsia="宋体" w:hAnsi="Times New Roman" w:cs="Times New Roman" w:hint="eastAsia"/>
+        </w:rPr>
+        <w:t>Enter</w:t>
+      </w:r>
+      <w:r>
+        <w:rPr>
+          <w:rFonts w:ascii="Times New Roman" w:eastAsia="宋体" w:hAnsi="Times New Roman" w:cs="Times New Roman" w:hint="eastAsia"/>
+        </w:rPr>
+        <w:t>执行搜索</w:t>
+      </w:r>
+      <w:r>
+        <w:rPr>
+          <w:rFonts w:ascii="Times New Roman" w:eastAsia="宋体" w:hAnsi="Times New Roman" w:cs="Times New Roman" w:hint="eastAsia"/>
+        </w:rPr>
+        <w:t xml:space="preserve">, </w:t>
+      </w:r>
+      <w:r>
+        <w:rPr>
+          <w:rFonts w:ascii="Times New Roman" w:eastAsia="宋体" w:hAnsi="Times New Roman" w:cs="Times New Roman" w:hint="eastAsia"/>
+        </w:rPr>
+        <w:t>默认为</w:t>
+      </w:r>
+      <w:r>
+        <w:rPr>
+          <w:rFonts w:ascii="Times New Roman" w:eastAsia="宋体" w:hAnsi="Times New Roman" w:cs="Times New Roman" w:hint="eastAsia"/>
+        </w:rPr>
+        <w:t xml:space="preserve"> false</w:t>
+      </w:r>
+    </w:p>
+    <w:p>
+      <w:pPr>
+        <w:ind w:firstLineChars="200" w:firstLine="440"/>
+        <w:rPr>
+          <w:rFonts w:ascii="Times New Roman" w:eastAsia="宋体" w:hAnsi="Times New Roman" w:cs="Times New Roman"/>
+        </w:rPr>
+      </w:pPr>
+      <w:r>
+        <w:rPr>
+          <w:rFonts w:ascii="Times New Roman" w:eastAsia="宋体" w:hAnsi="Times New Roman" w:cs="Times New Roman" w:hint="eastAsia"/>
+        </w:rPr>
+        <w:t>SearchCombobox.AllowNonParams=</w:t>
+      </w:r>
+      <w:r>
+        <w:rPr>
+          <w:rFonts w:ascii="Times New Roman" w:eastAsia="宋体" w:hAnsi="Times New Roman" w:cs="Times New Roman" w:hint="eastAsia"/>
+        </w:rPr>
+        <w:t>BOOLEAN ;</w:t>
+      </w:r>
+      <w:r>
+        <w:rPr>
+          <w:rFonts w:ascii="Times New Roman" w:eastAsia="宋体" w:hAnsi="Times New Roman" w:cs="Times New Roman" w:hint="eastAsia"/>
+        </w:rPr>
+        <w:t xml:space="preserve"> </w:t>
+      </w:r>
+      <w:r>
+        <w:rPr>
+          <w:rFonts w:ascii="Times New Roman" w:eastAsia="宋体" w:hAnsi="Times New Roman" w:cs="Times New Roman" w:hint="eastAsia"/>
+        </w:rPr>
+        <w:t>是否允许非参数项</w:t>
+      </w:r>
+      <w:r>
+        <w:rPr>
+          <w:rFonts w:ascii="Times New Roman" w:eastAsia="宋体" w:hAnsi="Times New Roman" w:cs="Times New Roman" w:hint="eastAsia"/>
+        </w:rPr>
+        <w:t>(</w:t>
+      </w:r>
+      <w:r>
+        <w:rPr>
+          <w:rFonts w:ascii="Times New Roman" w:eastAsia="宋体" w:hAnsi="Times New Roman" w:cs="Times New Roman" w:hint="eastAsia"/>
+        </w:rPr>
+        <w:t>触发事件、行为种类等</w:t>
+      </w:r>
+      <w:r>
+        <w:rPr>
+          <w:rFonts w:ascii="Times New Roman" w:eastAsia="宋体" w:hAnsi="Times New Roman" w:cs="Times New Roman" w:hint="eastAsia"/>
+        </w:rPr>
+        <w:t>)</w:t>
+      </w:r>
+      <w:r>
+        <w:rPr>
+          <w:rFonts w:ascii="Times New Roman" w:eastAsia="宋体" w:hAnsi="Times New Roman" w:cs="Times New Roman" w:hint="eastAsia"/>
+        </w:rPr>
+        <w:t>下拉菜单的自动搜索</w:t>
+      </w:r>
+      <w:r>
+        <w:rPr>
+          <w:rFonts w:ascii="Times New Roman" w:eastAsia="宋体" w:hAnsi="Times New Roman" w:cs="Times New Roman" w:hint="eastAsia"/>
+        </w:rPr>
+        <w:t xml:space="preserve">, </w:t>
+      </w:r>
+      <w:r>
+        <w:rPr>
+          <w:rFonts w:ascii="Times New Roman" w:eastAsia="宋体" w:hAnsi="Times New Roman" w:cs="Times New Roman" w:hint="eastAsia"/>
+        </w:rPr>
+        <w:t>默认为</w:t>
+      </w:r>
+      <w:r>
+        <w:rPr>
+          <w:rFonts w:ascii="Times New Roman" w:eastAsia="宋体" w:hAnsi="Times New Roman" w:cs="Times New Roman" w:hint="eastAsia"/>
+        </w:rPr>
+        <w:t xml:space="preserve"> true</w:t>
+      </w:r>
+    </w:p>
+    <w:p>
+      <w:pPr>
+        <w:ind w:firstLineChars="200" w:firstLine="440"/>
+        <w:rPr>
+          <w:rFonts w:ascii="Times New Roman" w:eastAsia="宋体" w:hAnsi="Times New Roman" w:cs="Times New Roman"/>
+        </w:rPr>
+      </w:pPr>
+      <w:r>
+        <w:rPr>
+          <w:rFonts w:ascii="Times New Roman" w:eastAsia="宋体" w:hAnsi="Times New Roman" w:cs="Times New Roman" w:hint="eastAsia"/>
+        </w:rPr>
+        <w:t xml:space="preserve">SearchCombobox.Waypoint=BOOLEAN ; </w:t>
+      </w:r>
+      <w:r>
+        <w:rPr>
+          <w:rFonts w:ascii="Times New Roman" w:eastAsia="宋体" w:hAnsi="Times New Roman" w:cs="Times New Roman" w:hint="eastAsia"/>
+        </w:rPr>
+        <w:t>是否在下拉菜单中输入路径点时自动弹出搜索</w:t>
+      </w:r>
+      <w:r>
+        <w:rPr>
+          <w:rFonts w:ascii="Times New Roman" w:eastAsia="宋体" w:hAnsi="Times New Roman" w:cs="Times New Roman" w:hint="eastAsia"/>
+        </w:rPr>
+        <w:t xml:space="preserve">, </w:t>
+      </w:r>
+      <w:r>
+        <w:rPr>
+          <w:rFonts w:ascii="Times New Roman" w:eastAsia="宋体" w:hAnsi="Times New Roman" w:cs="Times New Roman" w:hint="eastAsia"/>
+        </w:rPr>
+        <w:t>默认为</w:t>
+      </w:r>
+      <w:r>
+        <w:rPr>
+          <w:rFonts w:ascii="Times New Roman" w:eastAsia="宋体" w:hAnsi="Times New Roman" w:cs="Times New Roman" w:hint="eastAsia"/>
+        </w:rPr>
+        <w:t xml:space="preserve"> </w:t>
+      </w:r>
+      <w:r>
+        <w:rPr>
+          <w:rFonts w:ascii="Times New Roman" w:eastAsia="宋体" w:hAnsi="Times New Roman" w:cs="Times New Roman" w:hint="eastAsia"/>
+        </w:rPr>
+        <w:t>false</w:t>
+      </w:r>
+    </w:p>
+    <w:p>
+      <w:pPr>
+        <w:ind w:firstLineChars="200" w:firstLine="440"/>
+        <w:rPr>
+          <w:rFonts w:ascii="Times New Roman" w:eastAsia="宋体" w:hAnsi="Times New Roman" w:cs="Times New Roman"/>
+        </w:rPr>
+      </w:pPr>
+      <w:r>
+        <w:rPr>
+          <w:rFonts w:ascii="Times New Roman" w:eastAsia="宋体" w:hAnsi="Times New Roman" w:cs="Times New Roman" w:hint="eastAsia"/>
+        </w:rPr>
+        <w:t xml:space="preserve">DisableLuaConsoleSafetyCheck=BOOLEAN ; </w:t>
+      </w:r>
+      <w:r>
+        <w:rPr>
+          <w:rFonts w:ascii="Times New Roman" w:eastAsia="宋体" w:hAnsi="Times New Roman" w:cs="Times New Roman" w:hint="eastAsia"/>
+        </w:rPr>
+        <w:t>是否禁用</w:t>
+      </w:r>
+      <w:r>
+        <w:rPr>
+          <w:rFonts w:ascii="Times New Roman" w:eastAsia="宋体" w:hAnsi="Times New Roman" w:cs="Times New Roman" w:hint="eastAsia"/>
+        </w:rPr>
+        <w:t>Lua</w:t>
+      </w:r>
+      <w:r>
+        <w:rPr>
+          <w:rFonts w:ascii="Times New Roman" w:eastAsia="宋体" w:hAnsi="Times New Roman" w:cs="Times New Roman" w:hint="eastAsia"/>
+        </w:rPr>
+        <w:t>脚本安全检查</w:t>
+      </w:r>
+      <w:r>
+        <w:rPr>
+          <w:rFonts w:ascii="Times New Roman" w:eastAsia="宋体" w:hAnsi="Times New Roman" w:cs="Times New Roman" w:hint="eastAsia"/>
+        </w:rPr>
+        <w:t xml:space="preserve">, </w:t>
+      </w:r>
+      <w:r>
+        <w:rPr>
+          <w:rFonts w:ascii="Times New Roman" w:eastAsia="宋体" w:hAnsi="Times New Roman" w:cs="Times New Roman" w:hint="eastAsia"/>
+        </w:rPr>
+        <w:t>默认为</w:t>
+      </w:r>
+      <w:r>
+        <w:rPr>
+          <w:rFonts w:ascii="Times New Roman" w:eastAsia="宋体" w:hAnsi="Times New Roman" w:cs="Times New Roman" w:hint="eastAsia"/>
+        </w:rPr>
+        <w:t xml:space="preserve"> false</w:t>
+      </w:r>
+    </w:p>
+    <w:p>
+      <w:pPr>
+        <w:ind w:firstLineChars="200" w:firstLine="440"/>
+        <w:rPr>
+          <w:rFonts w:ascii="Times New Roman" w:eastAsia="宋体" w:hAnsi="Times New Roman" w:cs="Times New Roman"/>
+        </w:rPr>
+      </w:pPr>
+      <w:r>
+        <w:rPr>
+          <w:rFonts w:ascii="Times New Roman" w:eastAsia="宋体" w:hAnsi="Times New Roman" w:cs="Times New Roman"/>
+        </w:rPr>
+        <w:t>CursorSelectionBound.AutoHeightColor</w:t>
+      </w:r>
+      <w:r>
+        <w:rPr>
+          <w:rFonts w:ascii="Times New Roman" w:eastAsia="宋体" w:hAnsi="Times New Roman" w:cs="Times New Roman"/>
         </w:rPr>
         <w:t>=</w:t>
       </w:r>
       <w:r>
         <w:rPr>
-          <w:rFonts w:ascii="Times New Roman" w:eastAsia="宋体" w:hAnsi="Times New Roman" w:cs="Times New Roman" w:hint="eastAsia"/>
+          <w:rFonts w:ascii="Times New Roman" w:eastAsia="宋体" w:hAnsi="Times New Roman" w:cs="Times New Roman"/>
         </w:rPr>
         <w:t xml:space="preserve">BOOLEAN ; </w:t>
       </w:r>
       <w:r>
         <w:rPr>
-          <w:rFonts w:ascii="Times New Roman" w:eastAsia="宋体" w:hAnsi="Times New Roman" w:cs="Times New Roman" w:hint="eastAsia"/>
-        </w:rPr>
-        <w:t>根据单位的</w:t>
-      </w:r>
-      <w:r>
-        <w:rPr>
-          <w:rFonts w:ascii="Times New Roman" w:eastAsia="宋体" w:hAnsi="Times New Roman" w:cs="Times New Roman" w:hint="eastAsia"/>
-        </w:rPr>
-        <w:t>ForceSides</w:t>
-      </w:r>
-      <w:r>
-        <w:rPr>
-          <w:rFonts w:ascii="Times New Roman" w:eastAsia="宋体" w:hAnsi="Times New Roman" w:cs="Times New Roman" w:hint="eastAsia"/>
-        </w:rPr>
-        <w:t>在对象查看器中分类</w:t>
+          <w:rFonts w:ascii="Times New Roman" w:eastAsia="宋体" w:hAnsi="Times New Roman" w:cs="Times New Roman"/>
+        </w:rPr>
+        <w:t>是否根据当前高度显示不同的描边颜色</w:t>
+      </w:r>
+      <w:r>
+        <w:rPr>
+          <w:rFonts w:ascii="Times New Roman" w:eastAsia="宋体" w:hAnsi="Times New Roman" w:cs="Times New Roman"/>
+        </w:rPr>
+        <w:t xml:space="preserve">, </w:t>
+      </w:r>
+      <w:r>
+        <w:rPr>
+          <w:rFonts w:ascii="Times New Roman" w:eastAsia="宋体" w:hAnsi="Times New Roman" w:cs="Times New Roman"/>
+        </w:rPr>
+        <w:t>默认为</w:t>
+      </w:r>
+      <w:r>
+        <w:rPr>
+          <w:rFonts w:ascii="Times New Roman" w:eastAsia="宋体" w:hAnsi="Times New Roman" w:cs="Times New Roman"/>
+        </w:rPr>
+        <w:t xml:space="preserve"> false</w:t>
       </w:r>
     </w:p>
     <w:p>
@@ -28230,61 +29857,180 @@
         <w:rPr>
           <w:rFonts w:ascii="Times New Roman" w:eastAsia="宋体" w:hAnsi="Times New Roman" w:cs="Times New Roman" w:hint="eastAsia"/>
         </w:rPr>
-        <w:t>GridObjectViewer.</w:t>
-      </w:r>
-      <w:r>
-        <w:rPr>
-          <w:rFonts w:ascii="Times New Roman" w:eastAsia="宋体" w:hAnsi="Times New Roman" w:cs="Times New Roman" w:hint="eastAsia"/>
-        </w:rPr>
-        <w:t>LoadObjectBrowserCategory</w:t>
-      </w:r>
-      <w:r>
-        <w:rPr>
-          <w:rFonts w:ascii="Times New Roman" w:eastAsia="宋体" w:hAnsi="Times New Roman" w:cs="Times New Roman" w:hint="eastAsia"/>
+        <w:t xml:space="preserve">UTF8Support.InferEncoding=BOOLEAN ; </w:t>
+      </w:r>
+      <w:r>
+        <w:rPr>
+          <w:rFonts w:ascii="Times New Roman" w:eastAsia="宋体" w:hAnsi="Times New Roman" w:cs="Times New Roman" w:hint="eastAsia"/>
+        </w:rPr>
+        <w:t>是否在打开</w:t>
+      </w:r>
+      <w:r>
+        <w:rPr>
+          <w:rFonts w:ascii="Times New Roman" w:eastAsia="宋体" w:hAnsi="Times New Roman" w:cs="Times New Roman" w:hint="eastAsia"/>
+        </w:rPr>
+        <w:t>ini</w:t>
+      </w:r>
+      <w:r>
+        <w:rPr>
+          <w:rFonts w:ascii="Times New Roman" w:eastAsia="宋体" w:hAnsi="Times New Roman" w:cs="Times New Roman" w:hint="eastAsia"/>
+        </w:rPr>
+        <w:t>和地图文件时自动推断编码</w:t>
+      </w:r>
+      <w:r>
+        <w:rPr>
+          <w:rFonts w:ascii="Times New Roman" w:eastAsia="宋体" w:hAnsi="Times New Roman" w:cs="Times New Roman"/>
+        </w:rPr>
+        <w:t xml:space="preserve">, </w:t>
+      </w:r>
+      <w:r>
+        <w:rPr>
+          <w:rFonts w:ascii="Times New Roman" w:eastAsia="宋体" w:hAnsi="Times New Roman" w:cs="Times New Roman"/>
+        </w:rPr>
+        <w:t>默认为</w:t>
+      </w:r>
+      <w:r>
+        <w:rPr>
+          <w:rFonts w:ascii="Times New Roman" w:eastAsia="宋体" w:hAnsi="Times New Roman" w:cs="Times New Roman"/>
+        </w:rPr>
+        <w:t xml:space="preserve"> </w:t>
+      </w:r>
+      <w:r>
+        <w:rPr>
+          <w:rFonts w:ascii="Times New Roman" w:eastAsia="宋体" w:hAnsi="Times New Roman" w:cs="Times New Roman" w:hint="eastAsia"/>
+        </w:rPr>
+        <w:t>true</w:t>
+      </w:r>
+    </w:p>
+    <w:p>
+      <w:pPr>
+        <w:ind w:firstLineChars="200" w:firstLine="440"/>
+        <w:rPr>
+          <w:rFonts w:ascii="Times New Roman" w:eastAsia="宋体" w:hAnsi="Times New Roman" w:cs="Times New Roman"/>
+        </w:rPr>
+      </w:pPr>
+      <w:r>
+        <w:rPr>
+          <w:rFonts w:ascii="Times New Roman" w:eastAsia="宋体" w:hAnsi="Times New Roman" w:cs="Times New Roman" w:hint="eastAsia"/>
+        </w:rPr>
+        <w:t>UTF8Support.AlwaysSaveAsUTF8=</w:t>
+      </w:r>
+      <w:r>
+        <w:rPr>
+          <w:rFonts w:ascii="Times New Roman" w:eastAsia="宋体" w:hAnsi="Times New Roman" w:cs="Times New Roman" w:hint="eastAsia"/>
+        </w:rPr>
+        <w:t>是否总是以</w:t>
+      </w:r>
+      <w:r>
+        <w:rPr>
+          <w:rFonts w:ascii="Times New Roman" w:eastAsia="宋体" w:hAnsi="Times New Roman" w:cs="Times New Roman" w:hint="eastAsia"/>
+        </w:rPr>
+        <w:t>UTF8</w:t>
+      </w:r>
+      <w:r>
+        <w:rPr>
+          <w:rFonts w:ascii="Times New Roman" w:eastAsia="宋体" w:hAnsi="Times New Roman" w:cs="Times New Roman" w:hint="eastAsia"/>
+        </w:rPr>
+        <w:t>编码保存地图</w:t>
+      </w:r>
+      <w:r>
+        <w:rPr>
+          <w:rFonts w:ascii="Times New Roman" w:eastAsia="宋体" w:hAnsi="Times New Roman" w:cs="Times New Roman"/>
+        </w:rPr>
+        <w:t xml:space="preserve">, </w:t>
+      </w:r>
+      <w:r>
+        <w:rPr>
+          <w:rFonts w:ascii="Times New Roman" w:eastAsia="宋体" w:hAnsi="Times New Roman" w:cs="Times New Roman"/>
+        </w:rPr>
+        <w:t>默认为</w:t>
+      </w:r>
+      <w:r>
+        <w:rPr>
+          <w:rFonts w:ascii="Times New Roman" w:eastAsia="宋体" w:hAnsi="Times New Roman" w:cs="Times New Roman"/>
+        </w:rPr>
+        <w:t xml:space="preserve"> false</w:t>
+      </w:r>
+    </w:p>
+    <w:p>
+      <w:pPr>
+        <w:ind w:firstLineChars="200" w:firstLine="440"/>
+        <w:rPr>
+          <w:rFonts w:ascii="Times New Roman" w:eastAsia="宋体" w:hAnsi="Times New Roman" w:cs="Times New Roman"/>
+        </w:rPr>
+      </w:pPr>
+      <w:r>
+        <w:rPr>
+          <w:rFonts w:ascii="Times New Roman" w:eastAsia="宋体" w:hAnsi="Times New Roman" w:cs="Times New Roman"/>
+        </w:rPr>
+        <w:t>SaveMap.BetterMapPreview</w:t>
+      </w:r>
+      <w:r>
+        <w:rPr>
+          <w:rFonts w:ascii="Times New Roman" w:eastAsia="宋体" w:hAnsi="Times New Roman" w:cs="Times New Roman"/>
         </w:rPr>
         <w:t>=</w:t>
       </w:r>
       <w:r>
         <w:rPr>
-          <w:rFonts w:ascii="Times New Roman" w:eastAsia="宋体" w:hAnsi="Times New Roman" w:cs="Times New Roman" w:hint="eastAsia"/>
-        </w:rPr>
-        <w:t>BOOLEAN ;</w:t>
-      </w:r>
-      <w:r>
-        <w:rPr>
-          <w:rFonts w:ascii="Times New Roman" w:eastAsia="宋体" w:hAnsi="Times New Roman" w:cs="Times New Roman" w:hint="eastAsia"/>
-        </w:rPr>
-        <w:t xml:space="preserve"> </w:t>
-      </w:r>
-      <w:r>
-        <w:rPr>
-          <w:rFonts w:ascii="Times New Roman" w:eastAsia="宋体" w:hAnsi="Times New Roman" w:cs="Times New Roman" w:hint="eastAsia"/>
-        </w:rPr>
-        <w:t>根据污染</w:t>
-      </w:r>
-      <w:r>
-        <w:rPr>
-          <w:rFonts w:ascii="Times New Roman" w:eastAsia="宋体" w:hAnsi="Times New Roman" w:cs="Times New Roman" w:hint="eastAsia"/>
-        </w:rPr>
-        <w:t>/</w:t>
-      </w:r>
-      <w:r>
-        <w:rPr>
-          <w:rFonts w:ascii="Times New Roman" w:eastAsia="宋体" w:hAnsi="Times New Roman" w:cs="Times New Roman" w:hint="eastAsia"/>
-        </w:rPr>
-        <w:t>地形对象</w:t>
-      </w:r>
-      <w:r>
-        <w:rPr>
-          <w:rFonts w:ascii="Times New Roman" w:eastAsia="宋体" w:hAnsi="Times New Roman" w:cs="Times New Roman" w:hint="eastAsia"/>
-        </w:rPr>
-        <w:t>/</w:t>
-      </w:r>
-      <w:r>
-        <w:rPr>
-          <w:rFonts w:ascii="Times New Roman" w:eastAsia="宋体" w:hAnsi="Times New Roman" w:cs="Times New Roman" w:hint="eastAsia"/>
-        </w:rPr>
-        <w:t>覆盖物在物品浏览器中的分组在对象查看器中分类</w:t>
+          <w:rFonts w:ascii="Times New Roman" w:eastAsia="宋体" w:hAnsi="Times New Roman" w:cs="Times New Roman"/>
+        </w:rPr>
+        <w:t xml:space="preserve">BOOLEAN ; </w:t>
+      </w:r>
+      <w:r>
+        <w:rPr>
+          <w:rFonts w:ascii="Times New Roman" w:eastAsia="宋体" w:hAnsi="Times New Roman" w:cs="Times New Roman"/>
+        </w:rPr>
+        <w:t>选择生成新的预览时</w:t>
+      </w:r>
+      <w:r>
+        <w:rPr>
+          <w:rFonts w:ascii="Times New Roman" w:eastAsia="宋体" w:hAnsi="Times New Roman" w:cs="Times New Roman"/>
+        </w:rPr>
+        <w:t xml:space="preserve">, </w:t>
+      </w:r>
+      <w:r>
+        <w:rPr>
+          <w:rFonts w:ascii="Times New Roman" w:eastAsia="宋体" w:hAnsi="Times New Roman" w:cs="Times New Roman"/>
+        </w:rPr>
+        <w:t>生成更精细的</w:t>
+      </w:r>
+      <w:r>
+        <w:rPr>
+          <w:rFonts w:ascii="Times New Roman" w:eastAsia="宋体" w:hAnsi="Times New Roman" w:cs="Times New Roman"/>
+        </w:rPr>
+        <w:t xml:space="preserve">, </w:t>
+      </w:r>
+      <w:r>
+        <w:rPr>
+          <w:rFonts w:ascii="Times New Roman" w:eastAsia="宋体" w:hAnsi="Times New Roman" w:cs="Times New Roman"/>
+        </w:rPr>
+        <w:t>原</w:t>
+      </w:r>
+      <w:r>
+        <w:rPr>
+          <w:rFonts w:ascii="Times New Roman" w:eastAsia="宋体" w:hAnsi="Times New Roman" w:cs="Times New Roman"/>
+        </w:rPr>
+        <w:lastRenderedPageBreak/>
+        <w:t>版风格的预览图</w:t>
+      </w:r>
+      <w:r>
+        <w:rPr>
+          <w:rFonts w:ascii="Times New Roman" w:eastAsia="宋体" w:hAnsi="Times New Roman" w:cs="Times New Roman"/>
+        </w:rPr>
+        <w:t xml:space="preserve"> (</w:t>
+      </w:r>
+      <w:r>
+        <w:rPr>
+          <w:rFonts w:ascii="Times New Roman" w:eastAsia="宋体" w:hAnsi="Times New Roman" w:cs="Times New Roman"/>
+        </w:rPr>
+        <w:t>仅支持多人游戏</w:t>
+      </w:r>
+      <w:r>
+        <w:rPr>
+          <w:rFonts w:ascii="Times New Roman" w:eastAsia="宋体" w:hAnsi="Times New Roman" w:cs="Times New Roman"/>
+        </w:rPr>
+        <w:t>)</w:t>
       </w:r>
     </w:p>
     <w:p>
@@ -28298,7 +30044,7 @@
         <w:rPr>
           <w:rFonts w:ascii="Times New Roman" w:eastAsia="宋体" w:hAnsi="Times New Roman" w:cs="Times New Roman"/>
         </w:rPr>
-        <w:t>LoadLunarWater</w:t>
+        <w:t>SaveMap.FileEncodingComment</w:t>
       </w:r>
       <w:r>
         <w:rPr>
@@ -28316,7 +30062,7 @@
         <w:rPr>
           <w:rFonts w:ascii="Times New Roman" w:eastAsia="宋体" w:hAnsi="Times New Roman" w:cs="Times New Roman"/>
         </w:rPr>
-        <w:t>是否在月球地图的地表菜单显示水面</w:t>
+        <w:t>保存地图时在开头添加编码警告注释</w:t>
       </w:r>
     </w:p>
     <w:p>
@@ -28328,1670 +30074,8 @@
       </w:pPr>
       <w:r>
         <w:rPr>
-          <w:rFonts w:ascii="Times New Roman" w:eastAsia="宋体" w:hAnsi="Times New Roman" w:cs="Times New Roman"/>
-        </w:rPr>
-        <w:t>LoadCivilianStringtable</w:t>
-      </w:r>
-      <w:r>
-        <w:rPr>
-          <w:rFonts w:ascii="Times New Roman" w:eastAsia="宋体" w:hAnsi="Times New Roman" w:cs="Times New Roman"/>
-        </w:rPr>
-        <w:t>=</w:t>
-      </w:r>
-      <w:r>
-        <w:rPr>
-          <w:rFonts w:ascii="Times New Roman" w:eastAsia="宋体" w:hAnsi="Times New Roman" w:cs="Times New Roman"/>
-        </w:rPr>
-        <w:t xml:space="preserve">BOOLEAN ; </w:t>
-      </w:r>
-      <w:r>
-        <w:rPr>
-          <w:rFonts w:ascii="Times New Roman" w:eastAsia="宋体" w:hAnsi="Times New Roman" w:cs="Times New Roman"/>
-        </w:rPr>
-        <w:t>是否加载对平民单位</w:t>
-      </w:r>
-      <w:r>
-        <w:rPr>
-          <w:rFonts w:ascii="Times New Roman" w:eastAsia="宋体" w:hAnsi="Times New Roman" w:cs="Times New Roman"/>
-        </w:rPr>
-        <w:t>/</w:t>
-      </w:r>
-      <w:r>
-        <w:rPr>
-          <w:rFonts w:ascii="Times New Roman" w:eastAsia="宋体" w:hAnsi="Times New Roman" w:cs="Times New Roman"/>
-        </w:rPr>
-        <w:t>建筑的特殊翻译</w:t>
-      </w:r>
-      <w:r>
-        <w:rPr>
-          <w:rFonts w:ascii="Times New Roman" w:eastAsia="宋体" w:hAnsi="Times New Roman" w:cs="Times New Roman"/>
-        </w:rPr>
-        <w:t xml:space="preserve"> (fa2civilian.csf)</w:t>
-      </w:r>
-    </w:p>
-    <w:p>
-      <w:pPr>
-        <w:ind w:firstLineChars="200" w:firstLine="440"/>
-        <w:rPr>
-          <w:rFonts w:ascii="Times New Roman" w:eastAsia="宋体" w:hAnsi="Times New Roman" w:cs="Times New Roman"/>
-        </w:rPr>
-      </w:pPr>
-      <w:r>
-        <w:rPr>
-          <w:rFonts w:ascii="Times New Roman" w:eastAsia="宋体" w:hAnsi="Times New Roman" w:cs="Times New Roman"/>
-        </w:rPr>
-        <w:t>ReloadGameFromMapFolder</w:t>
-      </w:r>
-      <w:r>
-        <w:rPr>
-          <w:rFonts w:ascii="Times New Roman" w:eastAsia="宋体" w:hAnsi="Times New Roman" w:cs="Times New Roman"/>
-        </w:rPr>
-        <w:t>=</w:t>
-      </w:r>
-      <w:r>
-        <w:rPr>
-          <w:rFonts w:ascii="Times New Roman" w:eastAsia="宋体" w:hAnsi="Times New Roman" w:cs="Times New Roman"/>
-        </w:rPr>
-        <w:t xml:space="preserve">BOOLEAN ; </w:t>
-      </w:r>
-      <w:r>
-        <w:rPr>
-          <w:rFonts w:ascii="Times New Roman" w:eastAsia="宋体" w:hAnsi="Times New Roman" w:cs="Times New Roman"/>
-        </w:rPr>
-        <w:t>是否从地图文件夹重新读取所有文件</w:t>
-      </w:r>
-      <w:r>
-        <w:rPr>
-          <w:rFonts w:ascii="Times New Roman" w:eastAsia="宋体" w:hAnsi="Times New Roman" w:cs="Times New Roman"/>
-        </w:rPr>
-        <w:t xml:space="preserve">, </w:t>
-      </w:r>
-      <w:r>
-        <w:rPr>
-          <w:rFonts w:ascii="Times New Roman" w:eastAsia="宋体" w:hAnsi="Times New Roman" w:cs="Times New Roman"/>
-        </w:rPr>
-        <w:t>而不需要重新设置</w:t>
-      </w:r>
-      <w:r>
-        <w:rPr>
-          <w:rFonts w:ascii="Times New Roman" w:eastAsia="宋体" w:hAnsi="Times New Roman" w:cs="Times New Roman"/>
-        </w:rPr>
-        <w:t xml:space="preserve"> FinalAlert.ini, </w:t>
-      </w:r>
-      <w:r>
-        <w:rPr>
-          <w:rFonts w:ascii="Times New Roman" w:eastAsia="宋体" w:hAnsi="Times New Roman" w:cs="Times New Roman"/>
-        </w:rPr>
-        <w:t>默认为</w:t>
-      </w:r>
-      <w:r>
-        <w:rPr>
-          <w:rFonts w:ascii="Times New Roman" w:eastAsia="宋体" w:hAnsi="Times New Roman" w:cs="Times New Roman"/>
-        </w:rPr>
-        <w:t xml:space="preserve"> false</w:t>
-      </w:r>
-    </w:p>
-    <w:p>
-      <w:pPr>
-        <w:ind w:firstLineChars="200" w:firstLine="440"/>
-        <w:rPr>
-          <w:rFonts w:ascii="Times New Roman" w:eastAsia="宋体" w:hAnsi="Times New Roman" w:cs="Times New Roman"/>
-        </w:rPr>
-      </w:pPr>
-      <w:r>
-        <w:rPr>
-          <w:rFonts w:ascii="Times New Roman" w:eastAsia="宋体" w:hAnsi="Times New Roman" w:cs="Times New Roman" w:hint="eastAsia"/>
-        </w:rPr>
-        <w:t>ReloadIniWhenOpeningMap</w:t>
-      </w:r>
-      <w:r>
-        <w:rPr>
-          <w:rFonts w:ascii="Times New Roman" w:eastAsia="宋体" w:hAnsi="Times New Roman" w:cs="Times New Roman" w:hint="eastAsia"/>
-        </w:rPr>
-        <w:t>=</w:t>
-      </w:r>
-      <w:r>
-        <w:rPr>
-          <w:rFonts w:ascii="Times New Roman" w:eastAsia="宋体" w:hAnsi="Times New Roman" w:cs="Times New Roman" w:hint="eastAsia"/>
-        </w:rPr>
-        <w:t xml:space="preserve">BOOLEAN ; </w:t>
-      </w:r>
-      <w:r>
-        <w:rPr>
-          <w:rFonts w:ascii="Times New Roman" w:eastAsia="宋体" w:hAnsi="Times New Roman" w:cs="Times New Roman" w:hint="eastAsia"/>
-        </w:rPr>
-        <w:t>是否在</w:t>
-      </w:r>
-      <w:r>
-        <w:rPr>
-          <w:rFonts w:ascii="Times New Roman" w:eastAsia="宋体" w:hAnsi="Times New Roman" w:cs="Times New Roman" w:hint="eastAsia"/>
-        </w:rPr>
-        <w:t>打开地图时重新加载游戏</w:t>
-      </w:r>
-      <w:r>
-        <w:rPr>
-          <w:rFonts w:ascii="Times New Roman" w:eastAsia="宋体" w:hAnsi="Times New Roman" w:cs="Times New Roman" w:hint="eastAsia"/>
-        </w:rPr>
-        <w:t xml:space="preserve">ini, </w:t>
-      </w:r>
-      <w:r>
-        <w:rPr>
-          <w:rFonts w:ascii="Times New Roman" w:eastAsia="宋体" w:hAnsi="Times New Roman" w:cs="Times New Roman" w:hint="eastAsia"/>
-        </w:rPr>
-        <w:t>默认为</w:t>
-      </w:r>
-      <w:r>
-        <w:rPr>
-          <w:rFonts w:ascii="Times New Roman" w:eastAsia="宋体" w:hAnsi="Times New Roman" w:cs="Times New Roman" w:hint="eastAsia"/>
-        </w:rPr>
-        <w:t xml:space="preserve"> false</w:t>
-      </w:r>
-    </w:p>
-    <w:p>
-      <w:pPr>
-        <w:ind w:firstLineChars="200" w:firstLine="440"/>
-        <w:rPr>
-          <w:rFonts w:ascii="Times New Roman" w:eastAsia="宋体" w:hAnsi="Times New Roman" w:cs="Times New Roman"/>
-        </w:rPr>
-      </w:pPr>
-      <w:r>
-        <w:rPr>
-          <w:rFonts w:ascii="Times New Roman" w:eastAsia="宋体" w:hAnsi="Times New Roman" w:cs="Times New Roman" w:hint="eastAsia"/>
-        </w:rPr>
-        <w:t xml:space="preserve">LoadGameFromMapFolder.OnInit=BOOLEAN ; </w:t>
-      </w:r>
-      <w:r>
-        <w:rPr>
-          <w:rFonts w:ascii="Times New Roman" w:eastAsia="宋体" w:hAnsi="Times New Roman" w:cs="Times New Roman" w:hint="eastAsia"/>
-        </w:rPr>
-        <w:t>双击打开地图文件时，从地图目录加载资源文件</w:t>
-      </w:r>
-      <w:r>
-        <w:rPr>
-          <w:rFonts w:ascii="Times New Roman" w:eastAsia="宋体" w:hAnsi="Times New Roman" w:cs="Times New Roman" w:hint="eastAsia"/>
-        </w:rPr>
-        <w:t xml:space="preserve">, </w:t>
-      </w:r>
-      <w:r>
-        <w:rPr>
-          <w:rFonts w:ascii="Times New Roman" w:eastAsia="宋体" w:hAnsi="Times New Roman" w:cs="Times New Roman" w:hint="eastAsia"/>
-        </w:rPr>
-        <w:t>默认为</w:t>
-      </w:r>
-      <w:r>
-        <w:rPr>
-          <w:rFonts w:ascii="Times New Roman" w:eastAsia="宋体" w:hAnsi="Times New Roman" w:cs="Times New Roman" w:hint="eastAsia"/>
-        </w:rPr>
-        <w:t xml:space="preserve"> false</w:t>
-      </w:r>
-    </w:p>
-    <w:p>
-      <w:pPr>
-        <w:ind w:firstLineChars="200" w:firstLine="440"/>
-        <w:rPr>
-          <w:rFonts w:ascii="Times New Roman" w:eastAsia="宋体" w:hAnsi="Times New Roman" w:cs="Times New Roman"/>
-        </w:rPr>
-      </w:pPr>
-      <w:r>
-        <w:rPr>
-          <w:rFonts w:ascii="Times New Roman" w:eastAsia="宋体" w:hAnsi="Times New Roman" w:cs="Times New Roman" w:hint="eastAsia"/>
-        </w:rPr>
-        <w:t xml:space="preserve">AllowInherits=BOOLEAN ; </w:t>
-      </w:r>
-      <w:r>
-        <w:rPr>
-          <w:rFonts w:ascii="Times New Roman" w:eastAsia="宋体" w:hAnsi="Times New Roman" w:cs="Times New Roman" w:hint="eastAsia"/>
-        </w:rPr>
-        <w:t>读取</w:t>
-      </w:r>
-      <w:r>
-        <w:rPr>
-          <w:rFonts w:ascii="Times New Roman" w:eastAsia="宋体" w:hAnsi="Times New Roman" w:cs="Times New Roman" w:hint="eastAsia"/>
-        </w:rPr>
-        <w:t xml:space="preserve"> []:[] </w:t>
-      </w:r>
-      <w:r>
-        <w:rPr>
-          <w:rFonts w:ascii="Times New Roman" w:eastAsia="宋体" w:hAnsi="Times New Roman" w:cs="Times New Roman" w:hint="eastAsia"/>
-        </w:rPr>
-        <w:t>继承</w:t>
-      </w:r>
-      <w:r>
-        <w:rPr>
-          <w:rFonts w:ascii="Times New Roman" w:eastAsia="宋体" w:hAnsi="Times New Roman" w:cs="Times New Roman" w:hint="eastAsia"/>
-        </w:rPr>
-        <w:t>(</w:t>
-      </w:r>
-      <w:r>
-        <w:rPr>
-          <w:rFonts w:ascii="Times New Roman" w:eastAsia="宋体" w:hAnsi="Times New Roman" w:cs="Times New Roman" w:hint="eastAsia"/>
-        </w:rPr>
-        <w:t>不推荐</w:t>
-      </w:r>
-      <w:r>
-        <w:rPr>
-          <w:rFonts w:ascii="Times New Roman" w:eastAsia="宋体" w:hAnsi="Times New Roman" w:cs="Times New Roman" w:hint="eastAsia"/>
-        </w:rPr>
-        <w:t>)</w:t>
-      </w:r>
-    </w:p>
-    <w:p>
-      <w:pPr>
-        <w:ind w:firstLineChars="200" w:firstLine="440"/>
-        <w:rPr>
-          <w:rFonts w:ascii="Times New Roman" w:eastAsia="宋体" w:hAnsi="Times New Roman" w:cs="Times New Roman"/>
-        </w:rPr>
-      </w:pPr>
-      <w:r>
-        <w:rPr>
-          <w:rFonts w:ascii="Times New Roman" w:eastAsia="宋体" w:hAnsi="Times New Roman" w:cs="Times New Roman" w:hint="eastAsia"/>
-        </w:rPr>
-        <w:t>IncludeType=BOOLEAN ; include</w:t>
-      </w:r>
-      <w:r>
-        <w:rPr>
-          <w:rFonts w:ascii="Times New Roman" w:eastAsia="宋体" w:hAnsi="Times New Roman" w:cs="Times New Roman" w:hint="eastAsia"/>
-        </w:rPr>
-        <w:t>小节的名称</w:t>
-      </w:r>
-      <w:r>
-        <w:rPr>
-          <w:rFonts w:ascii="Times New Roman" w:eastAsia="宋体" w:hAnsi="Times New Roman" w:cs="Times New Roman" w:hint="eastAsia"/>
-        </w:rPr>
-        <w:t xml:space="preserve"> (yes = $Include(Phobos), no = #include(Ares))</w:t>
-      </w:r>
-    </w:p>
-    <w:p>
-      <w:pPr>
-        <w:ind w:firstLineChars="200" w:firstLine="440"/>
-        <w:rPr>
-          <w:rFonts w:ascii="Times New Roman" w:eastAsia="宋体" w:hAnsi="Times New Roman" w:cs="Times New Roman"/>
-        </w:rPr>
-      </w:pPr>
-      <w:r>
-        <w:rPr>
-          <w:rFonts w:ascii="Times New Roman" w:eastAsia="宋体" w:hAnsi="Times New Roman" w:cs="Times New Roman" w:hint="eastAsia"/>
-        </w:rPr>
-        <w:t>InheritType</w:t>
-      </w:r>
-      <w:r>
-        <w:rPr>
-          <w:rFonts w:ascii="Times New Roman" w:eastAsia="宋体" w:hAnsi="Times New Roman" w:cs="Times New Roman" w:hint="eastAsia"/>
-        </w:rPr>
-        <w:t>=</w:t>
-      </w:r>
-      <w:r>
-        <w:rPr>
-          <w:rFonts w:ascii="Times New Roman" w:eastAsia="宋体" w:hAnsi="Times New Roman" w:cs="Times New Roman" w:hint="eastAsia"/>
-        </w:rPr>
-        <w:t>BOOLEAN ; inherit</w:t>
-      </w:r>
-      <w:r>
-        <w:rPr>
-          <w:rFonts w:ascii="Times New Roman" w:eastAsia="宋体" w:hAnsi="Times New Roman" w:cs="Times New Roman" w:hint="eastAsia"/>
-        </w:rPr>
-        <w:t>的方式</w:t>
-      </w:r>
-      <w:r>
-        <w:rPr>
-          <w:rFonts w:ascii="Times New Roman" w:eastAsia="宋体" w:hAnsi="Times New Roman" w:cs="Times New Roman" w:hint="eastAsia"/>
-        </w:rPr>
-        <w:t xml:space="preserve"> (yes = $Inherit(Phobos), no = []:[](Ares))</w:t>
-      </w:r>
-    </w:p>
-    <w:p>
-      <w:pPr>
-        <w:ind w:firstLineChars="200" w:firstLine="440"/>
-        <w:rPr>
-          <w:rFonts w:ascii="Times New Roman" w:eastAsia="宋体" w:hAnsi="Times New Roman" w:cs="Times New Roman"/>
-        </w:rPr>
-      </w:pPr>
-      <w:r>
-        <w:rPr>
-          <w:rFonts w:ascii="Times New Roman" w:eastAsia="宋体" w:hAnsi="Times New Roman" w:cs="Times New Roman"/>
-        </w:rPr>
-        <w:t>TutorialTexts.Viewer</w:t>
-      </w:r>
-      <w:r>
-        <w:rPr>
-          <w:rFonts w:ascii="Times New Roman" w:eastAsia="宋体" w:hAnsi="Times New Roman" w:cs="Times New Roman"/>
-        </w:rPr>
-        <w:t>=</w:t>
-      </w:r>
-      <w:r>
-        <w:rPr>
-          <w:rFonts w:ascii="Times New Roman" w:eastAsia="宋体" w:hAnsi="Times New Roman" w:cs="Times New Roman"/>
-        </w:rPr>
-        <w:t xml:space="preserve">BOOLEAN ; </w:t>
-      </w:r>
-      <w:r>
-        <w:rPr>
-          <w:rFonts w:ascii="Times New Roman" w:eastAsia="宋体" w:hAnsi="Times New Roman" w:cs="Times New Roman"/>
-        </w:rPr>
-        <w:t>启用此功能后</w:t>
-      </w:r>
-      <w:r>
-        <w:rPr>
-          <w:rFonts w:ascii="Times New Roman" w:eastAsia="宋体" w:hAnsi="Times New Roman" w:cs="Times New Roman"/>
-        </w:rPr>
-        <w:t xml:space="preserve">, </w:t>
-      </w:r>
-      <w:r>
-        <w:rPr>
-          <w:rFonts w:ascii="Times New Roman" w:eastAsia="宋体" w:hAnsi="Times New Roman" w:cs="Times New Roman"/>
-        </w:rPr>
-        <w:t>当触发参数为</w:t>
-      </w:r>
-      <w:r>
-        <w:rPr>
-          <w:rFonts w:ascii="Times New Roman" w:eastAsia="宋体" w:hAnsi="Times New Roman" w:cs="Times New Roman"/>
-        </w:rPr>
-        <w:t>CSF</w:t>
-      </w:r>
-      <w:r>
-        <w:rPr>
-          <w:rFonts w:ascii="Times New Roman" w:eastAsia="宋体" w:hAnsi="Times New Roman" w:cs="Times New Roman"/>
-        </w:rPr>
-        <w:t>文本时</w:t>
-      </w:r>
-      <w:r>
-        <w:rPr>
-          <w:rFonts w:ascii="Times New Roman" w:eastAsia="宋体" w:hAnsi="Times New Roman" w:cs="Times New Roman"/>
-        </w:rPr>
-        <w:t xml:space="preserve">, </w:t>
-      </w:r>
-      <w:r>
-        <w:rPr>
-          <w:rFonts w:ascii="Times New Roman" w:eastAsia="宋体" w:hAnsi="Times New Roman" w:cs="Times New Roman"/>
-        </w:rPr>
-        <w:t>点击下拉菜单会弹出</w:t>
-      </w:r>
-      <w:r>
-        <w:rPr>
-          <w:rFonts w:ascii="Times New Roman" w:eastAsia="宋体" w:hAnsi="Times New Roman" w:cs="Times New Roman"/>
-        </w:rPr>
-        <w:t>CSF</w:t>
-      </w:r>
-      <w:r>
-        <w:rPr>
-          <w:rFonts w:ascii="Times New Roman" w:eastAsia="宋体" w:hAnsi="Times New Roman" w:cs="Times New Roman"/>
-        </w:rPr>
-        <w:t>浏览器</w:t>
-      </w:r>
-    </w:p>
-    <w:p>
-      <w:pPr>
-        <w:ind w:firstLineChars="200" w:firstLine="440"/>
-        <w:rPr>
-          <w:rFonts w:ascii="Times New Roman" w:eastAsia="宋体" w:hAnsi="Times New Roman" w:cs="Times New Roman"/>
-        </w:rPr>
-      </w:pPr>
-      <w:r>
-        <w:rPr>
-          <w:rFonts w:ascii="Times New Roman" w:eastAsia="宋体" w:hAnsi="Times New Roman" w:cs="Times New Roman"/>
-        </w:rPr>
-        <w:t>CloneWithOrderedID</w:t>
-      </w:r>
-      <w:r>
-        <w:rPr>
-          <w:rFonts w:ascii="Times New Roman" w:eastAsia="宋体" w:hAnsi="Times New Roman" w:cs="Times New Roman"/>
-        </w:rPr>
-        <w:t>=</w:t>
-      </w:r>
-      <w:r>
-        <w:rPr>
-          <w:rFonts w:ascii="Times New Roman" w:eastAsia="宋体" w:hAnsi="Times New Roman" w:cs="Times New Roman"/>
-        </w:rPr>
-        <w:t xml:space="preserve">BOOLEAN ; </w:t>
-      </w:r>
-      <w:r>
-        <w:rPr>
-          <w:rFonts w:ascii="Times New Roman" w:eastAsia="宋体" w:hAnsi="Times New Roman" w:cs="Times New Roman"/>
-        </w:rPr>
-        <w:t>启用此功能后</w:t>
-      </w:r>
-      <w:r>
-        <w:rPr>
-          <w:rFonts w:ascii="Times New Roman" w:eastAsia="宋体" w:hAnsi="Times New Roman" w:cs="Times New Roman"/>
-        </w:rPr>
-        <w:t xml:space="preserve">, </w:t>
-      </w:r>
-      <w:r>
-        <w:rPr>
-          <w:rFonts w:ascii="Times New Roman" w:eastAsia="宋体" w:hAnsi="Times New Roman" w:cs="Times New Roman"/>
-        </w:rPr>
-        <w:t>复制触发、小队、特遣、脚本、</w:t>
-      </w:r>
-      <w:r>
-        <w:rPr>
-          <w:rFonts w:ascii="Times New Roman" w:eastAsia="宋体" w:hAnsi="Times New Roman" w:cs="Times New Roman"/>
-        </w:rPr>
-        <w:t>AI</w:t>
-      </w:r>
-      <w:r>
-        <w:rPr>
-          <w:rFonts w:ascii="Times New Roman" w:eastAsia="宋体" w:hAnsi="Times New Roman" w:cs="Times New Roman"/>
-        </w:rPr>
-        <w:t>触发时，都会在名称最后新增递增编号，而不是</w:t>
-      </w:r>
-      <w:r>
-        <w:rPr>
-          <w:rFonts w:ascii="Times New Roman" w:eastAsia="宋体" w:hAnsi="Times New Roman" w:cs="Times New Roman"/>
-        </w:rPr>
-        <w:t>Clone</w:t>
-      </w:r>
-    </w:p>
-    <w:p>
-      <w:pPr>
-        <w:ind w:firstLineChars="200" w:firstLine="440"/>
-        <w:rPr>
-          <w:rFonts w:ascii="Times New Roman" w:eastAsia="宋体" w:hAnsi="Times New Roman" w:cs="Times New Roman"/>
-        </w:rPr>
-      </w:pPr>
-      <w:r>
-        <w:rPr>
-          <w:rFonts w:ascii="Times New Roman" w:eastAsia="宋体" w:hAnsi="Times New Roman" w:cs="Times New Roman" w:hint="eastAsia"/>
-        </w:rPr>
-        <w:t xml:space="preserve">UseSequentialIndexing=BOOLEAN ; </w:t>
-      </w:r>
-      <w:r>
-        <w:rPr>
-          <w:rFonts w:ascii="Times New Roman" w:eastAsia="宋体" w:hAnsi="Times New Roman" w:cs="Times New Roman" w:hint="eastAsia"/>
-        </w:rPr>
-        <w:t>启用此功能后</w:t>
-      </w:r>
-      <w:r>
-        <w:rPr>
-          <w:rFonts w:ascii="Times New Roman" w:eastAsia="宋体" w:hAnsi="Times New Roman" w:cs="Times New Roman" w:hint="eastAsia"/>
-        </w:rPr>
-        <w:t xml:space="preserve">, </w:t>
-      </w:r>
-      <w:r>
-        <w:rPr>
-          <w:rFonts w:ascii="Times New Roman" w:eastAsia="宋体" w:hAnsi="Times New Roman" w:cs="Times New Roman" w:hint="eastAsia"/>
-        </w:rPr>
-        <w:t>创建触发、小队、特遣、脚本、</w:t>
-      </w:r>
-      <w:r>
-        <w:rPr>
-          <w:rFonts w:ascii="Times New Roman" w:eastAsia="宋体" w:hAnsi="Times New Roman" w:cs="Times New Roman" w:hint="eastAsia"/>
-        </w:rPr>
-        <w:t>AI</w:t>
-      </w:r>
-      <w:r>
-        <w:rPr>
-          <w:rFonts w:ascii="Times New Roman" w:eastAsia="宋体" w:hAnsi="Times New Roman" w:cs="Times New Roman" w:hint="eastAsia"/>
-        </w:rPr>
-        <w:t>触发时，会在当前最大</w:t>
-      </w:r>
-      <w:r>
-        <w:rPr>
-          <w:rFonts w:ascii="Times New Roman" w:eastAsia="宋体" w:hAnsi="Times New Roman" w:cs="Times New Roman" w:hint="eastAsia"/>
-        </w:rPr>
-        <w:t>ID</w:t>
-      </w:r>
-      <w:r>
-        <w:rPr>
-          <w:rFonts w:ascii="Times New Roman" w:eastAsia="宋体" w:hAnsi="Times New Roman" w:cs="Times New Roman" w:hint="eastAsia"/>
-        </w:rPr>
-        <w:t>后递增，而不是寻找第一个可用</w:t>
-      </w:r>
-      <w:r>
-        <w:rPr>
-          <w:rFonts w:ascii="Times New Roman" w:eastAsia="宋体" w:hAnsi="Times New Roman" w:cs="Times New Roman" w:hint="eastAsia"/>
-        </w:rPr>
-        <w:t>ID</w:t>
-      </w:r>
-    </w:p>
-    <w:p>
-      <w:pPr>
-        <w:ind w:firstLineChars="200" w:firstLine="440"/>
-        <w:rPr>
-          <w:rFonts w:ascii="Times New Roman" w:eastAsia="宋体" w:hAnsi="Times New Roman" w:cs="Times New Roman"/>
-        </w:rPr>
-      </w:pPr>
-      <w:r>
-        <w:rPr>
-          <w:rFonts w:ascii="Times New Roman" w:eastAsia="宋体" w:hAnsi="Times New Roman" w:cs="Times New Roman" w:hint="eastAsia"/>
-        </w:rPr>
-        <w:t>UseSeparateIndexing</w:t>
-      </w:r>
-      <w:r>
-        <w:rPr>
-          <w:rFonts w:ascii="Times New Roman" w:eastAsia="宋体" w:hAnsi="Times New Roman" w:cs="Times New Roman" w:hint="eastAsia"/>
-        </w:rPr>
-        <w:t xml:space="preserve">=BOOLEAN ; </w:t>
-      </w:r>
-      <w:r>
-        <w:rPr>
-          <w:rFonts w:ascii="Times New Roman" w:eastAsia="宋体" w:hAnsi="Times New Roman" w:cs="Times New Roman" w:hint="eastAsia"/>
-        </w:rPr>
-        <w:t>启用此功能后</w:t>
-      </w:r>
-      <w:r>
-        <w:rPr>
-          <w:rFonts w:ascii="Times New Roman" w:eastAsia="宋体" w:hAnsi="Times New Roman" w:cs="Times New Roman" w:hint="eastAsia"/>
-        </w:rPr>
-        <w:t xml:space="preserve">, </w:t>
-      </w:r>
-      <w:r>
-        <w:rPr>
-          <w:rFonts w:ascii="Times New Roman" w:eastAsia="宋体" w:hAnsi="Times New Roman" w:cs="Times New Roman" w:hint="eastAsia"/>
-        </w:rPr>
-        <w:t>创建触发、小队、特遣、脚本、</w:t>
-      </w:r>
-      <w:r>
-        <w:rPr>
-          <w:rFonts w:ascii="Times New Roman" w:eastAsia="宋体" w:hAnsi="Times New Roman" w:cs="Times New Roman" w:hint="eastAsia"/>
-        </w:rPr>
-        <w:t>AI</w:t>
-      </w:r>
-      <w:r>
-        <w:rPr>
-          <w:rFonts w:ascii="Times New Roman" w:eastAsia="宋体" w:hAnsi="Times New Roman" w:cs="Times New Roman" w:hint="eastAsia"/>
-        </w:rPr>
-        <w:t>触发时，</w:t>
-      </w:r>
-      <w:r>
-        <w:rPr>
-          <w:rFonts w:ascii="Times New Roman" w:eastAsia="宋体" w:hAnsi="Times New Roman" w:cs="Times New Roman" w:hint="eastAsia"/>
-        </w:rPr>
-        <w:t>会分配独立的后缀（如触发后缀为</w:t>
-      </w:r>
-      <w:r>
-        <w:rPr>
-          <w:rFonts w:ascii="Times New Roman" w:eastAsia="宋体" w:hAnsi="Times New Roman" w:cs="Times New Roman" w:hint="eastAsia"/>
-        </w:rPr>
-        <w:t>-TR</w:t>
-      </w:r>
-      <w:r>
-        <w:rPr>
-          <w:rFonts w:ascii="Times New Roman" w:eastAsia="宋体" w:hAnsi="Times New Roman" w:cs="Times New Roman" w:hint="eastAsia"/>
-        </w:rPr>
-        <w:t>）</w:t>
-      </w:r>
-    </w:p>
-    <w:p>
-      <w:pPr>
-        <w:ind w:firstLineChars="200" w:firstLine="440"/>
-        <w:rPr>
-          <w:rFonts w:ascii="Times New Roman" w:eastAsia="宋体" w:hAnsi="Times New Roman" w:cs="Times New Roman"/>
-        </w:rPr>
-      </w:pPr>
-      <w:r>
-        <w:rPr>
-          <w:rFonts w:ascii="Times New Roman" w:eastAsia="宋体" w:hAnsi="Times New Roman" w:cs="Times New Roman" w:hint="eastAsia"/>
-        </w:rPr>
-        <w:t>DisplayTriggerEnableInfo=</w:t>
-      </w:r>
-      <w:r>
-        <w:rPr>
-          <w:rFonts w:ascii="Times New Roman" w:eastAsia="宋体" w:hAnsi="Times New Roman" w:cs="Times New Roman" w:hint="eastAsia"/>
-        </w:rPr>
-        <w:t>BOOLEAN ;</w:t>
-      </w:r>
-      <w:r>
-        <w:rPr>
-          <w:rFonts w:ascii="Times New Roman" w:eastAsia="宋体" w:hAnsi="Times New Roman" w:cs="Times New Roman" w:hint="eastAsia"/>
-        </w:rPr>
-        <w:t xml:space="preserve"> </w:t>
-      </w:r>
-      <w:r>
-        <w:rPr>
-          <w:rFonts w:ascii="Times New Roman" w:eastAsia="宋体" w:hAnsi="Times New Roman" w:cs="Times New Roman" w:hint="eastAsia"/>
-        </w:rPr>
-        <w:t>在触发编辑器下拉菜单显示触发的禁止状态</w:t>
-      </w:r>
-      <w:r>
-        <w:rPr>
-          <w:rFonts w:ascii="Times New Roman" w:eastAsia="宋体" w:hAnsi="Times New Roman" w:cs="Times New Roman" w:hint="eastAsia"/>
-        </w:rPr>
-        <w:t xml:space="preserve">, </w:t>
-      </w:r>
-      <w:r>
-        <w:rPr>
-          <w:rFonts w:ascii="Times New Roman" w:eastAsia="宋体" w:hAnsi="Times New Roman" w:cs="Times New Roman" w:hint="eastAsia"/>
-        </w:rPr>
-        <w:t>默认为</w:t>
-      </w:r>
-      <w:r>
-        <w:rPr>
-          <w:rFonts w:ascii="Times New Roman" w:eastAsia="宋体" w:hAnsi="Times New Roman" w:cs="Times New Roman" w:hint="eastAsia"/>
-        </w:rPr>
-        <w:t xml:space="preserve"> true</w:t>
-      </w:r>
-    </w:p>
-    <w:p>
-      <w:pPr>
-        <w:ind w:firstLineChars="200" w:firstLine="440"/>
-        <w:rPr>
-          <w:rFonts w:ascii="Times New Roman" w:eastAsia="宋体" w:hAnsi="Times New Roman" w:cs="Times New Roman"/>
-        </w:rPr>
-      </w:pPr>
-      <w:r>
-        <w:rPr>
-          <w:rFonts w:ascii="Times New Roman" w:eastAsia="宋体" w:hAnsi="Times New Roman" w:cs="Times New Roman" w:hint="eastAsia"/>
-        </w:rPr>
-        <w:lastRenderedPageBreak/>
-        <w:t>AttachedTriggerIsSelfCheck=</w:t>
-      </w:r>
-      <w:r>
-        <w:rPr>
-          <w:rFonts w:ascii="Times New Roman" w:eastAsia="宋体" w:hAnsi="Times New Roman" w:cs="Times New Roman" w:hint="eastAsia"/>
-        </w:rPr>
-        <w:t>BOOLEAN ;</w:t>
-      </w:r>
-      <w:r>
-        <w:rPr>
-          <w:rFonts w:ascii="Times New Roman" w:eastAsia="宋体" w:hAnsi="Times New Roman" w:cs="Times New Roman" w:hint="eastAsia"/>
-        </w:rPr>
-        <w:t>检查下级触发是否是自身</w:t>
-      </w:r>
-    </w:p>
-    <w:p>
-      <w:pPr>
-        <w:ind w:firstLineChars="200" w:firstLine="440"/>
-        <w:rPr>
-          <w:rFonts w:ascii="Times New Roman" w:eastAsia="宋体" w:hAnsi="Times New Roman" w:cs="Times New Roman"/>
-        </w:rPr>
-      </w:pPr>
-      <w:r>
-        <w:rPr>
-          <w:rFonts w:ascii="Times New Roman" w:eastAsia="宋体" w:hAnsi="Times New Roman" w:cs="Times New Roman" w:hint="eastAsia"/>
-        </w:rPr>
-        <w:t>SortByLabelName</w:t>
-      </w:r>
-      <w:r>
-        <w:rPr>
-          <w:rFonts w:ascii="Times New Roman" w:eastAsia="宋体" w:hAnsi="Times New Roman" w:cs="Times New Roman" w:hint="eastAsia"/>
-        </w:rPr>
-        <w:t>=</w:t>
-      </w:r>
-      <w:r>
-        <w:rPr>
-          <w:rFonts w:ascii="Times New Roman" w:eastAsia="宋体" w:hAnsi="Times New Roman" w:cs="Times New Roman" w:hint="eastAsia"/>
-        </w:rPr>
-        <w:t xml:space="preserve">BOOLEAN ; </w:t>
-      </w:r>
-      <w:r>
-        <w:rPr>
-          <w:rFonts w:ascii="Times New Roman" w:eastAsia="宋体" w:hAnsi="Times New Roman" w:cs="Times New Roman" w:hint="eastAsia"/>
-        </w:rPr>
-        <w:t>在触发编辑器、小队、特遣部队、动作脚本、地形生成器中</w:t>
-      </w:r>
-      <w:r>
-        <w:rPr>
-          <w:rFonts w:ascii="Times New Roman" w:eastAsia="宋体" w:hAnsi="Times New Roman" w:cs="Times New Roman" w:hint="eastAsia"/>
-        </w:rPr>
-        <w:t xml:space="preserve">, </w:t>
-      </w:r>
-      <w:r>
-        <w:rPr>
-          <w:rFonts w:ascii="Times New Roman" w:eastAsia="宋体" w:hAnsi="Times New Roman" w:cs="Times New Roman" w:hint="eastAsia"/>
-        </w:rPr>
-        <w:t>是否依据名称而不是</w:t>
-      </w:r>
-      <w:r>
-        <w:rPr>
-          <w:rFonts w:ascii="Times New Roman" w:eastAsia="宋体" w:hAnsi="Times New Roman" w:cs="Times New Roman" w:hint="eastAsia"/>
-        </w:rPr>
-        <w:t>ID</w:t>
-      </w:r>
-      <w:r>
-        <w:rPr>
-          <w:rFonts w:ascii="Times New Roman" w:eastAsia="宋体" w:hAnsi="Times New Roman" w:cs="Times New Roman" w:hint="eastAsia"/>
-        </w:rPr>
-        <w:t>进行排序</w:t>
-      </w:r>
-    </w:p>
-    <w:p>
-      <w:pPr>
-        <w:ind w:firstLineChars="200" w:firstLine="440"/>
-        <w:rPr>
-          <w:rFonts w:ascii="Times New Roman" w:eastAsia="宋体" w:hAnsi="Times New Roman" w:cs="Times New Roman"/>
-        </w:rPr>
-      </w:pPr>
-      <w:r>
-        <w:rPr>
-          <w:rFonts w:ascii="Times New Roman" w:eastAsia="宋体" w:hAnsi="Times New Roman" w:cs="Times New Roman" w:hint="eastAsia"/>
-        </w:rPr>
-        <w:t xml:space="preserve">SortByLabelName.Team=BOOLEAN ; </w:t>
-      </w:r>
-      <w:r>
-        <w:rPr>
-          <w:rFonts w:ascii="Times New Roman" w:eastAsia="宋体" w:hAnsi="Times New Roman" w:cs="Times New Roman" w:hint="eastAsia"/>
-        </w:rPr>
-        <w:t>在排序小队时</w:t>
-      </w:r>
-      <w:r>
-        <w:rPr>
-          <w:rFonts w:ascii="Times New Roman" w:eastAsia="宋体" w:hAnsi="Times New Roman" w:cs="Times New Roman" w:hint="eastAsia"/>
-        </w:rPr>
-        <w:t xml:space="preserve">, </w:t>
-      </w:r>
-      <w:r>
-        <w:rPr>
-          <w:rFonts w:ascii="Times New Roman" w:eastAsia="宋体" w:hAnsi="Times New Roman" w:cs="Times New Roman" w:hint="eastAsia"/>
-        </w:rPr>
-        <w:t>是否依据名称而不是</w:t>
-      </w:r>
-      <w:r>
-        <w:rPr>
-          <w:rFonts w:ascii="Times New Roman" w:eastAsia="宋体" w:hAnsi="Times New Roman" w:cs="Times New Roman" w:hint="eastAsia"/>
-        </w:rPr>
-        <w:t>ID</w:t>
-      </w:r>
-      <w:r>
-        <w:rPr>
-          <w:rFonts w:ascii="Times New Roman" w:eastAsia="宋体" w:hAnsi="Times New Roman" w:cs="Times New Roman" w:hint="eastAsia"/>
-        </w:rPr>
-        <w:t>进行排序</w:t>
-      </w:r>
-      <w:r>
-        <w:rPr>
-          <w:rFonts w:ascii="Times New Roman" w:eastAsia="宋体" w:hAnsi="Times New Roman" w:cs="Times New Roman" w:hint="eastAsia"/>
-        </w:rPr>
-        <w:t xml:space="preserve">, </w:t>
-      </w:r>
-      <w:r>
-        <w:rPr>
-          <w:rFonts w:ascii="Times New Roman" w:eastAsia="宋体" w:hAnsi="Times New Roman" w:cs="Times New Roman" w:hint="eastAsia"/>
-        </w:rPr>
-        <w:t>覆盖</w:t>
-      </w:r>
-      <w:r>
-        <w:rPr>
-          <w:rFonts w:ascii="Times New Roman" w:eastAsia="宋体" w:hAnsi="Times New Roman" w:cs="Times New Roman" w:hint="eastAsia"/>
-        </w:rPr>
-        <w:t xml:space="preserve"> SortByLabelName </w:t>
-      </w:r>
-      <w:r>
-        <w:rPr>
-          <w:rFonts w:ascii="Times New Roman" w:eastAsia="宋体" w:hAnsi="Times New Roman" w:cs="Times New Roman" w:hint="eastAsia"/>
-        </w:rPr>
-        <w:t>设置</w:t>
-      </w:r>
-    </w:p>
-    <w:p>
-      <w:pPr>
-        <w:ind w:firstLineChars="200" w:firstLine="440"/>
-        <w:rPr>
-          <w:rFonts w:ascii="Times New Roman" w:eastAsia="宋体" w:hAnsi="Times New Roman" w:cs="Times New Roman"/>
-        </w:rPr>
-      </w:pPr>
-      <w:r>
-        <w:rPr>
-          <w:rFonts w:ascii="Times New Roman" w:eastAsia="宋体" w:hAnsi="Times New Roman" w:cs="Times New Roman" w:hint="eastAsia"/>
-        </w:rPr>
-        <w:t xml:space="preserve">SortByLabelName.Script=BOOLEAN ; </w:t>
-      </w:r>
-      <w:r>
-        <w:rPr>
-          <w:rFonts w:ascii="Times New Roman" w:eastAsia="宋体" w:hAnsi="Times New Roman" w:cs="Times New Roman" w:hint="eastAsia"/>
-        </w:rPr>
-        <w:t>在排序脚本时</w:t>
-      </w:r>
-      <w:r>
-        <w:rPr>
-          <w:rFonts w:ascii="Times New Roman" w:eastAsia="宋体" w:hAnsi="Times New Roman" w:cs="Times New Roman" w:hint="eastAsia"/>
-        </w:rPr>
-        <w:t xml:space="preserve">, </w:t>
-      </w:r>
-      <w:r>
-        <w:rPr>
-          <w:rFonts w:ascii="Times New Roman" w:eastAsia="宋体" w:hAnsi="Times New Roman" w:cs="Times New Roman" w:hint="eastAsia"/>
-        </w:rPr>
-        <w:t>是否依据名称而不是</w:t>
-      </w:r>
-      <w:r>
-        <w:rPr>
-          <w:rFonts w:ascii="Times New Roman" w:eastAsia="宋体" w:hAnsi="Times New Roman" w:cs="Times New Roman" w:hint="eastAsia"/>
-        </w:rPr>
-        <w:t>ID</w:t>
-      </w:r>
-      <w:r>
-        <w:rPr>
-          <w:rFonts w:ascii="Times New Roman" w:eastAsia="宋体" w:hAnsi="Times New Roman" w:cs="Times New Roman" w:hint="eastAsia"/>
-        </w:rPr>
-        <w:t>进行排序</w:t>
-      </w:r>
-      <w:r>
-        <w:rPr>
-          <w:rFonts w:ascii="Times New Roman" w:eastAsia="宋体" w:hAnsi="Times New Roman" w:cs="Times New Roman" w:hint="eastAsia"/>
-        </w:rPr>
-        <w:t xml:space="preserve">, </w:t>
-      </w:r>
-      <w:r>
-        <w:rPr>
-          <w:rFonts w:ascii="Times New Roman" w:eastAsia="宋体" w:hAnsi="Times New Roman" w:cs="Times New Roman" w:hint="eastAsia"/>
-        </w:rPr>
-        <w:t>覆盖</w:t>
-      </w:r>
-      <w:r>
-        <w:rPr>
-          <w:rFonts w:ascii="Times New Roman" w:eastAsia="宋体" w:hAnsi="Times New Roman" w:cs="Times New Roman" w:hint="eastAsia"/>
-        </w:rPr>
-        <w:t xml:space="preserve"> SortByLabelName </w:t>
-      </w:r>
-      <w:r>
-        <w:rPr>
-          <w:rFonts w:ascii="Times New Roman" w:eastAsia="宋体" w:hAnsi="Times New Roman" w:cs="Times New Roman" w:hint="eastAsia"/>
-        </w:rPr>
-        <w:t>设置</w:t>
-      </w:r>
-    </w:p>
-    <w:p>
-      <w:pPr>
-        <w:ind w:firstLineChars="200" w:firstLine="440"/>
-        <w:rPr>
-          <w:rFonts w:ascii="Times New Roman" w:eastAsia="宋体" w:hAnsi="Times New Roman" w:cs="Times New Roman"/>
-        </w:rPr>
-      </w:pPr>
-      <w:r>
-        <w:rPr>
-          <w:rFonts w:ascii="Times New Roman" w:eastAsia="宋体" w:hAnsi="Times New Roman" w:cs="Times New Roman" w:hint="eastAsia"/>
-        </w:rPr>
-        <w:t>SortByLabelName.Trigger=BOOLEAN ;</w:t>
-      </w:r>
-      <w:r>
-        <w:rPr>
-          <w:rFonts w:ascii="Times New Roman" w:eastAsia="宋体" w:hAnsi="Times New Roman" w:cs="Times New Roman" w:hint="eastAsia"/>
-        </w:rPr>
-        <w:t xml:space="preserve"> </w:t>
-      </w:r>
-      <w:r>
-        <w:rPr>
-          <w:rFonts w:ascii="Times New Roman" w:eastAsia="宋体" w:hAnsi="Times New Roman" w:cs="Times New Roman" w:hint="eastAsia"/>
-        </w:rPr>
-        <w:t>在排序触发时</w:t>
-      </w:r>
-      <w:r>
-        <w:rPr>
-          <w:rFonts w:ascii="Times New Roman" w:eastAsia="宋体" w:hAnsi="Times New Roman" w:cs="Times New Roman" w:hint="eastAsia"/>
-        </w:rPr>
-        <w:t xml:space="preserve">, </w:t>
-      </w:r>
-      <w:r>
-        <w:rPr>
-          <w:rFonts w:ascii="Times New Roman" w:eastAsia="宋体" w:hAnsi="Times New Roman" w:cs="Times New Roman" w:hint="eastAsia"/>
-        </w:rPr>
-        <w:t>是否依据名称而不是</w:t>
-      </w:r>
-      <w:r>
-        <w:rPr>
-          <w:rFonts w:ascii="Times New Roman" w:eastAsia="宋体" w:hAnsi="Times New Roman" w:cs="Times New Roman" w:hint="eastAsia"/>
-        </w:rPr>
-        <w:t>ID</w:t>
-      </w:r>
-      <w:r>
-        <w:rPr>
-          <w:rFonts w:ascii="Times New Roman" w:eastAsia="宋体" w:hAnsi="Times New Roman" w:cs="Times New Roman" w:hint="eastAsia"/>
-        </w:rPr>
-        <w:t>进行排序</w:t>
-      </w:r>
-      <w:r>
-        <w:rPr>
-          <w:rFonts w:ascii="Times New Roman" w:eastAsia="宋体" w:hAnsi="Times New Roman" w:cs="Times New Roman" w:hint="eastAsia"/>
-        </w:rPr>
-        <w:t xml:space="preserve">, </w:t>
-      </w:r>
-      <w:r>
-        <w:rPr>
-          <w:rFonts w:ascii="Times New Roman" w:eastAsia="宋体" w:hAnsi="Times New Roman" w:cs="Times New Roman" w:hint="eastAsia"/>
-        </w:rPr>
-        <w:t>覆盖</w:t>
-      </w:r>
-      <w:r>
-        <w:rPr>
-          <w:rFonts w:ascii="Times New Roman" w:eastAsia="宋体" w:hAnsi="Times New Roman" w:cs="Times New Roman" w:hint="eastAsia"/>
-        </w:rPr>
-        <w:t xml:space="preserve"> SortByLabelName </w:t>
-      </w:r>
-      <w:r>
-        <w:rPr>
-          <w:rFonts w:ascii="Times New Roman" w:eastAsia="宋体" w:hAnsi="Times New Roman" w:cs="Times New Roman" w:hint="eastAsia"/>
-        </w:rPr>
-        <w:t>设置</w:t>
-      </w:r>
-    </w:p>
-    <w:p>
-      <w:pPr>
-        <w:ind w:firstLineChars="200" w:firstLine="440"/>
-        <w:rPr>
-          <w:rFonts w:ascii="Times New Roman" w:eastAsia="宋体" w:hAnsi="Times New Roman" w:cs="Times New Roman"/>
-        </w:rPr>
-      </w:pPr>
-      <w:r>
-        <w:rPr>
-          <w:rFonts w:ascii="Times New Roman" w:eastAsia="宋体" w:hAnsi="Times New Roman" w:cs="Times New Roman" w:hint="eastAsia"/>
-        </w:rPr>
-        <w:t>SortByLabelName.AITrigger=BOOLEAN ;</w:t>
-      </w:r>
-      <w:r>
-        <w:rPr>
-          <w:rFonts w:ascii="Times New Roman" w:eastAsia="宋体" w:hAnsi="Times New Roman" w:cs="Times New Roman" w:hint="eastAsia"/>
-        </w:rPr>
-        <w:t xml:space="preserve"> </w:t>
-      </w:r>
-      <w:r>
-        <w:rPr>
-          <w:rFonts w:ascii="Times New Roman" w:eastAsia="宋体" w:hAnsi="Times New Roman" w:cs="Times New Roman" w:hint="eastAsia"/>
-        </w:rPr>
-        <w:t>在排序</w:t>
-      </w:r>
-      <w:r>
-        <w:rPr>
-          <w:rFonts w:ascii="Times New Roman" w:eastAsia="宋体" w:hAnsi="Times New Roman" w:cs="Times New Roman" w:hint="eastAsia"/>
-        </w:rPr>
-        <w:t>AI</w:t>
-      </w:r>
-      <w:r>
-        <w:rPr>
-          <w:rFonts w:ascii="Times New Roman" w:eastAsia="宋体" w:hAnsi="Times New Roman" w:cs="Times New Roman" w:hint="eastAsia"/>
-        </w:rPr>
-        <w:t>触发时</w:t>
-      </w:r>
-      <w:r>
-        <w:rPr>
-          <w:rFonts w:ascii="Times New Roman" w:eastAsia="宋体" w:hAnsi="Times New Roman" w:cs="Times New Roman" w:hint="eastAsia"/>
-        </w:rPr>
-        <w:t xml:space="preserve">, </w:t>
-      </w:r>
-      <w:r>
-        <w:rPr>
-          <w:rFonts w:ascii="Times New Roman" w:eastAsia="宋体" w:hAnsi="Times New Roman" w:cs="Times New Roman" w:hint="eastAsia"/>
-        </w:rPr>
-        <w:t>是否依据名称而不是</w:t>
-      </w:r>
-      <w:r>
-        <w:rPr>
-          <w:rFonts w:ascii="Times New Roman" w:eastAsia="宋体" w:hAnsi="Times New Roman" w:cs="Times New Roman" w:hint="eastAsia"/>
-        </w:rPr>
-        <w:t>ID</w:t>
-      </w:r>
-      <w:r>
-        <w:rPr>
-          <w:rFonts w:ascii="Times New Roman" w:eastAsia="宋体" w:hAnsi="Times New Roman" w:cs="Times New Roman" w:hint="eastAsia"/>
-        </w:rPr>
-        <w:t>进行排序</w:t>
-      </w:r>
-      <w:r>
-        <w:rPr>
-          <w:rFonts w:ascii="Times New Roman" w:eastAsia="宋体" w:hAnsi="Times New Roman" w:cs="Times New Roman" w:hint="eastAsia"/>
-        </w:rPr>
-        <w:t xml:space="preserve">, </w:t>
-      </w:r>
-      <w:r>
-        <w:rPr>
-          <w:rFonts w:ascii="Times New Roman" w:eastAsia="宋体" w:hAnsi="Times New Roman" w:cs="Times New Roman" w:hint="eastAsia"/>
-        </w:rPr>
-        <w:t>覆盖</w:t>
-      </w:r>
-      <w:r>
-        <w:rPr>
-          <w:rFonts w:ascii="Times New Roman" w:eastAsia="宋体" w:hAnsi="Times New Roman" w:cs="Times New Roman" w:hint="eastAsia"/>
-        </w:rPr>
-        <w:t xml:space="preserve"> SortByLabelName </w:t>
-      </w:r>
-      <w:r>
-        <w:rPr>
-          <w:rFonts w:ascii="Times New Roman" w:eastAsia="宋体" w:hAnsi="Times New Roman" w:cs="Times New Roman" w:hint="eastAsia"/>
-        </w:rPr>
-        <w:t>设置</w:t>
-      </w:r>
-    </w:p>
-    <w:p>
-      <w:pPr>
-        <w:ind w:firstLineChars="200" w:firstLine="440"/>
-        <w:rPr>
-          <w:rFonts w:ascii="Times New Roman" w:eastAsia="宋体" w:hAnsi="Times New Roman" w:cs="Times New Roman"/>
-        </w:rPr>
-      </w:pPr>
-      <w:r>
-        <w:rPr>
-          <w:rFonts w:ascii="Times New Roman" w:eastAsia="宋体" w:hAnsi="Times New Roman" w:cs="Times New Roman" w:hint="eastAsia"/>
-        </w:rPr>
-        <w:t>SortByLabelName.Taskforce=BOOLEAN ;</w:t>
-      </w:r>
-      <w:r>
-        <w:rPr>
-          <w:rFonts w:ascii="Times New Roman" w:eastAsia="宋体" w:hAnsi="Times New Roman" w:cs="Times New Roman" w:hint="eastAsia"/>
-        </w:rPr>
-        <w:t>在排序特遣部队时</w:t>
-      </w:r>
-      <w:r>
-        <w:rPr>
-          <w:rFonts w:ascii="Times New Roman" w:eastAsia="宋体" w:hAnsi="Times New Roman" w:cs="Times New Roman" w:hint="eastAsia"/>
-        </w:rPr>
-        <w:t xml:space="preserve">, </w:t>
-      </w:r>
-      <w:r>
-        <w:rPr>
-          <w:rFonts w:ascii="Times New Roman" w:eastAsia="宋体" w:hAnsi="Times New Roman" w:cs="Times New Roman" w:hint="eastAsia"/>
-        </w:rPr>
-        <w:t>是否依据名称而不是</w:t>
-      </w:r>
-      <w:r>
-        <w:rPr>
-          <w:rFonts w:ascii="Times New Roman" w:eastAsia="宋体" w:hAnsi="Times New Roman" w:cs="Times New Roman" w:hint="eastAsia"/>
-        </w:rPr>
-        <w:t>ID</w:t>
-      </w:r>
-      <w:r>
-        <w:rPr>
-          <w:rFonts w:ascii="Times New Roman" w:eastAsia="宋体" w:hAnsi="Times New Roman" w:cs="Times New Roman" w:hint="eastAsia"/>
-        </w:rPr>
-        <w:t>进行排序</w:t>
-      </w:r>
-      <w:r>
-        <w:rPr>
-          <w:rFonts w:ascii="Times New Roman" w:eastAsia="宋体" w:hAnsi="Times New Roman" w:cs="Times New Roman" w:hint="eastAsia"/>
-        </w:rPr>
-        <w:t xml:space="preserve">, </w:t>
-      </w:r>
-      <w:r>
-        <w:rPr>
-          <w:rFonts w:ascii="Times New Roman" w:eastAsia="宋体" w:hAnsi="Times New Roman" w:cs="Times New Roman" w:hint="eastAsia"/>
-        </w:rPr>
-        <w:t>覆盖</w:t>
-      </w:r>
-      <w:r>
-        <w:rPr>
-          <w:rFonts w:ascii="Times New Roman" w:eastAsia="宋体" w:hAnsi="Times New Roman" w:cs="Times New Roman" w:hint="eastAsia"/>
-        </w:rPr>
-        <w:t xml:space="preserve"> SortByLabelName </w:t>
-      </w:r>
-      <w:r>
-        <w:rPr>
-          <w:rFonts w:ascii="Times New Roman" w:eastAsia="宋体" w:hAnsi="Times New Roman" w:cs="Times New Roman" w:hint="eastAsia"/>
-        </w:rPr>
-        <w:t>设置</w:t>
-      </w:r>
-    </w:p>
-    <w:p>
-      <w:pPr>
-        <w:ind w:firstLineChars="200" w:firstLine="440"/>
-        <w:rPr>
-          <w:rFonts w:ascii="Times New Roman" w:eastAsia="宋体" w:hAnsi="Times New Roman" w:cs="Times New Roman"/>
-        </w:rPr>
-      </w:pPr>
-      <w:r>
-        <w:rPr>
-          <w:rFonts w:ascii="Times New Roman" w:eastAsia="宋体" w:hAnsi="Times New Roman" w:cs="Times New Roman" w:hint="eastAsia"/>
-        </w:rPr>
-        <w:t>SortByLabelName.</w:t>
-      </w:r>
-      <w:r>
-        <w:rPr>
-          <w:rFonts w:ascii="Times New Roman" w:eastAsia="宋体" w:hAnsi="Times New Roman" w:cs="Times New Roman" w:hint="eastAsia"/>
-        </w:rPr>
-        <w:t>Tag</w:t>
-      </w:r>
-      <w:r>
-        <w:rPr>
-          <w:rFonts w:ascii="Times New Roman" w:eastAsia="宋体" w:hAnsi="Times New Roman" w:cs="Times New Roman" w:hint="eastAsia"/>
-        </w:rPr>
-        <w:t>=BOOLEAN ;</w:t>
-      </w:r>
-      <w:r>
-        <w:rPr>
-          <w:rFonts w:ascii="Times New Roman" w:eastAsia="宋体" w:hAnsi="Times New Roman" w:cs="Times New Roman" w:hint="eastAsia"/>
-        </w:rPr>
-        <w:t>在排序</w:t>
-      </w:r>
-      <w:r>
-        <w:rPr>
-          <w:rFonts w:ascii="Times New Roman" w:eastAsia="宋体" w:hAnsi="Times New Roman" w:cs="Times New Roman" w:hint="eastAsia"/>
-        </w:rPr>
-        <w:t>标签</w:t>
-      </w:r>
-      <w:r>
-        <w:rPr>
-          <w:rFonts w:ascii="Times New Roman" w:eastAsia="宋体" w:hAnsi="Times New Roman" w:cs="Times New Roman" w:hint="eastAsia"/>
-        </w:rPr>
-        <w:t>时</w:t>
-      </w:r>
-      <w:r>
-        <w:rPr>
-          <w:rFonts w:ascii="Times New Roman" w:eastAsia="宋体" w:hAnsi="Times New Roman" w:cs="Times New Roman" w:hint="eastAsia"/>
-        </w:rPr>
-        <w:t xml:space="preserve">, </w:t>
-      </w:r>
-      <w:r>
-        <w:rPr>
-          <w:rFonts w:ascii="Times New Roman" w:eastAsia="宋体" w:hAnsi="Times New Roman" w:cs="Times New Roman" w:hint="eastAsia"/>
-        </w:rPr>
-        <w:t>是否依据名称而不是</w:t>
-      </w:r>
-      <w:r>
-        <w:rPr>
-          <w:rFonts w:ascii="Times New Roman" w:eastAsia="宋体" w:hAnsi="Times New Roman" w:cs="Times New Roman" w:hint="eastAsia"/>
-        </w:rPr>
-        <w:t>ID</w:t>
-      </w:r>
-      <w:r>
-        <w:rPr>
-          <w:rFonts w:ascii="Times New Roman" w:eastAsia="宋体" w:hAnsi="Times New Roman" w:cs="Times New Roman" w:hint="eastAsia"/>
-        </w:rPr>
-        <w:t>进行排序</w:t>
-      </w:r>
-      <w:r>
-        <w:rPr>
-          <w:rFonts w:ascii="Times New Roman" w:eastAsia="宋体" w:hAnsi="Times New Roman" w:cs="Times New Roman" w:hint="eastAsia"/>
-        </w:rPr>
-        <w:t xml:space="preserve">, </w:t>
-      </w:r>
-      <w:r>
-        <w:rPr>
-          <w:rFonts w:ascii="Times New Roman" w:eastAsia="宋体" w:hAnsi="Times New Roman" w:cs="Times New Roman" w:hint="eastAsia"/>
-        </w:rPr>
-        <w:t>覆盖</w:t>
-      </w:r>
-      <w:r>
-        <w:rPr>
-          <w:rFonts w:ascii="Times New Roman" w:eastAsia="宋体" w:hAnsi="Times New Roman" w:cs="Times New Roman" w:hint="eastAsia"/>
-        </w:rPr>
-        <w:t xml:space="preserve"> SortByLabelName </w:t>
-      </w:r>
-      <w:r>
-        <w:rPr>
-          <w:rFonts w:ascii="Times New Roman" w:eastAsia="宋体" w:hAnsi="Times New Roman" w:cs="Times New Roman" w:hint="eastAsia"/>
-        </w:rPr>
-        <w:t>设置</w:t>
-      </w:r>
-    </w:p>
-    <w:p>
-      <w:pPr>
-        <w:ind w:firstLineChars="200" w:firstLine="440"/>
-        <w:rPr>
-          <w:rFonts w:ascii="Times New Roman" w:eastAsia="宋体" w:hAnsi="Times New Roman" w:cs="Times New Roman"/>
-        </w:rPr>
-      </w:pPr>
-      <w:r>
-        <w:rPr>
-          <w:rFonts w:ascii="Times New Roman" w:eastAsia="宋体" w:hAnsi="Times New Roman" w:cs="Times New Roman" w:hint="eastAsia"/>
-        </w:rPr>
-        <w:t xml:space="preserve">SearchCombobox.Disabled=BOOLEAN ; </w:t>
-      </w:r>
-      <w:r>
-        <w:rPr>
-          <w:rFonts w:ascii="Times New Roman" w:eastAsia="宋体" w:hAnsi="Times New Roman" w:cs="Times New Roman" w:hint="eastAsia"/>
-        </w:rPr>
-        <w:t>是否禁止下拉菜单的自动搜索，若禁止，需要按</w:t>
-      </w:r>
-      <w:r>
-        <w:rPr>
-          <w:rFonts w:ascii="Times New Roman" w:eastAsia="宋体" w:hAnsi="Times New Roman" w:cs="Times New Roman" w:hint="eastAsia"/>
-        </w:rPr>
-        <w:t>Enter</w:t>
-      </w:r>
-      <w:r>
-        <w:rPr>
-          <w:rFonts w:ascii="Times New Roman" w:eastAsia="宋体" w:hAnsi="Times New Roman" w:cs="Times New Roman" w:hint="eastAsia"/>
-        </w:rPr>
-        <w:t>执行搜索</w:t>
-      </w:r>
-      <w:r>
-        <w:rPr>
-          <w:rFonts w:ascii="Times New Roman" w:eastAsia="宋体" w:hAnsi="Times New Roman" w:cs="Times New Roman" w:hint="eastAsia"/>
-        </w:rPr>
-        <w:t xml:space="preserve">, </w:t>
-      </w:r>
-      <w:r>
-        <w:rPr>
-          <w:rFonts w:ascii="Times New Roman" w:eastAsia="宋体" w:hAnsi="Times New Roman" w:cs="Times New Roman" w:hint="eastAsia"/>
-        </w:rPr>
-        <w:t>默认为</w:t>
-      </w:r>
-      <w:r>
-        <w:rPr>
-          <w:rFonts w:ascii="Times New Roman" w:eastAsia="宋体" w:hAnsi="Times New Roman" w:cs="Times New Roman" w:hint="eastAsia"/>
-        </w:rPr>
-        <w:t xml:space="preserve"> false</w:t>
-      </w:r>
-    </w:p>
-    <w:p>
-      <w:pPr>
-        <w:ind w:firstLineChars="200" w:firstLine="440"/>
-        <w:rPr>
-          <w:rFonts w:ascii="Times New Roman" w:eastAsia="宋体" w:hAnsi="Times New Roman" w:cs="Times New Roman"/>
-        </w:rPr>
-      </w:pPr>
-      <w:r>
-        <w:rPr>
-          <w:rFonts w:ascii="Times New Roman" w:eastAsia="宋体" w:hAnsi="Times New Roman" w:cs="Times New Roman" w:hint="eastAsia"/>
-        </w:rPr>
-        <w:t>SearchCombobox.AllowNonParams=</w:t>
-      </w:r>
-      <w:r>
-        <w:rPr>
-          <w:rFonts w:ascii="Times New Roman" w:eastAsia="宋体" w:hAnsi="Times New Roman" w:cs="Times New Roman" w:hint="eastAsia"/>
-        </w:rPr>
-        <w:t>BOOLEAN ;</w:t>
-      </w:r>
-      <w:r>
-        <w:rPr>
-          <w:rFonts w:ascii="Times New Roman" w:eastAsia="宋体" w:hAnsi="Times New Roman" w:cs="Times New Roman" w:hint="eastAsia"/>
-        </w:rPr>
-        <w:t xml:space="preserve"> </w:t>
-      </w:r>
-      <w:r>
-        <w:rPr>
-          <w:rFonts w:ascii="Times New Roman" w:eastAsia="宋体" w:hAnsi="Times New Roman" w:cs="Times New Roman" w:hint="eastAsia"/>
-        </w:rPr>
-        <w:t>是否允许非参数项</w:t>
-      </w:r>
-      <w:r>
-        <w:rPr>
-          <w:rFonts w:ascii="Times New Roman" w:eastAsia="宋体" w:hAnsi="Times New Roman" w:cs="Times New Roman" w:hint="eastAsia"/>
-        </w:rPr>
-        <w:t>(</w:t>
-      </w:r>
-      <w:r>
-        <w:rPr>
-          <w:rFonts w:ascii="Times New Roman" w:eastAsia="宋体" w:hAnsi="Times New Roman" w:cs="Times New Roman" w:hint="eastAsia"/>
-        </w:rPr>
-        <w:t>触发事件、行为种类等</w:t>
-      </w:r>
-      <w:r>
-        <w:rPr>
-          <w:rFonts w:ascii="Times New Roman" w:eastAsia="宋体" w:hAnsi="Times New Roman" w:cs="Times New Roman" w:hint="eastAsia"/>
-        </w:rPr>
-        <w:t>)</w:t>
-      </w:r>
-      <w:r>
-        <w:rPr>
-          <w:rFonts w:ascii="Times New Roman" w:eastAsia="宋体" w:hAnsi="Times New Roman" w:cs="Times New Roman" w:hint="eastAsia"/>
-        </w:rPr>
-        <w:t>下拉菜单的自动搜索</w:t>
-      </w:r>
-      <w:r>
-        <w:rPr>
-          <w:rFonts w:ascii="Times New Roman" w:eastAsia="宋体" w:hAnsi="Times New Roman" w:cs="Times New Roman" w:hint="eastAsia"/>
-        </w:rPr>
-        <w:t xml:space="preserve">, </w:t>
-      </w:r>
-      <w:r>
-        <w:rPr>
-          <w:rFonts w:ascii="Times New Roman" w:eastAsia="宋体" w:hAnsi="Times New Roman" w:cs="Times New Roman" w:hint="eastAsia"/>
-        </w:rPr>
-        <w:t>默认为</w:t>
-      </w:r>
-      <w:r>
-        <w:rPr>
-          <w:rFonts w:ascii="Times New Roman" w:eastAsia="宋体" w:hAnsi="Times New Roman" w:cs="Times New Roman" w:hint="eastAsia"/>
-        </w:rPr>
-        <w:t xml:space="preserve"> true</w:t>
-      </w:r>
-    </w:p>
-    <w:p>
-      <w:pPr>
-        <w:ind w:firstLineChars="200" w:firstLine="440"/>
-        <w:rPr>
-          <w:rFonts w:ascii="Times New Roman" w:eastAsia="宋体" w:hAnsi="Times New Roman" w:cs="Times New Roman"/>
-        </w:rPr>
-      </w:pPr>
-      <w:r>
-        <w:rPr>
-          <w:rFonts w:ascii="Times New Roman" w:eastAsia="宋体" w:hAnsi="Times New Roman" w:cs="Times New Roman" w:hint="eastAsia"/>
-        </w:rPr>
-        <w:t xml:space="preserve">SearchCombobox.Waypoint=BOOLEAN ; </w:t>
-      </w:r>
-      <w:r>
-        <w:rPr>
-          <w:rFonts w:ascii="Times New Roman" w:eastAsia="宋体" w:hAnsi="Times New Roman" w:cs="Times New Roman" w:hint="eastAsia"/>
-        </w:rPr>
-        <w:t>是否在下拉菜单中输入路径点时自动弹出搜索</w:t>
-      </w:r>
-      <w:r>
-        <w:rPr>
-          <w:rFonts w:ascii="Times New Roman" w:eastAsia="宋体" w:hAnsi="Times New Roman" w:cs="Times New Roman" w:hint="eastAsia"/>
-        </w:rPr>
-        <w:t xml:space="preserve">, </w:t>
-      </w:r>
-      <w:r>
-        <w:rPr>
-          <w:rFonts w:ascii="Times New Roman" w:eastAsia="宋体" w:hAnsi="Times New Roman" w:cs="Times New Roman" w:hint="eastAsia"/>
-        </w:rPr>
-        <w:t>默认为</w:t>
-      </w:r>
-      <w:r>
-        <w:rPr>
-          <w:rFonts w:ascii="Times New Roman" w:eastAsia="宋体" w:hAnsi="Times New Roman" w:cs="Times New Roman" w:hint="eastAsia"/>
-        </w:rPr>
-        <w:t xml:space="preserve"> </w:t>
-      </w:r>
-      <w:r>
-        <w:rPr>
-          <w:rFonts w:ascii="Times New Roman" w:eastAsia="宋体" w:hAnsi="Times New Roman" w:cs="Times New Roman" w:hint="eastAsia"/>
-        </w:rPr>
-        <w:t>false</w:t>
-      </w:r>
-    </w:p>
-    <w:p>
-      <w:pPr>
-        <w:ind w:firstLineChars="200" w:firstLine="440"/>
-        <w:rPr>
-          <w:rFonts w:ascii="Times New Roman" w:eastAsia="宋体" w:hAnsi="Times New Roman" w:cs="Times New Roman"/>
-        </w:rPr>
-      </w:pPr>
-      <w:r>
-        <w:rPr>
-          <w:rFonts w:ascii="Times New Roman" w:eastAsia="宋体" w:hAnsi="Times New Roman" w:cs="Times New Roman" w:hint="eastAsia"/>
-        </w:rPr>
-        <w:t xml:space="preserve">DisableLuaConsoleSafetyCheck=BOOLEAN ; </w:t>
-      </w:r>
-      <w:r>
-        <w:rPr>
-          <w:rFonts w:ascii="Times New Roman" w:eastAsia="宋体" w:hAnsi="Times New Roman" w:cs="Times New Roman" w:hint="eastAsia"/>
-        </w:rPr>
-        <w:t>是否禁用</w:t>
-      </w:r>
-      <w:r>
-        <w:rPr>
-          <w:rFonts w:ascii="Times New Roman" w:eastAsia="宋体" w:hAnsi="Times New Roman" w:cs="Times New Roman" w:hint="eastAsia"/>
-        </w:rPr>
-        <w:t>Lua</w:t>
-      </w:r>
-      <w:r>
-        <w:rPr>
-          <w:rFonts w:ascii="Times New Roman" w:eastAsia="宋体" w:hAnsi="Times New Roman" w:cs="Times New Roman" w:hint="eastAsia"/>
-        </w:rPr>
-        <w:t>脚本安全检查</w:t>
-      </w:r>
-      <w:r>
-        <w:rPr>
-          <w:rFonts w:ascii="Times New Roman" w:eastAsia="宋体" w:hAnsi="Times New Roman" w:cs="Times New Roman" w:hint="eastAsia"/>
-        </w:rPr>
-        <w:t xml:space="preserve">, </w:t>
-      </w:r>
-      <w:r>
-        <w:rPr>
-          <w:rFonts w:ascii="Times New Roman" w:eastAsia="宋体" w:hAnsi="Times New Roman" w:cs="Times New Roman" w:hint="eastAsia"/>
-        </w:rPr>
-        <w:t>默认为</w:t>
-      </w:r>
-      <w:r>
-        <w:rPr>
-          <w:rFonts w:ascii="Times New Roman" w:eastAsia="宋体" w:hAnsi="Times New Roman" w:cs="Times New Roman" w:hint="eastAsia"/>
-        </w:rPr>
-        <w:t xml:space="preserve"> false</w:t>
-      </w:r>
-    </w:p>
-    <w:p>
-      <w:pPr>
-        <w:ind w:firstLineChars="200" w:firstLine="440"/>
-        <w:rPr>
-          <w:rFonts w:ascii="Times New Roman" w:eastAsia="宋体" w:hAnsi="Times New Roman" w:cs="Times New Roman"/>
-        </w:rPr>
-      </w:pPr>
-      <w:r>
-        <w:rPr>
-          <w:rFonts w:ascii="Times New Roman" w:eastAsia="宋体" w:hAnsi="Times New Roman" w:cs="Times New Roman"/>
-        </w:rPr>
-        <w:t>CursorSelectionBound.AutoHeightColor</w:t>
-      </w:r>
-      <w:r>
-        <w:rPr>
-          <w:rFonts w:ascii="Times New Roman" w:eastAsia="宋体" w:hAnsi="Times New Roman" w:cs="Times New Roman"/>
-        </w:rPr>
-        <w:t>=</w:t>
-      </w:r>
-      <w:r>
-        <w:rPr>
-          <w:rFonts w:ascii="Times New Roman" w:eastAsia="宋体" w:hAnsi="Times New Roman" w:cs="Times New Roman"/>
-        </w:rPr>
-        <w:t xml:space="preserve">BOOLEAN ; </w:t>
-      </w:r>
-      <w:r>
-        <w:rPr>
-          <w:rFonts w:ascii="Times New Roman" w:eastAsia="宋体" w:hAnsi="Times New Roman" w:cs="Times New Roman"/>
-        </w:rPr>
-        <w:t>是否根据当前高度显示不同的描边颜色</w:t>
-      </w:r>
-      <w:r>
-        <w:rPr>
-          <w:rFonts w:ascii="Times New Roman" w:eastAsia="宋体" w:hAnsi="Times New Roman" w:cs="Times New Roman"/>
-        </w:rPr>
-        <w:t xml:space="preserve">, </w:t>
-      </w:r>
-      <w:r>
-        <w:rPr>
-          <w:rFonts w:ascii="Times New Roman" w:eastAsia="宋体" w:hAnsi="Times New Roman" w:cs="Times New Roman"/>
-        </w:rPr>
-        <w:t>默认为</w:t>
-      </w:r>
-      <w:r>
-        <w:rPr>
-          <w:rFonts w:ascii="Times New Roman" w:eastAsia="宋体" w:hAnsi="Times New Roman" w:cs="Times New Roman"/>
-        </w:rPr>
-        <w:t xml:space="preserve"> false</w:t>
-      </w:r>
-    </w:p>
-    <w:p>
-      <w:pPr>
-        <w:ind w:firstLineChars="200" w:firstLine="440"/>
-        <w:rPr>
-          <w:rFonts w:ascii="Times New Roman" w:eastAsia="宋体" w:hAnsi="Times New Roman" w:cs="Times New Roman"/>
-        </w:rPr>
-      </w:pPr>
-      <w:r>
-        <w:rPr>
-          <w:rFonts w:ascii="Times New Roman" w:eastAsia="宋体" w:hAnsi="Times New Roman" w:cs="Times New Roman" w:hint="eastAsia"/>
-        </w:rPr>
-        <w:t xml:space="preserve">UTF8Support.InferEncoding=BOOLEAN ; </w:t>
-      </w:r>
-      <w:r>
-        <w:rPr>
-          <w:rFonts w:ascii="Times New Roman" w:eastAsia="宋体" w:hAnsi="Times New Roman" w:cs="Times New Roman" w:hint="eastAsia"/>
-        </w:rPr>
-        <w:t>是否在打开</w:t>
-      </w:r>
-      <w:r>
-        <w:rPr>
-          <w:rFonts w:ascii="Times New Roman" w:eastAsia="宋体" w:hAnsi="Times New Roman" w:cs="Times New Roman" w:hint="eastAsia"/>
-        </w:rPr>
-        <w:t>ini</w:t>
-      </w:r>
-      <w:r>
-        <w:rPr>
-          <w:rFonts w:ascii="Times New Roman" w:eastAsia="宋体" w:hAnsi="Times New Roman" w:cs="Times New Roman" w:hint="eastAsia"/>
-        </w:rPr>
-        <w:t>和地图文件时自动推断编码</w:t>
-      </w:r>
-      <w:r>
-        <w:rPr>
-          <w:rFonts w:ascii="Times New Roman" w:eastAsia="宋体" w:hAnsi="Times New Roman" w:cs="Times New Roman"/>
-        </w:rPr>
-        <w:t xml:space="preserve">, </w:t>
-      </w:r>
-      <w:r>
-        <w:rPr>
-          <w:rFonts w:ascii="Times New Roman" w:eastAsia="宋体" w:hAnsi="Times New Roman" w:cs="Times New Roman"/>
-        </w:rPr>
-        <w:t>默认为</w:t>
-      </w:r>
-      <w:r>
-        <w:rPr>
-          <w:rFonts w:ascii="Times New Roman" w:eastAsia="宋体" w:hAnsi="Times New Roman" w:cs="Times New Roman"/>
-        </w:rPr>
-        <w:t xml:space="preserve"> </w:t>
-      </w:r>
-      <w:r>
-        <w:rPr>
-          <w:rFonts w:ascii="Times New Roman" w:eastAsia="宋体" w:hAnsi="Times New Roman" w:cs="Times New Roman" w:hint="eastAsia"/>
-        </w:rPr>
-        <w:t>true</w:t>
-      </w:r>
-    </w:p>
-    <w:p>
-      <w:pPr>
-        <w:ind w:firstLineChars="200" w:firstLine="440"/>
-        <w:rPr>
-          <w:rFonts w:ascii="Times New Roman" w:eastAsia="宋体" w:hAnsi="Times New Roman" w:cs="Times New Roman"/>
-        </w:rPr>
-      </w:pPr>
-      <w:r>
-        <w:rPr>
-          <w:rFonts w:ascii="Times New Roman" w:eastAsia="宋体" w:hAnsi="Times New Roman" w:cs="Times New Roman" w:hint="eastAsia"/>
-        </w:rPr>
-        <w:t>UTF8Support.AlwaysSaveAsUTF8=</w:t>
-      </w:r>
-      <w:r>
-        <w:rPr>
-          <w:rFonts w:ascii="Times New Roman" w:eastAsia="宋体" w:hAnsi="Times New Roman" w:cs="Times New Roman" w:hint="eastAsia"/>
-        </w:rPr>
-        <w:t>是否总是以</w:t>
-      </w:r>
-      <w:r>
-        <w:rPr>
-          <w:rFonts w:ascii="Times New Roman" w:eastAsia="宋体" w:hAnsi="Times New Roman" w:cs="Times New Roman" w:hint="eastAsia"/>
-        </w:rPr>
-        <w:t>UTF8</w:t>
-      </w:r>
-      <w:r>
-        <w:rPr>
-          <w:rFonts w:ascii="Times New Roman" w:eastAsia="宋体" w:hAnsi="Times New Roman" w:cs="Times New Roman" w:hint="eastAsia"/>
-        </w:rPr>
-        <w:t>编码保存地图</w:t>
-      </w:r>
-      <w:r>
-        <w:rPr>
-          <w:rFonts w:ascii="Times New Roman" w:eastAsia="宋体" w:hAnsi="Times New Roman" w:cs="Times New Roman"/>
-        </w:rPr>
-        <w:t xml:space="preserve">, </w:t>
-      </w:r>
-      <w:r>
-        <w:rPr>
-          <w:rFonts w:ascii="Times New Roman" w:eastAsia="宋体" w:hAnsi="Times New Roman" w:cs="Times New Roman"/>
-        </w:rPr>
-        <w:t>默认为</w:t>
-      </w:r>
-      <w:r>
-        <w:rPr>
-          <w:rFonts w:ascii="Times New Roman" w:eastAsia="宋体" w:hAnsi="Times New Roman" w:cs="Times New Roman"/>
-        </w:rPr>
-        <w:t xml:space="preserve"> false</w:t>
-      </w:r>
-    </w:p>
-    <w:p>
-      <w:pPr>
-        <w:ind w:firstLineChars="200" w:firstLine="440"/>
-        <w:rPr>
-          <w:rFonts w:ascii="Times New Roman" w:eastAsia="宋体" w:hAnsi="Times New Roman" w:cs="Times New Roman"/>
-        </w:rPr>
-      </w:pPr>
-      <w:r>
-        <w:rPr>
-          <w:rFonts w:ascii="Times New Roman" w:eastAsia="宋体" w:hAnsi="Times New Roman" w:cs="Times New Roman"/>
-        </w:rPr>
-        <w:t>SaveMap.BetterMapPreview</w:t>
-      </w:r>
-      <w:r>
-        <w:rPr>
-          <w:rFonts w:ascii="Times New Roman" w:eastAsia="宋体" w:hAnsi="Times New Roman" w:cs="Times New Roman"/>
-        </w:rPr>
-        <w:t>=</w:t>
-      </w:r>
-      <w:r>
-        <w:rPr>
-          <w:rFonts w:ascii="Times New Roman" w:eastAsia="宋体" w:hAnsi="Times New Roman" w:cs="Times New Roman"/>
-        </w:rPr>
-        <w:t xml:space="preserve">BOOLEAN ; </w:t>
-      </w:r>
-      <w:r>
-        <w:rPr>
-          <w:rFonts w:ascii="Times New Roman" w:eastAsia="宋体" w:hAnsi="Times New Roman" w:cs="Times New Roman"/>
-        </w:rPr>
-        <w:t>选择生成新的预览时</w:t>
-      </w:r>
-      <w:r>
-        <w:rPr>
-          <w:rFonts w:ascii="Times New Roman" w:eastAsia="宋体" w:hAnsi="Times New Roman" w:cs="Times New Roman"/>
-        </w:rPr>
-        <w:t xml:space="preserve">, </w:t>
-      </w:r>
-      <w:r>
-        <w:rPr>
-          <w:rFonts w:ascii="Times New Roman" w:eastAsia="宋体" w:hAnsi="Times New Roman" w:cs="Times New Roman"/>
-        </w:rPr>
-        <w:t>生成更精细的</w:t>
-      </w:r>
-      <w:r>
-        <w:rPr>
-          <w:rFonts w:ascii="Times New Roman" w:eastAsia="宋体" w:hAnsi="Times New Roman" w:cs="Times New Roman"/>
-        </w:rPr>
-        <w:t xml:space="preserve">, </w:t>
-      </w:r>
-      <w:r>
-        <w:rPr>
-          <w:rFonts w:ascii="Times New Roman" w:eastAsia="宋体" w:hAnsi="Times New Roman" w:cs="Times New Roman"/>
-        </w:rPr>
-        <w:t>原版风格的预览图</w:t>
-      </w:r>
-      <w:r>
-        <w:rPr>
-          <w:rFonts w:ascii="Times New Roman" w:eastAsia="宋体" w:hAnsi="Times New Roman" w:cs="Times New Roman"/>
-        </w:rPr>
-        <w:t xml:space="preserve"> (</w:t>
-      </w:r>
-      <w:r>
-        <w:rPr>
-          <w:rFonts w:ascii="Times New Roman" w:eastAsia="宋体" w:hAnsi="Times New Roman" w:cs="Times New Roman"/>
-        </w:rPr>
-        <w:t>仅支持多人游戏</w:t>
-      </w:r>
-      <w:r>
-        <w:rPr>
-          <w:rFonts w:ascii="Times New Roman" w:eastAsia="宋体" w:hAnsi="Times New Roman" w:cs="Times New Roman"/>
-        </w:rPr>
-        <w:t>)</w:t>
-      </w:r>
-    </w:p>
-    <w:p>
-      <w:pPr>
-        <w:ind w:firstLineChars="200" w:firstLine="440"/>
-        <w:rPr>
-          <w:rFonts w:ascii="Times New Roman" w:eastAsia="宋体" w:hAnsi="Times New Roman" w:cs="Times New Roman"/>
-        </w:rPr>
-      </w:pPr>
-      <w:r>
-        <w:rPr>
-          <w:rFonts w:ascii="Times New Roman" w:eastAsia="宋体" w:hAnsi="Times New Roman" w:cs="Times New Roman"/>
-        </w:rPr>
-        <w:t>SaveMap.FileEncodingComment</w:t>
-      </w:r>
-      <w:r>
-        <w:rPr>
-          <w:rFonts w:ascii="Times New Roman" w:eastAsia="宋体" w:hAnsi="Times New Roman" w:cs="Times New Roman"/>
-        </w:rPr>
-        <w:t>=</w:t>
-      </w:r>
-      <w:r>
-        <w:rPr>
-          <w:rFonts w:ascii="Times New Roman" w:eastAsia="宋体" w:hAnsi="Times New Roman" w:cs="Times New Roman"/>
-        </w:rPr>
-        <w:t xml:space="preserve">BOOLEAN ; </w:t>
-      </w:r>
-      <w:r>
-        <w:rPr>
-          <w:rFonts w:ascii="Times New Roman" w:eastAsia="宋体" w:hAnsi="Times New Roman" w:cs="Times New Roman"/>
-        </w:rPr>
-        <w:t>保存地图时在开头添加编码警告注释</w:t>
-      </w:r>
-    </w:p>
-    <w:p>
-      <w:pPr>
-        <w:ind w:firstLineChars="200" w:firstLine="440"/>
-        <w:rPr>
-          <w:rFonts w:ascii="Times New Roman" w:eastAsia="宋体" w:hAnsi="Times New Roman" w:cs="Times New Roman"/>
-        </w:rPr>
-      </w:pPr>
-      <w:r>
-        <w:rPr>
-          <w:rFonts w:ascii="Times New Roman" w:eastAsia="宋体" w:hAnsi="Times New Roman" w:cs="Times New Roman" w:hint="eastAsia"/>
-        </w:rPr>
-        <w:lastRenderedPageBreak/>
+          <w:rFonts w:ascii="Times New Roman" w:eastAsia="宋体" w:hAnsi="Times New Roman" w:cs="Times New Roman" w:hint="eastAsia"/>
+        </w:rPr>
         <w:t>SaveMap.KeepComments</w:t>
       </w:r>
       <w:r>
@@ -31086,6 +31170,7 @@
           <w:kern w:val="0"/>
           <w14:ligatures w14:val="none"/>
         </w:rPr>
+        <w:lastRenderedPageBreak/>
         <w:t>ViewObjectsFloating</w:t>
       </w:r>
       <w:r>
@@ -31198,7 +31283,6 @@
         <w:rPr>
           <w:rFonts w:ascii="Times New Roman" w:eastAsia="宋体" w:hAnsi="Times New Roman" w:cs="Times New Roman" w:hint="eastAsia"/>
         </w:rPr>
-        <w:lastRenderedPageBreak/>
         <w:t>EnableDark</w:t>
       </w:r>
       <w:r>
@@ -49054,7 +49138,7 @@
         <v:path o:extrusionok="f" gradientshapeok="t" o:connecttype="rect"/>
         <o:lock v:ext="edit" aspectratio="t"/>
       </v:shapetype>
-      <v:shape id="_x0000_i1030" type="#_x0000_t75" style="width:11.55pt;height:11.55pt" o:bullet="t">
+      <v:shape id="_x0000_i1031" type="#_x0000_t75" style="width:11.55pt;height:11.55pt" o:bullet="t">
         <v:imagedata r:id="rId1" o:title="mso9A9A"/>
       </v:shape>
     </w:pict>

--- a/Supplementary/文档/FA2SP HDM Edition说明文档.docx
+++ b/Supplementary/文档/FA2SP HDM Edition说明文档.docx
@@ -167,7 +167,7 @@
           <w:rFonts w:ascii="宋体" w:eastAsia="宋体" w:hAnsi="宋体" w:hint="eastAsia"/>
           <w:sz w:val="24"/>
         </w:rPr>
-        <w:t>5</w:t>
+        <w:t>6</w:t>
       </w:r>
     </w:p>
     <w:p>
@@ -249,17 +249,7 @@
           <w:sz w:val="28"/>
           <w:szCs w:val="32"/>
         </w:rPr>
-        <w:t>0</w:t>
-      </w:r>
-      <w:r>
-        <w:rPr>
-          <w:rFonts w:ascii="Times New Roman" w:eastAsia="宋体" w:hAnsi="Times New Roman" w:cs="Times New Roman" w:hint="eastAsia"/>
-          <w:b/>
-          <w:bCs/>
-          <w:sz w:val="28"/>
-          <w:szCs w:val="32"/>
-        </w:rPr>
-        <w:t>5</w:t>
+        <w:t>06</w:t>
       </w:r>
       <w:r>
         <w:rPr>
@@ -580,6 +570,42 @@
         <w:pStyle w:val="a9"/>
         <w:numPr>
           <w:ilvl w:val="0"/>
+          <w:numId w:val="11"/>
+        </w:numPr>
+        <w:rPr>
+          <w:rFonts w:ascii="Times New Roman" w:eastAsia="宋体" w:hAnsi="Times New Roman" w:cs="Times New Roman"/>
+        </w:rPr>
+      </w:pPr>
+      <w:r>
+        <w:rPr>
+          <w:rFonts w:ascii="Times New Roman" w:eastAsia="宋体" w:hAnsi="Times New Roman" w:cs="Times New Roman" w:hint="eastAsia"/>
+        </w:rPr>
+        <w:t>修复在开启平面显示且开启高</w:t>
+      </w:r>
+      <w:r>
+        <w:rPr>
+          <w:rFonts w:ascii="Times New Roman" w:eastAsia="宋体" w:hAnsi="Times New Roman" w:cs="Times New Roman" w:hint="eastAsia"/>
+        </w:rPr>
+        <w:t>DPI</w:t>
+      </w:r>
+      <w:r>
+        <w:rPr>
+          <w:rFonts w:ascii="Times New Roman" w:eastAsia="宋体" w:hAnsi="Times New Roman" w:cs="Times New Roman" w:hint="eastAsia"/>
+        </w:rPr>
+        <w:t>的情况下双击单位无法打开属性窗口的</w:t>
+      </w:r>
+      <w:r>
+        <w:rPr>
+          <w:rFonts w:ascii="Times New Roman" w:eastAsia="宋体" w:hAnsi="Times New Roman" w:cs="Times New Roman" w:hint="eastAsia"/>
+        </w:rPr>
+        <w:t>bug</w:t>
+      </w:r>
+    </w:p>
+    <w:p>
+      <w:pPr>
+        <w:pStyle w:val="a9"/>
+        <w:numPr>
+          <w:ilvl w:val="0"/>
           <w:numId w:val="10"/>
         </w:numPr>
         <w:rPr>
@@ -1084,859 +1110,860 @@
         <w:rPr>
           <w:rFonts w:ascii="Times New Roman" w:eastAsia="宋体" w:hAnsi="Times New Roman" w:cs="Times New Roman" w:hint="eastAsia"/>
         </w:rPr>
+        <w:lastRenderedPageBreak/>
         <w:t>可以记录不同鼠标操作的笔刷大小，并在切换时自动还原，详见</w:t>
       </w:r>
       <w:r>
         <w:rPr>
           <w:rFonts w:ascii="Times New Roman" w:eastAsia="宋体" w:hAnsi="Times New Roman" w:cs="Times New Roman" w:hint="eastAsia"/>
         </w:rPr>
+        <w:t>RecordBrushSizeHistory</w:t>
+      </w:r>
+    </w:p>
+    <w:p>
+      <w:pPr>
+        <w:pStyle w:val="a9"/>
+        <w:numPr>
+          <w:ilvl w:val="0"/>
+          <w:numId w:val="50"/>
+        </w:numPr>
+        <w:rPr>
+          <w:rFonts w:ascii="Times New Roman" w:eastAsia="宋体" w:hAnsi="Times New Roman" w:cs="Times New Roman"/>
+        </w:rPr>
+      </w:pPr>
+      <w:r>
+        <w:rPr>
+          <w:rFonts w:ascii="Times New Roman" w:eastAsia="宋体" w:hAnsi="Times New Roman" w:cs="Times New Roman" w:hint="eastAsia"/>
+        </w:rPr>
+        <w:t>增加</w:t>
+      </w:r>
+      <w:r>
+        <w:rPr>
+          <w:rFonts w:ascii="Times New Roman" w:eastAsia="宋体" w:hAnsi="Times New Roman" w:cs="Times New Roman" w:hint="eastAsia"/>
+        </w:rPr>
+        <w:t>/</w:t>
+      </w:r>
+      <w:r>
+        <w:rPr>
+          <w:rFonts w:ascii="Times New Roman" w:eastAsia="宋体" w:hAnsi="Times New Roman" w:cs="Times New Roman" w:hint="eastAsia"/>
+        </w:rPr>
+        <w:t>减少矿石支持调整笔刷大小</w:t>
+      </w:r>
+    </w:p>
+    <w:p>
+      <w:pPr>
+        <w:pStyle w:val="a9"/>
+        <w:numPr>
+          <w:ilvl w:val="0"/>
+          <w:numId w:val="50"/>
+        </w:numPr>
+        <w:rPr>
+          <w:rFonts w:ascii="Times New Roman" w:eastAsia="宋体" w:hAnsi="Times New Roman" w:cs="Times New Roman"/>
+        </w:rPr>
+      </w:pPr>
+      <w:r>
+        <w:rPr>
+          <w:rFonts w:ascii="Times New Roman" w:eastAsia="宋体" w:hAnsi="Times New Roman" w:cs="Times New Roman" w:hint="eastAsia"/>
+        </w:rPr>
+        <w:t>新增</w:t>
+      </w:r>
+      <w:r>
+        <w:rPr>
+          <w:rFonts w:ascii="Times New Roman" w:eastAsia="宋体" w:hAnsi="Times New Roman" w:cs="Times New Roman" w:hint="eastAsia"/>
+        </w:rPr>
+        <w:t>LuaDialog</w:t>
+      </w:r>
+      <w:r>
+        <w:rPr>
+          <w:rFonts w:ascii="Times New Roman" w:eastAsia="宋体" w:hAnsi="Times New Roman" w:cs="Times New Roman" w:hint="eastAsia"/>
+        </w:rPr>
+        <w:t>，可以在</w:t>
+      </w:r>
+      <w:r>
+        <w:rPr>
+          <w:rFonts w:ascii="Times New Roman" w:eastAsia="宋体" w:hAnsi="Times New Roman" w:cs="Times New Roman" w:hint="eastAsia"/>
+        </w:rPr>
+        <w:t>lua</w:t>
+      </w:r>
+      <w:r>
+        <w:rPr>
+          <w:rFonts w:ascii="Times New Roman" w:eastAsia="宋体" w:hAnsi="Times New Roman" w:cs="Times New Roman" w:hint="eastAsia"/>
+        </w:rPr>
+        <w:t>脚本内动态创建自定义窗口</w:t>
+      </w:r>
+    </w:p>
+    <w:p>
+      <w:pPr>
+        <w:pStyle w:val="a9"/>
+        <w:numPr>
+          <w:ilvl w:val="0"/>
+          <w:numId w:val="50"/>
+        </w:numPr>
+        <w:rPr>
+          <w:rFonts w:ascii="Times New Roman" w:eastAsia="宋体" w:hAnsi="Times New Roman" w:cs="Times New Roman"/>
+        </w:rPr>
+      </w:pPr>
+      <w:r>
+        <w:rPr>
+          <w:rFonts w:ascii="Times New Roman" w:eastAsia="宋体" w:hAnsi="Times New Roman" w:cs="Times New Roman" w:hint="eastAsia"/>
+        </w:rPr>
+        <w:t>修复改变地图大小后建筑灯光没有刷新的</w:t>
+      </w:r>
+      <w:r>
+        <w:rPr>
+          <w:rFonts w:ascii="Times New Roman" w:eastAsia="宋体" w:hAnsi="Times New Roman" w:cs="Times New Roman" w:hint="eastAsia"/>
+        </w:rPr>
+        <w:t>bug</w:t>
+      </w:r>
+    </w:p>
+    <w:p>
+      <w:pPr>
+        <w:pStyle w:val="a9"/>
+        <w:numPr>
+          <w:ilvl w:val="0"/>
+          <w:numId w:val="50"/>
+        </w:numPr>
+        <w:rPr>
+          <w:rFonts w:ascii="Times New Roman" w:eastAsia="宋体" w:hAnsi="Times New Roman" w:cs="Times New Roman"/>
+        </w:rPr>
+      </w:pPr>
+      <w:r>
+        <w:rPr>
+          <w:rFonts w:ascii="Times New Roman" w:eastAsia="宋体" w:hAnsi="Times New Roman" w:cs="Times New Roman" w:hint="eastAsia"/>
+        </w:rPr>
+        <w:t>多选模式可以显示不同矿石类型的价格</w:t>
+      </w:r>
+    </w:p>
+    <w:p>
+      <w:pPr>
+        <w:pStyle w:val="a9"/>
+        <w:numPr>
+          <w:ilvl w:val="0"/>
+          <w:numId w:val="50"/>
+        </w:numPr>
+        <w:rPr>
+          <w:rFonts w:ascii="Times New Roman" w:eastAsia="宋体" w:hAnsi="Times New Roman" w:cs="Times New Roman"/>
+        </w:rPr>
+      </w:pPr>
+      <w:r>
+        <w:rPr>
+          <w:rFonts w:ascii="Times New Roman" w:eastAsia="宋体" w:hAnsi="Times New Roman" w:cs="Times New Roman" w:hint="eastAsia"/>
+        </w:rPr>
+        <w:t>优化了绘图界面缩小时的渲染性能</w:t>
+      </w:r>
+    </w:p>
+    <w:p>
+      <w:pPr>
+        <w:pStyle w:val="a9"/>
+        <w:numPr>
+          <w:ilvl w:val="0"/>
+          <w:numId w:val="50"/>
+        </w:numPr>
+        <w:rPr>
+          <w:rFonts w:ascii="Times New Roman" w:eastAsia="宋体" w:hAnsi="Times New Roman" w:cs="Times New Roman"/>
+        </w:rPr>
+      </w:pPr>
+      <w:r>
+        <w:rPr>
+          <w:rFonts w:ascii="Times New Roman" w:eastAsia="宋体" w:hAnsi="Times New Roman" w:cs="Times New Roman" w:hint="eastAsia"/>
+        </w:rPr>
+        <w:t>修复使用触发编辑器拖拽小点为步兵关联标签时，已关联标记没有依据步兵子单元格显示的</w:t>
+      </w:r>
+      <w:r>
+        <w:rPr>
+          <w:rFonts w:ascii="Times New Roman" w:eastAsia="宋体" w:hAnsi="Times New Roman" w:cs="Times New Roman" w:hint="eastAsia"/>
+        </w:rPr>
+        <w:t>bug</w:t>
+      </w:r>
+    </w:p>
+    <w:p>
+      <w:pPr>
+        <w:pStyle w:val="a9"/>
+        <w:numPr>
+          <w:ilvl w:val="0"/>
+          <w:numId w:val="50"/>
+        </w:numPr>
+        <w:rPr>
+          <w:rFonts w:ascii="Times New Roman" w:eastAsia="宋体" w:hAnsi="Times New Roman" w:cs="Times New Roman"/>
+        </w:rPr>
+      </w:pPr>
+      <w:r>
+        <w:rPr>
+          <w:rFonts w:ascii="Times New Roman" w:eastAsia="宋体" w:hAnsi="Times New Roman" w:cs="Times New Roman" w:hint="eastAsia"/>
+        </w:rPr>
+        <w:t>Lua</w:t>
+      </w:r>
+      <w:r>
+        <w:rPr>
+          <w:rFonts w:ascii="Times New Roman" w:eastAsia="宋体" w:hAnsi="Times New Roman" w:cs="Times New Roman" w:hint="eastAsia"/>
+        </w:rPr>
+        <w:t>脚本终端可以开启</w:t>
+      </w:r>
+      <w:r>
+        <w:rPr>
+          <w:rFonts w:ascii="Times New Roman" w:eastAsia="宋体" w:hAnsi="Times New Roman" w:cs="Times New Roman" w:hint="eastAsia"/>
+        </w:rPr>
+        <w:t>MCP</w:t>
+      </w:r>
+      <w:r>
+        <w:rPr>
+          <w:rFonts w:ascii="Times New Roman" w:eastAsia="宋体" w:hAnsi="Times New Roman" w:cs="Times New Roman" w:hint="eastAsia"/>
+        </w:rPr>
+        <w:t>服务器，接入大语言模型调用</w:t>
+      </w:r>
+      <w:r>
+        <w:rPr>
+          <w:rFonts w:ascii="Times New Roman" w:eastAsia="宋体" w:hAnsi="Times New Roman" w:cs="Times New Roman" w:hint="eastAsia"/>
+        </w:rPr>
+        <w:t>lua</w:t>
+      </w:r>
+      <w:r>
+        <w:rPr>
+          <w:rFonts w:ascii="Times New Roman" w:eastAsia="宋体" w:hAnsi="Times New Roman" w:cs="Times New Roman" w:hint="eastAsia"/>
+        </w:rPr>
+        <w:t>脚本</w:t>
+      </w:r>
+      <w:r>
+        <w:rPr>
+          <w:rFonts w:ascii="Times New Roman" w:eastAsia="宋体" w:hAnsi="Times New Roman" w:cs="Times New Roman" w:hint="eastAsia"/>
+        </w:rPr>
+        <w:t>。详见</w:t>
+      </w:r>
+      <w:r>
+        <w:rPr>
+          <w:rFonts w:ascii="Times New Roman" w:eastAsia="宋体" w:hAnsi="Times New Roman" w:cs="Times New Roman" w:hint="eastAsia"/>
+        </w:rPr>
+        <w:t>MCP.Enable</w:t>
+      </w:r>
+    </w:p>
+    <w:p>
+      <w:pPr>
+        <w:pStyle w:val="a9"/>
+        <w:numPr>
+          <w:ilvl w:val="0"/>
+          <w:numId w:val="50"/>
+        </w:numPr>
+        <w:rPr>
+          <w:rFonts w:ascii="Times New Roman" w:eastAsia="宋体" w:hAnsi="Times New Roman" w:cs="Times New Roman"/>
+        </w:rPr>
+      </w:pPr>
+      <w:r>
+        <w:rPr>
+          <w:rFonts w:ascii="Times New Roman" w:eastAsia="宋体" w:hAnsi="Times New Roman" w:cs="Times New Roman" w:hint="eastAsia"/>
+        </w:rPr>
+        <w:t>修复渲染部分</w:t>
+      </w:r>
+      <w:r>
+        <w:rPr>
+          <w:rFonts w:ascii="Times New Roman" w:eastAsia="宋体" w:hAnsi="Times New Roman" w:cs="Times New Roman" w:hint="eastAsia"/>
+        </w:rPr>
+        <w:t>vxl</w:t>
+      </w:r>
+      <w:r>
+        <w:rPr>
+          <w:rFonts w:ascii="Times New Roman" w:eastAsia="宋体" w:hAnsi="Times New Roman" w:cs="Times New Roman" w:hint="eastAsia"/>
+        </w:rPr>
+        <w:t>时崩溃的</w:t>
+      </w:r>
+      <w:r>
+        <w:rPr>
+          <w:rFonts w:ascii="Times New Roman" w:eastAsia="宋体" w:hAnsi="Times New Roman" w:cs="Times New Roman" w:hint="eastAsia"/>
+        </w:rPr>
+        <w:t>bug</w:t>
+      </w:r>
+    </w:p>
+    <w:p>
+      <w:pPr>
+        <w:pStyle w:val="a9"/>
+        <w:numPr>
+          <w:ilvl w:val="0"/>
+          <w:numId w:val="50"/>
+        </w:numPr>
+        <w:rPr>
+          <w:rFonts w:ascii="Times New Roman" w:eastAsia="宋体" w:hAnsi="Times New Roman" w:cs="Times New Roman"/>
+        </w:rPr>
+      </w:pPr>
+      <w:r>
+        <w:rPr>
+          <w:rFonts w:ascii="Times New Roman" w:eastAsia="宋体" w:hAnsi="Times New Roman" w:cs="Times New Roman" w:hint="eastAsia"/>
+        </w:rPr>
+        <w:t>基本设置窗口增加背景音乐和载入界面背景音乐选项</w:t>
+      </w:r>
+    </w:p>
+    <w:p>
+      <w:pPr>
+        <w:pStyle w:val="a9"/>
+        <w:numPr>
+          <w:ilvl w:val="0"/>
+          <w:numId w:val="50"/>
+        </w:numPr>
+        <w:rPr>
+          <w:rFonts w:ascii="Times New Roman" w:eastAsia="宋体" w:hAnsi="Times New Roman" w:cs="Times New Roman"/>
+        </w:rPr>
+      </w:pPr>
+      <w:r>
+        <w:rPr>
+          <w:rFonts w:ascii="Times New Roman" w:eastAsia="宋体" w:hAnsi="Times New Roman" w:cs="Times New Roman" w:hint="eastAsia"/>
+        </w:rPr>
+        <w:t>单人任务设置</w:t>
+      </w:r>
+      <w:r>
+        <w:rPr>
+          <w:rFonts w:ascii="Times New Roman" w:eastAsia="宋体" w:hAnsi="Times New Roman" w:cs="Times New Roman" w:hint="eastAsia"/>
+        </w:rPr>
+        <w:t>-</w:t>
+      </w:r>
+      <w:r>
+        <w:rPr>
+          <w:rFonts w:ascii="Times New Roman" w:eastAsia="宋体" w:hAnsi="Times New Roman" w:cs="Times New Roman" w:hint="eastAsia"/>
+        </w:rPr>
+        <w:t>幻影伪装树木可以使用绘制随机树木窗口进行选择</w:t>
+      </w:r>
+    </w:p>
+    <w:p>
+      <w:pPr>
+        <w:pStyle w:val="a9"/>
+        <w:numPr>
+          <w:ilvl w:val="0"/>
+          <w:numId w:val="50"/>
+        </w:numPr>
+        <w:rPr>
+          <w:rFonts w:ascii="Times New Roman" w:eastAsia="宋体" w:hAnsi="Times New Roman" w:cs="Times New Roman"/>
+        </w:rPr>
+      </w:pPr>
+      <w:r>
+        <w:rPr>
+          <w:rFonts w:ascii="Times New Roman" w:eastAsia="宋体" w:hAnsi="Times New Roman" w:cs="Times New Roman" w:hint="eastAsia"/>
+        </w:rPr>
+        <w:t>放置高架桥头时，可以显示辅助参考线</w:t>
+      </w:r>
+    </w:p>
+    <w:p>
+      <w:pPr>
+        <w:pStyle w:val="a9"/>
+        <w:numPr>
+          <w:ilvl w:val="0"/>
+          <w:numId w:val="50"/>
+        </w:numPr>
+        <w:rPr>
+          <w:rFonts w:ascii="Times New Roman" w:eastAsia="宋体" w:hAnsi="Times New Roman" w:cs="Times New Roman"/>
+        </w:rPr>
+      </w:pPr>
+      <w:r>
+        <w:rPr>
+          <w:rFonts w:ascii="Times New Roman" w:eastAsia="宋体" w:hAnsi="Times New Roman" w:cs="Times New Roman" w:hint="eastAsia"/>
+        </w:rPr>
+        <w:t>为触发编辑器检查下级触发是否是自身添加开关，详见</w:t>
+      </w:r>
+      <w:r>
+        <w:rPr>
+          <w:rFonts w:ascii="Times New Roman" w:eastAsia="宋体" w:hAnsi="Times New Roman" w:cs="Times New Roman" w:hint="eastAsia"/>
+        </w:rPr>
+        <w:t>AttachedTriggerIsSelfCheck</w:t>
+      </w:r>
+    </w:p>
+    <w:p>
+      <w:pPr>
+        <w:pStyle w:val="a9"/>
+        <w:numPr>
+          <w:ilvl w:val="0"/>
+          <w:numId w:val="50"/>
+        </w:numPr>
+        <w:rPr>
+          <w:rFonts w:ascii="Times New Roman" w:eastAsia="宋体" w:hAnsi="Times New Roman" w:cs="Times New Roman"/>
+        </w:rPr>
+      </w:pPr>
+      <w:r>
+        <w:rPr>
+          <w:rFonts w:ascii="Times New Roman" w:eastAsia="宋体" w:hAnsi="Times New Roman" w:cs="Times New Roman" w:hint="eastAsia"/>
+        </w:rPr>
+        <w:t>修复遭遇战地图预览渲染时没有正确标记高架桥的</w:t>
+      </w:r>
+      <w:r>
+        <w:rPr>
+          <w:rFonts w:ascii="Times New Roman" w:eastAsia="宋体" w:hAnsi="Times New Roman" w:cs="Times New Roman" w:hint="eastAsia"/>
+        </w:rPr>
+        <w:t>bug</w:t>
+      </w:r>
+    </w:p>
+    <w:p>
+      <w:pPr>
+        <w:pStyle w:val="a9"/>
+        <w:numPr>
+          <w:ilvl w:val="0"/>
+          <w:numId w:val="50"/>
+        </w:numPr>
+        <w:rPr>
+          <w:rFonts w:ascii="Times New Roman" w:eastAsia="宋体" w:hAnsi="Times New Roman" w:cs="Times New Roman"/>
+        </w:rPr>
+      </w:pPr>
+      <w:r>
+        <w:rPr>
+          <w:rFonts w:ascii="Times New Roman" w:eastAsia="宋体" w:hAnsi="Times New Roman" w:cs="Times New Roman" w:hint="eastAsia"/>
+        </w:rPr>
+        <w:t>为</w:t>
+      </w:r>
+      <w:r>
+        <w:rPr>
+          <w:rFonts w:ascii="Times New Roman" w:eastAsia="宋体" w:hAnsi="Times New Roman" w:cs="Times New Roman" w:hint="eastAsia"/>
+        </w:rPr>
+        <w:t>Lua</w:t>
+      </w:r>
+      <w:r>
+        <w:rPr>
+          <w:rFonts w:ascii="Times New Roman" w:eastAsia="宋体" w:hAnsi="Times New Roman" w:cs="Times New Roman" w:hint="eastAsia"/>
+        </w:rPr>
+        <w:t>脚本终端添加安全检查，会在执行前静态检查高危操作，详见</w:t>
+      </w:r>
+      <w:r>
+        <w:rPr>
+          <w:rFonts w:ascii="Times New Roman" w:eastAsia="宋体" w:hAnsi="Times New Roman" w:cs="Times New Roman" w:hint="eastAsia"/>
+        </w:rPr>
+        <w:t>DisableLuaConsoleSafetyCheck</w:t>
+      </w:r>
+    </w:p>
+    <w:p>
+      <w:pPr>
+        <w:pStyle w:val="a9"/>
+        <w:numPr>
+          <w:ilvl w:val="0"/>
+          <w:numId w:val="50"/>
+        </w:numPr>
+        <w:rPr>
+          <w:rFonts w:ascii="Times New Roman" w:eastAsia="宋体" w:hAnsi="Times New Roman" w:cs="Times New Roman"/>
+        </w:rPr>
+      </w:pPr>
+      <w:r>
+        <w:rPr>
+          <w:rFonts w:ascii="Times New Roman" w:eastAsia="宋体" w:hAnsi="Times New Roman" w:cs="Times New Roman" w:hint="eastAsia"/>
+        </w:rPr>
+        <w:t>可以在地图视图内按方向键调节视角，同时按住</w:t>
+      </w:r>
+      <w:r>
+        <w:rPr>
+          <w:rFonts w:ascii="Times New Roman" w:eastAsia="宋体" w:hAnsi="Times New Roman" w:cs="Times New Roman" w:hint="eastAsia"/>
+        </w:rPr>
+        <w:t>ctrl</w:t>
+      </w:r>
+      <w:r>
+        <w:rPr>
+          <w:rFonts w:ascii="Times New Roman" w:eastAsia="宋体" w:hAnsi="Times New Roman" w:cs="Times New Roman" w:hint="eastAsia"/>
+        </w:rPr>
+        <w:t>键加速移动</w:t>
+      </w:r>
+    </w:p>
+    <w:p>
+      <w:pPr>
+        <w:pStyle w:val="a9"/>
+        <w:numPr>
+          <w:ilvl w:val="0"/>
+          <w:numId w:val="50"/>
+        </w:numPr>
+        <w:rPr>
+          <w:rFonts w:ascii="Times New Roman" w:eastAsia="宋体" w:hAnsi="Times New Roman" w:cs="Times New Roman"/>
+        </w:rPr>
+      </w:pPr>
+      <w:r>
+        <w:rPr>
+          <w:rFonts w:ascii="Times New Roman" w:eastAsia="宋体" w:hAnsi="Times New Roman" w:cs="Times New Roman" w:hint="eastAsia"/>
+        </w:rPr>
+        <w:t>修复部分遭遇战地图所属方选项重复的</w:t>
+      </w:r>
+      <w:r>
+        <w:rPr>
+          <w:rFonts w:ascii="Times New Roman" w:eastAsia="宋体" w:hAnsi="Times New Roman" w:cs="Times New Roman" w:hint="eastAsia"/>
+        </w:rPr>
+        <w:t>bug</w:t>
+      </w:r>
+    </w:p>
+    <w:p>
+      <w:pPr>
+        <w:pStyle w:val="a9"/>
+        <w:numPr>
+          <w:ilvl w:val="0"/>
+          <w:numId w:val="50"/>
+        </w:numPr>
+        <w:rPr>
+          <w:rFonts w:ascii="Times New Roman" w:eastAsia="宋体" w:hAnsi="Times New Roman" w:cs="Times New Roman"/>
+        </w:rPr>
+      </w:pPr>
+      <w:r>
+        <w:rPr>
+          <w:rFonts w:ascii="Times New Roman" w:eastAsia="宋体" w:hAnsi="Times New Roman" w:cs="Times New Roman" w:hint="eastAsia"/>
+        </w:rPr>
+        <w:t>重写单位属性对话框，标签支持搜索，所属方可以显示颜色</w:t>
+      </w:r>
+    </w:p>
+    <w:p>
+      <w:pPr>
+        <w:pStyle w:val="a9"/>
+        <w:numPr>
+          <w:ilvl w:val="0"/>
+          <w:numId w:val="50"/>
+        </w:numPr>
+        <w:rPr>
+          <w:rFonts w:ascii="Times New Roman" w:eastAsia="宋体" w:hAnsi="Times New Roman" w:cs="Times New Roman"/>
+        </w:rPr>
+      </w:pPr>
+      <w:r>
+        <w:rPr>
+          <w:rFonts w:ascii="Times New Roman" w:eastAsia="宋体" w:hAnsi="Times New Roman" w:cs="Times New Roman" w:hint="eastAsia"/>
+        </w:rPr>
+        <w:t>支持将</w:t>
+      </w:r>
+      <w:r>
+        <w:rPr>
+          <w:rFonts w:ascii="Times New Roman" w:eastAsia="宋体" w:hAnsi="Times New Roman" w:cs="Times New Roman" w:hint="eastAsia"/>
+        </w:rPr>
+        <w:t>物品浏览器和</w:t>
+      </w:r>
+      <w:r>
+        <w:rPr>
+          <w:rFonts w:ascii="Times New Roman" w:eastAsia="宋体" w:hAnsi="Times New Roman" w:cs="Times New Roman" w:hint="eastAsia"/>
+        </w:rPr>
+        <w:t>地形浏览器作为一个独立窗口显示</w:t>
+      </w:r>
+      <w:r>
+        <w:rPr>
+          <w:rFonts w:ascii="Times New Roman" w:eastAsia="宋体" w:hAnsi="Times New Roman" w:cs="Times New Roman" w:hint="eastAsia"/>
+        </w:rPr>
+        <w:t>，可以调节透明度</w:t>
+      </w:r>
+      <w:r>
+        <w:rPr>
+          <w:rFonts w:ascii="Times New Roman" w:eastAsia="宋体" w:hAnsi="Times New Roman" w:cs="Times New Roman" w:hint="eastAsia"/>
+        </w:rPr>
+        <w:t>，详见</w:t>
+      </w:r>
+      <w:r>
+        <w:rPr>
+          <w:rFonts w:ascii="Times New Roman" w:eastAsia="宋体" w:hAnsi="Times New Roman" w:cs="Times New Roman" w:hint="eastAsia"/>
+        </w:rPr>
+        <w:t>ViewObjectsFloating</w:t>
+      </w:r>
+      <w:r>
+        <w:rPr>
+          <w:rFonts w:ascii="Times New Roman" w:eastAsia="宋体" w:hAnsi="Times New Roman" w:cs="Times New Roman" w:hint="eastAsia"/>
+        </w:rPr>
+        <w:t>和</w:t>
+      </w:r>
+      <w:r>
+        <w:rPr>
+          <w:rFonts w:ascii="Times New Roman" w:eastAsia="宋体" w:hAnsi="Times New Roman" w:cs="Times New Roman" w:hint="eastAsia"/>
+        </w:rPr>
+        <w:t>TileSetBrowserFloating</w:t>
+      </w:r>
+    </w:p>
+    <w:p>
+      <w:pPr>
+        <w:pStyle w:val="a9"/>
+        <w:numPr>
+          <w:ilvl w:val="0"/>
+          <w:numId w:val="50"/>
+        </w:numPr>
+        <w:rPr>
+          <w:rFonts w:ascii="Times New Roman" w:eastAsia="宋体" w:hAnsi="Times New Roman" w:cs="Times New Roman"/>
+        </w:rPr>
+      </w:pPr>
+      <w:r>
+        <w:rPr>
+          <w:rFonts w:ascii="Times New Roman" w:eastAsia="宋体" w:hAnsi="Times New Roman" w:cs="Times New Roman" w:hint="eastAsia"/>
+        </w:rPr>
+        <w:t>绝大多数窗口可以调节透明度</w:t>
+      </w:r>
+    </w:p>
+    <w:p>
+      <w:pPr>
+        <w:pStyle w:val="a9"/>
+        <w:numPr>
+          <w:ilvl w:val="0"/>
+          <w:numId w:val="50"/>
+        </w:numPr>
+        <w:rPr>
+          <w:rFonts w:ascii="Times New Roman" w:eastAsia="宋体" w:hAnsi="Times New Roman" w:cs="Times New Roman"/>
+        </w:rPr>
+      </w:pPr>
+      <w:r>
+        <w:rPr>
+          <w:rFonts w:ascii="Times New Roman" w:eastAsia="宋体" w:hAnsi="Times New Roman" w:cs="Times New Roman" w:hint="eastAsia"/>
+        </w:rPr>
+        <w:t>修复部分情况下按工具栏擦除覆盖物等按钮不生效的</w:t>
+      </w:r>
+      <w:r>
+        <w:rPr>
+          <w:rFonts w:ascii="Times New Roman" w:eastAsia="宋体" w:hAnsi="Times New Roman" w:cs="Times New Roman" w:hint="eastAsia"/>
+        </w:rPr>
+        <w:t>bug</w:t>
+      </w:r>
+    </w:p>
+    <w:p>
+      <w:pPr>
+        <w:pStyle w:val="a9"/>
+        <w:numPr>
+          <w:ilvl w:val="0"/>
+          <w:numId w:val="50"/>
+        </w:numPr>
+        <w:rPr>
+          <w:rFonts w:ascii="Times New Roman" w:eastAsia="宋体" w:hAnsi="Times New Roman" w:cs="Times New Roman"/>
+        </w:rPr>
+      </w:pPr>
+      <w:r>
+        <w:rPr>
+          <w:rFonts w:ascii="Times New Roman" w:eastAsia="宋体" w:hAnsi="Times New Roman" w:cs="Times New Roman" w:hint="eastAsia"/>
+        </w:rPr>
+        <w:t>修复暗色模式下非主程序菜单的背景色被错误填充的</w:t>
+      </w:r>
+      <w:r>
+        <w:rPr>
+          <w:rFonts w:ascii="Times New Roman" w:eastAsia="宋体" w:hAnsi="Times New Roman" w:cs="Times New Roman" w:hint="eastAsia"/>
+        </w:rPr>
+        <w:t>bug</w:t>
+      </w:r>
+    </w:p>
+    <w:p>
+      <w:pPr>
+        <w:pStyle w:val="a9"/>
+        <w:numPr>
+          <w:ilvl w:val="0"/>
+          <w:numId w:val="50"/>
+        </w:numPr>
+        <w:rPr>
+          <w:rFonts w:ascii="Times New Roman" w:eastAsia="宋体" w:hAnsi="Times New Roman" w:cs="Times New Roman"/>
+        </w:rPr>
+      </w:pPr>
+      <w:r>
+        <w:rPr>
+          <w:rFonts w:ascii="Times New Roman" w:eastAsia="宋体" w:hAnsi="Times New Roman" w:cs="Times New Roman" w:hint="eastAsia"/>
+        </w:rPr>
+        <w:t>为触发编辑器、</w:t>
+      </w:r>
+      <w:r>
+        <w:rPr>
+          <w:rFonts w:ascii="Times New Roman" w:eastAsia="宋体" w:hAnsi="Times New Roman" w:cs="Times New Roman" w:hint="eastAsia"/>
+        </w:rPr>
+        <w:t>AI</w:t>
+      </w:r>
+      <w:r>
+        <w:rPr>
+          <w:rFonts w:ascii="Times New Roman" w:eastAsia="宋体" w:hAnsi="Times New Roman" w:cs="Times New Roman" w:hint="eastAsia"/>
+        </w:rPr>
+        <w:t>触发编辑器增加跳转按钮，可以跳转到参数对应的路径点、小队等位置</w:t>
+      </w:r>
+    </w:p>
+    <w:p>
+      <w:pPr>
+        <w:pStyle w:val="a9"/>
+        <w:numPr>
+          <w:ilvl w:val="0"/>
+          <w:numId w:val="50"/>
+        </w:numPr>
+        <w:rPr>
+          <w:rFonts w:ascii="Times New Roman" w:eastAsia="宋体" w:hAnsi="Times New Roman" w:cs="Times New Roman"/>
+        </w:rPr>
+      </w:pPr>
+      <w:r>
+        <w:rPr>
+          <w:rFonts w:ascii="Times New Roman" w:eastAsia="宋体" w:hAnsi="Times New Roman" w:cs="Times New Roman" w:hint="eastAsia"/>
+        </w:rPr>
+        <w:t>受损火焰能正确被其他单位遮挡</w:t>
+      </w:r>
+      <w:r>
+        <w:rPr>
+          <w:rFonts w:ascii="Times New Roman" w:eastAsia="宋体" w:hAnsi="Times New Roman" w:cs="Times New Roman" w:hint="eastAsia"/>
+        </w:rPr>
+        <w:t>，可以读取</w:t>
+      </w:r>
+      <w:r>
+        <w:rPr>
+          <w:rFonts w:ascii="Times New Roman" w:eastAsia="宋体" w:hAnsi="Times New Roman" w:cs="Times New Roman" w:hint="eastAsia"/>
+        </w:rPr>
+        <w:t>Next=</w:t>
+      </w:r>
+      <w:r>
+        <w:rPr>
+          <w:rFonts w:ascii="Times New Roman" w:eastAsia="宋体" w:hAnsi="Times New Roman" w:cs="Times New Roman" w:hint="eastAsia"/>
+        </w:rPr>
+        <w:t>最终的</w:t>
+      </w:r>
+      <w:r>
+        <w:rPr>
+          <w:rFonts w:ascii="Times New Roman" w:eastAsia="宋体" w:hAnsi="Times New Roman" w:cs="Times New Roman" w:hint="eastAsia"/>
+        </w:rPr>
+        <w:t>图像</w:t>
+      </w:r>
+    </w:p>
+    <w:p>
+      <w:pPr>
+        <w:pStyle w:val="a9"/>
+        <w:numPr>
+          <w:ilvl w:val="0"/>
+          <w:numId w:val="50"/>
+        </w:numPr>
+        <w:rPr>
+          <w:rFonts w:ascii="Times New Roman" w:eastAsia="宋体" w:hAnsi="Times New Roman" w:cs="Times New Roman"/>
+        </w:rPr>
+      </w:pPr>
+      <w:r>
+        <w:rPr>
+          <w:rFonts w:ascii="Times New Roman" w:eastAsia="宋体" w:hAnsi="Times New Roman" w:cs="Times New Roman" w:hint="eastAsia"/>
+        </w:rPr>
+        <w:t>抬升、降低、平坦地表工具增加顶点模式，切换后可以直接修改顶点高度，生成更精细的斜坡</w:t>
+      </w:r>
+    </w:p>
+    <w:p>
+      <w:pPr>
+        <w:pStyle w:val="a9"/>
+        <w:numPr>
+          <w:ilvl w:val="0"/>
+          <w:numId w:val="50"/>
+        </w:numPr>
+        <w:rPr>
+          <w:rFonts w:ascii="Times New Roman" w:eastAsia="宋体" w:hAnsi="Times New Roman" w:cs="Times New Roman"/>
+        </w:rPr>
+      </w:pPr>
+      <w:r>
+        <w:rPr>
+          <w:rFonts w:ascii="Times New Roman" w:eastAsia="宋体" w:hAnsi="Times New Roman" w:cs="Times New Roman" w:hint="eastAsia"/>
+        </w:rPr>
+        <w:t>支持在打开地图时重新加载游戏</w:t>
+      </w:r>
+      <w:r>
+        <w:rPr>
+          <w:rFonts w:ascii="Times New Roman" w:eastAsia="宋体" w:hAnsi="Times New Roman" w:cs="Times New Roman" w:hint="eastAsia"/>
+        </w:rPr>
+        <w:t>ini</w:t>
+      </w:r>
+      <w:r>
+        <w:rPr>
+          <w:rFonts w:ascii="Times New Roman" w:eastAsia="宋体" w:hAnsi="Times New Roman" w:cs="Times New Roman" w:hint="eastAsia"/>
+        </w:rPr>
+        <w:t>，详见</w:t>
+      </w:r>
+      <w:r>
+        <w:rPr>
+          <w:rFonts w:ascii="Times New Roman" w:eastAsia="宋体" w:hAnsi="Times New Roman" w:cs="Times New Roman" w:hint="eastAsia"/>
+        </w:rPr>
+        <w:t>ReloadIniWhenOpeningMap</w:t>
+      </w:r>
+    </w:p>
+    <w:p>
+      <w:pPr>
+        <w:pStyle w:val="a9"/>
+        <w:numPr>
+          <w:ilvl w:val="0"/>
+          <w:numId w:val="50"/>
+        </w:numPr>
+        <w:rPr>
+          <w:rFonts w:ascii="Times New Roman" w:eastAsia="宋体" w:hAnsi="Times New Roman" w:cs="Times New Roman"/>
+        </w:rPr>
+      </w:pPr>
+      <w:r>
+        <w:rPr>
+          <w:rFonts w:ascii="Times New Roman" w:eastAsia="宋体" w:hAnsi="Times New Roman" w:cs="Times New Roman" w:hint="eastAsia"/>
+        </w:rPr>
+        <w:t>修复按</w:t>
+      </w:r>
+      <w:r>
+        <w:rPr>
+          <w:rFonts w:ascii="Times New Roman" w:eastAsia="宋体" w:hAnsi="Times New Roman" w:cs="Times New Roman" w:hint="eastAsia"/>
+        </w:rPr>
+        <w:t>delete</w:t>
+      </w:r>
+      <w:r>
+        <w:rPr>
+          <w:rFonts w:ascii="Times New Roman" w:eastAsia="宋体" w:hAnsi="Times New Roman" w:cs="Times New Roman" w:hint="eastAsia"/>
+        </w:rPr>
+        <w:t>无法删除游戏对象的</w:t>
+      </w:r>
+      <w:r>
+        <w:rPr>
+          <w:rFonts w:ascii="Times New Roman" w:eastAsia="宋体" w:hAnsi="Times New Roman" w:cs="Times New Roman" w:hint="eastAsia"/>
+        </w:rPr>
+        <w:t>bug</w:t>
+      </w:r>
+    </w:p>
+    <w:p>
+      <w:pPr>
+        <w:pStyle w:val="a9"/>
+        <w:numPr>
+          <w:ilvl w:val="0"/>
+          <w:numId w:val="50"/>
+        </w:numPr>
+        <w:rPr>
+          <w:rFonts w:ascii="Times New Roman" w:eastAsia="宋体" w:hAnsi="Times New Roman" w:cs="Times New Roman"/>
+        </w:rPr>
+      </w:pPr>
+      <w:r>
+        <w:rPr>
+          <w:rFonts w:ascii="Times New Roman" w:eastAsia="宋体" w:hAnsi="Times New Roman" w:cs="Times New Roman" w:hint="eastAsia"/>
+        </w:rPr>
+        <w:t>修复查找引用窗口的跟随活动的窗口不随窗口大小移动的</w:t>
+      </w:r>
+      <w:r>
+        <w:rPr>
+          <w:rFonts w:ascii="Times New Roman" w:eastAsia="宋体" w:hAnsi="Times New Roman" w:cs="Times New Roman" w:hint="eastAsia"/>
+        </w:rPr>
+        <w:t>bug</w:t>
+      </w:r>
+    </w:p>
+    <w:p>
+      <w:pPr>
+        <w:pStyle w:val="a9"/>
+        <w:numPr>
+          <w:ilvl w:val="0"/>
+          <w:numId w:val="50"/>
+        </w:numPr>
+        <w:rPr>
+          <w:rFonts w:ascii="Times New Roman" w:eastAsia="宋体" w:hAnsi="Times New Roman" w:cs="Times New Roman"/>
+        </w:rPr>
+      </w:pPr>
+      <w:r>
+        <w:rPr>
+          <w:rFonts w:ascii="Times New Roman" w:eastAsia="宋体" w:hAnsi="Times New Roman" w:cs="Times New Roman" w:hint="eastAsia"/>
+        </w:rPr>
+        <w:t>为重载地图增加了确认对话框</w:t>
+      </w:r>
+    </w:p>
+    <w:p>
+      <w:pPr>
+        <w:pStyle w:val="a9"/>
+        <w:numPr>
+          <w:ilvl w:val="0"/>
+          <w:numId w:val="50"/>
+        </w:numPr>
+        <w:rPr>
+          <w:rFonts w:ascii="Times New Roman" w:eastAsia="宋体" w:hAnsi="Times New Roman" w:cs="Times New Roman"/>
+        </w:rPr>
+      </w:pPr>
+      <w:r>
+        <w:rPr>
+          <w:rFonts w:ascii="Times New Roman" w:eastAsia="宋体" w:hAnsi="Times New Roman" w:cs="Times New Roman" w:hint="eastAsia"/>
+        </w:rPr>
+        <w:t>可以调节多选模式选中单元格的染色透明度，详见</w:t>
+      </w:r>
+      <w:r>
+        <w:rPr>
+          <w:rFonts w:ascii="Times New Roman" w:eastAsia="宋体" w:hAnsi="Times New Roman" w:cs="Times New Roman" w:hint="eastAsia"/>
+        </w:rPr>
+        <w:t>MultiSelect.Opacity</w:t>
+      </w:r>
+    </w:p>
+    <w:p>
+      <w:pPr>
+        <w:pStyle w:val="a9"/>
+        <w:numPr>
+          <w:ilvl w:val="0"/>
+          <w:numId w:val="50"/>
+        </w:numPr>
+        <w:rPr>
+          <w:rFonts w:ascii="Times New Roman" w:eastAsia="宋体" w:hAnsi="Times New Roman" w:cs="Times New Roman"/>
+        </w:rPr>
+      </w:pPr>
+      <w:r>
+        <w:rPr>
+          <w:rFonts w:ascii="Times New Roman" w:eastAsia="宋体" w:hAnsi="Times New Roman" w:cs="Times New Roman" w:hint="eastAsia"/>
+        </w:rPr>
         <w:lastRenderedPageBreak/>
-        <w:t>RecordBrushSizeHistory</w:t>
-      </w:r>
-    </w:p>
-    <w:p>
-      <w:pPr>
-        <w:pStyle w:val="a9"/>
-        <w:numPr>
-          <w:ilvl w:val="0"/>
-          <w:numId w:val="50"/>
-        </w:numPr>
-        <w:rPr>
-          <w:rFonts w:ascii="Times New Roman" w:eastAsia="宋体" w:hAnsi="Times New Roman" w:cs="Times New Roman"/>
-        </w:rPr>
-      </w:pPr>
-      <w:r>
-        <w:rPr>
-          <w:rFonts w:ascii="Times New Roman" w:eastAsia="宋体" w:hAnsi="Times New Roman" w:cs="Times New Roman" w:hint="eastAsia"/>
-        </w:rPr>
-        <w:t>增加</w:t>
-      </w:r>
-      <w:r>
-        <w:rPr>
-          <w:rFonts w:ascii="Times New Roman" w:eastAsia="宋体" w:hAnsi="Times New Roman" w:cs="Times New Roman" w:hint="eastAsia"/>
-        </w:rPr>
-        <w:t>/</w:t>
-      </w:r>
-      <w:r>
-        <w:rPr>
-          <w:rFonts w:ascii="Times New Roman" w:eastAsia="宋体" w:hAnsi="Times New Roman" w:cs="Times New Roman" w:hint="eastAsia"/>
-        </w:rPr>
-        <w:t>减少矿石支持调整笔刷大小</w:t>
-      </w:r>
-    </w:p>
-    <w:p>
-      <w:pPr>
-        <w:pStyle w:val="a9"/>
-        <w:numPr>
-          <w:ilvl w:val="0"/>
-          <w:numId w:val="50"/>
-        </w:numPr>
-        <w:rPr>
-          <w:rFonts w:ascii="Times New Roman" w:eastAsia="宋体" w:hAnsi="Times New Roman" w:cs="Times New Roman"/>
-        </w:rPr>
-      </w:pPr>
-      <w:r>
-        <w:rPr>
-          <w:rFonts w:ascii="Times New Roman" w:eastAsia="宋体" w:hAnsi="Times New Roman" w:cs="Times New Roman" w:hint="eastAsia"/>
-        </w:rPr>
-        <w:t>新增</w:t>
-      </w:r>
-      <w:r>
-        <w:rPr>
-          <w:rFonts w:ascii="Times New Roman" w:eastAsia="宋体" w:hAnsi="Times New Roman" w:cs="Times New Roman" w:hint="eastAsia"/>
-        </w:rPr>
-        <w:t>LuaDialog</w:t>
-      </w:r>
-      <w:r>
-        <w:rPr>
-          <w:rFonts w:ascii="Times New Roman" w:eastAsia="宋体" w:hAnsi="Times New Roman" w:cs="Times New Roman" w:hint="eastAsia"/>
-        </w:rPr>
-        <w:t>，可以在</w:t>
-      </w:r>
-      <w:r>
-        <w:rPr>
-          <w:rFonts w:ascii="Times New Roman" w:eastAsia="宋体" w:hAnsi="Times New Roman" w:cs="Times New Roman" w:hint="eastAsia"/>
-        </w:rPr>
-        <w:t>lua</w:t>
-      </w:r>
-      <w:r>
-        <w:rPr>
-          <w:rFonts w:ascii="Times New Roman" w:eastAsia="宋体" w:hAnsi="Times New Roman" w:cs="Times New Roman" w:hint="eastAsia"/>
-        </w:rPr>
-        <w:t>脚本内动态创建自定义窗口</w:t>
-      </w:r>
-    </w:p>
-    <w:p>
-      <w:pPr>
-        <w:pStyle w:val="a9"/>
-        <w:numPr>
-          <w:ilvl w:val="0"/>
-          <w:numId w:val="50"/>
-        </w:numPr>
-        <w:rPr>
-          <w:rFonts w:ascii="Times New Roman" w:eastAsia="宋体" w:hAnsi="Times New Roman" w:cs="Times New Roman"/>
-        </w:rPr>
-      </w:pPr>
-      <w:r>
-        <w:rPr>
-          <w:rFonts w:ascii="Times New Roman" w:eastAsia="宋体" w:hAnsi="Times New Roman" w:cs="Times New Roman" w:hint="eastAsia"/>
-        </w:rPr>
-        <w:t>修复改变地图大小后建筑灯光没有刷新的</w:t>
-      </w:r>
-      <w:r>
-        <w:rPr>
-          <w:rFonts w:ascii="Times New Roman" w:eastAsia="宋体" w:hAnsi="Times New Roman" w:cs="Times New Roman" w:hint="eastAsia"/>
-        </w:rPr>
-        <w:t>bug</w:t>
-      </w:r>
-    </w:p>
-    <w:p>
-      <w:pPr>
-        <w:pStyle w:val="a9"/>
-        <w:numPr>
-          <w:ilvl w:val="0"/>
-          <w:numId w:val="50"/>
-        </w:numPr>
-        <w:rPr>
-          <w:rFonts w:ascii="Times New Roman" w:eastAsia="宋体" w:hAnsi="Times New Roman" w:cs="Times New Roman"/>
-        </w:rPr>
-      </w:pPr>
-      <w:r>
-        <w:rPr>
-          <w:rFonts w:ascii="Times New Roman" w:eastAsia="宋体" w:hAnsi="Times New Roman" w:cs="Times New Roman" w:hint="eastAsia"/>
-        </w:rPr>
-        <w:t>多选模式可以显示不同矿石类型的价格</w:t>
-      </w:r>
-    </w:p>
-    <w:p>
-      <w:pPr>
-        <w:pStyle w:val="a9"/>
-        <w:numPr>
-          <w:ilvl w:val="0"/>
-          <w:numId w:val="50"/>
-        </w:numPr>
-        <w:rPr>
-          <w:rFonts w:ascii="Times New Roman" w:eastAsia="宋体" w:hAnsi="Times New Roman" w:cs="Times New Roman"/>
-        </w:rPr>
-      </w:pPr>
-      <w:r>
-        <w:rPr>
-          <w:rFonts w:ascii="Times New Roman" w:eastAsia="宋体" w:hAnsi="Times New Roman" w:cs="Times New Roman" w:hint="eastAsia"/>
-        </w:rPr>
-        <w:t>优化了绘图界面缩小时的渲染性能</w:t>
-      </w:r>
-    </w:p>
-    <w:p>
-      <w:pPr>
-        <w:pStyle w:val="a9"/>
-        <w:numPr>
-          <w:ilvl w:val="0"/>
-          <w:numId w:val="50"/>
-        </w:numPr>
-        <w:rPr>
-          <w:rFonts w:ascii="Times New Roman" w:eastAsia="宋体" w:hAnsi="Times New Roman" w:cs="Times New Roman"/>
-        </w:rPr>
-      </w:pPr>
-      <w:r>
-        <w:rPr>
-          <w:rFonts w:ascii="Times New Roman" w:eastAsia="宋体" w:hAnsi="Times New Roman" w:cs="Times New Roman" w:hint="eastAsia"/>
-        </w:rPr>
-        <w:t>修复使用触发编辑器拖拽小点为步兵关联标签时，已关联标记没有依据步兵子单元格显示的</w:t>
-      </w:r>
-      <w:r>
-        <w:rPr>
-          <w:rFonts w:ascii="Times New Roman" w:eastAsia="宋体" w:hAnsi="Times New Roman" w:cs="Times New Roman" w:hint="eastAsia"/>
-        </w:rPr>
-        <w:t>bug</w:t>
-      </w:r>
-    </w:p>
-    <w:p>
-      <w:pPr>
-        <w:pStyle w:val="a9"/>
-        <w:numPr>
-          <w:ilvl w:val="0"/>
-          <w:numId w:val="50"/>
-        </w:numPr>
-        <w:rPr>
-          <w:rFonts w:ascii="Times New Roman" w:eastAsia="宋体" w:hAnsi="Times New Roman" w:cs="Times New Roman"/>
-        </w:rPr>
-      </w:pPr>
-      <w:r>
-        <w:rPr>
-          <w:rFonts w:ascii="Times New Roman" w:eastAsia="宋体" w:hAnsi="Times New Roman" w:cs="Times New Roman" w:hint="eastAsia"/>
-        </w:rPr>
-        <w:t>Lua</w:t>
-      </w:r>
-      <w:r>
-        <w:rPr>
-          <w:rFonts w:ascii="Times New Roman" w:eastAsia="宋体" w:hAnsi="Times New Roman" w:cs="Times New Roman" w:hint="eastAsia"/>
-        </w:rPr>
-        <w:t>脚本终端可以开启</w:t>
-      </w:r>
-      <w:r>
-        <w:rPr>
-          <w:rFonts w:ascii="Times New Roman" w:eastAsia="宋体" w:hAnsi="Times New Roman" w:cs="Times New Roman" w:hint="eastAsia"/>
-        </w:rPr>
-        <w:t>MCP</w:t>
-      </w:r>
-      <w:r>
-        <w:rPr>
-          <w:rFonts w:ascii="Times New Roman" w:eastAsia="宋体" w:hAnsi="Times New Roman" w:cs="Times New Roman" w:hint="eastAsia"/>
-        </w:rPr>
-        <w:t>服务器，接入大语言模型调用</w:t>
-      </w:r>
-      <w:r>
-        <w:rPr>
-          <w:rFonts w:ascii="Times New Roman" w:eastAsia="宋体" w:hAnsi="Times New Roman" w:cs="Times New Roman" w:hint="eastAsia"/>
-        </w:rPr>
-        <w:t>lua</w:t>
-      </w:r>
-      <w:r>
-        <w:rPr>
-          <w:rFonts w:ascii="Times New Roman" w:eastAsia="宋体" w:hAnsi="Times New Roman" w:cs="Times New Roman" w:hint="eastAsia"/>
-        </w:rPr>
-        <w:t>脚本</w:t>
-      </w:r>
-      <w:r>
-        <w:rPr>
-          <w:rFonts w:ascii="Times New Roman" w:eastAsia="宋体" w:hAnsi="Times New Roman" w:cs="Times New Roman" w:hint="eastAsia"/>
-        </w:rPr>
-        <w:t>。详见</w:t>
-      </w:r>
-      <w:r>
-        <w:rPr>
-          <w:rFonts w:ascii="Times New Roman" w:eastAsia="宋体" w:hAnsi="Times New Roman" w:cs="Times New Roman" w:hint="eastAsia"/>
-        </w:rPr>
-        <w:t>MCP.Enable</w:t>
-      </w:r>
-    </w:p>
-    <w:p>
-      <w:pPr>
-        <w:pStyle w:val="a9"/>
-        <w:numPr>
-          <w:ilvl w:val="0"/>
-          <w:numId w:val="50"/>
-        </w:numPr>
-        <w:rPr>
-          <w:rFonts w:ascii="Times New Roman" w:eastAsia="宋体" w:hAnsi="Times New Roman" w:cs="Times New Roman"/>
-        </w:rPr>
-      </w:pPr>
-      <w:r>
-        <w:rPr>
-          <w:rFonts w:ascii="Times New Roman" w:eastAsia="宋体" w:hAnsi="Times New Roman" w:cs="Times New Roman" w:hint="eastAsia"/>
-        </w:rPr>
-        <w:t>修复渲染部分</w:t>
-      </w:r>
-      <w:r>
-        <w:rPr>
-          <w:rFonts w:ascii="Times New Roman" w:eastAsia="宋体" w:hAnsi="Times New Roman" w:cs="Times New Roman" w:hint="eastAsia"/>
-        </w:rPr>
-        <w:t>vxl</w:t>
-      </w:r>
-      <w:r>
-        <w:rPr>
-          <w:rFonts w:ascii="Times New Roman" w:eastAsia="宋体" w:hAnsi="Times New Roman" w:cs="Times New Roman" w:hint="eastAsia"/>
-        </w:rPr>
-        <w:t>时崩溃的</w:t>
-      </w:r>
-      <w:r>
-        <w:rPr>
-          <w:rFonts w:ascii="Times New Roman" w:eastAsia="宋体" w:hAnsi="Times New Roman" w:cs="Times New Roman" w:hint="eastAsia"/>
-        </w:rPr>
-        <w:t>bug</w:t>
-      </w:r>
-    </w:p>
-    <w:p>
-      <w:pPr>
-        <w:pStyle w:val="a9"/>
-        <w:numPr>
-          <w:ilvl w:val="0"/>
-          <w:numId w:val="50"/>
-        </w:numPr>
-        <w:rPr>
-          <w:rFonts w:ascii="Times New Roman" w:eastAsia="宋体" w:hAnsi="Times New Roman" w:cs="Times New Roman"/>
-        </w:rPr>
-      </w:pPr>
-      <w:r>
-        <w:rPr>
-          <w:rFonts w:ascii="Times New Roman" w:eastAsia="宋体" w:hAnsi="Times New Roman" w:cs="Times New Roman" w:hint="eastAsia"/>
-        </w:rPr>
-        <w:t>基本设置窗口增加背景音乐和载入界面背景音乐选项</w:t>
-      </w:r>
-    </w:p>
-    <w:p>
-      <w:pPr>
-        <w:pStyle w:val="a9"/>
-        <w:numPr>
-          <w:ilvl w:val="0"/>
-          <w:numId w:val="50"/>
-        </w:numPr>
-        <w:rPr>
-          <w:rFonts w:ascii="Times New Roman" w:eastAsia="宋体" w:hAnsi="Times New Roman" w:cs="Times New Roman"/>
-        </w:rPr>
-      </w:pPr>
-      <w:r>
-        <w:rPr>
-          <w:rFonts w:ascii="Times New Roman" w:eastAsia="宋体" w:hAnsi="Times New Roman" w:cs="Times New Roman" w:hint="eastAsia"/>
-        </w:rPr>
-        <w:t>单人任务设置</w:t>
-      </w:r>
-      <w:r>
-        <w:rPr>
-          <w:rFonts w:ascii="Times New Roman" w:eastAsia="宋体" w:hAnsi="Times New Roman" w:cs="Times New Roman" w:hint="eastAsia"/>
-        </w:rPr>
-        <w:t>-</w:t>
-      </w:r>
-      <w:r>
-        <w:rPr>
-          <w:rFonts w:ascii="Times New Roman" w:eastAsia="宋体" w:hAnsi="Times New Roman" w:cs="Times New Roman" w:hint="eastAsia"/>
-        </w:rPr>
-        <w:t>幻影伪装树木可以使用绘制随机树木窗口进行选择</w:t>
-      </w:r>
-    </w:p>
-    <w:p>
-      <w:pPr>
-        <w:pStyle w:val="a9"/>
-        <w:numPr>
-          <w:ilvl w:val="0"/>
-          <w:numId w:val="50"/>
-        </w:numPr>
-        <w:rPr>
-          <w:rFonts w:ascii="Times New Roman" w:eastAsia="宋体" w:hAnsi="Times New Roman" w:cs="Times New Roman"/>
-        </w:rPr>
-      </w:pPr>
-      <w:r>
-        <w:rPr>
-          <w:rFonts w:ascii="Times New Roman" w:eastAsia="宋体" w:hAnsi="Times New Roman" w:cs="Times New Roman" w:hint="eastAsia"/>
-        </w:rPr>
-        <w:t>放置高架桥头时，可以显示辅助参考线</w:t>
-      </w:r>
-    </w:p>
-    <w:p>
-      <w:pPr>
-        <w:pStyle w:val="a9"/>
-        <w:numPr>
-          <w:ilvl w:val="0"/>
-          <w:numId w:val="50"/>
-        </w:numPr>
-        <w:rPr>
-          <w:rFonts w:ascii="Times New Roman" w:eastAsia="宋体" w:hAnsi="Times New Roman" w:cs="Times New Roman"/>
-        </w:rPr>
-      </w:pPr>
-      <w:r>
-        <w:rPr>
-          <w:rFonts w:ascii="Times New Roman" w:eastAsia="宋体" w:hAnsi="Times New Roman" w:cs="Times New Roman" w:hint="eastAsia"/>
-        </w:rPr>
-        <w:t>为触发编辑器检查下级触发是否是自身添加开关，详见</w:t>
-      </w:r>
-      <w:r>
-        <w:rPr>
-          <w:rFonts w:ascii="Times New Roman" w:eastAsia="宋体" w:hAnsi="Times New Roman" w:cs="Times New Roman" w:hint="eastAsia"/>
-        </w:rPr>
-        <w:t>AttachedTriggerIsSelfCheck</w:t>
-      </w:r>
-    </w:p>
-    <w:p>
-      <w:pPr>
-        <w:pStyle w:val="a9"/>
-        <w:numPr>
-          <w:ilvl w:val="0"/>
-          <w:numId w:val="50"/>
-        </w:numPr>
-        <w:rPr>
-          <w:rFonts w:ascii="Times New Roman" w:eastAsia="宋体" w:hAnsi="Times New Roman" w:cs="Times New Roman"/>
-        </w:rPr>
-      </w:pPr>
-      <w:r>
-        <w:rPr>
-          <w:rFonts w:ascii="Times New Roman" w:eastAsia="宋体" w:hAnsi="Times New Roman" w:cs="Times New Roman" w:hint="eastAsia"/>
-        </w:rPr>
-        <w:t>修复遭遇战地图预览渲染时没有正确标记高架桥的</w:t>
-      </w:r>
-      <w:r>
-        <w:rPr>
-          <w:rFonts w:ascii="Times New Roman" w:eastAsia="宋体" w:hAnsi="Times New Roman" w:cs="Times New Roman" w:hint="eastAsia"/>
-        </w:rPr>
-        <w:t>bug</w:t>
-      </w:r>
-    </w:p>
-    <w:p>
-      <w:pPr>
-        <w:pStyle w:val="a9"/>
-        <w:numPr>
-          <w:ilvl w:val="0"/>
-          <w:numId w:val="50"/>
-        </w:numPr>
-        <w:rPr>
-          <w:rFonts w:ascii="Times New Roman" w:eastAsia="宋体" w:hAnsi="Times New Roman" w:cs="Times New Roman"/>
-        </w:rPr>
-      </w:pPr>
-      <w:r>
-        <w:rPr>
-          <w:rFonts w:ascii="Times New Roman" w:eastAsia="宋体" w:hAnsi="Times New Roman" w:cs="Times New Roman" w:hint="eastAsia"/>
-        </w:rPr>
-        <w:t>为</w:t>
-      </w:r>
-      <w:r>
-        <w:rPr>
-          <w:rFonts w:ascii="Times New Roman" w:eastAsia="宋体" w:hAnsi="Times New Roman" w:cs="Times New Roman" w:hint="eastAsia"/>
-        </w:rPr>
-        <w:t>Lua</w:t>
-      </w:r>
-      <w:r>
-        <w:rPr>
-          <w:rFonts w:ascii="Times New Roman" w:eastAsia="宋体" w:hAnsi="Times New Roman" w:cs="Times New Roman" w:hint="eastAsia"/>
-        </w:rPr>
-        <w:t>脚本终端添加安全检查，会在执行前静态检查高危操作，详见</w:t>
-      </w:r>
-      <w:r>
-        <w:rPr>
-          <w:rFonts w:ascii="Times New Roman" w:eastAsia="宋体" w:hAnsi="Times New Roman" w:cs="Times New Roman" w:hint="eastAsia"/>
-        </w:rPr>
-        <w:t>DisableLuaConsoleSafetyCheck</w:t>
-      </w:r>
-    </w:p>
-    <w:p>
-      <w:pPr>
-        <w:pStyle w:val="a9"/>
-        <w:numPr>
-          <w:ilvl w:val="0"/>
-          <w:numId w:val="50"/>
-        </w:numPr>
-        <w:rPr>
-          <w:rFonts w:ascii="Times New Roman" w:eastAsia="宋体" w:hAnsi="Times New Roman" w:cs="Times New Roman"/>
-        </w:rPr>
-      </w:pPr>
-      <w:r>
-        <w:rPr>
-          <w:rFonts w:ascii="Times New Roman" w:eastAsia="宋体" w:hAnsi="Times New Roman" w:cs="Times New Roman" w:hint="eastAsia"/>
-        </w:rPr>
-        <w:t>可以在地图视图内按方向键调节视角，同时按住</w:t>
-      </w:r>
-      <w:r>
-        <w:rPr>
-          <w:rFonts w:ascii="Times New Roman" w:eastAsia="宋体" w:hAnsi="Times New Roman" w:cs="Times New Roman" w:hint="eastAsia"/>
-        </w:rPr>
-        <w:t>ctrl</w:t>
-      </w:r>
-      <w:r>
-        <w:rPr>
-          <w:rFonts w:ascii="Times New Roman" w:eastAsia="宋体" w:hAnsi="Times New Roman" w:cs="Times New Roman" w:hint="eastAsia"/>
-        </w:rPr>
-        <w:t>键加速移动</w:t>
-      </w:r>
-    </w:p>
-    <w:p>
-      <w:pPr>
-        <w:pStyle w:val="a9"/>
-        <w:numPr>
-          <w:ilvl w:val="0"/>
-          <w:numId w:val="50"/>
-        </w:numPr>
-        <w:rPr>
-          <w:rFonts w:ascii="Times New Roman" w:eastAsia="宋体" w:hAnsi="Times New Roman" w:cs="Times New Roman"/>
-        </w:rPr>
-      </w:pPr>
-      <w:r>
-        <w:rPr>
-          <w:rFonts w:ascii="Times New Roman" w:eastAsia="宋体" w:hAnsi="Times New Roman" w:cs="Times New Roman" w:hint="eastAsia"/>
-        </w:rPr>
-        <w:t>修复部分遭遇战地图所属方选项重复的</w:t>
-      </w:r>
-      <w:r>
-        <w:rPr>
-          <w:rFonts w:ascii="Times New Roman" w:eastAsia="宋体" w:hAnsi="Times New Roman" w:cs="Times New Roman" w:hint="eastAsia"/>
-        </w:rPr>
-        <w:t>bug</w:t>
-      </w:r>
-    </w:p>
-    <w:p>
-      <w:pPr>
-        <w:pStyle w:val="a9"/>
-        <w:numPr>
-          <w:ilvl w:val="0"/>
-          <w:numId w:val="50"/>
-        </w:numPr>
-        <w:rPr>
-          <w:rFonts w:ascii="Times New Roman" w:eastAsia="宋体" w:hAnsi="Times New Roman" w:cs="Times New Roman"/>
-        </w:rPr>
-      </w:pPr>
-      <w:r>
-        <w:rPr>
-          <w:rFonts w:ascii="Times New Roman" w:eastAsia="宋体" w:hAnsi="Times New Roman" w:cs="Times New Roman" w:hint="eastAsia"/>
-        </w:rPr>
-        <w:t>重写单位属性对话框，标签支持搜索，所属方可以显示颜色</w:t>
-      </w:r>
-    </w:p>
-    <w:p>
-      <w:pPr>
-        <w:pStyle w:val="a9"/>
-        <w:numPr>
-          <w:ilvl w:val="0"/>
-          <w:numId w:val="50"/>
-        </w:numPr>
-        <w:rPr>
-          <w:rFonts w:ascii="Times New Roman" w:eastAsia="宋体" w:hAnsi="Times New Roman" w:cs="Times New Roman"/>
-        </w:rPr>
-      </w:pPr>
-      <w:r>
-        <w:rPr>
-          <w:rFonts w:ascii="Times New Roman" w:eastAsia="宋体" w:hAnsi="Times New Roman" w:cs="Times New Roman" w:hint="eastAsia"/>
-        </w:rPr>
-        <w:t>支持将</w:t>
-      </w:r>
-      <w:r>
-        <w:rPr>
-          <w:rFonts w:ascii="Times New Roman" w:eastAsia="宋体" w:hAnsi="Times New Roman" w:cs="Times New Roman" w:hint="eastAsia"/>
-        </w:rPr>
-        <w:t>物品浏览器和</w:t>
-      </w:r>
-      <w:r>
-        <w:rPr>
-          <w:rFonts w:ascii="Times New Roman" w:eastAsia="宋体" w:hAnsi="Times New Roman" w:cs="Times New Roman" w:hint="eastAsia"/>
-        </w:rPr>
-        <w:t>地形浏览器作为一个独立窗口显示</w:t>
-      </w:r>
-      <w:r>
-        <w:rPr>
-          <w:rFonts w:ascii="Times New Roman" w:eastAsia="宋体" w:hAnsi="Times New Roman" w:cs="Times New Roman" w:hint="eastAsia"/>
-        </w:rPr>
-        <w:t>，可以调节透明度</w:t>
-      </w:r>
-      <w:r>
-        <w:rPr>
-          <w:rFonts w:ascii="Times New Roman" w:eastAsia="宋体" w:hAnsi="Times New Roman" w:cs="Times New Roman" w:hint="eastAsia"/>
-        </w:rPr>
-        <w:t>，详见</w:t>
-      </w:r>
-      <w:r>
-        <w:rPr>
-          <w:rFonts w:ascii="Times New Roman" w:eastAsia="宋体" w:hAnsi="Times New Roman" w:cs="Times New Roman" w:hint="eastAsia"/>
-        </w:rPr>
-        <w:t>ViewObjectsFloating</w:t>
-      </w:r>
-      <w:r>
-        <w:rPr>
-          <w:rFonts w:ascii="Times New Roman" w:eastAsia="宋体" w:hAnsi="Times New Roman" w:cs="Times New Roman" w:hint="eastAsia"/>
-        </w:rPr>
-        <w:t>和</w:t>
-      </w:r>
-      <w:r>
-        <w:rPr>
-          <w:rFonts w:ascii="Times New Roman" w:eastAsia="宋体" w:hAnsi="Times New Roman" w:cs="Times New Roman" w:hint="eastAsia"/>
-        </w:rPr>
-        <w:t>TileSetBrowserFloating</w:t>
-      </w:r>
-    </w:p>
-    <w:p>
-      <w:pPr>
-        <w:pStyle w:val="a9"/>
-        <w:numPr>
-          <w:ilvl w:val="0"/>
-          <w:numId w:val="50"/>
-        </w:numPr>
-        <w:rPr>
-          <w:rFonts w:ascii="Times New Roman" w:eastAsia="宋体" w:hAnsi="Times New Roman" w:cs="Times New Roman"/>
-        </w:rPr>
-      </w:pPr>
-      <w:r>
-        <w:rPr>
-          <w:rFonts w:ascii="Times New Roman" w:eastAsia="宋体" w:hAnsi="Times New Roman" w:cs="Times New Roman" w:hint="eastAsia"/>
-        </w:rPr>
-        <w:t>绝大多数窗口可以调节透明度</w:t>
-      </w:r>
-    </w:p>
-    <w:p>
-      <w:pPr>
-        <w:pStyle w:val="a9"/>
-        <w:numPr>
-          <w:ilvl w:val="0"/>
-          <w:numId w:val="50"/>
-        </w:numPr>
-        <w:rPr>
-          <w:rFonts w:ascii="Times New Roman" w:eastAsia="宋体" w:hAnsi="Times New Roman" w:cs="Times New Roman"/>
-        </w:rPr>
-      </w:pPr>
-      <w:r>
-        <w:rPr>
-          <w:rFonts w:ascii="Times New Roman" w:eastAsia="宋体" w:hAnsi="Times New Roman" w:cs="Times New Roman" w:hint="eastAsia"/>
-        </w:rPr>
-        <w:t>修复部分情况下按工具栏擦除覆盖物等按钮不生效的</w:t>
-      </w:r>
-      <w:r>
-        <w:rPr>
-          <w:rFonts w:ascii="Times New Roman" w:eastAsia="宋体" w:hAnsi="Times New Roman" w:cs="Times New Roman" w:hint="eastAsia"/>
-        </w:rPr>
-        <w:t>bug</w:t>
-      </w:r>
-    </w:p>
-    <w:p>
-      <w:pPr>
-        <w:pStyle w:val="a9"/>
-        <w:numPr>
-          <w:ilvl w:val="0"/>
-          <w:numId w:val="50"/>
-        </w:numPr>
-        <w:rPr>
-          <w:rFonts w:ascii="Times New Roman" w:eastAsia="宋体" w:hAnsi="Times New Roman" w:cs="Times New Roman"/>
-        </w:rPr>
-      </w:pPr>
-      <w:r>
-        <w:rPr>
-          <w:rFonts w:ascii="Times New Roman" w:eastAsia="宋体" w:hAnsi="Times New Roman" w:cs="Times New Roman" w:hint="eastAsia"/>
-        </w:rPr>
-        <w:t>修复暗色模式下非主程序菜单的背景色被错误填充的</w:t>
-      </w:r>
-      <w:r>
-        <w:rPr>
-          <w:rFonts w:ascii="Times New Roman" w:eastAsia="宋体" w:hAnsi="Times New Roman" w:cs="Times New Roman" w:hint="eastAsia"/>
-        </w:rPr>
-        <w:t>bug</w:t>
-      </w:r>
-    </w:p>
-    <w:p>
-      <w:pPr>
-        <w:pStyle w:val="a9"/>
-        <w:numPr>
-          <w:ilvl w:val="0"/>
-          <w:numId w:val="50"/>
-        </w:numPr>
-        <w:rPr>
-          <w:rFonts w:ascii="Times New Roman" w:eastAsia="宋体" w:hAnsi="Times New Roman" w:cs="Times New Roman"/>
-        </w:rPr>
-      </w:pPr>
-      <w:r>
-        <w:rPr>
-          <w:rFonts w:ascii="Times New Roman" w:eastAsia="宋体" w:hAnsi="Times New Roman" w:cs="Times New Roman" w:hint="eastAsia"/>
-        </w:rPr>
-        <w:t>为触发编辑器、</w:t>
-      </w:r>
-      <w:r>
-        <w:rPr>
-          <w:rFonts w:ascii="Times New Roman" w:eastAsia="宋体" w:hAnsi="Times New Roman" w:cs="Times New Roman" w:hint="eastAsia"/>
-        </w:rPr>
-        <w:t>AI</w:t>
-      </w:r>
-      <w:r>
-        <w:rPr>
-          <w:rFonts w:ascii="Times New Roman" w:eastAsia="宋体" w:hAnsi="Times New Roman" w:cs="Times New Roman" w:hint="eastAsia"/>
-        </w:rPr>
-        <w:t>触发编辑器增加跳转按钮，可以跳转到参数对应的路径点、小队等位置</w:t>
-      </w:r>
-    </w:p>
-    <w:p>
-      <w:pPr>
-        <w:pStyle w:val="a9"/>
-        <w:numPr>
-          <w:ilvl w:val="0"/>
-          <w:numId w:val="50"/>
-        </w:numPr>
-        <w:rPr>
-          <w:rFonts w:ascii="Times New Roman" w:eastAsia="宋体" w:hAnsi="Times New Roman" w:cs="Times New Roman"/>
-        </w:rPr>
-      </w:pPr>
-      <w:r>
-        <w:rPr>
-          <w:rFonts w:ascii="Times New Roman" w:eastAsia="宋体" w:hAnsi="Times New Roman" w:cs="Times New Roman" w:hint="eastAsia"/>
-        </w:rPr>
-        <w:t>受损火焰能正确被其他单位遮挡</w:t>
-      </w:r>
-      <w:r>
-        <w:rPr>
-          <w:rFonts w:ascii="Times New Roman" w:eastAsia="宋体" w:hAnsi="Times New Roman" w:cs="Times New Roman" w:hint="eastAsia"/>
-        </w:rPr>
-        <w:t>，可以读取</w:t>
-      </w:r>
-      <w:r>
-        <w:rPr>
-          <w:rFonts w:ascii="Times New Roman" w:eastAsia="宋体" w:hAnsi="Times New Roman" w:cs="Times New Roman" w:hint="eastAsia"/>
-        </w:rPr>
-        <w:t>Next=</w:t>
-      </w:r>
-      <w:r>
-        <w:rPr>
-          <w:rFonts w:ascii="Times New Roman" w:eastAsia="宋体" w:hAnsi="Times New Roman" w:cs="Times New Roman" w:hint="eastAsia"/>
-        </w:rPr>
-        <w:t>最终的</w:t>
-      </w:r>
-      <w:r>
-        <w:rPr>
-          <w:rFonts w:ascii="Times New Roman" w:eastAsia="宋体" w:hAnsi="Times New Roman" w:cs="Times New Roman" w:hint="eastAsia"/>
-        </w:rPr>
-        <w:t>图像</w:t>
-      </w:r>
-    </w:p>
-    <w:p>
-      <w:pPr>
-        <w:pStyle w:val="a9"/>
-        <w:numPr>
-          <w:ilvl w:val="0"/>
-          <w:numId w:val="50"/>
-        </w:numPr>
-        <w:rPr>
-          <w:rFonts w:ascii="Times New Roman" w:eastAsia="宋体" w:hAnsi="Times New Roman" w:cs="Times New Roman"/>
-        </w:rPr>
-      </w:pPr>
-      <w:r>
-        <w:rPr>
-          <w:rFonts w:ascii="Times New Roman" w:eastAsia="宋体" w:hAnsi="Times New Roman" w:cs="Times New Roman" w:hint="eastAsia"/>
-        </w:rPr>
-        <w:t>抬升、降低、平坦地表工具增加顶点模式，切换后可以直接修改顶点高度，生成更精细的斜坡</w:t>
-      </w:r>
-    </w:p>
-    <w:p>
-      <w:pPr>
-        <w:pStyle w:val="a9"/>
-        <w:numPr>
-          <w:ilvl w:val="0"/>
-          <w:numId w:val="50"/>
-        </w:numPr>
-        <w:rPr>
-          <w:rFonts w:ascii="Times New Roman" w:eastAsia="宋体" w:hAnsi="Times New Roman" w:cs="Times New Roman"/>
-        </w:rPr>
-      </w:pPr>
-      <w:r>
-        <w:rPr>
-          <w:rFonts w:ascii="Times New Roman" w:eastAsia="宋体" w:hAnsi="Times New Roman" w:cs="Times New Roman" w:hint="eastAsia"/>
-        </w:rPr>
-        <w:t>支持在打开地图时重新加载游戏</w:t>
-      </w:r>
-      <w:r>
-        <w:rPr>
-          <w:rFonts w:ascii="Times New Roman" w:eastAsia="宋体" w:hAnsi="Times New Roman" w:cs="Times New Roman" w:hint="eastAsia"/>
-        </w:rPr>
-        <w:t>ini</w:t>
-      </w:r>
-      <w:r>
-        <w:rPr>
-          <w:rFonts w:ascii="Times New Roman" w:eastAsia="宋体" w:hAnsi="Times New Roman" w:cs="Times New Roman" w:hint="eastAsia"/>
-        </w:rPr>
-        <w:t>，详见</w:t>
-      </w:r>
-      <w:r>
-        <w:rPr>
-          <w:rFonts w:ascii="Times New Roman" w:eastAsia="宋体" w:hAnsi="Times New Roman" w:cs="Times New Roman" w:hint="eastAsia"/>
-        </w:rPr>
-        <w:t>ReloadIniWhenOpeningMap</w:t>
-      </w:r>
-    </w:p>
-    <w:p>
-      <w:pPr>
-        <w:pStyle w:val="a9"/>
-        <w:numPr>
-          <w:ilvl w:val="0"/>
-          <w:numId w:val="50"/>
-        </w:numPr>
-        <w:rPr>
-          <w:rFonts w:ascii="Times New Roman" w:eastAsia="宋体" w:hAnsi="Times New Roman" w:cs="Times New Roman"/>
-        </w:rPr>
-      </w:pPr>
-      <w:r>
-        <w:rPr>
-          <w:rFonts w:ascii="Times New Roman" w:eastAsia="宋体" w:hAnsi="Times New Roman" w:cs="Times New Roman" w:hint="eastAsia"/>
-        </w:rPr>
-        <w:t>修复按</w:t>
-      </w:r>
-      <w:r>
-        <w:rPr>
-          <w:rFonts w:ascii="Times New Roman" w:eastAsia="宋体" w:hAnsi="Times New Roman" w:cs="Times New Roman" w:hint="eastAsia"/>
-        </w:rPr>
-        <w:t>delete</w:t>
-      </w:r>
-      <w:r>
-        <w:rPr>
-          <w:rFonts w:ascii="Times New Roman" w:eastAsia="宋体" w:hAnsi="Times New Roman" w:cs="Times New Roman" w:hint="eastAsia"/>
-        </w:rPr>
-        <w:t>无法删除游戏对象的</w:t>
-      </w:r>
-      <w:r>
-        <w:rPr>
-          <w:rFonts w:ascii="Times New Roman" w:eastAsia="宋体" w:hAnsi="Times New Roman" w:cs="Times New Roman" w:hint="eastAsia"/>
-        </w:rPr>
-        <w:t>bug</w:t>
-      </w:r>
-    </w:p>
-    <w:p>
-      <w:pPr>
-        <w:pStyle w:val="a9"/>
-        <w:numPr>
-          <w:ilvl w:val="0"/>
-          <w:numId w:val="50"/>
-        </w:numPr>
-        <w:rPr>
-          <w:rFonts w:ascii="Times New Roman" w:eastAsia="宋体" w:hAnsi="Times New Roman" w:cs="Times New Roman"/>
-        </w:rPr>
-      </w:pPr>
-      <w:r>
-        <w:rPr>
-          <w:rFonts w:ascii="Times New Roman" w:eastAsia="宋体" w:hAnsi="Times New Roman" w:cs="Times New Roman" w:hint="eastAsia"/>
-        </w:rPr>
-        <w:t>修复查找引用窗口的跟随活动的窗口不随窗口大小移动的</w:t>
-      </w:r>
-      <w:r>
-        <w:rPr>
-          <w:rFonts w:ascii="Times New Roman" w:eastAsia="宋体" w:hAnsi="Times New Roman" w:cs="Times New Roman" w:hint="eastAsia"/>
-        </w:rPr>
-        <w:t>bug</w:t>
-      </w:r>
-    </w:p>
-    <w:p>
-      <w:pPr>
-        <w:pStyle w:val="a9"/>
-        <w:numPr>
-          <w:ilvl w:val="0"/>
-          <w:numId w:val="50"/>
-        </w:numPr>
-        <w:rPr>
-          <w:rFonts w:ascii="Times New Roman" w:eastAsia="宋体" w:hAnsi="Times New Roman" w:cs="Times New Roman"/>
-        </w:rPr>
-      </w:pPr>
-      <w:r>
-        <w:rPr>
-          <w:rFonts w:ascii="Times New Roman" w:eastAsia="宋体" w:hAnsi="Times New Roman" w:cs="Times New Roman" w:hint="eastAsia"/>
-        </w:rPr>
-        <w:t>为重载地图增加了确认对话框</w:t>
-      </w:r>
-    </w:p>
-    <w:p>
-      <w:pPr>
-        <w:pStyle w:val="a9"/>
-        <w:numPr>
-          <w:ilvl w:val="0"/>
-          <w:numId w:val="50"/>
-        </w:numPr>
-        <w:rPr>
-          <w:rFonts w:ascii="Times New Roman" w:eastAsia="宋体" w:hAnsi="Times New Roman" w:cs="Times New Roman"/>
-        </w:rPr>
-      </w:pPr>
-      <w:r>
-        <w:rPr>
-          <w:rFonts w:ascii="Times New Roman" w:eastAsia="宋体" w:hAnsi="Times New Roman" w:cs="Times New Roman" w:hint="eastAsia"/>
-        </w:rPr>
-        <w:t>可以调节多选模式选中单元格的染色透明度，详见</w:t>
-      </w:r>
-      <w:r>
-        <w:rPr>
-          <w:rFonts w:ascii="Times New Roman" w:eastAsia="宋体" w:hAnsi="Times New Roman" w:cs="Times New Roman" w:hint="eastAsia"/>
-        </w:rPr>
-        <w:t>MultiSelect.Opacity</w:t>
-      </w:r>
-    </w:p>
-    <w:p>
-      <w:pPr>
-        <w:pStyle w:val="a9"/>
-        <w:numPr>
-          <w:ilvl w:val="0"/>
-          <w:numId w:val="50"/>
-        </w:numPr>
-        <w:rPr>
-          <w:rFonts w:ascii="Times New Roman" w:eastAsia="宋体" w:hAnsi="Times New Roman" w:cs="Times New Roman"/>
-        </w:rPr>
-      </w:pPr>
-      <w:r>
-        <w:rPr>
-          <w:rFonts w:ascii="Times New Roman" w:eastAsia="宋体" w:hAnsi="Times New Roman" w:cs="Times New Roman" w:hint="eastAsia"/>
-        </w:rPr>
         <w:t>优化地形生成器随机地形的算法</w:t>
       </w:r>
     </w:p>
@@ -1963,7 +1990,6 @@
           <w:sz w:val="28"/>
           <w:szCs w:val="32"/>
         </w:rPr>
-        <w:lastRenderedPageBreak/>
         <w:t>1.4.4 (2026.06.</w:t>
       </w:r>
       <w:r>
@@ -3020,6 +3046,7 @@
         <w:rPr>
           <w:rFonts w:ascii="Times New Roman" w:eastAsia="宋体" w:hAnsi="Times New Roman" w:cs="Times New Roman" w:hint="eastAsia"/>
         </w:rPr>
+        <w:lastRenderedPageBreak/>
         <w:t>优化右键拖动流畅度，拖动时可以实时更新小地图</w:t>
       </w:r>
     </w:p>
@@ -3038,7 +3065,6 @@
         <w:rPr>
           <w:rFonts w:ascii="Times New Roman" w:eastAsia="宋体" w:hAnsi="Times New Roman" w:cs="Times New Roman" w:hint="eastAsia"/>
         </w:rPr>
-        <w:lastRenderedPageBreak/>
         <w:t>优化右键取消当前指令时物品浏览器不停向上切换的</w:t>
       </w:r>
       <w:r>
@@ -3870,7 +3896,14 @@
         <w:rPr>
           <w:rFonts w:ascii="Times New Roman" w:eastAsia="宋体" w:hAnsi="Times New Roman" w:cs="Times New Roman" w:hint="eastAsia"/>
         </w:rPr>
-        <w:t>优化路径点列表性能，各列表会在对应编辑器内新建、复制、删除对象时刷新</w:t>
+        <w:t>优化路径点列表性能，各列表会在对应编辑器内新建、复制、删除对象时刷</w:t>
+      </w:r>
+      <w:r>
+        <w:rPr>
+          <w:rFonts w:ascii="Times New Roman" w:eastAsia="宋体" w:hAnsi="Times New Roman" w:cs="Times New Roman" w:hint="eastAsia"/>
+        </w:rPr>
+        <w:lastRenderedPageBreak/>
+        <w:t>新</w:t>
       </w:r>
     </w:p>
     <w:p>
@@ -3888,7 +3921,6 @@
         <w:rPr>
           <w:rFonts w:ascii="Times New Roman" w:eastAsia="宋体" w:hAnsi="Times New Roman" w:cs="Times New Roman" w:hint="eastAsia"/>
         </w:rPr>
-        <w:lastRenderedPageBreak/>
         <w:t>可以在</w:t>
       </w:r>
       <w:r>
@@ -49198,7 +49230,7 @@
         <v:path o:extrusionok="f" gradientshapeok="t" o:connecttype="rect"/>
         <o:lock v:ext="edit" aspectratio="t"/>
       </v:shapetype>
-      <v:shape id="_x0000_i1031" type="#_x0000_t75" style="width:11.55pt;height:11.55pt" o:bullet="t">
+      <v:shape id="_x0000_i1027" type="#_x0000_t75" style="width:11.55pt;height:11.55pt" o:bullet="t">
         <v:imagedata r:id="rId1" o:title="mso9A9A"/>
       </v:shape>
     </w:pict>

--- a/Supplementary/文档/FA2SP HDM Edition说明文档.docx
+++ b/Supplementary/文档/FA2SP HDM Edition说明文档.docx
@@ -167,7 +167,7 @@
           <w:rFonts w:ascii="宋体" w:eastAsia="宋体" w:hAnsi="宋体" w:hint="eastAsia"/>
           <w:sz w:val="24"/>
         </w:rPr>
-        <w:t>7</w:t>
+        <w:t>9</w:t>
       </w:r>
     </w:p>
     <w:p>
@@ -249,17 +249,7 @@
           <w:sz w:val="28"/>
           <w:szCs w:val="32"/>
         </w:rPr>
-        <w:t>0</w:t>
-      </w:r>
-      <w:r>
-        <w:rPr>
-          <w:rFonts w:ascii="Times New Roman" w:eastAsia="宋体" w:hAnsi="Times New Roman" w:cs="Times New Roman" w:hint="eastAsia"/>
-          <w:b/>
-          <w:bCs/>
-          <w:sz w:val="28"/>
-          <w:szCs w:val="32"/>
-        </w:rPr>
-        <w:t>7</w:t>
+        <w:t>09</w:t>
       </w:r>
       <w:r>
         <w:rPr>
@@ -676,6 +666,24 @@
         </w:rPr>
         <w:t>脚本</w:t>
       </w:r>
+      <w:r>
+        <w:rPr>
+          <w:rFonts w:ascii="Times New Roman" w:eastAsia="宋体" w:hAnsi="Times New Roman" w:cs="Times New Roman" w:hint="eastAsia"/>
+        </w:rPr>
+        <w:t>，新增</w:t>
+      </w:r>
+      <w:r>
+        <w:rPr>
+          <w:rFonts w:ascii="Times New Roman" w:eastAsia="宋体" w:hAnsi="Times New Roman" w:cs="Times New Roman" w:hint="eastAsia"/>
+        </w:rPr>
+        <w:t>terrain_generator lua</w:t>
+      </w:r>
+      <w:r>
+        <w:rPr>
+          <w:rFonts w:ascii="Times New Roman" w:eastAsia="宋体" w:hAnsi="Times New Roman" w:cs="Times New Roman" w:hint="eastAsia"/>
+        </w:rPr>
+        <w:t>类</w:t>
+      </w:r>
     </w:p>
     <w:p>
       <w:pPr>
@@ -721,7 +729,7 @@
           <w:numId w:val="11"/>
         </w:numPr>
         <w:rPr>
-          <w:rFonts w:ascii="Times New Roman" w:eastAsia="宋体" w:hAnsi="Times New Roman" w:cs="Times New Roman" w:hint="eastAsia"/>
+          <w:rFonts w:ascii="Times New Roman" w:eastAsia="宋体" w:hAnsi="Times New Roman" w:cs="Times New Roman"/>
         </w:rPr>
       </w:pPr>
       <w:r>

--- a/Supplementary/文档/FA2SP HDM Edition说明文档.docx
+++ b/Supplementary/文档/FA2SP HDM Edition说明文档.docx
@@ -167,7 +167,7 @@
           <w:rFonts w:ascii="宋体" w:eastAsia="宋体" w:hAnsi="宋体" w:hint="eastAsia"/>
           <w:sz w:val="24"/>
         </w:rPr>
-        <w:t>9</w:t>
+        <w:t>11</w:t>
       </w:r>
     </w:p>
     <w:p>
@@ -249,7 +249,7 @@
           <w:sz w:val="28"/>
           <w:szCs w:val="32"/>
         </w:rPr>
-        <w:t>09</w:t>
+        <w:t>11</w:t>
       </w:r>
       <w:r>
         <w:rPr>
@@ -804,6 +804,24 @@
         <w:pStyle w:val="a9"/>
         <w:numPr>
           <w:ilvl w:val="0"/>
+          <w:numId w:val="11"/>
+        </w:numPr>
+        <w:rPr>
+          <w:rFonts w:ascii="Times New Roman" w:eastAsia="宋体" w:hAnsi="Times New Roman" w:cs="Times New Roman"/>
+        </w:rPr>
+      </w:pPr>
+      <w:r>
+        <w:rPr>
+          <w:rFonts w:ascii="Times New Roman" w:eastAsia="宋体" w:hAnsi="Times New Roman" w:cs="Times New Roman" w:hint="eastAsia"/>
+        </w:rPr>
+        <w:t>地形生成器放置的地形不会再超出选取范围</w:t>
+      </w:r>
+    </w:p>
+    <w:p>
+      <w:pPr>
+        <w:pStyle w:val="a9"/>
+        <w:numPr>
+          <w:ilvl w:val="0"/>
           <w:numId w:val="10"/>
         </w:numPr>
         <w:rPr>
@@ -1092,6 +1110,7 @@
         <w:rPr>
           <w:rFonts w:ascii="Times New Roman" w:eastAsia="宋体" w:hAnsi="Times New Roman" w:cs="Times New Roman" w:hint="eastAsia"/>
         </w:rPr>
+        <w:lastRenderedPageBreak/>
         <w:t>修复启用建筑筛选时无法隐藏阴影的</w:t>
       </w:r>
       <w:r>
@@ -1116,903 +1135,896 @@
         <w:rPr>
           <w:rFonts w:ascii="Times New Roman" w:eastAsia="宋体" w:hAnsi="Times New Roman" w:cs="Times New Roman" w:hint="eastAsia"/>
         </w:rPr>
+        <w:t>查找引用窗口增加</w:t>
+      </w:r>
+      <w:r>
+        <w:rPr>
+          <w:rFonts w:ascii="Times New Roman" w:eastAsia="宋体" w:hAnsi="Times New Roman" w:cs="Times New Roman" w:hint="eastAsia"/>
+        </w:rPr>
+        <w:t>跟随活动窗口</w:t>
+      </w:r>
+      <w:r>
+        <w:rPr>
+          <w:rFonts w:ascii="Times New Roman" w:eastAsia="宋体" w:hAnsi="Times New Roman" w:cs="Times New Roman" w:hint="eastAsia"/>
+        </w:rPr>
+        <w:t>选项，勾选后可以实时根据活动窗口切换内容</w:t>
+      </w:r>
+    </w:p>
+    <w:p>
+      <w:pPr>
+        <w:pStyle w:val="a9"/>
+        <w:numPr>
+          <w:ilvl w:val="0"/>
+          <w:numId w:val="50"/>
+        </w:numPr>
+        <w:rPr>
+          <w:rFonts w:ascii="Times New Roman" w:eastAsia="宋体" w:hAnsi="Times New Roman" w:cs="Times New Roman"/>
+        </w:rPr>
+      </w:pPr>
+      <w:r>
+        <w:rPr>
+          <w:rFonts w:ascii="Times New Roman" w:eastAsia="宋体" w:hAnsi="Times New Roman" w:cs="Times New Roman" w:hint="eastAsia"/>
+        </w:rPr>
+        <w:t>修复修改作战小队名称后，</w:t>
+      </w:r>
+      <w:r>
+        <w:rPr>
+          <w:rFonts w:ascii="Times New Roman" w:eastAsia="宋体" w:hAnsi="Times New Roman" w:cs="Times New Roman" w:hint="eastAsia"/>
+        </w:rPr>
+        <w:t>ai</w:t>
+      </w:r>
+      <w:r>
+        <w:rPr>
+          <w:rFonts w:ascii="Times New Roman" w:eastAsia="宋体" w:hAnsi="Times New Roman" w:cs="Times New Roman" w:hint="eastAsia"/>
+        </w:rPr>
+        <w:t>触发编辑器的小队</w:t>
+      </w:r>
+      <w:r>
+        <w:rPr>
+          <w:rFonts w:ascii="Times New Roman" w:eastAsia="宋体" w:hAnsi="Times New Roman" w:cs="Times New Roman" w:hint="eastAsia"/>
+        </w:rPr>
+        <w:t>#2</w:t>
+      </w:r>
+      <w:r>
+        <w:rPr>
+          <w:rFonts w:ascii="Times New Roman" w:eastAsia="宋体" w:hAnsi="Times New Roman" w:cs="Times New Roman" w:hint="eastAsia"/>
+        </w:rPr>
+        <w:t>显示错误的</w:t>
+      </w:r>
+      <w:r>
+        <w:rPr>
+          <w:rFonts w:ascii="Times New Roman" w:eastAsia="宋体" w:hAnsi="Times New Roman" w:cs="Times New Roman" w:hint="eastAsia"/>
+        </w:rPr>
+        <w:t>bug</w:t>
+      </w:r>
+    </w:p>
+    <w:p>
+      <w:pPr>
+        <w:pStyle w:val="a9"/>
+        <w:numPr>
+          <w:ilvl w:val="0"/>
+          <w:numId w:val="50"/>
+        </w:numPr>
+        <w:rPr>
+          <w:rFonts w:ascii="Times New Roman" w:eastAsia="宋体" w:hAnsi="Times New Roman" w:cs="Times New Roman"/>
+        </w:rPr>
+      </w:pPr>
+      <w:r>
+        <w:rPr>
+          <w:rFonts w:ascii="Times New Roman" w:eastAsia="宋体" w:hAnsi="Times New Roman" w:cs="Times New Roman" w:hint="eastAsia"/>
+        </w:rPr>
+        <w:t>触发、小队等编辑器支持为</w:t>
+      </w:r>
+      <w:r>
+        <w:rPr>
+          <w:rFonts w:ascii="Times New Roman" w:eastAsia="宋体" w:hAnsi="Times New Roman" w:cs="Times New Roman" w:hint="eastAsia"/>
+        </w:rPr>
+        <w:t>ID</w:t>
+      </w:r>
+      <w:r>
+        <w:rPr>
+          <w:rFonts w:ascii="Times New Roman" w:eastAsia="宋体" w:hAnsi="Times New Roman" w:cs="Times New Roman" w:hint="eastAsia"/>
+        </w:rPr>
+        <w:t>染色，双击拖拽小点即可设置颜色</w:t>
+      </w:r>
+    </w:p>
+    <w:p>
+      <w:pPr>
+        <w:pStyle w:val="a9"/>
+        <w:numPr>
+          <w:ilvl w:val="0"/>
+          <w:numId w:val="50"/>
+        </w:numPr>
+        <w:rPr>
+          <w:rFonts w:ascii="Times New Roman" w:eastAsia="宋体" w:hAnsi="Times New Roman" w:cs="Times New Roman"/>
+        </w:rPr>
+      </w:pPr>
+      <w:r>
+        <w:rPr>
+          <w:rFonts w:ascii="Times New Roman" w:eastAsia="宋体" w:hAnsi="Times New Roman" w:cs="Times New Roman" w:hint="eastAsia"/>
+        </w:rPr>
+        <w:t>单元标记支持笔刷大小放置</w:t>
+      </w:r>
+    </w:p>
+    <w:p>
+      <w:pPr>
+        <w:pStyle w:val="a9"/>
+        <w:numPr>
+          <w:ilvl w:val="0"/>
+          <w:numId w:val="50"/>
+        </w:numPr>
+        <w:rPr>
+          <w:rFonts w:ascii="Times New Roman" w:eastAsia="宋体" w:hAnsi="Times New Roman" w:cs="Times New Roman"/>
+        </w:rPr>
+      </w:pPr>
+      <w:r>
+        <w:rPr>
+          <w:rFonts w:ascii="Times New Roman" w:eastAsia="宋体" w:hAnsi="Times New Roman" w:cs="Times New Roman" w:hint="eastAsia"/>
+        </w:rPr>
+        <w:t>增加新的</w:t>
+      </w:r>
+      <w:r>
+        <w:rPr>
+          <w:rFonts w:ascii="Times New Roman" w:eastAsia="宋体" w:hAnsi="Times New Roman" w:cs="Times New Roman" w:hint="eastAsia"/>
+        </w:rPr>
+        <w:t>lua</w:t>
+      </w:r>
+      <w:r>
+        <w:rPr>
+          <w:rFonts w:ascii="Times New Roman" w:eastAsia="宋体" w:hAnsi="Times New Roman" w:cs="Times New Roman" w:hint="eastAsia"/>
+        </w:rPr>
+        <w:t>脚本，由</w:t>
+      </w:r>
+      <w:r>
+        <w:rPr>
+          <w:rFonts w:ascii="Times New Roman" w:eastAsia="宋体" w:hAnsi="Times New Roman" w:cs="Times New Roman" w:hint="eastAsia"/>
+        </w:rPr>
+        <w:t>AUY</w:t>
+      </w:r>
+      <w:r>
+        <w:rPr>
+          <w:rFonts w:ascii="Times New Roman" w:eastAsia="宋体" w:hAnsi="Times New Roman" w:cs="Times New Roman" w:hint="eastAsia"/>
+        </w:rPr>
+        <w:t>制作</w:t>
+      </w:r>
+    </w:p>
+    <w:p>
+      <w:pPr>
+        <w:pStyle w:val="a9"/>
+        <w:numPr>
+          <w:ilvl w:val="0"/>
+          <w:numId w:val="50"/>
+        </w:numPr>
+        <w:rPr>
+          <w:rFonts w:ascii="Times New Roman" w:eastAsia="宋体" w:hAnsi="Times New Roman" w:cs="Times New Roman"/>
+        </w:rPr>
+      </w:pPr>
+      <w:r>
+        <w:rPr>
+          <w:rFonts w:ascii="Times New Roman" w:eastAsia="宋体" w:hAnsi="Times New Roman" w:cs="Times New Roman" w:hint="eastAsia"/>
+        </w:rPr>
+        <w:t>修复跨地图类型粘贴时地形转换部分失效的</w:t>
+      </w:r>
+      <w:r>
+        <w:rPr>
+          <w:rFonts w:ascii="Times New Roman" w:eastAsia="宋体" w:hAnsi="Times New Roman" w:cs="Times New Roman" w:hint="eastAsia"/>
+        </w:rPr>
+        <w:t>bug</w:t>
+      </w:r>
+    </w:p>
+    <w:p>
+      <w:pPr>
+        <w:pStyle w:val="a9"/>
+        <w:numPr>
+          <w:ilvl w:val="0"/>
+          <w:numId w:val="50"/>
+        </w:numPr>
+        <w:rPr>
+          <w:rFonts w:ascii="Times New Roman" w:eastAsia="宋体" w:hAnsi="Times New Roman" w:cs="Times New Roman"/>
+        </w:rPr>
+      </w:pPr>
+      <w:r>
+        <w:rPr>
+          <w:rFonts w:ascii="Times New Roman" w:eastAsia="宋体" w:hAnsi="Times New Roman" w:cs="Times New Roman" w:hint="eastAsia"/>
+        </w:rPr>
+        <w:t>可以记录不同鼠标操作的笔刷大小，并在切换时自动还原，详见</w:t>
+      </w:r>
+      <w:r>
+        <w:rPr>
+          <w:rFonts w:ascii="Times New Roman" w:eastAsia="宋体" w:hAnsi="Times New Roman" w:cs="Times New Roman" w:hint="eastAsia"/>
+        </w:rPr>
+        <w:t>RecordBrushSizeHistory</w:t>
+      </w:r>
+    </w:p>
+    <w:p>
+      <w:pPr>
+        <w:pStyle w:val="a9"/>
+        <w:numPr>
+          <w:ilvl w:val="0"/>
+          <w:numId w:val="50"/>
+        </w:numPr>
+        <w:rPr>
+          <w:rFonts w:ascii="Times New Roman" w:eastAsia="宋体" w:hAnsi="Times New Roman" w:cs="Times New Roman"/>
+        </w:rPr>
+      </w:pPr>
+      <w:r>
+        <w:rPr>
+          <w:rFonts w:ascii="Times New Roman" w:eastAsia="宋体" w:hAnsi="Times New Roman" w:cs="Times New Roman" w:hint="eastAsia"/>
+        </w:rPr>
+        <w:t>增加</w:t>
+      </w:r>
+      <w:r>
+        <w:rPr>
+          <w:rFonts w:ascii="Times New Roman" w:eastAsia="宋体" w:hAnsi="Times New Roman" w:cs="Times New Roman" w:hint="eastAsia"/>
+        </w:rPr>
+        <w:t>/</w:t>
+      </w:r>
+      <w:r>
+        <w:rPr>
+          <w:rFonts w:ascii="Times New Roman" w:eastAsia="宋体" w:hAnsi="Times New Roman" w:cs="Times New Roman" w:hint="eastAsia"/>
+        </w:rPr>
+        <w:t>减少矿石支持调整笔刷大小</w:t>
+      </w:r>
+    </w:p>
+    <w:p>
+      <w:pPr>
+        <w:pStyle w:val="a9"/>
+        <w:numPr>
+          <w:ilvl w:val="0"/>
+          <w:numId w:val="50"/>
+        </w:numPr>
+        <w:rPr>
+          <w:rFonts w:ascii="Times New Roman" w:eastAsia="宋体" w:hAnsi="Times New Roman" w:cs="Times New Roman"/>
+        </w:rPr>
+      </w:pPr>
+      <w:r>
+        <w:rPr>
+          <w:rFonts w:ascii="Times New Roman" w:eastAsia="宋体" w:hAnsi="Times New Roman" w:cs="Times New Roman" w:hint="eastAsia"/>
+        </w:rPr>
+        <w:t>新增</w:t>
+      </w:r>
+      <w:r>
+        <w:rPr>
+          <w:rFonts w:ascii="Times New Roman" w:eastAsia="宋体" w:hAnsi="Times New Roman" w:cs="Times New Roman" w:hint="eastAsia"/>
+        </w:rPr>
+        <w:t>LuaDialog</w:t>
+      </w:r>
+      <w:r>
+        <w:rPr>
+          <w:rFonts w:ascii="Times New Roman" w:eastAsia="宋体" w:hAnsi="Times New Roman" w:cs="Times New Roman" w:hint="eastAsia"/>
+        </w:rPr>
+        <w:t>，可以在</w:t>
+      </w:r>
+      <w:r>
+        <w:rPr>
+          <w:rFonts w:ascii="Times New Roman" w:eastAsia="宋体" w:hAnsi="Times New Roman" w:cs="Times New Roman" w:hint="eastAsia"/>
+        </w:rPr>
+        <w:t>lua</w:t>
+      </w:r>
+      <w:r>
+        <w:rPr>
+          <w:rFonts w:ascii="Times New Roman" w:eastAsia="宋体" w:hAnsi="Times New Roman" w:cs="Times New Roman" w:hint="eastAsia"/>
+        </w:rPr>
+        <w:t>脚本内动态创建自定义窗口</w:t>
+      </w:r>
+    </w:p>
+    <w:p>
+      <w:pPr>
+        <w:pStyle w:val="a9"/>
+        <w:numPr>
+          <w:ilvl w:val="0"/>
+          <w:numId w:val="50"/>
+        </w:numPr>
+        <w:rPr>
+          <w:rFonts w:ascii="Times New Roman" w:eastAsia="宋体" w:hAnsi="Times New Roman" w:cs="Times New Roman"/>
+        </w:rPr>
+      </w:pPr>
+      <w:r>
+        <w:rPr>
+          <w:rFonts w:ascii="Times New Roman" w:eastAsia="宋体" w:hAnsi="Times New Roman" w:cs="Times New Roman" w:hint="eastAsia"/>
+        </w:rPr>
+        <w:t>修复改变地图大小后建筑灯光没有刷新的</w:t>
+      </w:r>
+      <w:r>
+        <w:rPr>
+          <w:rFonts w:ascii="Times New Roman" w:eastAsia="宋体" w:hAnsi="Times New Roman" w:cs="Times New Roman" w:hint="eastAsia"/>
+        </w:rPr>
+        <w:t>bug</w:t>
+      </w:r>
+    </w:p>
+    <w:p>
+      <w:pPr>
+        <w:pStyle w:val="a9"/>
+        <w:numPr>
+          <w:ilvl w:val="0"/>
+          <w:numId w:val="50"/>
+        </w:numPr>
+        <w:rPr>
+          <w:rFonts w:ascii="Times New Roman" w:eastAsia="宋体" w:hAnsi="Times New Roman" w:cs="Times New Roman"/>
+        </w:rPr>
+      </w:pPr>
+      <w:r>
+        <w:rPr>
+          <w:rFonts w:ascii="Times New Roman" w:eastAsia="宋体" w:hAnsi="Times New Roman" w:cs="Times New Roman" w:hint="eastAsia"/>
+        </w:rPr>
+        <w:t>多选模式可以显示不同矿石类型的价格</w:t>
+      </w:r>
+    </w:p>
+    <w:p>
+      <w:pPr>
+        <w:pStyle w:val="a9"/>
+        <w:numPr>
+          <w:ilvl w:val="0"/>
+          <w:numId w:val="50"/>
+        </w:numPr>
+        <w:rPr>
+          <w:rFonts w:ascii="Times New Roman" w:eastAsia="宋体" w:hAnsi="Times New Roman" w:cs="Times New Roman"/>
+        </w:rPr>
+      </w:pPr>
+      <w:r>
+        <w:rPr>
+          <w:rFonts w:ascii="Times New Roman" w:eastAsia="宋体" w:hAnsi="Times New Roman" w:cs="Times New Roman" w:hint="eastAsia"/>
+        </w:rPr>
+        <w:t>优化了绘图界面缩小时的渲染性能</w:t>
+      </w:r>
+    </w:p>
+    <w:p>
+      <w:pPr>
+        <w:pStyle w:val="a9"/>
+        <w:numPr>
+          <w:ilvl w:val="0"/>
+          <w:numId w:val="50"/>
+        </w:numPr>
+        <w:rPr>
+          <w:rFonts w:ascii="Times New Roman" w:eastAsia="宋体" w:hAnsi="Times New Roman" w:cs="Times New Roman"/>
+        </w:rPr>
+      </w:pPr>
+      <w:r>
+        <w:rPr>
+          <w:rFonts w:ascii="Times New Roman" w:eastAsia="宋体" w:hAnsi="Times New Roman" w:cs="Times New Roman" w:hint="eastAsia"/>
+        </w:rPr>
+        <w:t>修复使用触发编辑器拖拽小点为步兵关联标签时，已关联标记没有依据步兵子单元格显示的</w:t>
+      </w:r>
+      <w:r>
+        <w:rPr>
+          <w:rFonts w:ascii="Times New Roman" w:eastAsia="宋体" w:hAnsi="Times New Roman" w:cs="Times New Roman" w:hint="eastAsia"/>
+        </w:rPr>
+        <w:t>bug</w:t>
+      </w:r>
+    </w:p>
+    <w:p>
+      <w:pPr>
+        <w:pStyle w:val="a9"/>
+        <w:numPr>
+          <w:ilvl w:val="0"/>
+          <w:numId w:val="50"/>
+        </w:numPr>
+        <w:rPr>
+          <w:rFonts w:ascii="Times New Roman" w:eastAsia="宋体" w:hAnsi="Times New Roman" w:cs="Times New Roman"/>
+        </w:rPr>
+      </w:pPr>
+      <w:r>
+        <w:rPr>
+          <w:rFonts w:ascii="Times New Roman" w:eastAsia="宋体" w:hAnsi="Times New Roman" w:cs="Times New Roman" w:hint="eastAsia"/>
+        </w:rPr>
+        <w:t>Lua</w:t>
+      </w:r>
+      <w:r>
+        <w:rPr>
+          <w:rFonts w:ascii="Times New Roman" w:eastAsia="宋体" w:hAnsi="Times New Roman" w:cs="Times New Roman" w:hint="eastAsia"/>
+        </w:rPr>
+        <w:t>脚本终端可以开启</w:t>
+      </w:r>
+      <w:r>
+        <w:rPr>
+          <w:rFonts w:ascii="Times New Roman" w:eastAsia="宋体" w:hAnsi="Times New Roman" w:cs="Times New Roman" w:hint="eastAsia"/>
+        </w:rPr>
+        <w:t>MCP</w:t>
+      </w:r>
+      <w:r>
+        <w:rPr>
+          <w:rFonts w:ascii="Times New Roman" w:eastAsia="宋体" w:hAnsi="Times New Roman" w:cs="Times New Roman" w:hint="eastAsia"/>
+        </w:rPr>
+        <w:t>服务器，接入大语言模型调用</w:t>
+      </w:r>
+      <w:r>
+        <w:rPr>
+          <w:rFonts w:ascii="Times New Roman" w:eastAsia="宋体" w:hAnsi="Times New Roman" w:cs="Times New Roman" w:hint="eastAsia"/>
+        </w:rPr>
+        <w:t>lua</w:t>
+      </w:r>
+      <w:r>
+        <w:rPr>
+          <w:rFonts w:ascii="Times New Roman" w:eastAsia="宋体" w:hAnsi="Times New Roman" w:cs="Times New Roman" w:hint="eastAsia"/>
+        </w:rPr>
+        <w:t>脚本</w:t>
+      </w:r>
+      <w:r>
+        <w:rPr>
+          <w:rFonts w:ascii="Times New Roman" w:eastAsia="宋体" w:hAnsi="Times New Roman" w:cs="Times New Roman" w:hint="eastAsia"/>
+        </w:rPr>
+        <w:t>。详见</w:t>
+      </w:r>
+      <w:r>
+        <w:rPr>
+          <w:rFonts w:ascii="Times New Roman" w:eastAsia="宋体" w:hAnsi="Times New Roman" w:cs="Times New Roman" w:hint="eastAsia"/>
+        </w:rPr>
+        <w:t>MCP.Enable</w:t>
+      </w:r>
+    </w:p>
+    <w:p>
+      <w:pPr>
+        <w:pStyle w:val="a9"/>
+        <w:numPr>
+          <w:ilvl w:val="0"/>
+          <w:numId w:val="50"/>
+        </w:numPr>
+        <w:rPr>
+          <w:rFonts w:ascii="Times New Roman" w:eastAsia="宋体" w:hAnsi="Times New Roman" w:cs="Times New Roman"/>
+        </w:rPr>
+      </w:pPr>
+      <w:r>
+        <w:rPr>
+          <w:rFonts w:ascii="Times New Roman" w:eastAsia="宋体" w:hAnsi="Times New Roman" w:cs="Times New Roman" w:hint="eastAsia"/>
+        </w:rPr>
+        <w:t>修复渲染部分</w:t>
+      </w:r>
+      <w:r>
+        <w:rPr>
+          <w:rFonts w:ascii="Times New Roman" w:eastAsia="宋体" w:hAnsi="Times New Roman" w:cs="Times New Roman" w:hint="eastAsia"/>
+        </w:rPr>
+        <w:t>vxl</w:t>
+      </w:r>
+      <w:r>
+        <w:rPr>
+          <w:rFonts w:ascii="Times New Roman" w:eastAsia="宋体" w:hAnsi="Times New Roman" w:cs="Times New Roman" w:hint="eastAsia"/>
+        </w:rPr>
+        <w:t>时崩溃的</w:t>
+      </w:r>
+      <w:r>
+        <w:rPr>
+          <w:rFonts w:ascii="Times New Roman" w:eastAsia="宋体" w:hAnsi="Times New Roman" w:cs="Times New Roman" w:hint="eastAsia"/>
+        </w:rPr>
+        <w:t>bug</w:t>
+      </w:r>
+    </w:p>
+    <w:p>
+      <w:pPr>
+        <w:pStyle w:val="a9"/>
+        <w:numPr>
+          <w:ilvl w:val="0"/>
+          <w:numId w:val="50"/>
+        </w:numPr>
+        <w:rPr>
+          <w:rFonts w:ascii="Times New Roman" w:eastAsia="宋体" w:hAnsi="Times New Roman" w:cs="Times New Roman"/>
+        </w:rPr>
+      </w:pPr>
+      <w:r>
+        <w:rPr>
+          <w:rFonts w:ascii="Times New Roman" w:eastAsia="宋体" w:hAnsi="Times New Roman" w:cs="Times New Roman" w:hint="eastAsia"/>
+        </w:rPr>
+        <w:t>基本设置窗口增加背景音乐和载入界面背景音乐选项</w:t>
+      </w:r>
+    </w:p>
+    <w:p>
+      <w:pPr>
+        <w:pStyle w:val="a9"/>
+        <w:numPr>
+          <w:ilvl w:val="0"/>
+          <w:numId w:val="50"/>
+        </w:numPr>
+        <w:rPr>
+          <w:rFonts w:ascii="Times New Roman" w:eastAsia="宋体" w:hAnsi="Times New Roman" w:cs="Times New Roman"/>
+        </w:rPr>
+      </w:pPr>
+      <w:r>
+        <w:rPr>
+          <w:rFonts w:ascii="Times New Roman" w:eastAsia="宋体" w:hAnsi="Times New Roman" w:cs="Times New Roman" w:hint="eastAsia"/>
+        </w:rPr>
+        <w:t>单人任务设置</w:t>
+      </w:r>
+      <w:r>
+        <w:rPr>
+          <w:rFonts w:ascii="Times New Roman" w:eastAsia="宋体" w:hAnsi="Times New Roman" w:cs="Times New Roman" w:hint="eastAsia"/>
+        </w:rPr>
+        <w:t>-</w:t>
+      </w:r>
+      <w:r>
+        <w:rPr>
+          <w:rFonts w:ascii="Times New Roman" w:eastAsia="宋体" w:hAnsi="Times New Roman" w:cs="Times New Roman" w:hint="eastAsia"/>
+        </w:rPr>
+        <w:t>幻影伪装树木可以使用绘制随机树木窗口进行选择</w:t>
+      </w:r>
+    </w:p>
+    <w:p>
+      <w:pPr>
+        <w:pStyle w:val="a9"/>
+        <w:numPr>
+          <w:ilvl w:val="0"/>
+          <w:numId w:val="50"/>
+        </w:numPr>
+        <w:rPr>
+          <w:rFonts w:ascii="Times New Roman" w:eastAsia="宋体" w:hAnsi="Times New Roman" w:cs="Times New Roman"/>
+        </w:rPr>
+      </w:pPr>
+      <w:r>
+        <w:rPr>
+          <w:rFonts w:ascii="Times New Roman" w:eastAsia="宋体" w:hAnsi="Times New Roman" w:cs="Times New Roman" w:hint="eastAsia"/>
+        </w:rPr>
+        <w:t>放置高架桥头时，可以显示辅助参考线</w:t>
+      </w:r>
+    </w:p>
+    <w:p>
+      <w:pPr>
+        <w:pStyle w:val="a9"/>
+        <w:numPr>
+          <w:ilvl w:val="0"/>
+          <w:numId w:val="50"/>
+        </w:numPr>
+        <w:rPr>
+          <w:rFonts w:ascii="Times New Roman" w:eastAsia="宋体" w:hAnsi="Times New Roman" w:cs="Times New Roman"/>
+        </w:rPr>
+      </w:pPr>
+      <w:r>
+        <w:rPr>
+          <w:rFonts w:ascii="Times New Roman" w:eastAsia="宋体" w:hAnsi="Times New Roman" w:cs="Times New Roman" w:hint="eastAsia"/>
+        </w:rPr>
+        <w:t>为触发编辑器检查下级触发是否是自身添加开关，详见</w:t>
+      </w:r>
+      <w:r>
+        <w:rPr>
+          <w:rFonts w:ascii="Times New Roman" w:eastAsia="宋体" w:hAnsi="Times New Roman" w:cs="Times New Roman" w:hint="eastAsia"/>
+        </w:rPr>
+        <w:t>AttachedTriggerIsSelfCheck</w:t>
+      </w:r>
+    </w:p>
+    <w:p>
+      <w:pPr>
+        <w:pStyle w:val="a9"/>
+        <w:numPr>
+          <w:ilvl w:val="0"/>
+          <w:numId w:val="50"/>
+        </w:numPr>
+        <w:rPr>
+          <w:rFonts w:ascii="Times New Roman" w:eastAsia="宋体" w:hAnsi="Times New Roman" w:cs="Times New Roman"/>
+        </w:rPr>
+      </w:pPr>
+      <w:r>
+        <w:rPr>
+          <w:rFonts w:ascii="Times New Roman" w:eastAsia="宋体" w:hAnsi="Times New Roman" w:cs="Times New Roman" w:hint="eastAsia"/>
+        </w:rPr>
+        <w:t>修复遭遇战地图预览渲染时没有正确标记高架桥的</w:t>
+      </w:r>
+      <w:r>
+        <w:rPr>
+          <w:rFonts w:ascii="Times New Roman" w:eastAsia="宋体" w:hAnsi="Times New Roman" w:cs="Times New Roman" w:hint="eastAsia"/>
+        </w:rPr>
+        <w:t>bug</w:t>
+      </w:r>
+    </w:p>
+    <w:p>
+      <w:pPr>
+        <w:pStyle w:val="a9"/>
+        <w:numPr>
+          <w:ilvl w:val="0"/>
+          <w:numId w:val="50"/>
+        </w:numPr>
+        <w:rPr>
+          <w:rFonts w:ascii="Times New Roman" w:eastAsia="宋体" w:hAnsi="Times New Roman" w:cs="Times New Roman"/>
+        </w:rPr>
+      </w:pPr>
+      <w:r>
+        <w:rPr>
+          <w:rFonts w:ascii="Times New Roman" w:eastAsia="宋体" w:hAnsi="Times New Roman" w:cs="Times New Roman" w:hint="eastAsia"/>
+        </w:rPr>
+        <w:t>为</w:t>
+      </w:r>
+      <w:r>
+        <w:rPr>
+          <w:rFonts w:ascii="Times New Roman" w:eastAsia="宋体" w:hAnsi="Times New Roman" w:cs="Times New Roman" w:hint="eastAsia"/>
+        </w:rPr>
+        <w:t>Lua</w:t>
+      </w:r>
+      <w:r>
+        <w:rPr>
+          <w:rFonts w:ascii="Times New Roman" w:eastAsia="宋体" w:hAnsi="Times New Roman" w:cs="Times New Roman" w:hint="eastAsia"/>
+        </w:rPr>
+        <w:t>脚本终端添加安全检查，会在执行前静态检查高危操作，详见</w:t>
+      </w:r>
+      <w:r>
+        <w:rPr>
+          <w:rFonts w:ascii="Times New Roman" w:eastAsia="宋体" w:hAnsi="Times New Roman" w:cs="Times New Roman" w:hint="eastAsia"/>
+        </w:rPr>
+        <w:t>DisableLuaConsoleSafetyCheck</w:t>
+      </w:r>
+    </w:p>
+    <w:p>
+      <w:pPr>
+        <w:pStyle w:val="a9"/>
+        <w:numPr>
+          <w:ilvl w:val="0"/>
+          <w:numId w:val="50"/>
+        </w:numPr>
+        <w:rPr>
+          <w:rFonts w:ascii="Times New Roman" w:eastAsia="宋体" w:hAnsi="Times New Roman" w:cs="Times New Roman"/>
+        </w:rPr>
+      </w:pPr>
+      <w:r>
+        <w:rPr>
+          <w:rFonts w:ascii="Times New Roman" w:eastAsia="宋体" w:hAnsi="Times New Roman" w:cs="Times New Roman" w:hint="eastAsia"/>
+        </w:rPr>
+        <w:t>可以在地图视图内按方向键调节视角，同时按住</w:t>
+      </w:r>
+      <w:r>
+        <w:rPr>
+          <w:rFonts w:ascii="Times New Roman" w:eastAsia="宋体" w:hAnsi="Times New Roman" w:cs="Times New Roman" w:hint="eastAsia"/>
+        </w:rPr>
+        <w:t>ctrl</w:t>
+      </w:r>
+      <w:r>
+        <w:rPr>
+          <w:rFonts w:ascii="Times New Roman" w:eastAsia="宋体" w:hAnsi="Times New Roman" w:cs="Times New Roman" w:hint="eastAsia"/>
+        </w:rPr>
+        <w:t>键加速移动</w:t>
+      </w:r>
+    </w:p>
+    <w:p>
+      <w:pPr>
+        <w:pStyle w:val="a9"/>
+        <w:numPr>
+          <w:ilvl w:val="0"/>
+          <w:numId w:val="50"/>
+        </w:numPr>
+        <w:rPr>
+          <w:rFonts w:ascii="Times New Roman" w:eastAsia="宋体" w:hAnsi="Times New Roman" w:cs="Times New Roman"/>
+        </w:rPr>
+      </w:pPr>
+      <w:r>
+        <w:rPr>
+          <w:rFonts w:ascii="Times New Roman" w:eastAsia="宋体" w:hAnsi="Times New Roman" w:cs="Times New Roman" w:hint="eastAsia"/>
+        </w:rPr>
+        <w:t>修复部分遭遇战地图所属方选项重复的</w:t>
+      </w:r>
+      <w:r>
+        <w:rPr>
+          <w:rFonts w:ascii="Times New Roman" w:eastAsia="宋体" w:hAnsi="Times New Roman" w:cs="Times New Roman" w:hint="eastAsia"/>
+        </w:rPr>
+        <w:t>bug</w:t>
+      </w:r>
+    </w:p>
+    <w:p>
+      <w:pPr>
+        <w:pStyle w:val="a9"/>
+        <w:numPr>
+          <w:ilvl w:val="0"/>
+          <w:numId w:val="50"/>
+        </w:numPr>
+        <w:rPr>
+          <w:rFonts w:ascii="Times New Roman" w:eastAsia="宋体" w:hAnsi="Times New Roman" w:cs="Times New Roman"/>
+        </w:rPr>
+      </w:pPr>
+      <w:r>
+        <w:rPr>
+          <w:rFonts w:ascii="Times New Roman" w:eastAsia="宋体" w:hAnsi="Times New Roman" w:cs="Times New Roman" w:hint="eastAsia"/>
+        </w:rPr>
+        <w:t>重写单位属性对话框，标签支持搜索，所属方可以显示颜色</w:t>
+      </w:r>
+    </w:p>
+    <w:p>
+      <w:pPr>
+        <w:pStyle w:val="a9"/>
+        <w:numPr>
+          <w:ilvl w:val="0"/>
+          <w:numId w:val="50"/>
+        </w:numPr>
+        <w:rPr>
+          <w:rFonts w:ascii="Times New Roman" w:eastAsia="宋体" w:hAnsi="Times New Roman" w:cs="Times New Roman"/>
+        </w:rPr>
+      </w:pPr>
+      <w:r>
+        <w:rPr>
+          <w:rFonts w:ascii="Times New Roman" w:eastAsia="宋体" w:hAnsi="Times New Roman" w:cs="Times New Roman" w:hint="eastAsia"/>
+        </w:rPr>
+        <w:t>支持将</w:t>
+      </w:r>
+      <w:r>
+        <w:rPr>
+          <w:rFonts w:ascii="Times New Roman" w:eastAsia="宋体" w:hAnsi="Times New Roman" w:cs="Times New Roman" w:hint="eastAsia"/>
+        </w:rPr>
+        <w:t>物品浏览器和</w:t>
+      </w:r>
+      <w:r>
+        <w:rPr>
+          <w:rFonts w:ascii="Times New Roman" w:eastAsia="宋体" w:hAnsi="Times New Roman" w:cs="Times New Roman" w:hint="eastAsia"/>
+        </w:rPr>
+        <w:t>地形浏览器作为一个独立窗口显示</w:t>
+      </w:r>
+      <w:r>
+        <w:rPr>
+          <w:rFonts w:ascii="Times New Roman" w:eastAsia="宋体" w:hAnsi="Times New Roman" w:cs="Times New Roman" w:hint="eastAsia"/>
+        </w:rPr>
+        <w:t>，可以调节透明度</w:t>
+      </w:r>
+      <w:r>
+        <w:rPr>
+          <w:rFonts w:ascii="Times New Roman" w:eastAsia="宋体" w:hAnsi="Times New Roman" w:cs="Times New Roman" w:hint="eastAsia"/>
+        </w:rPr>
+        <w:t>，详见</w:t>
+      </w:r>
+      <w:r>
+        <w:rPr>
+          <w:rFonts w:ascii="Times New Roman" w:eastAsia="宋体" w:hAnsi="Times New Roman" w:cs="Times New Roman" w:hint="eastAsia"/>
+        </w:rPr>
+        <w:t>ViewObjectsFloating</w:t>
+      </w:r>
+      <w:r>
+        <w:rPr>
+          <w:rFonts w:ascii="Times New Roman" w:eastAsia="宋体" w:hAnsi="Times New Roman" w:cs="Times New Roman" w:hint="eastAsia"/>
+        </w:rPr>
+        <w:t>和</w:t>
+      </w:r>
+      <w:r>
+        <w:rPr>
+          <w:rFonts w:ascii="Times New Roman" w:eastAsia="宋体" w:hAnsi="Times New Roman" w:cs="Times New Roman" w:hint="eastAsia"/>
+        </w:rPr>
+        <w:t>TileSetBrowserFloating</w:t>
+      </w:r>
+    </w:p>
+    <w:p>
+      <w:pPr>
+        <w:pStyle w:val="a9"/>
+        <w:numPr>
+          <w:ilvl w:val="0"/>
+          <w:numId w:val="50"/>
+        </w:numPr>
+        <w:rPr>
+          <w:rFonts w:ascii="Times New Roman" w:eastAsia="宋体" w:hAnsi="Times New Roman" w:cs="Times New Roman"/>
+        </w:rPr>
+      </w:pPr>
+      <w:r>
+        <w:rPr>
+          <w:rFonts w:ascii="Times New Roman" w:eastAsia="宋体" w:hAnsi="Times New Roman" w:cs="Times New Roman" w:hint="eastAsia"/>
+        </w:rPr>
+        <w:t>绝大多数窗口可以调节透明度</w:t>
+      </w:r>
+    </w:p>
+    <w:p>
+      <w:pPr>
+        <w:pStyle w:val="a9"/>
+        <w:numPr>
+          <w:ilvl w:val="0"/>
+          <w:numId w:val="50"/>
+        </w:numPr>
+        <w:rPr>
+          <w:rFonts w:ascii="Times New Roman" w:eastAsia="宋体" w:hAnsi="Times New Roman" w:cs="Times New Roman"/>
+        </w:rPr>
+      </w:pPr>
+      <w:r>
+        <w:rPr>
+          <w:rFonts w:ascii="Times New Roman" w:eastAsia="宋体" w:hAnsi="Times New Roman" w:cs="Times New Roman" w:hint="eastAsia"/>
+        </w:rPr>
+        <w:t>修复部分情况下按工具栏擦除覆盖物等按钮不生效的</w:t>
+      </w:r>
+      <w:r>
+        <w:rPr>
+          <w:rFonts w:ascii="Times New Roman" w:eastAsia="宋体" w:hAnsi="Times New Roman" w:cs="Times New Roman" w:hint="eastAsia"/>
+        </w:rPr>
+        <w:t>bug</w:t>
+      </w:r>
+    </w:p>
+    <w:p>
+      <w:pPr>
+        <w:pStyle w:val="a9"/>
+        <w:numPr>
+          <w:ilvl w:val="0"/>
+          <w:numId w:val="50"/>
+        </w:numPr>
+        <w:rPr>
+          <w:rFonts w:ascii="Times New Roman" w:eastAsia="宋体" w:hAnsi="Times New Roman" w:cs="Times New Roman"/>
+        </w:rPr>
+      </w:pPr>
+      <w:r>
+        <w:rPr>
+          <w:rFonts w:ascii="Times New Roman" w:eastAsia="宋体" w:hAnsi="Times New Roman" w:cs="Times New Roman" w:hint="eastAsia"/>
+        </w:rPr>
+        <w:t>修复暗色模式下非主程序菜单的背景色被错误填充的</w:t>
+      </w:r>
+      <w:r>
+        <w:rPr>
+          <w:rFonts w:ascii="Times New Roman" w:eastAsia="宋体" w:hAnsi="Times New Roman" w:cs="Times New Roman" w:hint="eastAsia"/>
+        </w:rPr>
+        <w:t>bug</w:t>
+      </w:r>
+    </w:p>
+    <w:p>
+      <w:pPr>
+        <w:pStyle w:val="a9"/>
+        <w:numPr>
+          <w:ilvl w:val="0"/>
+          <w:numId w:val="50"/>
+        </w:numPr>
+        <w:rPr>
+          <w:rFonts w:ascii="Times New Roman" w:eastAsia="宋体" w:hAnsi="Times New Roman" w:cs="Times New Roman"/>
+        </w:rPr>
+      </w:pPr>
+      <w:r>
+        <w:rPr>
+          <w:rFonts w:ascii="Times New Roman" w:eastAsia="宋体" w:hAnsi="Times New Roman" w:cs="Times New Roman" w:hint="eastAsia"/>
+        </w:rPr>
+        <w:t>为触发编辑器、</w:t>
+      </w:r>
+      <w:r>
+        <w:rPr>
+          <w:rFonts w:ascii="Times New Roman" w:eastAsia="宋体" w:hAnsi="Times New Roman" w:cs="Times New Roman" w:hint="eastAsia"/>
+        </w:rPr>
+        <w:t>AI</w:t>
+      </w:r>
+      <w:r>
+        <w:rPr>
+          <w:rFonts w:ascii="Times New Roman" w:eastAsia="宋体" w:hAnsi="Times New Roman" w:cs="Times New Roman" w:hint="eastAsia"/>
+        </w:rPr>
+        <w:t>触发编辑器增加跳转按钮，可以跳转到参数对应的路径点、小队等位置</w:t>
+      </w:r>
+    </w:p>
+    <w:p>
+      <w:pPr>
+        <w:pStyle w:val="a9"/>
+        <w:numPr>
+          <w:ilvl w:val="0"/>
+          <w:numId w:val="50"/>
+        </w:numPr>
+        <w:rPr>
+          <w:rFonts w:ascii="Times New Roman" w:eastAsia="宋体" w:hAnsi="Times New Roman" w:cs="Times New Roman"/>
+        </w:rPr>
+      </w:pPr>
+      <w:r>
+        <w:rPr>
+          <w:rFonts w:ascii="Times New Roman" w:eastAsia="宋体" w:hAnsi="Times New Roman" w:cs="Times New Roman" w:hint="eastAsia"/>
+        </w:rPr>
+        <w:t>受损火焰能正确被其他单位遮挡</w:t>
+      </w:r>
+      <w:r>
+        <w:rPr>
+          <w:rFonts w:ascii="Times New Roman" w:eastAsia="宋体" w:hAnsi="Times New Roman" w:cs="Times New Roman" w:hint="eastAsia"/>
+        </w:rPr>
+        <w:t>，可以读取</w:t>
+      </w:r>
+      <w:r>
+        <w:rPr>
+          <w:rFonts w:ascii="Times New Roman" w:eastAsia="宋体" w:hAnsi="Times New Roman" w:cs="Times New Roman" w:hint="eastAsia"/>
+        </w:rPr>
+        <w:t>Next=</w:t>
+      </w:r>
+      <w:r>
+        <w:rPr>
+          <w:rFonts w:ascii="Times New Roman" w:eastAsia="宋体" w:hAnsi="Times New Roman" w:cs="Times New Roman" w:hint="eastAsia"/>
+        </w:rPr>
+        <w:t>最终的</w:t>
+      </w:r>
+      <w:r>
+        <w:rPr>
+          <w:rFonts w:ascii="Times New Roman" w:eastAsia="宋体" w:hAnsi="Times New Roman" w:cs="Times New Roman" w:hint="eastAsia"/>
+        </w:rPr>
+        <w:t>图像</w:t>
+      </w:r>
+    </w:p>
+    <w:p>
+      <w:pPr>
+        <w:pStyle w:val="a9"/>
+        <w:numPr>
+          <w:ilvl w:val="0"/>
+          <w:numId w:val="50"/>
+        </w:numPr>
+        <w:rPr>
+          <w:rFonts w:ascii="Times New Roman" w:eastAsia="宋体" w:hAnsi="Times New Roman" w:cs="Times New Roman"/>
+        </w:rPr>
+      </w:pPr>
+      <w:r>
+        <w:rPr>
+          <w:rFonts w:ascii="Times New Roman" w:eastAsia="宋体" w:hAnsi="Times New Roman" w:cs="Times New Roman" w:hint="eastAsia"/>
+        </w:rPr>
         <w:lastRenderedPageBreak/>
-        <w:t>查找引用窗口增加</w:t>
-      </w:r>
-      <w:r>
-        <w:rPr>
-          <w:rFonts w:ascii="Times New Roman" w:eastAsia="宋体" w:hAnsi="Times New Roman" w:cs="Times New Roman" w:hint="eastAsia"/>
-        </w:rPr>
-        <w:t>跟随活动窗口</w:t>
-      </w:r>
-      <w:r>
-        <w:rPr>
-          <w:rFonts w:ascii="Times New Roman" w:eastAsia="宋体" w:hAnsi="Times New Roman" w:cs="Times New Roman" w:hint="eastAsia"/>
-        </w:rPr>
-        <w:t>选项，勾选后可以实时根据活动窗口切换内容</w:t>
-      </w:r>
-    </w:p>
-    <w:p>
-      <w:pPr>
-        <w:pStyle w:val="a9"/>
-        <w:numPr>
-          <w:ilvl w:val="0"/>
-          <w:numId w:val="50"/>
-        </w:numPr>
-        <w:rPr>
-          <w:rFonts w:ascii="Times New Roman" w:eastAsia="宋体" w:hAnsi="Times New Roman" w:cs="Times New Roman"/>
-        </w:rPr>
-      </w:pPr>
-      <w:r>
-        <w:rPr>
-          <w:rFonts w:ascii="Times New Roman" w:eastAsia="宋体" w:hAnsi="Times New Roman" w:cs="Times New Roman" w:hint="eastAsia"/>
-        </w:rPr>
-        <w:t>修复修改作战小队名称后，</w:t>
-      </w:r>
-      <w:r>
-        <w:rPr>
-          <w:rFonts w:ascii="Times New Roman" w:eastAsia="宋体" w:hAnsi="Times New Roman" w:cs="Times New Roman" w:hint="eastAsia"/>
-        </w:rPr>
-        <w:t>ai</w:t>
-      </w:r>
-      <w:r>
-        <w:rPr>
-          <w:rFonts w:ascii="Times New Roman" w:eastAsia="宋体" w:hAnsi="Times New Roman" w:cs="Times New Roman" w:hint="eastAsia"/>
-        </w:rPr>
-        <w:t>触发编辑器的小队</w:t>
-      </w:r>
-      <w:r>
-        <w:rPr>
-          <w:rFonts w:ascii="Times New Roman" w:eastAsia="宋体" w:hAnsi="Times New Roman" w:cs="Times New Roman" w:hint="eastAsia"/>
-        </w:rPr>
-        <w:t>#2</w:t>
-      </w:r>
-      <w:r>
-        <w:rPr>
-          <w:rFonts w:ascii="Times New Roman" w:eastAsia="宋体" w:hAnsi="Times New Roman" w:cs="Times New Roman" w:hint="eastAsia"/>
-        </w:rPr>
-        <w:t>显示错误的</w:t>
-      </w:r>
-      <w:r>
-        <w:rPr>
-          <w:rFonts w:ascii="Times New Roman" w:eastAsia="宋体" w:hAnsi="Times New Roman" w:cs="Times New Roman" w:hint="eastAsia"/>
-        </w:rPr>
-        <w:t>bug</w:t>
-      </w:r>
-    </w:p>
-    <w:p>
-      <w:pPr>
-        <w:pStyle w:val="a9"/>
-        <w:numPr>
-          <w:ilvl w:val="0"/>
-          <w:numId w:val="50"/>
-        </w:numPr>
-        <w:rPr>
-          <w:rFonts w:ascii="Times New Roman" w:eastAsia="宋体" w:hAnsi="Times New Roman" w:cs="Times New Roman"/>
-        </w:rPr>
-      </w:pPr>
-      <w:r>
-        <w:rPr>
-          <w:rFonts w:ascii="Times New Roman" w:eastAsia="宋体" w:hAnsi="Times New Roman" w:cs="Times New Roman" w:hint="eastAsia"/>
-        </w:rPr>
-        <w:t>触发、小队等编辑器支持为</w:t>
-      </w:r>
-      <w:r>
-        <w:rPr>
-          <w:rFonts w:ascii="Times New Roman" w:eastAsia="宋体" w:hAnsi="Times New Roman" w:cs="Times New Roman" w:hint="eastAsia"/>
-        </w:rPr>
-        <w:t>ID</w:t>
-      </w:r>
-      <w:r>
-        <w:rPr>
-          <w:rFonts w:ascii="Times New Roman" w:eastAsia="宋体" w:hAnsi="Times New Roman" w:cs="Times New Roman" w:hint="eastAsia"/>
-        </w:rPr>
-        <w:t>染色，双击拖拽小点即可设置颜色</w:t>
-      </w:r>
-    </w:p>
-    <w:p>
-      <w:pPr>
-        <w:pStyle w:val="a9"/>
-        <w:numPr>
-          <w:ilvl w:val="0"/>
-          <w:numId w:val="50"/>
-        </w:numPr>
-        <w:rPr>
-          <w:rFonts w:ascii="Times New Roman" w:eastAsia="宋体" w:hAnsi="Times New Roman" w:cs="Times New Roman"/>
-        </w:rPr>
-      </w:pPr>
-      <w:r>
-        <w:rPr>
-          <w:rFonts w:ascii="Times New Roman" w:eastAsia="宋体" w:hAnsi="Times New Roman" w:cs="Times New Roman" w:hint="eastAsia"/>
-        </w:rPr>
-        <w:t>单元标记支持笔刷大小放置</w:t>
-      </w:r>
-    </w:p>
-    <w:p>
-      <w:pPr>
-        <w:pStyle w:val="a9"/>
-        <w:numPr>
-          <w:ilvl w:val="0"/>
-          <w:numId w:val="50"/>
-        </w:numPr>
-        <w:rPr>
-          <w:rFonts w:ascii="Times New Roman" w:eastAsia="宋体" w:hAnsi="Times New Roman" w:cs="Times New Roman"/>
-        </w:rPr>
-      </w:pPr>
-      <w:r>
-        <w:rPr>
-          <w:rFonts w:ascii="Times New Roman" w:eastAsia="宋体" w:hAnsi="Times New Roman" w:cs="Times New Roman" w:hint="eastAsia"/>
-        </w:rPr>
-        <w:t>增加新的</w:t>
-      </w:r>
-      <w:r>
-        <w:rPr>
-          <w:rFonts w:ascii="Times New Roman" w:eastAsia="宋体" w:hAnsi="Times New Roman" w:cs="Times New Roman" w:hint="eastAsia"/>
-        </w:rPr>
-        <w:t>lua</w:t>
-      </w:r>
-      <w:r>
-        <w:rPr>
-          <w:rFonts w:ascii="Times New Roman" w:eastAsia="宋体" w:hAnsi="Times New Roman" w:cs="Times New Roman" w:hint="eastAsia"/>
-        </w:rPr>
-        <w:t>脚本，由</w:t>
-      </w:r>
-      <w:r>
-        <w:rPr>
-          <w:rFonts w:ascii="Times New Roman" w:eastAsia="宋体" w:hAnsi="Times New Roman" w:cs="Times New Roman" w:hint="eastAsia"/>
-        </w:rPr>
-        <w:t>AUY</w:t>
-      </w:r>
-      <w:r>
-        <w:rPr>
-          <w:rFonts w:ascii="Times New Roman" w:eastAsia="宋体" w:hAnsi="Times New Roman" w:cs="Times New Roman" w:hint="eastAsia"/>
-        </w:rPr>
-        <w:t>制作</w:t>
-      </w:r>
-    </w:p>
-    <w:p>
-      <w:pPr>
-        <w:pStyle w:val="a9"/>
-        <w:numPr>
-          <w:ilvl w:val="0"/>
-          <w:numId w:val="50"/>
-        </w:numPr>
-        <w:rPr>
-          <w:rFonts w:ascii="Times New Roman" w:eastAsia="宋体" w:hAnsi="Times New Roman" w:cs="Times New Roman"/>
-        </w:rPr>
-      </w:pPr>
-      <w:r>
-        <w:rPr>
-          <w:rFonts w:ascii="Times New Roman" w:eastAsia="宋体" w:hAnsi="Times New Roman" w:cs="Times New Roman" w:hint="eastAsia"/>
-        </w:rPr>
-        <w:t>修复跨地图类型粘贴时地形转换部分失效的</w:t>
-      </w:r>
-      <w:r>
-        <w:rPr>
-          <w:rFonts w:ascii="Times New Roman" w:eastAsia="宋体" w:hAnsi="Times New Roman" w:cs="Times New Roman" w:hint="eastAsia"/>
-        </w:rPr>
-        <w:t>bug</w:t>
-      </w:r>
-    </w:p>
-    <w:p>
-      <w:pPr>
-        <w:pStyle w:val="a9"/>
-        <w:numPr>
-          <w:ilvl w:val="0"/>
-          <w:numId w:val="50"/>
-        </w:numPr>
-        <w:rPr>
-          <w:rFonts w:ascii="Times New Roman" w:eastAsia="宋体" w:hAnsi="Times New Roman" w:cs="Times New Roman"/>
-        </w:rPr>
-      </w:pPr>
-      <w:r>
-        <w:rPr>
-          <w:rFonts w:ascii="Times New Roman" w:eastAsia="宋体" w:hAnsi="Times New Roman" w:cs="Times New Roman" w:hint="eastAsia"/>
-        </w:rPr>
-        <w:t>可以记录不同鼠标操作的笔刷大小，并在切换时自动还原，详见</w:t>
-      </w:r>
-      <w:r>
-        <w:rPr>
-          <w:rFonts w:ascii="Times New Roman" w:eastAsia="宋体" w:hAnsi="Times New Roman" w:cs="Times New Roman" w:hint="eastAsia"/>
-        </w:rPr>
-        <w:t>RecordBrushSizeHistory</w:t>
-      </w:r>
-    </w:p>
-    <w:p>
-      <w:pPr>
-        <w:pStyle w:val="a9"/>
-        <w:numPr>
-          <w:ilvl w:val="0"/>
-          <w:numId w:val="50"/>
-        </w:numPr>
-        <w:rPr>
-          <w:rFonts w:ascii="Times New Roman" w:eastAsia="宋体" w:hAnsi="Times New Roman" w:cs="Times New Roman"/>
-        </w:rPr>
-      </w:pPr>
-      <w:r>
-        <w:rPr>
-          <w:rFonts w:ascii="Times New Roman" w:eastAsia="宋体" w:hAnsi="Times New Roman" w:cs="Times New Roman" w:hint="eastAsia"/>
-        </w:rPr>
-        <w:t>增加</w:t>
-      </w:r>
-      <w:r>
-        <w:rPr>
-          <w:rFonts w:ascii="Times New Roman" w:eastAsia="宋体" w:hAnsi="Times New Roman" w:cs="Times New Roman" w:hint="eastAsia"/>
-        </w:rPr>
-        <w:t>/</w:t>
-      </w:r>
-      <w:r>
-        <w:rPr>
-          <w:rFonts w:ascii="Times New Roman" w:eastAsia="宋体" w:hAnsi="Times New Roman" w:cs="Times New Roman" w:hint="eastAsia"/>
-        </w:rPr>
-        <w:t>减少矿石支持调整笔刷大小</w:t>
-      </w:r>
-    </w:p>
-    <w:p>
-      <w:pPr>
-        <w:pStyle w:val="a9"/>
-        <w:numPr>
-          <w:ilvl w:val="0"/>
-          <w:numId w:val="50"/>
-        </w:numPr>
-        <w:rPr>
-          <w:rFonts w:ascii="Times New Roman" w:eastAsia="宋体" w:hAnsi="Times New Roman" w:cs="Times New Roman"/>
-        </w:rPr>
-      </w:pPr>
-      <w:r>
-        <w:rPr>
-          <w:rFonts w:ascii="Times New Roman" w:eastAsia="宋体" w:hAnsi="Times New Roman" w:cs="Times New Roman" w:hint="eastAsia"/>
-        </w:rPr>
-        <w:t>新增</w:t>
-      </w:r>
-      <w:r>
-        <w:rPr>
-          <w:rFonts w:ascii="Times New Roman" w:eastAsia="宋体" w:hAnsi="Times New Roman" w:cs="Times New Roman" w:hint="eastAsia"/>
-        </w:rPr>
-        <w:t>LuaDialog</w:t>
-      </w:r>
-      <w:r>
-        <w:rPr>
-          <w:rFonts w:ascii="Times New Roman" w:eastAsia="宋体" w:hAnsi="Times New Roman" w:cs="Times New Roman" w:hint="eastAsia"/>
-        </w:rPr>
-        <w:t>，可以在</w:t>
-      </w:r>
-      <w:r>
-        <w:rPr>
-          <w:rFonts w:ascii="Times New Roman" w:eastAsia="宋体" w:hAnsi="Times New Roman" w:cs="Times New Roman" w:hint="eastAsia"/>
-        </w:rPr>
-        <w:t>lua</w:t>
-      </w:r>
-      <w:r>
-        <w:rPr>
-          <w:rFonts w:ascii="Times New Roman" w:eastAsia="宋体" w:hAnsi="Times New Roman" w:cs="Times New Roman" w:hint="eastAsia"/>
-        </w:rPr>
-        <w:t>脚本内动态创建自定义窗口</w:t>
-      </w:r>
-    </w:p>
-    <w:p>
-      <w:pPr>
-        <w:pStyle w:val="a9"/>
-        <w:numPr>
-          <w:ilvl w:val="0"/>
-          <w:numId w:val="50"/>
-        </w:numPr>
-        <w:rPr>
-          <w:rFonts w:ascii="Times New Roman" w:eastAsia="宋体" w:hAnsi="Times New Roman" w:cs="Times New Roman"/>
-        </w:rPr>
-      </w:pPr>
-      <w:r>
-        <w:rPr>
-          <w:rFonts w:ascii="Times New Roman" w:eastAsia="宋体" w:hAnsi="Times New Roman" w:cs="Times New Roman" w:hint="eastAsia"/>
-        </w:rPr>
-        <w:t>修复改变地图大小后建筑灯光没有刷新的</w:t>
-      </w:r>
-      <w:r>
-        <w:rPr>
-          <w:rFonts w:ascii="Times New Roman" w:eastAsia="宋体" w:hAnsi="Times New Roman" w:cs="Times New Roman" w:hint="eastAsia"/>
-        </w:rPr>
-        <w:t>bug</w:t>
-      </w:r>
-    </w:p>
-    <w:p>
-      <w:pPr>
-        <w:pStyle w:val="a9"/>
-        <w:numPr>
-          <w:ilvl w:val="0"/>
-          <w:numId w:val="50"/>
-        </w:numPr>
-        <w:rPr>
-          <w:rFonts w:ascii="Times New Roman" w:eastAsia="宋体" w:hAnsi="Times New Roman" w:cs="Times New Roman"/>
-        </w:rPr>
-      </w:pPr>
-      <w:r>
-        <w:rPr>
-          <w:rFonts w:ascii="Times New Roman" w:eastAsia="宋体" w:hAnsi="Times New Roman" w:cs="Times New Roman" w:hint="eastAsia"/>
-        </w:rPr>
-        <w:t>多选模式可以显示不同矿石类型的价格</w:t>
-      </w:r>
-    </w:p>
-    <w:p>
-      <w:pPr>
-        <w:pStyle w:val="a9"/>
-        <w:numPr>
-          <w:ilvl w:val="0"/>
-          <w:numId w:val="50"/>
-        </w:numPr>
-        <w:rPr>
-          <w:rFonts w:ascii="Times New Roman" w:eastAsia="宋体" w:hAnsi="Times New Roman" w:cs="Times New Roman"/>
-        </w:rPr>
-      </w:pPr>
-      <w:r>
-        <w:rPr>
-          <w:rFonts w:ascii="Times New Roman" w:eastAsia="宋体" w:hAnsi="Times New Roman" w:cs="Times New Roman" w:hint="eastAsia"/>
-        </w:rPr>
-        <w:t>优化了绘图界面缩小时的渲染性能</w:t>
-      </w:r>
-    </w:p>
-    <w:p>
-      <w:pPr>
-        <w:pStyle w:val="a9"/>
-        <w:numPr>
-          <w:ilvl w:val="0"/>
-          <w:numId w:val="50"/>
-        </w:numPr>
-        <w:rPr>
-          <w:rFonts w:ascii="Times New Roman" w:eastAsia="宋体" w:hAnsi="Times New Roman" w:cs="Times New Roman"/>
-        </w:rPr>
-      </w:pPr>
-      <w:r>
-        <w:rPr>
-          <w:rFonts w:ascii="Times New Roman" w:eastAsia="宋体" w:hAnsi="Times New Roman" w:cs="Times New Roman" w:hint="eastAsia"/>
-        </w:rPr>
-        <w:t>修复使用触发编辑器拖拽小点为步兵关联标签时，已关联标记没有依据步兵子单元格显示的</w:t>
-      </w:r>
-      <w:r>
-        <w:rPr>
-          <w:rFonts w:ascii="Times New Roman" w:eastAsia="宋体" w:hAnsi="Times New Roman" w:cs="Times New Roman" w:hint="eastAsia"/>
-        </w:rPr>
-        <w:t>bug</w:t>
-      </w:r>
-    </w:p>
-    <w:p>
-      <w:pPr>
-        <w:pStyle w:val="a9"/>
-        <w:numPr>
-          <w:ilvl w:val="0"/>
-          <w:numId w:val="50"/>
-        </w:numPr>
-        <w:rPr>
-          <w:rFonts w:ascii="Times New Roman" w:eastAsia="宋体" w:hAnsi="Times New Roman" w:cs="Times New Roman"/>
-        </w:rPr>
-      </w:pPr>
-      <w:r>
-        <w:rPr>
-          <w:rFonts w:ascii="Times New Roman" w:eastAsia="宋体" w:hAnsi="Times New Roman" w:cs="Times New Roman" w:hint="eastAsia"/>
-        </w:rPr>
-        <w:t>Lua</w:t>
-      </w:r>
-      <w:r>
-        <w:rPr>
-          <w:rFonts w:ascii="Times New Roman" w:eastAsia="宋体" w:hAnsi="Times New Roman" w:cs="Times New Roman" w:hint="eastAsia"/>
-        </w:rPr>
-        <w:t>脚本终端可以开启</w:t>
-      </w:r>
-      <w:r>
-        <w:rPr>
-          <w:rFonts w:ascii="Times New Roman" w:eastAsia="宋体" w:hAnsi="Times New Roman" w:cs="Times New Roman" w:hint="eastAsia"/>
-        </w:rPr>
-        <w:t>MCP</w:t>
-      </w:r>
-      <w:r>
-        <w:rPr>
-          <w:rFonts w:ascii="Times New Roman" w:eastAsia="宋体" w:hAnsi="Times New Roman" w:cs="Times New Roman" w:hint="eastAsia"/>
-        </w:rPr>
-        <w:t>服务器，接入大语言模型调用</w:t>
-      </w:r>
-      <w:r>
-        <w:rPr>
-          <w:rFonts w:ascii="Times New Roman" w:eastAsia="宋体" w:hAnsi="Times New Roman" w:cs="Times New Roman" w:hint="eastAsia"/>
-        </w:rPr>
-        <w:t>lua</w:t>
-      </w:r>
-      <w:r>
-        <w:rPr>
-          <w:rFonts w:ascii="Times New Roman" w:eastAsia="宋体" w:hAnsi="Times New Roman" w:cs="Times New Roman" w:hint="eastAsia"/>
-        </w:rPr>
-        <w:t>脚本</w:t>
-      </w:r>
-      <w:r>
-        <w:rPr>
-          <w:rFonts w:ascii="Times New Roman" w:eastAsia="宋体" w:hAnsi="Times New Roman" w:cs="Times New Roman" w:hint="eastAsia"/>
-        </w:rPr>
-        <w:t>。详见</w:t>
-      </w:r>
-      <w:r>
-        <w:rPr>
-          <w:rFonts w:ascii="Times New Roman" w:eastAsia="宋体" w:hAnsi="Times New Roman" w:cs="Times New Roman" w:hint="eastAsia"/>
-        </w:rPr>
-        <w:t>MCP.Enable</w:t>
-      </w:r>
-    </w:p>
-    <w:p>
-      <w:pPr>
-        <w:pStyle w:val="a9"/>
-        <w:numPr>
-          <w:ilvl w:val="0"/>
-          <w:numId w:val="50"/>
-        </w:numPr>
-        <w:rPr>
-          <w:rFonts w:ascii="Times New Roman" w:eastAsia="宋体" w:hAnsi="Times New Roman" w:cs="Times New Roman"/>
-        </w:rPr>
-      </w:pPr>
-      <w:r>
-        <w:rPr>
-          <w:rFonts w:ascii="Times New Roman" w:eastAsia="宋体" w:hAnsi="Times New Roman" w:cs="Times New Roman" w:hint="eastAsia"/>
-        </w:rPr>
-        <w:t>修复渲染部分</w:t>
-      </w:r>
-      <w:r>
-        <w:rPr>
-          <w:rFonts w:ascii="Times New Roman" w:eastAsia="宋体" w:hAnsi="Times New Roman" w:cs="Times New Roman" w:hint="eastAsia"/>
-        </w:rPr>
-        <w:t>vxl</w:t>
-      </w:r>
-      <w:r>
-        <w:rPr>
-          <w:rFonts w:ascii="Times New Roman" w:eastAsia="宋体" w:hAnsi="Times New Roman" w:cs="Times New Roman" w:hint="eastAsia"/>
-        </w:rPr>
-        <w:t>时崩溃的</w:t>
-      </w:r>
-      <w:r>
-        <w:rPr>
-          <w:rFonts w:ascii="Times New Roman" w:eastAsia="宋体" w:hAnsi="Times New Roman" w:cs="Times New Roman" w:hint="eastAsia"/>
-        </w:rPr>
-        <w:t>bug</w:t>
-      </w:r>
-    </w:p>
-    <w:p>
-      <w:pPr>
-        <w:pStyle w:val="a9"/>
-        <w:numPr>
-          <w:ilvl w:val="0"/>
-          <w:numId w:val="50"/>
-        </w:numPr>
-        <w:rPr>
-          <w:rFonts w:ascii="Times New Roman" w:eastAsia="宋体" w:hAnsi="Times New Roman" w:cs="Times New Roman"/>
-        </w:rPr>
-      </w:pPr>
-      <w:r>
-        <w:rPr>
-          <w:rFonts w:ascii="Times New Roman" w:eastAsia="宋体" w:hAnsi="Times New Roman" w:cs="Times New Roman" w:hint="eastAsia"/>
-        </w:rPr>
-        <w:t>基本设置窗口增加背景音乐和载入界面背景音乐选项</w:t>
-      </w:r>
-    </w:p>
-    <w:p>
-      <w:pPr>
-        <w:pStyle w:val="a9"/>
-        <w:numPr>
-          <w:ilvl w:val="0"/>
-          <w:numId w:val="50"/>
-        </w:numPr>
-        <w:rPr>
-          <w:rFonts w:ascii="Times New Roman" w:eastAsia="宋体" w:hAnsi="Times New Roman" w:cs="Times New Roman"/>
-        </w:rPr>
-      </w:pPr>
-      <w:r>
-        <w:rPr>
-          <w:rFonts w:ascii="Times New Roman" w:eastAsia="宋体" w:hAnsi="Times New Roman" w:cs="Times New Roman" w:hint="eastAsia"/>
-        </w:rPr>
-        <w:t>单人任务设置</w:t>
-      </w:r>
-      <w:r>
-        <w:rPr>
-          <w:rFonts w:ascii="Times New Roman" w:eastAsia="宋体" w:hAnsi="Times New Roman" w:cs="Times New Roman" w:hint="eastAsia"/>
-        </w:rPr>
-        <w:t>-</w:t>
-      </w:r>
-      <w:r>
-        <w:rPr>
-          <w:rFonts w:ascii="Times New Roman" w:eastAsia="宋体" w:hAnsi="Times New Roman" w:cs="Times New Roman" w:hint="eastAsia"/>
-        </w:rPr>
-        <w:t>幻影伪装树木可以使用绘制随机树木窗口进行选择</w:t>
-      </w:r>
-    </w:p>
-    <w:p>
-      <w:pPr>
-        <w:pStyle w:val="a9"/>
-        <w:numPr>
-          <w:ilvl w:val="0"/>
-          <w:numId w:val="50"/>
-        </w:numPr>
-        <w:rPr>
-          <w:rFonts w:ascii="Times New Roman" w:eastAsia="宋体" w:hAnsi="Times New Roman" w:cs="Times New Roman"/>
-        </w:rPr>
-      </w:pPr>
-      <w:r>
-        <w:rPr>
-          <w:rFonts w:ascii="Times New Roman" w:eastAsia="宋体" w:hAnsi="Times New Roman" w:cs="Times New Roman" w:hint="eastAsia"/>
-        </w:rPr>
-        <w:t>放置高架桥头时，可以显示辅助参考线</w:t>
-      </w:r>
-    </w:p>
-    <w:p>
-      <w:pPr>
-        <w:pStyle w:val="a9"/>
-        <w:numPr>
-          <w:ilvl w:val="0"/>
-          <w:numId w:val="50"/>
-        </w:numPr>
-        <w:rPr>
-          <w:rFonts w:ascii="Times New Roman" w:eastAsia="宋体" w:hAnsi="Times New Roman" w:cs="Times New Roman"/>
-        </w:rPr>
-      </w:pPr>
-      <w:r>
-        <w:rPr>
-          <w:rFonts w:ascii="Times New Roman" w:eastAsia="宋体" w:hAnsi="Times New Roman" w:cs="Times New Roman" w:hint="eastAsia"/>
-        </w:rPr>
-        <w:t>为触发编辑器检查下级触发是否是自身添加开关，详见</w:t>
-      </w:r>
-      <w:r>
-        <w:rPr>
-          <w:rFonts w:ascii="Times New Roman" w:eastAsia="宋体" w:hAnsi="Times New Roman" w:cs="Times New Roman" w:hint="eastAsia"/>
-        </w:rPr>
-        <w:t>AttachedTriggerIsSelfCheck</w:t>
-      </w:r>
-    </w:p>
-    <w:p>
-      <w:pPr>
-        <w:pStyle w:val="a9"/>
-        <w:numPr>
-          <w:ilvl w:val="0"/>
-          <w:numId w:val="50"/>
-        </w:numPr>
-        <w:rPr>
-          <w:rFonts w:ascii="Times New Roman" w:eastAsia="宋体" w:hAnsi="Times New Roman" w:cs="Times New Roman"/>
-        </w:rPr>
-      </w:pPr>
-      <w:r>
-        <w:rPr>
-          <w:rFonts w:ascii="Times New Roman" w:eastAsia="宋体" w:hAnsi="Times New Roman" w:cs="Times New Roman" w:hint="eastAsia"/>
-        </w:rPr>
-        <w:t>修复遭遇战地图预览渲染时没有正确标记高架桥的</w:t>
-      </w:r>
-      <w:r>
-        <w:rPr>
-          <w:rFonts w:ascii="Times New Roman" w:eastAsia="宋体" w:hAnsi="Times New Roman" w:cs="Times New Roman" w:hint="eastAsia"/>
-        </w:rPr>
-        <w:t>bug</w:t>
-      </w:r>
-    </w:p>
-    <w:p>
-      <w:pPr>
-        <w:pStyle w:val="a9"/>
-        <w:numPr>
-          <w:ilvl w:val="0"/>
-          <w:numId w:val="50"/>
-        </w:numPr>
-        <w:rPr>
-          <w:rFonts w:ascii="Times New Roman" w:eastAsia="宋体" w:hAnsi="Times New Roman" w:cs="Times New Roman"/>
-        </w:rPr>
-      </w:pPr>
-      <w:r>
-        <w:rPr>
-          <w:rFonts w:ascii="Times New Roman" w:eastAsia="宋体" w:hAnsi="Times New Roman" w:cs="Times New Roman" w:hint="eastAsia"/>
-        </w:rPr>
-        <w:t>为</w:t>
-      </w:r>
-      <w:r>
-        <w:rPr>
-          <w:rFonts w:ascii="Times New Roman" w:eastAsia="宋体" w:hAnsi="Times New Roman" w:cs="Times New Roman" w:hint="eastAsia"/>
-        </w:rPr>
-        <w:t>Lua</w:t>
-      </w:r>
-      <w:r>
-        <w:rPr>
-          <w:rFonts w:ascii="Times New Roman" w:eastAsia="宋体" w:hAnsi="Times New Roman" w:cs="Times New Roman" w:hint="eastAsia"/>
-        </w:rPr>
-        <w:t>脚本终端添加安全检查，会在执行前静态检查高危操作，详见</w:t>
-      </w:r>
-      <w:r>
-        <w:rPr>
-          <w:rFonts w:ascii="Times New Roman" w:eastAsia="宋体" w:hAnsi="Times New Roman" w:cs="Times New Roman" w:hint="eastAsia"/>
-        </w:rPr>
-        <w:t>DisableLuaConsoleSafetyCheck</w:t>
-      </w:r>
-    </w:p>
-    <w:p>
-      <w:pPr>
-        <w:pStyle w:val="a9"/>
-        <w:numPr>
-          <w:ilvl w:val="0"/>
-          <w:numId w:val="50"/>
-        </w:numPr>
-        <w:rPr>
-          <w:rFonts w:ascii="Times New Roman" w:eastAsia="宋体" w:hAnsi="Times New Roman" w:cs="Times New Roman"/>
-        </w:rPr>
-      </w:pPr>
-      <w:r>
-        <w:rPr>
-          <w:rFonts w:ascii="Times New Roman" w:eastAsia="宋体" w:hAnsi="Times New Roman" w:cs="Times New Roman" w:hint="eastAsia"/>
-        </w:rPr>
-        <w:t>可以在地图视图内按方向键调节视角，同时按住</w:t>
-      </w:r>
-      <w:r>
-        <w:rPr>
-          <w:rFonts w:ascii="Times New Roman" w:eastAsia="宋体" w:hAnsi="Times New Roman" w:cs="Times New Roman" w:hint="eastAsia"/>
-        </w:rPr>
-        <w:t>ctrl</w:t>
-      </w:r>
-      <w:r>
-        <w:rPr>
-          <w:rFonts w:ascii="Times New Roman" w:eastAsia="宋体" w:hAnsi="Times New Roman" w:cs="Times New Roman" w:hint="eastAsia"/>
-        </w:rPr>
-        <w:t>键加速移动</w:t>
-      </w:r>
-    </w:p>
-    <w:p>
-      <w:pPr>
-        <w:pStyle w:val="a9"/>
-        <w:numPr>
-          <w:ilvl w:val="0"/>
-          <w:numId w:val="50"/>
-        </w:numPr>
-        <w:rPr>
-          <w:rFonts w:ascii="Times New Roman" w:eastAsia="宋体" w:hAnsi="Times New Roman" w:cs="Times New Roman"/>
-        </w:rPr>
-      </w:pPr>
-      <w:r>
-        <w:rPr>
-          <w:rFonts w:ascii="Times New Roman" w:eastAsia="宋体" w:hAnsi="Times New Roman" w:cs="Times New Roman" w:hint="eastAsia"/>
-        </w:rPr>
-        <w:t>修复部分遭遇战地图所属方选项重复的</w:t>
-      </w:r>
-      <w:r>
-        <w:rPr>
-          <w:rFonts w:ascii="Times New Roman" w:eastAsia="宋体" w:hAnsi="Times New Roman" w:cs="Times New Roman" w:hint="eastAsia"/>
-        </w:rPr>
-        <w:t>bug</w:t>
-      </w:r>
-    </w:p>
-    <w:p>
-      <w:pPr>
-        <w:pStyle w:val="a9"/>
-        <w:numPr>
-          <w:ilvl w:val="0"/>
-          <w:numId w:val="50"/>
-        </w:numPr>
-        <w:rPr>
-          <w:rFonts w:ascii="Times New Roman" w:eastAsia="宋体" w:hAnsi="Times New Roman" w:cs="Times New Roman"/>
-        </w:rPr>
-      </w:pPr>
-      <w:r>
-        <w:rPr>
-          <w:rFonts w:ascii="Times New Roman" w:eastAsia="宋体" w:hAnsi="Times New Roman" w:cs="Times New Roman" w:hint="eastAsia"/>
-        </w:rPr>
-        <w:t>重写单位属性对话框，标签支持搜索，所属方可以显示颜色</w:t>
-      </w:r>
-    </w:p>
-    <w:p>
-      <w:pPr>
-        <w:pStyle w:val="a9"/>
-        <w:numPr>
-          <w:ilvl w:val="0"/>
-          <w:numId w:val="50"/>
-        </w:numPr>
-        <w:rPr>
-          <w:rFonts w:ascii="Times New Roman" w:eastAsia="宋体" w:hAnsi="Times New Roman" w:cs="Times New Roman"/>
-        </w:rPr>
-      </w:pPr>
-      <w:r>
-        <w:rPr>
-          <w:rFonts w:ascii="Times New Roman" w:eastAsia="宋体" w:hAnsi="Times New Roman" w:cs="Times New Roman" w:hint="eastAsia"/>
-        </w:rPr>
-        <w:t>支持将</w:t>
-      </w:r>
-      <w:r>
-        <w:rPr>
-          <w:rFonts w:ascii="Times New Roman" w:eastAsia="宋体" w:hAnsi="Times New Roman" w:cs="Times New Roman" w:hint="eastAsia"/>
-        </w:rPr>
-        <w:t>物品浏览器和</w:t>
-      </w:r>
-      <w:r>
-        <w:rPr>
-          <w:rFonts w:ascii="Times New Roman" w:eastAsia="宋体" w:hAnsi="Times New Roman" w:cs="Times New Roman" w:hint="eastAsia"/>
-        </w:rPr>
-        <w:t>地形浏览器作为一个独立窗口显示</w:t>
-      </w:r>
-      <w:r>
-        <w:rPr>
-          <w:rFonts w:ascii="Times New Roman" w:eastAsia="宋体" w:hAnsi="Times New Roman" w:cs="Times New Roman" w:hint="eastAsia"/>
-        </w:rPr>
-        <w:t>，可以调节透明度</w:t>
-      </w:r>
-      <w:r>
-        <w:rPr>
-          <w:rFonts w:ascii="Times New Roman" w:eastAsia="宋体" w:hAnsi="Times New Roman" w:cs="Times New Roman" w:hint="eastAsia"/>
-        </w:rPr>
-        <w:t>，详见</w:t>
-      </w:r>
-      <w:r>
-        <w:rPr>
-          <w:rFonts w:ascii="Times New Roman" w:eastAsia="宋体" w:hAnsi="Times New Roman" w:cs="Times New Roman" w:hint="eastAsia"/>
-        </w:rPr>
-        <w:t>ViewObjectsFloating</w:t>
-      </w:r>
-      <w:r>
-        <w:rPr>
-          <w:rFonts w:ascii="Times New Roman" w:eastAsia="宋体" w:hAnsi="Times New Roman" w:cs="Times New Roman" w:hint="eastAsia"/>
-        </w:rPr>
-        <w:t>和</w:t>
-      </w:r>
-      <w:r>
-        <w:rPr>
-          <w:rFonts w:ascii="Times New Roman" w:eastAsia="宋体" w:hAnsi="Times New Roman" w:cs="Times New Roman" w:hint="eastAsia"/>
-        </w:rPr>
-        <w:t>TileSetBrowserFloating</w:t>
-      </w:r>
-    </w:p>
-    <w:p>
-      <w:pPr>
-        <w:pStyle w:val="a9"/>
-        <w:numPr>
-          <w:ilvl w:val="0"/>
-          <w:numId w:val="50"/>
-        </w:numPr>
-        <w:rPr>
-          <w:rFonts w:ascii="Times New Roman" w:eastAsia="宋体" w:hAnsi="Times New Roman" w:cs="Times New Roman"/>
-        </w:rPr>
-      </w:pPr>
-      <w:r>
-        <w:rPr>
-          <w:rFonts w:ascii="Times New Roman" w:eastAsia="宋体" w:hAnsi="Times New Roman" w:cs="Times New Roman" w:hint="eastAsia"/>
-        </w:rPr>
-        <w:t>绝大多数窗口可以调节透明度</w:t>
-      </w:r>
-    </w:p>
-    <w:p>
-      <w:pPr>
-        <w:pStyle w:val="a9"/>
-        <w:numPr>
-          <w:ilvl w:val="0"/>
-          <w:numId w:val="50"/>
-        </w:numPr>
-        <w:rPr>
-          <w:rFonts w:ascii="Times New Roman" w:eastAsia="宋体" w:hAnsi="Times New Roman" w:cs="Times New Roman"/>
-        </w:rPr>
-      </w:pPr>
-      <w:r>
-        <w:rPr>
-          <w:rFonts w:ascii="Times New Roman" w:eastAsia="宋体" w:hAnsi="Times New Roman" w:cs="Times New Roman" w:hint="eastAsia"/>
-        </w:rPr>
-        <w:t>修复部分情况下按工具栏擦除覆盖物等按钮不生效的</w:t>
-      </w:r>
-      <w:r>
-        <w:rPr>
-          <w:rFonts w:ascii="Times New Roman" w:eastAsia="宋体" w:hAnsi="Times New Roman" w:cs="Times New Roman" w:hint="eastAsia"/>
-        </w:rPr>
-        <w:t>bug</w:t>
-      </w:r>
-    </w:p>
-    <w:p>
-      <w:pPr>
-        <w:pStyle w:val="a9"/>
-        <w:numPr>
-          <w:ilvl w:val="0"/>
-          <w:numId w:val="50"/>
-        </w:numPr>
-        <w:rPr>
-          <w:rFonts w:ascii="Times New Roman" w:eastAsia="宋体" w:hAnsi="Times New Roman" w:cs="Times New Roman"/>
-        </w:rPr>
-      </w:pPr>
-      <w:r>
-        <w:rPr>
-          <w:rFonts w:ascii="Times New Roman" w:eastAsia="宋体" w:hAnsi="Times New Roman" w:cs="Times New Roman" w:hint="eastAsia"/>
-        </w:rPr>
-        <w:t>修复暗色模式下非主程序菜单的背景色被错误填充的</w:t>
-      </w:r>
-      <w:r>
-        <w:rPr>
-          <w:rFonts w:ascii="Times New Roman" w:eastAsia="宋体" w:hAnsi="Times New Roman" w:cs="Times New Roman" w:hint="eastAsia"/>
-        </w:rPr>
-        <w:t>bug</w:t>
-      </w:r>
-    </w:p>
-    <w:p>
-      <w:pPr>
-        <w:pStyle w:val="a9"/>
-        <w:numPr>
-          <w:ilvl w:val="0"/>
-          <w:numId w:val="50"/>
-        </w:numPr>
-        <w:rPr>
-          <w:rFonts w:ascii="Times New Roman" w:eastAsia="宋体" w:hAnsi="Times New Roman" w:cs="Times New Roman"/>
-        </w:rPr>
-      </w:pPr>
-      <w:r>
-        <w:rPr>
-          <w:rFonts w:ascii="Times New Roman" w:eastAsia="宋体" w:hAnsi="Times New Roman" w:cs="Times New Roman" w:hint="eastAsia"/>
-        </w:rPr>
-        <w:t>为触发编辑器、</w:t>
-      </w:r>
-      <w:r>
-        <w:rPr>
-          <w:rFonts w:ascii="Times New Roman" w:eastAsia="宋体" w:hAnsi="Times New Roman" w:cs="Times New Roman" w:hint="eastAsia"/>
-        </w:rPr>
-        <w:t>AI</w:t>
-      </w:r>
-      <w:r>
-        <w:rPr>
-          <w:rFonts w:ascii="Times New Roman" w:eastAsia="宋体" w:hAnsi="Times New Roman" w:cs="Times New Roman" w:hint="eastAsia"/>
-        </w:rPr>
-        <w:t>触发编辑器增加跳转按钮，可以跳转到参数对应的路径点、小队等位置</w:t>
-      </w:r>
-    </w:p>
-    <w:p>
-      <w:pPr>
-        <w:pStyle w:val="a9"/>
-        <w:numPr>
-          <w:ilvl w:val="0"/>
-          <w:numId w:val="50"/>
-        </w:numPr>
-        <w:rPr>
-          <w:rFonts w:ascii="Times New Roman" w:eastAsia="宋体" w:hAnsi="Times New Roman" w:cs="Times New Roman"/>
-        </w:rPr>
-      </w:pPr>
-      <w:r>
-        <w:rPr>
-          <w:rFonts w:ascii="Times New Roman" w:eastAsia="宋体" w:hAnsi="Times New Roman" w:cs="Times New Roman" w:hint="eastAsia"/>
-        </w:rPr>
-        <w:t>受损火焰能正确被其他单位遮挡</w:t>
-      </w:r>
-      <w:r>
-        <w:rPr>
-          <w:rFonts w:ascii="Times New Roman" w:eastAsia="宋体" w:hAnsi="Times New Roman" w:cs="Times New Roman" w:hint="eastAsia"/>
-        </w:rPr>
-        <w:t>，可以读取</w:t>
-      </w:r>
-      <w:r>
-        <w:rPr>
-          <w:rFonts w:ascii="Times New Roman" w:eastAsia="宋体" w:hAnsi="Times New Roman" w:cs="Times New Roman" w:hint="eastAsia"/>
-        </w:rPr>
-        <w:t>Next=</w:t>
-      </w:r>
-      <w:r>
-        <w:rPr>
-          <w:rFonts w:ascii="Times New Roman" w:eastAsia="宋体" w:hAnsi="Times New Roman" w:cs="Times New Roman" w:hint="eastAsia"/>
-        </w:rPr>
-        <w:t>最终的</w:t>
-      </w:r>
-      <w:r>
-        <w:rPr>
-          <w:rFonts w:ascii="Times New Roman" w:eastAsia="宋体" w:hAnsi="Times New Roman" w:cs="Times New Roman" w:hint="eastAsia"/>
-        </w:rPr>
-        <w:t>图像</w:t>
-      </w:r>
-    </w:p>
-    <w:p>
-      <w:pPr>
-        <w:pStyle w:val="a9"/>
-        <w:numPr>
-          <w:ilvl w:val="0"/>
-          <w:numId w:val="50"/>
-        </w:numPr>
-        <w:rPr>
-          <w:rFonts w:ascii="Times New Roman" w:eastAsia="宋体" w:hAnsi="Times New Roman" w:cs="Times New Roman"/>
-        </w:rPr>
-      </w:pPr>
-      <w:r>
-        <w:rPr>
-          <w:rFonts w:ascii="Times New Roman" w:eastAsia="宋体" w:hAnsi="Times New Roman" w:cs="Times New Roman" w:hint="eastAsia"/>
-        </w:rPr>
-        <w:t>抬升、降低、平坦地表工具增加顶点模式，切换后可以直接修改顶点高度，</w:t>
-      </w:r>
-      <w:r>
-        <w:rPr>
-          <w:rFonts w:ascii="Times New Roman" w:eastAsia="宋体" w:hAnsi="Times New Roman" w:cs="Times New Roman" w:hint="eastAsia"/>
-        </w:rPr>
-        <w:lastRenderedPageBreak/>
-        <w:t>生成更精细的斜坡</w:t>
+        <w:t>抬升、降低、平坦地表工具增加顶点模式，切换后可以直接修改顶点高度，生成更精细的斜坡</w:t>
       </w:r>
     </w:p>
     <w:p>
@@ -3058,6 +3070,7 @@
         <w:rPr>
           <w:rFonts w:ascii="Times New Roman" w:eastAsia="宋体" w:hAnsi="Times New Roman" w:cs="Times New Roman" w:hint="eastAsia"/>
         </w:rPr>
+        <w:lastRenderedPageBreak/>
         <w:t>修复在老系统上展开下拉菜单使用滚轮时，会错误触发文本框选择切换的</w:t>
       </w:r>
       <w:r>
@@ -3082,7 +3095,6 @@
         <w:rPr>
           <w:rFonts w:ascii="Times New Roman" w:eastAsia="宋体" w:hAnsi="Times New Roman" w:cs="Times New Roman" w:hint="eastAsia"/>
         </w:rPr>
-        <w:lastRenderedPageBreak/>
         <w:t>修复</w:t>
       </w:r>
       <w:r>
@@ -3974,6 +3986,7 @@
         <w:rPr>
           <w:rFonts w:ascii="Times New Roman" w:eastAsia="宋体" w:hAnsi="Times New Roman" w:cs="Times New Roman" w:hint="eastAsia"/>
         </w:rPr>
+        <w:lastRenderedPageBreak/>
         <w:t>可以记忆地形浏览器的大小</w:t>
       </w:r>
     </w:p>
@@ -3992,7 +4005,6 @@
         <w:rPr>
           <w:rFonts w:ascii="Times New Roman" w:eastAsia="宋体" w:hAnsi="Times New Roman" w:cs="Times New Roman" w:hint="eastAsia"/>
         </w:rPr>
-        <w:lastRenderedPageBreak/>
         <w:t>地形浏览器、覆盖物浏览器、对象查看器可以按住</w:t>
       </w:r>
       <w:r>
@@ -4901,6 +4913,7 @@
         <w:rPr>
           <w:rFonts w:ascii="Times New Roman" w:eastAsia="宋体" w:hAnsi="Times New Roman" w:cs="Times New Roman" w:hint="eastAsia"/>
         </w:rPr>
+        <w:lastRenderedPageBreak/>
         <w:t>AI</w:t>
       </w:r>
       <w:r>
@@ -4931,7 +4944,6 @@
         <w:rPr>
           <w:rFonts w:ascii="Times New Roman" w:eastAsia="宋体" w:hAnsi="Times New Roman" w:cs="Times New Roman" w:hint="eastAsia"/>
         </w:rPr>
-        <w:lastRenderedPageBreak/>
         <w:t>修复通用格式刷同时应用于多种不同对象时，</w:t>
       </w:r>
       <w:r>
@@ -5786,6 +5798,7 @@
         <w:rPr>
           <w:rFonts w:ascii="Times New Roman" w:eastAsia="宋体" w:hAnsi="Times New Roman" w:cs="Times New Roman" w:hint="eastAsia"/>
         </w:rPr>
+        <w:lastRenderedPageBreak/>
         <w:t>修复导入已存在的地图对话框中三个导入选项不正常的</w:t>
       </w:r>
       <w:r>
@@ -5810,7 +5823,6 @@
         <w:rPr>
           <w:rFonts w:ascii="Times New Roman" w:eastAsia="宋体" w:hAnsi="Times New Roman" w:cs="Times New Roman" w:hint="eastAsia"/>
         </w:rPr>
-        <w:lastRenderedPageBreak/>
         <w:t>地图工具</w:t>
       </w:r>
       <w:r>
@@ -6864,6 +6876,7 @@
         <w:rPr>
           <w:rFonts w:ascii="Times New Roman" w:eastAsia="宋体" w:hAnsi="Times New Roman" w:cs="Times New Roman" w:hint="eastAsia"/>
         </w:rPr>
+        <w:lastRenderedPageBreak/>
         <w:t>支持自定义气候类型的</w:t>
       </w:r>
       <w:r>
@@ -6904,7 +6917,6 @@
           <w:kern w:val="0"/>
           <w14:ligatures w14:val="none"/>
         </w:rPr>
-        <w:lastRenderedPageBreak/>
         <w:t>科技类型、</w:t>
       </w:r>
       <w:r>
@@ -8047,6 +8059,7 @@
         <w:rPr>
           <w:rFonts w:ascii="Times New Roman" w:eastAsia="宋体" w:hAnsi="Times New Roman" w:cs="Times New Roman" w:hint="eastAsia"/>
         </w:rPr>
+        <w:lastRenderedPageBreak/>
         <w:t>修复当显示缺省图像开启时，对没有影子帧的单位显示缺省阴影的</w:t>
       </w:r>
       <w:r>
@@ -8071,7 +8084,6 @@
         <w:rPr>
           <w:rFonts w:ascii="Times New Roman" w:eastAsia="宋体" w:hAnsi="Times New Roman" w:cs="Times New Roman" w:hint="eastAsia"/>
         </w:rPr>
-        <w:lastRenderedPageBreak/>
         <w:t>支持读取</w:t>
       </w:r>
       <w:r>
@@ -9068,6 +9080,7 @@
         <w:rPr>
           <w:rFonts w:ascii="Times New Roman" w:eastAsia="宋体" w:hAnsi="Times New Roman" w:cs="Times New Roman" w:hint="eastAsia"/>
         </w:rPr>
+        <w:lastRenderedPageBreak/>
         <w:t>支持车辆单位的额外炮塔和额外炮管</w:t>
       </w:r>
     </w:p>
@@ -9086,7 +9099,6 @@
         <w:rPr>
           <w:rFonts w:ascii="Times New Roman" w:eastAsia="宋体" w:hAnsi="Times New Roman" w:cs="Times New Roman"/>
         </w:rPr>
-        <w:lastRenderedPageBreak/>
         <w:t>I</w:t>
       </w:r>
       <w:r>
@@ -49440,7 +49452,7 @@
         <v:path o:extrusionok="f" gradientshapeok="t" o:connecttype="rect"/>
         <o:lock v:ext="edit" aspectratio="t"/>
       </v:shapetype>
-      <v:shape id="_x0000_i1028" type="#_x0000_t75" style="width:11.55pt;height:11.55pt" o:bullet="t">
+      <v:shape id="_x0000_i1030" type="#_x0000_t75" style="width:11.55pt;height:11.55pt" o:bullet="t">
         <v:imagedata r:id="rId1" o:title="mso9A9A"/>
       </v:shape>
     </w:pict>

--- a/Supplementary/文档/FA2SP HDM Edition说明文档.docx
+++ b/Supplementary/文档/FA2SP HDM Edition说明文档.docx
@@ -1001,6 +1001,43 @@
         <w:pStyle w:val="a9"/>
         <w:numPr>
           <w:ilvl w:val="0"/>
+          <w:numId w:val="11"/>
+        </w:numPr>
+        <w:rPr>
+          <w:rFonts w:ascii="Times New Roman" w:eastAsia="宋体" w:hAnsi="Times New Roman" w:cs="Times New Roman"/>
+        </w:rPr>
+      </w:pPr>
+      <w:r>
+        <w:rPr>
+          <w:rFonts w:ascii="Times New Roman" w:eastAsia="宋体" w:hAnsi="Times New Roman" w:cs="Times New Roman" w:hint="eastAsia"/>
+        </w:rPr>
+        <w:lastRenderedPageBreak/>
+        <w:t>支持</w:t>
+      </w:r>
+      <w:r>
+        <w:rPr>
+          <w:rFonts w:ascii="Times New Roman" w:eastAsia="宋体" w:hAnsi="Times New Roman" w:cs="Times New Roman" w:hint="eastAsia"/>
+        </w:rPr>
+        <w:t>Phobos v0.5-alpha</w:t>
+      </w:r>
+      <w:r>
+        <w:rPr>
+          <w:rFonts w:ascii="Times New Roman" w:eastAsia="宋体" w:hAnsi="Times New Roman" w:cs="Times New Roman" w:hint="eastAsia"/>
+        </w:rPr>
+        <w:t>的地形动画</w:t>
+      </w:r>
+      <w:r>
+        <w:rPr>
+          <w:rFonts w:ascii="Times New Roman" w:eastAsia="宋体" w:hAnsi="Times New Roman" w:cs="Times New Roman" w:hint="eastAsia"/>
+        </w:rPr>
+        <w:t>TheaterPalette</w:t>
+      </w:r>
+    </w:p>
+    <w:p>
+      <w:pPr>
+        <w:pStyle w:val="a9"/>
+        <w:numPr>
+          <w:ilvl w:val="0"/>
           <w:numId w:val="10"/>
         </w:numPr>
         <w:rPr>
@@ -1019,7 +1056,6 @@
           <w:sz w:val="28"/>
           <w:szCs w:val="32"/>
         </w:rPr>
-        <w:lastRenderedPageBreak/>
         <w:t>1.</w:t>
       </w:r>
       <w:r>
@@ -2028,7 +2064,14 @@
         <w:rPr>
           <w:rFonts w:ascii="Times New Roman" w:eastAsia="宋体" w:hAnsi="Times New Roman" w:cs="Times New Roman" w:hint="eastAsia"/>
         </w:rPr>
-        <w:t>，详见</w:t>
+        <w:t>，</w:t>
+      </w:r>
+      <w:r>
+        <w:rPr>
+          <w:rFonts w:ascii="Times New Roman" w:eastAsia="宋体" w:hAnsi="Times New Roman" w:cs="Times New Roman" w:hint="eastAsia"/>
+        </w:rPr>
+        <w:lastRenderedPageBreak/>
+        <w:t>详见</w:t>
       </w:r>
       <w:r>
         <w:rPr>
@@ -2064,7 +2107,6 @@
         <w:rPr>
           <w:rFonts w:ascii="Times New Roman" w:eastAsia="宋体" w:hAnsi="Times New Roman" w:cs="Times New Roman" w:hint="eastAsia"/>
         </w:rPr>
-        <w:lastRenderedPageBreak/>
         <w:t>绝大多数窗口可以调节透明度</w:t>
       </w:r>
     </w:p>
@@ -3003,7 +3045,14 @@
         <w:rPr>
           <w:rFonts w:ascii="Times New Roman" w:eastAsia="宋体" w:hAnsi="Times New Roman" w:cs="Times New Roman" w:hint="eastAsia"/>
         </w:rPr>
-        <w:t>，可以让地形浏览器的图像排列更加紧凑</w:t>
+        <w:t>，可以让地形浏览器的图像排列更加</w:t>
+      </w:r>
+      <w:r>
+        <w:rPr>
+          <w:rFonts w:ascii="Times New Roman" w:eastAsia="宋体" w:hAnsi="Times New Roman" w:cs="Times New Roman" w:hint="eastAsia"/>
+        </w:rPr>
+        <w:lastRenderedPageBreak/>
+        <w:t>紧凑</w:t>
       </w:r>
     </w:p>
     <w:p>
@@ -3021,7 +3070,6 @@
         <w:rPr>
           <w:rFonts w:ascii="Times New Roman" w:eastAsia="宋体" w:hAnsi="Times New Roman" w:cs="Times New Roman" w:hint="eastAsia"/>
         </w:rPr>
-        <w:lastRenderedPageBreak/>
         <w:t>修复对象查看器无法按名称搜索覆盖物的</w:t>
       </w:r>
       <w:r>
@@ -3988,6 +4036,7 @@
         <w:rPr>
           <w:rFonts w:ascii="Times New Roman" w:eastAsia="宋体" w:hAnsi="Times New Roman" w:cs="Times New Roman" w:hint="eastAsia"/>
         </w:rPr>
+        <w:lastRenderedPageBreak/>
         <w:t>地图注释新增放置线段、箭头、圆功能，可以保存在地图内</w:t>
       </w:r>
     </w:p>
@@ -4006,7 +4055,6 @@
         <w:rPr>
           <w:rFonts w:ascii="Times New Roman" w:eastAsia="宋体" w:hAnsi="Times New Roman" w:cs="Times New Roman" w:hint="eastAsia"/>
         </w:rPr>
-        <w:lastRenderedPageBreak/>
         <w:t>修复触发编辑器在修改触发名称时可能会导致触发列表产生重复的</w:t>
       </w:r>
       <w:r>
@@ -4924,6 +4972,7 @@
         <w:rPr>
           <w:rFonts w:ascii="Times New Roman" w:eastAsia="宋体" w:hAnsi="Times New Roman" w:cs="Times New Roman" w:hint="eastAsia"/>
         </w:rPr>
+        <w:lastRenderedPageBreak/>
         <w:t>修复部分情况下随机放置对象不显示图标的</w:t>
       </w:r>
       <w:r>
@@ -4948,7 +4997,6 @@
         <w:rPr>
           <w:rFonts w:ascii="Times New Roman" w:eastAsia="宋体" w:hAnsi="Times New Roman" w:cs="Times New Roman" w:hint="eastAsia"/>
         </w:rPr>
-        <w:lastRenderedPageBreak/>
         <w:t>为所属方窗口补充缺失的翻译</w:t>
       </w:r>
     </w:p>
@@ -49756,7 +49804,7 @@
         <v:path o:extrusionok="f" gradientshapeok="t" o:connecttype="rect"/>
         <o:lock v:ext="edit" aspectratio="t"/>
       </v:shapetype>
-      <v:shape id="_x0000_i1031" type="#_x0000_t75" style="width:11.55pt;height:11.55pt" o:bullet="t">
+      <v:shape id="_x0000_i1033" type="#_x0000_t75" style="width:11.55pt;height:11.55pt" o:bullet="t">
         <v:imagedata r:id="rId1" o:title="mso9A9A"/>
       </v:shape>
     </w:pict>

--- a/Supplementary/文档/FA2SP HDM Edition说明文档.docx
+++ b/Supplementary/文档/FA2SP HDM Edition说明文档.docx
@@ -1032,6 +1032,42 @@
         </w:rPr>
         <w:t>TheaterPalette</w:t>
       </w:r>
+      <w:r>
+        <w:rPr>
+          <w:rFonts w:ascii="Times New Roman" w:eastAsia="宋体" w:hAnsi="Times New Roman" w:cs="Times New Roman" w:hint="eastAsia"/>
+        </w:rPr>
+        <w:t>、触发行为</w:t>
+      </w:r>
+      <w:r>
+        <w:rPr>
+          <w:rFonts w:ascii="Times New Roman" w:eastAsia="宋体" w:hAnsi="Times New Roman" w:cs="Times New Roman" w:hint="eastAsia"/>
+        </w:rPr>
+        <w:t>600</w:t>
+      </w:r>
+      <w:r>
+        <w:rPr>
+          <w:rFonts w:ascii="Times New Roman" w:eastAsia="宋体" w:hAnsi="Times New Roman" w:cs="Times New Roman" w:hint="eastAsia"/>
+        </w:rPr>
+        <w:t>、触发行为</w:t>
+      </w:r>
+      <w:r>
+        <w:rPr>
+          <w:rFonts w:ascii="Times New Roman" w:eastAsia="宋体" w:hAnsi="Times New Roman" w:cs="Times New Roman" w:hint="eastAsia"/>
+        </w:rPr>
+        <w:t>611</w:t>
+      </w:r>
+      <w:r>
+        <w:rPr>
+          <w:rFonts w:ascii="Times New Roman" w:eastAsia="宋体" w:hAnsi="Times New Roman" w:cs="Times New Roman" w:hint="eastAsia"/>
+        </w:rPr>
+        <w:t>、动作脚本</w:t>
+      </w:r>
+      <w:r>
+        <w:rPr>
+          <w:rFonts w:ascii="Times New Roman" w:eastAsia="宋体" w:hAnsi="Times New Roman" w:cs="Times New Roman" w:hint="eastAsia"/>
+        </w:rPr>
+        <w:t>24</w:t>
+      </w:r>
     </w:p>
     <w:p>
       <w:pPr>
@@ -2040,6 +2076,7 @@
         <w:rPr>
           <w:rFonts w:ascii="Times New Roman" w:eastAsia="宋体" w:hAnsi="Times New Roman" w:cs="Times New Roman" w:hint="eastAsia"/>
         </w:rPr>
+        <w:lastRenderedPageBreak/>
         <w:t>支持将</w:t>
       </w:r>
       <w:r>
@@ -2064,14 +2101,7 @@
         <w:rPr>
           <w:rFonts w:ascii="Times New Roman" w:eastAsia="宋体" w:hAnsi="Times New Roman" w:cs="Times New Roman" w:hint="eastAsia"/>
         </w:rPr>
-        <w:t>，</w:t>
-      </w:r>
-      <w:r>
-        <w:rPr>
-          <w:rFonts w:ascii="Times New Roman" w:eastAsia="宋体" w:hAnsi="Times New Roman" w:cs="Times New Roman" w:hint="eastAsia"/>
-        </w:rPr>
-        <w:lastRenderedPageBreak/>
-        <w:t>详见</w:t>
+        <w:t>，详见</w:t>
       </w:r>
       <w:r>
         <w:rPr>
@@ -3033,6 +3063,7 @@
         <w:rPr>
           <w:rFonts w:ascii="Times New Roman" w:eastAsia="宋体" w:hAnsi="Times New Roman" w:cs="Times New Roman" w:hint="eastAsia"/>
         </w:rPr>
+        <w:lastRenderedPageBreak/>
         <w:t>新增</w:t>
       </w:r>
       <w:r>
@@ -3045,14 +3076,7 @@
         <w:rPr>
           <w:rFonts w:ascii="Times New Roman" w:eastAsia="宋体" w:hAnsi="Times New Roman" w:cs="Times New Roman" w:hint="eastAsia"/>
         </w:rPr>
-        <w:t>，可以让地形浏览器的图像排列更加</w:t>
-      </w:r>
-      <w:r>
-        <w:rPr>
-          <w:rFonts w:ascii="Times New Roman" w:eastAsia="宋体" w:hAnsi="Times New Roman" w:cs="Times New Roman" w:hint="eastAsia"/>
-        </w:rPr>
-        <w:lastRenderedPageBreak/>
-        <w:t>紧凑</w:t>
+        <w:t>，可以让地形浏览器的图像排列更加紧凑</w:t>
       </w:r>
     </w:p>
     <w:p>
@@ -4018,6 +4042,7 @@
         <w:rPr>
           <w:rFonts w:ascii="Times New Roman" w:eastAsia="宋体" w:hAnsi="Times New Roman" w:cs="Times New Roman" w:hint="eastAsia"/>
         </w:rPr>
+        <w:lastRenderedPageBreak/>
         <w:t>距离工具箱新增放置自由圆，可以自定义半径</w:t>
       </w:r>
     </w:p>
@@ -4036,7 +4061,6 @@
         <w:rPr>
           <w:rFonts w:ascii="Times New Roman" w:eastAsia="宋体" w:hAnsi="Times New Roman" w:cs="Times New Roman" w:hint="eastAsia"/>
         </w:rPr>
-        <w:lastRenderedPageBreak/>
         <w:t>地图注释新增放置线段、箭头、圆功能，可以保存在地图内</w:t>
       </w:r>
     </w:p>
@@ -4954,6 +4978,7 @@
         <w:rPr>
           <w:rFonts w:ascii="Times New Roman" w:eastAsia="宋体" w:hAnsi="Times New Roman" w:cs="Times New Roman" w:hint="eastAsia"/>
         </w:rPr>
+        <w:lastRenderedPageBreak/>
         <w:t>优化覆盖物加载策略，即使素材文件内部标记有误，也会加载前一半图像</w:t>
       </w:r>
     </w:p>
@@ -4972,7 +4997,6 @@
         <w:rPr>
           <w:rFonts w:ascii="Times New Roman" w:eastAsia="宋体" w:hAnsi="Times New Roman" w:cs="Times New Roman" w:hint="eastAsia"/>
         </w:rPr>
-        <w:lastRenderedPageBreak/>
         <w:t>修复部分情况下随机放置对象不显示图标的</w:t>
       </w:r>
       <w:r>
@@ -5827,6 +5851,7 @@
         <w:rPr>
           <w:rFonts w:ascii="Times New Roman" w:eastAsia="宋体" w:hAnsi="Times New Roman" w:cs="Times New Roman" w:hint="eastAsia"/>
         </w:rPr>
+        <w:lastRenderedPageBreak/>
         <w:t>修复部分情况下启动地形生成器时崩溃的</w:t>
       </w:r>
       <w:r>
@@ -5859,7 +5884,6 @@
           <w:sz w:val="28"/>
           <w:szCs w:val="32"/>
         </w:rPr>
-        <w:lastRenderedPageBreak/>
         <w:t>1.</w:t>
       </w:r>
       <w:r>
@@ -6935,6 +6959,7 @@
         <w:rPr>
           <w:rFonts w:ascii="Times New Roman" w:eastAsia="宋体" w:hAnsi="Times New Roman" w:cs="Times New Roman" w:hint="eastAsia"/>
         </w:rPr>
+        <w:lastRenderedPageBreak/>
         <w:t>在</w:t>
       </w:r>
       <w:r>
@@ -6977,7 +7002,6 @@
         <w:rPr>
           <w:rFonts w:ascii="Times New Roman" w:eastAsia="宋体" w:hAnsi="Times New Roman" w:cs="Times New Roman" w:hint="eastAsia"/>
         </w:rPr>
-        <w:lastRenderedPageBreak/>
         <w:t>新增</w:t>
       </w:r>
       <w:r>
@@ -8160,6 +8184,7 @@
         <w:rPr>
           <w:rFonts w:ascii="Times New Roman" w:eastAsia="宋体" w:hAnsi="Times New Roman" w:cs="Times New Roman" w:hint="eastAsia"/>
         </w:rPr>
+        <w:lastRenderedPageBreak/>
         <w:t>修复设置路径点颜色失效的</w:t>
       </w:r>
       <w:r>
@@ -8184,7 +8209,6 @@
         <w:rPr>
           <w:rFonts w:ascii="Times New Roman" w:eastAsia="宋体" w:hAnsi="Times New Roman" w:cs="Times New Roman" w:hint="eastAsia"/>
         </w:rPr>
-        <w:lastRenderedPageBreak/>
         <w:t>支持为存在</w:t>
       </w:r>
       <w:r>
@@ -9199,6 +9223,7 @@
         <w:rPr>
           <w:rFonts w:ascii="Times New Roman" w:eastAsia="宋体" w:hAnsi="Times New Roman" w:cs="Times New Roman" w:hint="eastAsia"/>
         </w:rPr>
+        <w:lastRenderedPageBreak/>
         <w:t>作战小队、特遣部队、动作脚本编辑器支持通过拖拽</w:t>
       </w:r>
       <w:r>
@@ -9229,7 +9254,6 @@
         <w:rPr>
           <w:rFonts w:ascii="Times New Roman" w:eastAsia="宋体" w:hAnsi="Times New Roman" w:cs="Times New Roman" w:hint="eastAsia"/>
         </w:rPr>
-        <w:lastRenderedPageBreak/>
         <w:t>修复当地形浏览器位于覆盖物视图时，切换框架模式会导致视图切换至地形的</w:t>
       </w:r>
       <w:r>
@@ -10232,6 +10256,7 @@
         <w:rPr>
           <w:rFonts w:ascii="Times New Roman" w:eastAsia="宋体" w:hAnsi="Times New Roman" w:cs="Times New Roman" w:hint="eastAsia"/>
         </w:rPr>
+        <w:lastRenderedPageBreak/>
         <w:t>放置铁路时，仅在物品浏览器</w:t>
       </w:r>
       <w:r>
@@ -10256,14 +10281,7 @@
         <w:rPr>
           <w:rFonts w:ascii="Times New Roman" w:eastAsia="宋体" w:hAnsi="Times New Roman" w:cs="Times New Roman" w:hint="eastAsia"/>
         </w:rPr>
-        <w:t>铁路下启用铁路逻辑，也就是可以放</w:t>
-      </w:r>
-      <w:r>
-        <w:rPr>
-          <w:rFonts w:ascii="Times New Roman" w:eastAsia="宋体" w:hAnsi="Times New Roman" w:cs="Times New Roman" w:hint="eastAsia"/>
-        </w:rPr>
-        <w:lastRenderedPageBreak/>
-        <w:t>置特定类型的铁路而不会被铁路逻辑纠正了</w:t>
+        <w:t>铁路下启用铁路逻辑，也就是可以放置特定类型的铁路而不会被铁路逻辑纠正了</w:t>
       </w:r>
     </w:p>
     <w:p>
@@ -11311,6 +11329,7 @@
         <w:rPr>
           <w:rFonts w:ascii="Times New Roman" w:eastAsia="宋体" w:hAnsi="Times New Roman" w:cs="Times New Roman" w:hint="eastAsia"/>
         </w:rPr>
+        <w:lastRenderedPageBreak/>
         <w:t>Urb2UbnTileRules</w:t>
       </w:r>
       <w:r>
@@ -11353,14 +11372,7 @@
         <w:rPr>
           <w:rFonts w:ascii="Times New Roman" w:eastAsia="宋体" w:hAnsi="Times New Roman" w:cs="Times New Roman" w:hint="eastAsia"/>
         </w:rPr>
-        <w:t>城市时</w:t>
-      </w:r>
-      <w:r>
-        <w:rPr>
-          <w:rFonts w:ascii="Times New Roman" w:eastAsia="宋体" w:hAnsi="Times New Roman" w:cs="Times New Roman" w:hint="eastAsia"/>
-        </w:rPr>
-        <w:lastRenderedPageBreak/>
-        <w:t>会读取前者的设置</w:t>
+        <w:t>城市时会读取前者的设置</w:t>
       </w:r>
     </w:p>
     <w:p>
@@ -12420,6 +12432,7 @@
         <w:rPr>
           <w:rFonts w:ascii="Times New Roman" w:eastAsia="宋体" w:hAnsi="Times New Roman" w:cs="Times New Roman" w:hint="eastAsia"/>
         </w:rPr>
+        <w:lastRenderedPageBreak/>
         <w:t>支持在</w:t>
       </w:r>
       <w:r>
@@ -12450,7 +12463,6 @@
         <w:rPr>
           <w:rFonts w:ascii="Times New Roman" w:eastAsia="宋体" w:hAnsi="Times New Roman" w:cs="Times New Roman" w:hint="eastAsia"/>
         </w:rPr>
-        <w:lastRenderedPageBreak/>
         <w:t>当编辑已经重叠的建筑时，不再弹出提示窗</w:t>
       </w:r>
     </w:p>
@@ -13467,6 +13479,7 @@
           <w:sz w:val="28"/>
           <w:szCs w:val="32"/>
         </w:rPr>
+        <w:lastRenderedPageBreak/>
         <w:t>1.2.3 (2025.1</w:t>
       </w:r>
       <w:r>
@@ -13525,7 +13538,6 @@
         <w:rPr>
           <w:rFonts w:ascii="Times New Roman" w:eastAsia="宋体" w:hAnsi="Times New Roman" w:cs="Times New Roman" w:hint="eastAsia"/>
         </w:rPr>
-        <w:lastRenderedPageBreak/>
         <w:t>修复加载物不显示阴影的</w:t>
       </w:r>
       <w:r>
@@ -14631,6 +14643,7 @@
           <w:sz w:val="28"/>
           <w:szCs w:val="32"/>
         </w:rPr>
+        <w:lastRenderedPageBreak/>
         <w:t>1.2.</w:t>
       </w:r>
       <w:r>
@@ -14719,7 +14732,6 @@
         <w:rPr>
           <w:rFonts w:ascii="Times New Roman" w:eastAsia="宋体" w:hAnsi="Times New Roman" w:cs="Times New Roman" w:hint="eastAsia"/>
         </w:rPr>
-        <w:lastRenderedPageBreak/>
         <w:t>支持</w:t>
       </w:r>
       <w:r>
@@ -15716,6 +15728,7 @@
         <w:rPr>
           <w:rFonts w:ascii="Times New Roman" w:eastAsia="宋体" w:hAnsi="Times New Roman" w:cs="Times New Roman" w:hint="eastAsia"/>
         </w:rPr>
+        <w:lastRenderedPageBreak/>
         <w:t>修复</w:t>
       </w:r>
       <w:r>
@@ -15760,7 +15773,6 @@
           <w:sz w:val="28"/>
           <w:szCs w:val="32"/>
         </w:rPr>
-        <w:lastRenderedPageBreak/>
         <w:t>1.1.9 (2025.0</w:t>
       </w:r>
       <w:r>
@@ -16819,6 +16831,7 @@
         <w:rPr>
           <w:rFonts w:ascii="Times New Roman" w:eastAsia="宋体" w:hAnsi="Times New Roman" w:cs="Times New Roman" w:hint="eastAsia"/>
         </w:rPr>
+        <w:lastRenderedPageBreak/>
         <w:t>优化绘图性能</w:t>
       </w:r>
     </w:p>
@@ -16837,7 +16850,6 @@
         <w:rPr>
           <w:rFonts w:ascii="Times New Roman" w:eastAsia="宋体" w:hAnsi="Times New Roman" w:cs="Times New Roman" w:hint="eastAsia"/>
         </w:rPr>
-        <w:lastRenderedPageBreak/>
         <w:t>重写</w:t>
       </w:r>
       <w:r>
@@ -17894,6 +17906,7 @@
         <w:rPr>
           <w:rFonts w:ascii="Times New Roman" w:eastAsia="宋体" w:hAnsi="Times New Roman" w:cs="Times New Roman" w:hint="eastAsia"/>
         </w:rPr>
+        <w:lastRenderedPageBreak/>
         <w:t>开启</w:t>
       </w:r>
       <w:r>
@@ -17924,7 +17937,6 @@
         <w:rPr>
           <w:rFonts w:ascii="Times New Roman" w:eastAsia="宋体" w:hAnsi="Times New Roman" w:cs="Times New Roman" w:hint="eastAsia"/>
         </w:rPr>
-        <w:lastRenderedPageBreak/>
         <w:t>更改所属方支持笔刷操作</w:t>
       </w:r>
     </w:p>
@@ -18971,6 +18983,7 @@
         <w:rPr>
           <w:rFonts w:ascii="Times New Roman" w:eastAsia="宋体" w:hAnsi="Times New Roman" w:cs="Times New Roman" w:hint="eastAsia"/>
         </w:rPr>
+        <w:lastRenderedPageBreak/>
         <w:t>当</w:t>
       </w:r>
       <w:r>
@@ -19001,7 +19014,6 @@
         <w:rPr>
           <w:rFonts w:ascii="Times New Roman" w:eastAsia="宋体" w:hAnsi="Times New Roman" w:cs="Times New Roman" w:hint="eastAsia"/>
         </w:rPr>
-        <w:lastRenderedPageBreak/>
         <w:t>修复了当</w:t>
       </w:r>
       <w:r>
@@ -19974,6 +19986,7 @@
         <w:rPr>
           <w:rFonts w:ascii="Times New Roman" w:eastAsia="宋体" w:hAnsi="Times New Roman" w:cs="Times New Roman" w:hint="eastAsia"/>
         </w:rPr>
+        <w:lastRenderedPageBreak/>
         <w:t>支持绘图界面缩放</w:t>
       </w:r>
       <w:r>
@@ -20010,7 +20023,6 @@
         <w:rPr>
           <w:rFonts w:ascii="Times New Roman" w:eastAsia="宋体" w:hAnsi="Times New Roman" w:cs="Times New Roman"/>
         </w:rPr>
-        <w:lastRenderedPageBreak/>
         <w:t>C</w:t>
       </w:r>
       <w:r>
@@ -21053,6 +21065,7 @@
         <w:rPr>
           <w:rFonts w:ascii="Times New Roman" w:eastAsia="宋体" w:hAnsi="Times New Roman" w:cs="Times New Roman" w:hint="eastAsia"/>
         </w:rPr>
+        <w:lastRenderedPageBreak/>
         <w:t>修复高</w:t>
       </w:r>
       <w:r>
@@ -21089,7 +21102,6 @@
         <w:rPr>
           <w:rFonts w:ascii="Times New Roman" w:eastAsia="宋体" w:hAnsi="Times New Roman" w:cs="Times New Roman" w:hint="eastAsia"/>
         </w:rPr>
-        <w:lastRenderedPageBreak/>
         <w:t>支持自定义地图视图背景颜色</w:t>
       </w:r>
     </w:p>
@@ -49804,7 +49816,7 @@
         <v:path o:extrusionok="f" gradientshapeok="t" o:connecttype="rect"/>
         <o:lock v:ext="edit" aspectratio="t"/>
       </v:shapetype>
-      <v:shape id="_x0000_i1033" type="#_x0000_t75" style="width:11.55pt;height:11.55pt" o:bullet="t">
+      <v:shape id="_x0000_i1029" type="#_x0000_t75" style="width:11.55pt;height:11.55pt" o:bullet="t">
         <v:imagedata r:id="rId1" o:title="mso9A9A"/>
       </v:shape>
     </w:pict>
